--- a/docs/AI能力与解决方案.docx
+++ b/docs/AI能力与解决方案.docx
@@ -1,5 +1,6095 @@
 
-<file path=word/document.xml><?xml version="1.0" encoding="UTF-8" standalone="yes"?><w:document mc:Ignorable="w14 w15 wp14" xmlns:wpc="http://schemas.microsoft.com/office/word/2010/wordprocessingCanvas" xmlns:mc="http://schemas.openxmlformats.org/markup-compatibility/2006" xmlns:o="urn:schemas-microsoft-com:office:office" xmlns:r="http://schemas.openxmlformats.org/officeDocument/2006/relationships" xmlns:m="http://schemas.openxmlformats.org/officeDocument/2006/math" xmlns:v="urn:schemas-microsoft-com:vml" xmlns:wp14="http://schemas.microsoft.com/office/word/2010/wordprocessingDrawing" xmlns:wp="http://schemas.openxmlformats.org/drawingml/2006/wordprocessingDrawing" xmlns:w10="urn:schemas-microsoft-com:office:word" xmlns:w="http://schemas.openxmlformats.org/wordprocessingml/2006/main" xmlns:w14="http://schemas.microsoft.com/office/word/2010/wordml" xmlns:w15="http://schemas.microsoft.com/office/word/2012/wordml" xmlns:wpg="http://schemas.microsoft.com/office/word/2010/wordprocessingGroup" xmlns:wpi="http://schemas.microsoft.com/office/word/2010/wordprocessingInk" xmlns:wne="http://schemas.microsoft.com/office/word/2006/wordml" xmlns:wps="http://schemas.microsoft.com/office/word/2010/wordprocessingShape" xmlns:cx="http://schemas.microsoft.com/office/drawing/2014/chartex" xmlns:cx1="http://schemas.microsoft.com/office/drawing/2015/9/8/chartex" xmlns:cx2="http://schemas.microsoft.com/office/drawing/2015/10/21/chartex" xmlns:cx3="http://schemas.microsoft.com/office/drawing/2016/5/9/chartex" xmlns:cx4="http://schemas.microsoft.com/office/drawing/2016/5/10/chartex" xmlns:cx5="http://schemas.microsoft.com/office/drawing/2016/5/11/chartex" xmlns:cx6="http://schemas.microsoft.com/office/drawing/2016/5/12/chartex" xmlns:cx7="http://schemas.microsoft.com/office/drawing/2016/5/13/chartex" xmlns:cx8="http://schemas.microsoft.com/office/drawing/2016/5/14/chartex" xmlns:aink="http://schemas.microsoft.com/office/drawing/2016/ink" xmlns:am3d="http://schemas.microsoft.com/office/drawing/2017/model3d" xmlns:w16cex="http://schemas.microsoft.com/office/word/2018/wordml/cex" xmlns:w16cid="http://schemas.microsoft.com/office/word/2016/wordml/cid" xmlns:w16="http://schemas.microsoft.com/office/word/2018/wordml" xmlns:w16sdtdh="http://schemas.microsoft.com/office/word/2020/wordml/sdtdatahash" xmlns:w16se="http://schemas.microsoft.com/office/word/2015/wordml/symex"><w:body><w:p><w:pPr><w:spacing w:after="800" w:before="0"/></w:pPr></w:p><w:p><w:pPr><w:spacing w:after="120" w:before="0"/><w:jc w:val="center"/></w:pPr><w:r><w:rPr><w:rFonts w:ascii="Arial" w:cs="Arial" w:eastAsia="Arial" w:hAnsi="Arial"/><w:b/><w:bCs/><w:color w:val="1B4F8A"/><w:sz w:val="64"/><w:szCs w:val="64"/></w:rPr><w:t xml:space="preserve">AI 能力与解决方案</w:t></w:r></w:p><w:p><w:pPr><w:spacing w:after="480" w:before="0"/><w:jc w:val="center"/></w:pPr><w:r><w:rPr><w:rFonts w:ascii="Arial" w:cs="Arial" w:eastAsia="Arial" w:hAnsi="Arial"/><w:color w:val="555555"/><w:sz w:val="30"/><w:szCs w:val="30"/></w:rPr><w:t xml:space="preserve">场景驱动 · 痛点导向 · 有案例支撑</w:t></w:r></w:p><w:tbl><w:tblPr><w:tblW w:type="dxa" w:w="9360"/><w:tblBorders><w:top w:val="single" w:color="auto" w:sz="4"/><w:left w:val="single" w:color="auto" w:sz="4"/><w:bottom w:val="single" w:color="auto" w:sz="4"/><w:right w:val="single" w:color="auto" w:sz="4"/><w:insideH w:val="single" w:color="auto" w:sz="4"/><w:insideV w:val="single" w:color="auto" w:sz="4"/></w:tblBorders></w:tblPr><w:tblGrid><w:gridCol w:w="3120"/><w:gridCol w:w="3120"/><w:gridCol w:w="3120"/></w:tblGrid><w:tr><0/></w:tr></w:tbl><w:p><w:pPr><w:spacing w:after="600" w:before="0"/></w:pPr></w:p><w:p><w:pPr><w:spacing w:after="80" w:before="0"/><w:jc w:val="center"/></w:pPr><w:r><w:rPr><w:rFonts w:ascii="Arial" w:cs="Arial" w:eastAsia="Arial" w:hAnsi="Arial"/><w:b/><w:bCs/><w:color w:val="555555"/><w:sz w:val="24"/><w:szCs w:val="24"/></w:rPr><w:t xml:space="preserve">本文档阅读指引</w:t></w:r></w:p><w:p><w:pPr><w:spacing w:after="0" w:before="0"/><w:jc w:val="center"/></w:pPr><w:r><w:rPr><w:rFonts w:ascii="Arial" w:cs="Arial" w:eastAsia="Arial" w:hAnsi="Arial"/><w:color w:val="555555"/><w:sz w:val="22"/><w:szCs w:val="22"/></w:rPr><w:t xml:space="preserve">每个能力卡片说明：应用场景 · 用户痛点 · 我们的解决方案 · 适合的甲方 · 核心价值</w:t></w:r></w:p><w:p><w:pPr><w:pageBreakBefore/></w:pPr></w:p><w:p><w:pPr><w:pBdr><w:bottom w:val="single" w:color="1B4F8A" w:sz="6" w:space="6"/></w:pBdr><w:spacing w:after="120" w:before="360"/></w:pPr><w:r><w:rPr><w:rFonts w:ascii="Arial" w:cs="Arial" w:eastAsia="Arial" w:hAnsi="Arial"/><w:b/><w:bCs/><w:color w:val="1B4F8A"/><w:sz w:val="30"/><w:szCs w:val="30"/></w:rPr><w:t xml:space="preserve">一、能力概览</w:t></w:r></w:p><w:p><w:pPr><w:spacing w:after="120" w:before="0"/></w:pPr></w:p><w:p><w:pPr><w:spacing w:after="60" w:before="60"/></w:pPr><w:r><w:rPr><w:rFonts w:ascii="Arial" w:cs="Arial" w:eastAsia="Arial" w:hAnsi="Arial"/><w:color w:val="555555"/><w:sz w:val="22"/><w:szCs w:val="22"/></w:rPr><w:t xml:space="preserve">我们专注于 AI 落地交付，围绕以下七个方向提供从场景分析到系统上线的完整服务。所有能力均来自真实项目积累，不是概念演示。</w:t></w:r></w:p><w:p><w:pPr><w:spacing w:after="120" w:before="0"/></w:pPr></w:p><w:tbl><w:tblPr><w:tblW w:type="dxa" w:w="9360"/><w:tblBorders><w:top w:val="single" w:color="auto" w:sz="4"/><w:left w:val="single" w:color="auto" w:sz="4"/><w:bottom w:val="single" w:color="auto" w:sz="4"/><w:right w:val="single" w:color="auto" w:sz="4"/><w:insideH w:val="single" w:color="auto" w:sz="4"/><w:insideV w:val="single" w:color="auto" w:sz="4"/></w:tblBorders></w:tblPr><w:tblGrid><w:gridCol w:w="2600"/><w:gridCol w:w="3200"/><w:gridCol w:w="1780"/><w:gridCol w:w="1780"/></w:tblGrid><w:tr><w:trPr><w:tblHeader/></w:trPr><w:tc><w:tcPr><w:tcW w:type="dxa" w:w="2600"/><w:tcBorders><w:top w:val="single" w:color="1B4F8A" w:sz="1"/><w:left w:val="single" w:color="1B4F8A" w:sz="1"/><w:bottom w:val="single" w:color="1B4F8A" w:sz="1"/><w:right w:val="single" w:color="1B4F8A" w:sz="1"/></w:tcBorders><w:shd w:fill="1B4F8A" w:val="clear"/><w:tcMar><w:top w:type="dxa" w:w="80"/><w:left w:type="dxa" w:w="120"/><w:bottom w:type="dxa" w:w="80"/><w:right w:type="dxa" w:w="120"/></w:tcMar></w:tcPr><w:p><w:pPr><w:jc w:val="center"/></w:pPr><w:r><w:rPr><w:rFonts w:ascii="Arial" w:cs="Arial" w:eastAsia="Arial" w:hAnsi="Arial"/><w:b/><w:bCs/><w:color w:val="FFFFFF"/><w:sz w:val="20"/><w:szCs w:val="20"/></w:rPr><w:t xml:space="preserve">能力方向</w:t></w:r></w:p></w:tc><w:tc><w:tcPr><w:tcW w:type="dxa" w:w="3200"/><w:tcBorders><w:top w:val="single" w:color="1B4F8A" w:sz="1"/><w:left w:val="single" w:color="1B4F8A" w:sz="1"/><w:bottom w:val="single" w:color="1B4F8A" w:sz="1"/><w:right w:val="single" w:color="1B4F8A" w:sz="1"/></w:tcBorders><w:shd w:fill="1B4F8A" w:val="clear"/><w:tcMar><w:top w:type="dxa" w:w="80"/><w:left w:type="dxa" w:w="120"/><w:bottom w:type="dxa" w:w="80"/><w:right w:type="dxa" w:w="120"/></w:tcMar></w:tcPr><w:p><w:pPr><w:jc w:val="center"/></w:pPr><w:r><w:rPr><w:rFonts w:ascii="Arial" w:cs="Arial" w:eastAsia="Arial" w:hAnsi="Arial"/><w:b/><w:bCs/><w:color w:val="FFFFFF"/><w:sz w:val="20"/><w:szCs w:val="20"/></w:rPr><w:t xml:space="preserve">核心价值一句话</w:t></w:r></w:p></w:tc><w:tc><w:tcPr><w:tcW w:type="dxa" w:w="1780"/><w:tcBorders><w:top w:val="single" w:color="1B4F8A" w:sz="1"/><w:left w:val="single" w:color="1B4F8A" w:sz="1"/><w:bottom w:val="single" w:color="1B4F8A" w:sz="1"/><w:right w:val="single" w:color="1B4F8A" w:sz="1"/></w:tcBorders><w:shd w:fill="1B4F8A" w:val="clear"/><w:tcMar><w:top w:type="dxa" w:w="80"/><w:left w:type="dxa" w:w="120"/><w:bottom w:type="dxa" w:w="80"/><w:right w:type="dxa" w:w="120"/></w:tcMar></w:tcPr><w:p><w:pPr><w:jc w:val="center"/></w:pPr><w:r><w:rPr><w:rFonts w:ascii="Arial" w:cs="Arial" w:eastAsia="Arial" w:hAnsi="Arial"/><w:b/><w:bCs/><w:color w:val="FFFFFF"/><w:sz w:val="20"/><w:szCs w:val="20"/></w:rPr><w:t xml:space="preserve">项目支撑</w:t></w:r></w:p></w:tc><w:tc><w:tcPr><w:tcW w:type="dxa" w:w="1780"/><w:tcBorders><w:top w:val="single" w:color="1B4F8A" w:sz="1"/><w:left w:val="single" w:color="1B4F8A" w:sz="1"/><w:bottom w:val="single" w:color="1B4F8A" w:sz="1"/><w:right w:val="single" w:color="1B4F8A" w:sz="1"/></w:tcBorders><w:shd w:fill="1B4F8A" w:val="clear"/><w:tcMar><w:top w:type="dxa" w:w="80"/><w:left w:type="dxa" w:w="120"/><w:bottom w:type="dxa" w:w="80"/><w:right w:type="dxa" w:w="120"/></w:tcMar></w:tcPr><w:p><w:pPr><w:jc w:val="center"/></w:pPr><w:r><w:rPr><w:rFonts w:ascii="Arial" w:cs="Arial" w:eastAsia="Arial" w:hAnsi="Arial"/><w:b/><w:bCs/><w:color w:val="FFFFFF"/><w:sz w:val="20"/><w:szCs w:val="20"/></w:rPr><w:t xml:space="preserve">市场需求</w:t></w:r></w:p></w:tc></w:tr><w:tr><w:tc><w:tcPr><w:tcW w:type="dxa" w:w="2600"/><w:tcBorders><w:top w:val="single" w:color="CCCCCC" w:sz="1"/><w:left w:val="single" w:color="CCCCCC" w:sz="1"/><w:bottom w:val="single" w:color="CCCCCC" w:sz="1"/><w:right w:val="single" w:color="CCCCCC" w:sz="1"/></w:tcBorders><w:shd w:fill="FFFFFF" w:val="clear"/><w:tcMar><w:top w:type="dxa" w:w="80"/><w:left w:type="dxa" w:w="120"/><w:bottom w:type="dxa" w:w="80"/><w:right w:type="dxa" w:w="120"/></w:tcMar></w:tcPr><w:p><w:pPr><w:jc w:val="left"/></w:pPr><w:r><w:rPr><w:rFonts w:ascii="Arial" w:cs="Arial" w:eastAsia="Arial" w:hAnsi="Arial"/><w:color w:val="1A1A1A"/><w:sz w:val="20"/><w:szCs w:val="20"/></w:rPr><w:t xml:space="preserve">结构化数据问答</w:t></w:r></w:p></w:tc><w:tc><w:tcPr><w:tcW w:type="dxa" w:w="3200"/><w:tcBorders><w:top w:val="single" w:color="CCCCCC" w:sz="1"/><w:left w:val="single" w:color="CCCCCC" w:sz="1"/><w:bottom w:val="single" w:color="CCCCCC" w:sz="1"/><w:right w:val="single" w:color="CCCCCC" w:sz="1"/></w:tcBorders><w:shd w:fill="FFFFFF" w:val="clear"/><w:tcMar><w:top w:type="dxa" w:w="80"/><w:left w:type="dxa" w:w="120"/><w:bottom w:type="dxa" w:w="80"/><w:right w:type="dxa" w:w="120"/></w:tcMar></w:tcPr><w:p><w:pPr><w:jc w:val="left"/></w:pPr><w:r><w:rPr><w:rFonts w:ascii="Arial" w:cs="Arial" w:eastAsia="Arial" w:hAnsi="Arial"/><w:color w:val="1A1A1A"/><w:sz w:val="20"/><w:szCs w:val="20"/></w:rPr><w:t xml:space="preserve">让非技术人员用自然语言查业务数据库</w:t></w:r></w:p></w:tc><w:tc><w:tcPr><w:tcW w:type="dxa" w:w="1780"/><w:tcBorders><w:top w:val="single" w:color="CCCCCC" w:sz="1"/><w:left w:val="single" w:color="CCCCCC" w:sz="1"/><w:bottom w:val="single" w:color="CCCCCC" w:sz="1"/><w:right w:val="single" w:color="CCCCCC" w:sz="1"/></w:tcBorders><w:shd w:fill="FFFFFF" w:val="clear"/><w:tcMar><w:top w:type="dxa" w:w="80"/><w:left w:type="dxa" w:w="120"/><w:bottom w:type="dxa" w:w="80"/><w:right w:type="dxa" w:w="120"/></w:tcMar></w:tcPr><w:p><w:pPr><w:jc w:val="center"/></w:pPr><w:r><w:rPr><w:rFonts w:ascii="Arial" w:cs="Arial" w:eastAsia="Arial" w:hAnsi="Arial"/><w:color w:val="1A1A1A"/><w:sz w:val="20"/><w:szCs w:val="20"/></w:rPr><w:t xml:space="preserve">已有生产案例</w:t></w:r></w:p></w:tc><w:tc><w:tcPr><w:tcW w:type="dxa" w:w="1780"/><w:tcBorders><w:top w:val="single" w:color="CCCCCC" w:sz="1"/><w:left w:val="single" w:color="CCCCCC" w:sz="1"/><w:bottom w:val="single" w:color="CCCCCC" w:sz="1"/><w:right w:val="single" w:color="CCCCCC" w:sz="1"/></w:tcBorders><w:shd w:fill="FFFFFF" w:val="clear"/><w:tcMar><w:top w:type="dxa" w:w="80"/><w:left w:type="dxa" w:w="120"/><w:bottom w:type="dxa" w:w="80"/><w:right w:type="dxa" w:w="120"/></w:tcMar></w:tcPr><w:p><w:pPr><w:jc w:val="center"/></w:pPr><w:r><w:rPr><w:rFonts w:ascii="Arial" w:cs="Arial" w:eastAsia="Arial" w:hAnsi="Arial"/><w:color w:val="1A1A1A"/><w:sz w:val="20"/><w:szCs w:val="20"/></w:rPr><w:t xml:space="preserve">★★★★★</w:t></w:r></w:p></w:tc></w:tr><w:tr><w:tc><w:tcPr><w:tcW w:type="dxa" w:w="2600"/><w:tcBorders><w:top w:val="single" w:color="CCCCCC" w:sz="1"/><w:left w:val="single" w:color="CCCCCC" w:sz="1"/><w:bottom w:val="single" w:color="CCCCCC" w:sz="1"/><w:right w:val="single" w:color="CCCCCC" w:sz="1"/></w:tcBorders><w:shd w:fill="F5F5F5" w:val="clear"/><w:tcMar><w:top w:type="dxa" w:w="80"/><w:left w:type="dxa" w:w="120"/><w:bottom w:type="dxa" w:w="80"/><w:right w:type="dxa" w:w="120"/></w:tcMar></w:tcPr><w:p><w:pPr><w:jc w:val="left"/></w:pPr><w:r><w:rPr><w:rFonts w:ascii="Arial" w:cs="Arial" w:eastAsia="Arial" w:hAnsi="Arial"/><w:color w:val="1A1A1A"/><w:sz w:val="20"/><w:szCs w:val="20"/></w:rPr><w:t xml:space="preserve">企业知识库问答（RAG）</w:t></w:r></w:p></w:tc><w:tc><w:tcPr><w:tcW w:type="dxa" w:w="3200"/><w:tcBorders><w:top w:val="single" w:color="CCCCCC" w:sz="1"/><w:left w:val="single" w:color="CCCCCC" w:sz="1"/><w:bottom w:val="single" w:color="CCCCCC" w:sz="1"/><w:right w:val="single" w:color="CCCCCC" w:sz="1"/></w:tcBorders><w:shd w:fill="F5F5F5" w:val="clear"/><w:tcMar><w:top w:type="dxa" w:w="80"/><w:left w:type="dxa" w:w="120"/><w:bottom w:type="dxa" w:w="80"/><w:right w:type="dxa" w:w="120"/></w:tcMar></w:tcPr><w:p><w:pPr><w:jc w:val="left"/></w:pPr><w:r><w:rPr><w:rFonts w:ascii="Arial" w:cs="Arial" w:eastAsia="Arial" w:hAnsi="Arial"/><w:color w:val="1A1A1A"/><w:sz w:val="20"/><w:szCs w:val="20"/></w:rPr><w:t xml:space="preserve">把内部文档变成可问答的知识资产</w:t></w:r></w:p></w:tc><w:tc><w:tcPr><w:tcW w:type="dxa" w:w="1780"/><w:tcBorders><w:top w:val="single" w:color="CCCCCC" w:sz="1"/><w:left w:val="single" w:color="CCCCCC" w:sz="1"/><w:bottom w:val="single" w:color="CCCCCC" w:sz="1"/><w:right w:val="single" w:color="CCCCCC" w:sz="1"/></w:tcBorders><w:shd w:fill="F5F5F5" w:val="clear"/><w:tcMar><w:top w:type="dxa" w:w="80"/><w:left w:type="dxa" w:w="120"/><w:bottom w:type="dxa" w:w="80"/><w:right w:type="dxa" w:w="120"/></w:tcMar></w:tcPr><w:p><w:pPr><w:jc w:val="center"/></w:pPr><w:r><w:rPr><w:rFonts w:ascii="Arial" w:cs="Arial" w:eastAsia="Arial" w:hAnsi="Arial"/><w:color w:val="1A1A1A"/><w:sz w:val="20"/><w:szCs w:val="20"/></w:rPr><w:t xml:space="preserve">已有生产案例</w:t></w:r></w:p></w:tc><w:tc><w:tcPr><w:tcW w:type="dxa" w:w="1780"/><w:tcBorders><w:top w:val="single" w:color="CCCCCC" w:sz="1"/><w:left w:val="single" w:color="CCCCCC" w:sz="1"/><w:bottom w:val="single" w:color="CCCCCC" w:sz="1"/><w:right w:val="single" w:color="CCCCCC" w:sz="1"/></w:tcBorders><w:shd w:fill="F5F5F5" w:val="clear"/><w:tcMar><w:top w:type="dxa" w:w="80"/><w:left w:type="dxa" w:w="120"/><w:bottom w:type="dxa" w:w="80"/><w:right w:type="dxa" w:w="120"/></w:tcMar></w:tcPr><w:p><w:pPr><w:jc w:val="center"/></w:pPr><w:r><w:rPr><w:rFonts w:ascii="Arial" w:cs="Arial" w:eastAsia="Arial" w:hAnsi="Arial"/><w:color w:val="1A1A1A"/><w:sz w:val="20"/><w:szCs w:val="20"/></w:rPr><w:t xml:space="preserve">★★★★★</w:t></w:r></w:p></w:tc></w:tr><w:tr><w:tc><w:tcPr><w:tcW w:type="dxa" w:w="2600"/><w:tcBorders><w:top w:val="single" w:color="CCCCCC" w:sz="1"/><w:left w:val="single" w:color="CCCCCC" w:sz="1"/><w:bottom w:val="single" w:color="CCCCCC" w:sz="1"/><w:right w:val="single" w:color="CCCCCC" w:sz="1"/></w:tcBorders><w:shd w:fill="FFFFFF" w:val="clear"/><w:tcMar><w:top w:type="dxa" w:w="80"/><w:left w:type="dxa" w:w="120"/><w:bottom w:type="dxa" w:w="80"/><w:right w:type="dxa" w:w="120"/></w:tcMar></w:tcPr><w:p><w:pPr><w:jc w:val="left"/></w:pPr><w:r><w:rPr><w:rFonts w:ascii="Arial" w:cs="Arial" w:eastAsia="Arial" w:hAnsi="Arial"/><w:color w:val="1A1A1A"/><w:sz w:val="20"/><w:szCs w:val="20"/></w:rPr><w:t xml:space="preserve">文档智能分析</w:t></w:r></w:p></w:tc><w:tc><w:tcPr><w:tcW w:type="dxa" w:w="3200"/><w:tcBorders><w:top w:val="single" w:color="CCCCCC" w:sz="1"/><w:left w:val="single" w:color="CCCCCC" w:sz="1"/><w:bottom w:val="single" w:color="CCCCCC" w:sz="1"/><w:right w:val="single" w:color="CCCCCC" w:sz="1"/></w:tcBorders><w:shd w:fill="FFFFFF" w:val="clear"/><w:tcMar><w:top w:type="dxa" w:w="80"/><w:left w:type="dxa" w:w="120"/><w:bottom w:type="dxa" w:w="80"/><w:right w:type="dxa" w:w="120"/></w:tcMar></w:tcPr><w:p><w:pPr><w:jc w:val="left"/></w:pPr><w:r><w:rPr><w:rFonts w:ascii="Arial" w:cs="Arial" w:eastAsia="Arial" w:hAnsi="Arial"/><w:color w:val="1A1A1A"/><w:sz w:val="20"/><w:szCs w:val="20"/></w:rPr><w:t xml:space="preserve">一份文档自动生成多种衍生内容</w:t></w:r></w:p></w:tc><w:tc><w:tcPr><w:tcW w:type="dxa" w:w="1780"/><w:tcBorders><w:top w:val="single" w:color="CCCCCC" w:sz="1"/><w:left w:val="single" w:color="CCCCCC" w:sz="1"/><w:bottom w:val="single" w:color="CCCCCC" w:sz="1"/><w:right w:val="single" w:color="CCCCCC" w:sz="1"/></w:tcBorders><w:shd w:fill="FFFFFF" w:val="clear"/><w:tcMar><w:top w:type="dxa" w:w="80"/><w:left w:type="dxa" w:w="120"/><w:bottom w:type="dxa" w:w="80"/><w:right w:type="dxa" w:w="120"/></w:tcMar></w:tcPr><w:p><w:pPr><w:jc w:val="center"/></w:pPr><w:r><w:rPr><w:rFonts w:ascii="Arial" w:cs="Arial" w:eastAsia="Arial" w:hAnsi="Arial"/><w:color w:val="1A1A1A"/><w:sz w:val="20"/><w:szCs w:val="20"/></w:rPr><w:t xml:space="preserve">已有生产案例</w:t></w:r></w:p></w:tc><w:tc><w:tcPr><w:tcW w:type="dxa" w:w="1780"/><w:tcBorders><w:top w:val="single" w:color="CCCCCC" w:sz="1"/><w:left w:val="single" w:color="CCCCCC" w:sz="1"/><w:bottom w:val="single" w:color="CCCCCC" w:sz="1"/><w:right w:val="single" w:color="CCCCCC" w:sz="1"/></w:tcBorders><w:shd w:fill="FFFFFF" w:val="clear"/><w:tcMar><w:top w:type="dxa" w:w="80"/><w:left w:type="dxa" w:w="120"/><w:bottom w:type="dxa" w:w="80"/><w:right w:type="dxa" w:w="120"/></w:tcMar></w:tcPr><w:p><w:pPr><w:jc w:val="center"/></w:pPr><w:r><w:rPr><w:rFonts w:ascii="Arial" w:cs="Arial" w:eastAsia="Arial" w:hAnsi="Arial"/><w:color w:val="1A1A1A"/><w:sz w:val="20"/><w:szCs w:val="20"/></w:rPr><w:t xml:space="preserve">★★★★☆</w:t></w:r></w:p></w:tc></w:tr><w:tr><w:tc><w:tcPr><w:tcW w:type="dxa" w:w="2600"/><w:tcBorders><w:top w:val="single" w:color="CCCCCC" w:sz="1"/><w:left w:val="single" w:color="CCCCCC" w:sz="1"/><w:bottom w:val="single" w:color="CCCCCC" w:sz="1"/><w:right w:val="single" w:color="CCCCCC" w:sz="1"/></w:tcBorders><w:shd w:fill="F5F5F5" w:val="clear"/><w:tcMar><w:top w:type="dxa" w:w="80"/><w:left w:type="dxa" w:w="120"/><w:bottom w:type="dxa" w:w="80"/><w:right w:type="dxa" w:w="120"/></w:tcMar></w:tcPr><w:p><w:pPr><w:jc w:val="left"/></w:pPr><w:r><w:rPr><w:rFonts w:ascii="Arial" w:cs="Arial" w:eastAsia="Arial" w:hAnsi="Arial"/><w:color w:val="1A1A1A"/><w:sz w:val="20"/><w:szCs w:val="20"/></w:rPr><w:t xml:space="preserve">AI 工作流 / 多 Agent</w:t></w:r></w:p></w:tc><w:tc><w:tcPr><w:tcW w:type="dxa" w:w="3200"/><w:tcBorders><w:top w:val="single" w:color="CCCCCC" w:sz="1"/><w:left w:val="single" w:color="CCCCCC" w:sz="1"/><w:bottom w:val="single" w:color="CCCCCC" w:sz="1"/><w:right w:val="single" w:color="CCCCCC" w:sz="1"/></w:tcBorders><w:shd w:fill="F5F5F5" w:val="clear"/><w:tcMar><w:top w:type="dxa" w:w="80"/><w:left w:type="dxa" w:w="120"/><w:bottom w:type="dxa" w:w="80"/><w:right w:type="dxa" w:w="120"/></w:tcMar></w:tcPr><w:p><w:pPr><w:jc w:val="left"/></w:pPr><w:r><w:rPr><w:rFonts w:ascii="Arial" w:cs="Arial" w:eastAsia="Arial" w:hAnsi="Arial"/><w:color w:val="1A1A1A"/><w:sz w:val="20"/><w:szCs w:val="20"/></w:rPr><w:t xml:space="preserve">把复杂多步骤流程交给 AI 自动完成</w:t></w:r></w:p></w:tc><w:tc><w:tcPr><w:tcW w:type="dxa" w:w="1780"/><w:tcBorders><w:top w:val="single" w:color="CCCCCC" w:sz="1"/><w:left w:val="single" w:color="CCCCCC" w:sz="1"/><w:bottom w:val="single" w:color="CCCCCC" w:sz="1"/><w:right w:val="single" w:color="CCCCCC" w:sz="1"/></w:tcBorders><w:shd w:fill="F5F5F5" w:val="clear"/><w:tcMar><w:top w:type="dxa" w:w="80"/><w:left w:type="dxa" w:w="120"/><w:bottom w:type="dxa" w:w="80"/><w:right w:type="dxa" w:w="120"/></w:tcMar></w:tcPr><w:p><w:pPr><w:jc w:val="center"/></w:pPr><w:r><w:rPr><w:rFonts w:ascii="Arial" w:cs="Arial" w:eastAsia="Arial" w:hAnsi="Arial"/><w:color w:val="1A1A1A"/><w:sz w:val="20"/><w:szCs w:val="20"/></w:rPr><w:t xml:space="preserve">已有生产案例</w:t></w:r></w:p></w:tc><w:tc><w:tcPr><w:tcW w:type="dxa" w:w="1780"/><w:tcBorders><w:top w:val="single" w:color="CCCCCC" w:sz="1"/><w:left w:val="single" w:color="CCCCCC" w:sz="1"/><w:bottom w:val="single" w:color="CCCCCC" w:sz="1"/><w:right w:val="single" w:color="CCCCCC" w:sz="1"/></w:tcBorders><w:shd w:fill="F5F5F5" w:val="clear"/><w:tcMar><w:top w:type="dxa" w:w="80"/><w:left w:type="dxa" w:w="120"/><w:bottom w:type="dxa" w:w="80"/><w:right w:type="dxa" w:w="120"/></w:tcMar></w:tcPr><w:p><w:pPr><w:jc w:val="center"/></w:pPr><w:r><w:rPr><w:rFonts w:ascii="Arial" w:cs="Arial" w:eastAsia="Arial" w:hAnsi="Arial"/><w:color w:val="1A1A1A"/><w:sz w:val="20"/><w:szCs w:val="20"/></w:rPr><w:t xml:space="preserve">★★★★☆</w:t></w:r></w:p></w:tc></w:tr><w:tr><w:tc><w:tcPr><w:tcW w:type="dxa" w:w="2600"/><w:tcBorders><w:top w:val="single" w:color="CCCCCC" w:sz="1"/><w:left w:val="single" w:color="CCCCCC" w:sz="1"/><w:bottom w:val="single" w:color="CCCCCC" w:sz="1"/><w:right w:val="single" w:color="CCCCCC" w:sz="1"/></w:tcBorders><w:shd w:fill="FFFFFF" w:val="clear"/><w:tcMar><w:top w:type="dxa" w:w="80"/><w:left w:type="dxa" w:w="120"/><w:bottom w:type="dxa" w:w="80"/><w:right w:type="dxa" w:w="120"/></w:tcMar></w:tcPr><w:p><w:pPr><w:jc w:val="left"/></w:pPr><w:r><w:rPr><w:rFonts w:ascii="Arial" w:cs="Arial" w:eastAsia="Arial" w:hAnsi="Arial"/><w:color w:val="1A1A1A"/><w:sz w:val="20"/><w:szCs w:val="20"/></w:rPr><w:t xml:space="preserve">AI 内容创作自动化</w:t></w:r></w:p></w:tc><w:tc><w:tcPr><w:tcW w:type="dxa" w:w="3200"/><w:tcBorders><w:top w:val="single" w:color="CCCCCC" w:sz="1"/><w:left w:val="single" w:color="CCCCCC" w:sz="1"/><w:bottom w:val="single" w:color="CCCCCC" w:sz="1"/><w:right w:val="single" w:color="CCCCCC" w:sz="1"/></w:tcBorders><w:shd w:fill="FFFFFF" w:val="clear"/><w:tcMar><w:top w:type="dxa" w:w="80"/><w:left w:type="dxa" w:w="120"/><w:bottom w:type="dxa" w:w="80"/><w:right w:type="dxa" w:w="120"/></w:tcMar></w:tcPr><w:p><w:pPr><w:jc w:val="left"/></w:pPr><w:r><w:rPr><w:rFonts w:ascii="Arial" w:cs="Arial" w:eastAsia="Arial" w:hAnsi="Arial"/><w:color w:val="1A1A1A"/><w:sz w:val="20"/><w:szCs w:val="20"/></w:rPr><w:t xml:space="preserve">从需求到结构化内容，全程 AI 驱动</w:t></w:r></w:p></w:tc><w:tc><w:tcPr><w:tcW w:type="dxa" w:w="1780"/><w:tcBorders><w:top w:val="single" w:color="CCCCCC" w:sz="1"/><w:left w:val="single" w:color="CCCCCC" w:sz="1"/><w:bottom w:val="single" w:color="CCCCCC" w:sz="1"/><w:right w:val="single" w:color="CCCCCC" w:sz="1"/></w:tcBorders><w:shd w:fill="FFFFFF" w:val="clear"/><w:tcMar><w:top w:type="dxa" w:w="80"/><w:left w:type="dxa" w:w="120"/><w:bottom w:type="dxa" w:w="80"/><w:right w:type="dxa" w:w="120"/></w:tcMar></w:tcPr><w:p><w:pPr><w:jc w:val="center"/></w:pPr><w:r><w:rPr><w:rFonts w:ascii="Arial" w:cs="Arial" w:eastAsia="Arial" w:hAnsi="Arial"/><w:color w:val="1A1A1A"/><w:sz w:val="20"/><w:szCs w:val="20"/></w:rPr><w:t xml:space="preserve">已有生产案例</w:t></w:r></w:p></w:tc><w:tc><w:tcPr><w:tcW w:type="dxa" w:w="1780"/><w:tcBorders><w:top w:val="single" w:color="CCCCCC" w:sz="1"/><w:left w:val="single" w:color="CCCCCC" w:sz="1"/><w:bottom w:val="single" w:color="CCCCCC" w:sz="1"/><w:right w:val="single" w:color="CCCCCC" w:sz="1"/></w:tcBorders><w:shd w:fill="FFFFFF" w:val="clear"/><w:tcMar><w:top w:type="dxa" w:w="80"/><w:left w:type="dxa" w:w="120"/><w:bottom w:type="dxa" w:w="80"/><w:right w:type="dxa" w:w="120"/></w:tcMar></w:tcPr><w:p><w:pPr><w:jc w:val="center"/></w:pPr><w:r><w:rPr><w:rFonts w:ascii="Arial" w:cs="Arial" w:eastAsia="Arial" w:hAnsi="Arial"/><w:color w:val="1A1A1A"/><w:sz w:val="20"/><w:szCs w:val="20"/></w:rPr><w:t xml:space="preserve">★★★★☆</w:t></w:r></w:p></w:tc></w:tr><w:tr><w:tc><w:tcPr><w:tcW w:type="dxa" w:w="2600"/><w:tcBorders><w:top w:val="single" w:color="CCCCCC" w:sz="1"/><w:left w:val="single" w:color="CCCCCC" w:sz="1"/><w:bottom w:val="single" w:color="CCCCCC" w:sz="1"/><w:right w:val="single" w:color="CCCCCC" w:sz="1"/></w:tcBorders><w:shd w:fill="F5F5F5" w:val="clear"/><w:tcMar><w:top w:type="dxa" w:w="80"/><w:left w:type="dxa" w:w="120"/><w:bottom w:type="dxa" w:w="80"/><w:right w:type="dxa" w:w="120"/></w:tcMar></w:tcPr><w:p><w:pPr><w:jc w:val="left"/></w:pPr><w:r><w:rPr><w:rFonts w:ascii="Arial" w:cs="Arial" w:eastAsia="Arial" w:hAnsi="Arial"/><w:color w:val="1A1A1A"/><w:sz w:val="20"/><w:szCs w:val="20"/></w:rPr><w:t xml:space="preserve">视觉识别与智能预警</w:t></w:r></w:p></w:tc><w:tc><w:tcPr><w:tcW w:type="dxa" w:w="3200"/><w:tcBorders><w:top w:val="single" w:color="CCCCCC" w:sz="1"/><w:left w:val="single" w:color="CCCCCC" w:sz="1"/><w:bottom w:val="single" w:color="CCCCCC" w:sz="1"/><w:right w:val="single" w:color="CCCCCC" w:sz="1"/></w:tcBorders><w:shd w:fill="F5F5F5" w:val="clear"/><w:tcMar><w:top w:type="dxa" w:w="80"/><w:left w:type="dxa" w:w="120"/><w:bottom w:type="dxa" w:w="80"/><w:right w:type="dxa" w:w="120"/></w:tcMar></w:tcPr><w:p><w:pPr><w:jc w:val="left"/></w:pPr><w:r><w:rPr><w:rFonts w:ascii="Arial" w:cs="Arial" w:eastAsia="Arial" w:hAnsi="Arial"/><w:color w:val="1A1A1A"/><w:sz w:val="20"/><w:szCs w:val="20"/></w:rPr><w:t xml:space="preserve">让摄像头从看见到看懂，自动预警</w:t></w:r></w:p></w:tc><w:tc><w:tcPr><w:tcW w:type="dxa" w:w="1780"/><w:tcBorders><w:top w:val="single" w:color="CCCCCC" w:sz="1"/><w:left w:val="single" w:color="CCCCCC" w:sz="1"/><w:bottom w:val="single" w:color="CCCCCC" w:sz="1"/><w:right w:val="single" w:color="CCCCCC" w:sz="1"/></w:tcBorders><w:shd w:fill="F5F5F5" w:val="clear"/><w:tcMar><w:top w:type="dxa" w:w="80"/><w:left w:type="dxa" w:w="120"/><w:bottom w:type="dxa" w:w="80"/><w:right w:type="dxa" w:w="120"/></w:tcMar></w:tcPr><w:p><w:pPr><w:jc w:val="center"/></w:pPr><w:r><w:rPr><w:rFonts w:ascii="Arial" w:cs="Arial" w:eastAsia="Arial" w:hAnsi="Arial"/><w:color w:val="1A1A1A"/><w:sz w:val="20"/><w:szCs w:val="20"/></w:rPr><w:t xml:space="preserve">规划中 / 可定制</w:t></w:r></w:p></w:tc><w:tc><w:tcPr><w:tcW w:type="dxa" w:w="1780"/><w:tcBorders><w:top w:val="single" w:color="CCCCCC" w:sz="1"/><w:left w:val="single" w:color="CCCCCC" w:sz="1"/><w:bottom w:val="single" w:color="CCCCCC" w:sz="1"/><w:right w:val="single" w:color="CCCCCC" w:sz="1"/></w:tcBorders><w:shd w:fill="F5F5F5" w:val="clear"/><w:tcMar><w:top w:type="dxa" w:w="80"/><w:left w:type="dxa" w:w="120"/><w:bottom w:type="dxa" w:w="80"/><w:right w:type="dxa" w:w="120"/></w:tcMar></w:tcPr><w:p><w:pPr><w:jc w:val="center"/></w:pPr><w:r><w:rPr><w:rFonts w:ascii="Arial" w:cs="Arial" w:eastAsia="Arial" w:hAnsi="Arial"/><w:color w:val="1A1A1A"/><w:sz w:val="20"/><w:szCs w:val="20"/></w:rPr><w:t xml:space="preserve">★★★☆☆</w:t></w:r></w:p></w:tc></w:tr><w:tr><w:tc><w:tcPr><w:tcW w:type="dxa" w:w="2600"/><w:tcBorders><w:top w:val="single" w:color="CCCCCC" w:sz="1"/><w:left w:val="single" w:color="CCCCCC" w:sz="1"/><w:bottom w:val="single" w:color="CCCCCC" w:sz="1"/><w:right w:val="single" w:color="CCCCCC" w:sz="1"/></w:tcBorders><w:shd w:fill="FFFFFF" w:val="clear"/><w:tcMar><w:top w:type="dxa" w:w="80"/><w:left w:type="dxa" w:w="120"/><w:bottom w:type="dxa" w:w="80"/><w:right w:type="dxa" w:w="120"/></w:tcMar></w:tcPr><w:p><w:pPr><w:jc w:val="left"/></w:pPr><w:r><w:rPr><w:rFonts w:ascii="Arial" w:cs="Arial" w:eastAsia="Arial" w:hAnsi="Arial"/><w:color w:val="1A1A1A"/><w:sz w:val="20"/><w:szCs w:val="20"/></w:rPr><w:t xml:space="preserve">智能客服 / 多轮对话</w:t></w:r></w:p></w:tc><w:tc><w:tcPr><w:tcW w:type="dxa" w:w="3200"/><w:tcBorders><w:top w:val="single" w:color="CCCCCC" w:sz="1"/><w:left w:val="single" w:color="CCCCCC" w:sz="1"/><w:bottom w:val="single" w:color="CCCCCC" w:sz="1"/><w:right w:val="single" w:color="CCCCCC" w:sz="1"/></w:tcBorders><w:shd w:fill="FFFFFF" w:val="clear"/><w:tcMar><w:top w:type="dxa" w:w="80"/><w:left w:type="dxa" w:w="120"/><w:bottom w:type="dxa" w:w="80"/><w:right w:type="dxa" w:w="120"/></w:tcMar></w:tcPr><w:p><w:pPr><w:jc w:val="left"/></w:pPr><w:r><w:rPr><w:rFonts w:ascii="Arial" w:cs="Arial" w:eastAsia="Arial" w:hAnsi="Arial"/><w:color w:val="1A1A1A"/><w:sz w:val="20"/><w:szCs w:val="20"/></w:rPr><w:t xml:space="preserve">降低人工客服成本，提升响应质量</w:t></w:r></w:p></w:tc><w:tc><w:tcPr><w:tcW w:type="dxa" w:w="1780"/><w:tcBorders><w:top w:val="single" w:color="CCCCCC" w:sz="1"/><w:left w:val="single" w:color="CCCCCC" w:sz="1"/><w:bottom w:val="single" w:color="CCCCCC" w:sz="1"/><w:right w:val="single" w:color="CCCCCC" w:sz="1"/></w:tcBorders><w:shd w:fill="FFFFFF" w:val="clear"/><w:tcMar><w:top w:type="dxa" w:w="80"/><w:left w:type="dxa" w:w="120"/><w:bottom w:type="dxa" w:w="80"/><w:right w:type="dxa" w:w="120"/></w:tcMar></w:tcPr><w:p><w:pPr><w:jc w:val="center"/></w:pPr><w:r><w:rPr><w:rFonts w:ascii="Arial" w:cs="Arial" w:eastAsia="Arial" w:hAnsi="Arial"/><w:color w:val="1A1A1A"/><w:sz w:val="20"/><w:szCs w:val="20"/></w:rPr><w:t xml:space="preserve">可交付</w:t></w:r></w:p></w:tc><w:tc><w:tcPr><w:tcW w:type="dxa" w:w="1780"/><w:tcBorders><w:top w:val="single" w:color="CCCCCC" w:sz="1"/><w:left w:val="single" w:color="CCCCCC" w:sz="1"/><w:bottom w:val="single" w:color="CCCCCC" w:sz="1"/><w:right w:val="single" w:color="CCCCCC" w:sz="1"/></w:tcBorders><w:shd w:fill="FFFFFF" w:val="clear"/><w:tcMar><w:top w:type="dxa" w:w="80"/><w:left w:type="dxa" w:w="120"/><w:bottom w:type="dxa" w:w="80"/><w:right w:type="dxa" w:w="120"/></w:tcMar></w:tcPr><w:p><w:pPr><w:jc w:val="center"/></w:pPr><w:r><w:rPr><w:rFonts w:ascii="Arial" w:cs="Arial" w:eastAsia="Arial" w:hAnsi="Arial"/><w:color w:val="1A1A1A"/><w:sz w:val="20"/><w:szCs w:val="20"/></w:rPr><w:t xml:space="preserve">★★★★★</w:t></w:r></w:p></w:tc></w:tr></w:tbl><w:p><w:pPr><w:spacing w:after="240" w:before="0"/></w:pPr></w:p><w:p><w:pPr><w:pageBreakBefore/></w:pPr></w:p><w:p><w:pPr><w:pBdr><w:bottom w:val="single" w:color="1B4F8A" w:sz="6" w:space="6"/></w:pBdr><w:spacing w:after="120" w:before="360"/></w:pPr><w:r><w:rPr><w:rFonts w:ascii="Arial" w:cs="Arial" w:eastAsia="Arial" w:hAnsi="Arial"/><w:b/><w:bCs/><w:color w:val="1B4F8A"/><w:sz w:val="30"/><w:szCs w:val="30"/></w:rPr><w:t xml:space="preserve">二、各能力详解</w:t></w:r></w:p><w:p><w:pPr><w:spacing w:after="120" w:before="0"/></w:pPr></w:p><w:tbl><w:tblPr><w:tblW w:type="dxa" w:w="9360"/><w:tblBorders><w:top w:val="single" w:color="auto" w:sz="4"/><w:left w:val="single" w:color="auto" w:sz="4"/><w:bottom w:val="single" w:color="auto" w:sz="4"/><w:right w:val="single" w:color="auto" w:sz="4"/><w:insideH w:val="single" w:color="auto" w:sz="4"/><w:insideV w:val="single" w:color="auto" w:sz="4"/></w:tblBorders></w:tblPr><w:tblGrid><w:gridCol w:w="700"/><w:gridCol w:w="8660"/></w:tblGrid><w:tr><w:tc><w:tcPr><w:tcW w:type="dxa" w:w="700"/><w:tcBorders><w:top w:val="single" w:color="1B4F8A" w:sz="1"/><w:left w:val="single" w:color="1B4F8A" w:sz="1"/><w:bottom w:val="single" w:color="1B4F8A" w:sz="1"/><w:right w:val="single" w:color="1B4F8A" w:sz="1"/></w:tcBorders><w:shd w:fill="1B4F8A" w:val="clear"/><w:tcMar><w:top w:type="dxa" w:w="120"/><w:left w:type="dxa" w:w="140"/><w:bottom w:type="dxa" w:w="120"/><w:right w:type="dxa" w:w="140"/></w:tcMar><w:vAlign w:val="center"/></w:tcPr><w:p><w:pPr><w:jc w:val="center"/></w:pPr><w:r><w:rPr><w:rFonts w:ascii="Arial" w:cs="Arial" w:eastAsia="Arial" w:hAnsi="Arial"/><w:b/><w:bCs/><w:color w:val="FFFFFF"/><w:sz w:val="28"/><w:szCs w:val="28"/></w:rPr><w:t xml:space="preserve">01</w:t></w:r></w:p></w:tc><w:tc><w:tcPr><w:tcW w:type="dxa" w:w="8660"/><w:tcBorders><w:top w:val="single" w:color="1B4F8A" w:sz="1"/><w:left w:val="single" w:color="1B4F8A" w:sz="1"/><w:bottom w:val="single" w:color="1B4F8A" w:sz="1"/><w:right w:val="single" w:color="1B4F8A" w:sz="1"/></w:tcBorders><w:shd w:fill="1B4F8A" w:val="clear"/><w:tcMar><w:top w:type="dxa" w:w="120"/><w:left w:type="dxa" w:w="160"/><w:bottom w:type="dxa" w:w="120"/><w:right w:type="dxa" w:w="160"/></w:tcMar></w:tcPr><w:p><w:r><w:rPr><w:rFonts w:ascii="Arial" w:cs="Arial" w:eastAsia="Arial" w:hAnsi="Arial"/><w:b/><w:bCs/><w:color w:val="FFFFFF"/><w:sz w:val="28"/><w:szCs w:val="28"/></w:rPr><w:t xml:space="preserve">结构化数据问答  </w:t></w:r><w:r><w:rPr><w:rFonts w:ascii="Arial" w:cs="Arial" w:eastAsia="Arial" w:hAnsi="Arial"/><w:color w:val="A8D0F0"/><w:sz w:val="18"/><w:szCs w:val="18"/></w:rPr><w:t xml:space="preserve">已有生产案例</w:t></w:r></w:p><w:p><w:pPr><w:spacing w:before="40"/></w:pPr><w:r><w:rPr><w:rFonts w:ascii="Arial" w:cs="Arial" w:eastAsia="Arial" w:hAnsi="Arial"/><w:color w:val="C8DFF0"/><w:sz w:val="20"/><w:szCs w:val="20"/></w:rPr><w:t xml:space="preserve">让业务数据库对自然语言开放</w:t></w:r></w:p></w:tc></w:tr><w:tr><w:tc><w:tcPr><w:tcW w:type="dxa" w:w="1400"/><w:tcBorders><w:top w:val="single" w:color="E8E8E8" w:sz="1"/><w:left w:val="single" w:color="CCCCCC" w:sz="1"/><w:bottom w:val="single" w:color="E8E8E8" w:sz="1"/><w:right w:val="single" w:color="D0D0D0" w:sz="1"/></w:tcBorders><w:shd w:fill="F5F5F5" w:val="clear"/><w:tcMar><w:top w:type="dxa" w:w="100"/><w:left w:type="dxa" w:w="140"/><w:bottom w:type="dxa" w:w="100"/><w:right w:type="dxa" w:w="140"/></w:tcMar><w:vAlign w:val="top"/></w:tcPr><w:p><w:r><w:rPr><w:rFonts w:ascii="Arial" w:cs="Arial" w:eastAsia="Arial" w:hAnsi="Arial"/><w:b/><w:bCs/><w:color w:val="2E86C1"/><w:sz w:val="20"/><w:szCs w:val="20"/></w:rPr><w:t xml:space="preserve">应用场景</w:t></w:r></w:p></w:tc><w:tc><w:tcPr><w:tcW w:type="dxa" w:w="7960"/><w:tcBorders><w:top w:val="single" w:color="E8E8E8" w:sz="1"/><w:left w:val="single" w:color="D0D0D0" w:sz="1"/><w:bottom w:val="single" w:color="E8E8E8" w:sz="1"/><w:right w:val="single" w:color="CCCCCC" w:sz="1"/></w:tcBorders><w:tcMar><w:top w:type="dxa" w:w="100"/><w:left w:type="dxa" w:w="160"/><w:bottom w:type="dxa" w:w="100"/><w:right w:type="dxa" w:w="160"/></w:tcMar></w:tcPr><w:p><w:pPr><w:spacing w:after="0" w:before="0"/></w:pPr><w:r><w:rPr><w:rFonts w:ascii="Arial" w:cs="Arial" w:eastAsia="Arial" w:hAnsi="Arial"/><w:color w:val="1A1A1A"/><w:sz w:val="21"/><w:szCs w:val="21"/></w:rPr><w:t xml:space="preserve">农业主管部门、园区管理方、种植企业积累了大量业务数据（土壤墒情、气象监测、设备采集等），但数据分散在各个系统，非技术人员无法直接使用，管理层临时查询需要等待 IT 人员导表处理。</w:t></w:r></w:p></w:tc></w:tr><w:tr><w:tc><w:tcPr><w:tcW w:type="dxa" w:w="1400"/><w:tcBorders><w:top w:val="single" w:color="E8E8E8" w:sz="1"/><w:left w:val="single" w:color="CCCCCC" w:sz="1"/><w:bottom w:val="single" w:color="E8E8E8" w:sz="1"/><w:right w:val="single" w:color="D0D0D0" w:sz="1"/></w:tcBorders><w:shd w:fill="F5F5F5" w:val="clear"/><w:tcMar><w:top w:type="dxa" w:w="100"/><w:left w:type="dxa" w:w="140"/><w:bottom w:type="dxa" w:w="100"/><w:right w:type="dxa" w:w="140"/></w:tcMar><w:vAlign w:val="top"/></w:tcPr><w:p><w:r><w:rPr><w:rFonts w:ascii="Arial" w:cs="Arial" w:eastAsia="Arial" w:hAnsi="Arial"/><w:b/><w:bCs/><w:color w:val="2E86C1"/><w:sz w:val="20"/><w:szCs w:val="20"/></w:rPr><w:t xml:space="preserve">用户痛点</w:t></w:r></w:p></w:tc><w:tc><w:tcPr><w:tcW w:type="dxa" w:w="7960"/><w:tcBorders><w:top w:val="single" w:color="E8E8E8" w:sz="1"/><w:left w:val="single" w:color="D0D0D0" w:sz="1"/><w:bottom w:val="single" w:color="E8E8E8" w:sz="1"/><w:right w:val="single" w:color="CCCCCC" w:sz="1"/></w:tcBorders><w:tcMar><w:top w:type="dxa" w:w="100"/><w:left w:type="dxa" w:w="160"/><w:bottom w:type="dxa" w:w="100"/><w:right w:type="dxa" w:w="160"/></w:tcMar></w:tcPr><w:p><w:pPr><w:pStyle w:val="ListParagraph"/><w:numPr><w:ilvl w:val="0"/><w:numId w:val="2"/></w:numPr><w:spacing w:after="30" w:before="30"/></w:pPr><w:r><w:rPr><w:rFonts w:ascii="Arial" w:cs="Arial" w:eastAsia="Arial" w:hAnsi="Arial"/><w:color w:val="1A1A1A"/><w:sz w:val="21"/><w:szCs w:val="21"/></w:rPr><w:t xml:space="preserve">查一个问题要登多个后台系统，效率极低</w:t></w:r></w:p><w:p><w:pPr><w:pStyle w:val="ListParagraph"/><w:numPr><w:ilvl w:val="0"/><w:numId w:val="2"/></w:numPr><w:spacing w:after="30" w:before="30"/></w:pPr><w:r><w:rPr><w:rFonts w:ascii="Arial" w:cs="Arial" w:eastAsia="Arial" w:hAnsi="Arial"/><w:color w:val="1A1A1A"/><w:sz w:val="21"/><w:szCs w:val="21"/></w:rPr><w:t xml:space="preserve">非技术人员完全依赖 IT 支持，无法自助查询</w:t></w:r></w:p><w:p><w:pPr><w:pStyle w:val="ListParagraph"/><w:numPr><w:ilvl w:val="0"/><w:numId w:val="2"/></w:numPr><w:spacing w:after="30" w:before="30"/></w:pPr><w:r><w:rPr><w:rFonts w:ascii="Arial" w:cs="Arial" w:eastAsia="Arial" w:hAnsi="Arial"/><w:color w:val="1A1A1A"/><w:sz w:val="21"/><w:szCs w:val="21"/></w:rPr><w:t xml:space="preserve">出月报、周报需要人工拼表，耗时耗力</w:t></w:r></w:p><w:p><w:pPr><w:pStyle w:val="ListParagraph"/><w:numPr><w:ilvl w:val="0"/><w:numId w:val="2"/></w:numPr><w:spacing w:after="30" w:before="30"/></w:pPr><w:r><w:rPr><w:rFonts w:ascii="Arial" w:cs="Arial" w:eastAsia="Arial" w:hAnsi="Arial"/><w:color w:val="1A1A1A"/><w:sz w:val="21"/><w:szCs w:val="21"/></w:rPr><w:t xml:space="preserve">领导临时问数据，下面要跑半天才能给出答案</w:t></w:r></w:p></w:tc></w:tr><w:tr><w:tc><w:tcPr><w:tcW w:type="dxa" w:w="1400"/><w:tcBorders><w:top w:val="single" w:color="E8E8E8" w:sz="1"/><w:left w:val="single" w:color="CCCCCC" w:sz="1"/><w:bottom w:val="single" w:color="E8E8E8" w:sz="1"/><w:right w:val="single" w:color="D0D0D0" w:sz="1"/></w:tcBorders><w:shd w:fill="F5F5F5" w:val="clear"/><w:tcMar><w:top w:type="dxa" w:w="100"/><w:left w:type="dxa" w:w="140"/><w:bottom w:type="dxa" w:w="100"/><w:right w:type="dxa" w:w="140"/></w:tcMar><w:vAlign w:val="top"/></w:tcPr><w:p><w:r><w:rPr><w:rFonts w:ascii="Arial" w:cs="Arial" w:eastAsia="Arial" w:hAnsi="Arial"/><w:b/><w:bCs/><w:color w:val="2E86C1"/><w:sz w:val="20"/><w:szCs w:val="20"/></w:rPr><w:t xml:space="preserve">我们的解决方案</w:t></w:r></w:p></w:tc><w:tc><w:tcPr><w:tcW w:type="dxa" w:w="7960"/><w:tcBorders><w:top w:val="single" w:color="E8E8E8" w:sz="1"/><w:left w:val="single" w:color="D0D0D0" w:sz="1"/><w:bottom w:val="single" w:color="E8E8E8" w:sz="1"/><w:right w:val="single" w:color="CCCCCC" w:sz="1"/></w:tcBorders><w:tcMar><w:top w:type="dxa" w:w="100"/><w:left w:type="dxa" w:w="160"/><w:bottom w:type="dxa" w:w="100"/><w:right w:type="dxa" w:w="160"/></w:tcMar></w:tcPr><w:p><w:pPr><w:spacing w:after="0" w:before="0"/></w:pPr><w:r><w:rPr><w:rFonts w:ascii="Arial" w:cs="Arial" w:eastAsia="Arial" w:hAnsi="Arial"/><w:color w:val="1A1A1A"/><w:sz w:val="21"/><w:szCs w:val="21"/></w:rPr><w:t xml:space="preserve">用自然语言直接提问，系统自动理解意图、识别实体（地块、时间、指标）、查询真实数据库，返回有据可查的答案。不允许模型编造数据，每次回答都有查询轨迹可追溯。</w:t></w:r></w:p></w:tc></w:tr><w:tr><w:tc><w:tcPr><w:tcW w:type="dxa" w:w="1400"/><w:tcBorders><w:top w:val="single" w:color="E8E8E8" w:sz="1"/><w:left w:val="single" w:color="CCCCCC" w:sz="1"/><w:bottom w:val="single" w:color="E8E8E8" w:sz="1"/><w:right w:val="single" w:color="D0D0D0" w:sz="1"/></w:tcBorders><w:shd w:fill="F5F5F5" w:val="clear"/><w:tcMar><w:top w:type="dxa" w:w="100"/><w:left w:type="dxa" w:w="140"/><w:bottom w:type="dxa" w:w="100"/><w:right w:type="dxa" w:w="140"/></w:tcMar><w:vAlign w:val="top"/></w:tcPr><w:p><w:r><w:rPr><w:rFonts w:ascii="Arial" w:cs="Arial" w:eastAsia="Arial" w:hAnsi="Arial"/><w:b/><w:bCs/><w:color w:val="2E86C1"/><w:sz w:val="20"/><w:szCs w:val="20"/></w:rPr><w:t xml:space="preserve">适合的甲方</w:t></w:r></w:p></w:tc><w:tc><w:tcPr><w:tcW w:type="dxa" w:w="7960"/><w:tcBorders><w:top w:val="single" w:color="E8E8E8" w:sz="1"/><w:left w:val="single" w:color="D0D0D0" w:sz="1"/><w:bottom w:val="single" w:color="E8E8E8" w:sz="1"/><w:right w:val="single" w:color="CCCCCC" w:sz="1"/></w:tcBorders><w:tcMar><w:top w:type="dxa" w:w="100"/><w:left w:type="dxa" w:w="160"/><w:bottom w:type="dxa" w:w="100"/><w:right w:type="dxa" w:w="160"/></w:tcMar></w:tcPr><w:p><w:pPr><w:spacing w:after="0" w:before="0"/></w:pPr><w:r><w:rPr><w:rFonts w:ascii="Arial" w:cs="Arial" w:eastAsia="Arial" w:hAnsi="Arial"/><w:color w:val="1A1A1A"/><w:sz w:val="21"/><w:szCs w:val="21"/></w:rPr><w:t xml:space="preserve">农业主管部门 / 智慧园区运营方 / 种植企业管理层 / 政府数字化平台 / 任何有业务数据库但非技术用户多的场景</w:t></w:r></w:p></w:tc></w:tr><w:tr><w:tc><w:tcPr><w:tcW w:type="dxa" w:w="1400"/><w:tcBorders><w:top w:val="single" w:color="E8E8E8" w:sz="1"/><w:left w:val="single" w:color="CCCCCC" w:sz="1"/><w:bottom w:val="single" w:color="CCCCCC" w:sz="1"/><w:right w:val="single" w:color="D0D0D0" w:sz="1"/></w:tcBorders><w:shd w:fill="F5F5F5" w:val="clear"/><w:tcMar><w:top w:type="dxa" w:w="100"/><w:left w:type="dxa" w:w="140"/><w:bottom w:type="dxa" w:w="100"/><w:right w:type="dxa" w:w="140"/></w:tcMar><w:vAlign w:val="top"/></w:tcPr><w:p><w:r><w:rPr><w:rFonts w:ascii="Arial" w:cs="Arial" w:eastAsia="Arial" w:hAnsi="Arial"/><w:b/><w:bCs/><w:color w:val="2E86C1"/><w:sz w:val="20"/><w:szCs w:val="20"/></w:rPr><w:t xml:space="preserve">核心价值</w:t></w:r></w:p></w:tc><w:tc><w:tcPr><w:tcW w:type="dxa" w:w="7960"/><w:tcBorders><w:top w:val="single" w:color="E8E8E8" w:sz="1"/><w:left w:val="single" w:color="D0D0D0" w:sz="1"/><w:bottom w:val="single" w:color="CCCCCC" w:sz="1"/><w:right w:val="single" w:color="CCCCCC" w:sz="1"/></w:tcBorders><w:tcMar><w:top w:type="dxa" w:w="100"/><w:left w:type="dxa" w:w="160"/><w:bottom w:type="dxa" w:w="100"/><w:right w:type="dxa" w:w="160"/></w:tcMar></w:tcPr><w:p><w:pPr><w:spacing w:after="0" w:before="0"/></w:pPr><w:r><w:rPr><w:rFonts w:ascii="Arial" w:cs="Arial" w:eastAsia="Arial" w:hAnsi="Arial"/><w:color w:val="1A1A1A"/><w:sz w:val="21"/><w:szCs w:val="21"/></w:rPr><w:t xml:space="preserve">原来找数据 30 分钟，现在问一句话 30 秒出结果；减少对 IT 的依赖；提高管理层决策响应速度；数据使用有记录、可审计。</w:t></w:r></w:p></w:tc></w:tr></w:tbl><w:p><w:pPr><w:spacing w:after="240" w:before="0"/></w:pPr></w:p><w:tbl><w:tblPr><w:tblW w:type="dxa" w:w="9360"/><w:tblBorders><w:top w:val="single" w:color="auto" w:sz="4"/><w:left w:val="single" w:color="auto" w:sz="4"/><w:bottom w:val="single" w:color="auto" w:sz="4"/><w:right w:val="single" w:color="auto" w:sz="4"/><w:insideH w:val="single" w:color="auto" w:sz="4"/><w:insideV w:val="single" w:color="auto" w:sz="4"/></w:tblBorders></w:tblPr><w:tblGrid><w:gridCol w:w="700"/><w:gridCol w:w="8660"/></w:tblGrid><w:tr><w:tc><w:tcPr><w:tcW w:type="dxa" w:w="700"/><w:tcBorders><w:top w:val="single" w:color="1B4F8A" w:sz="1"/><w:left w:val="single" w:color="1B4F8A" w:sz="1"/><w:bottom w:val="single" w:color="1B4F8A" w:sz="1"/><w:right w:val="single" w:color="1B4F8A" w:sz="1"/></w:tcBorders><w:shd w:fill="1B4F8A" w:val="clear"/><w:tcMar><w:top w:type="dxa" w:w="120"/><w:left w:type="dxa" w:w="140"/><w:bottom w:type="dxa" w:w="120"/><w:right w:type="dxa" w:w="140"/></w:tcMar><w:vAlign w:val="center"/></w:tcPr><w:p><w:pPr><w:jc w:val="center"/></w:pPr><w:r><w:rPr><w:rFonts w:ascii="Arial" w:cs="Arial" w:eastAsia="Arial" w:hAnsi="Arial"/><w:b/><w:bCs/><w:color w:val="FFFFFF"/><w:sz w:val="28"/><w:szCs w:val="28"/></w:rPr><w:t xml:space="preserve">02</w:t></w:r></w:p></w:tc><w:tc><w:tcPr><w:tcW w:type="dxa" w:w="8660"/><w:tcBorders><w:top w:val="single" w:color="1B4F8A" w:sz="1"/><w:left w:val="single" w:color="1B4F8A" w:sz="1"/><w:bottom w:val="single" w:color="1B4F8A" w:sz="1"/><w:right w:val="single" w:color="1B4F8A" w:sz="1"/></w:tcBorders><w:shd w:fill="1B4F8A" w:val="clear"/><w:tcMar><w:top w:type="dxa" w:w="120"/><w:left w:type="dxa" w:w="160"/><w:bottom w:type="dxa" w:w="120"/><w:right w:type="dxa" w:w="160"/></w:tcMar></w:tcPr><w:p><w:r><w:rPr><w:rFonts w:ascii="Arial" w:cs="Arial" w:eastAsia="Arial" w:hAnsi="Arial"/><w:b/><w:bCs/><w:color w:val="FFFFFF"/><w:sz w:val="28"/><w:szCs w:val="28"/></w:rPr><w:t xml:space="preserve">企业知识库问答（RAG）  </w:t></w:r><w:r><w:rPr><w:rFonts w:ascii="Arial" w:cs="Arial" w:eastAsia="Arial" w:hAnsi="Arial"/><w:color w:val="A8D0F0"/><w:sz w:val="18"/><w:szCs w:val="18"/></w:rPr><w:t xml:space="preserve">已有生产案例</w:t></w:r></w:p><w:p><w:pPr><w:spacing w:before="40"/></w:pPr><w:r><w:rPr><w:rFonts w:ascii="Arial" w:cs="Arial" w:eastAsia="Arial" w:hAnsi="Arial"/><w:color w:val="C8DFF0"/><w:sz w:val="20"/><w:szCs w:val="20"/></w:rPr><w:t xml:space="preserve">把内部文档变成可问答的知识资产</w:t></w:r></w:p></w:tc></w:tr><w:tr><w:tc><w:tcPr><w:tcW w:type="dxa" w:w="1400"/><w:tcBorders><w:top w:val="single" w:color="E8E8E8" w:sz="1"/><w:left w:val="single" w:color="CCCCCC" w:sz="1"/><w:bottom w:val="single" w:color="E8E8E8" w:sz="1"/><w:right w:val="single" w:color="D0D0D0" w:sz="1"/></w:tcBorders><w:shd w:fill="F5F5F5" w:val="clear"/><w:tcMar><w:top w:type="dxa" w:w="100"/><w:left w:type="dxa" w:w="140"/><w:bottom w:type="dxa" w:w="100"/><w:right w:type="dxa" w:w="140"/></w:tcMar><w:vAlign w:val="top"/></w:tcPr><w:p><w:r><w:rPr><w:rFonts w:ascii="Arial" w:cs="Arial" w:eastAsia="Arial" w:hAnsi="Arial"/><w:b/><w:bCs/><w:color w:val="2E86C1"/><w:sz w:val="20"/><w:szCs w:val="20"/></w:rPr><w:t xml:space="preserve">应用场景</w:t></w:r></w:p></w:tc><w:tc><w:tcPr><w:tcW w:type="dxa" w:w="7960"/><w:tcBorders><w:top w:val="single" w:color="E8E8E8" w:sz="1"/><w:left w:val="single" w:color="D0D0D0" w:sz="1"/><w:bottom w:val="single" w:color="E8E8E8" w:sz="1"/><w:right w:val="single" w:color="CCCCCC" w:sz="1"/></w:tcBorders><w:tcMar><w:top w:type="dxa" w:w="100"/><w:left w:type="dxa" w:w="160"/><w:bottom w:type="dxa" w:w="100"/><w:right w:type="dxa" w:w="160"/></w:tcMar></w:tcPr><w:p><w:pPr><w:spacing w:after="0" w:before="0"/></w:pPr><w:r><w:rPr><w:rFonts w:ascii="Arial" w:cs="Arial" w:eastAsia="Arial" w:hAnsi="Arial"/><w:color w:val="1A1A1A"/><w:sz w:val="21"/><w:szCs w:val="21"/></w:rPr><w:t xml:space="preserve">企业内部积累了大量文档：规章制度、产品手册、历史方案、合同模板、培训材料。这些文档存在各个地方，员工找东西费时，新人培训成本高，客服回答不一致，合规查询只能靠人工翻找。</w:t></w:r></w:p></w:tc></w:tr><w:tr><w:tc><w:tcPr><w:tcW w:type="dxa" w:w="1400"/><w:tcBorders><w:top w:val="single" w:color="E8E8E8" w:sz="1"/><w:left w:val="single" w:color="CCCCCC" w:sz="1"/><w:bottom w:val="single" w:color="E8E8E8" w:sz="1"/><w:right w:val="single" w:color="D0D0D0" w:sz="1"/></w:tcBorders><w:shd w:fill="F5F5F5" w:val="clear"/><w:tcMar><w:top w:type="dxa" w:w="100"/><w:left w:type="dxa" w:w="140"/><w:bottom w:type="dxa" w:w="100"/><w:right w:type="dxa" w:w="140"/></w:tcMar><w:vAlign w:val="top"/></w:tcPr><w:p><w:r><w:rPr><w:rFonts w:ascii="Arial" w:cs="Arial" w:eastAsia="Arial" w:hAnsi="Arial"/><w:b/><w:bCs/><w:color w:val="2E86C1"/><w:sz w:val="20"/><w:szCs w:val="20"/></w:rPr><w:t xml:space="preserve">用户痛点</w:t></w:r></w:p></w:tc><w:tc><w:tcPr><w:tcW w:type="dxa" w:w="7960"/><w:tcBorders><w:top w:val="single" w:color="E8E8E8" w:sz="1"/><w:left w:val="single" w:color="D0D0D0" w:sz="1"/><w:bottom w:val="single" w:color="E8E8E8" w:sz="1"/><w:right w:val="single" w:color="CCCCCC" w:sz="1"/></w:tcBorders><w:tcMar><w:top w:type="dxa" w:w="100"/><w:left w:type="dxa" w:w="160"/><w:bottom w:type="dxa" w:w="100"/><w:right w:type="dxa" w:w="160"/></w:tcMar></w:tcPr><w:p><w:pPr><w:pStyle w:val="ListParagraph"/><w:numPr><w:ilvl w:val="0"/><w:numId w:val="2"/></w:numPr><w:spacing w:after="30" w:before="30"/></w:pPr><w:r><w:rPr><w:rFonts w:ascii="Arial" w:cs="Arial" w:eastAsia="Arial" w:hAnsi="Arial"/><w:color w:val="1A1A1A"/><w:sz w:val="21"/><w:szCs w:val="21"/></w:rPr><w:t xml:space="preserve">员工找内部文件要翻各种系统和群聊，效率极低</w:t></w:r></w:p><w:p><w:pPr><w:pStyle w:val="ListParagraph"/><w:numPr><w:ilvl w:val="0"/><w:numId w:val="2"/></w:numPr><w:spacing w:after="30" w:before="30"/></w:pPr><w:r><w:rPr><w:rFonts w:ascii="Arial" w:cs="Arial" w:eastAsia="Arial" w:hAnsi="Arial"/><w:color w:val="1A1A1A"/><w:sz w:val="21"/><w:szCs w:val="21"/></w:rPr><w:t xml:space="preserve">新员工上手慢，重复问题占大量培训资源</w:t></w:r></w:p><w:p><w:pPr><w:pStyle w:val="ListParagraph"/><w:numPr><w:ilvl w:val="0"/><w:numId w:val="2"/></w:numPr><w:spacing w:after="30" w:before="30"/></w:pPr><w:r><w:rPr><w:rFonts w:ascii="Arial" w:cs="Arial" w:eastAsia="Arial" w:hAnsi="Arial"/><w:color w:val="1A1A1A"/><w:sz w:val="21"/><w:szCs w:val="21"/></w:rPr><w:t xml:space="preserve">客服回答不统一，依赖个人经验，质量参差不齐</w:t></w:r></w:p><w:p><w:pPr><w:pStyle w:val="ListParagraph"/><w:numPr><w:ilvl w:val="0"/><w:numId w:val="2"/></w:numPr><w:spacing w:after="30" w:before="30"/></w:pPr><w:r><w:rPr><w:rFonts w:ascii="Arial" w:cs="Arial" w:eastAsia="Arial" w:hAnsi="Arial"/><w:color w:val="1A1A1A"/><w:sz w:val="21"/><w:szCs w:val="21"/></w:rPr><w:t xml:space="preserve">合规、法务查规定只能靠人工翻找，容易遗漏</w:t></w:r></w:p></w:tc></w:tr><w:tr><w:tc><w:tcPr><w:tcW w:type="dxa" w:w="1400"/><w:tcBorders><w:top w:val="single" w:color="E8E8E8" w:sz="1"/><w:left w:val="single" w:color="CCCCCC" w:sz="1"/><w:bottom w:val="single" w:color="E8E8E8" w:sz="1"/><w:right w:val="single" w:color="D0D0D0" w:sz="1"/></w:tcBorders><w:shd w:fill="F5F5F5" w:val="clear"/><w:tcMar><w:top w:type="dxa" w:w="100"/><w:left w:type="dxa" w:w="140"/><w:bottom w:type="dxa" w:w="100"/><w:right w:type="dxa" w:w="140"/></w:tcMar><w:vAlign w:val="top"/></w:tcPr><w:p><w:r><w:rPr><w:rFonts w:ascii="Arial" w:cs="Arial" w:eastAsia="Arial" w:hAnsi="Arial"/><w:b/><w:bCs/><w:color w:val="2E86C1"/><w:sz w:val="20"/><w:szCs w:val="20"/></w:rPr><w:t xml:space="preserve">我们的解决方案</w:t></w:r></w:p></w:tc><w:tc><w:tcPr><w:tcW w:type="dxa" w:w="7960"/><w:tcBorders><w:top w:val="single" w:color="E8E8E8" w:sz="1"/><w:left w:val="single" w:color="D0D0D0" w:sz="1"/><w:bottom w:val="single" w:color="E8E8E8" w:sz="1"/><w:right w:val="single" w:color="CCCCCC" w:sz="1"/></w:tcBorders><w:tcMar><w:top w:type="dxa" w:w="100"/><w:left w:type="dxa" w:w="160"/><w:bottom w:type="dxa" w:w="100"/><w:right w:type="dxa" w:w="160"/></w:tcMar></w:tcPr><w:p><w:pPr><w:spacing w:after="0" w:before="0"/></w:pPr><w:r><w:rPr><w:rFonts w:ascii="Arial" w:cs="Arial" w:eastAsia="Arial" w:hAnsi="Arial"/><w:color w:val="1A1A1A"/><w:sz w:val="21"/><w:szCs w:val="21"/></w:rPr><w:t xml:space="preserve">将文档上传后自动完成语义切块、向量化存储；用户提问时系统检索最相关段落，经重排序后交由大模型生成回答，并标注来源出处，支持追溯。支持 PDF、Word 等多种格式，含表格、图片内容均可处理。</w:t></w:r></w:p></w:tc></w:tr><w:tr><w:tc><w:tcPr><w:tcW w:type="dxa" w:w="1400"/><w:tcBorders><w:top w:val="single" w:color="E8E8E8" w:sz="1"/><w:left w:val="single" w:color="CCCCCC" w:sz="1"/><w:bottom w:val="single" w:color="E8E8E8" w:sz="1"/><w:right w:val="single" w:color="D0D0D0" w:sz="1"/></w:tcBorders><w:shd w:fill="F5F5F5" w:val="clear"/><w:tcMar><w:top w:type="dxa" w:w="100"/><w:left w:type="dxa" w:w="140"/><w:bottom w:type="dxa" w:w="100"/><w:right w:type="dxa" w:w="140"/></w:tcMar><w:vAlign w:val="top"/></w:tcPr><w:p><w:r><w:rPr><w:rFonts w:ascii="Arial" w:cs="Arial" w:eastAsia="Arial" w:hAnsi="Arial"/><w:b/><w:bCs/><w:color w:val="2E86C1"/><w:sz w:val="20"/><w:szCs w:val="20"/></w:rPr><w:t xml:space="preserve">适合的甲方</w:t></w:r></w:p></w:tc><w:tc><w:tcPr><w:tcW w:type="dxa" w:w="7960"/><w:tcBorders><w:top w:val="single" w:color="E8E8E8" w:sz="1"/><w:left w:val="single" w:color="D0D0D0" w:sz="1"/><w:bottom w:val="single" w:color="E8E8E8" w:sz="1"/><w:right w:val="single" w:color="CCCCCC" w:sz="1"/></w:tcBorders><w:tcMar><w:top w:type="dxa" w:w="100"/><w:left w:type="dxa" w:w="160"/><w:bottom w:type="dxa" w:w="100"/><w:right w:type="dxa" w:w="160"/></w:tcMar></w:tcPr><w:p><w:pPr><w:spacing w:after="0" w:before="0"/></w:pPr><w:r><w:rPr><w:rFonts w:ascii="Arial" w:cs="Arial" w:eastAsia="Arial" w:hAnsi="Arial"/><w:color w:val="1A1A1A"/><w:sz w:val="21"/><w:szCs w:val="21"/></w:rPr><w:t xml:space="preserve">政府部门（政策法规查询）/ 律所 / 金融机构（内部合规问答）/ 制造业（设备维修手册）/ 大型企业内部知识管理 / 任何文档量大的组织</w:t></w:r></w:p></w:tc></w:tr><w:tr><w:tc><w:tcPr><w:tcW w:type="dxa" w:w="1400"/><w:tcBorders><w:top w:val="single" w:color="E8E8E8" w:sz="1"/><w:left w:val="single" w:color="CCCCCC" w:sz="1"/><w:bottom w:val="single" w:color="CCCCCC" w:sz="1"/><w:right w:val="single" w:color="D0D0D0" w:sz="1"/></w:tcBorders><w:shd w:fill="F5F5F5" w:val="clear"/><w:tcMar><w:top w:type="dxa" w:w="100"/><w:left w:type="dxa" w:w="140"/><w:bottom w:type="dxa" w:w="100"/><w:right w:type="dxa" w:w="140"/></w:tcMar><w:vAlign w:val="top"/></w:tcPr><w:p><w:r><w:rPr><w:rFonts w:ascii="Arial" w:cs="Arial" w:eastAsia="Arial" w:hAnsi="Arial"/><w:b/><w:bCs/><w:color w:val="2E86C1"/><w:sz w:val="20"/><w:szCs w:val="20"/></w:rPr><w:t xml:space="preserve">核心价值</w:t></w:r></w:p></w:tc><w:tc><w:tcPr><w:tcW w:type="dxa" w:w="7960"/><w:tcBorders><w:top w:val="single" w:color="E8E8E8" w:sz="1"/><w:left w:val="single" w:color="D0D0D0" w:sz="1"/><w:bottom w:val="single" w:color="CCCCCC" w:sz="1"/><w:right w:val="single" w:color="CCCCCC" w:sz="1"/></w:tcBorders><w:tcMar><w:top w:type="dxa" w:w="100"/><w:left w:type="dxa" w:w="160"/><w:bottom w:type="dxa" w:w="100"/><w:right w:type="dxa" w:w="160"/></w:tcMar></w:tcPr><w:p><w:pPr><w:spacing w:after="0" w:before="0"/></w:pPr><w:r><w:rPr><w:rFonts w:ascii="Arial" w:cs="Arial" w:eastAsia="Arial" w:hAnsi="Arial"/><w:color w:val="1A1A1A"/><w:sz w:val="21"/><w:szCs w:val="21"/></w:rPr><w:t xml:space="preserve">把&quot;找文件&quot;变成&quot;问问题&quot;；回答有出处，可信赖；降低新员工培训成本；客服和合规回答标准化、可审计。</w:t></w:r></w:p></w:tc></w:tr></w:tbl><w:p><w:pPr><w:spacing w:after="240" w:before="0"/></w:pPr></w:p><w:tbl><w:tblPr><w:tblW w:type="dxa" w:w="9360"/><w:tblBorders><w:top w:val="single" w:color="auto" w:sz="4"/><w:left w:val="single" w:color="auto" w:sz="4"/><w:bottom w:val="single" w:color="auto" w:sz="4"/><w:right w:val="single" w:color="auto" w:sz="4"/><w:insideH w:val="single" w:color="auto" w:sz="4"/><w:insideV w:val="single" w:color="auto" w:sz="4"/></w:tblBorders></w:tblPr><w:tblGrid><w:gridCol w:w="700"/><w:gridCol w:w="8660"/></w:tblGrid><w:tr><w:tc><w:tcPr><w:tcW w:type="dxa" w:w="700"/><w:tcBorders><w:top w:val="single" w:color="1B4F8A" w:sz="1"/><w:left w:val="single" w:color="1B4F8A" w:sz="1"/><w:bottom w:val="single" w:color="1B4F8A" w:sz="1"/><w:right w:val="single" w:color="1B4F8A" w:sz="1"/></w:tcBorders><w:shd w:fill="1B4F8A" w:val="clear"/><w:tcMar><w:top w:type="dxa" w:w="120"/><w:left w:type="dxa" w:w="140"/><w:bottom w:type="dxa" w:w="120"/><w:right w:type="dxa" w:w="140"/></w:tcMar><w:vAlign w:val="center"/></w:tcPr><w:p><w:pPr><w:jc w:val="center"/></w:pPr><w:r><w:rPr><w:rFonts w:ascii="Arial" w:cs="Arial" w:eastAsia="Arial" w:hAnsi="Arial"/><w:b/><w:bCs/><w:color w:val="FFFFFF"/><w:sz w:val="28"/><w:szCs w:val="28"/></w:rPr><w:t xml:space="preserve">03</w:t></w:r></w:p></w:tc><w:tc><w:tcPr><w:tcW w:type="dxa" w:w="8660"/><w:tcBorders><w:top w:val="single" w:color="1B4F8A" w:sz="1"/><w:left w:val="single" w:color="1B4F8A" w:sz="1"/><w:bottom w:val="single" w:color="1B4F8A" w:sz="1"/><w:right w:val="single" w:color="1B4F8A" w:sz="1"/></w:tcBorders><w:shd w:fill="1B4F8A" w:val="clear"/><w:tcMar><w:top w:type="dxa" w:w="120"/><w:left w:type="dxa" w:w="160"/><w:bottom w:type="dxa" w:w="120"/><w:right w:type="dxa" w:w="160"/></w:tcMar></w:tcPr><w:p><w:r><w:rPr><w:rFonts w:ascii="Arial" w:cs="Arial" w:eastAsia="Arial" w:hAnsi="Arial"/><w:b/><w:bCs/><w:color w:val="FFFFFF"/><w:sz w:val="28"/><w:szCs w:val="28"/></w:rPr><w:t xml:space="preserve">文档智能分析  </w:t></w:r><w:r><w:rPr><w:rFonts w:ascii="Arial" w:cs="Arial" w:eastAsia="Arial" w:hAnsi="Arial"/><w:color w:val="A8D0F0"/><w:sz w:val="18"/><w:szCs w:val="18"/></w:rPr><w:t xml:space="preserve">已有生产案例</w:t></w:r></w:p><w:p><w:pPr><w:spacing w:before="40"/></w:pPr><w:r><w:rPr><w:rFonts w:ascii="Arial" w:cs="Arial" w:eastAsia="Arial" w:hAnsi="Arial"/><w:color w:val="C8DFF0"/><w:sz w:val="20"/><w:szCs w:val="20"/></w:rPr><w:t xml:space="preserve">一份文档，自动生成多种衍生内容</w:t></w:r></w:p></w:tc></w:tr><w:tr><w:tc><w:tcPr><w:tcW w:type="dxa" w:w="1400"/><w:tcBorders><w:top w:val="single" w:color="E8E8E8" w:sz="1"/><w:left w:val="single" w:color="CCCCCC" w:sz="1"/><w:bottom w:val="single" w:color="E8E8E8" w:sz="1"/><w:right w:val="single" w:color="D0D0D0" w:sz="1"/></w:tcBorders><w:shd w:fill="F5F5F5" w:val="clear"/><w:tcMar><w:top w:type="dxa" w:w="100"/><w:left w:type="dxa" w:w="140"/><w:bottom w:type="dxa" w:w="100"/><w:right w:type="dxa" w:w="140"/></w:tcMar><w:vAlign w:val="top"/></w:tcPr><w:p><w:r><w:rPr><w:rFonts w:ascii="Arial" w:cs="Arial" w:eastAsia="Arial" w:hAnsi="Arial"/><w:b/><w:bCs/><w:color w:val="2E86C1"/><w:sz w:val="20"/><w:szCs w:val="20"/></w:rPr><w:t xml:space="preserve">应用场景</w:t></w:r></w:p></w:tc><w:tc><w:tcPr><w:tcW w:type="dxa" w:w="7960"/><w:tcBorders><w:top w:val="single" w:color="E8E8E8" w:sz="1"/><w:left w:val="single" w:color="D0D0D0" w:sz="1"/><w:bottom w:val="single" w:color="E8E8E8" w:sz="1"/><w:right w:val="single" w:color="CCCCCC" w:sz="1"/></w:tcBorders><w:tcMar><w:top w:type="dxa" w:w="100"/><w:left w:type="dxa" w:w="160"/><w:bottom w:type="dxa" w:w="100"/><w:right w:type="dxa" w:w="160"/></w:tcMar></w:tcPr><w:p><w:pPr><w:spacing w:after="0" w:before="0"/></w:pPr><w:r><w:rPr><w:rFonts w:ascii="Arial" w:cs="Arial" w:eastAsia="Arial" w:hAnsi="Arial"/><w:color w:val="1A1A1A"/><w:sz w:val="21"/><w:szCs w:val="21"/></w:rPr><w:t xml:space="preserve">教育机构、培训团队、合规部门需要对大量文档进行解读、提炼和转化：把培训材料变成测试题、把报告变成摘要、把会议记录变成行动清单。目前这些工作全部依赖人工，耗时且难以标准化。</w:t></w:r></w:p></w:tc></w:tr><w:tr><w:tc><w:tcPr><w:tcW w:type="dxa" w:w="1400"/><w:tcBorders><w:top w:val="single" w:color="E8E8E8" w:sz="1"/><w:left w:val="single" w:color="CCCCCC" w:sz="1"/><w:bottom w:val="single" w:color="E8E8E8" w:sz="1"/><w:right w:val="single" w:color="D0D0D0" w:sz="1"/></w:tcBorders><w:shd w:fill="F5F5F5" w:val="clear"/><w:tcMar><w:top w:type="dxa" w:w="100"/><w:left w:type="dxa" w:w="140"/><w:bottom w:type="dxa" w:w="100"/><w:right w:type="dxa" w:w="140"/></w:tcMar><w:vAlign w:val="top"/></w:tcPr><w:p><w:r><w:rPr><w:rFonts w:ascii="Arial" w:cs="Arial" w:eastAsia="Arial" w:hAnsi="Arial"/><w:b/><w:bCs/><w:color w:val="2E86C1"/><w:sz w:val="20"/><w:szCs w:val="20"/></w:rPr><w:t xml:space="preserve">用户痛点</w:t></w:r></w:p></w:tc><w:tc><w:tcPr><w:tcW w:type="dxa" w:w="7960"/><w:tcBorders><w:top w:val="single" w:color="E8E8E8" w:sz="1"/><w:left w:val="single" w:color="D0D0D0" w:sz="1"/><w:bottom w:val="single" w:color="E8E8E8" w:sz="1"/><w:right w:val="single" w:color="CCCCCC" w:sz="1"/></w:tcBorders><w:tcMar><w:top w:type="dxa" w:w="100"/><w:left w:type="dxa" w:w="160"/><w:bottom w:type="dxa" w:w="100"/><w:right w:type="dxa" w:w="160"/></w:tcMar></w:tcPr><w:p><w:pPr><w:pStyle w:val="ListParagraph"/><w:numPr><w:ilvl w:val="0"/><w:numId w:val="2"/></w:numPr><w:spacing w:after="30" w:before="30"/></w:pPr><w:r><w:rPr><w:rFonts w:ascii="Arial" w:cs="Arial" w:eastAsia="Arial" w:hAnsi="Arial"/><w:color w:val="1A1A1A"/><w:sz w:val="21"/><w:szCs w:val="21"/></w:rPr><w:t xml:space="preserve">培训材料制作周期长，内容更新慢</w:t></w:r></w:p><w:p><w:pPr><w:pStyle w:val="ListParagraph"/><w:numPr><w:ilvl w:val="0"/><w:numId w:val="2"/></w:numPr><w:spacing w:after="30" w:before="30"/></w:pPr><w:r><w:rPr><w:rFonts w:ascii="Arial" w:cs="Arial" w:eastAsia="Arial" w:hAnsi="Arial"/><w:color w:val="1A1A1A"/><w:sz w:val="21"/><w:szCs w:val="21"/></w:rPr><w:t xml:space="preserve">报告阅读量大，管理层没时间逐一精读</w:t></w:r></w:p><w:p><w:pPr><w:pStyle w:val="ListParagraph"/><w:numPr><w:ilvl w:val="0"/><w:numId w:val="2"/></w:numPr><w:spacing w:after="30" w:before="30"/></w:pPr><w:r><w:rPr><w:rFonts w:ascii="Arial" w:cs="Arial" w:eastAsia="Arial" w:hAnsi="Arial"/><w:color w:val="1A1A1A"/><w:sz w:val="21"/><w:szCs w:val="21"/></w:rPr><w:t xml:space="preserve">测试题、闪卡制作费时，复用率低</w:t></w:r></w:p><w:p><w:pPr><w:pStyle w:val="ListParagraph"/><w:numPr><w:ilvl w:val="0"/><w:numId w:val="2"/></w:numPr><w:spacing w:after="30" w:before="30"/></w:pPr><w:r><w:rPr><w:rFonts w:ascii="Arial" w:cs="Arial" w:eastAsia="Arial" w:hAnsi="Arial"/><w:color w:val="1A1A1A"/><w:sz w:val="21"/><w:szCs w:val="21"/></w:rPr><w:t xml:space="preserve">知识结构化程度低，很难做成培训体系</w:t></w:r></w:p></w:tc></w:tr><w:tr><w:tc><w:tcPr><w:tcW w:type="dxa" w:w="1400"/><w:tcBorders><w:top w:val="single" w:color="E8E8E8" w:sz="1"/><w:left w:val="single" w:color="CCCCCC" w:sz="1"/><w:bottom w:val="single" w:color="E8E8E8" w:sz="1"/><w:right w:val="single" w:color="D0D0D0" w:sz="1"/></w:tcBorders><w:shd w:fill="F5F5F5" w:val="clear"/><w:tcMar><w:top w:type="dxa" w:w="100"/><w:left w:type="dxa" w:w="140"/><w:bottom w:type="dxa" w:w="100"/><w:right w:type="dxa" w:w="140"/></w:tcMar><w:vAlign w:val="top"/></w:tcPr><w:p><w:r><w:rPr><w:rFonts w:ascii="Arial" w:cs="Arial" w:eastAsia="Arial" w:hAnsi="Arial"/><w:b/><w:bCs/><w:color w:val="2E86C1"/><w:sz w:val="20"/><w:szCs w:val="20"/></w:rPr><w:t xml:space="preserve">我们的解决方案</w:t></w:r></w:p></w:tc><w:tc><w:tcPr><w:tcW w:type="dxa" w:w="7960"/><w:tcBorders><w:top w:val="single" w:color="E8E8E8" w:sz="1"/><w:left w:val="single" w:color="D0D0D0" w:sz="1"/><w:bottom w:val="single" w:color="E8E8E8" w:sz="1"/><w:right w:val="single" w:color="CCCCCC" w:sz="1"/></w:tcBorders><w:tcMar><w:top w:type="dxa" w:w="100"/><w:left w:type="dxa" w:w="160"/><w:bottom w:type="dxa" w:w="100"/><w:right w:type="dxa" w:w="160"/></w:tcMar></w:tcPr><w:p><w:pPr><w:spacing w:after="0" w:before="0"/></w:pPr><w:r><w:rPr><w:rFonts w:ascii="Arial" w:cs="Arial" w:eastAsia="Arial" w:hAnsi="Arial"/><w:color w:val="1A1A1A"/><w:sz w:val="21"/><w:szCs w:val="21"/></w:rPr><w:t xml:space="preserve">上传任意文档（课件、报告、手册等），系统自动生成：摘要 / 测验题 / 闪卡 / 思维导图 / 章节大纲。所有内容基于原文生成，不凭空创造，支持批量处理。</w:t></w:r></w:p></w:tc></w:tr><w:tr><w:tc><w:tcPr><w:tcW w:type="dxa" w:w="1400"/><w:tcBorders><w:top w:val="single" w:color="E8E8E8" w:sz="1"/><w:left w:val="single" w:color="CCCCCC" w:sz="1"/><w:bottom w:val="single" w:color="E8E8E8" w:sz="1"/><w:right w:val="single" w:color="D0D0D0" w:sz="1"/></w:tcBorders><w:shd w:fill="F5F5F5" w:val="clear"/><w:tcMar><w:top w:type="dxa" w:w="100"/><w:left w:type="dxa" w:w="140"/><w:bottom w:type="dxa" w:w="100"/><w:right w:type="dxa" w:w="140"/></w:tcMar><w:vAlign w:val="top"/></w:tcPr><w:p><w:r><w:rPr><w:rFonts w:ascii="Arial" w:cs="Arial" w:eastAsia="Arial" w:hAnsi="Arial"/><w:b/><w:bCs/><w:color w:val="2E86C1"/><w:sz w:val="20"/><w:szCs w:val="20"/></w:rPr><w:t xml:space="preserve">适合的甲方</w:t></w:r></w:p></w:tc><w:tc><w:tcPr><w:tcW w:type="dxa" w:w="7960"/><w:tcBorders><w:top w:val="single" w:color="E8E8E8" w:sz="1"/><w:left w:val="single" w:color="D0D0D0" w:sz="1"/><w:bottom w:val="single" w:color="E8E8E8" w:sz="1"/><w:right w:val="single" w:color="CCCCCC" w:sz="1"/></w:tcBorders><w:tcMar><w:top w:type="dxa" w:w="100"/><w:left w:type="dxa" w:w="160"/><w:bottom w:type="dxa" w:w="100"/><w:right w:type="dxa" w:w="160"/></w:tcMar></w:tcPr><w:p><w:pPr><w:spacing w:after="0" w:before="0"/></w:pPr><w:r><w:rPr><w:rFonts w:ascii="Arial" w:cs="Arial" w:eastAsia="Arial" w:hAnsi="Arial"/><w:color w:val="1A1A1A"/><w:sz w:val="21"/><w:szCs w:val="21"/></w:rPr><w:t xml:space="preserve">在线教育平台 / 企业培训部门 / 出版机构 / 咨询公司（报告摘要）/ 合规审查团队</w:t></w:r></w:p></w:tc></w:tr><w:tr><w:tc><w:tcPr><w:tcW w:type="dxa" w:w="1400"/><w:tcBorders><w:top w:val="single" w:color="E8E8E8" w:sz="1"/><w:left w:val="single" w:color="CCCCCC" w:sz="1"/><w:bottom w:val="single" w:color="CCCCCC" w:sz="1"/><w:right w:val="single" w:color="D0D0D0" w:sz="1"/></w:tcBorders><w:shd w:fill="F5F5F5" w:val="clear"/><w:tcMar><w:top w:type="dxa" w:w="100"/><w:left w:type="dxa" w:w="140"/><w:bottom w:type="dxa" w:w="100"/><w:right w:type="dxa" w:w="140"/></w:tcMar><w:vAlign w:val="top"/></w:tcPr><w:p><w:r><w:rPr><w:rFonts w:ascii="Arial" w:cs="Arial" w:eastAsia="Arial" w:hAnsi="Arial"/><w:b/><w:bCs/><w:color w:val="2E86C1"/><w:sz w:val="20"/><w:szCs w:val="20"/></w:rPr><w:t xml:space="preserve">核心价值</w:t></w:r></w:p></w:tc><w:tc><w:tcPr><w:tcW w:type="dxa" w:w="7960"/><w:tcBorders><w:top w:val="single" w:color="E8E8E8" w:sz="1"/><w:left w:val="single" w:color="D0D0D0" w:sz="1"/><w:bottom w:val="single" w:color="CCCCCC" w:sz="1"/><w:right w:val="single" w:color="CCCCCC" w:sz="1"/></w:tcBorders><w:tcMar><w:top w:type="dxa" w:w="100"/><w:left w:type="dxa" w:w="160"/><w:bottom w:type="dxa" w:w="100"/><w:right w:type="dxa" w:w="160"/></w:tcMar></w:tcPr><w:p><w:pPr><w:spacing w:after="0" w:before="0"/></w:pPr><w:r><w:rPr><w:rFonts w:ascii="Arial" w:cs="Arial" w:eastAsia="Arial" w:hAnsi="Arial"/><w:color w:val="1A1A1A"/><w:sz w:val="21"/><w:szCs w:val="21"/></w:rPr><w:t xml:space="preserve">将制作培训材料的时间从天级压缩到分钟级；内容标准化、可复用；不依赖个人经验，质量稳定。</w:t></w:r></w:p></w:tc></w:tr></w:tbl><w:p><w:pPr><w:spacing w:after="240" w:before="0"/></w:pPr></w:p><w:tbl><w:tblPr><w:tblW w:type="dxa" w:w="9360"/><w:tblBorders><w:top w:val="single" w:color="auto" w:sz="4"/><w:left w:val="single" w:color="auto" w:sz="4"/><w:bottom w:val="single" w:color="auto" w:sz="4"/><w:right w:val="single" w:color="auto" w:sz="4"/><w:insideH w:val="single" w:color="auto" w:sz="4"/><w:insideV w:val="single" w:color="auto" w:sz="4"/></w:tblBorders></w:tblPr><w:tblGrid><w:gridCol w:w="700"/><w:gridCol w:w="8660"/></w:tblGrid><w:tr><w:tc><w:tcPr><w:tcW w:type="dxa" w:w="700"/><w:tcBorders><w:top w:val="single" w:color="1B4F8A" w:sz="1"/><w:left w:val="single" w:color="1B4F8A" w:sz="1"/><w:bottom w:val="single" w:color="1B4F8A" w:sz="1"/><w:right w:val="single" w:color="1B4F8A" w:sz="1"/></w:tcBorders><w:shd w:fill="1B4F8A" w:val="clear"/><w:tcMar><w:top w:type="dxa" w:w="120"/><w:left w:type="dxa" w:w="140"/><w:bottom w:type="dxa" w:w="120"/><w:right w:type="dxa" w:w="140"/></w:tcMar><w:vAlign w:val="center"/></w:tcPr><w:p><w:pPr><w:jc w:val="center"/></w:pPr><w:r><w:rPr><w:rFonts w:ascii="Arial" w:cs="Arial" w:eastAsia="Arial" w:hAnsi="Arial"/><w:b/><w:bCs/><w:color w:val="FFFFFF"/><w:sz w:val="28"/><w:szCs w:val="28"/></w:rPr><w:t xml:space="preserve">04</w:t></w:r></w:p></w:tc><w:tc><w:tcPr><w:tcW w:type="dxa" w:w="8660"/><w:tcBorders><w:top w:val="single" w:color="1B4F8A" w:sz="1"/><w:left w:val="single" w:color="1B4F8A" w:sz="1"/><w:bottom w:val="single" w:color="1B4F8A" w:sz="1"/><w:right w:val="single" w:color="1B4F8A" w:sz="1"/></w:tcBorders><w:shd w:fill="1B4F8A" w:val="clear"/><w:tcMar><w:top w:type="dxa" w:w="120"/><w:left w:type="dxa" w:w="160"/><w:bottom w:type="dxa" w:w="120"/><w:right w:type="dxa" w:w="160"/></w:tcMar></w:tcPr><w:p><w:r><w:rPr><w:rFonts w:ascii="Arial" w:cs="Arial" w:eastAsia="Arial" w:hAnsi="Arial"/><w:b/><w:bCs/><w:color w:val="FFFFFF"/><w:sz w:val="28"/><w:szCs w:val="28"/></w:rPr><w:t xml:space="preserve">AI 工作流 / 多 Agent 协作  </w:t></w:r><w:r><w:rPr><w:rFonts w:ascii="Arial" w:cs="Arial" w:eastAsia="Arial" w:hAnsi="Arial"/><w:color w:val="A8D0F0"/><w:sz w:val="18"/><w:szCs w:val="18"/></w:rPr><w:t xml:space="preserve">已有生产案例</w:t></w:r></w:p><w:p><w:pPr><w:spacing w:before="40"/></w:pPr><w:r><w:rPr><w:rFonts w:ascii="Arial" w:cs="Arial" w:eastAsia="Arial" w:hAnsi="Arial"/><w:color w:val="C8DFF0"/><w:sz w:val="20"/><w:szCs w:val="20"/></w:rPr><w:t xml:space="preserve">把复杂多步骤业务流程交给 AI 自动完成</w:t></w:r></w:p></w:tc></w:tr><w:tr><w:tc><w:tcPr><w:tcW w:type="dxa" w:w="1400"/><w:tcBorders><w:top w:val="single" w:color="E8E8E8" w:sz="1"/><w:left w:val="single" w:color="CCCCCC" w:sz="1"/><w:bottom w:val="single" w:color="E8E8E8" w:sz="1"/><w:right w:val="single" w:color="D0D0D0" w:sz="1"/></w:tcBorders><w:shd w:fill="F5F5F5" w:val="clear"/><w:tcMar><w:top w:type="dxa" w:w="100"/><w:left w:type="dxa" w:w="140"/><w:bottom w:type="dxa" w:w="100"/><w:right w:type="dxa" w:w="140"/></w:tcMar><w:vAlign w:val="top"/></w:tcPr><w:p><w:r><w:rPr><w:rFonts w:ascii="Arial" w:cs="Arial" w:eastAsia="Arial" w:hAnsi="Arial"/><w:b/><w:bCs/><w:color w:val="2E86C1"/><w:sz w:val="20"/><w:szCs w:val="20"/></w:rPr><w:t xml:space="preserve">应用场景</w:t></w:r></w:p></w:tc><w:tc><w:tcPr><w:tcW w:type="dxa" w:w="7960"/><w:tcBorders><w:top w:val="single" w:color="E8E8E8" w:sz="1"/><w:left w:val="single" w:color="D0D0D0" w:sz="1"/><w:bottom w:val="single" w:color="E8E8E8" w:sz="1"/><w:right w:val="single" w:color="CCCCCC" w:sz="1"/></w:tcBorders><w:tcMar><w:top w:type="dxa" w:w="100"/><w:left w:type="dxa" w:w="160"/><w:bottom w:type="dxa" w:w="100"/><w:right w:type="dxa" w:w="160"/></w:tcMar></w:tcPr><w:p><w:pPr><w:spacing w:after="0" w:before="0"/></w:pPr><w:r><w:rPr><w:rFonts w:ascii="Arial" w:cs="Arial" w:eastAsia="Arial" w:hAnsi="Arial"/><w:color w:val="1A1A1A"/><w:sz w:val="21"/><w:szCs w:val="21"/></w:rPr><w:t xml:space="preserve">某些业务需要多个环节串联完成：需求收集 → 方案拆解 → 分工执行 → 质量校验 → 输出交付。这些流程目前依赖人工协调，流程长、容易出错、难以规模化复制。</w:t></w:r></w:p></w:tc></w:tr><w:tr><w:tc><w:tcPr><w:tcW w:type="dxa" w:w="1400"/><w:tcBorders><w:top w:val="single" w:color="E8E8E8" w:sz="1"/><w:left w:val="single" w:color="CCCCCC" w:sz="1"/><w:bottom w:val="single" w:color="E8E8E8" w:sz="1"/><w:right w:val="single" w:color="D0D0D0" w:sz="1"/></w:tcBorders><w:shd w:fill="F5F5F5" w:val="clear"/><w:tcMar><w:top w:type="dxa" w:w="100"/><w:left w:type="dxa" w:w="140"/><w:bottom w:type="dxa" w:w="100"/><w:right w:type="dxa" w:w="140"/></w:tcMar><w:vAlign w:val="top"/></w:tcPr><w:p><w:r><w:rPr><w:rFonts w:ascii="Arial" w:cs="Arial" w:eastAsia="Arial" w:hAnsi="Arial"/><w:b/><w:bCs/><w:color w:val="2E86C1"/><w:sz w:val="20"/><w:szCs w:val="20"/></w:rPr><w:t xml:space="preserve">用户痛点</w:t></w:r></w:p></w:tc><w:tc><w:tcPr><w:tcW w:type="dxa" w:w="7960"/><w:tcBorders><w:top w:val="single" w:color="E8E8E8" w:sz="1"/><w:left w:val="single" w:color="D0D0D0" w:sz="1"/><w:bottom w:val="single" w:color="E8E8E8" w:sz="1"/><w:right w:val="single" w:color="CCCCCC" w:sz="1"/></w:tcBorders><w:tcMar><w:top w:type="dxa" w:w="100"/><w:left w:type="dxa" w:w="160"/><w:bottom w:type="dxa" w:w="100"/><w:right w:type="dxa" w:w="160"/></w:tcMar></w:tcPr><w:p><w:pPr><w:pStyle w:val="ListParagraph"/><w:numPr><w:ilvl w:val="0"/><w:numId w:val="2"/></w:numPr><w:spacing w:after="30" w:before="30"/></w:pPr><w:r><w:rPr><w:rFonts w:ascii="Arial" w:cs="Arial" w:eastAsia="Arial" w:hAnsi="Arial"/><w:color w:val="1A1A1A"/><w:sz w:val="21"/><w:szCs w:val="21"/></w:rPr><w:t xml:space="preserve">多步骤任务全靠人工协调，容易遗漏、出错</w:t></w:r></w:p><w:p><w:pPr><w:pStyle w:val="ListParagraph"/><w:numPr><w:ilvl w:val="0"/><w:numId w:val="2"/></w:numPr><w:spacing w:after="30" w:before="30"/></w:pPr><w:r><w:rPr><w:rFonts w:ascii="Arial" w:cs="Arial" w:eastAsia="Arial" w:hAnsi="Arial"/><w:color w:val="1A1A1A"/><w:sz w:val="21"/><w:szCs w:val="21"/></w:rPr><w:t xml:space="preserve">重复性的创作、整理、校验工作占用大量人力</w:t></w:r></w:p><w:p><w:pPr><w:pStyle w:val="ListParagraph"/><w:numPr><w:ilvl w:val="0"/><w:numId w:val="2"/></w:numPr><w:spacing w:after="30" w:before="30"/></w:pPr><w:r><w:rPr><w:rFonts w:ascii="Arial" w:cs="Arial" w:eastAsia="Arial" w:hAnsi="Arial"/><w:color w:val="1A1A1A"/><w:sz w:val="21"/><w:szCs w:val="21"/></w:rPr><w:t xml:space="preserve">流程难以复制，强依赖特定人员的经验</w:t></w:r></w:p><w:p><w:pPr><w:pStyle w:val="ListParagraph"/><w:numPr><w:ilvl w:val="0"/><w:numId w:val="2"/></w:numPr><w:spacing w:after="30" w:before="30"/></w:pPr><w:r><w:rPr><w:rFonts w:ascii="Arial" w:cs="Arial" w:eastAsia="Arial" w:hAnsi="Arial"/><w:color w:val="1A1A1A"/><w:sz w:val="21"/><w:szCs w:val="21"/></w:rPr><w:t xml:space="preserve">任务状态不透明，进度追踪困难</w:t></w:r></w:p></w:tc></w:tr><w:tr><w:tc><w:tcPr><w:tcW w:type="dxa" w:w="1400"/><w:tcBorders><w:top w:val="single" w:color="E8E8E8" w:sz="1"/><w:left w:val="single" w:color="CCCCCC" w:sz="1"/><w:bottom w:val="single" w:color="E8E8E8" w:sz="1"/><w:right w:val="single" w:color="D0D0D0" w:sz="1"/></w:tcBorders><w:shd w:fill="F5F5F5" w:val="clear"/><w:tcMar><w:top w:type="dxa" w:w="100"/><w:left w:type="dxa" w:w="140"/><w:bottom w:type="dxa" w:w="100"/><w:right w:type="dxa" w:w="140"/></w:tcMar><w:vAlign w:val="top"/></w:tcPr><w:p><w:r><w:rPr><w:rFonts w:ascii="Arial" w:cs="Arial" w:eastAsia="Arial" w:hAnsi="Arial"/><w:b/><w:bCs/><w:color w:val="2E86C1"/><w:sz w:val="20"/><w:szCs w:val="20"/></w:rPr><w:t xml:space="preserve">我们的解决方案</w:t></w:r></w:p></w:tc><w:tc><w:tcPr><w:tcW w:type="dxa" w:w="7960"/><w:tcBorders><w:top w:val="single" w:color="E8E8E8" w:sz="1"/><w:left w:val="single" w:color="D0D0D0" w:sz="1"/><w:bottom w:val="single" w:color="E8E8E8" w:sz="1"/><w:right w:val="single" w:color="CCCCCC" w:sz="1"/></w:tcBorders><w:tcMar><w:top w:type="dxa" w:w="100"/><w:left w:type="dxa" w:w="160"/><w:bottom w:type="dxa" w:w="100"/><w:right w:type="dxa" w:w="160"/></w:tcMar></w:tcPr><w:p><w:pPr><w:spacing w:after="0" w:before="0"/></w:pPr><w:r><w:rPr><w:rFonts w:ascii="Arial" w:cs="Arial" w:eastAsia="Arial" w:hAnsi="Arial"/><w:color w:val="1A1A1A"/><w:sz w:val="21"/><w:szCs w:val="21"/></w:rPr><w:t xml:space="preserve">搭建多 Agent 流水线：Director Agent 负责任务拆解和统筹，专项 Agent 各自处理具体任务（生成、校验、修复），关键节点支持人工审批介入。整个过程有状态追踪，支持异常回退和重试。</w:t></w:r></w:p></w:tc></w:tr><w:tr><w:tc><w:tcPr><w:tcW w:type="dxa" w:w="1400"/><w:tcBorders><w:top w:val="single" w:color="E8E8E8" w:sz="1"/><w:left w:val="single" w:color="CCCCCC" w:sz="1"/><w:bottom w:val="single" w:color="E8E8E8" w:sz="1"/><w:right w:val="single" w:color="D0D0D0" w:sz="1"/></w:tcBorders><w:shd w:fill="F5F5F5" w:val="clear"/><w:tcMar><w:top w:type="dxa" w:w="100"/><w:left w:type="dxa" w:w="140"/><w:bottom w:type="dxa" w:w="100"/><w:right w:type="dxa" w:w="140"/></w:tcMar><w:vAlign w:val="top"/></w:tcPr><w:p><w:r><w:rPr><w:rFonts w:ascii="Arial" w:cs="Arial" w:eastAsia="Arial" w:hAnsi="Arial"/><w:b/><w:bCs/><w:color w:val="2E86C1"/><w:sz w:val="20"/><w:szCs w:val="20"/></w:rPr><w:t xml:space="preserve">适合的甲方</w:t></w:r></w:p></w:tc><w:tc><w:tcPr><w:tcW w:type="dxa" w:w="7960"/><w:tcBorders><w:top w:val="single" w:color="E8E8E8" w:sz="1"/><w:left w:val="single" w:color="D0D0D0" w:sz="1"/><w:bottom w:val="single" w:color="E8E8E8" w:sz="1"/><w:right w:val="single" w:color="CCCCCC" w:sz="1"/></w:tcBorders><w:tcMar><w:top w:type="dxa" w:w="100"/><w:left w:type="dxa" w:w="160"/><w:bottom w:type="dxa" w:w="100"/><w:right w:type="dxa" w:w="160"/></w:tcMar></w:tcPr><w:p><w:pPr><w:spacing w:after="0" w:before="0"/></w:pPr><w:r><w:rPr><w:rFonts w:ascii="Arial" w:cs="Arial" w:eastAsia="Arial" w:hAnsi="Arial"/><w:color w:val="1A1A1A"/><w:sz w:val="21"/><w:szCs w:val="21"/></w:rPr><w:t xml:space="preserve">视频/内容生产团队 / 营销创意机构 / 需要批量生产标准化内容的平台 / 有复杂审批流的企业</w:t></w:r></w:p></w:tc></w:tr><w:tr><w:tc><w:tcPr><w:tcW w:type="dxa" w:w="1400"/><w:tcBorders><w:top w:val="single" w:color="E8E8E8" w:sz="1"/><w:left w:val="single" w:color="CCCCCC" w:sz="1"/><w:bottom w:val="single" w:color="CCCCCC" w:sz="1"/><w:right w:val="single" w:color="D0D0D0" w:sz="1"/></w:tcBorders><w:shd w:fill="F5F5F5" w:val="clear"/><w:tcMar><w:top w:type="dxa" w:w="100"/><w:left w:type="dxa" w:w="140"/><w:bottom w:type="dxa" w:w="100"/><w:right w:type="dxa" w:w="140"/></w:tcMar><w:vAlign w:val="top"/></w:tcPr><w:p><w:r><w:rPr><w:rFonts w:ascii="Arial" w:cs="Arial" w:eastAsia="Arial" w:hAnsi="Arial"/><w:b/><w:bCs/><w:color w:val="2E86C1"/><w:sz w:val="20"/><w:szCs w:val="20"/></w:rPr><w:t xml:space="preserve">核心价值</w:t></w:r></w:p></w:tc><w:tc><w:tcPr><w:tcW w:type="dxa" w:w="7960"/><w:tcBorders><w:top w:val="single" w:color="E8E8E8" w:sz="1"/><w:left w:val="single" w:color="D0D0D0" w:sz="1"/><w:bottom w:val="single" w:color="CCCCCC" w:sz="1"/><w:right w:val="single" w:color="CCCCCC" w:sz="1"/></w:tcBorders><w:tcMar><w:top w:type="dxa" w:w="100"/><w:left w:type="dxa" w:w="160"/><w:bottom w:type="dxa" w:w="100"/><w:right w:type="dxa" w:w="160"/></w:tcMar></w:tcPr><w:p><w:pPr><w:spacing w:after="0" w:before="0"/></w:pPr><w:r><w:rPr><w:rFonts w:ascii="Arial" w:cs="Arial" w:eastAsia="Arial" w:hAnsi="Arial"/><w:color w:val="1A1A1A"/><w:sz w:val="21"/><w:szCs w:val="21"/></w:rPr><w:t xml:space="preserve">把原来需要多人协作数小时完成的任务，压缩到自动化执行；流程可复制、可扩展；人工只在关键决策点介入，效率大幅提升。</w:t></w:r></w:p></w:tc></w:tr></w:tbl><w:p><w:pPr><w:spacing w:after="240" w:before="0"/></w:pPr></w:p><w:tbl><w:tblPr><w:tblW w:type="dxa" w:w="9360"/><w:tblBorders><w:top w:val="single" w:color="auto" w:sz="4"/><w:left w:val="single" w:color="auto" w:sz="4"/><w:bottom w:val="single" w:color="auto" w:sz="4"/><w:right w:val="single" w:color="auto" w:sz="4"/><w:insideH w:val="single" w:color="auto" w:sz="4"/><w:insideV w:val="single" w:color="auto" w:sz="4"/></w:tblBorders></w:tblPr><w:tblGrid><w:gridCol w:w="700"/><w:gridCol w:w="8660"/></w:tblGrid><w:tr><w:tc><w:tcPr><w:tcW w:type="dxa" w:w="700"/><w:tcBorders><w:top w:val="single" w:color="1B4F8A" w:sz="1"/><w:left w:val="single" w:color="1B4F8A" w:sz="1"/><w:bottom w:val="single" w:color="1B4F8A" w:sz="1"/><w:right w:val="single" w:color="1B4F8A" w:sz="1"/></w:tcBorders><w:shd w:fill="1B4F8A" w:val="clear"/><w:tcMar><w:top w:type="dxa" w:w="120"/><w:left w:type="dxa" w:w="140"/><w:bottom w:type="dxa" w:w="120"/><w:right w:type="dxa" w:w="140"/></w:tcMar><w:vAlign w:val="center"/></w:tcPr><w:p><w:pPr><w:jc w:val="center"/></w:pPr><w:r><w:rPr><w:rFonts w:ascii="Arial" w:cs="Arial" w:eastAsia="Arial" w:hAnsi="Arial"/><w:b/><w:bCs/><w:color w:val="FFFFFF"/><w:sz w:val="28"/><w:szCs w:val="28"/></w:rPr><w:t xml:space="preserve">05</w:t></w:r></w:p></w:tc><w:tc><w:tcPr><w:tcW w:type="dxa" w:w="8660"/><w:tcBorders><w:top w:val="single" w:color="1B4F8A" w:sz="1"/><w:left w:val="single" w:color="1B4F8A" w:sz="1"/><w:bottom w:val="single" w:color="1B4F8A" w:sz="1"/><w:right w:val="single" w:color="1B4F8A" w:sz="1"/></w:tcBorders><w:shd w:fill="1B4F8A" w:val="clear"/><w:tcMar><w:top w:type="dxa" w:w="120"/><w:left w:type="dxa" w:w="160"/><w:bottom w:type="dxa" w:w="120"/><w:right w:type="dxa" w:w="160"/></w:tcMar></w:tcPr><w:p><w:r><w:rPr><w:rFonts w:ascii="Arial" w:cs="Arial" w:eastAsia="Arial" w:hAnsi="Arial"/><w:b/><w:bCs/><w:color w:val="FFFFFF"/><w:sz w:val="28"/><w:szCs w:val="28"/></w:rPr><w:t xml:space="preserve">AI 内容创作自动化  </w:t></w:r><w:r><w:rPr><w:rFonts w:ascii="Arial" w:cs="Arial" w:eastAsia="Arial" w:hAnsi="Arial"/><w:color w:val="A8D0F0"/><w:sz w:val="18"/><w:szCs w:val="18"/></w:rPr><w:t xml:space="preserve">已有生产案例</w:t></w:r></w:p><w:p><w:pPr><w:spacing w:before="40"/></w:pPr><w:r><w:rPr><w:rFonts w:ascii="Arial" w:cs="Arial" w:eastAsia="Arial" w:hAnsi="Arial"/><w:color w:val="C8DFF0"/><w:sz w:val="20"/><w:szCs w:val="20"/></w:rPr><w:t xml:space="preserve">从创意需求到结构化内容输出，全程 AI 驱动</w:t></w:r></w:p></w:tc></w:tr><w:tr><w:tc><w:tcPr><w:tcW w:type="dxa" w:w="1400"/><w:tcBorders><w:top w:val="single" w:color="E8E8E8" w:sz="1"/><w:left w:val="single" w:color="CCCCCC" w:sz="1"/><w:bottom w:val="single" w:color="E8E8E8" w:sz="1"/><w:right w:val="single" w:color="D0D0D0" w:sz="1"/></w:tcBorders><w:shd w:fill="F5F5F5" w:val="clear"/><w:tcMar><w:top w:type="dxa" w:w="100"/><w:left w:type="dxa" w:w="140"/><w:bottom w:type="dxa" w:w="100"/><w:right w:type="dxa" w:w="140"/></w:tcMar><w:vAlign w:val="top"/></w:tcPr><w:p><w:r><w:rPr><w:rFonts w:ascii="Arial" w:cs="Arial" w:eastAsia="Arial" w:hAnsi="Arial"/><w:b/><w:bCs/><w:color w:val="2E86C1"/><w:sz w:val="20"/><w:szCs w:val="20"/></w:rPr><w:t xml:space="preserve">应用场景</w:t></w:r></w:p></w:tc><w:tc><w:tcPr><w:tcW w:type="dxa" w:w="7960"/><w:tcBorders><w:top w:val="single" w:color="E8E8E8" w:sz="1"/><w:left w:val="single" w:color="D0D0D0" w:sz="1"/><w:bottom w:val="single" w:color="E8E8E8" w:sz="1"/><w:right w:val="single" w:color="CCCCCC" w:sz="1"/></w:tcBorders><w:tcMar><w:top w:type="dxa" w:w="100"/><w:left w:type="dxa" w:w="160"/><w:bottom w:type="dxa" w:w="100"/><w:right w:type="dxa" w:w="160"/></w:tcMar></w:tcPr><w:p><w:pPr><w:spacing w:after="0" w:before="0"/></w:pPr><w:r><w:rPr><w:rFonts w:ascii="Arial" w:cs="Arial" w:eastAsia="Arial" w:hAnsi="Arial"/><w:color w:val="1A1A1A"/><w:sz w:val="21"/><w:szCs w:val="21"/></w:rPr><w:t xml:space="preserve">营销团队、教育平台、媒体机构需要持续产出大量结构化内容：课程脚本、视频分镜、营销文案、产品介绍。人工创作产能有限，成本高，且质量依赖创作者的个人水平。</w:t></w:r></w:p></w:tc></w:tr><w:tr><w:tc><w:tcPr><w:tcW w:type="dxa" w:w="1400"/><w:tcBorders><w:top w:val="single" w:color="E8E8E8" w:sz="1"/><w:left w:val="single" w:color="CCCCCC" w:sz="1"/><w:bottom w:val="single" w:color="E8E8E8" w:sz="1"/><w:right w:val="single" w:color="D0D0D0" w:sz="1"/></w:tcBorders><w:shd w:fill="F5F5F5" w:val="clear"/><w:tcMar><w:top w:type="dxa" w:w="100"/><w:left w:type="dxa" w:w="140"/><w:bottom w:type="dxa" w:w="100"/><w:right w:type="dxa" w:w="140"/></w:tcMar><w:vAlign w:val="top"/></w:tcPr><w:p><w:r><w:rPr><w:rFonts w:ascii="Arial" w:cs="Arial" w:eastAsia="Arial" w:hAnsi="Arial"/><w:b/><w:bCs/><w:color w:val="2E86C1"/><w:sz w:val="20"/><w:szCs w:val="20"/></w:rPr><w:t xml:space="preserve">用户痛点</w:t></w:r></w:p></w:tc><w:tc><w:tcPr><w:tcW w:type="dxa" w:w="7960"/><w:tcBorders><w:top w:val="single" w:color="E8E8E8" w:sz="1"/><w:left w:val="single" w:color="D0D0D0" w:sz="1"/><w:bottom w:val="single" w:color="E8E8E8" w:sz="1"/><w:right w:val="single" w:color="CCCCCC" w:sz="1"/></w:tcBorders><w:tcMar><w:top w:type="dxa" w:w="100"/><w:left w:type="dxa" w:w="160"/><w:bottom w:type="dxa" w:w="100"/><w:right w:type="dxa" w:w="160"/></w:tcMar></w:tcPr><w:p><w:pPr><w:pStyle w:val="ListParagraph"/><w:numPr><w:ilvl w:val="0"/><w:numId w:val="2"/></w:numPr><w:spacing w:after="30" w:before="30"/></w:pPr><w:r><w:rPr><w:rFonts w:ascii="Arial" w:cs="Arial" w:eastAsia="Arial" w:hAnsi="Arial"/><w:color w:val="1A1A1A"/><w:sz w:val="21"/><w:szCs w:val="21"/></w:rPr><w:t xml:space="preserve">内容需求量大，创作团队产能严重不足</w:t></w:r></w:p><w:p><w:pPr><w:pStyle w:val="ListParagraph"/><w:numPr><w:ilvl w:val="0"/><w:numId w:val="2"/></w:numPr><w:spacing w:after="30" w:before="30"/></w:pPr><w:r><w:rPr><w:rFonts w:ascii="Arial" w:cs="Arial" w:eastAsia="Arial" w:hAnsi="Arial"/><w:color w:val="1A1A1A"/><w:sz w:val="21"/><w:szCs w:val="21"/></w:rPr><w:t xml:space="preserve">内容质量参差不齐，风格难以统一</w:t></w:r></w:p><w:p><w:pPr><w:pStyle w:val="ListParagraph"/><w:numPr><w:ilvl w:val="0"/><w:numId w:val="2"/></w:numPr><w:spacing w:after="30" w:before="30"/></w:pPr><w:r><w:rPr><w:rFonts w:ascii="Arial" w:cs="Arial" w:eastAsia="Arial" w:hAnsi="Arial"/><w:color w:val="1A1A1A"/><w:sz w:val="21"/><w:szCs w:val="21"/></w:rPr><w:t xml:space="preserve">从需求到成稿周期长，迭代慢</w:t></w:r></w:p><w:p><w:pPr><w:pStyle w:val="ListParagraph"/><w:numPr><w:ilvl w:val="0"/><w:numId w:val="2"/></w:numPr><w:spacing w:after="30" w:before="30"/></w:pPr><w:r><w:rPr><w:rFonts w:ascii="Arial" w:cs="Arial" w:eastAsia="Arial" w:hAnsi="Arial"/><w:color w:val="1A1A1A"/><w:sz w:val="21"/><w:szCs w:val="21"/></w:rPr><w:t xml:space="preserve">好的创作经验难以沉淀和复用</w:t></w:r></w:p></w:tc></w:tr><w:tr><w:tc><w:tcPr><w:tcW w:type="dxa" w:w="1400"/><w:tcBorders><w:top w:val="single" w:color="E8E8E8" w:sz="1"/><w:left w:val="single" w:color="CCCCCC" w:sz="1"/><w:bottom w:val="single" w:color="E8E8E8" w:sz="1"/><w:right w:val="single" w:color="D0D0D0" w:sz="1"/></w:tcBorders><w:shd w:fill="F5F5F5" w:val="clear"/><w:tcMar><w:top w:type="dxa" w:w="100"/><w:left w:type="dxa" w:w="140"/><w:bottom w:type="dxa" w:w="100"/><w:right w:type="dxa" w:w="140"/></w:tcMar><w:vAlign w:val="top"/></w:tcPr><w:p><w:r><w:rPr><w:rFonts w:ascii="Arial" w:cs="Arial" w:eastAsia="Arial" w:hAnsi="Arial"/><w:b/><w:bCs/><w:color w:val="2E86C1"/><w:sz w:val="20"/><w:szCs w:val="20"/></w:rPr><w:t xml:space="preserve">我们的解决方案</w:t></w:r></w:p></w:tc><w:tc><w:tcPr><w:tcW w:type="dxa" w:w="7960"/><w:tcBorders><w:top w:val="single" w:color="E8E8E8" w:sz="1"/><w:left w:val="single" w:color="D0D0D0" w:sz="1"/><w:bottom w:val="single" w:color="E8E8E8" w:sz="1"/><w:right w:val="single" w:color="CCCCCC" w:sz="1"/></w:tcBorders><w:tcMar><w:top w:type="dxa" w:w="100"/><w:left w:type="dxa" w:w="160"/><w:bottom w:type="dxa" w:w="100"/><w:right w:type="dxa" w:w="160"/></w:tcMar></w:tcPr><w:p><w:pPr><w:spacing w:after="0" w:before="0"/></w:pPr><w:r><w:rPr><w:rFonts w:ascii="Arial" w:cs="Arial" w:eastAsia="Arial" w:hAnsi="Arial"/><w:color w:val="1A1A1A"/><w:sz w:val="21"/><w:szCs w:val="21"/></w:rPr><w:t xml:space="preserve">输入内容需求或素材，系统自动生成结构化内容方案（章节大纲、脚本、分镜、代码），支持多轮修改和质量自评。可接入人工审批节点，确保输出符合品牌和业务要求。</w:t></w:r></w:p></w:tc></w:tr><w:tr><w:tc><w:tcPr><w:tcW w:type="dxa" w:w="1400"/><w:tcBorders><w:top w:val="single" w:color="E8E8E8" w:sz="1"/><w:left w:val="single" w:color="CCCCCC" w:sz="1"/><w:bottom w:val="single" w:color="E8E8E8" w:sz="1"/><w:right w:val="single" w:color="D0D0D0" w:sz="1"/></w:tcBorders><w:shd w:fill="F5F5F5" w:val="clear"/><w:tcMar><w:top w:type="dxa" w:w="100"/><w:left w:type="dxa" w:w="140"/><w:bottom w:type="dxa" w:w="100"/><w:right w:type="dxa" w:w="140"/></w:tcMar><w:vAlign w:val="top"/></w:tcPr><w:p><w:r><w:rPr><w:rFonts w:ascii="Arial" w:cs="Arial" w:eastAsia="Arial" w:hAnsi="Arial"/><w:b/><w:bCs/><w:color w:val="2E86C1"/><w:sz w:val="20"/><w:szCs w:val="20"/></w:rPr><w:t xml:space="preserve">适合的甲方</w:t></w:r></w:p></w:tc><w:tc><w:tcPr><w:tcW w:type="dxa" w:w="7960"/><w:tcBorders><w:top w:val="single" w:color="E8E8E8" w:sz="1"/><w:left w:val="single" w:color="D0D0D0" w:sz="1"/><w:bottom w:val="single" w:color="E8E8E8" w:sz="1"/><w:right w:val="single" w:color="CCCCCC" w:sz="1"/></w:tcBorders><w:tcMar><w:top w:type="dxa" w:w="100"/><w:left w:type="dxa" w:w="160"/><w:bottom w:type="dxa" w:w="100"/><w:right w:type="dxa" w:w="160"/></w:tcMar></w:tcPr><w:p><w:pPr><w:spacing w:after="0" w:before="0"/></w:pPr><w:r><w:rPr><w:rFonts w:ascii="Arial" w:cs="Arial" w:eastAsia="Arial" w:hAnsi="Arial"/><w:color w:val="1A1A1A"/><w:sz w:val="21"/><w:szCs w:val="21"/></w:rPr><w:t xml:space="preserve">在线教育平台 / 营销创意公司 / 短视频内容机构 / 企业品牌传播部门 / 游戏/互动内容制作团队</w:t></w:r></w:p></w:tc></w:tr><w:tr><w:tc><w:tcPr><w:tcW w:type="dxa" w:w="1400"/><w:tcBorders><w:top w:val="single" w:color="E8E8E8" w:sz="1"/><w:left w:val="single" w:color="CCCCCC" w:sz="1"/><w:bottom w:val="single" w:color="CCCCCC" w:sz="1"/><w:right w:val="single" w:color="D0D0D0" w:sz="1"/></w:tcBorders><w:shd w:fill="F5F5F5" w:val="clear"/><w:tcMar><w:top w:type="dxa" w:w="100"/><w:left w:type="dxa" w:w="140"/><w:bottom w:type="dxa" w:w="100"/><w:right w:type="dxa" w:w="140"/></w:tcMar><w:vAlign w:val="top"/></w:tcPr><w:p><w:r><w:rPr><w:rFonts w:ascii="Arial" w:cs="Arial" w:eastAsia="Arial" w:hAnsi="Arial"/><w:b/><w:bCs/><w:color w:val="2E86C1"/><w:sz w:val="20"/><w:szCs w:val="20"/></w:rPr><w:t xml:space="preserve">核心价值</w:t></w:r></w:p></w:tc><w:tc><w:tcPr><w:tcW w:type="dxa" w:w="7960"/><w:tcBorders><w:top w:val="single" w:color="E8E8E8" w:sz="1"/><w:left w:val="single" w:color="D0D0D0" w:sz="1"/><w:bottom w:val="single" w:color="CCCCCC" w:sz="1"/><w:right w:val="single" w:color="CCCCCC" w:sz="1"/></w:tcBorders><w:tcMar><w:top w:type="dxa" w:w="100"/><w:left w:type="dxa" w:w="160"/><w:bottom w:type="dxa" w:w="100"/><w:right w:type="dxa" w:w="160"/></w:tcMar></w:tcPr><w:p><w:pPr><w:spacing w:after="0" w:before="0"/></w:pPr><w:r><w:rPr><w:rFonts w:ascii="Arial" w:cs="Arial" w:eastAsia="Arial" w:hAnsi="Arial"/><w:color w:val="1A1A1A"/><w:sz w:val="21"/><w:szCs w:val="21"/></w:rPr><w:t xml:space="preserve">将内容生产效率提升 5-10 倍；统一内容风格和质量标准；创作经验沉淀为可复用的 AI 流程，不再依赖个别创作者。</w:t></w:r></w:p></w:tc></w:tr></w:tbl><w:p><w:pPr><w:spacing w:after="240" w:before="0"/></w:pPr></w:p><w:tbl><w:tblPr><w:tblW w:type="dxa" w:w="9360"/><w:tblBorders><w:top w:val="single" w:color="auto" w:sz="4"/><w:left w:val="single" w:color="auto" w:sz="4"/><w:bottom w:val="single" w:color="auto" w:sz="4"/><w:right w:val="single" w:color="auto" w:sz="4"/><w:insideH w:val="single" w:color="auto" w:sz="4"/><w:insideV w:val="single" w:color="auto" w:sz="4"/></w:tblBorders></w:tblPr><w:tblGrid><w:gridCol w:w="700"/><w:gridCol w:w="8660"/></w:tblGrid><w:tr><w:tc><w:tcPr><w:tcW w:type="dxa" w:w="700"/><w:tcBorders><w:top w:val="single" w:color="1B4F8A" w:sz="1"/><w:left w:val="single" w:color="1B4F8A" w:sz="1"/><w:bottom w:val="single" w:color="1B4F8A" w:sz="1"/><w:right w:val="single" w:color="1B4F8A" w:sz="1"/></w:tcBorders><w:shd w:fill="1B4F8A" w:val="clear"/><w:tcMar><w:top w:type="dxa" w:w="120"/><w:left w:type="dxa" w:w="140"/><w:bottom w:type="dxa" w:w="120"/><w:right w:type="dxa" w:w="140"/></w:tcMar><w:vAlign w:val="center"/></w:tcPr><w:p><w:pPr><w:jc w:val="center"/></w:pPr><w:r><w:rPr><w:rFonts w:ascii="Arial" w:cs="Arial" w:eastAsia="Arial" w:hAnsi="Arial"/><w:b/><w:bCs/><w:color w:val="FFFFFF"/><w:sz w:val="28"/><w:szCs w:val="28"/></w:rPr><w:t xml:space="preserve">06</w:t></w:r></w:p></w:tc><w:tc><w:tcPr><w:tcW w:type="dxa" w:w="8660"/><w:tcBorders><w:top w:val="single" w:color="1B4F8A" w:sz="1"/><w:left w:val="single" w:color="1B4F8A" w:sz="1"/><w:bottom w:val="single" w:color="1B4F8A" w:sz="1"/><w:right w:val="single" w:color="1B4F8A" w:sz="1"/></w:tcBorders><w:shd w:fill="1B4F8A" w:val="clear"/><w:tcMar><w:top w:type="dxa" w:w="120"/><w:left w:type="dxa" w:w="160"/><w:bottom w:type="dxa" w:w="120"/><w:right w:type="dxa" w:w="160"/></w:tcMar></w:tcPr><w:p><w:r><w:rPr><w:rFonts w:ascii="Arial" w:cs="Arial" w:eastAsia="Arial" w:hAnsi="Arial"/><w:b/><w:bCs/><w:color w:val="FFFFFF"/><w:sz w:val="28"/><w:szCs w:val="28"/></w:rPr><w:t xml:space="preserve">视觉识别与智能预警  </w:t></w:r><w:r><w:rPr><w:rFonts w:ascii="Arial" w:cs="Arial" w:eastAsia="Arial" w:hAnsi="Arial"/><w:color w:val="A8D0F0"/><w:sz w:val="18"/><w:szCs w:val="18"/></w:rPr><w:t xml:space="preserve">规划中 / 可定制</w:t></w:r></w:p><w:p><w:pPr><w:spacing w:before="40"/></w:pPr><w:r><w:rPr><w:rFonts w:ascii="Arial" w:cs="Arial" w:eastAsia="Arial" w:hAnsi="Arial"/><w:color w:val="C8DFF0"/><w:sz w:val="20"/><w:szCs w:val="20"/></w:rPr><w:t xml:space="preserve">让摄像头从&quot;看见&quot;到&quot;看懂&quot;</w:t></w:r></w:p></w:tc></w:tr><w:tr><w:tc><w:tcPr><w:tcW w:type="dxa" w:w="1400"/><w:tcBorders><w:top w:val="single" w:color="E8E8E8" w:sz="1"/><w:left w:val="single" w:color="CCCCCC" w:sz="1"/><w:bottom w:val="single" w:color="E8E8E8" w:sz="1"/><w:right w:val="single" w:color="D0D0D0" w:sz="1"/></w:tcBorders><w:shd w:fill="F5F5F5" w:val="clear"/><w:tcMar><w:top w:type="dxa" w:w="100"/><w:left w:type="dxa" w:w="140"/><w:bottom w:type="dxa" w:w="100"/><w:right w:type="dxa" w:w="140"/></w:tcMar><w:vAlign w:val="top"/></w:tcPr><w:p><w:r><w:rPr><w:rFonts w:ascii="Arial" w:cs="Arial" w:eastAsia="Arial" w:hAnsi="Arial"/><w:b/><w:bCs/><w:color w:val="2E86C1"/><w:sz w:val="20"/><w:szCs w:val="20"/></w:rPr><w:t xml:space="preserve">应用场景</w:t></w:r></w:p></w:tc><w:tc><w:tcPr><w:tcW w:type="dxa" w:w="7960"/><w:tcBorders><w:top w:val="single" w:color="E8E8E8" w:sz="1"/><w:left w:val="single" w:color="D0D0D0" w:sz="1"/><w:bottom w:val="single" w:color="E8E8E8" w:sz="1"/><w:right w:val="single" w:color="CCCCCC" w:sz="1"/></w:tcBorders><w:tcMar><w:top w:type="dxa" w:w="100"/><w:left w:type="dxa" w:w="160"/><w:bottom w:type="dxa" w:w="100"/><w:right w:type="dxa" w:w="160"/></w:tcMar></w:tcPr><w:p><w:pPr><w:spacing w:after="0" w:before="0"/></w:pPr><w:r><w:rPr><w:rFonts w:ascii="Arial" w:cs="Arial" w:eastAsia="Arial" w:hAnsi="Arial"/><w:color w:val="1A1A1A"/><w:sz w:val="21"/><w:szCs w:val="21"/></w:rPr><w:t xml:space="preserve">农业园区、工厂车间、仓储物流、安防监控场景中部署了大量摄像头，但多数只能被动录像，无法主动识别异常。靠人工轮班盯屏发现问题，成本高、响应慢、容易漏报。</w:t></w:r></w:p></w:tc></w:tr><w:tr><w:tc><w:tcPr><w:tcW w:type="dxa" w:w="1400"/><w:tcBorders><w:top w:val="single" w:color="E8E8E8" w:sz="1"/><w:left w:val="single" w:color="CCCCCC" w:sz="1"/><w:bottom w:val="single" w:color="E8E8E8" w:sz="1"/><w:right w:val="single" w:color="D0D0D0" w:sz="1"/></w:tcBorders><w:shd w:fill="F5F5F5" w:val="clear"/><w:tcMar><w:top w:type="dxa" w:w="100"/><w:left w:type="dxa" w:w="140"/><w:bottom w:type="dxa" w:w="100"/><w:right w:type="dxa" w:w="140"/></w:tcMar><w:vAlign w:val="top"/></w:tcPr><w:p><w:r><w:rPr><w:rFonts w:ascii="Arial" w:cs="Arial" w:eastAsia="Arial" w:hAnsi="Arial"/><w:b/><w:bCs/><w:color w:val="2E86C1"/><w:sz w:val="20"/><w:szCs w:val="20"/></w:rPr><w:t xml:space="preserve">用户痛点</w:t></w:r></w:p></w:tc><w:tc><w:tcPr><w:tcW w:type="dxa" w:w="7960"/><w:tcBorders><w:top w:val="single" w:color="E8E8E8" w:sz="1"/><w:left w:val="single" w:color="D0D0D0" w:sz="1"/><w:bottom w:val="single" w:color="E8E8E8" w:sz="1"/><w:right w:val="single" w:color="CCCCCC" w:sz="1"/></w:tcBorders><w:tcMar><w:top w:type="dxa" w:w="100"/><w:left w:type="dxa" w:w="160"/><w:bottom w:type="dxa" w:w="100"/><w:right w:type="dxa" w:w="160"/></w:tcMar></w:tcPr><w:p><w:pPr><w:pStyle w:val="ListParagraph"/><w:numPr><w:ilvl w:val="0"/><w:numId w:val="2"/></w:numPr><w:spacing w:after="30" w:before="30"/></w:pPr><w:r><w:rPr><w:rFonts w:ascii="Arial" w:cs="Arial" w:eastAsia="Arial" w:hAnsi="Arial"/><w:color w:val="1A1A1A"/><w:sz w:val="21"/><w:szCs w:val="21"/></w:rPr><w:t xml:space="preserve">摄像头只会&quot;录像&quot;，不会&quot;报警&quot;，异常全靠人工发现</w:t></w:r></w:p><w:p><w:pPr><w:pStyle w:val="ListParagraph"/><w:numPr><w:ilvl w:val="0"/><w:numId w:val="2"/></w:numPr><w:spacing w:after="30" w:before="30"/></w:pPr><w:r><w:rPr><w:rFonts w:ascii="Arial" w:cs="Arial" w:eastAsia="Arial" w:hAnsi="Arial"/><w:color w:val="1A1A1A"/><w:sz w:val="21"/><w:szCs w:val="21"/></w:rPr><w:t xml:space="preserve">人工盯屏成本高，夜间和节假日监控能力薄弱</w:t></w:r></w:p><w:p><w:pPr><w:pStyle w:val="ListParagraph"/><w:numPr><w:ilvl w:val="0"/><w:numId w:val="2"/></w:numPr><w:spacing w:after="30" w:before="30"/></w:pPr><w:r><w:rPr><w:rFonts w:ascii="Arial" w:cs="Arial" w:eastAsia="Arial" w:hAnsi="Arial"/><w:color w:val="1A1A1A"/><w:sz w:val="21"/><w:szCs w:val="21"/></w:rPr><w:t xml:space="preserve">病害、质量缺陷等问题发现时往往已经大规模扩散</w:t></w:r></w:p><w:p><w:pPr><w:pStyle w:val="ListParagraph"/><w:numPr><w:ilvl w:val="0"/><w:numId w:val="2"/></w:numPr><w:spacing w:after="30" w:before="30"/></w:pPr><w:r><w:rPr><w:rFonts w:ascii="Arial" w:cs="Arial" w:eastAsia="Arial" w:hAnsi="Arial"/><w:color w:val="1A1A1A"/><w:sz w:val="21"/><w:szCs w:val="21"/></w:rPr><w:t xml:space="preserve">事后取证困难，无法做到早发现早干预</w:t></w:r></w:p></w:tc></w:tr><w:tr><w:tc><w:tcPr><w:tcW w:type="dxa" w:w="1400"/><w:tcBorders><w:top w:val="single" w:color="E8E8E8" w:sz="1"/><w:left w:val="single" w:color="CCCCCC" w:sz="1"/><w:bottom w:val="single" w:color="E8E8E8" w:sz="1"/><w:right w:val="single" w:color="D0D0D0" w:sz="1"/></w:tcBorders><w:shd w:fill="F5F5F5" w:val="clear"/><w:tcMar><w:top w:type="dxa" w:w="100"/><w:left w:type="dxa" w:w="140"/><w:bottom w:type="dxa" w:w="100"/><w:right w:type="dxa" w:w="140"/></w:tcMar><w:vAlign w:val="top"/></w:tcPr><w:p><w:r><w:rPr><w:rFonts w:ascii="Arial" w:cs="Arial" w:eastAsia="Arial" w:hAnsi="Arial"/><w:b/><w:bCs/><w:color w:val="2E86C1"/><w:sz w:val="20"/><w:szCs w:val="20"/></w:rPr><w:t xml:space="preserve">我们的解决方案</w:t></w:r></w:p></w:tc><w:tc><w:tcPr><w:tcW w:type="dxa" w:w="7960"/><w:tcBorders><w:top w:val="single" w:color="E8E8E8" w:sz="1"/><w:left w:val="single" w:color="D0D0D0" w:sz="1"/><w:bottom w:val="single" w:color="E8E8E8" w:sz="1"/><w:right w:val="single" w:color="CCCCCC" w:sz="1"/></w:tcBorders><w:tcMar><w:top w:type="dxa" w:w="100"/><w:left w:type="dxa" w:w="160"/><w:bottom w:type="dxa" w:w="100"/><w:right w:type="dxa" w:w="160"/></w:tcMar></w:tcPr><w:p><w:pPr><w:spacing w:after="0" w:before="0"/></w:pPr><w:r><w:rPr><w:rFonts w:ascii="Arial" w:cs="Arial" w:eastAsia="Arial" w:hAnsi="Arial"/><w:color w:val="1A1A1A"/><w:sz w:val="21"/><w:szCs w:val="21"/></w:rPr><w:t xml:space="preserve">针对特定场景训练视觉识别模型（如病虫害、设备状态、产品缺陷、人员行为），实时分析视频流，一旦检测到目标或异常自动触发预警通知，并留存图像证据，支持人工复核。</w:t></w:r></w:p></w:tc></w:tr><w:tr><w:tc><w:tcPr><w:tcW w:type="dxa" w:w="1400"/><w:tcBorders><w:top w:val="single" w:color="E8E8E8" w:sz="1"/><w:left w:val="single" w:color="CCCCCC" w:sz="1"/><w:bottom w:val="single" w:color="E8E8E8" w:sz="1"/><w:right w:val="single" w:color="D0D0D0" w:sz="1"/></w:tcBorders><w:shd w:fill="F5F5F5" w:val="clear"/><w:tcMar><w:top w:type="dxa" w:w="100"/><w:left w:type="dxa" w:w="140"/><w:bottom w:type="dxa" w:w="100"/><w:right w:type="dxa" w:w="140"/></w:tcMar><w:vAlign w:val="top"/></w:tcPr><w:p><w:r><w:rPr><w:rFonts w:ascii="Arial" w:cs="Arial" w:eastAsia="Arial" w:hAnsi="Arial"/><w:b/><w:bCs/><w:color w:val="2E86C1"/><w:sz w:val="20"/><w:szCs w:val="20"/></w:rPr><w:t xml:space="preserve">适合的甲方</w:t></w:r></w:p></w:tc><w:tc><w:tcPr><w:tcW w:type="dxa" w:w="7960"/><w:tcBorders><w:top w:val="single" w:color="E8E8E8" w:sz="1"/><w:left w:val="single" w:color="D0D0D0" w:sz="1"/><w:bottom w:val="single" w:color="E8E8E8" w:sz="1"/><w:right w:val="single" w:color="CCCCCC" w:sz="1"/></w:tcBorders><w:tcMar><w:top w:type="dxa" w:w="100"/><w:left w:type="dxa" w:w="160"/><w:bottom w:type="dxa" w:w="100"/><w:right w:type="dxa" w:w="160"/></w:tcMar></w:tcPr><w:p><w:pPr><w:spacing w:after="0" w:before="0"/></w:pPr><w:r><w:rPr><w:rFonts w:ascii="Arial" w:cs="Arial" w:eastAsia="Arial" w:hAnsi="Arial"/><w:color w:val="1A1A1A"/><w:sz w:val="21"/><w:szCs w:val="21"/></w:rPr><w:t xml:space="preserve">智慧农业园区 / 工厂质检线 / 农业保险公司（理赔留证）/ 仓储物流监控 / 建筑工地安全合规</w:t></w:r></w:p></w:tc></w:tr><w:tr><w:tc><w:tcPr><w:tcW w:type="dxa" w:w="1400"/><w:tcBorders><w:top w:val="single" w:color="E8E8E8" w:sz="1"/><w:left w:val="single" w:color="CCCCCC" w:sz="1"/><w:bottom w:val="single" w:color="CCCCCC" w:sz="1"/><w:right w:val="single" w:color="D0D0D0" w:sz="1"/></w:tcBorders><w:shd w:fill="F5F5F5" w:val="clear"/><w:tcMar><w:top w:type="dxa" w:w="100"/><w:left w:type="dxa" w:w="140"/><w:bottom w:type="dxa" w:w="100"/><w:right w:type="dxa" w:w="140"/></w:tcMar><w:vAlign w:val="top"/></w:tcPr><w:p><w:r><w:rPr><w:rFonts w:ascii="Arial" w:cs="Arial" w:eastAsia="Arial" w:hAnsi="Arial"/><w:b/><w:bCs/><w:color w:val="2E86C1"/><w:sz w:val="20"/><w:szCs w:val="20"/></w:rPr><w:t xml:space="preserve">核心价值</w:t></w:r></w:p></w:tc><w:tc><w:tcPr><w:tcW w:type="dxa" w:w="7960"/><w:tcBorders><w:top w:val="single" w:color="E8E8E8" w:sz="1"/><w:left w:val="single" w:color="D0D0D0" w:sz="1"/><w:bottom w:val="single" w:color="CCCCCC" w:sz="1"/><w:right w:val="single" w:color="CCCCCC" w:sz="1"/></w:tcBorders><w:tcMar><w:top w:type="dxa" w:w="100"/><w:left w:type="dxa" w:w="160"/><w:bottom w:type="dxa" w:w="100"/><w:right w:type="dxa" w:w="160"/></w:tcMar></w:tcPr><w:p><w:pPr><w:spacing w:after="0" w:before="0"/></w:pPr><w:r><w:rPr><w:rFonts w:ascii="Arial" w:cs="Arial" w:eastAsia="Arial" w:hAnsi="Arial"/><w:color w:val="1A1A1A"/><w:sz w:val="21"/><w:szCs w:val="21"/></w:rPr><w:t xml:space="preserve">7×24 小时自动监测，不依赖人力轮岗；早发现早干预，减少损失；预警有图像证据，便于复盘和理赔；可叠加在已有摄像头设施上，改造成本低。</w:t></w:r></w:p></w:tc></w:tr></w:tbl><w:p><w:pPr><w:spacing w:after="240" w:before="0"/></w:pPr></w:p><w:tbl><w:tblPr><w:tblW w:type="dxa" w:w="9360"/><w:tblBorders><w:top w:val="single" w:color="auto" w:sz="4"/><w:left w:val="single" w:color="auto" w:sz="4"/><w:bottom w:val="single" w:color="auto" w:sz="4"/><w:right w:val="single" w:color="auto" w:sz="4"/><w:insideH w:val="single" w:color="auto" w:sz="4"/><w:insideV w:val="single" w:color="auto" w:sz="4"/></w:tblBorders></w:tblPr><w:tblGrid><w:gridCol w:w="700"/><w:gridCol w:w="8660"/></w:tblGrid><w:tr><w:tc><w:tcPr><w:tcW w:type="dxa" w:w="700"/><w:tcBorders><w:top w:val="single" w:color="1B4F8A" w:sz="1"/><w:left w:val="single" w:color="1B4F8A" w:sz="1"/><w:bottom w:val="single" w:color="1B4F8A" w:sz="1"/><w:right w:val="single" w:color="1B4F8A" w:sz="1"/></w:tcBorders><w:shd w:fill="1B4F8A" w:val="clear"/><w:tcMar><w:top w:type="dxa" w:w="120"/><w:left w:type="dxa" w:w="140"/><w:bottom w:type="dxa" w:w="120"/><w:right w:type="dxa" w:w="140"/></w:tcMar><w:vAlign w:val="center"/></w:tcPr><w:p><w:pPr><w:jc w:val="center"/></w:pPr><w:r><w:rPr><w:rFonts w:ascii="Arial" w:cs="Arial" w:eastAsia="Arial" w:hAnsi="Arial"/><w:b/><w:bCs/><w:color w:val="FFFFFF"/><w:sz w:val="28"/><w:szCs w:val="28"/></w:rPr><w:t xml:space="preserve">07</w:t></w:r></w:p></w:tc><w:tc><w:tcPr><w:tcW w:type="dxa" w:w="8660"/><w:tcBorders><w:top w:val="single" w:color="1B4F8A" w:sz="1"/><w:left w:val="single" w:color="1B4F8A" w:sz="1"/><w:bottom w:val="single" w:color="1B4F8A" w:sz="1"/><w:right w:val="single" w:color="1B4F8A" w:sz="1"/></w:tcBorders><w:shd w:fill="1B4F8A" w:val="clear"/><w:tcMar><w:top w:type="dxa" w:w="120"/><w:left w:type="dxa" w:w="160"/><w:bottom w:type="dxa" w:w="120"/><w:right w:type="dxa" w:w="160"/></w:tcMar></w:tcPr><w:p><w:r><w:rPr><w:rFonts w:ascii="Arial" w:cs="Arial" w:eastAsia="Arial" w:hAnsi="Arial"/><w:b/><w:bCs/><w:color w:val="FFFFFF"/><w:sz w:val="28"/><w:szCs w:val="28"/></w:rPr><w:t xml:space="preserve">智能客服 / 多轮对话机器人  </w:t></w:r><w:r><w:rPr><w:rFonts w:ascii="Arial" w:cs="Arial" w:eastAsia="Arial" w:hAnsi="Arial"/><w:color w:val="A8D0F0"/><w:sz w:val="18"/><w:szCs w:val="18"/></w:rPr><w:t xml:space="preserve">可交付</w:t></w:r></w:p><w:p><w:pPr><w:spacing w:before="40"/></w:pPr><w:r><w:rPr><w:rFonts w:ascii="Arial" w:cs="Arial" w:eastAsia="Arial" w:hAnsi="Arial"/><w:color w:val="C8DFF0"/><w:sz w:val="20"/><w:szCs w:val="20"/></w:rPr><w:t xml:space="preserve">降低人工客服成本，提升响应质量</w:t></w:r></w:p></w:tc></w:tr><w:tr><w:tc><w:tcPr><w:tcW w:type="dxa" w:w="1400"/><w:tcBorders><w:top w:val="single" w:color="E8E8E8" w:sz="1"/><w:left w:val="single" w:color="CCCCCC" w:sz="1"/><w:bottom w:val="single" w:color="E8E8E8" w:sz="1"/><w:right w:val="single" w:color="D0D0D0" w:sz="1"/></w:tcBorders><w:shd w:fill="F5F5F5" w:val="clear"/><w:tcMar><w:top w:type="dxa" w:w="100"/><w:left w:type="dxa" w:w="140"/><w:bottom w:type="dxa" w:w="100"/><w:right w:type="dxa" w:w="140"/></w:tcMar><w:vAlign w:val="top"/></w:tcPr><w:p><w:r><w:rPr><w:rFonts w:ascii="Arial" w:cs="Arial" w:eastAsia="Arial" w:hAnsi="Arial"/><w:b/><w:bCs/><w:color w:val="2E86C1"/><w:sz w:val="20"/><w:szCs w:val="20"/></w:rPr><w:t xml:space="preserve">应用场景</w:t></w:r></w:p></w:tc><w:tc><w:tcPr><w:tcW w:type="dxa" w:w="7960"/><w:tcBorders><w:top w:val="single" w:color="E8E8E8" w:sz="1"/><w:left w:val="single" w:color="D0D0D0" w:sz="1"/><w:bottom w:val="single" w:color="E8E8E8" w:sz="1"/><w:right w:val="single" w:color="CCCCCC" w:sz="1"/></w:tcBorders><w:tcMar><w:top w:type="dxa" w:w="100"/><w:left w:type="dxa" w:w="160"/><w:bottom w:type="dxa" w:w="100"/><w:right w:type="dxa" w:w="160"/></w:tcMar></w:tcPr><w:p><w:pPr><w:spacing w:after="0" w:before="0"/></w:pPr><w:r><w:rPr><w:rFonts w:ascii="Arial" w:cs="Arial" w:eastAsia="Arial" w:hAnsi="Arial"/><w:color w:val="1A1A1A"/><w:sz w:val="21"/><w:szCs w:val="21"/></w:rPr><w:t xml:space="preserve">企业客服团队每天面对大量重复咨询：产品使用问题、订单查询、政策说明、投诉处理。人工客服成本高、响应慢、夜间无人值守，且不同客服的回答质量参差不齐。</w:t></w:r></w:p></w:tc></w:tr><w:tr><w:tc><w:tcPr><w:tcW w:type="dxa" w:w="1400"/><w:tcBorders><w:top w:val="single" w:color="E8E8E8" w:sz="1"/><w:left w:val="single" w:color="CCCCCC" w:sz="1"/><w:bottom w:val="single" w:color="E8E8E8" w:sz="1"/><w:right w:val="single" w:color="D0D0D0" w:sz="1"/></w:tcBorders><w:shd w:fill="F5F5F5" w:val="clear"/><w:tcMar><w:top w:type="dxa" w:w="100"/><w:left w:type="dxa" w:w="140"/><w:bottom w:type="dxa" w:w="100"/><w:right w:type="dxa" w:w="140"/></w:tcMar><w:vAlign w:val="top"/></w:tcPr><w:p><w:r><w:rPr><w:rFonts w:ascii="Arial" w:cs="Arial" w:eastAsia="Arial" w:hAnsi="Arial"/><w:b/><w:bCs/><w:color w:val="2E86C1"/><w:sz w:val="20"/><w:szCs w:val="20"/></w:rPr><w:t xml:space="preserve">用户痛点</w:t></w:r></w:p></w:tc><w:tc><w:tcPr><w:tcW w:type="dxa" w:w="7960"/><w:tcBorders><w:top w:val="single" w:color="E8E8E8" w:sz="1"/><w:left w:val="single" w:color="D0D0D0" w:sz="1"/><w:bottom w:val="single" w:color="E8E8E8" w:sz="1"/><w:right w:val="single" w:color="CCCCCC" w:sz="1"/></w:tcBorders><w:tcMar><w:top w:type="dxa" w:w="100"/><w:left w:type="dxa" w:w="160"/><w:bottom w:type="dxa" w:w="100"/><w:right w:type="dxa" w:w="160"/></w:tcMar></w:tcPr><w:p><w:pPr><w:pStyle w:val="ListParagraph"/><w:numPr><w:ilvl w:val="0"/><w:numId w:val="2"/></w:numPr><w:spacing w:after="30" w:before="30"/></w:pPr><w:r><w:rPr><w:rFonts w:ascii="Arial" w:cs="Arial" w:eastAsia="Arial" w:hAnsi="Arial"/><w:color w:val="1A1A1A"/><w:sz w:val="21"/><w:szCs w:val="21"/></w:rPr><w:t xml:space="preserve">重复问题占客服工作量 60-70%，人力严重浪费</w:t></w:r></w:p><w:p><w:pPr><w:pStyle w:val="ListParagraph"/><w:numPr><w:ilvl w:val="0"/><w:numId w:val="2"/></w:numPr><w:spacing w:after="30" w:before="30"/></w:pPr><w:r><w:rPr><w:rFonts w:ascii="Arial" w:cs="Arial" w:eastAsia="Arial" w:hAnsi="Arial"/><w:color w:val="1A1A1A"/><w:sz w:val="21"/><w:szCs w:val="21"/></w:rPr><w:t xml:space="preserve">响应时间长，客户体验差，夜间无法覆盖</w:t></w:r></w:p><w:p><w:pPr><w:pStyle w:val="ListParagraph"/><w:numPr><w:ilvl w:val="0"/><w:numId w:val="2"/></w:numPr><w:spacing w:after="30" w:before="30"/></w:pPr><w:r><w:rPr><w:rFonts w:ascii="Arial" w:cs="Arial" w:eastAsia="Arial" w:hAnsi="Arial"/><w:color w:val="1A1A1A"/><w:sz w:val="21"/><w:szCs w:val="21"/></w:rPr><w:t xml:space="preserve">不同客服回答不一致，品牌形象受损</w:t></w:r></w:p><w:p><w:pPr><w:pStyle w:val="ListParagraph"/><w:numPr><w:ilvl w:val="0"/><w:numId w:val="2"/></w:numPr><w:spacing w:after="30" w:before="30"/></w:pPr><w:r><w:rPr><w:rFonts w:ascii="Arial" w:cs="Arial" w:eastAsia="Arial" w:hAnsi="Arial"/><w:color w:val="1A1A1A"/><w:sz w:val="21"/><w:szCs w:val="21"/></w:rPr><w:t xml:space="preserve">客服数据缺乏沉淀，难以持续改进</w:t></w:r></w:p></w:tc></w:tr><w:tr><w:tc><w:tcPr><w:tcW w:type="dxa" w:w="1400"/><w:tcBorders><w:top w:val="single" w:color="E8E8E8" w:sz="1"/><w:left w:val="single" w:color="CCCCCC" w:sz="1"/><w:bottom w:val="single" w:color="E8E8E8" w:sz="1"/><w:right w:val="single" w:color="D0D0D0" w:sz="1"/></w:tcBorders><w:shd w:fill="F5F5F5" w:val="clear"/><w:tcMar><w:top w:type="dxa" w:w="100"/><w:left w:type="dxa" w:w="140"/><w:bottom w:type="dxa" w:w="100"/><w:right w:type="dxa" w:w="140"/></w:tcMar><w:vAlign w:val="top"/></w:tcPr><w:p><w:r><w:rPr><w:rFonts w:ascii="Arial" w:cs="Arial" w:eastAsia="Arial" w:hAnsi="Arial"/><w:b/><w:bCs/><w:color w:val="2E86C1"/><w:sz w:val="20"/><w:szCs w:val="20"/></w:rPr><w:t xml:space="preserve">我们的解决方案</w:t></w:r></w:p></w:tc><w:tc><w:tcPr><w:tcW w:type="dxa" w:w="7960"/><w:tcBorders><w:top w:val="single" w:color="E8E8E8" w:sz="1"/><w:left w:val="single" w:color="D0D0D0" w:sz="1"/><w:bottom w:val="single" w:color="E8E8E8" w:sz="1"/><w:right w:val="single" w:color="CCCCCC" w:sz="1"/></w:tcBorders><w:tcMar><w:top w:type="dxa" w:w="100"/><w:left w:type="dxa" w:w="160"/><w:bottom w:type="dxa" w:w="100"/><w:right w:type="dxa" w:w="160"/></w:tcMar></w:tcPr><w:p><w:pPr><w:spacing w:after="0" w:before="0"/></w:pPr><w:r><w:rPr><w:rFonts w:ascii="Arial" w:cs="Arial" w:eastAsia="Arial" w:hAnsi="Arial"/><w:color w:val="1A1A1A"/><w:sz w:val="21"/><w:szCs w:val="21"/></w:rPr><w:t xml:space="preserve">基于企业知识库搭建多轮对话机器人，自动处理常见问题，理解上下文和意图，复杂问题自动转人工并附带对话摘要。支持接入企业现有系统查询订单、账户等实时信息。</w:t></w:r></w:p></w:tc></w:tr><w:tr><w:tc><w:tcPr><w:tcW w:type="dxa" w:w="1400"/><w:tcBorders><w:top w:val="single" w:color="E8E8E8" w:sz="1"/><w:left w:val="single" w:color="CCCCCC" w:sz="1"/><w:bottom w:val="single" w:color="E8E8E8" w:sz="1"/><w:right w:val="single" w:color="D0D0D0" w:sz="1"/></w:tcBorders><w:shd w:fill="F5F5F5" w:val="clear"/><w:tcMar><w:top w:type="dxa" w:w="100"/><w:left w:type="dxa" w:w="140"/><w:bottom w:type="dxa" w:w="100"/><w:right w:type="dxa" w:w="140"/></w:tcMar><w:vAlign w:val="top"/></w:tcPr><w:p><w:r><w:rPr><w:rFonts w:ascii="Arial" w:cs="Arial" w:eastAsia="Arial" w:hAnsi="Arial"/><w:b/><w:bCs/><w:color w:val="2E86C1"/><w:sz w:val="20"/><w:szCs w:val="20"/></w:rPr><w:t xml:space="preserve">适合的甲方</w:t></w:r></w:p></w:tc><w:tc><w:tcPr><w:tcW w:type="dxa" w:w="7960"/><w:tcBorders><w:top w:val="single" w:color="E8E8E8" w:sz="1"/><w:left w:val="single" w:color="D0D0D0" w:sz="1"/><w:bottom w:val="single" w:color="E8E8E8" w:sz="1"/><w:right w:val="single" w:color="CCCCCC" w:sz="1"/></w:tcBorders><w:tcMar><w:top w:type="dxa" w:w="100"/><w:left w:type="dxa" w:w="160"/><w:bottom w:type="dxa" w:w="100"/><w:right w:type="dxa" w:w="160"/></w:tcMar></w:tcPr><w:p><w:pPr><w:spacing w:after="0" w:before="0"/></w:pPr><w:r><w:rPr><w:rFonts w:ascii="Arial" w:cs="Arial" w:eastAsia="Arial" w:hAnsi="Arial"/><w:color w:val="1A1A1A"/><w:sz w:val="21"/><w:szCs w:val="21"/></w:rPr><w:t xml:space="preserve">电商平台 / 物业管理 / 银行保险 / 医疗咨询 / 政务热线 / SaaS 产品售后</w:t></w:r></w:p></w:tc></w:tr><w:tr><w:tc><w:tcPr><w:tcW w:type="dxa" w:w="1400"/><w:tcBorders><w:top w:val="single" w:color="E8E8E8" w:sz="1"/><w:left w:val="single" w:color="CCCCCC" w:sz="1"/><w:bottom w:val="single" w:color="CCCCCC" w:sz="1"/><w:right w:val="single" w:color="D0D0D0" w:sz="1"/></w:tcBorders><w:shd w:fill="F5F5F5" w:val="clear"/><w:tcMar><w:top w:type="dxa" w:w="100"/><w:left w:type="dxa" w:w="140"/><w:bottom w:type="dxa" w:w="100"/><w:right w:type="dxa" w:w="140"/></w:tcMar><w:vAlign w:val="top"/></w:tcPr><w:p><w:r><w:rPr><w:rFonts w:ascii="Arial" w:cs="Arial" w:eastAsia="Arial" w:hAnsi="Arial"/><w:b/><w:bCs/><w:color w:val="2E86C1"/><w:sz w:val="20"/><w:szCs w:val="20"/></w:rPr><w:t xml:space="preserve">核心价值</w:t></w:r></w:p></w:tc><w:tc><w:tcPr><w:tcW w:type="dxa" w:w="7960"/><w:tcBorders><w:top w:val="single" w:color="E8E8E8" w:sz="1"/><w:left w:val="single" w:color="D0D0D0" w:sz="1"/><w:bottom w:val="single" w:color="CCCCCC" w:sz="1"/><w:right w:val="single" w:color="CCCCCC" w:sz="1"/></w:tcBorders><w:tcMar><w:top w:type="dxa" w:w="100"/><w:left w:type="dxa" w:w="160"/><w:bottom w:type="dxa" w:w="100"/><w:right w:type="dxa" w:w="160"/></w:tcMar></w:tcPr><w:p><w:pPr><w:spacing w:after="0" w:before="0"/></w:pPr><w:r><w:rPr><w:rFonts w:ascii="Arial" w:cs="Arial" w:eastAsia="Arial" w:hAnsi="Arial"/><w:color w:val="1A1A1A"/><w:sz w:val="21"/><w:szCs w:val="21"/></w:rPr><w:t xml:space="preserve">将 60-70% 的重复咨询自动化处理；7×24 小时在线，不增加人力；回答标准化，品质稳定；客服数据可分析，持续优化产品和服务。</w:t></w:r></w:p></w:tc></w:tr></w:tbl><w:p><w:pPr><w:spacing w:after="240" w:before="0"/></w:pPr></w:p><w:p><w:pPr><w:pageBreakBefore/></w:pPr></w:p><w:p><w:pPr><w:pBdr><w:bottom w:val="single" w:color="1B4F8A" w:sz="6" w:space="6"/></w:pBdr><w:spacing w:after="120" w:before="360"/></w:pPr><w:r><w:rPr><w:rFonts w:ascii="Arial" w:cs="Arial" w:eastAsia="Arial" w:hAnsi="Arial"/><w:b/><w:bCs/><w:color w:val="1B4F8A"/><w:sz w:val="30"/><w:szCs w:val="30"/></w:rPr><w:t xml:space="preserve">三、合作方式</w:t></w:r></w:p><w:p><w:pPr><w:spacing w:after="120" w:before="0"/></w:pPr></w:p><w:p><w:pPr><w:spacing w:after="60" w:before="60"/></w:pPr><w:r><w:rPr><w:rFonts w:ascii="Arial" w:cs="Arial" w:eastAsia="Arial" w:hAnsi="Arial"/><w:color w:val="555555"/><w:sz w:val="22"/><w:szCs w:val="22"/></w:rPr><w:t xml:space="preserve">我们提供以下合作模式，可根据甲方预算和项目阶段灵活选择：</w:t></w:r></w:p><w:p><w:pPr><w:spacing w:after="120" w:before="0"/></w:pPr></w:p><w:tbl><w:tblPr><w:tblW w:type="dxa" w:w="9360"/><w:tblBorders><w:top w:val="single" w:color="auto" w:sz="4"/><w:left w:val="single" w:color="auto" w:sz="4"/><w:bottom w:val="single" w:color="auto" w:sz="4"/><w:right w:val="single" w:color="auto" w:sz="4"/><w:insideH w:val="single" w:color="auto" w:sz="4"/><w:insideV w:val="single" w:color="auto" w:sz="4"/></w:tblBorders></w:tblPr><w:tblGrid><w:gridCol w:w="1600"/><w:gridCol w:w="1100"/><w:gridCol w:w="4260"/><w:gridCol w:w="2400"/></w:tblGrid><w:tr><w:tc><w:tcPr><w:tcW w:type="dxa" w:w="1600"/><w:tcBorders><w:top w:val="single" w:color="1B4F8A" w:sz="1"/><w:left w:val="single" w:color="1B4F8A" w:sz="1"/><w:bottom w:val="single" w:color="1B4F8A" w:sz="1"/><w:right w:val="single" w:color="1B4F8A" w:sz="1"/></w:tcBorders><w:shd w:fill="1B4F8A" w:val="clear"/><w:tcMar><w:top w:type="dxa" w:w="80"/><w:left w:type="dxa" w:w="120"/><w:bottom w:type="dxa" w:w="80"/><w:right w:type="dxa" w:w="120"/></w:tcMar></w:tcPr><w:p><w:pPr><w:jc w:val="center"/></w:pPr><w:r><w:rPr><w:rFonts w:ascii="Arial" w:cs="Arial" w:eastAsia="Arial" w:hAnsi="Arial"/><w:b/><w:bCs/><w:color w:val="FFFFFF"/><w:sz w:val="20"/><w:szCs w:val="20"/></w:rPr><w:t xml:space="preserve">合作模式</w:t></w:r></w:p></w:tc><w:tc><w:tcPr><w:tcW w:type="dxa" w:w="1100"/><w:tcBorders><w:top w:val="single" w:color="1B4F8A" w:sz="1"/><w:left w:val="single" w:color="1B4F8A" w:sz="1"/><w:bottom w:val="single" w:color="1B4F8A" w:sz="1"/><w:right w:val="single" w:color="1B4F8A" w:sz="1"/></w:tcBorders><w:shd w:fill="1B4F8A" w:val="clear"/><w:tcMar><w:top w:type="dxa" w:w="80"/><w:left w:type="dxa" w:w="120"/><w:bottom w:type="dxa" w:w="80"/><w:right w:type="dxa" w:w="120"/></w:tcMar></w:tcPr><w:p><w:pPr><w:jc w:val="center"/></w:pPr><w:r><w:rPr><w:rFonts w:ascii="Arial" w:cs="Arial" w:eastAsia="Arial" w:hAnsi="Arial"/><w:b/><w:bCs/><w:color w:val="FFFFFF"/><w:sz w:val="20"/><w:szCs w:val="20"/></w:rPr><w:t xml:space="preserve">周期参考</w:t></w:r></w:p></w:tc><w:tc><w:tcPr><w:tcW w:type="dxa" w:w="4260"/><w:tcBorders><w:top w:val="single" w:color="1B4F8A" w:sz="1"/><w:left w:val="single" w:color="1B4F8A" w:sz="1"/><w:bottom w:val="single" w:color="1B4F8A" w:sz="1"/><w:right w:val="single" w:color="1B4F8A" w:sz="1"/></w:tcBorders><w:shd w:fill="1B4F8A" w:val="clear"/><w:tcMar><w:top w:type="dxa" w:w="80"/><w:left w:type="dxa" w:w="120"/><w:bottom w:type="dxa" w:w="80"/><w:right w:type="dxa" w:w="120"/></w:tcMar></w:tcPr><w:p><w:pPr><w:jc w:val="center"/></w:pPr><w:r><w:rPr><w:rFonts w:ascii="Arial" w:cs="Arial" w:eastAsia="Arial" w:hAnsi="Arial"/><w:b/><w:bCs/><w:color w:val="FFFFFF"/><w:sz w:val="20"/><w:szCs w:val="20"/></w:rPr><w:t xml:space="preserve">交付内容</w:t></w:r></w:p></w:tc><w:tc><w:tcPr><w:tcW w:type="dxa" w:w="2400"/><w:tcBorders><w:top w:val="single" w:color="1B4F8A" w:sz="1"/><w:left w:val="single" w:color="1B4F8A" w:sz="1"/><w:bottom w:val="single" w:color="1B4F8A" w:sz="1"/><w:right w:val="single" w:color="1B4F8A" w:sz="1"/></w:tcBorders><w:shd w:fill="1B4F8A" w:val="clear"/><w:tcMar><w:top w:type="dxa" w:w="80"/><w:left w:type="dxa" w:w="120"/><w:bottom w:type="dxa" w:w="80"/><w:right w:type="dxa" w:w="120"/></w:tcMar></w:tcPr><w:p><w:pPr><w:jc w:val="center"/></w:pPr><w:r><w:rPr><w:rFonts w:ascii="Arial" w:cs="Arial" w:eastAsia="Arial" w:hAnsi="Arial"/><w:b/><w:bCs/><w:color w:val="FFFFFF"/><w:sz w:val="20"/><w:szCs w:val="20"/></w:rPr><w:t xml:space="preserve">适用场景</w:t></w:r></w:p></w:tc></w:tr><w:tr><w:tc><w:tcPr><w:tcW w:type="dxa" w:w="1600"/><w:tcBorders><w:top w:val="single" w:color="CCCCCC" w:sz="1"/><w:left w:val="single" w:color="CCCCCC" w:sz="1"/><w:bottom w:val="single" w:color="CCCCCC" w:sz="1"/><w:right w:val="single" w:color="CCCCCC" w:sz="1"/></w:tcBorders><w:shd w:fill="FFFFFF" w:val="clear"/><w:tcMar><w:top w:type="dxa" w:w="80"/><w:left w:type="dxa" w:w="120"/><w:bottom w:type="dxa" w:w="80"/><w:right w:type="dxa" w:w="120"/></w:tcMar></w:tcPr><w:p><w:r><w:rPr><w:rFonts w:ascii="Arial" w:cs="Arial" w:eastAsia="Arial" w:hAnsi="Arial"/><w:color w:val="1A1A1A"/><w:sz w:val="20"/><w:szCs w:val="20"/></w:rPr><w:t xml:space="preserve">概念验证（PoC）</w:t></w:r></w:p></w:tc><w:tc><w:tcPr><w:tcW w:type="dxa" w:w="1100"/><w:tcBorders><w:top w:val="single" w:color="CCCCCC" w:sz="1"/><w:left w:val="single" w:color="CCCCCC" w:sz="1"/><w:bottom w:val="single" w:color="CCCCCC" w:sz="1"/><w:right w:val="single" w:color="CCCCCC" w:sz="1"/></w:tcBorders><w:shd w:fill="FFFFFF" w:val="clear"/><w:tcMar><w:top w:type="dxa" w:w="80"/><w:left w:type="dxa" w:w="120"/><w:bottom w:type="dxa" w:w="80"/><w:right w:type="dxa" w:w="120"/></w:tcMar></w:tcPr><w:p><w:r><w:rPr><w:rFonts w:ascii="Arial" w:cs="Arial" w:eastAsia="Arial" w:hAnsi="Arial"/><w:color w:val="1A1A1A"/><w:sz w:val="20"/><w:szCs w:val="20"/></w:rPr><w:t xml:space="preserve">2–4 周</w:t></w:r></w:p></w:tc><w:tc><w:tcPr><w:tcW w:type="dxa" w:w="4260"/><w:tcBorders><w:top w:val="single" w:color="CCCCCC" w:sz="1"/><w:left w:val="single" w:color="CCCCCC" w:sz="1"/><w:bottom w:val="single" w:color="CCCCCC" w:sz="1"/><w:right w:val="single" w:color="CCCCCC" w:sz="1"/></w:tcBorders><w:shd w:fill="FFFFFF" w:val="clear"/><w:tcMar><w:top w:type="dxa" w:w="80"/><w:left w:type="dxa" w:w="120"/><w:bottom w:type="dxa" w:w="80"/><w:right w:type="dxa" w:w="120"/></w:tcMar></w:tcPr><w:p><w:r><w:rPr><w:rFonts w:ascii="Arial" w:cs="Arial" w:eastAsia="Arial" w:hAnsi="Arial"/><w:color w:val="1A1A1A"/><w:sz w:val="20"/><w:szCs w:val="20"/></w:rPr><w:t xml:space="preserve">验证 AI 能否解决核心痛点，输出可演示 demo，风险低、见效快</w:t></w:r></w:p></w:tc><w:tc><w:tcPr><w:tcW w:type="dxa" w:w="2400"/><w:tcBorders><w:top w:val="single" w:color="CCCCCC" w:sz="1"/><w:left w:val="single" w:color="CCCCCC" w:sz="1"/><w:bottom w:val="single" w:color="CCCCCC" w:sz="1"/><w:right w:val="single" w:color="CCCCCC" w:sz="1"/></w:tcBorders><w:shd w:fill="FFFFFF" w:val="clear"/><w:tcMar><w:top w:type="dxa" w:w="80"/><w:left w:type="dxa" w:w="120"/><w:bottom w:type="dxa" w:w="80"/><w:right w:type="dxa" w:w="120"/></w:tcMar></w:tcPr><w:p><w:r><w:rPr><w:rFonts w:ascii="Arial" w:cs="Arial" w:eastAsia="Arial" w:hAnsi="Arial"/><w:color w:val="1A1A1A"/><w:sz w:val="20"/><w:szCs w:val="20"/></w:rPr><w:t xml:space="preserve">适合初次合作或场景不确定时</w:t></w:r></w:p></w:tc></w:tr><w:tr><w:tc><w:tcPr><w:tcW w:type="dxa" w:w="1600"/><w:tcBorders><w:top w:val="single" w:color="CCCCCC" w:sz="1"/><w:left w:val="single" w:color="CCCCCC" w:sz="1"/><w:bottom w:val="single" w:color="CCCCCC" w:sz="1"/><w:right w:val="single" w:color="CCCCCC" w:sz="1"/></w:tcBorders><w:shd w:fill="F5F5F5" w:val="clear"/><w:tcMar><w:top w:type="dxa" w:w="80"/><w:left w:type="dxa" w:w="120"/><w:bottom w:type="dxa" w:w="80"/><w:right w:type="dxa" w:w="120"/></w:tcMar></w:tcPr><w:p><w:r><w:rPr><w:rFonts w:ascii="Arial" w:cs="Arial" w:eastAsia="Arial" w:hAnsi="Arial"/><w:color w:val="1A1A1A"/><w:sz w:val="20"/><w:szCs w:val="20"/></w:rPr><w:t xml:space="preserve">标准交付项目</w:t></w:r></w:p></w:tc><w:tc><w:tcPr><w:tcW w:type="dxa" w:w="1100"/><w:tcBorders><w:top w:val="single" w:color="CCCCCC" w:sz="1"/><w:left w:val="single" w:color="CCCCCC" w:sz="1"/><w:bottom w:val="single" w:color="CCCCCC" w:sz="1"/><w:right w:val="single" w:color="CCCCCC" w:sz="1"/></w:tcBorders><w:shd w:fill="F5F5F5" w:val="clear"/><w:tcMar><w:top w:type="dxa" w:w="80"/><w:left w:type="dxa" w:w="120"/><w:bottom w:type="dxa" w:w="80"/><w:right w:type="dxa" w:w="120"/></w:tcMar></w:tcPr><w:p><w:r><w:rPr><w:rFonts w:ascii="Arial" w:cs="Arial" w:eastAsia="Arial" w:hAnsi="Arial"/><w:color w:val="1A1A1A"/><w:sz w:val="20"/><w:szCs w:val="20"/></w:rPr><w:t xml:space="preserve">1–3 个月</w:t></w:r></w:p></w:tc><w:tc><w:tcPr><w:tcW w:type="dxa" w:w="4260"/><w:tcBorders><w:top w:val="single" w:color="CCCCCC" w:sz="1"/><w:left w:val="single" w:color="CCCCCC" w:sz="1"/><w:bottom w:val="single" w:color="CCCCCC" w:sz="1"/><w:right w:val="single" w:color="CCCCCC" w:sz="1"/></w:tcBorders><w:shd w:fill="F5F5F5" w:val="clear"/><w:tcMar><w:top w:type="dxa" w:w="80"/><w:left w:type="dxa" w:w="120"/><w:bottom w:type="dxa" w:w="80"/><w:right w:type="dxa" w:w="120"/></w:tcMar></w:tcPr><w:p><w:r><w:rPr><w:rFonts w:ascii="Arial" w:cs="Arial" w:eastAsia="Arial" w:hAnsi="Arial"/><w:color w:val="1A1A1A"/><w:sz w:val="20"/><w:szCs w:val="20"/></w:rPr><w:t xml:space="preserve">完整功能开发、数据对接、测试上线，交付生产可用系统</w:t></w:r></w:p></w:tc><w:tc><w:tcPr><w:tcW w:type="dxa" w:w="2400"/><w:tcBorders><w:top w:val="single" w:color="CCCCCC" w:sz="1"/><w:left w:val="single" w:color="CCCCCC" w:sz="1"/><w:bottom w:val="single" w:color="CCCCCC" w:sz="1"/><w:right w:val="single" w:color="CCCCCC" w:sz="1"/></w:tcBorders><w:shd w:fill="F5F5F5" w:val="clear"/><w:tcMar><w:top w:type="dxa" w:w="80"/><w:left w:type="dxa" w:w="120"/><w:bottom w:type="dxa" w:w="80"/><w:right w:type="dxa" w:w="120"/></w:tcMar></w:tcPr><w:p><w:r><w:rPr><w:rFonts w:ascii="Arial" w:cs="Arial" w:eastAsia="Arial" w:hAnsi="Arial"/><w:color w:val="1A1A1A"/><w:sz w:val="20"/><w:szCs w:val="20"/></w:rPr><w:t xml:space="preserve">适合需求明确、数据基础较好的场景</w:t></w:r></w:p></w:tc></w:tr><w:tr><w:tc><w:tcPr><w:tcW w:type="dxa" w:w="1600"/><w:tcBorders><w:top w:val="single" w:color="CCCCCC" w:sz="1"/><w:left w:val="single" w:color="CCCCCC" w:sz="1"/><w:bottom w:val="single" w:color="CCCCCC" w:sz="1"/><w:right w:val="single" w:color="CCCCCC" w:sz="1"/></w:tcBorders><w:shd w:fill="FFFFFF" w:val="clear"/><w:tcMar><w:top w:type="dxa" w:w="80"/><w:left w:type="dxa" w:w="120"/><w:bottom w:type="dxa" w:w="80"/><w:right w:type="dxa" w:w="120"/></w:tcMar></w:tcPr><w:p><w:r><w:rPr><w:rFonts w:ascii="Arial" w:cs="Arial" w:eastAsia="Arial" w:hAnsi="Arial"/><w:color w:val="1A1A1A"/><w:sz w:val="20"/><w:szCs w:val="20"/></w:rPr><w:t xml:space="preserve">私有化部署</w:t></w:r></w:p></w:tc><w:tc><w:tcPr><w:tcW w:type="dxa" w:w="1100"/><w:tcBorders><w:top w:val="single" w:color="CCCCCC" w:sz="1"/><w:left w:val="single" w:color="CCCCCC" w:sz="1"/><w:bottom w:val="single" w:color="CCCCCC" w:sz="1"/><w:right w:val="single" w:color="CCCCCC" w:sz="1"/></w:tcBorders><w:shd w:fill="FFFFFF" w:val="clear"/><w:tcMar><w:top w:type="dxa" w:w="80"/><w:left w:type="dxa" w:w="120"/><w:bottom w:type="dxa" w:w="80"/><w:right w:type="dxa" w:w="120"/></w:tcMar></w:tcPr><w:p><w:r><w:rPr><w:rFonts w:ascii="Arial" w:cs="Arial" w:eastAsia="Arial" w:hAnsi="Arial"/><w:color w:val="1A1A1A"/><w:sz w:val="20"/><w:szCs w:val="20"/></w:rPr><w:t xml:space="preserve">2–4 个月</w:t></w:r></w:p></w:tc><w:tc><w:tcPr><w:tcW w:type="dxa" w:w="4260"/><w:tcBorders><w:top w:val="single" w:color="CCCCCC" w:sz="1"/><w:left w:val="single" w:color="CCCCCC" w:sz="1"/><w:bottom w:val="single" w:color="CCCCCC" w:sz="1"/><w:right w:val="single" w:color="CCCCCC" w:sz="1"/></w:tcBorders><w:shd w:fill="FFFFFF" w:val="clear"/><w:tcMar><w:top w:type="dxa" w:w="80"/><w:left w:type="dxa" w:w="120"/><w:bottom w:type="dxa" w:w="80"/><w:right w:type="dxa" w:w="120"/></w:tcMar></w:tcPr><w:p><w:r><w:rPr><w:rFonts w:ascii="Arial" w:cs="Arial" w:eastAsia="Arial" w:hAnsi="Arial"/><w:color w:val="1A1A1A"/><w:sz w:val="20"/><w:szCs w:val="20"/></w:rPr><w:t xml:space="preserve">模型和系统部署在甲方内网，数据不出域，满足安全合规要求</w:t></w:r></w:p></w:tc><w:tc><w:tcPr><w:tcW w:type="dxa" w:w="2400"/><w:tcBorders><w:top w:val="single" w:color="CCCCCC" w:sz="1"/><w:left w:val="single" w:color="CCCCCC" w:sz="1"/><w:bottom w:val="single" w:color="CCCCCC" w:sz="1"/><w:right w:val="single" w:color="CCCCCC" w:sz="1"/></w:tcBorders><w:shd w:fill="FFFFFF" w:val="clear"/><w:tcMar><w:top w:type="dxa" w:w="80"/><w:left w:type="dxa" w:w="120"/><w:bottom w:type="dxa" w:w="80"/><w:right w:type="dxa" w:w="120"/></w:tcMar></w:tcPr><w:p><w:r><w:rPr><w:rFonts w:ascii="Arial" w:cs="Arial" w:eastAsia="Arial" w:hAnsi="Arial"/><w:color w:val="1A1A1A"/><w:sz w:val="20"/><w:szCs w:val="20"/></w:rPr><w:t xml:space="preserve">适合政府、金融、医疗等高安全要求场景</w:t></w:r></w:p></w:tc></w:tr><w:tr><w:tc><w:tcPr><w:tcW w:type="dxa" w:w="1600"/><w:tcBorders><w:top w:val="single" w:color="CCCCCC" w:sz="1"/><w:left w:val="single" w:color="CCCCCC" w:sz="1"/><w:bottom w:val="single" w:color="CCCCCC" w:sz="1"/><w:right w:val="single" w:color="CCCCCC" w:sz="1"/></w:tcBorders><w:shd w:fill="F5F5F5" w:val="clear"/><w:tcMar><w:top w:type="dxa" w:w="80"/><w:left w:type="dxa" w:w="120"/><w:bottom w:type="dxa" w:w="80"/><w:right w:type="dxa" w:w="120"/></w:tcMar></w:tcPr><w:p><w:r><w:rPr><w:rFonts w:ascii="Arial" w:cs="Arial" w:eastAsia="Arial" w:hAnsi="Arial"/><w:color w:val="1A1A1A"/><w:sz w:val="20"/><w:szCs w:val="20"/></w:rPr><w:t xml:space="preserve">长期技术支持</w:t></w:r></w:p></w:tc><w:tc><w:tcPr><w:tcW w:type="dxa" w:w="1100"/><w:tcBorders><w:top w:val="single" w:color="CCCCCC" w:sz="1"/><w:left w:val="single" w:color="CCCCCC" w:sz="1"/><w:bottom w:val="single" w:color="CCCCCC" w:sz="1"/><w:right w:val="single" w:color="CCCCCC" w:sz="1"/></w:tcBorders><w:shd w:fill="F5F5F5" w:val="clear"/><w:tcMar><w:top w:type="dxa" w:w="80"/><w:left w:type="dxa" w:w="120"/><w:bottom w:type="dxa" w:w="80"/><w:right w:type="dxa" w:w="120"/></w:tcMar></w:tcPr><w:p><w:r><w:rPr><w:rFonts w:ascii="Arial" w:cs="Arial" w:eastAsia="Arial" w:hAnsi="Arial"/><w:color w:val="1A1A1A"/><w:sz w:val="20"/><w:szCs w:val="20"/></w:rPr><w:t xml:space="preserve">按年续签</w:t></w:r></w:p></w:tc><w:tc><w:tcPr><w:tcW w:type="dxa" w:w="4260"/><w:tcBorders><w:top w:val="single" w:color="CCCCCC" w:sz="1"/><w:left w:val="single" w:color="CCCCCC" w:sz="1"/><w:bottom w:val="single" w:color="CCCCCC" w:sz="1"/><w:right w:val="single" w:color="CCCCCC" w:sz="1"/></w:tcBorders><w:shd w:fill="F5F5F5" w:val="clear"/><w:tcMar><w:top w:type="dxa" w:w="80"/><w:left w:type="dxa" w:w="120"/><w:bottom w:type="dxa" w:w="80"/><w:right w:type="dxa" w:w="120"/></w:tcMar></w:tcPr><w:p><w:r><w:rPr><w:rFonts w:ascii="Arial" w:cs="Arial" w:eastAsia="Arial" w:hAnsi="Arial"/><w:color w:val="1A1A1A"/><w:sz w:val="20"/><w:szCs w:val="20"/></w:rPr><w:t xml:space="preserve">系统运维、能力迭代、新场景扩展，保持 AI 能力持续更新</w:t></w:r></w:p></w:tc><w:tc><w:tcPr><w:tcW w:type="dxa" w:w="2400"/><w:tcBorders><w:top w:val="single" w:color="CCCCCC" w:sz="1"/><w:left w:val="single" w:color="CCCCCC" w:sz="1"/><w:bottom w:val="single" w:color="CCCCCC" w:sz="1"/><w:right w:val="single" w:color="CCCCCC" w:sz="1"/></w:tcBorders><w:shd w:fill="F5F5F5" w:val="clear"/><w:tcMar><w:top w:type="dxa" w:w="80"/><w:left w:type="dxa" w:w="120"/><w:bottom w:type="dxa" w:w="80"/><w:right w:type="dxa" w:w="120"/></w:tcMar></w:tcPr><w:p><w:r><w:rPr><w:rFonts w:ascii="Arial" w:cs="Arial" w:eastAsia="Arial" w:hAnsi="Arial"/><w:color w:val="1A1A1A"/><w:sz w:val="20"/><w:szCs w:val="20"/></w:rPr><w:t xml:space="preserve">适合已上线系统的持续优化</w:t></w:r></w:p></w:tc></w:tr></w:tbl><w:p><w:pPr><w:spacing w:after="240" w:before="0"/></w:pPr></w:p><w:p><w:pPr><w:pBdr><w:bottom w:val="single" w:color="1B4F8A" w:sz="6" w:space="6"/></w:pBdr><w:spacing w:after="120" w:before="360"/></w:pPr><w:r><w:rPr><w:rFonts w:ascii="Arial" w:cs="Arial" w:eastAsia="Arial" w:hAnsi="Arial"/><w:b/><w:bCs/><w:color w:val="1B4F8A"/><w:sz w:val="30"/><w:szCs w:val="30"/></w:rPr><w:t xml:space="preserve">四、我们的立场</w:t></w:r></w:p><w:p><w:pPr><w:spacing w:after="120" w:before="0"/></w:pPr></w:p><w:p><w:pPr><w:spacing w:after="60" w:before="60"/></w:pPr><w:r><w:rPr><w:rFonts w:ascii="Arial" w:cs="Arial" w:eastAsia="Arial" w:hAnsi="Arial"/><w:color w:val="1A1A1A"/><w:sz w:val="22"/><w:szCs w:val="22"/></w:rPr><w:t xml:space="preserve">我们不做&quot;AI 概念包装&quot;，只交付真正能跑起来的系统。</w:t></w:r></w:p><w:p><w:pPr><w:spacing w:after="80" w:before="0"/></w:pPr></w:p><w:p><w:pPr><w:pStyle w:val="ListParagraph"/><w:numPr><w:ilvl w:val="0"/><w:numId w:val="2"/></w:numPr><w:spacing w:after="40" w:before="40"/></w:pPr><w:r><w:rPr><w:rFonts w:ascii="Arial" w:cs="Arial" w:eastAsia="Arial" w:hAnsi="Arial"/><w:color w:val="1A1A1A"/><w:sz w:val="22"/><w:szCs w:val="22"/></w:rPr><w:t xml:space="preserve">所有方案基于真实业务数据，不允许 AI 编造结论</w:t></w:r></w:p><w:p><w:pPr><w:pStyle w:val="ListParagraph"/><w:numPr><w:ilvl w:val="0"/><w:numId w:val="2"/></w:numPr><w:spacing w:after="40" w:before="40"/></w:pPr><w:r><w:rPr><w:rFonts w:ascii="Arial" w:cs="Arial" w:eastAsia="Arial" w:hAnsi="Arial"/><w:color w:val="1A1A1A"/><w:sz w:val="22"/><w:szCs w:val="22"/></w:rPr><w:t xml:space="preserve">每个项目先从痛点出发，不堆砌技术</w:t></w:r></w:p><w:p><w:pPr><w:pStyle w:val="ListParagraph"/><w:numPr><w:ilvl w:val="0"/><w:numId w:val="2"/></w:numPr><w:spacing w:after="40" w:before="40"/></w:pPr><w:r><w:rPr><w:rFonts w:ascii="Arial" w:cs="Arial" w:eastAsia="Arial" w:hAnsi="Arial"/><w:color w:val="1A1A1A"/><w:sz w:val="22"/><w:szCs w:val="22"/></w:rPr><w:t xml:space="preserve">优先推荐小范围验证，见效后再扩展，降低甲方风险</w:t></w:r></w:p><w:p><w:pPr><w:pStyle w:val="ListParagraph"/><w:numPr><w:ilvl w:val="0"/><w:numId w:val="2"/></w:numPr><w:spacing w:after="40" w:before="40"/></w:pPr><w:r><w:rPr><w:rFonts w:ascii="Arial" w:cs="Arial" w:eastAsia="Arial" w:hAnsi="Arial"/><w:color w:val="1A1A1A"/><w:sz w:val="22"/><w:szCs w:val="22"/></w:rPr><w:t xml:space="preserve">生产环境经过严格测试，不交付只能演示的 demo</w:t></w:r></w:p><w:p><w:pPr><w:spacing w:after="240" w:before="0"/></w:pPr></w:p><w:p><w:pPr><w:spacing w:after="60" w:before="60"/></w:pPr><w:r><w:rPr><w:rFonts w:ascii="Arial" w:cs="Arial" w:eastAsia="Arial" w:hAnsi="Arial"/><w:i/><w:iCs/><w:color w:val="555555"/><w:sz w:val="22"/><w:szCs w:val="22"/></w:rPr><w:t xml:space="preserve">如需进一步了解某个方向的详细方案或报价，欢迎随时沟通。</w:t></w:r></w:p><w:sectPr><w:footerReference w:type="default" r:id="rId7"/><w:pgSz w:w="12240" w:h="15840" w:orient="portrait"/><w:pgMar w:top="1080" w:right="1080" w:bottom="1080" w:left="1080" w:header="708" w:footer="708" w:gutter="0"/><w:pgNumType/><w:docGrid w:linePitch="360"/></w:sectPr></w:body></w:document>
+<file path=word/document.xml><?xml version="1.0" encoding="utf-8"?>
+<w:document xmlns:wpc="http://schemas.microsoft.com/office/word/2010/wordprocessingCanvas" xmlns:mc="http://schemas.openxmlformats.org/markup-compatibility/2006" xmlns:o="urn:schemas-microsoft-com:office:office" xmlns:r="http://schemas.openxmlformats.org/officeDocument/2006/relationships" xmlns:m="http://schemas.openxmlformats.org/officeDocument/2006/math" xmlns:v="urn:schemas-microsoft-com:vml" xmlns:wp14="http://schemas.microsoft.com/office/word/2010/wordprocessingDrawing" xmlns:wp="http://schemas.openxmlformats.org/drawingml/2006/wordprocessingDrawing" xmlns:w10="urn:schemas-microsoft-com:office:word" xmlns:w="http://schemas.openxmlformats.org/wordprocessingml/2006/main" xmlns:w14="http://schemas.microsoft.com/office/word/2010/wordml" xmlns:w15="http://schemas.microsoft.com/office/word/2012/wordml" xmlns:wpg="http://schemas.microsoft.com/office/word/2010/wordprocessingGroup" xmlns:wpi="http://schemas.microsoft.com/office/word/2010/wordprocessingInk" xmlns:wne="http://schemas.microsoft.com/office/word/2006/wordml" xmlns:wps="http://schemas.microsoft.com/office/word/2010/wordprocessingShape" xmlns:cx="http://schemas.microsoft.com/office/drawing/2014/chartex" xmlns:cx1="http://schemas.microsoft.com/office/drawing/2015/9/8/chartex" xmlns:cx2="http://schemas.microsoft.com/office/drawing/2015/10/21/chartex" xmlns:cx3="http://schemas.microsoft.com/office/drawing/2016/5/9/chartex" xmlns:cx4="http://schemas.microsoft.com/office/drawing/2016/5/10/chartex" xmlns:cx5="http://schemas.microsoft.com/office/drawing/2016/5/11/chartex" xmlns:cx6="http://schemas.microsoft.com/office/drawing/2016/5/12/chartex" xmlns:cx7="http://schemas.microsoft.com/office/drawing/2016/5/13/chartex" xmlns:cx8="http://schemas.microsoft.com/office/drawing/2016/5/14/chartex" xmlns:aink="http://schemas.microsoft.com/office/drawing/2016/ink" xmlns:am3d="http://schemas.microsoft.com/office/drawing/2017/model3d" xmlns:w16cex="http://schemas.microsoft.com/office/word/2018/wordml/cex" xmlns:w16cid="http://schemas.microsoft.com/office/word/2016/wordml/cid" xmlns:w16="http://schemas.microsoft.com/office/word/2018/wordml" xmlns:w16sdtdh="http://schemas.microsoft.com/office/word/2020/wordml/sdtdatahash" xmlns:w16se="http://schemas.microsoft.com/office/word/2015/wordml/symex" mc:Ignorable="w14 w15 wp14">
+  <w:body>
+    <w:p>
+      <w:pPr>
+        <w:spacing w:after="800" w:before="0"/>
+      </w:pPr>
+    </w:p>
+    <w:p>
+      <w:pPr>
+        <w:spacing w:after="120" w:before="0"/>
+        <w:jc w:val="center"/>
+      </w:pPr>
+      <w:r>
+        <w:rPr>
+          <w:rFonts w:ascii="Arial" w:cs="Arial" w:eastAsia="Arial" w:hAnsi="Arial"/>
+          <w:b/>
+          <w:bCs/>
+          <w:color w:val="1B4F8A"/>
+          <w:sz w:val="64"/>
+          <w:szCs w:val="64"/>
+        </w:rPr>
+        <w:t xml:space="preserve">AI 能力与解决方案</w:t>
+      </w:r>
+    </w:p>
+    <w:p>
+      <w:pPr>
+        <w:spacing w:after="480" w:before="0"/>
+        <w:jc w:val="center"/>
+      </w:pPr>
+      <w:r>
+        <w:rPr>
+          <w:rFonts w:ascii="Arial" w:cs="Arial" w:eastAsia="Arial" w:hAnsi="Arial"/>
+          <w:color w:val="555555"/>
+          <w:sz w:val="30"/>
+          <w:szCs w:val="30"/>
+        </w:rPr>
+        <w:t xml:space="preserve">场景驱动 · 痛点导向 · 有案例支撑</w:t>
+      </w:r>
+    </w:p>
+    <w:tbl>
+      <w:tblPr>
+        <w:tblW w:type="dxa" w:w="9360"/>
+        <w:tblBorders>
+          <w:top w:val="single" w:color="auto" w:sz="4"/>
+          <w:left w:val="single" w:color="auto" w:sz="4"/>
+          <w:bottom w:val="single" w:color="auto" w:sz="4"/>
+          <w:right w:val="single" w:color="auto" w:sz="4"/>
+          <w:insideH w:val="single" w:color="auto" w:sz="4"/>
+          <w:insideV w:val="single" w:color="auto" w:sz="4"/>
+        </w:tblBorders>
+      </w:tblPr>
+      <w:tblGrid>
+        <w:gridCol w:w="3120"/>
+        <w:gridCol w:w="3120"/>
+        <w:gridCol w:w="3120"/>
+      </w:tblGrid>
+      <w:tr>
+        <w:tc>
+          <w:tcPr>
+            <w:tcW w:type="dxa" w:w="9360"/>
+          </w:tcPr>
+          <w:p/>
+        </w:tc>
+      </w:tr>
+    </w:tbl>
+    <w:p>
+      <w:pPr>
+        <w:spacing w:after="600" w:before="0"/>
+      </w:pPr>
+    </w:p>
+    <w:p>
+      <w:pPr>
+        <w:spacing w:after="80" w:before="0"/>
+        <w:jc w:val="center"/>
+      </w:pPr>
+      <w:r>
+        <w:rPr>
+          <w:rFonts w:ascii="Arial" w:cs="Arial" w:eastAsia="Arial" w:hAnsi="Arial"/>
+          <w:b/>
+          <w:bCs/>
+          <w:color w:val="555555"/>
+          <w:sz w:val="24"/>
+          <w:szCs w:val="24"/>
+        </w:rPr>
+        <w:t xml:space="preserve">本文档阅读指引</w:t>
+      </w:r>
+    </w:p>
+    <w:p>
+      <w:pPr>
+        <w:spacing w:after="0" w:before="0"/>
+        <w:jc w:val="center"/>
+      </w:pPr>
+      <w:r>
+        <w:rPr>
+          <w:rFonts w:ascii="Arial" w:cs="Arial" w:eastAsia="Arial" w:hAnsi="Arial"/>
+          <w:color w:val="555555"/>
+          <w:sz w:val="22"/>
+          <w:szCs w:val="22"/>
+        </w:rPr>
+        <w:t xml:space="preserve">每个能力卡片说明：应用场景 · 用户痛点 · 我们的解决方案 · 适合的甲方 · 核心价值</w:t>
+      </w:r>
+    </w:p>
+    <w:p>
+      <w:pPr>
+        <w:pageBreakBefore/>
+      </w:pPr>
+    </w:p>
+    <w:p>
+      <w:pPr>
+        <w:pBdr>
+          <w:bottom w:val="single" w:color="1B4F8A" w:sz="6" w:space="6"/>
+        </w:pBdr>
+        <w:spacing w:after="120" w:before="360"/>
+      </w:pPr>
+      <w:r>
+        <w:rPr>
+          <w:rFonts w:ascii="Arial" w:cs="Arial" w:eastAsia="Arial" w:hAnsi="Arial"/>
+          <w:b/>
+          <w:bCs/>
+          <w:color w:val="1B4F8A"/>
+          <w:sz w:val="30"/>
+          <w:szCs w:val="30"/>
+        </w:rPr>
+        <w:t xml:space="preserve">一、能力概览</w:t>
+      </w:r>
+    </w:p>
+    <w:p>
+      <w:pPr>
+        <w:spacing w:after="120" w:before="0"/>
+      </w:pPr>
+    </w:p>
+    <w:p>
+      <w:pPr>
+        <w:spacing w:after="60" w:before="60"/>
+      </w:pPr>
+      <w:r>
+        <w:rPr>
+          <w:rFonts w:ascii="Arial" w:cs="Arial" w:eastAsia="Arial" w:hAnsi="Arial"/>
+          <w:color w:val="555555"/>
+          <w:sz w:val="22"/>
+          <w:szCs w:val="22"/>
+        </w:rPr>
+        <w:t xml:space="preserve">我们专注于 AI 落地交付，围绕以下七个方向提供从场景分析到系统上线的完整服务。所有能力均来自真实项目积累，不是概念演示。</w:t>
+      </w:r>
+    </w:p>
+    <w:p>
+      <w:pPr>
+        <w:spacing w:after="120" w:before="0"/>
+      </w:pPr>
+    </w:p>
+    <w:tbl>
+      <w:tblPr>
+        <w:tblW w:type="dxa" w:w="9360"/>
+        <w:tblBorders>
+          <w:top w:val="single" w:color="auto" w:sz="4"/>
+          <w:left w:val="single" w:color="auto" w:sz="4"/>
+          <w:bottom w:val="single" w:color="auto" w:sz="4"/>
+          <w:right w:val="single" w:color="auto" w:sz="4"/>
+          <w:insideH w:val="single" w:color="auto" w:sz="4"/>
+          <w:insideV w:val="single" w:color="auto" w:sz="4"/>
+        </w:tblBorders>
+      </w:tblPr>
+      <w:tblGrid>
+        <w:gridCol w:w="2600"/>
+        <w:gridCol w:w="3200"/>
+        <w:gridCol w:w="1780"/>
+        <w:gridCol w:w="1780"/>
+      </w:tblGrid>
+      <w:tr>
+        <w:trPr>
+          <w:tblHeader/>
+        </w:trPr>
+        <w:tc>
+          <w:tcPr>
+            <w:tcW w:type="dxa" w:w="2600"/>
+            <w:tcBorders>
+              <w:top w:val="single" w:color="1B4F8A" w:sz="1"/>
+              <w:left w:val="single" w:color="1B4F8A" w:sz="1"/>
+              <w:bottom w:val="single" w:color="1B4F8A" w:sz="1"/>
+              <w:right w:val="single" w:color="1B4F8A" w:sz="1"/>
+            </w:tcBorders>
+            <w:shd w:fill="1B4F8A" w:val="clear"/>
+            <w:tcMar>
+              <w:top w:type="dxa" w:w="80"/>
+              <w:left w:type="dxa" w:w="120"/>
+              <w:bottom w:type="dxa" w:w="80"/>
+              <w:right w:type="dxa" w:w="120"/>
+            </w:tcMar>
+          </w:tcPr>
+          <w:p>
+            <w:pPr>
+              <w:jc w:val="center"/>
+            </w:pPr>
+            <w:r>
+              <w:rPr>
+                <w:rFonts w:ascii="Arial" w:cs="Arial" w:eastAsia="Arial" w:hAnsi="Arial"/>
+                <w:b/>
+                <w:bCs/>
+                <w:color w:val="FFFFFF"/>
+                <w:sz w:val="20"/>
+                <w:szCs w:val="20"/>
+              </w:rPr>
+              <w:t xml:space="preserve">能力方向</w:t>
+            </w:r>
+          </w:p>
+        </w:tc>
+        <w:tc>
+          <w:tcPr>
+            <w:tcW w:type="dxa" w:w="3200"/>
+            <w:tcBorders>
+              <w:top w:val="single" w:color="1B4F8A" w:sz="1"/>
+              <w:left w:val="single" w:color="1B4F8A" w:sz="1"/>
+              <w:bottom w:val="single" w:color="1B4F8A" w:sz="1"/>
+              <w:right w:val="single" w:color="1B4F8A" w:sz="1"/>
+            </w:tcBorders>
+            <w:shd w:fill="1B4F8A" w:val="clear"/>
+            <w:tcMar>
+              <w:top w:type="dxa" w:w="80"/>
+              <w:left w:type="dxa" w:w="120"/>
+              <w:bottom w:type="dxa" w:w="80"/>
+              <w:right w:type="dxa" w:w="120"/>
+            </w:tcMar>
+          </w:tcPr>
+          <w:p>
+            <w:pPr>
+              <w:jc w:val="center"/>
+            </w:pPr>
+            <w:r>
+              <w:rPr>
+                <w:rFonts w:ascii="Arial" w:cs="Arial" w:eastAsia="Arial" w:hAnsi="Arial"/>
+                <w:b/>
+                <w:bCs/>
+                <w:color w:val="FFFFFF"/>
+                <w:sz w:val="20"/>
+                <w:szCs w:val="20"/>
+              </w:rPr>
+              <w:t xml:space="preserve">核心价值一句话</w:t>
+            </w:r>
+          </w:p>
+        </w:tc>
+        <w:tc>
+          <w:tcPr>
+            <w:tcW w:type="dxa" w:w="1780"/>
+            <w:tcBorders>
+              <w:top w:val="single" w:color="1B4F8A" w:sz="1"/>
+              <w:left w:val="single" w:color="1B4F8A" w:sz="1"/>
+              <w:bottom w:val="single" w:color="1B4F8A" w:sz="1"/>
+              <w:right w:val="single" w:color="1B4F8A" w:sz="1"/>
+            </w:tcBorders>
+            <w:shd w:fill="1B4F8A" w:val="clear"/>
+            <w:tcMar>
+              <w:top w:type="dxa" w:w="80"/>
+              <w:left w:type="dxa" w:w="120"/>
+              <w:bottom w:type="dxa" w:w="80"/>
+              <w:right w:type="dxa" w:w="120"/>
+            </w:tcMar>
+          </w:tcPr>
+          <w:p>
+            <w:pPr>
+              <w:jc w:val="center"/>
+            </w:pPr>
+            <w:r>
+              <w:rPr>
+                <w:rFonts w:ascii="Arial" w:cs="Arial" w:eastAsia="Arial" w:hAnsi="Arial"/>
+                <w:b/>
+                <w:bCs/>
+                <w:color w:val="FFFFFF"/>
+                <w:sz w:val="20"/>
+                <w:szCs w:val="20"/>
+              </w:rPr>
+              <w:t xml:space="preserve">项目支撑</w:t>
+            </w:r>
+          </w:p>
+        </w:tc>
+        <w:tc>
+          <w:tcPr>
+            <w:tcW w:type="dxa" w:w="1780"/>
+            <w:tcBorders>
+              <w:top w:val="single" w:color="1B4F8A" w:sz="1"/>
+              <w:left w:val="single" w:color="1B4F8A" w:sz="1"/>
+              <w:bottom w:val="single" w:color="1B4F8A" w:sz="1"/>
+              <w:right w:val="single" w:color="1B4F8A" w:sz="1"/>
+            </w:tcBorders>
+            <w:shd w:fill="1B4F8A" w:val="clear"/>
+            <w:tcMar>
+              <w:top w:type="dxa" w:w="80"/>
+              <w:left w:type="dxa" w:w="120"/>
+              <w:bottom w:type="dxa" w:w="80"/>
+              <w:right w:type="dxa" w:w="120"/>
+            </w:tcMar>
+          </w:tcPr>
+          <w:p>
+            <w:pPr>
+              <w:jc w:val="center"/>
+            </w:pPr>
+            <w:r>
+              <w:rPr>
+                <w:rFonts w:ascii="Arial" w:cs="Arial" w:eastAsia="Arial" w:hAnsi="Arial"/>
+                <w:b/>
+                <w:bCs/>
+                <w:color w:val="FFFFFF"/>
+                <w:sz w:val="20"/>
+                <w:szCs w:val="20"/>
+              </w:rPr>
+              <w:t xml:space="preserve">市场需求</w:t>
+            </w:r>
+          </w:p>
+        </w:tc>
+      </w:tr>
+      <w:tr>
+        <w:tc>
+          <w:tcPr>
+            <w:tcW w:type="dxa" w:w="2600"/>
+            <w:tcBorders>
+              <w:top w:val="single" w:color="CCCCCC" w:sz="1"/>
+              <w:left w:val="single" w:color="CCCCCC" w:sz="1"/>
+              <w:bottom w:val="single" w:color="CCCCCC" w:sz="1"/>
+              <w:right w:val="single" w:color="CCCCCC" w:sz="1"/>
+            </w:tcBorders>
+            <w:shd w:fill="FFFFFF" w:val="clear"/>
+            <w:tcMar>
+              <w:top w:type="dxa" w:w="80"/>
+              <w:left w:type="dxa" w:w="120"/>
+              <w:bottom w:type="dxa" w:w="80"/>
+              <w:right w:type="dxa" w:w="120"/>
+            </w:tcMar>
+          </w:tcPr>
+          <w:p>
+            <w:pPr>
+              <w:jc w:val="left"/>
+            </w:pPr>
+            <w:r>
+              <w:rPr>
+                <w:rFonts w:ascii="Arial" w:cs="Arial" w:eastAsia="Arial" w:hAnsi="Arial"/>
+                <w:color w:val="1A1A1A"/>
+                <w:sz w:val="20"/>
+                <w:szCs w:val="20"/>
+              </w:rPr>
+              <w:t xml:space="preserve">结构化数据问答</w:t>
+            </w:r>
+          </w:p>
+        </w:tc>
+        <w:tc>
+          <w:tcPr>
+            <w:tcW w:type="dxa" w:w="3200"/>
+            <w:tcBorders>
+              <w:top w:val="single" w:color="CCCCCC" w:sz="1"/>
+              <w:left w:val="single" w:color="CCCCCC" w:sz="1"/>
+              <w:bottom w:val="single" w:color="CCCCCC" w:sz="1"/>
+              <w:right w:val="single" w:color="CCCCCC" w:sz="1"/>
+            </w:tcBorders>
+            <w:shd w:fill="FFFFFF" w:val="clear"/>
+            <w:tcMar>
+              <w:top w:type="dxa" w:w="80"/>
+              <w:left w:type="dxa" w:w="120"/>
+              <w:bottom w:type="dxa" w:w="80"/>
+              <w:right w:type="dxa" w:w="120"/>
+            </w:tcMar>
+          </w:tcPr>
+          <w:p>
+            <w:pPr>
+              <w:jc w:val="left"/>
+            </w:pPr>
+            <w:r>
+              <w:rPr>
+                <w:rFonts w:ascii="Arial" w:cs="Arial" w:eastAsia="Arial" w:hAnsi="Arial"/>
+                <w:color w:val="1A1A1A"/>
+                <w:sz w:val="20"/>
+                <w:szCs w:val="20"/>
+              </w:rPr>
+              <w:t xml:space="preserve">让非技术人员用自然语言查业务数据库</w:t>
+            </w:r>
+          </w:p>
+        </w:tc>
+        <w:tc>
+          <w:tcPr>
+            <w:tcW w:type="dxa" w:w="1780"/>
+            <w:tcBorders>
+              <w:top w:val="single" w:color="CCCCCC" w:sz="1"/>
+              <w:left w:val="single" w:color="CCCCCC" w:sz="1"/>
+              <w:bottom w:val="single" w:color="CCCCCC" w:sz="1"/>
+              <w:right w:val="single" w:color="CCCCCC" w:sz="1"/>
+            </w:tcBorders>
+            <w:shd w:fill="FFFFFF" w:val="clear"/>
+            <w:tcMar>
+              <w:top w:type="dxa" w:w="80"/>
+              <w:left w:type="dxa" w:w="120"/>
+              <w:bottom w:type="dxa" w:w="80"/>
+              <w:right w:type="dxa" w:w="120"/>
+            </w:tcMar>
+          </w:tcPr>
+          <w:p>
+            <w:pPr>
+              <w:jc w:val="center"/>
+            </w:pPr>
+            <w:r>
+              <w:rPr>
+                <w:rFonts w:ascii="Arial" w:cs="Arial" w:eastAsia="Arial" w:hAnsi="Arial"/>
+                <w:color w:val="1A1A1A"/>
+                <w:sz w:val="20"/>
+                <w:szCs w:val="20"/>
+              </w:rPr>
+              <w:t xml:space="preserve">已有生产案例</w:t>
+            </w:r>
+          </w:p>
+        </w:tc>
+        <w:tc>
+          <w:tcPr>
+            <w:tcW w:type="dxa" w:w="1780"/>
+            <w:tcBorders>
+              <w:top w:val="single" w:color="CCCCCC" w:sz="1"/>
+              <w:left w:val="single" w:color="CCCCCC" w:sz="1"/>
+              <w:bottom w:val="single" w:color="CCCCCC" w:sz="1"/>
+              <w:right w:val="single" w:color="CCCCCC" w:sz="1"/>
+            </w:tcBorders>
+            <w:shd w:fill="FFFFFF" w:val="clear"/>
+            <w:tcMar>
+              <w:top w:type="dxa" w:w="80"/>
+              <w:left w:type="dxa" w:w="120"/>
+              <w:bottom w:type="dxa" w:w="80"/>
+              <w:right w:type="dxa" w:w="120"/>
+            </w:tcMar>
+          </w:tcPr>
+          <w:p>
+            <w:pPr>
+              <w:jc w:val="center"/>
+            </w:pPr>
+            <w:r>
+              <w:rPr>
+                <w:rFonts w:ascii="Arial" w:cs="Arial" w:eastAsia="Arial" w:hAnsi="Arial"/>
+                <w:color w:val="1A1A1A"/>
+                <w:sz w:val="20"/>
+                <w:szCs w:val="20"/>
+              </w:rPr>
+              <w:t xml:space="preserve">★★★★★</w:t>
+            </w:r>
+          </w:p>
+        </w:tc>
+      </w:tr>
+      <w:tr>
+        <w:tc>
+          <w:tcPr>
+            <w:tcW w:type="dxa" w:w="2600"/>
+            <w:tcBorders>
+              <w:top w:val="single" w:color="CCCCCC" w:sz="1"/>
+              <w:left w:val="single" w:color="CCCCCC" w:sz="1"/>
+              <w:bottom w:val="single" w:color="CCCCCC" w:sz="1"/>
+              <w:right w:val="single" w:color="CCCCCC" w:sz="1"/>
+            </w:tcBorders>
+            <w:shd w:fill="F5F5F5" w:val="clear"/>
+            <w:tcMar>
+              <w:top w:type="dxa" w:w="80"/>
+              <w:left w:type="dxa" w:w="120"/>
+              <w:bottom w:type="dxa" w:w="80"/>
+              <w:right w:type="dxa" w:w="120"/>
+            </w:tcMar>
+          </w:tcPr>
+          <w:p>
+            <w:pPr>
+              <w:jc w:val="left"/>
+            </w:pPr>
+            <w:r>
+              <w:rPr>
+                <w:rFonts w:ascii="Arial" w:cs="Arial" w:eastAsia="Arial" w:hAnsi="Arial"/>
+                <w:color w:val="1A1A1A"/>
+                <w:sz w:val="20"/>
+                <w:szCs w:val="20"/>
+              </w:rPr>
+              <w:t xml:space="preserve">企业知识库问答（RAG）</w:t>
+            </w:r>
+          </w:p>
+        </w:tc>
+        <w:tc>
+          <w:tcPr>
+            <w:tcW w:type="dxa" w:w="3200"/>
+            <w:tcBorders>
+              <w:top w:val="single" w:color="CCCCCC" w:sz="1"/>
+              <w:left w:val="single" w:color="CCCCCC" w:sz="1"/>
+              <w:bottom w:val="single" w:color="CCCCCC" w:sz="1"/>
+              <w:right w:val="single" w:color="CCCCCC" w:sz="1"/>
+            </w:tcBorders>
+            <w:shd w:fill="F5F5F5" w:val="clear"/>
+            <w:tcMar>
+              <w:top w:type="dxa" w:w="80"/>
+              <w:left w:type="dxa" w:w="120"/>
+              <w:bottom w:type="dxa" w:w="80"/>
+              <w:right w:type="dxa" w:w="120"/>
+            </w:tcMar>
+          </w:tcPr>
+          <w:p>
+            <w:pPr>
+              <w:jc w:val="left"/>
+            </w:pPr>
+            <w:r>
+              <w:rPr>
+                <w:rFonts w:ascii="Arial" w:cs="Arial" w:eastAsia="Arial" w:hAnsi="Arial"/>
+                <w:color w:val="1A1A1A"/>
+                <w:sz w:val="20"/>
+                <w:szCs w:val="20"/>
+              </w:rPr>
+              <w:t xml:space="preserve">把内部文档变成可问答的知识资产</w:t>
+            </w:r>
+          </w:p>
+        </w:tc>
+        <w:tc>
+          <w:tcPr>
+            <w:tcW w:type="dxa" w:w="1780"/>
+            <w:tcBorders>
+              <w:top w:val="single" w:color="CCCCCC" w:sz="1"/>
+              <w:left w:val="single" w:color="CCCCCC" w:sz="1"/>
+              <w:bottom w:val="single" w:color="CCCCCC" w:sz="1"/>
+              <w:right w:val="single" w:color="CCCCCC" w:sz="1"/>
+            </w:tcBorders>
+            <w:shd w:fill="F5F5F5" w:val="clear"/>
+            <w:tcMar>
+              <w:top w:type="dxa" w:w="80"/>
+              <w:left w:type="dxa" w:w="120"/>
+              <w:bottom w:type="dxa" w:w="80"/>
+              <w:right w:type="dxa" w:w="120"/>
+            </w:tcMar>
+          </w:tcPr>
+          <w:p>
+            <w:pPr>
+              <w:jc w:val="center"/>
+            </w:pPr>
+            <w:r>
+              <w:rPr>
+                <w:rFonts w:ascii="Arial" w:cs="Arial" w:eastAsia="Arial" w:hAnsi="Arial"/>
+                <w:color w:val="1A1A1A"/>
+                <w:sz w:val="20"/>
+                <w:szCs w:val="20"/>
+              </w:rPr>
+              <w:t xml:space="preserve">已有生产案例</w:t>
+            </w:r>
+          </w:p>
+        </w:tc>
+        <w:tc>
+          <w:tcPr>
+            <w:tcW w:type="dxa" w:w="1780"/>
+            <w:tcBorders>
+              <w:top w:val="single" w:color="CCCCCC" w:sz="1"/>
+              <w:left w:val="single" w:color="CCCCCC" w:sz="1"/>
+              <w:bottom w:val="single" w:color="CCCCCC" w:sz="1"/>
+              <w:right w:val="single" w:color="CCCCCC" w:sz="1"/>
+            </w:tcBorders>
+            <w:shd w:fill="F5F5F5" w:val="clear"/>
+            <w:tcMar>
+              <w:top w:type="dxa" w:w="80"/>
+              <w:left w:type="dxa" w:w="120"/>
+              <w:bottom w:type="dxa" w:w="80"/>
+              <w:right w:type="dxa" w:w="120"/>
+            </w:tcMar>
+          </w:tcPr>
+          <w:p>
+            <w:pPr>
+              <w:jc w:val="center"/>
+            </w:pPr>
+            <w:r>
+              <w:rPr>
+                <w:rFonts w:ascii="Arial" w:cs="Arial" w:eastAsia="Arial" w:hAnsi="Arial"/>
+                <w:color w:val="1A1A1A"/>
+                <w:sz w:val="20"/>
+                <w:szCs w:val="20"/>
+              </w:rPr>
+              <w:t xml:space="preserve">★★★★★</w:t>
+            </w:r>
+          </w:p>
+        </w:tc>
+      </w:tr>
+      <w:tr>
+        <w:tc>
+          <w:tcPr>
+            <w:tcW w:type="dxa" w:w="2600"/>
+            <w:tcBorders>
+              <w:top w:val="single" w:color="CCCCCC" w:sz="1"/>
+              <w:left w:val="single" w:color="CCCCCC" w:sz="1"/>
+              <w:bottom w:val="single" w:color="CCCCCC" w:sz="1"/>
+              <w:right w:val="single" w:color="CCCCCC" w:sz="1"/>
+            </w:tcBorders>
+            <w:shd w:fill="FFFFFF" w:val="clear"/>
+            <w:tcMar>
+              <w:top w:type="dxa" w:w="80"/>
+              <w:left w:type="dxa" w:w="120"/>
+              <w:bottom w:type="dxa" w:w="80"/>
+              <w:right w:type="dxa" w:w="120"/>
+            </w:tcMar>
+          </w:tcPr>
+          <w:p>
+            <w:pPr>
+              <w:jc w:val="left"/>
+            </w:pPr>
+            <w:r>
+              <w:rPr>
+                <w:rFonts w:ascii="Arial" w:cs="Arial" w:eastAsia="Arial" w:hAnsi="Arial"/>
+                <w:color w:val="1A1A1A"/>
+                <w:sz w:val="20"/>
+                <w:szCs w:val="20"/>
+              </w:rPr>
+              <w:t xml:space="preserve">文档智能分析</w:t>
+            </w:r>
+          </w:p>
+        </w:tc>
+        <w:tc>
+          <w:tcPr>
+            <w:tcW w:type="dxa" w:w="3200"/>
+            <w:tcBorders>
+              <w:top w:val="single" w:color="CCCCCC" w:sz="1"/>
+              <w:left w:val="single" w:color="CCCCCC" w:sz="1"/>
+              <w:bottom w:val="single" w:color="CCCCCC" w:sz="1"/>
+              <w:right w:val="single" w:color="CCCCCC" w:sz="1"/>
+            </w:tcBorders>
+            <w:shd w:fill="FFFFFF" w:val="clear"/>
+            <w:tcMar>
+              <w:top w:type="dxa" w:w="80"/>
+              <w:left w:type="dxa" w:w="120"/>
+              <w:bottom w:type="dxa" w:w="80"/>
+              <w:right w:type="dxa" w:w="120"/>
+            </w:tcMar>
+          </w:tcPr>
+          <w:p>
+            <w:pPr>
+              <w:jc w:val="left"/>
+            </w:pPr>
+            <w:r>
+              <w:rPr>
+                <w:rFonts w:ascii="Arial" w:cs="Arial" w:eastAsia="Arial" w:hAnsi="Arial"/>
+                <w:color w:val="1A1A1A"/>
+                <w:sz w:val="20"/>
+                <w:szCs w:val="20"/>
+              </w:rPr>
+              <w:t xml:space="preserve">一份文档自动生成多种衍生内容</w:t>
+            </w:r>
+          </w:p>
+        </w:tc>
+        <w:tc>
+          <w:tcPr>
+            <w:tcW w:type="dxa" w:w="1780"/>
+            <w:tcBorders>
+              <w:top w:val="single" w:color="CCCCCC" w:sz="1"/>
+              <w:left w:val="single" w:color="CCCCCC" w:sz="1"/>
+              <w:bottom w:val="single" w:color="CCCCCC" w:sz="1"/>
+              <w:right w:val="single" w:color="CCCCCC" w:sz="1"/>
+            </w:tcBorders>
+            <w:shd w:fill="FFFFFF" w:val="clear"/>
+            <w:tcMar>
+              <w:top w:type="dxa" w:w="80"/>
+              <w:left w:type="dxa" w:w="120"/>
+              <w:bottom w:type="dxa" w:w="80"/>
+              <w:right w:type="dxa" w:w="120"/>
+            </w:tcMar>
+          </w:tcPr>
+          <w:p>
+            <w:pPr>
+              <w:jc w:val="center"/>
+            </w:pPr>
+            <w:r>
+              <w:rPr>
+                <w:rFonts w:ascii="Arial" w:cs="Arial" w:eastAsia="Arial" w:hAnsi="Arial"/>
+                <w:color w:val="1A1A1A"/>
+                <w:sz w:val="20"/>
+                <w:szCs w:val="20"/>
+              </w:rPr>
+              <w:t xml:space="preserve">已有生产案例</w:t>
+            </w:r>
+          </w:p>
+        </w:tc>
+        <w:tc>
+          <w:tcPr>
+            <w:tcW w:type="dxa" w:w="1780"/>
+            <w:tcBorders>
+              <w:top w:val="single" w:color="CCCCCC" w:sz="1"/>
+              <w:left w:val="single" w:color="CCCCCC" w:sz="1"/>
+              <w:bottom w:val="single" w:color="CCCCCC" w:sz="1"/>
+              <w:right w:val="single" w:color="CCCCCC" w:sz="1"/>
+            </w:tcBorders>
+            <w:shd w:fill="FFFFFF" w:val="clear"/>
+            <w:tcMar>
+              <w:top w:type="dxa" w:w="80"/>
+              <w:left w:type="dxa" w:w="120"/>
+              <w:bottom w:type="dxa" w:w="80"/>
+              <w:right w:type="dxa" w:w="120"/>
+            </w:tcMar>
+          </w:tcPr>
+          <w:p>
+            <w:pPr>
+              <w:jc w:val="center"/>
+            </w:pPr>
+            <w:r>
+              <w:rPr>
+                <w:rFonts w:ascii="Arial" w:cs="Arial" w:eastAsia="Arial" w:hAnsi="Arial"/>
+                <w:color w:val="1A1A1A"/>
+                <w:sz w:val="20"/>
+                <w:szCs w:val="20"/>
+              </w:rPr>
+              <w:t xml:space="preserve">★★★★☆</w:t>
+            </w:r>
+          </w:p>
+        </w:tc>
+      </w:tr>
+      <w:tr>
+        <w:tc>
+          <w:tcPr>
+            <w:tcW w:type="dxa" w:w="2600"/>
+            <w:tcBorders>
+              <w:top w:val="single" w:color="CCCCCC" w:sz="1"/>
+              <w:left w:val="single" w:color="CCCCCC" w:sz="1"/>
+              <w:bottom w:val="single" w:color="CCCCCC" w:sz="1"/>
+              <w:right w:val="single" w:color="CCCCCC" w:sz="1"/>
+            </w:tcBorders>
+            <w:shd w:fill="F5F5F5" w:val="clear"/>
+            <w:tcMar>
+              <w:top w:type="dxa" w:w="80"/>
+              <w:left w:type="dxa" w:w="120"/>
+              <w:bottom w:type="dxa" w:w="80"/>
+              <w:right w:type="dxa" w:w="120"/>
+            </w:tcMar>
+          </w:tcPr>
+          <w:p>
+            <w:pPr>
+              <w:jc w:val="left"/>
+            </w:pPr>
+            <w:r>
+              <w:rPr>
+                <w:rFonts w:ascii="Arial" w:cs="Arial" w:eastAsia="Arial" w:hAnsi="Arial"/>
+                <w:color w:val="1A1A1A"/>
+                <w:sz w:val="20"/>
+                <w:szCs w:val="20"/>
+              </w:rPr>
+              <w:t xml:space="preserve">AI 工作流 / 多 Agent</w:t>
+            </w:r>
+          </w:p>
+        </w:tc>
+        <w:tc>
+          <w:tcPr>
+            <w:tcW w:type="dxa" w:w="3200"/>
+            <w:tcBorders>
+              <w:top w:val="single" w:color="CCCCCC" w:sz="1"/>
+              <w:left w:val="single" w:color="CCCCCC" w:sz="1"/>
+              <w:bottom w:val="single" w:color="CCCCCC" w:sz="1"/>
+              <w:right w:val="single" w:color="CCCCCC" w:sz="1"/>
+            </w:tcBorders>
+            <w:shd w:fill="F5F5F5" w:val="clear"/>
+            <w:tcMar>
+              <w:top w:type="dxa" w:w="80"/>
+              <w:left w:type="dxa" w:w="120"/>
+              <w:bottom w:type="dxa" w:w="80"/>
+              <w:right w:type="dxa" w:w="120"/>
+            </w:tcMar>
+          </w:tcPr>
+          <w:p>
+            <w:pPr>
+              <w:jc w:val="left"/>
+            </w:pPr>
+            <w:r>
+              <w:rPr>
+                <w:rFonts w:ascii="Arial" w:cs="Arial" w:eastAsia="Arial" w:hAnsi="Arial"/>
+                <w:color w:val="1A1A1A"/>
+                <w:sz w:val="20"/>
+                <w:szCs w:val="20"/>
+              </w:rPr>
+              <w:t xml:space="preserve">把复杂多步骤流程交给 AI 自动完成</w:t>
+            </w:r>
+          </w:p>
+        </w:tc>
+        <w:tc>
+          <w:tcPr>
+            <w:tcW w:type="dxa" w:w="1780"/>
+            <w:tcBorders>
+              <w:top w:val="single" w:color="CCCCCC" w:sz="1"/>
+              <w:left w:val="single" w:color="CCCCCC" w:sz="1"/>
+              <w:bottom w:val="single" w:color="CCCCCC" w:sz="1"/>
+              <w:right w:val="single" w:color="CCCCCC" w:sz="1"/>
+            </w:tcBorders>
+            <w:shd w:fill="F5F5F5" w:val="clear"/>
+            <w:tcMar>
+              <w:top w:type="dxa" w:w="80"/>
+              <w:left w:type="dxa" w:w="120"/>
+              <w:bottom w:type="dxa" w:w="80"/>
+              <w:right w:type="dxa" w:w="120"/>
+            </w:tcMar>
+          </w:tcPr>
+          <w:p>
+            <w:pPr>
+              <w:jc w:val="center"/>
+            </w:pPr>
+            <w:r>
+              <w:rPr>
+                <w:rFonts w:ascii="Arial" w:cs="Arial" w:eastAsia="Arial" w:hAnsi="Arial"/>
+                <w:color w:val="1A1A1A"/>
+                <w:sz w:val="20"/>
+                <w:szCs w:val="20"/>
+              </w:rPr>
+              <w:t xml:space="preserve">已有生产案例</w:t>
+            </w:r>
+          </w:p>
+        </w:tc>
+        <w:tc>
+          <w:tcPr>
+            <w:tcW w:type="dxa" w:w="1780"/>
+            <w:tcBorders>
+              <w:top w:val="single" w:color="CCCCCC" w:sz="1"/>
+              <w:left w:val="single" w:color="CCCCCC" w:sz="1"/>
+              <w:bottom w:val="single" w:color="CCCCCC" w:sz="1"/>
+              <w:right w:val="single" w:color="CCCCCC" w:sz="1"/>
+            </w:tcBorders>
+            <w:shd w:fill="F5F5F5" w:val="clear"/>
+            <w:tcMar>
+              <w:top w:type="dxa" w:w="80"/>
+              <w:left w:type="dxa" w:w="120"/>
+              <w:bottom w:type="dxa" w:w="80"/>
+              <w:right w:type="dxa" w:w="120"/>
+            </w:tcMar>
+          </w:tcPr>
+          <w:p>
+            <w:pPr>
+              <w:jc w:val="center"/>
+            </w:pPr>
+            <w:r>
+              <w:rPr>
+                <w:rFonts w:ascii="Arial" w:cs="Arial" w:eastAsia="Arial" w:hAnsi="Arial"/>
+                <w:color w:val="1A1A1A"/>
+                <w:sz w:val="20"/>
+                <w:szCs w:val="20"/>
+              </w:rPr>
+              <w:t xml:space="preserve">★★★★☆</w:t>
+            </w:r>
+          </w:p>
+        </w:tc>
+      </w:tr>
+      <w:tr>
+        <w:tc>
+          <w:tcPr>
+            <w:tcW w:type="dxa" w:w="2600"/>
+            <w:tcBorders>
+              <w:top w:val="single" w:color="CCCCCC" w:sz="1"/>
+              <w:left w:val="single" w:color="CCCCCC" w:sz="1"/>
+              <w:bottom w:val="single" w:color="CCCCCC" w:sz="1"/>
+              <w:right w:val="single" w:color="CCCCCC" w:sz="1"/>
+            </w:tcBorders>
+            <w:shd w:fill="FFFFFF" w:val="clear"/>
+            <w:tcMar>
+              <w:top w:type="dxa" w:w="80"/>
+              <w:left w:type="dxa" w:w="120"/>
+              <w:bottom w:type="dxa" w:w="80"/>
+              <w:right w:type="dxa" w:w="120"/>
+            </w:tcMar>
+          </w:tcPr>
+          <w:p>
+            <w:pPr>
+              <w:jc w:val="left"/>
+            </w:pPr>
+            <w:r>
+              <w:rPr>
+                <w:rFonts w:ascii="Arial" w:cs="Arial" w:eastAsia="Arial" w:hAnsi="Arial"/>
+                <w:color w:val="1A1A1A"/>
+                <w:sz w:val="20"/>
+                <w:szCs w:val="20"/>
+              </w:rPr>
+              <w:t xml:space="preserve">AI 内容创作自动化</w:t>
+            </w:r>
+          </w:p>
+        </w:tc>
+        <w:tc>
+          <w:tcPr>
+            <w:tcW w:type="dxa" w:w="3200"/>
+            <w:tcBorders>
+              <w:top w:val="single" w:color="CCCCCC" w:sz="1"/>
+              <w:left w:val="single" w:color="CCCCCC" w:sz="1"/>
+              <w:bottom w:val="single" w:color="CCCCCC" w:sz="1"/>
+              <w:right w:val="single" w:color="CCCCCC" w:sz="1"/>
+            </w:tcBorders>
+            <w:shd w:fill="FFFFFF" w:val="clear"/>
+            <w:tcMar>
+              <w:top w:type="dxa" w:w="80"/>
+              <w:left w:type="dxa" w:w="120"/>
+              <w:bottom w:type="dxa" w:w="80"/>
+              <w:right w:type="dxa" w:w="120"/>
+            </w:tcMar>
+          </w:tcPr>
+          <w:p>
+            <w:pPr>
+              <w:jc w:val="left"/>
+            </w:pPr>
+            <w:r>
+              <w:rPr>
+                <w:rFonts w:ascii="Arial" w:cs="Arial" w:eastAsia="Arial" w:hAnsi="Arial"/>
+                <w:color w:val="1A1A1A"/>
+                <w:sz w:val="20"/>
+                <w:szCs w:val="20"/>
+              </w:rPr>
+              <w:t xml:space="preserve">从需求到结构化内容，全程 AI 驱动</w:t>
+            </w:r>
+          </w:p>
+        </w:tc>
+        <w:tc>
+          <w:tcPr>
+            <w:tcW w:type="dxa" w:w="1780"/>
+            <w:tcBorders>
+              <w:top w:val="single" w:color="CCCCCC" w:sz="1"/>
+              <w:left w:val="single" w:color="CCCCCC" w:sz="1"/>
+              <w:bottom w:val="single" w:color="CCCCCC" w:sz="1"/>
+              <w:right w:val="single" w:color="CCCCCC" w:sz="1"/>
+            </w:tcBorders>
+            <w:shd w:fill="FFFFFF" w:val="clear"/>
+            <w:tcMar>
+              <w:top w:type="dxa" w:w="80"/>
+              <w:left w:type="dxa" w:w="120"/>
+              <w:bottom w:type="dxa" w:w="80"/>
+              <w:right w:type="dxa" w:w="120"/>
+            </w:tcMar>
+          </w:tcPr>
+          <w:p>
+            <w:pPr>
+              <w:jc w:val="center"/>
+            </w:pPr>
+            <w:r>
+              <w:rPr>
+                <w:rFonts w:ascii="Arial" w:cs="Arial" w:eastAsia="Arial" w:hAnsi="Arial"/>
+                <w:color w:val="1A1A1A"/>
+                <w:sz w:val="20"/>
+                <w:szCs w:val="20"/>
+              </w:rPr>
+              <w:t xml:space="preserve">已有生产案例</w:t>
+            </w:r>
+          </w:p>
+        </w:tc>
+        <w:tc>
+          <w:tcPr>
+            <w:tcW w:type="dxa" w:w="1780"/>
+            <w:tcBorders>
+              <w:top w:val="single" w:color="CCCCCC" w:sz="1"/>
+              <w:left w:val="single" w:color="CCCCCC" w:sz="1"/>
+              <w:bottom w:val="single" w:color="CCCCCC" w:sz="1"/>
+              <w:right w:val="single" w:color="CCCCCC" w:sz="1"/>
+            </w:tcBorders>
+            <w:shd w:fill="FFFFFF" w:val="clear"/>
+            <w:tcMar>
+              <w:top w:type="dxa" w:w="80"/>
+              <w:left w:type="dxa" w:w="120"/>
+              <w:bottom w:type="dxa" w:w="80"/>
+              <w:right w:type="dxa" w:w="120"/>
+            </w:tcMar>
+          </w:tcPr>
+          <w:p>
+            <w:pPr>
+              <w:jc w:val="center"/>
+            </w:pPr>
+            <w:r>
+              <w:rPr>
+                <w:rFonts w:ascii="Arial" w:cs="Arial" w:eastAsia="Arial" w:hAnsi="Arial"/>
+                <w:color w:val="1A1A1A"/>
+                <w:sz w:val="20"/>
+                <w:szCs w:val="20"/>
+              </w:rPr>
+              <w:t xml:space="preserve">★★★★☆</w:t>
+            </w:r>
+          </w:p>
+        </w:tc>
+      </w:tr>
+      <w:tr>
+        <w:tc>
+          <w:tcPr>
+            <w:tcW w:type="dxa" w:w="2600"/>
+            <w:tcBorders>
+              <w:top w:val="single" w:color="CCCCCC" w:sz="1"/>
+              <w:left w:val="single" w:color="CCCCCC" w:sz="1"/>
+              <w:bottom w:val="single" w:color="CCCCCC" w:sz="1"/>
+              <w:right w:val="single" w:color="CCCCCC" w:sz="1"/>
+            </w:tcBorders>
+            <w:shd w:fill="F5F5F5" w:val="clear"/>
+            <w:tcMar>
+              <w:top w:type="dxa" w:w="80"/>
+              <w:left w:type="dxa" w:w="120"/>
+              <w:bottom w:type="dxa" w:w="80"/>
+              <w:right w:type="dxa" w:w="120"/>
+            </w:tcMar>
+          </w:tcPr>
+          <w:p>
+            <w:pPr>
+              <w:jc w:val="left"/>
+            </w:pPr>
+            <w:r>
+              <w:rPr>
+                <w:rFonts w:ascii="Arial" w:cs="Arial" w:eastAsia="Arial" w:hAnsi="Arial"/>
+                <w:color w:val="1A1A1A"/>
+                <w:sz w:val="20"/>
+                <w:szCs w:val="20"/>
+              </w:rPr>
+              <w:t xml:space="preserve">视觉识别与智能预警</w:t>
+            </w:r>
+          </w:p>
+        </w:tc>
+        <w:tc>
+          <w:tcPr>
+            <w:tcW w:type="dxa" w:w="3200"/>
+            <w:tcBorders>
+              <w:top w:val="single" w:color="CCCCCC" w:sz="1"/>
+              <w:left w:val="single" w:color="CCCCCC" w:sz="1"/>
+              <w:bottom w:val="single" w:color="CCCCCC" w:sz="1"/>
+              <w:right w:val="single" w:color="CCCCCC" w:sz="1"/>
+            </w:tcBorders>
+            <w:shd w:fill="F5F5F5" w:val="clear"/>
+            <w:tcMar>
+              <w:top w:type="dxa" w:w="80"/>
+              <w:left w:type="dxa" w:w="120"/>
+              <w:bottom w:type="dxa" w:w="80"/>
+              <w:right w:type="dxa" w:w="120"/>
+            </w:tcMar>
+          </w:tcPr>
+          <w:p>
+            <w:pPr>
+              <w:jc w:val="left"/>
+            </w:pPr>
+            <w:r>
+              <w:rPr>
+                <w:rFonts w:ascii="Arial" w:cs="Arial" w:eastAsia="Arial" w:hAnsi="Arial"/>
+                <w:color w:val="1A1A1A"/>
+                <w:sz w:val="20"/>
+                <w:szCs w:val="20"/>
+              </w:rPr>
+              <w:t xml:space="preserve">让摄像头从看见到看懂，自动预警</w:t>
+            </w:r>
+          </w:p>
+        </w:tc>
+        <w:tc>
+          <w:tcPr>
+            <w:tcW w:type="dxa" w:w="1780"/>
+            <w:tcBorders>
+              <w:top w:val="single" w:color="CCCCCC" w:sz="1"/>
+              <w:left w:val="single" w:color="CCCCCC" w:sz="1"/>
+              <w:bottom w:val="single" w:color="CCCCCC" w:sz="1"/>
+              <w:right w:val="single" w:color="CCCCCC" w:sz="1"/>
+            </w:tcBorders>
+            <w:shd w:fill="F5F5F5" w:val="clear"/>
+            <w:tcMar>
+              <w:top w:type="dxa" w:w="80"/>
+              <w:left w:type="dxa" w:w="120"/>
+              <w:bottom w:type="dxa" w:w="80"/>
+              <w:right w:type="dxa" w:w="120"/>
+            </w:tcMar>
+          </w:tcPr>
+          <w:p>
+            <w:pPr>
+              <w:jc w:val="center"/>
+            </w:pPr>
+            <w:r>
+              <w:rPr>
+                <w:rFonts w:ascii="Arial" w:cs="Arial" w:eastAsia="Arial" w:hAnsi="Arial"/>
+                <w:color w:val="1A1A1A"/>
+                <w:sz w:val="20"/>
+                <w:szCs w:val="20"/>
+              </w:rPr>
+              <w:t xml:space="preserve">规划中 / 可定制</w:t>
+            </w:r>
+          </w:p>
+        </w:tc>
+        <w:tc>
+          <w:tcPr>
+            <w:tcW w:type="dxa" w:w="1780"/>
+            <w:tcBorders>
+              <w:top w:val="single" w:color="CCCCCC" w:sz="1"/>
+              <w:left w:val="single" w:color="CCCCCC" w:sz="1"/>
+              <w:bottom w:val="single" w:color="CCCCCC" w:sz="1"/>
+              <w:right w:val="single" w:color="CCCCCC" w:sz="1"/>
+            </w:tcBorders>
+            <w:shd w:fill="F5F5F5" w:val="clear"/>
+            <w:tcMar>
+              <w:top w:type="dxa" w:w="80"/>
+              <w:left w:type="dxa" w:w="120"/>
+              <w:bottom w:type="dxa" w:w="80"/>
+              <w:right w:type="dxa" w:w="120"/>
+            </w:tcMar>
+          </w:tcPr>
+          <w:p>
+            <w:pPr>
+              <w:jc w:val="center"/>
+            </w:pPr>
+            <w:r>
+              <w:rPr>
+                <w:rFonts w:ascii="Arial" w:cs="Arial" w:eastAsia="Arial" w:hAnsi="Arial"/>
+                <w:color w:val="1A1A1A"/>
+                <w:sz w:val="20"/>
+                <w:szCs w:val="20"/>
+              </w:rPr>
+              <w:t xml:space="preserve">★★★☆☆</w:t>
+            </w:r>
+          </w:p>
+        </w:tc>
+      </w:tr>
+      <w:tr>
+        <w:tc>
+          <w:tcPr>
+            <w:tcW w:type="dxa" w:w="2600"/>
+            <w:tcBorders>
+              <w:top w:val="single" w:color="CCCCCC" w:sz="1"/>
+              <w:left w:val="single" w:color="CCCCCC" w:sz="1"/>
+              <w:bottom w:val="single" w:color="CCCCCC" w:sz="1"/>
+              <w:right w:val="single" w:color="CCCCCC" w:sz="1"/>
+            </w:tcBorders>
+            <w:shd w:fill="FFFFFF" w:val="clear"/>
+            <w:tcMar>
+              <w:top w:type="dxa" w:w="80"/>
+              <w:left w:type="dxa" w:w="120"/>
+              <w:bottom w:type="dxa" w:w="80"/>
+              <w:right w:type="dxa" w:w="120"/>
+            </w:tcMar>
+          </w:tcPr>
+          <w:p>
+            <w:pPr>
+              <w:jc w:val="left"/>
+            </w:pPr>
+            <w:r>
+              <w:rPr>
+                <w:rFonts w:ascii="Arial" w:cs="Arial" w:eastAsia="Arial" w:hAnsi="Arial"/>
+                <w:color w:val="1A1A1A"/>
+                <w:sz w:val="20"/>
+                <w:szCs w:val="20"/>
+              </w:rPr>
+              <w:t xml:space="preserve">智能客服 / 多轮对话</w:t>
+            </w:r>
+          </w:p>
+        </w:tc>
+        <w:tc>
+          <w:tcPr>
+            <w:tcW w:type="dxa" w:w="3200"/>
+            <w:tcBorders>
+              <w:top w:val="single" w:color="CCCCCC" w:sz="1"/>
+              <w:left w:val="single" w:color="CCCCCC" w:sz="1"/>
+              <w:bottom w:val="single" w:color="CCCCCC" w:sz="1"/>
+              <w:right w:val="single" w:color="CCCCCC" w:sz="1"/>
+            </w:tcBorders>
+            <w:shd w:fill="FFFFFF" w:val="clear"/>
+            <w:tcMar>
+              <w:top w:type="dxa" w:w="80"/>
+              <w:left w:type="dxa" w:w="120"/>
+              <w:bottom w:type="dxa" w:w="80"/>
+              <w:right w:type="dxa" w:w="120"/>
+            </w:tcMar>
+          </w:tcPr>
+          <w:p>
+            <w:pPr>
+              <w:jc w:val="left"/>
+            </w:pPr>
+            <w:r>
+              <w:rPr>
+                <w:rFonts w:ascii="Arial" w:cs="Arial" w:eastAsia="Arial" w:hAnsi="Arial"/>
+                <w:color w:val="1A1A1A"/>
+                <w:sz w:val="20"/>
+                <w:szCs w:val="20"/>
+              </w:rPr>
+              <w:t xml:space="preserve">降低人工客服成本，提升响应质量</w:t>
+            </w:r>
+          </w:p>
+        </w:tc>
+        <w:tc>
+          <w:tcPr>
+            <w:tcW w:type="dxa" w:w="1780"/>
+            <w:tcBorders>
+              <w:top w:val="single" w:color="CCCCCC" w:sz="1"/>
+              <w:left w:val="single" w:color="CCCCCC" w:sz="1"/>
+              <w:bottom w:val="single" w:color="CCCCCC" w:sz="1"/>
+              <w:right w:val="single" w:color="CCCCCC" w:sz="1"/>
+            </w:tcBorders>
+            <w:shd w:fill="FFFFFF" w:val="clear"/>
+            <w:tcMar>
+              <w:top w:type="dxa" w:w="80"/>
+              <w:left w:type="dxa" w:w="120"/>
+              <w:bottom w:type="dxa" w:w="80"/>
+              <w:right w:type="dxa" w:w="120"/>
+            </w:tcMar>
+          </w:tcPr>
+          <w:p>
+            <w:pPr>
+              <w:jc w:val="center"/>
+            </w:pPr>
+            <w:r>
+              <w:rPr>
+                <w:rFonts w:ascii="Arial" w:cs="Arial" w:eastAsia="Arial" w:hAnsi="Arial"/>
+                <w:color w:val="1A1A1A"/>
+                <w:sz w:val="20"/>
+                <w:szCs w:val="20"/>
+              </w:rPr>
+              <w:t xml:space="preserve">可交付</w:t>
+            </w:r>
+          </w:p>
+        </w:tc>
+        <w:tc>
+          <w:tcPr>
+            <w:tcW w:type="dxa" w:w="1780"/>
+            <w:tcBorders>
+              <w:top w:val="single" w:color="CCCCCC" w:sz="1"/>
+              <w:left w:val="single" w:color="CCCCCC" w:sz="1"/>
+              <w:bottom w:val="single" w:color="CCCCCC" w:sz="1"/>
+              <w:right w:val="single" w:color="CCCCCC" w:sz="1"/>
+            </w:tcBorders>
+            <w:shd w:fill="FFFFFF" w:val="clear"/>
+            <w:tcMar>
+              <w:top w:type="dxa" w:w="80"/>
+              <w:left w:type="dxa" w:w="120"/>
+              <w:bottom w:type="dxa" w:w="80"/>
+              <w:right w:type="dxa" w:w="120"/>
+            </w:tcMar>
+          </w:tcPr>
+          <w:p>
+            <w:pPr>
+              <w:jc w:val="center"/>
+            </w:pPr>
+            <w:r>
+              <w:rPr>
+                <w:rFonts w:ascii="Arial" w:cs="Arial" w:eastAsia="Arial" w:hAnsi="Arial"/>
+                <w:color w:val="1A1A1A"/>
+                <w:sz w:val="20"/>
+                <w:szCs w:val="20"/>
+              </w:rPr>
+              <w:t xml:space="preserve">★★★★★</w:t>
+            </w:r>
+          </w:p>
+        </w:tc>
+      </w:tr>
+    </w:tbl>
+    <w:p>
+      <w:pPr>
+        <w:spacing w:after="240" w:before="0"/>
+      </w:pPr>
+    </w:p>
+    <w:p>
+      <w:pPr>
+        <w:pageBreakBefore/>
+      </w:pPr>
+    </w:p>
+    <w:p>
+      <w:pPr>
+        <w:pBdr>
+          <w:bottom w:val="single" w:color="1B4F8A" w:sz="6" w:space="6"/>
+        </w:pBdr>
+        <w:spacing w:after="120" w:before="360"/>
+      </w:pPr>
+      <w:r>
+        <w:rPr>
+          <w:rFonts w:ascii="Arial" w:cs="Arial" w:eastAsia="Arial" w:hAnsi="Arial"/>
+          <w:b/>
+          <w:bCs/>
+          <w:color w:val="1B4F8A"/>
+          <w:sz w:val="30"/>
+          <w:szCs w:val="30"/>
+        </w:rPr>
+        <w:t xml:space="preserve">二、各能力详解</w:t>
+      </w:r>
+    </w:p>
+    <w:p>
+      <w:pPr>
+        <w:spacing w:after="120" w:before="0"/>
+      </w:pPr>
+    </w:p>
+    <w:tbl>
+      <w:tblPr>
+        <w:tblW w:type="dxa" w:w="9360"/>
+        <w:tblBorders>
+          <w:top w:val="single" w:color="auto" w:sz="4"/>
+          <w:left w:val="single" w:color="auto" w:sz="4"/>
+          <w:bottom w:val="single" w:color="auto" w:sz="4"/>
+          <w:right w:val="single" w:color="auto" w:sz="4"/>
+          <w:insideH w:val="single" w:color="auto" w:sz="4"/>
+          <w:insideV w:val="single" w:color="auto" w:sz="4"/>
+        </w:tblBorders>
+      </w:tblPr>
+      <w:tblGrid>
+        <w:gridCol w:w="700"/>
+        <w:gridCol w:w="8660"/>
+      </w:tblGrid>
+      <w:tr>
+        <w:tc>
+          <w:tcPr>
+            <w:tcW w:type="dxa" w:w="700"/>
+            <w:tcBorders>
+              <w:top w:val="single" w:color="1B4F8A" w:sz="1"/>
+              <w:left w:val="single" w:color="1B4F8A" w:sz="1"/>
+              <w:bottom w:val="single" w:color="1B4F8A" w:sz="1"/>
+              <w:right w:val="single" w:color="1B4F8A" w:sz="1"/>
+            </w:tcBorders>
+            <w:shd w:fill="1B4F8A" w:val="clear"/>
+            <w:tcMar>
+              <w:top w:type="dxa" w:w="120"/>
+              <w:left w:type="dxa" w:w="140"/>
+              <w:bottom w:type="dxa" w:w="120"/>
+              <w:right w:type="dxa" w:w="140"/>
+            </w:tcMar>
+            <w:vAlign w:val="center"/>
+          </w:tcPr>
+          <w:p>
+            <w:pPr>
+              <w:jc w:val="center"/>
+            </w:pPr>
+            <w:r>
+              <w:rPr>
+                <w:rFonts w:ascii="Arial" w:cs="Arial" w:eastAsia="Arial" w:hAnsi="Arial"/>
+                <w:b/>
+                <w:bCs/>
+                <w:color w:val="FFFFFF"/>
+                <w:sz w:val="28"/>
+                <w:szCs w:val="28"/>
+              </w:rPr>
+              <w:t xml:space="preserve">01</w:t>
+            </w:r>
+          </w:p>
+        </w:tc>
+        <w:tc>
+          <w:tcPr>
+            <w:tcW w:type="dxa" w:w="8660"/>
+            <w:tcBorders>
+              <w:top w:val="single" w:color="1B4F8A" w:sz="1"/>
+              <w:left w:val="single" w:color="1B4F8A" w:sz="1"/>
+              <w:bottom w:val="single" w:color="1B4F8A" w:sz="1"/>
+              <w:right w:val="single" w:color="1B4F8A" w:sz="1"/>
+            </w:tcBorders>
+            <w:shd w:fill="1B4F8A" w:val="clear"/>
+            <w:tcMar>
+              <w:top w:type="dxa" w:w="120"/>
+              <w:left w:type="dxa" w:w="160"/>
+              <w:bottom w:type="dxa" w:w="120"/>
+              <w:right w:type="dxa" w:w="160"/>
+            </w:tcMar>
+          </w:tcPr>
+          <w:p>
+            <w:r>
+              <w:rPr>
+                <w:rFonts w:ascii="Arial" w:cs="Arial" w:eastAsia="Arial" w:hAnsi="Arial"/>
+                <w:b/>
+                <w:bCs/>
+                <w:color w:val="FFFFFF"/>
+                <w:sz w:val="28"/>
+                <w:szCs w:val="28"/>
+              </w:rPr>
+              <w:t xml:space="preserve">结构化数据问答  </w:t>
+            </w:r>
+            <w:r>
+              <w:rPr>
+                <w:rFonts w:ascii="Arial" w:cs="Arial" w:eastAsia="Arial" w:hAnsi="Arial"/>
+                <w:color w:val="A8D0F0"/>
+                <w:sz w:val="18"/>
+                <w:szCs w:val="18"/>
+              </w:rPr>
+              <w:t xml:space="preserve">已有生产案例</w:t>
+            </w:r>
+          </w:p>
+          <w:p>
+            <w:pPr>
+              <w:spacing w:before="40"/>
+            </w:pPr>
+            <w:r>
+              <w:rPr>
+                <w:rFonts w:ascii="Arial" w:cs="Arial" w:eastAsia="Arial" w:hAnsi="Arial"/>
+                <w:color w:val="C8DFF0"/>
+                <w:sz w:val="20"/>
+                <w:szCs w:val="20"/>
+              </w:rPr>
+              <w:t xml:space="preserve">让业务数据库对自然语言开放</w:t>
+            </w:r>
+          </w:p>
+        </w:tc>
+      </w:tr>
+      <w:tr>
+        <w:tc>
+          <w:tcPr>
+            <w:tcW w:type="dxa" w:w="1400"/>
+            <w:tcBorders>
+              <w:top w:val="single" w:color="E8E8E8" w:sz="1"/>
+              <w:left w:val="single" w:color="CCCCCC" w:sz="1"/>
+              <w:bottom w:val="single" w:color="E8E8E8" w:sz="1"/>
+              <w:right w:val="single" w:color="D0D0D0" w:sz="1"/>
+            </w:tcBorders>
+            <w:shd w:fill="F5F5F5" w:val="clear"/>
+            <w:tcMar>
+              <w:top w:type="dxa" w:w="100"/>
+              <w:left w:type="dxa" w:w="140"/>
+              <w:bottom w:type="dxa" w:w="100"/>
+              <w:right w:type="dxa" w:w="140"/>
+            </w:tcMar>
+            <w:vAlign w:val="top"/>
+          </w:tcPr>
+          <w:p>
+            <w:r>
+              <w:rPr>
+                <w:rFonts w:ascii="Arial" w:cs="Arial" w:eastAsia="Arial" w:hAnsi="Arial"/>
+                <w:b/>
+                <w:bCs/>
+                <w:color w:val="2E86C1"/>
+                <w:sz w:val="20"/>
+                <w:szCs w:val="20"/>
+              </w:rPr>
+              <w:t xml:space="preserve">应用场景</w:t>
+            </w:r>
+          </w:p>
+        </w:tc>
+        <w:tc>
+          <w:tcPr>
+            <w:tcW w:type="dxa" w:w="7960"/>
+            <w:tcBorders>
+              <w:top w:val="single" w:color="E8E8E8" w:sz="1"/>
+              <w:left w:val="single" w:color="D0D0D0" w:sz="1"/>
+              <w:bottom w:val="single" w:color="E8E8E8" w:sz="1"/>
+              <w:right w:val="single" w:color="CCCCCC" w:sz="1"/>
+            </w:tcBorders>
+            <w:tcMar>
+              <w:top w:type="dxa" w:w="100"/>
+              <w:left w:type="dxa" w:w="160"/>
+              <w:bottom w:type="dxa" w:w="100"/>
+              <w:right w:type="dxa" w:w="160"/>
+            </w:tcMar>
+          </w:tcPr>
+          <w:p>
+            <w:pPr>
+              <w:spacing w:after="0" w:before="0"/>
+            </w:pPr>
+            <w:r>
+              <w:rPr>
+                <w:rFonts w:ascii="Arial" w:cs="Arial" w:eastAsia="Arial" w:hAnsi="Arial"/>
+                <w:color w:val="1A1A1A"/>
+                <w:sz w:val="21"/>
+                <w:szCs w:val="21"/>
+              </w:rPr>
+              <w:t xml:space="preserve">农业主管部门、园区管理方、种植企业积累了大量业务数据（土壤墒情、气象监测、设备采集等），但数据分散在各个系统，非技术人员无法直接使用，管理层临时查询需要等待 IT 人员导表处理。</w:t>
+            </w:r>
+          </w:p>
+        </w:tc>
+      </w:tr>
+      <w:tr>
+        <w:tc>
+          <w:tcPr>
+            <w:tcW w:type="dxa" w:w="1400"/>
+            <w:tcBorders>
+              <w:top w:val="single" w:color="E8E8E8" w:sz="1"/>
+              <w:left w:val="single" w:color="CCCCCC" w:sz="1"/>
+              <w:bottom w:val="single" w:color="E8E8E8" w:sz="1"/>
+              <w:right w:val="single" w:color="D0D0D0" w:sz="1"/>
+            </w:tcBorders>
+            <w:shd w:fill="F5F5F5" w:val="clear"/>
+            <w:tcMar>
+              <w:top w:type="dxa" w:w="100"/>
+              <w:left w:type="dxa" w:w="140"/>
+              <w:bottom w:type="dxa" w:w="100"/>
+              <w:right w:type="dxa" w:w="140"/>
+            </w:tcMar>
+            <w:vAlign w:val="top"/>
+          </w:tcPr>
+          <w:p>
+            <w:r>
+              <w:rPr>
+                <w:rFonts w:ascii="Arial" w:cs="Arial" w:eastAsia="Arial" w:hAnsi="Arial"/>
+                <w:b/>
+                <w:bCs/>
+                <w:color w:val="2E86C1"/>
+                <w:sz w:val="20"/>
+                <w:szCs w:val="20"/>
+              </w:rPr>
+              <w:t xml:space="preserve">用户痛点</w:t>
+            </w:r>
+          </w:p>
+        </w:tc>
+        <w:tc>
+          <w:tcPr>
+            <w:tcW w:type="dxa" w:w="7960"/>
+            <w:tcBorders>
+              <w:top w:val="single" w:color="E8E8E8" w:sz="1"/>
+              <w:left w:val="single" w:color="D0D0D0" w:sz="1"/>
+              <w:bottom w:val="single" w:color="E8E8E8" w:sz="1"/>
+              <w:right w:val="single" w:color="CCCCCC" w:sz="1"/>
+            </w:tcBorders>
+            <w:tcMar>
+              <w:top w:type="dxa" w:w="100"/>
+              <w:left w:type="dxa" w:w="160"/>
+              <w:bottom w:type="dxa" w:w="100"/>
+              <w:right w:type="dxa" w:w="160"/>
+            </w:tcMar>
+          </w:tcPr>
+          <w:p>
+            <w:pPr>
+              <w:pStyle w:val="ListParagraph"/>
+              <w:numPr>
+                <w:ilvl w:val="0"/>
+                <w:numId w:val="2"/>
+              </w:numPr>
+              <w:spacing w:after="30" w:before="30"/>
+            </w:pPr>
+            <w:r>
+              <w:rPr>
+                <w:rFonts w:ascii="Arial" w:cs="Arial" w:eastAsia="Arial" w:hAnsi="Arial"/>
+                <w:color w:val="1A1A1A"/>
+                <w:sz w:val="21"/>
+                <w:szCs w:val="21"/>
+              </w:rPr>
+              <w:t xml:space="preserve">查一个问题要登多个后台系统，效率极低</w:t>
+            </w:r>
+          </w:p>
+          <w:p>
+            <w:pPr>
+              <w:pStyle w:val="ListParagraph"/>
+              <w:numPr>
+                <w:ilvl w:val="0"/>
+                <w:numId w:val="2"/>
+              </w:numPr>
+              <w:spacing w:after="30" w:before="30"/>
+            </w:pPr>
+            <w:r>
+              <w:rPr>
+                <w:rFonts w:ascii="Arial" w:cs="Arial" w:eastAsia="Arial" w:hAnsi="Arial"/>
+                <w:color w:val="1A1A1A"/>
+                <w:sz w:val="21"/>
+                <w:szCs w:val="21"/>
+              </w:rPr>
+              <w:t xml:space="preserve">非技术人员完全依赖 IT 支持，无法自助查询</w:t>
+            </w:r>
+          </w:p>
+          <w:p>
+            <w:pPr>
+              <w:pStyle w:val="ListParagraph"/>
+              <w:numPr>
+                <w:ilvl w:val="0"/>
+                <w:numId w:val="2"/>
+              </w:numPr>
+              <w:spacing w:after="30" w:before="30"/>
+            </w:pPr>
+            <w:r>
+              <w:rPr>
+                <w:rFonts w:ascii="Arial" w:cs="Arial" w:eastAsia="Arial" w:hAnsi="Arial"/>
+                <w:color w:val="1A1A1A"/>
+                <w:sz w:val="21"/>
+                <w:szCs w:val="21"/>
+              </w:rPr>
+              <w:t xml:space="preserve">出月报、周报需要人工拼表，耗时耗力</w:t>
+            </w:r>
+          </w:p>
+          <w:p>
+            <w:pPr>
+              <w:pStyle w:val="ListParagraph"/>
+              <w:numPr>
+                <w:ilvl w:val="0"/>
+                <w:numId w:val="2"/>
+              </w:numPr>
+              <w:spacing w:after="30" w:before="30"/>
+            </w:pPr>
+            <w:r>
+              <w:rPr>
+                <w:rFonts w:ascii="Arial" w:cs="Arial" w:eastAsia="Arial" w:hAnsi="Arial"/>
+                <w:color w:val="1A1A1A"/>
+                <w:sz w:val="21"/>
+                <w:szCs w:val="21"/>
+              </w:rPr>
+              <w:t xml:space="preserve">领导临时问数据，下面要跑半天才能给出答案</w:t>
+            </w:r>
+          </w:p>
+        </w:tc>
+      </w:tr>
+      <w:tr>
+        <w:tc>
+          <w:tcPr>
+            <w:tcW w:type="dxa" w:w="1400"/>
+            <w:tcBorders>
+              <w:top w:val="single" w:color="E8E8E8" w:sz="1"/>
+              <w:left w:val="single" w:color="CCCCCC" w:sz="1"/>
+              <w:bottom w:val="single" w:color="E8E8E8" w:sz="1"/>
+              <w:right w:val="single" w:color="D0D0D0" w:sz="1"/>
+            </w:tcBorders>
+            <w:shd w:fill="F5F5F5" w:val="clear"/>
+            <w:tcMar>
+              <w:top w:type="dxa" w:w="100"/>
+              <w:left w:type="dxa" w:w="140"/>
+              <w:bottom w:type="dxa" w:w="100"/>
+              <w:right w:type="dxa" w:w="140"/>
+            </w:tcMar>
+            <w:vAlign w:val="top"/>
+          </w:tcPr>
+          <w:p>
+            <w:r>
+              <w:rPr>
+                <w:rFonts w:ascii="Arial" w:cs="Arial" w:eastAsia="Arial" w:hAnsi="Arial"/>
+                <w:b/>
+                <w:bCs/>
+                <w:color w:val="2E86C1"/>
+                <w:sz w:val="20"/>
+                <w:szCs w:val="20"/>
+              </w:rPr>
+              <w:t xml:space="preserve">我们的解决方案</w:t>
+            </w:r>
+          </w:p>
+        </w:tc>
+        <w:tc>
+          <w:tcPr>
+            <w:tcW w:type="dxa" w:w="7960"/>
+            <w:tcBorders>
+              <w:top w:val="single" w:color="E8E8E8" w:sz="1"/>
+              <w:left w:val="single" w:color="D0D0D0" w:sz="1"/>
+              <w:bottom w:val="single" w:color="E8E8E8" w:sz="1"/>
+              <w:right w:val="single" w:color="CCCCCC" w:sz="1"/>
+            </w:tcBorders>
+            <w:tcMar>
+              <w:top w:type="dxa" w:w="100"/>
+              <w:left w:type="dxa" w:w="160"/>
+              <w:bottom w:type="dxa" w:w="100"/>
+              <w:right w:type="dxa" w:w="160"/>
+            </w:tcMar>
+          </w:tcPr>
+          <w:p>
+            <w:pPr>
+              <w:spacing w:after="0" w:before="0"/>
+            </w:pPr>
+            <w:r>
+              <w:rPr>
+                <w:rFonts w:ascii="Arial" w:cs="Arial" w:eastAsia="Arial" w:hAnsi="Arial"/>
+                <w:color w:val="1A1A1A"/>
+                <w:sz w:val="21"/>
+                <w:szCs w:val="21"/>
+              </w:rPr>
+              <w:t xml:space="preserve">用自然语言直接提问，系统自动理解意图、识别实体（地块、时间、指标）、查询真实数据库，返回有据可查的答案。不允许模型编造数据，每次回答都有查询轨迹可追溯。</w:t>
+            </w:r>
+          </w:p>
+        </w:tc>
+      </w:tr>
+      <w:tr>
+        <w:tc>
+          <w:tcPr>
+            <w:tcW w:type="dxa" w:w="1400"/>
+            <w:tcBorders>
+              <w:top w:val="single" w:color="E8E8E8" w:sz="1"/>
+              <w:left w:val="single" w:color="CCCCCC" w:sz="1"/>
+              <w:bottom w:val="single" w:color="E8E8E8" w:sz="1"/>
+              <w:right w:val="single" w:color="D0D0D0" w:sz="1"/>
+            </w:tcBorders>
+            <w:shd w:fill="F5F5F5" w:val="clear"/>
+            <w:tcMar>
+              <w:top w:type="dxa" w:w="100"/>
+              <w:left w:type="dxa" w:w="140"/>
+              <w:bottom w:type="dxa" w:w="100"/>
+              <w:right w:type="dxa" w:w="140"/>
+            </w:tcMar>
+            <w:vAlign w:val="top"/>
+          </w:tcPr>
+          <w:p>
+            <w:r>
+              <w:rPr>
+                <w:rFonts w:ascii="Arial" w:cs="Arial" w:eastAsia="Arial" w:hAnsi="Arial"/>
+                <w:b/>
+                <w:bCs/>
+                <w:color w:val="2E86C1"/>
+                <w:sz w:val="20"/>
+                <w:szCs w:val="20"/>
+              </w:rPr>
+              <w:t xml:space="preserve">适合的甲方</w:t>
+            </w:r>
+          </w:p>
+        </w:tc>
+        <w:tc>
+          <w:tcPr>
+            <w:tcW w:type="dxa" w:w="7960"/>
+            <w:tcBorders>
+              <w:top w:val="single" w:color="E8E8E8" w:sz="1"/>
+              <w:left w:val="single" w:color="D0D0D0" w:sz="1"/>
+              <w:bottom w:val="single" w:color="E8E8E8" w:sz="1"/>
+              <w:right w:val="single" w:color="CCCCCC" w:sz="1"/>
+            </w:tcBorders>
+            <w:tcMar>
+              <w:top w:type="dxa" w:w="100"/>
+              <w:left w:type="dxa" w:w="160"/>
+              <w:bottom w:type="dxa" w:w="100"/>
+              <w:right w:type="dxa" w:w="160"/>
+            </w:tcMar>
+          </w:tcPr>
+          <w:p>
+            <w:pPr>
+              <w:spacing w:after="0" w:before="0"/>
+            </w:pPr>
+            <w:r>
+              <w:rPr>
+                <w:rFonts w:ascii="Arial" w:cs="Arial" w:eastAsia="Arial" w:hAnsi="Arial"/>
+                <w:color w:val="1A1A1A"/>
+                <w:sz w:val="21"/>
+                <w:szCs w:val="21"/>
+              </w:rPr>
+              <w:t xml:space="preserve">农业主管部门 / 智慧园区运营方 / 种植企业管理层 / 政府数字化平台 / 任何有业务数据库但非技术用户多的场景</w:t>
+            </w:r>
+          </w:p>
+        </w:tc>
+      </w:tr>
+      <w:tr>
+        <w:tc>
+          <w:tcPr>
+            <w:tcW w:type="dxa" w:w="1400"/>
+            <w:tcBorders>
+              <w:top w:val="single" w:color="E8E8E8" w:sz="1"/>
+              <w:left w:val="single" w:color="CCCCCC" w:sz="1"/>
+              <w:bottom w:val="single" w:color="CCCCCC" w:sz="1"/>
+              <w:right w:val="single" w:color="D0D0D0" w:sz="1"/>
+            </w:tcBorders>
+            <w:shd w:fill="F5F5F5" w:val="clear"/>
+            <w:tcMar>
+              <w:top w:type="dxa" w:w="100"/>
+              <w:left w:type="dxa" w:w="140"/>
+              <w:bottom w:type="dxa" w:w="100"/>
+              <w:right w:type="dxa" w:w="140"/>
+            </w:tcMar>
+            <w:vAlign w:val="top"/>
+          </w:tcPr>
+          <w:p>
+            <w:r>
+              <w:rPr>
+                <w:rFonts w:ascii="Arial" w:cs="Arial" w:eastAsia="Arial" w:hAnsi="Arial"/>
+                <w:b/>
+                <w:bCs/>
+                <w:color w:val="2E86C1"/>
+                <w:sz w:val="20"/>
+                <w:szCs w:val="20"/>
+              </w:rPr>
+              <w:t xml:space="preserve">核心价值</w:t>
+            </w:r>
+          </w:p>
+        </w:tc>
+        <w:tc>
+          <w:tcPr>
+            <w:tcW w:type="dxa" w:w="7960"/>
+            <w:tcBorders>
+              <w:top w:val="single" w:color="E8E8E8" w:sz="1"/>
+              <w:left w:val="single" w:color="D0D0D0" w:sz="1"/>
+              <w:bottom w:val="single" w:color="CCCCCC" w:sz="1"/>
+              <w:right w:val="single" w:color="CCCCCC" w:sz="1"/>
+            </w:tcBorders>
+            <w:tcMar>
+              <w:top w:type="dxa" w:w="100"/>
+              <w:left w:type="dxa" w:w="160"/>
+              <w:bottom w:type="dxa" w:w="100"/>
+              <w:right w:type="dxa" w:w="160"/>
+            </w:tcMar>
+          </w:tcPr>
+          <w:p>
+            <w:pPr>
+              <w:spacing w:after="0" w:before="0"/>
+            </w:pPr>
+            <w:r>
+              <w:rPr>
+                <w:rFonts w:ascii="Arial" w:cs="Arial" w:eastAsia="Arial" w:hAnsi="Arial"/>
+                <w:color w:val="1A1A1A"/>
+                <w:sz w:val="21"/>
+                <w:szCs w:val="21"/>
+              </w:rPr>
+              <w:t xml:space="preserve">原来找数据 30 分钟，现在问一句话 30 秒出结果；减少对 IT 的依赖；提高管理层决策响应速度；数据使用有记录、可审计。</w:t>
+            </w:r>
+          </w:p>
+        </w:tc>
+      </w:tr>
+    </w:tbl>
+    <w:p>
+      <w:pPr>
+        <w:spacing w:after="240" w:before="0"/>
+      </w:pPr>
+    </w:p>
+    <w:tbl>
+      <w:tblPr>
+        <w:tblW w:type="dxa" w:w="9360"/>
+        <w:tblBorders>
+          <w:top w:val="single" w:color="auto" w:sz="4"/>
+          <w:left w:val="single" w:color="auto" w:sz="4"/>
+          <w:bottom w:val="single" w:color="auto" w:sz="4"/>
+          <w:right w:val="single" w:color="auto" w:sz="4"/>
+          <w:insideH w:val="single" w:color="auto" w:sz="4"/>
+          <w:insideV w:val="single" w:color="auto" w:sz="4"/>
+        </w:tblBorders>
+      </w:tblPr>
+      <w:tblGrid>
+        <w:gridCol w:w="700"/>
+        <w:gridCol w:w="8660"/>
+      </w:tblGrid>
+      <w:tr>
+        <w:tc>
+          <w:tcPr>
+            <w:tcW w:type="dxa" w:w="700"/>
+            <w:tcBorders>
+              <w:top w:val="single" w:color="1B4F8A" w:sz="1"/>
+              <w:left w:val="single" w:color="1B4F8A" w:sz="1"/>
+              <w:bottom w:val="single" w:color="1B4F8A" w:sz="1"/>
+              <w:right w:val="single" w:color="1B4F8A" w:sz="1"/>
+            </w:tcBorders>
+            <w:shd w:fill="1B4F8A" w:val="clear"/>
+            <w:tcMar>
+              <w:top w:type="dxa" w:w="120"/>
+              <w:left w:type="dxa" w:w="140"/>
+              <w:bottom w:type="dxa" w:w="120"/>
+              <w:right w:type="dxa" w:w="140"/>
+            </w:tcMar>
+            <w:vAlign w:val="center"/>
+          </w:tcPr>
+          <w:p>
+            <w:pPr>
+              <w:jc w:val="center"/>
+            </w:pPr>
+            <w:r>
+              <w:rPr>
+                <w:rFonts w:ascii="Arial" w:cs="Arial" w:eastAsia="Arial" w:hAnsi="Arial"/>
+                <w:b/>
+                <w:bCs/>
+                <w:color w:val="FFFFFF"/>
+                <w:sz w:val="28"/>
+                <w:szCs w:val="28"/>
+              </w:rPr>
+              <w:t xml:space="preserve">02</w:t>
+            </w:r>
+          </w:p>
+        </w:tc>
+        <w:tc>
+          <w:tcPr>
+            <w:tcW w:type="dxa" w:w="8660"/>
+            <w:tcBorders>
+              <w:top w:val="single" w:color="1B4F8A" w:sz="1"/>
+              <w:left w:val="single" w:color="1B4F8A" w:sz="1"/>
+              <w:bottom w:val="single" w:color="1B4F8A" w:sz="1"/>
+              <w:right w:val="single" w:color="1B4F8A" w:sz="1"/>
+            </w:tcBorders>
+            <w:shd w:fill="1B4F8A" w:val="clear"/>
+            <w:tcMar>
+              <w:top w:type="dxa" w:w="120"/>
+              <w:left w:type="dxa" w:w="160"/>
+              <w:bottom w:type="dxa" w:w="120"/>
+              <w:right w:type="dxa" w:w="160"/>
+            </w:tcMar>
+          </w:tcPr>
+          <w:p>
+            <w:r>
+              <w:rPr>
+                <w:rFonts w:ascii="Arial" w:cs="Arial" w:eastAsia="Arial" w:hAnsi="Arial"/>
+                <w:b/>
+                <w:bCs/>
+                <w:color w:val="FFFFFF"/>
+                <w:sz w:val="28"/>
+                <w:szCs w:val="28"/>
+              </w:rPr>
+              <w:t xml:space="preserve">企业知识库问答（RAG）  </w:t>
+            </w:r>
+            <w:r>
+              <w:rPr>
+                <w:rFonts w:ascii="Arial" w:cs="Arial" w:eastAsia="Arial" w:hAnsi="Arial"/>
+                <w:color w:val="A8D0F0"/>
+                <w:sz w:val="18"/>
+                <w:szCs w:val="18"/>
+              </w:rPr>
+              <w:t xml:space="preserve">已有生产案例</w:t>
+            </w:r>
+          </w:p>
+          <w:p>
+            <w:pPr>
+              <w:spacing w:before="40"/>
+            </w:pPr>
+            <w:r>
+              <w:rPr>
+                <w:rFonts w:ascii="Arial" w:cs="Arial" w:eastAsia="Arial" w:hAnsi="Arial"/>
+                <w:color w:val="C8DFF0"/>
+                <w:sz w:val="20"/>
+                <w:szCs w:val="20"/>
+              </w:rPr>
+              <w:t xml:space="preserve">把内部文档变成可问答的知识资产</w:t>
+            </w:r>
+          </w:p>
+        </w:tc>
+      </w:tr>
+      <w:tr>
+        <w:tc>
+          <w:tcPr>
+            <w:tcW w:type="dxa" w:w="1400"/>
+            <w:tcBorders>
+              <w:top w:val="single" w:color="E8E8E8" w:sz="1"/>
+              <w:left w:val="single" w:color="CCCCCC" w:sz="1"/>
+              <w:bottom w:val="single" w:color="E8E8E8" w:sz="1"/>
+              <w:right w:val="single" w:color="D0D0D0" w:sz="1"/>
+            </w:tcBorders>
+            <w:shd w:fill="F5F5F5" w:val="clear"/>
+            <w:tcMar>
+              <w:top w:type="dxa" w:w="100"/>
+              <w:left w:type="dxa" w:w="140"/>
+              <w:bottom w:type="dxa" w:w="100"/>
+              <w:right w:type="dxa" w:w="140"/>
+            </w:tcMar>
+            <w:vAlign w:val="top"/>
+          </w:tcPr>
+          <w:p>
+            <w:r>
+              <w:rPr>
+                <w:rFonts w:ascii="Arial" w:cs="Arial" w:eastAsia="Arial" w:hAnsi="Arial"/>
+                <w:b/>
+                <w:bCs/>
+                <w:color w:val="2E86C1"/>
+                <w:sz w:val="20"/>
+                <w:szCs w:val="20"/>
+              </w:rPr>
+              <w:t xml:space="preserve">应用场景</w:t>
+            </w:r>
+          </w:p>
+        </w:tc>
+        <w:tc>
+          <w:tcPr>
+            <w:tcW w:type="dxa" w:w="7960"/>
+            <w:tcBorders>
+              <w:top w:val="single" w:color="E8E8E8" w:sz="1"/>
+              <w:left w:val="single" w:color="D0D0D0" w:sz="1"/>
+              <w:bottom w:val="single" w:color="E8E8E8" w:sz="1"/>
+              <w:right w:val="single" w:color="CCCCCC" w:sz="1"/>
+            </w:tcBorders>
+            <w:tcMar>
+              <w:top w:type="dxa" w:w="100"/>
+              <w:left w:type="dxa" w:w="160"/>
+              <w:bottom w:type="dxa" w:w="100"/>
+              <w:right w:type="dxa" w:w="160"/>
+            </w:tcMar>
+          </w:tcPr>
+          <w:p>
+            <w:pPr>
+              <w:spacing w:after="0" w:before="0"/>
+            </w:pPr>
+            <w:r>
+              <w:rPr>
+                <w:rFonts w:ascii="Arial" w:cs="Arial" w:eastAsia="Arial" w:hAnsi="Arial"/>
+                <w:color w:val="1A1A1A"/>
+                <w:sz w:val="21"/>
+                <w:szCs w:val="21"/>
+              </w:rPr>
+              <w:t xml:space="preserve">企业内部积累了大量文档：规章制度、产品手册、历史方案、合同模板、培训材料。这些文档存在各个地方，员工找东西费时，新人培训成本高，客服回答不一致，合规查询只能靠人工翻找。</w:t>
+            </w:r>
+          </w:p>
+        </w:tc>
+      </w:tr>
+      <w:tr>
+        <w:tc>
+          <w:tcPr>
+            <w:tcW w:type="dxa" w:w="1400"/>
+            <w:tcBorders>
+              <w:top w:val="single" w:color="E8E8E8" w:sz="1"/>
+              <w:left w:val="single" w:color="CCCCCC" w:sz="1"/>
+              <w:bottom w:val="single" w:color="E8E8E8" w:sz="1"/>
+              <w:right w:val="single" w:color="D0D0D0" w:sz="1"/>
+            </w:tcBorders>
+            <w:shd w:fill="F5F5F5" w:val="clear"/>
+            <w:tcMar>
+              <w:top w:type="dxa" w:w="100"/>
+              <w:left w:type="dxa" w:w="140"/>
+              <w:bottom w:type="dxa" w:w="100"/>
+              <w:right w:type="dxa" w:w="140"/>
+            </w:tcMar>
+            <w:vAlign w:val="top"/>
+          </w:tcPr>
+          <w:p>
+            <w:r>
+              <w:rPr>
+                <w:rFonts w:ascii="Arial" w:cs="Arial" w:eastAsia="Arial" w:hAnsi="Arial"/>
+                <w:b/>
+                <w:bCs/>
+                <w:color w:val="2E86C1"/>
+                <w:sz w:val="20"/>
+                <w:szCs w:val="20"/>
+              </w:rPr>
+              <w:t xml:space="preserve">用户痛点</w:t>
+            </w:r>
+          </w:p>
+        </w:tc>
+        <w:tc>
+          <w:tcPr>
+            <w:tcW w:type="dxa" w:w="7960"/>
+            <w:tcBorders>
+              <w:top w:val="single" w:color="E8E8E8" w:sz="1"/>
+              <w:left w:val="single" w:color="D0D0D0" w:sz="1"/>
+              <w:bottom w:val="single" w:color="E8E8E8" w:sz="1"/>
+              <w:right w:val="single" w:color="CCCCCC" w:sz="1"/>
+            </w:tcBorders>
+            <w:tcMar>
+              <w:top w:type="dxa" w:w="100"/>
+              <w:left w:type="dxa" w:w="160"/>
+              <w:bottom w:type="dxa" w:w="100"/>
+              <w:right w:type="dxa" w:w="160"/>
+            </w:tcMar>
+          </w:tcPr>
+          <w:p>
+            <w:pPr>
+              <w:pStyle w:val="ListParagraph"/>
+              <w:numPr>
+                <w:ilvl w:val="0"/>
+                <w:numId w:val="2"/>
+              </w:numPr>
+              <w:spacing w:after="30" w:before="30"/>
+            </w:pPr>
+            <w:r>
+              <w:rPr>
+                <w:rFonts w:ascii="Arial" w:cs="Arial" w:eastAsia="Arial" w:hAnsi="Arial"/>
+                <w:color w:val="1A1A1A"/>
+                <w:sz w:val="21"/>
+                <w:szCs w:val="21"/>
+              </w:rPr>
+              <w:t xml:space="preserve">员工找内部文件要翻各种系统和群聊，效率极低</w:t>
+            </w:r>
+          </w:p>
+          <w:p>
+            <w:pPr>
+              <w:pStyle w:val="ListParagraph"/>
+              <w:numPr>
+                <w:ilvl w:val="0"/>
+                <w:numId w:val="2"/>
+              </w:numPr>
+              <w:spacing w:after="30" w:before="30"/>
+            </w:pPr>
+            <w:r>
+              <w:rPr>
+                <w:rFonts w:ascii="Arial" w:cs="Arial" w:eastAsia="Arial" w:hAnsi="Arial"/>
+                <w:color w:val="1A1A1A"/>
+                <w:sz w:val="21"/>
+                <w:szCs w:val="21"/>
+              </w:rPr>
+              <w:t xml:space="preserve">新员工上手慢，重复问题占大量培训资源</w:t>
+            </w:r>
+          </w:p>
+          <w:p>
+            <w:pPr>
+              <w:pStyle w:val="ListParagraph"/>
+              <w:numPr>
+                <w:ilvl w:val="0"/>
+                <w:numId w:val="2"/>
+              </w:numPr>
+              <w:spacing w:after="30" w:before="30"/>
+            </w:pPr>
+            <w:r>
+              <w:rPr>
+                <w:rFonts w:ascii="Arial" w:cs="Arial" w:eastAsia="Arial" w:hAnsi="Arial"/>
+                <w:color w:val="1A1A1A"/>
+                <w:sz w:val="21"/>
+                <w:szCs w:val="21"/>
+              </w:rPr>
+              <w:t xml:space="preserve">客服回答不统一，依赖个人经验，质量参差不齐</w:t>
+            </w:r>
+          </w:p>
+          <w:p>
+            <w:pPr>
+              <w:pStyle w:val="ListParagraph"/>
+              <w:numPr>
+                <w:ilvl w:val="0"/>
+                <w:numId w:val="2"/>
+              </w:numPr>
+              <w:spacing w:after="30" w:before="30"/>
+            </w:pPr>
+            <w:r>
+              <w:rPr>
+                <w:rFonts w:ascii="Arial" w:cs="Arial" w:eastAsia="Arial" w:hAnsi="Arial"/>
+                <w:color w:val="1A1A1A"/>
+                <w:sz w:val="21"/>
+                <w:szCs w:val="21"/>
+              </w:rPr>
+              <w:t xml:space="preserve">合规、法务查规定只能靠人工翻找，容易遗漏</w:t>
+            </w:r>
+          </w:p>
+        </w:tc>
+      </w:tr>
+      <w:tr>
+        <w:tc>
+          <w:tcPr>
+            <w:tcW w:type="dxa" w:w="1400"/>
+            <w:tcBorders>
+              <w:top w:val="single" w:color="E8E8E8" w:sz="1"/>
+              <w:left w:val="single" w:color="CCCCCC" w:sz="1"/>
+              <w:bottom w:val="single" w:color="E8E8E8" w:sz="1"/>
+              <w:right w:val="single" w:color="D0D0D0" w:sz="1"/>
+            </w:tcBorders>
+            <w:shd w:fill="F5F5F5" w:val="clear"/>
+            <w:tcMar>
+              <w:top w:type="dxa" w:w="100"/>
+              <w:left w:type="dxa" w:w="140"/>
+              <w:bottom w:type="dxa" w:w="100"/>
+              <w:right w:type="dxa" w:w="140"/>
+            </w:tcMar>
+            <w:vAlign w:val="top"/>
+          </w:tcPr>
+          <w:p>
+            <w:r>
+              <w:rPr>
+                <w:rFonts w:ascii="Arial" w:cs="Arial" w:eastAsia="Arial" w:hAnsi="Arial"/>
+                <w:b/>
+                <w:bCs/>
+                <w:color w:val="2E86C1"/>
+                <w:sz w:val="20"/>
+                <w:szCs w:val="20"/>
+              </w:rPr>
+              <w:t xml:space="preserve">我们的解决方案</w:t>
+            </w:r>
+          </w:p>
+        </w:tc>
+        <w:tc>
+          <w:tcPr>
+            <w:tcW w:type="dxa" w:w="7960"/>
+            <w:tcBorders>
+              <w:top w:val="single" w:color="E8E8E8" w:sz="1"/>
+              <w:left w:val="single" w:color="D0D0D0" w:sz="1"/>
+              <w:bottom w:val="single" w:color="E8E8E8" w:sz="1"/>
+              <w:right w:val="single" w:color="CCCCCC" w:sz="1"/>
+            </w:tcBorders>
+            <w:tcMar>
+              <w:top w:type="dxa" w:w="100"/>
+              <w:left w:type="dxa" w:w="160"/>
+              <w:bottom w:type="dxa" w:w="100"/>
+              <w:right w:type="dxa" w:w="160"/>
+            </w:tcMar>
+          </w:tcPr>
+          <w:p>
+            <w:pPr>
+              <w:spacing w:after="0" w:before="0"/>
+            </w:pPr>
+            <w:r>
+              <w:rPr>
+                <w:rFonts w:ascii="Arial" w:cs="Arial" w:eastAsia="Arial" w:hAnsi="Arial"/>
+                <w:color w:val="1A1A1A"/>
+                <w:sz w:val="21"/>
+                <w:szCs w:val="21"/>
+              </w:rPr>
+              <w:t xml:space="preserve">将文档上传后自动完成语义切块、向量化存储；用户提问时系统检索最相关段落，经重排序后交由大模型生成回答，并标注来源出处，支持追溯。支持 PDF、Word 等多种格式，含表格、图片内容均可处理。</w:t>
+            </w:r>
+          </w:p>
+        </w:tc>
+      </w:tr>
+      <w:tr>
+        <w:tc>
+          <w:tcPr>
+            <w:tcW w:type="dxa" w:w="1400"/>
+            <w:tcBorders>
+              <w:top w:val="single" w:color="E8E8E8" w:sz="1"/>
+              <w:left w:val="single" w:color="CCCCCC" w:sz="1"/>
+              <w:bottom w:val="single" w:color="E8E8E8" w:sz="1"/>
+              <w:right w:val="single" w:color="D0D0D0" w:sz="1"/>
+            </w:tcBorders>
+            <w:shd w:fill="F5F5F5" w:val="clear"/>
+            <w:tcMar>
+              <w:top w:type="dxa" w:w="100"/>
+              <w:left w:type="dxa" w:w="140"/>
+              <w:bottom w:type="dxa" w:w="100"/>
+              <w:right w:type="dxa" w:w="140"/>
+            </w:tcMar>
+            <w:vAlign w:val="top"/>
+          </w:tcPr>
+          <w:p>
+            <w:r>
+              <w:rPr>
+                <w:rFonts w:ascii="Arial" w:cs="Arial" w:eastAsia="Arial" w:hAnsi="Arial"/>
+                <w:b/>
+                <w:bCs/>
+                <w:color w:val="2E86C1"/>
+                <w:sz w:val="20"/>
+                <w:szCs w:val="20"/>
+              </w:rPr>
+              <w:t xml:space="preserve">适合的甲方</w:t>
+            </w:r>
+          </w:p>
+        </w:tc>
+        <w:tc>
+          <w:tcPr>
+            <w:tcW w:type="dxa" w:w="7960"/>
+            <w:tcBorders>
+              <w:top w:val="single" w:color="E8E8E8" w:sz="1"/>
+              <w:left w:val="single" w:color="D0D0D0" w:sz="1"/>
+              <w:bottom w:val="single" w:color="E8E8E8" w:sz="1"/>
+              <w:right w:val="single" w:color="CCCCCC" w:sz="1"/>
+            </w:tcBorders>
+            <w:tcMar>
+              <w:top w:type="dxa" w:w="100"/>
+              <w:left w:type="dxa" w:w="160"/>
+              <w:bottom w:type="dxa" w:w="100"/>
+              <w:right w:type="dxa" w:w="160"/>
+            </w:tcMar>
+          </w:tcPr>
+          <w:p>
+            <w:pPr>
+              <w:spacing w:after="0" w:before="0"/>
+            </w:pPr>
+            <w:r>
+              <w:rPr>
+                <w:rFonts w:ascii="Arial" w:cs="Arial" w:eastAsia="Arial" w:hAnsi="Arial"/>
+                <w:color w:val="1A1A1A"/>
+                <w:sz w:val="21"/>
+                <w:szCs w:val="21"/>
+              </w:rPr>
+              <w:t xml:space="preserve">政府部门（政策法规查询）/ 律所 / 金融机构（内部合规问答）/ 制造业（设备维修手册）/ 大型企业内部知识管理 / 任何文档量大的组织</w:t>
+            </w:r>
+          </w:p>
+        </w:tc>
+      </w:tr>
+      <w:tr>
+        <w:tc>
+          <w:tcPr>
+            <w:tcW w:type="dxa" w:w="1400"/>
+            <w:tcBorders>
+              <w:top w:val="single" w:color="E8E8E8" w:sz="1"/>
+              <w:left w:val="single" w:color="CCCCCC" w:sz="1"/>
+              <w:bottom w:val="single" w:color="CCCCCC" w:sz="1"/>
+              <w:right w:val="single" w:color="D0D0D0" w:sz="1"/>
+            </w:tcBorders>
+            <w:shd w:fill="F5F5F5" w:val="clear"/>
+            <w:tcMar>
+              <w:top w:type="dxa" w:w="100"/>
+              <w:left w:type="dxa" w:w="140"/>
+              <w:bottom w:type="dxa" w:w="100"/>
+              <w:right w:type="dxa" w:w="140"/>
+            </w:tcMar>
+            <w:vAlign w:val="top"/>
+          </w:tcPr>
+          <w:p>
+            <w:r>
+              <w:rPr>
+                <w:rFonts w:ascii="Arial" w:cs="Arial" w:eastAsia="Arial" w:hAnsi="Arial"/>
+                <w:b/>
+                <w:bCs/>
+                <w:color w:val="2E86C1"/>
+                <w:sz w:val="20"/>
+                <w:szCs w:val="20"/>
+              </w:rPr>
+              <w:t xml:space="preserve">核心价值</w:t>
+            </w:r>
+          </w:p>
+        </w:tc>
+        <w:tc>
+          <w:tcPr>
+            <w:tcW w:type="dxa" w:w="7960"/>
+            <w:tcBorders>
+              <w:top w:val="single" w:color="E8E8E8" w:sz="1"/>
+              <w:left w:val="single" w:color="D0D0D0" w:sz="1"/>
+              <w:bottom w:val="single" w:color="CCCCCC" w:sz="1"/>
+              <w:right w:val="single" w:color="CCCCCC" w:sz="1"/>
+            </w:tcBorders>
+            <w:tcMar>
+              <w:top w:type="dxa" w:w="100"/>
+              <w:left w:type="dxa" w:w="160"/>
+              <w:bottom w:type="dxa" w:w="100"/>
+              <w:right w:type="dxa" w:w="160"/>
+            </w:tcMar>
+          </w:tcPr>
+          <w:p>
+            <w:pPr>
+              <w:spacing w:after="0" w:before="0"/>
+            </w:pPr>
+            <w:r>
+              <w:rPr>
+                <w:rFonts w:ascii="Arial" w:cs="Arial" w:eastAsia="Arial" w:hAnsi="Arial"/>
+                <w:color w:val="1A1A1A"/>
+                <w:sz w:val="21"/>
+                <w:szCs w:val="21"/>
+              </w:rPr>
+              <w:t xml:space="preserve">把"找文件"变成"问问题"；回答有出处，可信赖；降低新员工培训成本；客服和合规回答标准化、可审计。</w:t>
+            </w:r>
+          </w:p>
+        </w:tc>
+      </w:tr>
+    </w:tbl>
+    <w:p>
+      <w:pPr>
+        <w:spacing w:after="240" w:before="0"/>
+      </w:pPr>
+    </w:p>
+    <w:tbl>
+      <w:tblPr>
+        <w:tblW w:type="dxa" w:w="9360"/>
+        <w:tblBorders>
+          <w:top w:val="single" w:color="auto" w:sz="4"/>
+          <w:left w:val="single" w:color="auto" w:sz="4"/>
+          <w:bottom w:val="single" w:color="auto" w:sz="4"/>
+          <w:right w:val="single" w:color="auto" w:sz="4"/>
+          <w:insideH w:val="single" w:color="auto" w:sz="4"/>
+          <w:insideV w:val="single" w:color="auto" w:sz="4"/>
+        </w:tblBorders>
+      </w:tblPr>
+      <w:tblGrid>
+        <w:gridCol w:w="700"/>
+        <w:gridCol w:w="8660"/>
+      </w:tblGrid>
+      <w:tr>
+        <w:tc>
+          <w:tcPr>
+            <w:tcW w:type="dxa" w:w="700"/>
+            <w:tcBorders>
+              <w:top w:val="single" w:color="1B4F8A" w:sz="1"/>
+              <w:left w:val="single" w:color="1B4F8A" w:sz="1"/>
+              <w:bottom w:val="single" w:color="1B4F8A" w:sz="1"/>
+              <w:right w:val="single" w:color="1B4F8A" w:sz="1"/>
+            </w:tcBorders>
+            <w:shd w:fill="1B4F8A" w:val="clear"/>
+            <w:tcMar>
+              <w:top w:type="dxa" w:w="120"/>
+              <w:left w:type="dxa" w:w="140"/>
+              <w:bottom w:type="dxa" w:w="120"/>
+              <w:right w:type="dxa" w:w="140"/>
+            </w:tcMar>
+            <w:vAlign w:val="center"/>
+          </w:tcPr>
+          <w:p>
+            <w:pPr>
+              <w:jc w:val="center"/>
+            </w:pPr>
+            <w:r>
+              <w:rPr>
+                <w:rFonts w:ascii="Arial" w:cs="Arial" w:eastAsia="Arial" w:hAnsi="Arial"/>
+                <w:b/>
+                <w:bCs/>
+                <w:color w:val="FFFFFF"/>
+                <w:sz w:val="28"/>
+                <w:szCs w:val="28"/>
+              </w:rPr>
+              <w:t xml:space="preserve">03</w:t>
+            </w:r>
+          </w:p>
+        </w:tc>
+        <w:tc>
+          <w:tcPr>
+            <w:tcW w:type="dxa" w:w="8660"/>
+            <w:tcBorders>
+              <w:top w:val="single" w:color="1B4F8A" w:sz="1"/>
+              <w:left w:val="single" w:color="1B4F8A" w:sz="1"/>
+              <w:bottom w:val="single" w:color="1B4F8A" w:sz="1"/>
+              <w:right w:val="single" w:color="1B4F8A" w:sz="1"/>
+            </w:tcBorders>
+            <w:shd w:fill="1B4F8A" w:val="clear"/>
+            <w:tcMar>
+              <w:top w:type="dxa" w:w="120"/>
+              <w:left w:type="dxa" w:w="160"/>
+              <w:bottom w:type="dxa" w:w="120"/>
+              <w:right w:type="dxa" w:w="160"/>
+            </w:tcMar>
+          </w:tcPr>
+          <w:p>
+            <w:r>
+              <w:rPr>
+                <w:rFonts w:ascii="Arial" w:cs="Arial" w:eastAsia="Arial" w:hAnsi="Arial"/>
+                <w:b/>
+                <w:bCs/>
+                <w:color w:val="FFFFFF"/>
+                <w:sz w:val="28"/>
+                <w:szCs w:val="28"/>
+              </w:rPr>
+              <w:t xml:space="preserve">文档智能分析  </w:t>
+            </w:r>
+            <w:r>
+              <w:rPr>
+                <w:rFonts w:ascii="Arial" w:cs="Arial" w:eastAsia="Arial" w:hAnsi="Arial"/>
+                <w:color w:val="A8D0F0"/>
+                <w:sz w:val="18"/>
+                <w:szCs w:val="18"/>
+              </w:rPr>
+              <w:t xml:space="preserve">已有生产案例</w:t>
+            </w:r>
+          </w:p>
+          <w:p>
+            <w:pPr>
+              <w:spacing w:before="40"/>
+            </w:pPr>
+            <w:r>
+              <w:rPr>
+                <w:rFonts w:ascii="Arial" w:cs="Arial" w:eastAsia="Arial" w:hAnsi="Arial"/>
+                <w:color w:val="C8DFF0"/>
+                <w:sz w:val="20"/>
+                <w:szCs w:val="20"/>
+              </w:rPr>
+              <w:t xml:space="preserve">一份文档，自动生成多种衍生内容</w:t>
+            </w:r>
+          </w:p>
+        </w:tc>
+      </w:tr>
+      <w:tr>
+        <w:tc>
+          <w:tcPr>
+            <w:tcW w:type="dxa" w:w="1400"/>
+            <w:tcBorders>
+              <w:top w:val="single" w:color="E8E8E8" w:sz="1"/>
+              <w:left w:val="single" w:color="CCCCCC" w:sz="1"/>
+              <w:bottom w:val="single" w:color="E8E8E8" w:sz="1"/>
+              <w:right w:val="single" w:color="D0D0D0" w:sz="1"/>
+            </w:tcBorders>
+            <w:shd w:fill="F5F5F5" w:val="clear"/>
+            <w:tcMar>
+              <w:top w:type="dxa" w:w="100"/>
+              <w:left w:type="dxa" w:w="140"/>
+              <w:bottom w:type="dxa" w:w="100"/>
+              <w:right w:type="dxa" w:w="140"/>
+            </w:tcMar>
+            <w:vAlign w:val="top"/>
+          </w:tcPr>
+          <w:p>
+            <w:r>
+              <w:rPr>
+                <w:rFonts w:ascii="Arial" w:cs="Arial" w:eastAsia="Arial" w:hAnsi="Arial"/>
+                <w:b/>
+                <w:bCs/>
+                <w:color w:val="2E86C1"/>
+                <w:sz w:val="20"/>
+                <w:szCs w:val="20"/>
+              </w:rPr>
+              <w:t xml:space="preserve">应用场景</w:t>
+            </w:r>
+          </w:p>
+        </w:tc>
+        <w:tc>
+          <w:tcPr>
+            <w:tcW w:type="dxa" w:w="7960"/>
+            <w:tcBorders>
+              <w:top w:val="single" w:color="E8E8E8" w:sz="1"/>
+              <w:left w:val="single" w:color="D0D0D0" w:sz="1"/>
+              <w:bottom w:val="single" w:color="E8E8E8" w:sz="1"/>
+              <w:right w:val="single" w:color="CCCCCC" w:sz="1"/>
+            </w:tcBorders>
+            <w:tcMar>
+              <w:top w:type="dxa" w:w="100"/>
+              <w:left w:type="dxa" w:w="160"/>
+              <w:bottom w:type="dxa" w:w="100"/>
+              <w:right w:type="dxa" w:w="160"/>
+            </w:tcMar>
+          </w:tcPr>
+          <w:p>
+            <w:pPr>
+              <w:spacing w:after="0" w:before="0"/>
+            </w:pPr>
+            <w:r>
+              <w:rPr>
+                <w:rFonts w:ascii="Arial" w:cs="Arial" w:eastAsia="Arial" w:hAnsi="Arial"/>
+                <w:color w:val="1A1A1A"/>
+                <w:sz w:val="21"/>
+                <w:szCs w:val="21"/>
+              </w:rPr>
+              <w:t xml:space="preserve">教育机构、培训团队、合规部门需要对大量文档进行解读、提炼和转化：把培训材料变成测试题、把报告变成摘要、把会议记录变成行动清单。目前这些工作全部依赖人工，耗时且难以标准化。</w:t>
+            </w:r>
+          </w:p>
+        </w:tc>
+      </w:tr>
+      <w:tr>
+        <w:tc>
+          <w:tcPr>
+            <w:tcW w:type="dxa" w:w="1400"/>
+            <w:tcBorders>
+              <w:top w:val="single" w:color="E8E8E8" w:sz="1"/>
+              <w:left w:val="single" w:color="CCCCCC" w:sz="1"/>
+              <w:bottom w:val="single" w:color="E8E8E8" w:sz="1"/>
+              <w:right w:val="single" w:color="D0D0D0" w:sz="1"/>
+            </w:tcBorders>
+            <w:shd w:fill="F5F5F5" w:val="clear"/>
+            <w:tcMar>
+              <w:top w:type="dxa" w:w="100"/>
+              <w:left w:type="dxa" w:w="140"/>
+              <w:bottom w:type="dxa" w:w="100"/>
+              <w:right w:type="dxa" w:w="140"/>
+            </w:tcMar>
+            <w:vAlign w:val="top"/>
+          </w:tcPr>
+          <w:p>
+            <w:r>
+              <w:rPr>
+                <w:rFonts w:ascii="Arial" w:cs="Arial" w:eastAsia="Arial" w:hAnsi="Arial"/>
+                <w:b/>
+                <w:bCs/>
+                <w:color w:val="2E86C1"/>
+                <w:sz w:val="20"/>
+                <w:szCs w:val="20"/>
+              </w:rPr>
+              <w:t xml:space="preserve">用户痛点</w:t>
+            </w:r>
+          </w:p>
+        </w:tc>
+        <w:tc>
+          <w:tcPr>
+            <w:tcW w:type="dxa" w:w="7960"/>
+            <w:tcBorders>
+              <w:top w:val="single" w:color="E8E8E8" w:sz="1"/>
+              <w:left w:val="single" w:color="D0D0D0" w:sz="1"/>
+              <w:bottom w:val="single" w:color="E8E8E8" w:sz="1"/>
+              <w:right w:val="single" w:color="CCCCCC" w:sz="1"/>
+            </w:tcBorders>
+            <w:tcMar>
+              <w:top w:type="dxa" w:w="100"/>
+              <w:left w:type="dxa" w:w="160"/>
+              <w:bottom w:type="dxa" w:w="100"/>
+              <w:right w:type="dxa" w:w="160"/>
+            </w:tcMar>
+          </w:tcPr>
+          <w:p>
+            <w:pPr>
+              <w:pStyle w:val="ListParagraph"/>
+              <w:numPr>
+                <w:ilvl w:val="0"/>
+                <w:numId w:val="2"/>
+              </w:numPr>
+              <w:spacing w:after="30" w:before="30"/>
+            </w:pPr>
+            <w:r>
+              <w:rPr>
+                <w:rFonts w:ascii="Arial" w:cs="Arial" w:eastAsia="Arial" w:hAnsi="Arial"/>
+                <w:color w:val="1A1A1A"/>
+                <w:sz w:val="21"/>
+                <w:szCs w:val="21"/>
+              </w:rPr>
+              <w:t xml:space="preserve">培训材料制作周期长，内容更新慢</w:t>
+            </w:r>
+          </w:p>
+          <w:p>
+            <w:pPr>
+              <w:pStyle w:val="ListParagraph"/>
+              <w:numPr>
+                <w:ilvl w:val="0"/>
+                <w:numId w:val="2"/>
+              </w:numPr>
+              <w:spacing w:after="30" w:before="30"/>
+            </w:pPr>
+            <w:r>
+              <w:rPr>
+                <w:rFonts w:ascii="Arial" w:cs="Arial" w:eastAsia="Arial" w:hAnsi="Arial"/>
+                <w:color w:val="1A1A1A"/>
+                <w:sz w:val="21"/>
+                <w:szCs w:val="21"/>
+              </w:rPr>
+              <w:t xml:space="preserve">报告阅读量大，管理层没时间逐一精读</w:t>
+            </w:r>
+          </w:p>
+          <w:p>
+            <w:pPr>
+              <w:pStyle w:val="ListParagraph"/>
+              <w:numPr>
+                <w:ilvl w:val="0"/>
+                <w:numId w:val="2"/>
+              </w:numPr>
+              <w:spacing w:after="30" w:before="30"/>
+            </w:pPr>
+            <w:r>
+              <w:rPr>
+                <w:rFonts w:ascii="Arial" w:cs="Arial" w:eastAsia="Arial" w:hAnsi="Arial"/>
+                <w:color w:val="1A1A1A"/>
+                <w:sz w:val="21"/>
+                <w:szCs w:val="21"/>
+              </w:rPr>
+              <w:t xml:space="preserve">测试题、闪卡制作费时，复用率低</w:t>
+            </w:r>
+          </w:p>
+          <w:p>
+            <w:pPr>
+              <w:pStyle w:val="ListParagraph"/>
+              <w:numPr>
+                <w:ilvl w:val="0"/>
+                <w:numId w:val="2"/>
+              </w:numPr>
+              <w:spacing w:after="30" w:before="30"/>
+            </w:pPr>
+            <w:r>
+              <w:rPr>
+                <w:rFonts w:ascii="Arial" w:cs="Arial" w:eastAsia="Arial" w:hAnsi="Arial"/>
+                <w:color w:val="1A1A1A"/>
+                <w:sz w:val="21"/>
+                <w:szCs w:val="21"/>
+              </w:rPr>
+              <w:t xml:space="preserve">知识结构化程度低，很难做成培训体系</w:t>
+            </w:r>
+          </w:p>
+        </w:tc>
+      </w:tr>
+      <w:tr>
+        <w:tc>
+          <w:tcPr>
+            <w:tcW w:type="dxa" w:w="1400"/>
+            <w:tcBorders>
+              <w:top w:val="single" w:color="E8E8E8" w:sz="1"/>
+              <w:left w:val="single" w:color="CCCCCC" w:sz="1"/>
+              <w:bottom w:val="single" w:color="E8E8E8" w:sz="1"/>
+              <w:right w:val="single" w:color="D0D0D0" w:sz="1"/>
+            </w:tcBorders>
+            <w:shd w:fill="F5F5F5" w:val="clear"/>
+            <w:tcMar>
+              <w:top w:type="dxa" w:w="100"/>
+              <w:left w:type="dxa" w:w="140"/>
+              <w:bottom w:type="dxa" w:w="100"/>
+              <w:right w:type="dxa" w:w="140"/>
+            </w:tcMar>
+            <w:vAlign w:val="top"/>
+          </w:tcPr>
+          <w:p>
+            <w:r>
+              <w:rPr>
+                <w:rFonts w:ascii="Arial" w:cs="Arial" w:eastAsia="Arial" w:hAnsi="Arial"/>
+                <w:b/>
+                <w:bCs/>
+                <w:color w:val="2E86C1"/>
+                <w:sz w:val="20"/>
+                <w:szCs w:val="20"/>
+              </w:rPr>
+              <w:t xml:space="preserve">我们的解决方案</w:t>
+            </w:r>
+          </w:p>
+        </w:tc>
+        <w:tc>
+          <w:tcPr>
+            <w:tcW w:type="dxa" w:w="7960"/>
+            <w:tcBorders>
+              <w:top w:val="single" w:color="E8E8E8" w:sz="1"/>
+              <w:left w:val="single" w:color="D0D0D0" w:sz="1"/>
+              <w:bottom w:val="single" w:color="E8E8E8" w:sz="1"/>
+              <w:right w:val="single" w:color="CCCCCC" w:sz="1"/>
+            </w:tcBorders>
+            <w:tcMar>
+              <w:top w:type="dxa" w:w="100"/>
+              <w:left w:type="dxa" w:w="160"/>
+              <w:bottom w:type="dxa" w:w="100"/>
+              <w:right w:type="dxa" w:w="160"/>
+            </w:tcMar>
+          </w:tcPr>
+          <w:p>
+            <w:pPr>
+              <w:spacing w:after="0" w:before="0"/>
+            </w:pPr>
+            <w:r>
+              <w:rPr>
+                <w:rFonts w:ascii="Arial" w:cs="Arial" w:eastAsia="Arial" w:hAnsi="Arial"/>
+                <w:color w:val="1A1A1A"/>
+                <w:sz w:val="21"/>
+                <w:szCs w:val="21"/>
+              </w:rPr>
+              <w:t xml:space="preserve">上传任意文档（课件、报告、手册等），系统自动生成：摘要 / 测验题 / 闪卡 / 思维导图 / 章节大纲。所有内容基于原文生成，不凭空创造，支持批量处理。</w:t>
+            </w:r>
+          </w:p>
+        </w:tc>
+      </w:tr>
+      <w:tr>
+        <w:tc>
+          <w:tcPr>
+            <w:tcW w:type="dxa" w:w="1400"/>
+            <w:tcBorders>
+              <w:top w:val="single" w:color="E8E8E8" w:sz="1"/>
+              <w:left w:val="single" w:color="CCCCCC" w:sz="1"/>
+              <w:bottom w:val="single" w:color="E8E8E8" w:sz="1"/>
+              <w:right w:val="single" w:color="D0D0D0" w:sz="1"/>
+            </w:tcBorders>
+            <w:shd w:fill="F5F5F5" w:val="clear"/>
+            <w:tcMar>
+              <w:top w:type="dxa" w:w="100"/>
+              <w:left w:type="dxa" w:w="140"/>
+              <w:bottom w:type="dxa" w:w="100"/>
+              <w:right w:type="dxa" w:w="140"/>
+            </w:tcMar>
+            <w:vAlign w:val="top"/>
+          </w:tcPr>
+          <w:p>
+            <w:r>
+              <w:rPr>
+                <w:rFonts w:ascii="Arial" w:cs="Arial" w:eastAsia="Arial" w:hAnsi="Arial"/>
+                <w:b/>
+                <w:bCs/>
+                <w:color w:val="2E86C1"/>
+                <w:sz w:val="20"/>
+                <w:szCs w:val="20"/>
+              </w:rPr>
+              <w:t xml:space="preserve">适合的甲方</w:t>
+            </w:r>
+          </w:p>
+        </w:tc>
+        <w:tc>
+          <w:tcPr>
+            <w:tcW w:type="dxa" w:w="7960"/>
+            <w:tcBorders>
+              <w:top w:val="single" w:color="E8E8E8" w:sz="1"/>
+              <w:left w:val="single" w:color="D0D0D0" w:sz="1"/>
+              <w:bottom w:val="single" w:color="E8E8E8" w:sz="1"/>
+              <w:right w:val="single" w:color="CCCCCC" w:sz="1"/>
+            </w:tcBorders>
+            <w:tcMar>
+              <w:top w:type="dxa" w:w="100"/>
+              <w:left w:type="dxa" w:w="160"/>
+              <w:bottom w:type="dxa" w:w="100"/>
+              <w:right w:type="dxa" w:w="160"/>
+            </w:tcMar>
+          </w:tcPr>
+          <w:p>
+            <w:pPr>
+              <w:spacing w:after="0" w:before="0"/>
+            </w:pPr>
+            <w:r>
+              <w:rPr>
+                <w:rFonts w:ascii="Arial" w:cs="Arial" w:eastAsia="Arial" w:hAnsi="Arial"/>
+                <w:color w:val="1A1A1A"/>
+                <w:sz w:val="21"/>
+                <w:szCs w:val="21"/>
+              </w:rPr>
+              <w:t xml:space="preserve">在线教育平台 / 企业培训部门 / 出版机构 / 咨询公司（报告摘要）/ 合规审查团队</w:t>
+            </w:r>
+          </w:p>
+        </w:tc>
+      </w:tr>
+      <w:tr>
+        <w:tc>
+          <w:tcPr>
+            <w:tcW w:type="dxa" w:w="1400"/>
+            <w:tcBorders>
+              <w:top w:val="single" w:color="E8E8E8" w:sz="1"/>
+              <w:left w:val="single" w:color="CCCCCC" w:sz="1"/>
+              <w:bottom w:val="single" w:color="CCCCCC" w:sz="1"/>
+              <w:right w:val="single" w:color="D0D0D0" w:sz="1"/>
+            </w:tcBorders>
+            <w:shd w:fill="F5F5F5" w:val="clear"/>
+            <w:tcMar>
+              <w:top w:type="dxa" w:w="100"/>
+              <w:left w:type="dxa" w:w="140"/>
+              <w:bottom w:type="dxa" w:w="100"/>
+              <w:right w:type="dxa" w:w="140"/>
+            </w:tcMar>
+            <w:vAlign w:val="top"/>
+          </w:tcPr>
+          <w:p>
+            <w:r>
+              <w:rPr>
+                <w:rFonts w:ascii="Arial" w:cs="Arial" w:eastAsia="Arial" w:hAnsi="Arial"/>
+                <w:b/>
+                <w:bCs/>
+                <w:color w:val="2E86C1"/>
+                <w:sz w:val="20"/>
+                <w:szCs w:val="20"/>
+              </w:rPr>
+              <w:t xml:space="preserve">核心价值</w:t>
+            </w:r>
+          </w:p>
+        </w:tc>
+        <w:tc>
+          <w:tcPr>
+            <w:tcW w:type="dxa" w:w="7960"/>
+            <w:tcBorders>
+              <w:top w:val="single" w:color="E8E8E8" w:sz="1"/>
+              <w:left w:val="single" w:color="D0D0D0" w:sz="1"/>
+              <w:bottom w:val="single" w:color="CCCCCC" w:sz="1"/>
+              <w:right w:val="single" w:color="CCCCCC" w:sz="1"/>
+            </w:tcBorders>
+            <w:tcMar>
+              <w:top w:type="dxa" w:w="100"/>
+              <w:left w:type="dxa" w:w="160"/>
+              <w:bottom w:type="dxa" w:w="100"/>
+              <w:right w:type="dxa" w:w="160"/>
+            </w:tcMar>
+          </w:tcPr>
+          <w:p>
+            <w:pPr>
+              <w:spacing w:after="0" w:before="0"/>
+            </w:pPr>
+            <w:r>
+              <w:rPr>
+                <w:rFonts w:ascii="Arial" w:cs="Arial" w:eastAsia="Arial" w:hAnsi="Arial"/>
+                <w:color w:val="1A1A1A"/>
+                <w:sz w:val="21"/>
+                <w:szCs w:val="21"/>
+              </w:rPr>
+              <w:t xml:space="preserve">将制作培训材料的时间从天级压缩到分钟级；内容标准化、可复用；不依赖个人经验，质量稳定。</w:t>
+            </w:r>
+          </w:p>
+        </w:tc>
+      </w:tr>
+    </w:tbl>
+    <w:p>
+      <w:pPr>
+        <w:spacing w:after="240" w:before="0"/>
+      </w:pPr>
+    </w:p>
+    <w:tbl>
+      <w:tblPr>
+        <w:tblW w:type="dxa" w:w="9360"/>
+        <w:tblBorders>
+          <w:top w:val="single" w:color="auto" w:sz="4"/>
+          <w:left w:val="single" w:color="auto" w:sz="4"/>
+          <w:bottom w:val="single" w:color="auto" w:sz="4"/>
+          <w:right w:val="single" w:color="auto" w:sz="4"/>
+          <w:insideH w:val="single" w:color="auto" w:sz="4"/>
+          <w:insideV w:val="single" w:color="auto" w:sz="4"/>
+        </w:tblBorders>
+      </w:tblPr>
+      <w:tblGrid>
+        <w:gridCol w:w="700"/>
+        <w:gridCol w:w="8660"/>
+      </w:tblGrid>
+      <w:tr>
+        <w:tc>
+          <w:tcPr>
+            <w:tcW w:type="dxa" w:w="700"/>
+            <w:tcBorders>
+              <w:top w:val="single" w:color="1B4F8A" w:sz="1"/>
+              <w:left w:val="single" w:color="1B4F8A" w:sz="1"/>
+              <w:bottom w:val="single" w:color="1B4F8A" w:sz="1"/>
+              <w:right w:val="single" w:color="1B4F8A" w:sz="1"/>
+            </w:tcBorders>
+            <w:shd w:fill="1B4F8A" w:val="clear"/>
+            <w:tcMar>
+              <w:top w:type="dxa" w:w="120"/>
+              <w:left w:type="dxa" w:w="140"/>
+              <w:bottom w:type="dxa" w:w="120"/>
+              <w:right w:type="dxa" w:w="140"/>
+            </w:tcMar>
+            <w:vAlign w:val="center"/>
+          </w:tcPr>
+          <w:p>
+            <w:pPr>
+              <w:jc w:val="center"/>
+            </w:pPr>
+            <w:r>
+              <w:rPr>
+                <w:rFonts w:ascii="Arial" w:cs="Arial" w:eastAsia="Arial" w:hAnsi="Arial"/>
+                <w:b/>
+                <w:bCs/>
+                <w:color w:val="FFFFFF"/>
+                <w:sz w:val="28"/>
+                <w:szCs w:val="28"/>
+              </w:rPr>
+              <w:t xml:space="preserve">04</w:t>
+            </w:r>
+          </w:p>
+        </w:tc>
+        <w:tc>
+          <w:tcPr>
+            <w:tcW w:type="dxa" w:w="8660"/>
+            <w:tcBorders>
+              <w:top w:val="single" w:color="1B4F8A" w:sz="1"/>
+              <w:left w:val="single" w:color="1B4F8A" w:sz="1"/>
+              <w:bottom w:val="single" w:color="1B4F8A" w:sz="1"/>
+              <w:right w:val="single" w:color="1B4F8A" w:sz="1"/>
+            </w:tcBorders>
+            <w:shd w:fill="1B4F8A" w:val="clear"/>
+            <w:tcMar>
+              <w:top w:type="dxa" w:w="120"/>
+              <w:left w:type="dxa" w:w="160"/>
+              <w:bottom w:type="dxa" w:w="120"/>
+              <w:right w:type="dxa" w:w="160"/>
+            </w:tcMar>
+          </w:tcPr>
+          <w:p>
+            <w:r>
+              <w:rPr>
+                <w:rFonts w:ascii="Arial" w:cs="Arial" w:eastAsia="Arial" w:hAnsi="Arial"/>
+                <w:b/>
+                <w:bCs/>
+                <w:color w:val="FFFFFF"/>
+                <w:sz w:val="28"/>
+                <w:szCs w:val="28"/>
+              </w:rPr>
+              <w:t xml:space="preserve">AI 工作流 / 多 Agent 协作  </w:t>
+            </w:r>
+            <w:r>
+              <w:rPr>
+                <w:rFonts w:ascii="Arial" w:cs="Arial" w:eastAsia="Arial" w:hAnsi="Arial"/>
+                <w:color w:val="A8D0F0"/>
+                <w:sz w:val="18"/>
+                <w:szCs w:val="18"/>
+              </w:rPr>
+              <w:t xml:space="preserve">已有生产案例</w:t>
+            </w:r>
+          </w:p>
+          <w:p>
+            <w:pPr>
+              <w:spacing w:before="40"/>
+            </w:pPr>
+            <w:r>
+              <w:rPr>
+                <w:rFonts w:ascii="Arial" w:cs="Arial" w:eastAsia="Arial" w:hAnsi="Arial"/>
+                <w:color w:val="C8DFF0"/>
+                <w:sz w:val="20"/>
+                <w:szCs w:val="20"/>
+              </w:rPr>
+              <w:t xml:space="preserve">把复杂多步骤业务流程交给 AI 自动完成</w:t>
+            </w:r>
+          </w:p>
+        </w:tc>
+      </w:tr>
+      <w:tr>
+        <w:tc>
+          <w:tcPr>
+            <w:tcW w:type="dxa" w:w="1400"/>
+            <w:tcBorders>
+              <w:top w:val="single" w:color="E8E8E8" w:sz="1"/>
+              <w:left w:val="single" w:color="CCCCCC" w:sz="1"/>
+              <w:bottom w:val="single" w:color="E8E8E8" w:sz="1"/>
+              <w:right w:val="single" w:color="D0D0D0" w:sz="1"/>
+            </w:tcBorders>
+            <w:shd w:fill="F5F5F5" w:val="clear"/>
+            <w:tcMar>
+              <w:top w:type="dxa" w:w="100"/>
+              <w:left w:type="dxa" w:w="140"/>
+              <w:bottom w:type="dxa" w:w="100"/>
+              <w:right w:type="dxa" w:w="140"/>
+            </w:tcMar>
+            <w:vAlign w:val="top"/>
+          </w:tcPr>
+          <w:p>
+            <w:r>
+              <w:rPr>
+                <w:rFonts w:ascii="Arial" w:cs="Arial" w:eastAsia="Arial" w:hAnsi="Arial"/>
+                <w:b/>
+                <w:bCs/>
+                <w:color w:val="2E86C1"/>
+                <w:sz w:val="20"/>
+                <w:szCs w:val="20"/>
+              </w:rPr>
+              <w:t xml:space="preserve">应用场景</w:t>
+            </w:r>
+          </w:p>
+        </w:tc>
+        <w:tc>
+          <w:tcPr>
+            <w:tcW w:type="dxa" w:w="7960"/>
+            <w:tcBorders>
+              <w:top w:val="single" w:color="E8E8E8" w:sz="1"/>
+              <w:left w:val="single" w:color="D0D0D0" w:sz="1"/>
+              <w:bottom w:val="single" w:color="E8E8E8" w:sz="1"/>
+              <w:right w:val="single" w:color="CCCCCC" w:sz="1"/>
+            </w:tcBorders>
+            <w:tcMar>
+              <w:top w:type="dxa" w:w="100"/>
+              <w:left w:type="dxa" w:w="160"/>
+              <w:bottom w:type="dxa" w:w="100"/>
+              <w:right w:type="dxa" w:w="160"/>
+            </w:tcMar>
+          </w:tcPr>
+          <w:p>
+            <w:pPr>
+              <w:spacing w:after="0" w:before="0"/>
+            </w:pPr>
+            <w:r>
+              <w:rPr>
+                <w:rFonts w:ascii="Arial" w:cs="Arial" w:eastAsia="Arial" w:hAnsi="Arial"/>
+                <w:color w:val="1A1A1A"/>
+                <w:sz w:val="21"/>
+                <w:szCs w:val="21"/>
+              </w:rPr>
+              <w:t xml:space="preserve">某些业务需要多个环节串联完成：需求收集 → 方案拆解 → 分工执行 → 质量校验 → 输出交付。这些流程目前依赖人工协调，流程长、容易出错、难以规模化复制。</w:t>
+            </w:r>
+          </w:p>
+        </w:tc>
+      </w:tr>
+      <w:tr>
+        <w:tc>
+          <w:tcPr>
+            <w:tcW w:type="dxa" w:w="1400"/>
+            <w:tcBorders>
+              <w:top w:val="single" w:color="E8E8E8" w:sz="1"/>
+              <w:left w:val="single" w:color="CCCCCC" w:sz="1"/>
+              <w:bottom w:val="single" w:color="E8E8E8" w:sz="1"/>
+              <w:right w:val="single" w:color="D0D0D0" w:sz="1"/>
+            </w:tcBorders>
+            <w:shd w:fill="F5F5F5" w:val="clear"/>
+            <w:tcMar>
+              <w:top w:type="dxa" w:w="100"/>
+              <w:left w:type="dxa" w:w="140"/>
+              <w:bottom w:type="dxa" w:w="100"/>
+              <w:right w:type="dxa" w:w="140"/>
+            </w:tcMar>
+            <w:vAlign w:val="top"/>
+          </w:tcPr>
+          <w:p>
+            <w:r>
+              <w:rPr>
+                <w:rFonts w:ascii="Arial" w:cs="Arial" w:eastAsia="Arial" w:hAnsi="Arial"/>
+                <w:b/>
+                <w:bCs/>
+                <w:color w:val="2E86C1"/>
+                <w:sz w:val="20"/>
+                <w:szCs w:val="20"/>
+              </w:rPr>
+              <w:t xml:space="preserve">用户痛点</w:t>
+            </w:r>
+          </w:p>
+        </w:tc>
+        <w:tc>
+          <w:tcPr>
+            <w:tcW w:type="dxa" w:w="7960"/>
+            <w:tcBorders>
+              <w:top w:val="single" w:color="E8E8E8" w:sz="1"/>
+              <w:left w:val="single" w:color="D0D0D0" w:sz="1"/>
+              <w:bottom w:val="single" w:color="E8E8E8" w:sz="1"/>
+              <w:right w:val="single" w:color="CCCCCC" w:sz="1"/>
+            </w:tcBorders>
+            <w:tcMar>
+              <w:top w:type="dxa" w:w="100"/>
+              <w:left w:type="dxa" w:w="160"/>
+              <w:bottom w:type="dxa" w:w="100"/>
+              <w:right w:type="dxa" w:w="160"/>
+            </w:tcMar>
+          </w:tcPr>
+          <w:p>
+            <w:pPr>
+              <w:pStyle w:val="ListParagraph"/>
+              <w:numPr>
+                <w:ilvl w:val="0"/>
+                <w:numId w:val="2"/>
+              </w:numPr>
+              <w:spacing w:after="30" w:before="30"/>
+            </w:pPr>
+            <w:r>
+              <w:rPr>
+                <w:rFonts w:ascii="Arial" w:cs="Arial" w:eastAsia="Arial" w:hAnsi="Arial"/>
+                <w:color w:val="1A1A1A"/>
+                <w:sz w:val="21"/>
+                <w:szCs w:val="21"/>
+              </w:rPr>
+              <w:t xml:space="preserve">多步骤任务全靠人工协调，容易遗漏、出错</w:t>
+            </w:r>
+          </w:p>
+          <w:p>
+            <w:pPr>
+              <w:pStyle w:val="ListParagraph"/>
+              <w:numPr>
+                <w:ilvl w:val="0"/>
+                <w:numId w:val="2"/>
+              </w:numPr>
+              <w:spacing w:after="30" w:before="30"/>
+            </w:pPr>
+            <w:r>
+              <w:rPr>
+                <w:rFonts w:ascii="Arial" w:cs="Arial" w:eastAsia="Arial" w:hAnsi="Arial"/>
+                <w:color w:val="1A1A1A"/>
+                <w:sz w:val="21"/>
+                <w:szCs w:val="21"/>
+              </w:rPr>
+              <w:t xml:space="preserve">重复性的创作、整理、校验工作占用大量人力</w:t>
+            </w:r>
+          </w:p>
+          <w:p>
+            <w:pPr>
+              <w:pStyle w:val="ListParagraph"/>
+              <w:numPr>
+                <w:ilvl w:val="0"/>
+                <w:numId w:val="2"/>
+              </w:numPr>
+              <w:spacing w:after="30" w:before="30"/>
+            </w:pPr>
+            <w:r>
+              <w:rPr>
+                <w:rFonts w:ascii="Arial" w:cs="Arial" w:eastAsia="Arial" w:hAnsi="Arial"/>
+                <w:color w:val="1A1A1A"/>
+                <w:sz w:val="21"/>
+                <w:szCs w:val="21"/>
+              </w:rPr>
+              <w:t xml:space="preserve">流程难以复制，强依赖特定人员的经验</w:t>
+            </w:r>
+          </w:p>
+          <w:p>
+            <w:pPr>
+              <w:pStyle w:val="ListParagraph"/>
+              <w:numPr>
+                <w:ilvl w:val="0"/>
+                <w:numId w:val="2"/>
+              </w:numPr>
+              <w:spacing w:after="30" w:before="30"/>
+            </w:pPr>
+            <w:r>
+              <w:rPr>
+                <w:rFonts w:ascii="Arial" w:cs="Arial" w:eastAsia="Arial" w:hAnsi="Arial"/>
+                <w:color w:val="1A1A1A"/>
+                <w:sz w:val="21"/>
+                <w:szCs w:val="21"/>
+              </w:rPr>
+              <w:t xml:space="preserve">任务状态不透明，进度追踪困难</w:t>
+            </w:r>
+          </w:p>
+        </w:tc>
+      </w:tr>
+      <w:tr>
+        <w:tc>
+          <w:tcPr>
+            <w:tcW w:type="dxa" w:w="1400"/>
+            <w:tcBorders>
+              <w:top w:val="single" w:color="E8E8E8" w:sz="1"/>
+              <w:left w:val="single" w:color="CCCCCC" w:sz="1"/>
+              <w:bottom w:val="single" w:color="E8E8E8" w:sz="1"/>
+              <w:right w:val="single" w:color="D0D0D0" w:sz="1"/>
+            </w:tcBorders>
+            <w:shd w:fill="F5F5F5" w:val="clear"/>
+            <w:tcMar>
+              <w:top w:type="dxa" w:w="100"/>
+              <w:left w:type="dxa" w:w="140"/>
+              <w:bottom w:type="dxa" w:w="100"/>
+              <w:right w:type="dxa" w:w="140"/>
+            </w:tcMar>
+            <w:vAlign w:val="top"/>
+          </w:tcPr>
+          <w:p>
+            <w:r>
+              <w:rPr>
+                <w:rFonts w:ascii="Arial" w:cs="Arial" w:eastAsia="Arial" w:hAnsi="Arial"/>
+                <w:b/>
+                <w:bCs/>
+                <w:color w:val="2E86C1"/>
+                <w:sz w:val="20"/>
+                <w:szCs w:val="20"/>
+              </w:rPr>
+              <w:t xml:space="preserve">我们的解决方案</w:t>
+            </w:r>
+          </w:p>
+        </w:tc>
+        <w:tc>
+          <w:tcPr>
+            <w:tcW w:type="dxa" w:w="7960"/>
+            <w:tcBorders>
+              <w:top w:val="single" w:color="E8E8E8" w:sz="1"/>
+              <w:left w:val="single" w:color="D0D0D0" w:sz="1"/>
+              <w:bottom w:val="single" w:color="E8E8E8" w:sz="1"/>
+              <w:right w:val="single" w:color="CCCCCC" w:sz="1"/>
+            </w:tcBorders>
+            <w:tcMar>
+              <w:top w:type="dxa" w:w="100"/>
+              <w:left w:type="dxa" w:w="160"/>
+              <w:bottom w:type="dxa" w:w="100"/>
+              <w:right w:type="dxa" w:w="160"/>
+            </w:tcMar>
+          </w:tcPr>
+          <w:p>
+            <w:pPr>
+              <w:spacing w:after="0" w:before="0"/>
+            </w:pPr>
+            <w:r>
+              <w:rPr>
+                <w:rFonts w:ascii="Arial" w:cs="Arial" w:eastAsia="Arial" w:hAnsi="Arial"/>
+                <w:color w:val="1A1A1A"/>
+                <w:sz w:val="21"/>
+                <w:szCs w:val="21"/>
+              </w:rPr>
+              <w:t xml:space="preserve">搭建多 Agent 流水线：Director Agent 负责任务拆解和统筹，专项 Agent 各自处理具体任务（生成、校验、修复），关键节点支持人工审批介入。整个过程有状态追踪，支持异常回退和重试。</w:t>
+            </w:r>
+          </w:p>
+        </w:tc>
+      </w:tr>
+      <w:tr>
+        <w:tc>
+          <w:tcPr>
+            <w:tcW w:type="dxa" w:w="1400"/>
+            <w:tcBorders>
+              <w:top w:val="single" w:color="E8E8E8" w:sz="1"/>
+              <w:left w:val="single" w:color="CCCCCC" w:sz="1"/>
+              <w:bottom w:val="single" w:color="E8E8E8" w:sz="1"/>
+              <w:right w:val="single" w:color="D0D0D0" w:sz="1"/>
+            </w:tcBorders>
+            <w:shd w:fill="F5F5F5" w:val="clear"/>
+            <w:tcMar>
+              <w:top w:type="dxa" w:w="100"/>
+              <w:left w:type="dxa" w:w="140"/>
+              <w:bottom w:type="dxa" w:w="100"/>
+              <w:right w:type="dxa" w:w="140"/>
+            </w:tcMar>
+            <w:vAlign w:val="top"/>
+          </w:tcPr>
+          <w:p>
+            <w:r>
+              <w:rPr>
+                <w:rFonts w:ascii="Arial" w:cs="Arial" w:eastAsia="Arial" w:hAnsi="Arial"/>
+                <w:b/>
+                <w:bCs/>
+                <w:color w:val="2E86C1"/>
+                <w:sz w:val="20"/>
+                <w:szCs w:val="20"/>
+              </w:rPr>
+              <w:t xml:space="preserve">适合的甲方</w:t>
+            </w:r>
+          </w:p>
+        </w:tc>
+        <w:tc>
+          <w:tcPr>
+            <w:tcW w:type="dxa" w:w="7960"/>
+            <w:tcBorders>
+              <w:top w:val="single" w:color="E8E8E8" w:sz="1"/>
+              <w:left w:val="single" w:color="D0D0D0" w:sz="1"/>
+              <w:bottom w:val="single" w:color="E8E8E8" w:sz="1"/>
+              <w:right w:val="single" w:color="CCCCCC" w:sz="1"/>
+            </w:tcBorders>
+            <w:tcMar>
+              <w:top w:type="dxa" w:w="100"/>
+              <w:left w:type="dxa" w:w="160"/>
+              <w:bottom w:type="dxa" w:w="100"/>
+              <w:right w:type="dxa" w:w="160"/>
+            </w:tcMar>
+          </w:tcPr>
+          <w:p>
+            <w:pPr>
+              <w:spacing w:after="0" w:before="0"/>
+            </w:pPr>
+            <w:r>
+              <w:rPr>
+                <w:rFonts w:ascii="Arial" w:cs="Arial" w:eastAsia="Arial" w:hAnsi="Arial"/>
+                <w:color w:val="1A1A1A"/>
+                <w:sz w:val="21"/>
+                <w:szCs w:val="21"/>
+              </w:rPr>
+              <w:t xml:space="preserve">视频/内容生产团队 / 营销创意机构 / 需要批量生产标准化内容的平台 / 有复杂审批流的企业</w:t>
+            </w:r>
+          </w:p>
+        </w:tc>
+      </w:tr>
+      <w:tr>
+        <w:tc>
+          <w:tcPr>
+            <w:tcW w:type="dxa" w:w="1400"/>
+            <w:tcBorders>
+              <w:top w:val="single" w:color="E8E8E8" w:sz="1"/>
+              <w:left w:val="single" w:color="CCCCCC" w:sz="1"/>
+              <w:bottom w:val="single" w:color="CCCCCC" w:sz="1"/>
+              <w:right w:val="single" w:color="D0D0D0" w:sz="1"/>
+            </w:tcBorders>
+            <w:shd w:fill="F5F5F5" w:val="clear"/>
+            <w:tcMar>
+              <w:top w:type="dxa" w:w="100"/>
+              <w:left w:type="dxa" w:w="140"/>
+              <w:bottom w:type="dxa" w:w="100"/>
+              <w:right w:type="dxa" w:w="140"/>
+            </w:tcMar>
+            <w:vAlign w:val="top"/>
+          </w:tcPr>
+          <w:p>
+            <w:r>
+              <w:rPr>
+                <w:rFonts w:ascii="Arial" w:cs="Arial" w:eastAsia="Arial" w:hAnsi="Arial"/>
+                <w:b/>
+                <w:bCs/>
+                <w:color w:val="2E86C1"/>
+                <w:sz w:val="20"/>
+                <w:szCs w:val="20"/>
+              </w:rPr>
+              <w:t xml:space="preserve">核心价值</w:t>
+            </w:r>
+          </w:p>
+        </w:tc>
+        <w:tc>
+          <w:tcPr>
+            <w:tcW w:type="dxa" w:w="7960"/>
+            <w:tcBorders>
+              <w:top w:val="single" w:color="E8E8E8" w:sz="1"/>
+              <w:left w:val="single" w:color="D0D0D0" w:sz="1"/>
+              <w:bottom w:val="single" w:color="CCCCCC" w:sz="1"/>
+              <w:right w:val="single" w:color="CCCCCC" w:sz="1"/>
+            </w:tcBorders>
+            <w:tcMar>
+              <w:top w:type="dxa" w:w="100"/>
+              <w:left w:type="dxa" w:w="160"/>
+              <w:bottom w:type="dxa" w:w="100"/>
+              <w:right w:type="dxa" w:w="160"/>
+            </w:tcMar>
+          </w:tcPr>
+          <w:p>
+            <w:pPr>
+              <w:spacing w:after="0" w:before="0"/>
+            </w:pPr>
+            <w:r>
+              <w:rPr>
+                <w:rFonts w:ascii="Arial" w:cs="Arial" w:eastAsia="Arial" w:hAnsi="Arial"/>
+                <w:color w:val="1A1A1A"/>
+                <w:sz w:val="21"/>
+                <w:szCs w:val="21"/>
+              </w:rPr>
+              <w:t xml:space="preserve">把原来需要多人协作数小时完成的任务，压缩到自动化执行；流程可复制、可扩展；人工只在关键决策点介入，效率大幅提升。</w:t>
+            </w:r>
+          </w:p>
+        </w:tc>
+      </w:tr>
+    </w:tbl>
+    <w:p>
+      <w:pPr>
+        <w:spacing w:after="240" w:before="0"/>
+      </w:pPr>
+    </w:p>
+    <w:tbl>
+      <w:tblPr>
+        <w:tblW w:type="dxa" w:w="9360"/>
+        <w:tblBorders>
+          <w:top w:val="single" w:color="auto" w:sz="4"/>
+          <w:left w:val="single" w:color="auto" w:sz="4"/>
+          <w:bottom w:val="single" w:color="auto" w:sz="4"/>
+          <w:right w:val="single" w:color="auto" w:sz="4"/>
+          <w:insideH w:val="single" w:color="auto" w:sz="4"/>
+          <w:insideV w:val="single" w:color="auto" w:sz="4"/>
+        </w:tblBorders>
+      </w:tblPr>
+      <w:tblGrid>
+        <w:gridCol w:w="700"/>
+        <w:gridCol w:w="8660"/>
+      </w:tblGrid>
+      <w:tr>
+        <w:tc>
+          <w:tcPr>
+            <w:tcW w:type="dxa" w:w="700"/>
+            <w:tcBorders>
+              <w:top w:val="single" w:color="1B4F8A" w:sz="1"/>
+              <w:left w:val="single" w:color="1B4F8A" w:sz="1"/>
+              <w:bottom w:val="single" w:color="1B4F8A" w:sz="1"/>
+              <w:right w:val="single" w:color="1B4F8A" w:sz="1"/>
+            </w:tcBorders>
+            <w:shd w:fill="1B4F8A" w:val="clear"/>
+            <w:tcMar>
+              <w:top w:type="dxa" w:w="120"/>
+              <w:left w:type="dxa" w:w="140"/>
+              <w:bottom w:type="dxa" w:w="120"/>
+              <w:right w:type="dxa" w:w="140"/>
+            </w:tcMar>
+            <w:vAlign w:val="center"/>
+          </w:tcPr>
+          <w:p>
+            <w:pPr>
+              <w:jc w:val="center"/>
+            </w:pPr>
+            <w:r>
+              <w:rPr>
+                <w:rFonts w:ascii="Arial" w:cs="Arial" w:eastAsia="Arial" w:hAnsi="Arial"/>
+                <w:b/>
+                <w:bCs/>
+                <w:color w:val="FFFFFF"/>
+                <w:sz w:val="28"/>
+                <w:szCs w:val="28"/>
+              </w:rPr>
+              <w:t xml:space="preserve">05</w:t>
+            </w:r>
+          </w:p>
+        </w:tc>
+        <w:tc>
+          <w:tcPr>
+            <w:tcW w:type="dxa" w:w="8660"/>
+            <w:tcBorders>
+              <w:top w:val="single" w:color="1B4F8A" w:sz="1"/>
+              <w:left w:val="single" w:color="1B4F8A" w:sz="1"/>
+              <w:bottom w:val="single" w:color="1B4F8A" w:sz="1"/>
+              <w:right w:val="single" w:color="1B4F8A" w:sz="1"/>
+            </w:tcBorders>
+            <w:shd w:fill="1B4F8A" w:val="clear"/>
+            <w:tcMar>
+              <w:top w:type="dxa" w:w="120"/>
+              <w:left w:type="dxa" w:w="160"/>
+              <w:bottom w:type="dxa" w:w="120"/>
+              <w:right w:type="dxa" w:w="160"/>
+            </w:tcMar>
+          </w:tcPr>
+          <w:p>
+            <w:r>
+              <w:rPr>
+                <w:rFonts w:ascii="Arial" w:cs="Arial" w:eastAsia="Arial" w:hAnsi="Arial"/>
+                <w:b/>
+                <w:bCs/>
+                <w:color w:val="FFFFFF"/>
+                <w:sz w:val="28"/>
+                <w:szCs w:val="28"/>
+              </w:rPr>
+              <w:t xml:space="preserve">AI 内容创作自动化  </w:t>
+            </w:r>
+            <w:r>
+              <w:rPr>
+                <w:rFonts w:ascii="Arial" w:cs="Arial" w:eastAsia="Arial" w:hAnsi="Arial"/>
+                <w:color w:val="A8D0F0"/>
+                <w:sz w:val="18"/>
+                <w:szCs w:val="18"/>
+              </w:rPr>
+              <w:t xml:space="preserve">已有生产案例</w:t>
+            </w:r>
+          </w:p>
+          <w:p>
+            <w:pPr>
+              <w:spacing w:before="40"/>
+            </w:pPr>
+            <w:r>
+              <w:rPr>
+                <w:rFonts w:ascii="Arial" w:cs="Arial" w:eastAsia="Arial" w:hAnsi="Arial"/>
+                <w:color w:val="C8DFF0"/>
+                <w:sz w:val="20"/>
+                <w:szCs w:val="20"/>
+              </w:rPr>
+              <w:t xml:space="preserve">从创意需求到结构化内容输出，全程 AI 驱动</w:t>
+            </w:r>
+          </w:p>
+        </w:tc>
+      </w:tr>
+      <w:tr>
+        <w:tc>
+          <w:tcPr>
+            <w:tcW w:type="dxa" w:w="1400"/>
+            <w:tcBorders>
+              <w:top w:val="single" w:color="E8E8E8" w:sz="1"/>
+              <w:left w:val="single" w:color="CCCCCC" w:sz="1"/>
+              <w:bottom w:val="single" w:color="E8E8E8" w:sz="1"/>
+              <w:right w:val="single" w:color="D0D0D0" w:sz="1"/>
+            </w:tcBorders>
+            <w:shd w:fill="F5F5F5" w:val="clear"/>
+            <w:tcMar>
+              <w:top w:type="dxa" w:w="100"/>
+              <w:left w:type="dxa" w:w="140"/>
+              <w:bottom w:type="dxa" w:w="100"/>
+              <w:right w:type="dxa" w:w="140"/>
+            </w:tcMar>
+            <w:vAlign w:val="top"/>
+          </w:tcPr>
+          <w:p>
+            <w:r>
+              <w:rPr>
+                <w:rFonts w:ascii="Arial" w:cs="Arial" w:eastAsia="Arial" w:hAnsi="Arial"/>
+                <w:b/>
+                <w:bCs/>
+                <w:color w:val="2E86C1"/>
+                <w:sz w:val="20"/>
+                <w:szCs w:val="20"/>
+              </w:rPr>
+              <w:t xml:space="preserve">应用场景</w:t>
+            </w:r>
+          </w:p>
+        </w:tc>
+        <w:tc>
+          <w:tcPr>
+            <w:tcW w:type="dxa" w:w="7960"/>
+            <w:tcBorders>
+              <w:top w:val="single" w:color="E8E8E8" w:sz="1"/>
+              <w:left w:val="single" w:color="D0D0D0" w:sz="1"/>
+              <w:bottom w:val="single" w:color="E8E8E8" w:sz="1"/>
+              <w:right w:val="single" w:color="CCCCCC" w:sz="1"/>
+            </w:tcBorders>
+            <w:tcMar>
+              <w:top w:type="dxa" w:w="100"/>
+              <w:left w:type="dxa" w:w="160"/>
+              <w:bottom w:type="dxa" w:w="100"/>
+              <w:right w:type="dxa" w:w="160"/>
+            </w:tcMar>
+          </w:tcPr>
+          <w:p>
+            <w:pPr>
+              <w:spacing w:after="0" w:before="0"/>
+            </w:pPr>
+            <w:r>
+              <w:rPr>
+                <w:rFonts w:ascii="Arial" w:cs="Arial" w:eastAsia="Arial" w:hAnsi="Arial"/>
+                <w:color w:val="1A1A1A"/>
+                <w:sz w:val="21"/>
+                <w:szCs w:val="21"/>
+              </w:rPr>
+              <w:t xml:space="preserve">营销团队、教育平台、媒体机构需要持续产出大量结构化内容：课程脚本、视频分镜、营销文案、产品介绍。人工创作产能有限，成本高，且质量依赖创作者的个人水平。</w:t>
+            </w:r>
+          </w:p>
+        </w:tc>
+      </w:tr>
+      <w:tr>
+        <w:tc>
+          <w:tcPr>
+            <w:tcW w:type="dxa" w:w="1400"/>
+            <w:tcBorders>
+              <w:top w:val="single" w:color="E8E8E8" w:sz="1"/>
+              <w:left w:val="single" w:color="CCCCCC" w:sz="1"/>
+              <w:bottom w:val="single" w:color="E8E8E8" w:sz="1"/>
+              <w:right w:val="single" w:color="D0D0D0" w:sz="1"/>
+            </w:tcBorders>
+            <w:shd w:fill="F5F5F5" w:val="clear"/>
+            <w:tcMar>
+              <w:top w:type="dxa" w:w="100"/>
+              <w:left w:type="dxa" w:w="140"/>
+              <w:bottom w:type="dxa" w:w="100"/>
+              <w:right w:type="dxa" w:w="140"/>
+            </w:tcMar>
+            <w:vAlign w:val="top"/>
+          </w:tcPr>
+          <w:p>
+            <w:r>
+              <w:rPr>
+                <w:rFonts w:ascii="Arial" w:cs="Arial" w:eastAsia="Arial" w:hAnsi="Arial"/>
+                <w:b/>
+                <w:bCs/>
+                <w:color w:val="2E86C1"/>
+                <w:sz w:val="20"/>
+                <w:szCs w:val="20"/>
+              </w:rPr>
+              <w:t xml:space="preserve">用户痛点</w:t>
+            </w:r>
+          </w:p>
+        </w:tc>
+        <w:tc>
+          <w:tcPr>
+            <w:tcW w:type="dxa" w:w="7960"/>
+            <w:tcBorders>
+              <w:top w:val="single" w:color="E8E8E8" w:sz="1"/>
+              <w:left w:val="single" w:color="D0D0D0" w:sz="1"/>
+              <w:bottom w:val="single" w:color="E8E8E8" w:sz="1"/>
+              <w:right w:val="single" w:color="CCCCCC" w:sz="1"/>
+            </w:tcBorders>
+            <w:tcMar>
+              <w:top w:type="dxa" w:w="100"/>
+              <w:left w:type="dxa" w:w="160"/>
+              <w:bottom w:type="dxa" w:w="100"/>
+              <w:right w:type="dxa" w:w="160"/>
+            </w:tcMar>
+          </w:tcPr>
+          <w:p>
+            <w:pPr>
+              <w:pStyle w:val="ListParagraph"/>
+              <w:numPr>
+                <w:ilvl w:val="0"/>
+                <w:numId w:val="2"/>
+              </w:numPr>
+              <w:spacing w:after="30" w:before="30"/>
+            </w:pPr>
+            <w:r>
+              <w:rPr>
+                <w:rFonts w:ascii="Arial" w:cs="Arial" w:eastAsia="Arial" w:hAnsi="Arial"/>
+                <w:color w:val="1A1A1A"/>
+                <w:sz w:val="21"/>
+                <w:szCs w:val="21"/>
+              </w:rPr>
+              <w:t xml:space="preserve">内容需求量大，创作团队产能严重不足</w:t>
+            </w:r>
+          </w:p>
+          <w:p>
+            <w:pPr>
+              <w:pStyle w:val="ListParagraph"/>
+              <w:numPr>
+                <w:ilvl w:val="0"/>
+                <w:numId w:val="2"/>
+              </w:numPr>
+              <w:spacing w:after="30" w:before="30"/>
+            </w:pPr>
+            <w:r>
+              <w:rPr>
+                <w:rFonts w:ascii="Arial" w:cs="Arial" w:eastAsia="Arial" w:hAnsi="Arial"/>
+                <w:color w:val="1A1A1A"/>
+                <w:sz w:val="21"/>
+                <w:szCs w:val="21"/>
+              </w:rPr>
+              <w:t xml:space="preserve">内容质量参差不齐，风格难以统一</w:t>
+            </w:r>
+          </w:p>
+          <w:p>
+            <w:pPr>
+              <w:pStyle w:val="ListParagraph"/>
+              <w:numPr>
+                <w:ilvl w:val="0"/>
+                <w:numId w:val="2"/>
+              </w:numPr>
+              <w:spacing w:after="30" w:before="30"/>
+            </w:pPr>
+            <w:r>
+              <w:rPr>
+                <w:rFonts w:ascii="Arial" w:cs="Arial" w:eastAsia="Arial" w:hAnsi="Arial"/>
+                <w:color w:val="1A1A1A"/>
+                <w:sz w:val="21"/>
+                <w:szCs w:val="21"/>
+              </w:rPr>
+              <w:t xml:space="preserve">从需求到成稿周期长，迭代慢</w:t>
+            </w:r>
+          </w:p>
+          <w:p>
+            <w:pPr>
+              <w:pStyle w:val="ListParagraph"/>
+              <w:numPr>
+                <w:ilvl w:val="0"/>
+                <w:numId w:val="2"/>
+              </w:numPr>
+              <w:spacing w:after="30" w:before="30"/>
+            </w:pPr>
+            <w:r>
+              <w:rPr>
+                <w:rFonts w:ascii="Arial" w:cs="Arial" w:eastAsia="Arial" w:hAnsi="Arial"/>
+                <w:color w:val="1A1A1A"/>
+                <w:sz w:val="21"/>
+                <w:szCs w:val="21"/>
+              </w:rPr>
+              <w:t xml:space="preserve">好的创作经验难以沉淀和复用</w:t>
+            </w:r>
+          </w:p>
+        </w:tc>
+      </w:tr>
+      <w:tr>
+        <w:tc>
+          <w:tcPr>
+            <w:tcW w:type="dxa" w:w="1400"/>
+            <w:tcBorders>
+              <w:top w:val="single" w:color="E8E8E8" w:sz="1"/>
+              <w:left w:val="single" w:color="CCCCCC" w:sz="1"/>
+              <w:bottom w:val="single" w:color="E8E8E8" w:sz="1"/>
+              <w:right w:val="single" w:color="D0D0D0" w:sz="1"/>
+            </w:tcBorders>
+            <w:shd w:fill="F5F5F5" w:val="clear"/>
+            <w:tcMar>
+              <w:top w:type="dxa" w:w="100"/>
+              <w:left w:type="dxa" w:w="140"/>
+              <w:bottom w:type="dxa" w:w="100"/>
+              <w:right w:type="dxa" w:w="140"/>
+            </w:tcMar>
+            <w:vAlign w:val="top"/>
+          </w:tcPr>
+          <w:p>
+            <w:r>
+              <w:rPr>
+                <w:rFonts w:ascii="Arial" w:cs="Arial" w:eastAsia="Arial" w:hAnsi="Arial"/>
+                <w:b/>
+                <w:bCs/>
+                <w:color w:val="2E86C1"/>
+                <w:sz w:val="20"/>
+                <w:szCs w:val="20"/>
+              </w:rPr>
+              <w:t xml:space="preserve">我们的解决方案</w:t>
+            </w:r>
+          </w:p>
+        </w:tc>
+        <w:tc>
+          <w:tcPr>
+            <w:tcW w:type="dxa" w:w="7960"/>
+            <w:tcBorders>
+              <w:top w:val="single" w:color="E8E8E8" w:sz="1"/>
+              <w:left w:val="single" w:color="D0D0D0" w:sz="1"/>
+              <w:bottom w:val="single" w:color="E8E8E8" w:sz="1"/>
+              <w:right w:val="single" w:color="CCCCCC" w:sz="1"/>
+            </w:tcBorders>
+            <w:tcMar>
+              <w:top w:type="dxa" w:w="100"/>
+              <w:left w:type="dxa" w:w="160"/>
+              <w:bottom w:type="dxa" w:w="100"/>
+              <w:right w:type="dxa" w:w="160"/>
+            </w:tcMar>
+          </w:tcPr>
+          <w:p>
+            <w:pPr>
+              <w:spacing w:after="0" w:before="0"/>
+            </w:pPr>
+            <w:r>
+              <w:rPr>
+                <w:rFonts w:ascii="Arial" w:cs="Arial" w:eastAsia="Arial" w:hAnsi="Arial"/>
+                <w:color w:val="1A1A1A"/>
+                <w:sz w:val="21"/>
+                <w:szCs w:val="21"/>
+              </w:rPr>
+              <w:t xml:space="preserve">输入内容需求或素材，系统自动生成结构化内容方案（章节大纲、脚本、分镜、代码），支持多轮修改和质量自评。可接入人工审批节点，确保输出符合品牌和业务要求。</w:t>
+            </w:r>
+          </w:p>
+        </w:tc>
+      </w:tr>
+      <w:tr>
+        <w:tc>
+          <w:tcPr>
+            <w:tcW w:type="dxa" w:w="1400"/>
+            <w:tcBorders>
+              <w:top w:val="single" w:color="E8E8E8" w:sz="1"/>
+              <w:left w:val="single" w:color="CCCCCC" w:sz="1"/>
+              <w:bottom w:val="single" w:color="E8E8E8" w:sz="1"/>
+              <w:right w:val="single" w:color="D0D0D0" w:sz="1"/>
+            </w:tcBorders>
+            <w:shd w:fill="F5F5F5" w:val="clear"/>
+            <w:tcMar>
+              <w:top w:type="dxa" w:w="100"/>
+              <w:left w:type="dxa" w:w="140"/>
+              <w:bottom w:type="dxa" w:w="100"/>
+              <w:right w:type="dxa" w:w="140"/>
+            </w:tcMar>
+            <w:vAlign w:val="top"/>
+          </w:tcPr>
+          <w:p>
+            <w:r>
+              <w:rPr>
+                <w:rFonts w:ascii="Arial" w:cs="Arial" w:eastAsia="Arial" w:hAnsi="Arial"/>
+                <w:b/>
+                <w:bCs/>
+                <w:color w:val="2E86C1"/>
+                <w:sz w:val="20"/>
+                <w:szCs w:val="20"/>
+              </w:rPr>
+              <w:t xml:space="preserve">适合的甲方</w:t>
+            </w:r>
+          </w:p>
+        </w:tc>
+        <w:tc>
+          <w:tcPr>
+            <w:tcW w:type="dxa" w:w="7960"/>
+            <w:tcBorders>
+              <w:top w:val="single" w:color="E8E8E8" w:sz="1"/>
+              <w:left w:val="single" w:color="D0D0D0" w:sz="1"/>
+              <w:bottom w:val="single" w:color="E8E8E8" w:sz="1"/>
+              <w:right w:val="single" w:color="CCCCCC" w:sz="1"/>
+            </w:tcBorders>
+            <w:tcMar>
+              <w:top w:type="dxa" w:w="100"/>
+              <w:left w:type="dxa" w:w="160"/>
+              <w:bottom w:type="dxa" w:w="100"/>
+              <w:right w:type="dxa" w:w="160"/>
+            </w:tcMar>
+          </w:tcPr>
+          <w:p>
+            <w:pPr>
+              <w:spacing w:after="0" w:before="0"/>
+            </w:pPr>
+            <w:r>
+              <w:rPr>
+                <w:rFonts w:ascii="Arial" w:cs="Arial" w:eastAsia="Arial" w:hAnsi="Arial"/>
+                <w:color w:val="1A1A1A"/>
+                <w:sz w:val="21"/>
+                <w:szCs w:val="21"/>
+              </w:rPr>
+              <w:t xml:space="preserve">在线教育平台 / 营销创意公司 / 短视频内容机构 / 企业品牌传播部门 / 游戏/互动内容制作团队</w:t>
+            </w:r>
+          </w:p>
+        </w:tc>
+      </w:tr>
+      <w:tr>
+        <w:tc>
+          <w:tcPr>
+            <w:tcW w:type="dxa" w:w="1400"/>
+            <w:tcBorders>
+              <w:top w:val="single" w:color="E8E8E8" w:sz="1"/>
+              <w:left w:val="single" w:color="CCCCCC" w:sz="1"/>
+              <w:bottom w:val="single" w:color="CCCCCC" w:sz="1"/>
+              <w:right w:val="single" w:color="D0D0D0" w:sz="1"/>
+            </w:tcBorders>
+            <w:shd w:fill="F5F5F5" w:val="clear"/>
+            <w:tcMar>
+              <w:top w:type="dxa" w:w="100"/>
+              <w:left w:type="dxa" w:w="140"/>
+              <w:bottom w:type="dxa" w:w="100"/>
+              <w:right w:type="dxa" w:w="140"/>
+            </w:tcMar>
+            <w:vAlign w:val="top"/>
+          </w:tcPr>
+          <w:p>
+            <w:r>
+              <w:rPr>
+                <w:rFonts w:ascii="Arial" w:cs="Arial" w:eastAsia="Arial" w:hAnsi="Arial"/>
+                <w:b/>
+                <w:bCs/>
+                <w:color w:val="2E86C1"/>
+                <w:sz w:val="20"/>
+                <w:szCs w:val="20"/>
+              </w:rPr>
+              <w:t xml:space="preserve">核心价值</w:t>
+            </w:r>
+          </w:p>
+        </w:tc>
+        <w:tc>
+          <w:tcPr>
+            <w:tcW w:type="dxa" w:w="7960"/>
+            <w:tcBorders>
+              <w:top w:val="single" w:color="E8E8E8" w:sz="1"/>
+              <w:left w:val="single" w:color="D0D0D0" w:sz="1"/>
+              <w:bottom w:val="single" w:color="CCCCCC" w:sz="1"/>
+              <w:right w:val="single" w:color="CCCCCC" w:sz="1"/>
+            </w:tcBorders>
+            <w:tcMar>
+              <w:top w:type="dxa" w:w="100"/>
+              <w:left w:type="dxa" w:w="160"/>
+              <w:bottom w:type="dxa" w:w="100"/>
+              <w:right w:type="dxa" w:w="160"/>
+            </w:tcMar>
+          </w:tcPr>
+          <w:p>
+            <w:pPr>
+              <w:spacing w:after="0" w:before="0"/>
+            </w:pPr>
+            <w:r>
+              <w:rPr>
+                <w:rFonts w:ascii="Arial" w:cs="Arial" w:eastAsia="Arial" w:hAnsi="Arial"/>
+                <w:color w:val="1A1A1A"/>
+                <w:sz w:val="21"/>
+                <w:szCs w:val="21"/>
+              </w:rPr>
+              <w:t xml:space="preserve">将内容生产效率提升 5-10 倍；统一内容风格和质量标准；创作经验沉淀为可复用的 AI 流程，不再依赖个别创作者。</w:t>
+            </w:r>
+          </w:p>
+        </w:tc>
+      </w:tr>
+    </w:tbl>
+    <w:p>
+      <w:pPr>
+        <w:spacing w:after="240" w:before="0"/>
+      </w:pPr>
+    </w:p>
+    <w:tbl>
+      <w:tblPr>
+        <w:tblW w:type="dxa" w:w="9360"/>
+        <w:tblBorders>
+          <w:top w:val="single" w:color="auto" w:sz="4"/>
+          <w:left w:val="single" w:color="auto" w:sz="4"/>
+          <w:bottom w:val="single" w:color="auto" w:sz="4"/>
+          <w:right w:val="single" w:color="auto" w:sz="4"/>
+          <w:insideH w:val="single" w:color="auto" w:sz="4"/>
+          <w:insideV w:val="single" w:color="auto" w:sz="4"/>
+        </w:tblBorders>
+      </w:tblPr>
+      <w:tblGrid>
+        <w:gridCol w:w="700"/>
+        <w:gridCol w:w="8660"/>
+      </w:tblGrid>
+      <w:tr>
+        <w:tc>
+          <w:tcPr>
+            <w:tcW w:type="dxa" w:w="700"/>
+            <w:tcBorders>
+              <w:top w:val="single" w:color="1B4F8A" w:sz="1"/>
+              <w:left w:val="single" w:color="1B4F8A" w:sz="1"/>
+              <w:bottom w:val="single" w:color="1B4F8A" w:sz="1"/>
+              <w:right w:val="single" w:color="1B4F8A" w:sz="1"/>
+            </w:tcBorders>
+            <w:shd w:fill="1B4F8A" w:val="clear"/>
+            <w:tcMar>
+              <w:top w:type="dxa" w:w="120"/>
+              <w:left w:type="dxa" w:w="140"/>
+              <w:bottom w:type="dxa" w:w="120"/>
+              <w:right w:type="dxa" w:w="140"/>
+            </w:tcMar>
+            <w:vAlign w:val="center"/>
+          </w:tcPr>
+          <w:p>
+            <w:pPr>
+              <w:jc w:val="center"/>
+            </w:pPr>
+            <w:r>
+              <w:rPr>
+                <w:rFonts w:ascii="Arial" w:cs="Arial" w:eastAsia="Arial" w:hAnsi="Arial"/>
+                <w:b/>
+                <w:bCs/>
+                <w:color w:val="FFFFFF"/>
+                <w:sz w:val="28"/>
+                <w:szCs w:val="28"/>
+              </w:rPr>
+              <w:t xml:space="preserve">06</w:t>
+            </w:r>
+          </w:p>
+        </w:tc>
+        <w:tc>
+          <w:tcPr>
+            <w:tcW w:type="dxa" w:w="8660"/>
+            <w:tcBorders>
+              <w:top w:val="single" w:color="1B4F8A" w:sz="1"/>
+              <w:left w:val="single" w:color="1B4F8A" w:sz="1"/>
+              <w:bottom w:val="single" w:color="1B4F8A" w:sz="1"/>
+              <w:right w:val="single" w:color="1B4F8A" w:sz="1"/>
+            </w:tcBorders>
+            <w:shd w:fill="1B4F8A" w:val="clear"/>
+            <w:tcMar>
+              <w:top w:type="dxa" w:w="120"/>
+              <w:left w:type="dxa" w:w="160"/>
+              <w:bottom w:type="dxa" w:w="120"/>
+              <w:right w:type="dxa" w:w="160"/>
+            </w:tcMar>
+          </w:tcPr>
+          <w:p>
+            <w:r>
+              <w:rPr>
+                <w:rFonts w:ascii="Arial" w:cs="Arial" w:eastAsia="Arial" w:hAnsi="Arial"/>
+                <w:b/>
+                <w:bCs/>
+                <w:color w:val="FFFFFF"/>
+                <w:sz w:val="28"/>
+                <w:szCs w:val="28"/>
+              </w:rPr>
+              <w:t xml:space="preserve">视觉识别与智能预警  </w:t>
+            </w:r>
+            <w:r>
+              <w:rPr>
+                <w:rFonts w:ascii="Arial" w:cs="Arial" w:eastAsia="Arial" w:hAnsi="Arial"/>
+                <w:color w:val="A8D0F0"/>
+                <w:sz w:val="18"/>
+                <w:szCs w:val="18"/>
+              </w:rPr>
+              <w:t xml:space="preserve">规划中 / 可定制</w:t>
+            </w:r>
+          </w:p>
+          <w:p>
+            <w:pPr>
+              <w:spacing w:before="40"/>
+            </w:pPr>
+            <w:r>
+              <w:rPr>
+                <w:rFonts w:ascii="Arial" w:cs="Arial" w:eastAsia="Arial" w:hAnsi="Arial"/>
+                <w:color w:val="C8DFF0"/>
+                <w:sz w:val="20"/>
+                <w:szCs w:val="20"/>
+              </w:rPr>
+              <w:t xml:space="preserve">让摄像头从"看见"到"看懂"</w:t>
+            </w:r>
+          </w:p>
+        </w:tc>
+      </w:tr>
+      <w:tr>
+        <w:tc>
+          <w:tcPr>
+            <w:tcW w:type="dxa" w:w="1400"/>
+            <w:tcBorders>
+              <w:top w:val="single" w:color="E8E8E8" w:sz="1"/>
+              <w:left w:val="single" w:color="CCCCCC" w:sz="1"/>
+              <w:bottom w:val="single" w:color="E8E8E8" w:sz="1"/>
+              <w:right w:val="single" w:color="D0D0D0" w:sz="1"/>
+            </w:tcBorders>
+            <w:shd w:fill="F5F5F5" w:val="clear"/>
+            <w:tcMar>
+              <w:top w:type="dxa" w:w="100"/>
+              <w:left w:type="dxa" w:w="140"/>
+              <w:bottom w:type="dxa" w:w="100"/>
+              <w:right w:type="dxa" w:w="140"/>
+            </w:tcMar>
+            <w:vAlign w:val="top"/>
+          </w:tcPr>
+          <w:p>
+            <w:r>
+              <w:rPr>
+                <w:rFonts w:ascii="Arial" w:cs="Arial" w:eastAsia="Arial" w:hAnsi="Arial"/>
+                <w:b/>
+                <w:bCs/>
+                <w:color w:val="2E86C1"/>
+                <w:sz w:val="20"/>
+                <w:szCs w:val="20"/>
+              </w:rPr>
+              <w:t xml:space="preserve">应用场景</w:t>
+            </w:r>
+          </w:p>
+        </w:tc>
+        <w:tc>
+          <w:tcPr>
+            <w:tcW w:type="dxa" w:w="7960"/>
+            <w:tcBorders>
+              <w:top w:val="single" w:color="E8E8E8" w:sz="1"/>
+              <w:left w:val="single" w:color="D0D0D0" w:sz="1"/>
+              <w:bottom w:val="single" w:color="E8E8E8" w:sz="1"/>
+              <w:right w:val="single" w:color="CCCCCC" w:sz="1"/>
+            </w:tcBorders>
+            <w:tcMar>
+              <w:top w:type="dxa" w:w="100"/>
+              <w:left w:type="dxa" w:w="160"/>
+              <w:bottom w:type="dxa" w:w="100"/>
+              <w:right w:type="dxa" w:w="160"/>
+            </w:tcMar>
+          </w:tcPr>
+          <w:p>
+            <w:pPr>
+              <w:spacing w:after="0" w:before="0"/>
+            </w:pPr>
+            <w:r>
+              <w:rPr>
+                <w:rFonts w:ascii="Arial" w:cs="Arial" w:eastAsia="Arial" w:hAnsi="Arial"/>
+                <w:color w:val="1A1A1A"/>
+                <w:sz w:val="21"/>
+                <w:szCs w:val="21"/>
+              </w:rPr>
+              <w:t xml:space="preserve">农业园区、工厂车间、仓储物流、安防监控场景中部署了大量摄像头，但多数只能被动录像，无法主动识别异常。靠人工轮班盯屏发现问题，成本高、响应慢、容易漏报。</w:t>
+            </w:r>
+          </w:p>
+        </w:tc>
+      </w:tr>
+      <w:tr>
+        <w:tc>
+          <w:tcPr>
+            <w:tcW w:type="dxa" w:w="1400"/>
+            <w:tcBorders>
+              <w:top w:val="single" w:color="E8E8E8" w:sz="1"/>
+              <w:left w:val="single" w:color="CCCCCC" w:sz="1"/>
+              <w:bottom w:val="single" w:color="E8E8E8" w:sz="1"/>
+              <w:right w:val="single" w:color="D0D0D0" w:sz="1"/>
+            </w:tcBorders>
+            <w:shd w:fill="F5F5F5" w:val="clear"/>
+            <w:tcMar>
+              <w:top w:type="dxa" w:w="100"/>
+              <w:left w:type="dxa" w:w="140"/>
+              <w:bottom w:type="dxa" w:w="100"/>
+              <w:right w:type="dxa" w:w="140"/>
+            </w:tcMar>
+            <w:vAlign w:val="top"/>
+          </w:tcPr>
+          <w:p>
+            <w:r>
+              <w:rPr>
+                <w:rFonts w:ascii="Arial" w:cs="Arial" w:eastAsia="Arial" w:hAnsi="Arial"/>
+                <w:b/>
+                <w:bCs/>
+                <w:color w:val="2E86C1"/>
+                <w:sz w:val="20"/>
+                <w:szCs w:val="20"/>
+              </w:rPr>
+              <w:t xml:space="preserve">用户痛点</w:t>
+            </w:r>
+          </w:p>
+        </w:tc>
+        <w:tc>
+          <w:tcPr>
+            <w:tcW w:type="dxa" w:w="7960"/>
+            <w:tcBorders>
+              <w:top w:val="single" w:color="E8E8E8" w:sz="1"/>
+              <w:left w:val="single" w:color="D0D0D0" w:sz="1"/>
+              <w:bottom w:val="single" w:color="E8E8E8" w:sz="1"/>
+              <w:right w:val="single" w:color="CCCCCC" w:sz="1"/>
+            </w:tcBorders>
+            <w:tcMar>
+              <w:top w:type="dxa" w:w="100"/>
+              <w:left w:type="dxa" w:w="160"/>
+              <w:bottom w:type="dxa" w:w="100"/>
+              <w:right w:type="dxa" w:w="160"/>
+            </w:tcMar>
+          </w:tcPr>
+          <w:p>
+            <w:pPr>
+              <w:pStyle w:val="ListParagraph"/>
+              <w:numPr>
+                <w:ilvl w:val="0"/>
+                <w:numId w:val="2"/>
+              </w:numPr>
+              <w:spacing w:after="30" w:before="30"/>
+            </w:pPr>
+            <w:r>
+              <w:rPr>
+                <w:rFonts w:ascii="Arial" w:cs="Arial" w:eastAsia="Arial" w:hAnsi="Arial"/>
+                <w:color w:val="1A1A1A"/>
+                <w:sz w:val="21"/>
+                <w:szCs w:val="21"/>
+              </w:rPr>
+              <w:t xml:space="preserve">摄像头只会"录像"，不会"报警"，异常全靠人工发现</w:t>
+            </w:r>
+          </w:p>
+          <w:p>
+            <w:pPr>
+              <w:pStyle w:val="ListParagraph"/>
+              <w:numPr>
+                <w:ilvl w:val="0"/>
+                <w:numId w:val="2"/>
+              </w:numPr>
+              <w:spacing w:after="30" w:before="30"/>
+            </w:pPr>
+            <w:r>
+              <w:rPr>
+                <w:rFonts w:ascii="Arial" w:cs="Arial" w:eastAsia="Arial" w:hAnsi="Arial"/>
+                <w:color w:val="1A1A1A"/>
+                <w:sz w:val="21"/>
+                <w:szCs w:val="21"/>
+              </w:rPr>
+              <w:t xml:space="preserve">人工盯屏成本高，夜间和节假日监控能力薄弱</w:t>
+            </w:r>
+          </w:p>
+          <w:p>
+            <w:pPr>
+              <w:pStyle w:val="ListParagraph"/>
+              <w:numPr>
+                <w:ilvl w:val="0"/>
+                <w:numId w:val="2"/>
+              </w:numPr>
+              <w:spacing w:after="30" w:before="30"/>
+            </w:pPr>
+            <w:r>
+              <w:rPr>
+                <w:rFonts w:ascii="Arial" w:cs="Arial" w:eastAsia="Arial" w:hAnsi="Arial"/>
+                <w:color w:val="1A1A1A"/>
+                <w:sz w:val="21"/>
+                <w:szCs w:val="21"/>
+              </w:rPr>
+              <w:t xml:space="preserve">病害、质量缺陷等问题发现时往往已经大规模扩散</w:t>
+            </w:r>
+          </w:p>
+          <w:p>
+            <w:pPr>
+              <w:pStyle w:val="ListParagraph"/>
+              <w:numPr>
+                <w:ilvl w:val="0"/>
+                <w:numId w:val="2"/>
+              </w:numPr>
+              <w:spacing w:after="30" w:before="30"/>
+            </w:pPr>
+            <w:r>
+              <w:rPr>
+                <w:rFonts w:ascii="Arial" w:cs="Arial" w:eastAsia="Arial" w:hAnsi="Arial"/>
+                <w:color w:val="1A1A1A"/>
+                <w:sz w:val="21"/>
+                <w:szCs w:val="21"/>
+              </w:rPr>
+              <w:t xml:space="preserve">事后取证困难，无法做到早发现早干预</w:t>
+            </w:r>
+          </w:p>
+        </w:tc>
+      </w:tr>
+      <w:tr>
+        <w:tc>
+          <w:tcPr>
+            <w:tcW w:type="dxa" w:w="1400"/>
+            <w:tcBorders>
+              <w:top w:val="single" w:color="E8E8E8" w:sz="1"/>
+              <w:left w:val="single" w:color="CCCCCC" w:sz="1"/>
+              <w:bottom w:val="single" w:color="E8E8E8" w:sz="1"/>
+              <w:right w:val="single" w:color="D0D0D0" w:sz="1"/>
+            </w:tcBorders>
+            <w:shd w:fill="F5F5F5" w:val="clear"/>
+            <w:tcMar>
+              <w:top w:type="dxa" w:w="100"/>
+              <w:left w:type="dxa" w:w="140"/>
+              <w:bottom w:type="dxa" w:w="100"/>
+              <w:right w:type="dxa" w:w="140"/>
+            </w:tcMar>
+            <w:vAlign w:val="top"/>
+          </w:tcPr>
+          <w:p>
+            <w:r>
+              <w:rPr>
+                <w:rFonts w:ascii="Arial" w:cs="Arial" w:eastAsia="Arial" w:hAnsi="Arial"/>
+                <w:b/>
+                <w:bCs/>
+                <w:color w:val="2E86C1"/>
+                <w:sz w:val="20"/>
+                <w:szCs w:val="20"/>
+              </w:rPr>
+              <w:t xml:space="preserve">我们的解决方案</w:t>
+            </w:r>
+          </w:p>
+        </w:tc>
+        <w:tc>
+          <w:tcPr>
+            <w:tcW w:type="dxa" w:w="7960"/>
+            <w:tcBorders>
+              <w:top w:val="single" w:color="E8E8E8" w:sz="1"/>
+              <w:left w:val="single" w:color="D0D0D0" w:sz="1"/>
+              <w:bottom w:val="single" w:color="E8E8E8" w:sz="1"/>
+              <w:right w:val="single" w:color="CCCCCC" w:sz="1"/>
+            </w:tcBorders>
+            <w:tcMar>
+              <w:top w:type="dxa" w:w="100"/>
+              <w:left w:type="dxa" w:w="160"/>
+              <w:bottom w:type="dxa" w:w="100"/>
+              <w:right w:type="dxa" w:w="160"/>
+            </w:tcMar>
+          </w:tcPr>
+          <w:p>
+            <w:pPr>
+              <w:spacing w:after="0" w:before="0"/>
+            </w:pPr>
+            <w:r>
+              <w:rPr>
+                <w:rFonts w:ascii="Arial" w:cs="Arial" w:eastAsia="Arial" w:hAnsi="Arial"/>
+                <w:color w:val="1A1A1A"/>
+                <w:sz w:val="21"/>
+                <w:szCs w:val="21"/>
+              </w:rPr>
+              <w:t xml:space="preserve">针对特定场景训练视觉识别模型（如病虫害、设备状态、产品缺陷、人员行为），实时分析视频流，一旦检测到目标或异常自动触发预警通知，并留存图像证据，支持人工复核。</w:t>
+            </w:r>
+          </w:p>
+        </w:tc>
+      </w:tr>
+      <w:tr>
+        <w:tc>
+          <w:tcPr>
+            <w:tcW w:type="dxa" w:w="1400"/>
+            <w:tcBorders>
+              <w:top w:val="single" w:color="E8E8E8" w:sz="1"/>
+              <w:left w:val="single" w:color="CCCCCC" w:sz="1"/>
+              <w:bottom w:val="single" w:color="E8E8E8" w:sz="1"/>
+              <w:right w:val="single" w:color="D0D0D0" w:sz="1"/>
+            </w:tcBorders>
+            <w:shd w:fill="F5F5F5" w:val="clear"/>
+            <w:tcMar>
+              <w:top w:type="dxa" w:w="100"/>
+              <w:left w:type="dxa" w:w="140"/>
+              <w:bottom w:type="dxa" w:w="100"/>
+              <w:right w:type="dxa" w:w="140"/>
+            </w:tcMar>
+            <w:vAlign w:val="top"/>
+          </w:tcPr>
+          <w:p>
+            <w:r>
+              <w:rPr>
+                <w:rFonts w:ascii="Arial" w:cs="Arial" w:eastAsia="Arial" w:hAnsi="Arial"/>
+                <w:b/>
+                <w:bCs/>
+                <w:color w:val="2E86C1"/>
+                <w:sz w:val="20"/>
+                <w:szCs w:val="20"/>
+              </w:rPr>
+              <w:t xml:space="preserve">适合的甲方</w:t>
+            </w:r>
+          </w:p>
+        </w:tc>
+        <w:tc>
+          <w:tcPr>
+            <w:tcW w:type="dxa" w:w="7960"/>
+            <w:tcBorders>
+              <w:top w:val="single" w:color="E8E8E8" w:sz="1"/>
+              <w:left w:val="single" w:color="D0D0D0" w:sz="1"/>
+              <w:bottom w:val="single" w:color="E8E8E8" w:sz="1"/>
+              <w:right w:val="single" w:color="CCCCCC" w:sz="1"/>
+            </w:tcBorders>
+            <w:tcMar>
+              <w:top w:type="dxa" w:w="100"/>
+              <w:left w:type="dxa" w:w="160"/>
+              <w:bottom w:type="dxa" w:w="100"/>
+              <w:right w:type="dxa" w:w="160"/>
+            </w:tcMar>
+          </w:tcPr>
+          <w:p>
+            <w:pPr>
+              <w:spacing w:after="0" w:before="0"/>
+            </w:pPr>
+            <w:r>
+              <w:rPr>
+                <w:rFonts w:ascii="Arial" w:cs="Arial" w:eastAsia="Arial" w:hAnsi="Arial"/>
+                <w:color w:val="1A1A1A"/>
+                <w:sz w:val="21"/>
+                <w:szCs w:val="21"/>
+              </w:rPr>
+              <w:t xml:space="preserve">智慧农业园区 / 工厂质检线 / 农业保险公司（理赔留证）/ 仓储物流监控 / 建筑工地安全合规</w:t>
+            </w:r>
+          </w:p>
+        </w:tc>
+      </w:tr>
+      <w:tr>
+        <w:tc>
+          <w:tcPr>
+            <w:tcW w:type="dxa" w:w="1400"/>
+            <w:tcBorders>
+              <w:top w:val="single" w:color="E8E8E8" w:sz="1"/>
+              <w:left w:val="single" w:color="CCCCCC" w:sz="1"/>
+              <w:bottom w:val="single" w:color="CCCCCC" w:sz="1"/>
+              <w:right w:val="single" w:color="D0D0D0" w:sz="1"/>
+            </w:tcBorders>
+            <w:shd w:fill="F5F5F5" w:val="clear"/>
+            <w:tcMar>
+              <w:top w:type="dxa" w:w="100"/>
+              <w:left w:type="dxa" w:w="140"/>
+              <w:bottom w:type="dxa" w:w="100"/>
+              <w:right w:type="dxa" w:w="140"/>
+            </w:tcMar>
+            <w:vAlign w:val="top"/>
+          </w:tcPr>
+          <w:p>
+            <w:r>
+              <w:rPr>
+                <w:rFonts w:ascii="Arial" w:cs="Arial" w:eastAsia="Arial" w:hAnsi="Arial"/>
+                <w:b/>
+                <w:bCs/>
+                <w:color w:val="2E86C1"/>
+                <w:sz w:val="20"/>
+                <w:szCs w:val="20"/>
+              </w:rPr>
+              <w:t xml:space="preserve">核心价值</w:t>
+            </w:r>
+          </w:p>
+        </w:tc>
+        <w:tc>
+          <w:tcPr>
+            <w:tcW w:type="dxa" w:w="7960"/>
+            <w:tcBorders>
+              <w:top w:val="single" w:color="E8E8E8" w:sz="1"/>
+              <w:left w:val="single" w:color="D0D0D0" w:sz="1"/>
+              <w:bottom w:val="single" w:color="CCCCCC" w:sz="1"/>
+              <w:right w:val="single" w:color="CCCCCC" w:sz="1"/>
+            </w:tcBorders>
+            <w:tcMar>
+              <w:top w:type="dxa" w:w="100"/>
+              <w:left w:type="dxa" w:w="160"/>
+              <w:bottom w:type="dxa" w:w="100"/>
+              <w:right w:type="dxa" w:w="160"/>
+            </w:tcMar>
+          </w:tcPr>
+          <w:p>
+            <w:pPr>
+              <w:spacing w:after="0" w:before="0"/>
+            </w:pPr>
+            <w:r>
+              <w:rPr>
+                <w:rFonts w:ascii="Arial" w:cs="Arial" w:eastAsia="Arial" w:hAnsi="Arial"/>
+                <w:color w:val="1A1A1A"/>
+                <w:sz w:val="21"/>
+                <w:szCs w:val="21"/>
+              </w:rPr>
+              <w:t xml:space="preserve">7×24 小时自动监测，不依赖人力轮岗；早发现早干预，减少损失；预警有图像证据，便于复盘和理赔；可叠加在已有摄像头设施上，改造成本低。</w:t>
+            </w:r>
+          </w:p>
+        </w:tc>
+      </w:tr>
+    </w:tbl>
+    <w:p>
+      <w:pPr>
+        <w:spacing w:after="240" w:before="0"/>
+      </w:pPr>
+    </w:p>
+    <w:tbl>
+      <w:tblPr>
+        <w:tblW w:type="dxa" w:w="9360"/>
+        <w:tblBorders>
+          <w:top w:val="single" w:color="auto" w:sz="4"/>
+          <w:left w:val="single" w:color="auto" w:sz="4"/>
+          <w:bottom w:val="single" w:color="auto" w:sz="4"/>
+          <w:right w:val="single" w:color="auto" w:sz="4"/>
+          <w:insideH w:val="single" w:color="auto" w:sz="4"/>
+          <w:insideV w:val="single" w:color="auto" w:sz="4"/>
+        </w:tblBorders>
+      </w:tblPr>
+      <w:tblGrid>
+        <w:gridCol w:w="700"/>
+        <w:gridCol w:w="8660"/>
+      </w:tblGrid>
+      <w:tr>
+        <w:tc>
+          <w:tcPr>
+            <w:tcW w:type="dxa" w:w="700"/>
+            <w:tcBorders>
+              <w:top w:val="single" w:color="1B4F8A" w:sz="1"/>
+              <w:left w:val="single" w:color="1B4F8A" w:sz="1"/>
+              <w:bottom w:val="single" w:color="1B4F8A" w:sz="1"/>
+              <w:right w:val="single" w:color="1B4F8A" w:sz="1"/>
+            </w:tcBorders>
+            <w:shd w:fill="1B4F8A" w:val="clear"/>
+            <w:tcMar>
+              <w:top w:type="dxa" w:w="120"/>
+              <w:left w:type="dxa" w:w="140"/>
+              <w:bottom w:type="dxa" w:w="120"/>
+              <w:right w:type="dxa" w:w="140"/>
+            </w:tcMar>
+            <w:vAlign w:val="center"/>
+          </w:tcPr>
+          <w:p>
+            <w:pPr>
+              <w:jc w:val="center"/>
+            </w:pPr>
+            <w:r>
+              <w:rPr>
+                <w:rFonts w:ascii="Arial" w:cs="Arial" w:eastAsia="Arial" w:hAnsi="Arial"/>
+                <w:b/>
+                <w:bCs/>
+                <w:color w:val="FFFFFF"/>
+                <w:sz w:val="28"/>
+                <w:szCs w:val="28"/>
+              </w:rPr>
+              <w:t xml:space="preserve">07</w:t>
+            </w:r>
+          </w:p>
+        </w:tc>
+        <w:tc>
+          <w:tcPr>
+            <w:tcW w:type="dxa" w:w="8660"/>
+            <w:tcBorders>
+              <w:top w:val="single" w:color="1B4F8A" w:sz="1"/>
+              <w:left w:val="single" w:color="1B4F8A" w:sz="1"/>
+              <w:bottom w:val="single" w:color="1B4F8A" w:sz="1"/>
+              <w:right w:val="single" w:color="1B4F8A" w:sz="1"/>
+            </w:tcBorders>
+            <w:shd w:fill="1B4F8A" w:val="clear"/>
+            <w:tcMar>
+              <w:top w:type="dxa" w:w="120"/>
+              <w:left w:type="dxa" w:w="160"/>
+              <w:bottom w:type="dxa" w:w="120"/>
+              <w:right w:type="dxa" w:w="160"/>
+            </w:tcMar>
+          </w:tcPr>
+          <w:p>
+            <w:r>
+              <w:rPr>
+                <w:rFonts w:ascii="Arial" w:cs="Arial" w:eastAsia="Arial" w:hAnsi="Arial"/>
+                <w:b/>
+                <w:bCs/>
+                <w:color w:val="FFFFFF"/>
+                <w:sz w:val="28"/>
+                <w:szCs w:val="28"/>
+              </w:rPr>
+              <w:t xml:space="preserve">智能客服 / 多轮对话机器人  </w:t>
+            </w:r>
+            <w:r>
+              <w:rPr>
+                <w:rFonts w:ascii="Arial" w:cs="Arial" w:eastAsia="Arial" w:hAnsi="Arial"/>
+                <w:color w:val="A8D0F0"/>
+                <w:sz w:val="18"/>
+                <w:szCs w:val="18"/>
+              </w:rPr>
+              <w:t xml:space="preserve">可交付</w:t>
+            </w:r>
+          </w:p>
+          <w:p>
+            <w:pPr>
+              <w:spacing w:before="40"/>
+            </w:pPr>
+            <w:r>
+              <w:rPr>
+                <w:rFonts w:ascii="Arial" w:cs="Arial" w:eastAsia="Arial" w:hAnsi="Arial"/>
+                <w:color w:val="C8DFF0"/>
+                <w:sz w:val="20"/>
+                <w:szCs w:val="20"/>
+              </w:rPr>
+              <w:t xml:space="preserve">降低人工客服成本，提升响应质量</w:t>
+            </w:r>
+          </w:p>
+        </w:tc>
+      </w:tr>
+      <w:tr>
+        <w:tc>
+          <w:tcPr>
+            <w:tcW w:type="dxa" w:w="1400"/>
+            <w:tcBorders>
+              <w:top w:val="single" w:color="E8E8E8" w:sz="1"/>
+              <w:left w:val="single" w:color="CCCCCC" w:sz="1"/>
+              <w:bottom w:val="single" w:color="E8E8E8" w:sz="1"/>
+              <w:right w:val="single" w:color="D0D0D0" w:sz="1"/>
+            </w:tcBorders>
+            <w:shd w:fill="F5F5F5" w:val="clear"/>
+            <w:tcMar>
+              <w:top w:type="dxa" w:w="100"/>
+              <w:left w:type="dxa" w:w="140"/>
+              <w:bottom w:type="dxa" w:w="100"/>
+              <w:right w:type="dxa" w:w="140"/>
+            </w:tcMar>
+            <w:vAlign w:val="top"/>
+          </w:tcPr>
+          <w:p>
+            <w:r>
+              <w:rPr>
+                <w:rFonts w:ascii="Arial" w:cs="Arial" w:eastAsia="Arial" w:hAnsi="Arial"/>
+                <w:b/>
+                <w:bCs/>
+                <w:color w:val="2E86C1"/>
+                <w:sz w:val="20"/>
+                <w:szCs w:val="20"/>
+              </w:rPr>
+              <w:t xml:space="preserve">应用场景</w:t>
+            </w:r>
+          </w:p>
+        </w:tc>
+        <w:tc>
+          <w:tcPr>
+            <w:tcW w:type="dxa" w:w="7960"/>
+            <w:tcBorders>
+              <w:top w:val="single" w:color="E8E8E8" w:sz="1"/>
+              <w:left w:val="single" w:color="D0D0D0" w:sz="1"/>
+              <w:bottom w:val="single" w:color="E8E8E8" w:sz="1"/>
+              <w:right w:val="single" w:color="CCCCCC" w:sz="1"/>
+            </w:tcBorders>
+            <w:tcMar>
+              <w:top w:type="dxa" w:w="100"/>
+              <w:left w:type="dxa" w:w="160"/>
+              <w:bottom w:type="dxa" w:w="100"/>
+              <w:right w:type="dxa" w:w="160"/>
+            </w:tcMar>
+          </w:tcPr>
+          <w:p>
+            <w:pPr>
+              <w:spacing w:after="0" w:before="0"/>
+            </w:pPr>
+            <w:r>
+              <w:rPr>
+                <w:rFonts w:ascii="Arial" w:cs="Arial" w:eastAsia="Arial" w:hAnsi="Arial"/>
+                <w:color w:val="1A1A1A"/>
+                <w:sz w:val="21"/>
+                <w:szCs w:val="21"/>
+              </w:rPr>
+              <w:t xml:space="preserve">企业客服团队每天面对大量重复咨询：产品使用问题、订单查询、政策说明、投诉处理。人工客服成本高、响应慢、夜间无人值守，且不同客服的回答质量参差不齐。</w:t>
+            </w:r>
+          </w:p>
+        </w:tc>
+      </w:tr>
+      <w:tr>
+        <w:tc>
+          <w:tcPr>
+            <w:tcW w:type="dxa" w:w="1400"/>
+            <w:tcBorders>
+              <w:top w:val="single" w:color="E8E8E8" w:sz="1"/>
+              <w:left w:val="single" w:color="CCCCCC" w:sz="1"/>
+              <w:bottom w:val="single" w:color="E8E8E8" w:sz="1"/>
+              <w:right w:val="single" w:color="D0D0D0" w:sz="1"/>
+            </w:tcBorders>
+            <w:shd w:fill="F5F5F5" w:val="clear"/>
+            <w:tcMar>
+              <w:top w:type="dxa" w:w="100"/>
+              <w:left w:type="dxa" w:w="140"/>
+              <w:bottom w:type="dxa" w:w="100"/>
+              <w:right w:type="dxa" w:w="140"/>
+            </w:tcMar>
+            <w:vAlign w:val="top"/>
+          </w:tcPr>
+          <w:p>
+            <w:r>
+              <w:rPr>
+                <w:rFonts w:ascii="Arial" w:cs="Arial" w:eastAsia="Arial" w:hAnsi="Arial"/>
+                <w:b/>
+                <w:bCs/>
+                <w:color w:val="2E86C1"/>
+                <w:sz w:val="20"/>
+                <w:szCs w:val="20"/>
+              </w:rPr>
+              <w:t xml:space="preserve">用户痛点</w:t>
+            </w:r>
+          </w:p>
+        </w:tc>
+        <w:tc>
+          <w:tcPr>
+            <w:tcW w:type="dxa" w:w="7960"/>
+            <w:tcBorders>
+              <w:top w:val="single" w:color="E8E8E8" w:sz="1"/>
+              <w:left w:val="single" w:color="D0D0D0" w:sz="1"/>
+              <w:bottom w:val="single" w:color="E8E8E8" w:sz="1"/>
+              <w:right w:val="single" w:color="CCCCCC" w:sz="1"/>
+            </w:tcBorders>
+            <w:tcMar>
+              <w:top w:type="dxa" w:w="100"/>
+              <w:left w:type="dxa" w:w="160"/>
+              <w:bottom w:type="dxa" w:w="100"/>
+              <w:right w:type="dxa" w:w="160"/>
+            </w:tcMar>
+          </w:tcPr>
+          <w:p>
+            <w:pPr>
+              <w:pStyle w:val="ListParagraph"/>
+              <w:numPr>
+                <w:ilvl w:val="0"/>
+                <w:numId w:val="2"/>
+              </w:numPr>
+              <w:spacing w:after="30" w:before="30"/>
+            </w:pPr>
+            <w:r>
+              <w:rPr>
+                <w:rFonts w:ascii="Arial" w:cs="Arial" w:eastAsia="Arial" w:hAnsi="Arial"/>
+                <w:color w:val="1A1A1A"/>
+                <w:sz w:val="21"/>
+                <w:szCs w:val="21"/>
+              </w:rPr>
+              <w:t xml:space="preserve">重复问题占客服工作量 60-70%，人力严重浪费</w:t>
+            </w:r>
+          </w:p>
+          <w:p>
+            <w:pPr>
+              <w:pStyle w:val="ListParagraph"/>
+              <w:numPr>
+                <w:ilvl w:val="0"/>
+                <w:numId w:val="2"/>
+              </w:numPr>
+              <w:spacing w:after="30" w:before="30"/>
+            </w:pPr>
+            <w:r>
+              <w:rPr>
+                <w:rFonts w:ascii="Arial" w:cs="Arial" w:eastAsia="Arial" w:hAnsi="Arial"/>
+                <w:color w:val="1A1A1A"/>
+                <w:sz w:val="21"/>
+                <w:szCs w:val="21"/>
+              </w:rPr>
+              <w:t xml:space="preserve">响应时间长，客户体验差，夜间无法覆盖</w:t>
+            </w:r>
+          </w:p>
+          <w:p>
+            <w:pPr>
+              <w:pStyle w:val="ListParagraph"/>
+              <w:numPr>
+                <w:ilvl w:val="0"/>
+                <w:numId w:val="2"/>
+              </w:numPr>
+              <w:spacing w:after="30" w:before="30"/>
+            </w:pPr>
+            <w:r>
+              <w:rPr>
+                <w:rFonts w:ascii="Arial" w:cs="Arial" w:eastAsia="Arial" w:hAnsi="Arial"/>
+                <w:color w:val="1A1A1A"/>
+                <w:sz w:val="21"/>
+                <w:szCs w:val="21"/>
+              </w:rPr>
+              <w:t xml:space="preserve">不同客服回答不一致，品牌形象受损</w:t>
+            </w:r>
+          </w:p>
+          <w:p>
+            <w:pPr>
+              <w:pStyle w:val="ListParagraph"/>
+              <w:numPr>
+                <w:ilvl w:val="0"/>
+                <w:numId w:val="2"/>
+              </w:numPr>
+              <w:spacing w:after="30" w:before="30"/>
+            </w:pPr>
+            <w:r>
+              <w:rPr>
+                <w:rFonts w:ascii="Arial" w:cs="Arial" w:eastAsia="Arial" w:hAnsi="Arial"/>
+                <w:color w:val="1A1A1A"/>
+                <w:sz w:val="21"/>
+                <w:szCs w:val="21"/>
+              </w:rPr>
+              <w:t xml:space="preserve">客服数据缺乏沉淀，难以持续改进</w:t>
+            </w:r>
+          </w:p>
+        </w:tc>
+      </w:tr>
+      <w:tr>
+        <w:tc>
+          <w:tcPr>
+            <w:tcW w:type="dxa" w:w="1400"/>
+            <w:tcBorders>
+              <w:top w:val="single" w:color="E8E8E8" w:sz="1"/>
+              <w:left w:val="single" w:color="CCCCCC" w:sz="1"/>
+              <w:bottom w:val="single" w:color="E8E8E8" w:sz="1"/>
+              <w:right w:val="single" w:color="D0D0D0" w:sz="1"/>
+            </w:tcBorders>
+            <w:shd w:fill="F5F5F5" w:val="clear"/>
+            <w:tcMar>
+              <w:top w:type="dxa" w:w="100"/>
+              <w:left w:type="dxa" w:w="140"/>
+              <w:bottom w:type="dxa" w:w="100"/>
+              <w:right w:type="dxa" w:w="140"/>
+            </w:tcMar>
+            <w:vAlign w:val="top"/>
+          </w:tcPr>
+          <w:p>
+            <w:r>
+              <w:rPr>
+                <w:rFonts w:ascii="Arial" w:cs="Arial" w:eastAsia="Arial" w:hAnsi="Arial"/>
+                <w:b/>
+                <w:bCs/>
+                <w:color w:val="2E86C1"/>
+                <w:sz w:val="20"/>
+                <w:szCs w:val="20"/>
+              </w:rPr>
+              <w:t xml:space="preserve">我们的解决方案</w:t>
+            </w:r>
+          </w:p>
+        </w:tc>
+        <w:tc>
+          <w:tcPr>
+            <w:tcW w:type="dxa" w:w="7960"/>
+            <w:tcBorders>
+              <w:top w:val="single" w:color="E8E8E8" w:sz="1"/>
+              <w:left w:val="single" w:color="D0D0D0" w:sz="1"/>
+              <w:bottom w:val="single" w:color="E8E8E8" w:sz="1"/>
+              <w:right w:val="single" w:color="CCCCCC" w:sz="1"/>
+            </w:tcBorders>
+            <w:tcMar>
+              <w:top w:type="dxa" w:w="100"/>
+              <w:left w:type="dxa" w:w="160"/>
+              <w:bottom w:type="dxa" w:w="100"/>
+              <w:right w:type="dxa" w:w="160"/>
+            </w:tcMar>
+          </w:tcPr>
+          <w:p>
+            <w:pPr>
+              <w:spacing w:after="0" w:before="0"/>
+            </w:pPr>
+            <w:r>
+              <w:rPr>
+                <w:rFonts w:ascii="Arial" w:cs="Arial" w:eastAsia="Arial" w:hAnsi="Arial"/>
+                <w:color w:val="1A1A1A"/>
+                <w:sz w:val="21"/>
+                <w:szCs w:val="21"/>
+              </w:rPr>
+              <w:t xml:space="preserve">基于企业知识库搭建多轮对话机器人，自动处理常见问题，理解上下文和意图，复杂问题自动转人工并附带对话摘要。支持接入企业现有系统查询订单、账户等实时信息。</w:t>
+            </w:r>
+          </w:p>
+        </w:tc>
+      </w:tr>
+      <w:tr>
+        <w:tc>
+          <w:tcPr>
+            <w:tcW w:type="dxa" w:w="1400"/>
+            <w:tcBorders>
+              <w:top w:val="single" w:color="E8E8E8" w:sz="1"/>
+              <w:left w:val="single" w:color="CCCCCC" w:sz="1"/>
+              <w:bottom w:val="single" w:color="E8E8E8" w:sz="1"/>
+              <w:right w:val="single" w:color="D0D0D0" w:sz="1"/>
+            </w:tcBorders>
+            <w:shd w:fill="F5F5F5" w:val="clear"/>
+            <w:tcMar>
+              <w:top w:type="dxa" w:w="100"/>
+              <w:left w:type="dxa" w:w="140"/>
+              <w:bottom w:type="dxa" w:w="100"/>
+              <w:right w:type="dxa" w:w="140"/>
+            </w:tcMar>
+            <w:vAlign w:val="top"/>
+          </w:tcPr>
+          <w:p>
+            <w:r>
+              <w:rPr>
+                <w:rFonts w:ascii="Arial" w:cs="Arial" w:eastAsia="Arial" w:hAnsi="Arial"/>
+                <w:b/>
+                <w:bCs/>
+                <w:color w:val="2E86C1"/>
+                <w:sz w:val="20"/>
+                <w:szCs w:val="20"/>
+              </w:rPr>
+              <w:t xml:space="preserve">适合的甲方</w:t>
+            </w:r>
+          </w:p>
+        </w:tc>
+        <w:tc>
+          <w:tcPr>
+            <w:tcW w:type="dxa" w:w="7960"/>
+            <w:tcBorders>
+              <w:top w:val="single" w:color="E8E8E8" w:sz="1"/>
+              <w:left w:val="single" w:color="D0D0D0" w:sz="1"/>
+              <w:bottom w:val="single" w:color="E8E8E8" w:sz="1"/>
+              <w:right w:val="single" w:color="CCCCCC" w:sz="1"/>
+            </w:tcBorders>
+            <w:tcMar>
+              <w:top w:type="dxa" w:w="100"/>
+              <w:left w:type="dxa" w:w="160"/>
+              <w:bottom w:type="dxa" w:w="100"/>
+              <w:right w:type="dxa" w:w="160"/>
+            </w:tcMar>
+          </w:tcPr>
+          <w:p>
+            <w:pPr>
+              <w:spacing w:after="0" w:before="0"/>
+            </w:pPr>
+            <w:r>
+              <w:rPr>
+                <w:rFonts w:ascii="Arial" w:cs="Arial" w:eastAsia="Arial" w:hAnsi="Arial"/>
+                <w:color w:val="1A1A1A"/>
+                <w:sz w:val="21"/>
+                <w:szCs w:val="21"/>
+              </w:rPr>
+              <w:t xml:space="preserve">电商平台 / 物业管理 / 银行保险 / 医疗咨询 / 政务热线 / SaaS 产品售后</w:t>
+            </w:r>
+          </w:p>
+        </w:tc>
+      </w:tr>
+      <w:tr>
+        <w:tc>
+          <w:tcPr>
+            <w:tcW w:type="dxa" w:w="1400"/>
+            <w:tcBorders>
+              <w:top w:val="single" w:color="E8E8E8" w:sz="1"/>
+              <w:left w:val="single" w:color="CCCCCC" w:sz="1"/>
+              <w:bottom w:val="single" w:color="CCCCCC" w:sz="1"/>
+              <w:right w:val="single" w:color="D0D0D0" w:sz="1"/>
+            </w:tcBorders>
+            <w:shd w:fill="F5F5F5" w:val="clear"/>
+            <w:tcMar>
+              <w:top w:type="dxa" w:w="100"/>
+              <w:left w:type="dxa" w:w="140"/>
+              <w:bottom w:type="dxa" w:w="100"/>
+              <w:right w:type="dxa" w:w="140"/>
+            </w:tcMar>
+            <w:vAlign w:val="top"/>
+          </w:tcPr>
+          <w:p>
+            <w:r>
+              <w:rPr>
+                <w:rFonts w:ascii="Arial" w:cs="Arial" w:eastAsia="Arial" w:hAnsi="Arial"/>
+                <w:b/>
+                <w:bCs/>
+                <w:color w:val="2E86C1"/>
+                <w:sz w:val="20"/>
+                <w:szCs w:val="20"/>
+              </w:rPr>
+              <w:t xml:space="preserve">核心价值</w:t>
+            </w:r>
+          </w:p>
+        </w:tc>
+        <w:tc>
+          <w:tcPr>
+            <w:tcW w:type="dxa" w:w="7960"/>
+            <w:tcBorders>
+              <w:top w:val="single" w:color="E8E8E8" w:sz="1"/>
+              <w:left w:val="single" w:color="D0D0D0" w:sz="1"/>
+              <w:bottom w:val="single" w:color="CCCCCC" w:sz="1"/>
+              <w:right w:val="single" w:color="CCCCCC" w:sz="1"/>
+            </w:tcBorders>
+            <w:tcMar>
+              <w:top w:type="dxa" w:w="100"/>
+              <w:left w:type="dxa" w:w="160"/>
+              <w:bottom w:type="dxa" w:w="100"/>
+              <w:right w:type="dxa" w:w="160"/>
+            </w:tcMar>
+          </w:tcPr>
+          <w:p>
+            <w:pPr>
+              <w:spacing w:after="0" w:before="0"/>
+            </w:pPr>
+            <w:r>
+              <w:rPr>
+                <w:rFonts w:ascii="Arial" w:cs="Arial" w:eastAsia="Arial" w:hAnsi="Arial"/>
+                <w:color w:val="1A1A1A"/>
+                <w:sz w:val="21"/>
+                <w:szCs w:val="21"/>
+              </w:rPr>
+              <w:t xml:space="preserve">将 60-70% 的重复咨询自动化处理；7×24 小时在线，不增加人力；回答标准化，品质稳定；客服数据可分析，持续优化产品和服务。</w:t>
+            </w:r>
+          </w:p>
+        </w:tc>
+      </w:tr>
+    </w:tbl>
+    <w:p>
+      <w:pPr>
+        <w:spacing w:after="240" w:before="0"/>
+      </w:pPr>
+    </w:p>
+    <w:p>
+      <w:pPr>
+        <w:pageBreakBefore/>
+      </w:pPr>
+    </w:p>
+    <w:tbl>
+      <w:tblPr>
+        <w:tblW w:type="dxa" w:w="9360"/>
+        <w:tblBorders>
+          <w:top w:val="single" w:color="auto" w:sz="4"/>
+          <w:left w:val="single" w:color="auto" w:sz="4"/>
+          <w:bottom w:val="single" w:color="auto" w:sz="4"/>
+          <w:right w:val="single" w:color="auto" w:sz="4"/>
+          <w:insideH w:val="single" w:color="auto" w:sz="4"/>
+          <w:insideV w:val="single" w:color="auto" w:sz="4"/>
+        </w:tblBorders>
+      </w:tblPr>
+      <w:tblGrid>
+        <w:gridCol w:w="700"/>
+        <w:gridCol w:w="8660"/>
+      </w:tblGrid>
+      <w:tr>
+        <w:tc>
+          <w:tcPr>
+            <w:tcW w:type="dxa" w:w="700"/>
+            <w:tcBorders>
+              <w:top w:val="single" w:color="1B4F8A" w:sz="1"/>
+              <w:left w:val="single" w:color="1B4F8A" w:sz="1"/>
+              <w:bottom w:val="single" w:color="1B4F8A" w:sz="1"/>
+              <w:right w:val="single" w:color="1B4F8A" w:sz="1"/>
+            </w:tcBorders>
+            <w:shd w:fill="1B4F8A" w:val="clear"/>
+            <w:tcMar>
+              <w:top w:type="dxa" w:w="120"/>
+              <w:left w:type="dxa" w:w="140"/>
+              <w:bottom w:type="dxa" w:w="120"/>
+              <w:right w:type="dxa" w:w="140"/>
+            </w:tcMar>
+            <w:vAlign w:val="center"/>
+          </w:tcPr>
+          <w:p>
+            <w:pPr>
+              <w:jc w:val="center"/>
+            </w:pPr>
+            <w:r>
+              <w:rPr>
+                <w:rFonts w:ascii="Arial" w:cs="Arial" w:eastAsia="Arial" w:hAnsi="Arial"/>
+                <w:b/>
+                <w:bCs/>
+                <w:color w:val="FFFFFF"/>
+                <w:sz w:val="28"/>
+                <w:szCs w:val="28"/>
+              </w:rPr>
+              <w:t xml:space="preserve">08</w:t>
+            </w:r>
+          </w:p>
+        </w:tc>
+        <w:tc>
+          <w:tcPr>
+            <w:tcW w:type="dxa" w:w="8660"/>
+            <w:tcBorders>
+              <w:top w:val="single" w:color="1B4F8A" w:sz="1"/>
+              <w:left w:val="single" w:color="1B4F8A" w:sz="1"/>
+              <w:bottom w:val="single" w:color="1B4F8A" w:sz="1"/>
+              <w:right w:val="single" w:color="1B4F8A" w:sz="1"/>
+            </w:tcBorders>
+            <w:shd w:fill="1B4F8A" w:val="clear"/>
+            <w:tcMar>
+              <w:top w:type="dxa" w:w="120"/>
+              <w:left w:type="dxa" w:w="160"/>
+              <w:bottom w:type="dxa" w:w="120"/>
+              <w:right w:type="dxa" w:w="160"/>
+            </w:tcMar>
+          </w:tcPr>
+          <w:p>
+            <w:r>
+              <w:rPr>
+                <w:rFonts w:ascii="Arial" w:cs="Arial" w:eastAsia="Arial" w:hAnsi="Arial"/>
+                <w:b/>
+                <w:bCs/>
+                <w:color w:val="FFFFFF"/>
+                <w:sz w:val="28"/>
+                <w:szCs w:val="28"/>
+              </w:rPr>
+              <w:t xml:space="preserve">招聘简历智能筛选  </w:t>
+            </w:r>
+            <w:r>
+              <w:rPr>
+                <w:rFonts w:ascii="Arial" w:cs="Arial" w:eastAsia="Arial" w:hAnsi="Arial"/>
+                <w:color w:val="A8D0F0"/>
+                <w:sz w:val="18"/>
+                <w:szCs w:val="18"/>
+              </w:rPr>
+              <w:t xml:space="preserve">可交付</w:t>
+            </w:r>
+          </w:p>
+          <w:p>
+            <w:pPr>
+              <w:spacing w:before="40"/>
+            </w:pPr>
+            <w:r>
+              <w:rPr>
+                <w:rFonts w:ascii="Arial" w:cs="Arial" w:eastAsia="Arial" w:hAnsi="Arial"/>
+                <w:color w:val="C8DFF0"/>
+                <w:sz w:val="20"/>
+                <w:szCs w:val="20"/>
+              </w:rPr>
+              <w:t xml:space="preserve">减少 HR 手工筛选，让合适的人更快被发现</w:t>
+            </w:r>
+          </w:p>
+        </w:tc>
+      </w:tr>
+      <w:tr>
+        <w:tc>
+          <w:tcPr>
+            <w:tcW w:type="dxa" w:w="1400"/>
+            <w:tcBorders>
+              <w:top w:val="single" w:color="E8E8E8" w:sz="1"/>
+              <w:left w:val="single" w:color="CCCCCC" w:sz="1"/>
+              <w:bottom w:val="single" w:color="E8E8E8" w:sz="1"/>
+              <w:right w:val="single" w:color="D0D0D0" w:sz="1"/>
+            </w:tcBorders>
+            <w:shd w:fill="FFFFFF" w:val="clear"/>
+            <w:tcMar>
+              <w:top w:type="dxa" w:w="100"/>
+              <w:left w:type="dxa" w:w="140"/>
+              <w:bottom w:type="dxa" w:w="100"/>
+              <w:right w:type="dxa" w:w="140"/>
+            </w:tcMar>
+            <w:vAlign w:val="top"/>
+          </w:tcPr>
+          <w:p>
+            <w:r>
+              <w:rPr>
+                <w:rFonts w:ascii="Arial" w:cs="Arial" w:eastAsia="Arial" w:hAnsi="Arial"/>
+                <w:b/>
+                <w:bCs/>
+                <w:color w:val="2E86C1"/>
+                <w:sz w:val="20"/>
+                <w:szCs w:val="20"/>
+              </w:rPr>
+              <w:t xml:space="preserve">应用场景</w:t>
+            </w:r>
+          </w:p>
+        </w:tc>
+        <w:tc>
+          <w:tcPr>
+            <w:tcW w:type="dxa" w:w="7960"/>
+            <w:tcBorders>
+              <w:top w:val="single" w:color="E8E8E8" w:sz="1"/>
+              <w:left w:val="single" w:color="D0D0D0" w:sz="1"/>
+              <w:bottom w:val="single" w:color="E8E8E8" w:sz="1"/>
+              <w:right w:val="single" w:color="CCCCCC" w:sz="1"/>
+            </w:tcBorders>
+            <w:tcMar>
+              <w:top w:type="dxa" w:w="100"/>
+              <w:left w:type="dxa" w:w="160"/>
+              <w:bottom w:type="dxa" w:w="100"/>
+              <w:right w:type="dxa" w:w="160"/>
+            </w:tcMar>
+          </w:tcPr>
+          <w:p>
+            <w:pPr>
+              <w:spacing w:after="0" w:before="0"/>
+            </w:pPr>
+            <w:r>
+              <w:rPr>
+                <w:rFonts w:ascii="Arial" w:cs="Arial" w:eastAsia="Arial" w:hAnsi="Arial"/>
+                <w:color w:val="1A1A1A"/>
+                <w:sz w:val="21"/>
+                <w:szCs w:val="21"/>
+              </w:rPr>
+              <w:t xml:space="preserve">企业在招聘季收到大量简历，HR 团队需要逐一手工筛选，耗时耗力且容易因个人偏好导致优质候选人被忽视。岗位越多、简历越多，人工筛选的成本越高、标准越难统一。</w:t>
+            </w:r>
+          </w:p>
+        </w:tc>
+      </w:tr>
+      <w:tr>
+        <w:tc>
+          <w:tcPr>
+            <w:tcW w:type="dxa" w:w="1400"/>
+            <w:tcBorders>
+              <w:top w:val="single" w:color="E8E8E8" w:sz="1"/>
+              <w:left w:val="single" w:color="CCCCCC" w:sz="1"/>
+              <w:bottom w:val="single" w:color="E8E8E8" w:sz="1"/>
+              <w:right w:val="single" w:color="D0D0D0" w:sz="1"/>
+            </w:tcBorders>
+            <w:shd w:fill="F5F5F5" w:val="clear"/>
+            <w:tcMar>
+              <w:top w:type="dxa" w:w="100"/>
+              <w:left w:type="dxa" w:w="140"/>
+              <w:bottom w:type="dxa" w:w="100"/>
+              <w:right w:type="dxa" w:w="140"/>
+            </w:tcMar>
+            <w:vAlign w:val="top"/>
+          </w:tcPr>
+          <w:p>
+            <w:r>
+              <w:rPr>
+                <w:rFonts w:ascii="Arial" w:cs="Arial" w:eastAsia="Arial" w:hAnsi="Arial"/>
+                <w:b/>
+                <w:bCs/>
+                <w:color w:val="2E86C1"/>
+                <w:sz w:val="20"/>
+                <w:szCs w:val="20"/>
+              </w:rPr>
+              <w:t xml:space="preserve">用户痛点</w:t>
+            </w:r>
+          </w:p>
+        </w:tc>
+        <w:tc>
+          <w:tcPr>
+            <w:tcW w:type="dxa" w:w="7960"/>
+            <w:tcBorders>
+              <w:top w:val="single" w:color="E8E8E8" w:sz="1"/>
+              <w:left w:val="single" w:color="D0D0D0" w:sz="1"/>
+              <w:bottom w:val="single" w:color="E8E8E8" w:sz="1"/>
+              <w:right w:val="single" w:color="CCCCCC" w:sz="1"/>
+            </w:tcBorders>
+            <w:tcMar>
+              <w:top w:type="dxa" w:w="100"/>
+              <w:left w:type="dxa" w:w="160"/>
+              <w:bottom w:type="dxa" w:w="100"/>
+              <w:right w:type="dxa" w:w="160"/>
+            </w:tcMar>
+          </w:tcPr>
+          <w:p>
+            <w:pPr>
+              <w:pStyle w:val="ListParagraph"/>
+              <w:numPr>
+                <w:ilvl w:val="0"/>
+                <w:numId w:val="2"/>
+              </w:numPr>
+              <w:spacing w:after="30" w:before="30"/>
+            </w:pPr>
+            <w:r>
+              <w:rPr>
+                <w:rFonts w:ascii="Arial" w:cs="Arial" w:eastAsia="Arial" w:hAnsi="Arial"/>
+                <w:color w:val="1A1A1A"/>
+                <w:sz w:val="21"/>
+                <w:szCs w:val="21"/>
+              </w:rPr>
+              <w:t xml:space="preserve">简历量大时人工逐一筛选耗时数天，招聘周期被拉长</w:t>
+            </w:r>
+          </w:p>
+          <w:p>
+            <w:pPr>
+              <w:pStyle w:val="ListParagraph"/>
+              <w:numPr>
+                <w:ilvl w:val="0"/>
+                <w:numId w:val="2"/>
+              </w:numPr>
+              <w:spacing w:after="30" w:before="30"/>
+            </w:pPr>
+            <w:r>
+              <w:rPr>
+                <w:rFonts w:ascii="Arial" w:cs="Arial" w:eastAsia="Arial" w:hAnsi="Arial"/>
+                <w:color w:val="1A1A1A"/>
+                <w:sz w:val="21"/>
+                <w:szCs w:val="21"/>
+              </w:rPr>
+              <w:t xml:space="preserve">不同 HR 筛选标准不一致，优质候选人容易被漏掉</w:t>
+            </w:r>
+          </w:p>
+          <w:p>
+            <w:pPr>
+              <w:pStyle w:val="ListParagraph"/>
+              <w:numPr>
+                <w:ilvl w:val="0"/>
+                <w:numId w:val="2"/>
+              </w:numPr>
+              <w:spacing w:after="30" w:before="30"/>
+            </w:pPr>
+            <w:r>
+              <w:rPr>
+                <w:rFonts w:ascii="Arial" w:cs="Arial" w:eastAsia="Arial" w:hAnsi="Arial"/>
+                <w:color w:val="1A1A1A"/>
+                <w:sz w:val="21"/>
+                <w:szCs w:val="21"/>
+              </w:rPr>
+              <w:t xml:space="preserve">无法快速从大批简历中定位符合特定条件的候选人</w:t>
+            </w:r>
+          </w:p>
+          <w:p>
+            <w:pPr>
+              <w:pStyle w:val="ListParagraph"/>
+              <w:numPr>
+                <w:ilvl w:val="0"/>
+                <w:numId w:val="2"/>
+              </w:numPr>
+              <w:spacing w:after="30" w:before="30"/>
+            </w:pPr>
+            <w:r>
+              <w:rPr>
+                <w:rFonts w:ascii="Arial" w:cs="Arial" w:eastAsia="Arial" w:hAnsi="Arial"/>
+                <w:color w:val="1A1A1A"/>
+                <w:sz w:val="21"/>
+                <w:szCs w:val="21"/>
+              </w:rPr>
+              <w:t xml:space="preserve">简历信息分散，提炼关键经历和技能全靠人工判断</w:t>
+            </w:r>
+          </w:p>
+        </w:tc>
+      </w:tr>
+      <w:tr>
+        <w:tc>
+          <w:tcPr>
+            <w:tcW w:type="dxa" w:w="1400"/>
+            <w:tcBorders>
+              <w:top w:val="single" w:color="E8E8E8" w:sz="1"/>
+              <w:left w:val="single" w:color="CCCCCC" w:sz="1"/>
+              <w:bottom w:val="single" w:color="E8E8E8" w:sz="1"/>
+              <w:right w:val="single" w:color="D0D0D0" w:sz="1"/>
+            </w:tcBorders>
+            <w:shd w:fill="FFFFFF" w:val="clear"/>
+            <w:tcMar>
+              <w:top w:type="dxa" w:w="100"/>
+              <w:left w:type="dxa" w:w="140"/>
+              <w:bottom w:type="dxa" w:w="100"/>
+              <w:right w:type="dxa" w:w="140"/>
+            </w:tcMar>
+            <w:vAlign w:val="top"/>
+          </w:tcPr>
+          <w:p>
+            <w:r>
+              <w:rPr>
+                <w:rFonts w:ascii="Arial" w:cs="Arial" w:eastAsia="Arial" w:hAnsi="Arial"/>
+                <w:b/>
+                <w:bCs/>
+                <w:color w:val="2E86C1"/>
+                <w:sz w:val="20"/>
+                <w:szCs w:val="20"/>
+              </w:rPr>
+              <w:t xml:space="preserve">我们的解决方案</w:t>
+            </w:r>
+          </w:p>
+        </w:tc>
+        <w:tc>
+          <w:tcPr>
+            <w:tcW w:type="dxa" w:w="7960"/>
+            <w:tcBorders>
+              <w:top w:val="single" w:color="E8E8E8" w:sz="1"/>
+              <w:left w:val="single" w:color="D0D0D0" w:sz="1"/>
+              <w:bottom w:val="single" w:color="E8E8E8" w:sz="1"/>
+              <w:right w:val="single" w:color="CCCCCC" w:sz="1"/>
+            </w:tcBorders>
+            <w:tcMar>
+              <w:top w:type="dxa" w:w="100"/>
+              <w:left w:type="dxa" w:w="160"/>
+              <w:bottom w:type="dxa" w:w="100"/>
+              <w:right w:type="dxa" w:w="160"/>
+            </w:tcMar>
+          </w:tcPr>
+          <w:p>
+            <w:pPr>
+              <w:spacing w:after="0" w:before="0"/>
+            </w:pPr>
+            <w:r>
+              <w:rPr>
+                <w:rFonts w:ascii="Arial" w:cs="Arial" w:eastAsia="Arial" w:hAnsi="Arial"/>
+                <w:color w:val="1A1A1A"/>
+                <w:sz w:val="21"/>
+                <w:szCs w:val="21"/>
+              </w:rPr>
+              <w:t xml:space="preserve">上传岗位 JD 和简历批次，系统自动解析每份简历的关键信息（学历、工作经历、技能匹配度），与 JD 进行语义比对后评分排序，并生成每位候选人的一句话摘要和匹配点说明，帮助 HR 快速聚焦高潜候选人。支持批量处理，不依赖固定简历格式。</w:t>
+            </w:r>
+          </w:p>
+        </w:tc>
+      </w:tr>
+      <w:tr>
+        <w:tc>
+          <w:tcPr>
+            <w:tcW w:type="dxa" w:w="1400"/>
+            <w:tcBorders>
+              <w:top w:val="single" w:color="E8E8E8" w:sz="1"/>
+              <w:left w:val="single" w:color="CCCCCC" w:sz="1"/>
+              <w:bottom w:val="single" w:color="E8E8E8" w:sz="1"/>
+              <w:right w:val="single" w:color="D0D0D0" w:sz="1"/>
+            </w:tcBorders>
+            <w:shd w:fill="F5F5F5" w:val="clear"/>
+            <w:tcMar>
+              <w:top w:type="dxa" w:w="100"/>
+              <w:left w:type="dxa" w:w="140"/>
+              <w:bottom w:type="dxa" w:w="100"/>
+              <w:right w:type="dxa" w:w="140"/>
+            </w:tcMar>
+            <w:vAlign w:val="top"/>
+          </w:tcPr>
+          <w:p>
+            <w:r>
+              <w:rPr>
+                <w:rFonts w:ascii="Arial" w:cs="Arial" w:eastAsia="Arial" w:hAnsi="Arial"/>
+                <w:b/>
+                <w:bCs/>
+                <w:color w:val="2E86C1"/>
+                <w:sz w:val="20"/>
+                <w:szCs w:val="20"/>
+              </w:rPr>
+              <w:t xml:space="preserve">适合的甲方</w:t>
+            </w:r>
+          </w:p>
+        </w:tc>
+        <w:tc>
+          <w:tcPr>
+            <w:tcW w:type="dxa" w:w="7960"/>
+            <w:tcBorders>
+              <w:top w:val="single" w:color="E8E8E8" w:sz="1"/>
+              <w:left w:val="single" w:color="D0D0D0" w:sz="1"/>
+              <w:bottom w:val="single" w:color="E8E8E8" w:sz="1"/>
+              <w:right w:val="single" w:color="CCCCCC" w:sz="1"/>
+            </w:tcBorders>
+            <w:tcMar>
+              <w:top w:type="dxa" w:w="100"/>
+              <w:left w:type="dxa" w:w="160"/>
+              <w:bottom w:type="dxa" w:w="100"/>
+              <w:right w:type="dxa" w:w="160"/>
+            </w:tcMar>
+          </w:tcPr>
+          <w:p>
+            <w:pPr>
+              <w:spacing w:after="0" w:before="0"/>
+            </w:pPr>
+            <w:r>
+              <w:rPr>
+                <w:rFonts w:ascii="Arial" w:cs="Arial" w:eastAsia="Arial" w:hAnsi="Arial"/>
+                <w:color w:val="1A1A1A"/>
+                <w:sz w:val="21"/>
+                <w:szCs w:val="21"/>
+              </w:rPr>
+              <w:t xml:space="preserve">中大型企业 HR 部门 / 招聘旺季压力大的中小企业 / 猎头公司 / 招聘平台 / 有校园招聘需求的企业</w:t>
+            </w:r>
+          </w:p>
+        </w:tc>
+      </w:tr>
+      <w:tr>
+        <w:tc>
+          <w:tcPr>
+            <w:tcW w:type="dxa" w:w="1400"/>
+            <w:tcBorders>
+              <w:top w:val="single" w:color="E8E8E8" w:sz="1"/>
+              <w:left w:val="single" w:color="CCCCCC" w:sz="1"/>
+              <w:bottom w:val="single" w:color="E8E8E8" w:sz="1"/>
+              <w:right w:val="single" w:color="D0D0D0" w:sz="1"/>
+            </w:tcBorders>
+            <w:shd w:fill="FFFFFF" w:val="clear"/>
+            <w:tcMar>
+              <w:top w:type="dxa" w:w="100"/>
+              <w:left w:type="dxa" w:w="140"/>
+              <w:bottom w:type="dxa" w:w="100"/>
+              <w:right w:type="dxa" w:w="140"/>
+            </w:tcMar>
+            <w:vAlign w:val="top"/>
+          </w:tcPr>
+          <w:p>
+            <w:r>
+              <w:rPr>
+                <w:rFonts w:ascii="Arial" w:cs="Arial" w:eastAsia="Arial" w:hAnsi="Arial"/>
+                <w:b/>
+                <w:bCs/>
+                <w:color w:val="2E86C1"/>
+                <w:sz w:val="20"/>
+                <w:szCs w:val="20"/>
+              </w:rPr>
+              <w:t xml:space="preserve">核心价値</w:t>
+            </w:r>
+          </w:p>
+        </w:tc>
+        <w:tc>
+          <w:tcPr>
+            <w:tcW w:type="dxa" w:w="7960"/>
+            <w:tcBorders>
+              <w:top w:val="single" w:color="E8E8E8" w:sz="1"/>
+              <w:left w:val="single" w:color="D0D0D0" w:sz="1"/>
+              <w:bottom w:val="single" w:color="E8E8E8" w:sz="1"/>
+              <w:right w:val="single" w:color="CCCCCC" w:sz="1"/>
+            </w:tcBorders>
+            <w:tcMar>
+              <w:top w:type="dxa" w:w="100"/>
+              <w:left w:type="dxa" w:w="160"/>
+              <w:bottom w:type="dxa" w:w="100"/>
+              <w:right w:type="dxa" w:w="160"/>
+            </w:tcMar>
+          </w:tcPr>
+          <w:p>
+            <w:pPr>
+              <w:spacing w:after="0" w:before="0"/>
+            </w:pPr>
+            <w:r>
+              <w:rPr>
+                <w:rFonts w:ascii="Arial" w:cs="Arial" w:eastAsia="Arial" w:hAnsi="Arial"/>
+                <w:color w:val="1A1A1A"/>
+                <w:sz w:val="21"/>
+                <w:szCs w:val="21"/>
+              </w:rPr>
+              <w:t xml:space="preserve">将简历筛选时间从数天压缩到数小时；筛选标准由 JD 驱动，客观一致；HR 专注于面试和候选人沟通，而不是机械筛选；支持多岗位并行处理，轻松应对招聘旺季。</w:t>
+            </w:r>
+          </w:p>
+        </w:tc>
+      </w:tr>
+    </w:tbl>
+    <w:p>
+      <w:pPr>
+        <w:spacing w:after="240" w:before="0"/>
+      </w:pPr>
+    </w:p>
+    <w:p>
+      <w:pPr>
+        <w:pageBreakBefore/>
+      </w:pPr>
+    </w:p>
+    <w:p>
+      <w:pPr>
+        <w:pBdr>
+          <w:bottom w:val="single" w:color="1B4F8A" w:sz="6" w:space="6"/>
+        </w:pBdr>
+        <w:spacing w:after="120" w:before="360"/>
+      </w:pPr>
+      <w:r>
+        <w:rPr>
+          <w:rFonts w:ascii="Arial" w:cs="Arial" w:eastAsia="Arial" w:hAnsi="Arial"/>
+          <w:b/>
+          <w:bCs/>
+          <w:color w:val="1B4F8A"/>
+          <w:sz w:val="30"/>
+          <w:szCs w:val="30"/>
+        </w:rPr>
+        <w:t xml:space="preserve">三、合作方式</w:t>
+      </w:r>
+    </w:p>
+    <w:p>
+      <w:pPr>
+        <w:spacing w:after="120" w:before="0"/>
+      </w:pPr>
+    </w:p>
+    <w:p>
+      <w:pPr>
+        <w:spacing w:after="60" w:before="60"/>
+      </w:pPr>
+      <w:r>
+        <w:rPr>
+          <w:rFonts w:ascii="Arial" w:cs="Arial" w:eastAsia="Arial" w:hAnsi="Arial"/>
+          <w:color w:val="555555"/>
+          <w:sz w:val="22"/>
+          <w:szCs w:val="22"/>
+        </w:rPr>
+        <w:t xml:space="preserve">我们提供以下合作模式，可根据甲方预算和项目阶段灵活选择：</w:t>
+      </w:r>
+    </w:p>
+    <w:p>
+      <w:pPr>
+        <w:spacing w:after="120" w:before="0"/>
+      </w:pPr>
+    </w:p>
+    <w:tbl>
+      <w:tblPr>
+        <w:tblW w:type="dxa" w:w="9360"/>
+        <w:tblBorders>
+          <w:top w:val="single" w:color="auto" w:sz="4"/>
+          <w:left w:val="single" w:color="auto" w:sz="4"/>
+          <w:bottom w:val="single" w:color="auto" w:sz="4"/>
+          <w:right w:val="single" w:color="auto" w:sz="4"/>
+          <w:insideH w:val="single" w:color="auto" w:sz="4"/>
+          <w:insideV w:val="single" w:color="auto" w:sz="4"/>
+        </w:tblBorders>
+      </w:tblPr>
+      <w:tblGrid>
+        <w:gridCol w:w="1600"/>
+        <w:gridCol w:w="1100"/>
+        <w:gridCol w:w="4260"/>
+        <w:gridCol w:w="2400"/>
+      </w:tblGrid>
+      <w:tr>
+        <w:tc>
+          <w:tcPr>
+            <w:tcW w:type="dxa" w:w="1600"/>
+            <w:tcBorders>
+              <w:top w:val="single" w:color="1B4F8A" w:sz="1"/>
+              <w:left w:val="single" w:color="1B4F8A" w:sz="1"/>
+              <w:bottom w:val="single" w:color="1B4F8A" w:sz="1"/>
+              <w:right w:val="single" w:color="1B4F8A" w:sz="1"/>
+            </w:tcBorders>
+            <w:shd w:fill="1B4F8A" w:val="clear"/>
+            <w:tcMar>
+              <w:top w:type="dxa" w:w="80"/>
+              <w:left w:type="dxa" w:w="120"/>
+              <w:bottom w:type="dxa" w:w="80"/>
+              <w:right w:type="dxa" w:w="120"/>
+            </w:tcMar>
+          </w:tcPr>
+          <w:p>
+            <w:pPr>
+              <w:jc w:val="center"/>
+            </w:pPr>
+            <w:r>
+              <w:rPr>
+                <w:rFonts w:ascii="Arial" w:cs="Arial" w:eastAsia="Arial" w:hAnsi="Arial"/>
+                <w:b/>
+                <w:bCs/>
+                <w:color w:val="FFFFFF"/>
+                <w:sz w:val="20"/>
+                <w:szCs w:val="20"/>
+              </w:rPr>
+              <w:t xml:space="preserve">合作模式</w:t>
+            </w:r>
+          </w:p>
+        </w:tc>
+        <w:tc>
+          <w:tcPr>
+            <w:tcW w:type="dxa" w:w="1100"/>
+            <w:tcBorders>
+              <w:top w:val="single" w:color="1B4F8A" w:sz="1"/>
+              <w:left w:val="single" w:color="1B4F8A" w:sz="1"/>
+              <w:bottom w:val="single" w:color="1B4F8A" w:sz="1"/>
+              <w:right w:val="single" w:color="1B4F8A" w:sz="1"/>
+            </w:tcBorders>
+            <w:shd w:fill="1B4F8A" w:val="clear"/>
+            <w:tcMar>
+              <w:top w:type="dxa" w:w="80"/>
+              <w:left w:type="dxa" w:w="120"/>
+              <w:bottom w:type="dxa" w:w="80"/>
+              <w:right w:type="dxa" w:w="120"/>
+            </w:tcMar>
+          </w:tcPr>
+          <w:p>
+            <w:pPr>
+              <w:jc w:val="center"/>
+            </w:pPr>
+            <w:r>
+              <w:rPr>
+                <w:rFonts w:ascii="Arial" w:cs="Arial" w:eastAsia="Arial" w:hAnsi="Arial"/>
+                <w:b/>
+                <w:bCs/>
+                <w:color w:val="FFFFFF"/>
+                <w:sz w:val="20"/>
+                <w:szCs w:val="20"/>
+              </w:rPr>
+              <w:t xml:space="preserve">周期参考</w:t>
+            </w:r>
+          </w:p>
+        </w:tc>
+        <w:tc>
+          <w:tcPr>
+            <w:tcW w:type="dxa" w:w="4260"/>
+            <w:tcBorders>
+              <w:top w:val="single" w:color="1B4F8A" w:sz="1"/>
+              <w:left w:val="single" w:color="1B4F8A" w:sz="1"/>
+              <w:bottom w:val="single" w:color="1B4F8A" w:sz="1"/>
+              <w:right w:val="single" w:color="1B4F8A" w:sz="1"/>
+            </w:tcBorders>
+            <w:shd w:fill="1B4F8A" w:val="clear"/>
+            <w:tcMar>
+              <w:top w:type="dxa" w:w="80"/>
+              <w:left w:type="dxa" w:w="120"/>
+              <w:bottom w:type="dxa" w:w="80"/>
+              <w:right w:type="dxa" w:w="120"/>
+            </w:tcMar>
+          </w:tcPr>
+          <w:p>
+            <w:pPr>
+              <w:jc w:val="center"/>
+            </w:pPr>
+            <w:r>
+              <w:rPr>
+                <w:rFonts w:ascii="Arial" w:cs="Arial" w:eastAsia="Arial" w:hAnsi="Arial"/>
+                <w:b/>
+                <w:bCs/>
+                <w:color w:val="FFFFFF"/>
+                <w:sz w:val="20"/>
+                <w:szCs w:val="20"/>
+              </w:rPr>
+              <w:t xml:space="preserve">交付内容</w:t>
+            </w:r>
+          </w:p>
+        </w:tc>
+        <w:tc>
+          <w:tcPr>
+            <w:tcW w:type="dxa" w:w="2400"/>
+            <w:tcBorders>
+              <w:top w:val="single" w:color="1B4F8A" w:sz="1"/>
+              <w:left w:val="single" w:color="1B4F8A" w:sz="1"/>
+              <w:bottom w:val="single" w:color="1B4F8A" w:sz="1"/>
+              <w:right w:val="single" w:color="1B4F8A" w:sz="1"/>
+            </w:tcBorders>
+            <w:shd w:fill="1B4F8A" w:val="clear"/>
+            <w:tcMar>
+              <w:top w:type="dxa" w:w="80"/>
+              <w:left w:type="dxa" w:w="120"/>
+              <w:bottom w:type="dxa" w:w="80"/>
+              <w:right w:type="dxa" w:w="120"/>
+            </w:tcMar>
+          </w:tcPr>
+          <w:p>
+            <w:pPr>
+              <w:jc w:val="center"/>
+            </w:pPr>
+            <w:r>
+              <w:rPr>
+                <w:rFonts w:ascii="Arial" w:cs="Arial" w:eastAsia="Arial" w:hAnsi="Arial"/>
+                <w:b/>
+                <w:bCs/>
+                <w:color w:val="FFFFFF"/>
+                <w:sz w:val="20"/>
+                <w:szCs w:val="20"/>
+              </w:rPr>
+              <w:t xml:space="preserve">适用场景</w:t>
+            </w:r>
+          </w:p>
+        </w:tc>
+      </w:tr>
+      <w:tr>
+        <w:tc>
+          <w:tcPr>
+            <w:tcW w:type="dxa" w:w="1600"/>
+            <w:tcBorders>
+              <w:top w:val="single" w:color="CCCCCC" w:sz="1"/>
+              <w:left w:val="single" w:color="CCCCCC" w:sz="1"/>
+              <w:bottom w:val="single" w:color="CCCCCC" w:sz="1"/>
+              <w:right w:val="single" w:color="CCCCCC" w:sz="1"/>
+            </w:tcBorders>
+            <w:shd w:fill="FFFFFF" w:val="clear"/>
+            <w:tcMar>
+              <w:top w:type="dxa" w:w="80"/>
+              <w:left w:type="dxa" w:w="120"/>
+              <w:bottom w:type="dxa" w:w="80"/>
+              <w:right w:type="dxa" w:w="120"/>
+            </w:tcMar>
+          </w:tcPr>
+          <w:p>
+            <w:r>
+              <w:rPr>
+                <w:rFonts w:ascii="Arial" w:cs="Arial" w:eastAsia="Arial" w:hAnsi="Arial"/>
+                <w:color w:val="1A1A1A"/>
+                <w:sz w:val="20"/>
+                <w:szCs w:val="20"/>
+              </w:rPr>
+              <w:t xml:space="preserve">概念验证（PoC）</w:t>
+            </w:r>
+          </w:p>
+        </w:tc>
+        <w:tc>
+          <w:tcPr>
+            <w:tcW w:type="dxa" w:w="1100"/>
+            <w:tcBorders>
+              <w:top w:val="single" w:color="CCCCCC" w:sz="1"/>
+              <w:left w:val="single" w:color="CCCCCC" w:sz="1"/>
+              <w:bottom w:val="single" w:color="CCCCCC" w:sz="1"/>
+              <w:right w:val="single" w:color="CCCCCC" w:sz="1"/>
+            </w:tcBorders>
+            <w:shd w:fill="FFFFFF" w:val="clear"/>
+            <w:tcMar>
+              <w:top w:type="dxa" w:w="80"/>
+              <w:left w:type="dxa" w:w="120"/>
+              <w:bottom w:type="dxa" w:w="80"/>
+              <w:right w:type="dxa" w:w="120"/>
+            </w:tcMar>
+          </w:tcPr>
+          <w:p>
+            <w:r>
+              <w:rPr>
+                <w:rFonts w:ascii="Arial" w:cs="Arial" w:eastAsia="Arial" w:hAnsi="Arial"/>
+                <w:color w:val="1A1A1A"/>
+                <w:sz w:val="20"/>
+                <w:szCs w:val="20"/>
+              </w:rPr>
+              <w:t xml:space="preserve">2–4 周</w:t>
+            </w:r>
+          </w:p>
+        </w:tc>
+        <w:tc>
+          <w:tcPr>
+            <w:tcW w:type="dxa" w:w="4260"/>
+            <w:tcBorders>
+              <w:top w:val="single" w:color="CCCCCC" w:sz="1"/>
+              <w:left w:val="single" w:color="CCCCCC" w:sz="1"/>
+              <w:bottom w:val="single" w:color="CCCCCC" w:sz="1"/>
+              <w:right w:val="single" w:color="CCCCCC" w:sz="1"/>
+            </w:tcBorders>
+            <w:shd w:fill="FFFFFF" w:val="clear"/>
+            <w:tcMar>
+              <w:top w:type="dxa" w:w="80"/>
+              <w:left w:type="dxa" w:w="120"/>
+              <w:bottom w:type="dxa" w:w="80"/>
+              <w:right w:type="dxa" w:w="120"/>
+            </w:tcMar>
+          </w:tcPr>
+          <w:p>
+            <w:r>
+              <w:rPr>
+                <w:rFonts w:ascii="Arial" w:cs="Arial" w:eastAsia="Arial" w:hAnsi="Arial"/>
+                <w:color w:val="1A1A1A"/>
+                <w:sz w:val="20"/>
+                <w:szCs w:val="20"/>
+              </w:rPr>
+              <w:t xml:space="preserve">验证 AI 能否解决核心痛点，输出可演示 demo，风险低、见效快</w:t>
+            </w:r>
+          </w:p>
+        </w:tc>
+        <w:tc>
+          <w:tcPr>
+            <w:tcW w:type="dxa" w:w="2400"/>
+            <w:tcBorders>
+              <w:top w:val="single" w:color="CCCCCC" w:sz="1"/>
+              <w:left w:val="single" w:color="CCCCCC" w:sz="1"/>
+              <w:bottom w:val="single" w:color="CCCCCC" w:sz="1"/>
+              <w:right w:val="single" w:color="CCCCCC" w:sz="1"/>
+            </w:tcBorders>
+            <w:shd w:fill="FFFFFF" w:val="clear"/>
+            <w:tcMar>
+              <w:top w:type="dxa" w:w="80"/>
+              <w:left w:type="dxa" w:w="120"/>
+              <w:bottom w:type="dxa" w:w="80"/>
+              <w:right w:type="dxa" w:w="120"/>
+            </w:tcMar>
+          </w:tcPr>
+          <w:p>
+            <w:r>
+              <w:rPr>
+                <w:rFonts w:ascii="Arial" w:cs="Arial" w:eastAsia="Arial" w:hAnsi="Arial"/>
+                <w:color w:val="1A1A1A"/>
+                <w:sz w:val="20"/>
+                <w:szCs w:val="20"/>
+              </w:rPr>
+              <w:t xml:space="preserve">适合初次合作或场景不确定时</w:t>
+            </w:r>
+          </w:p>
+        </w:tc>
+      </w:tr>
+      <w:tr>
+        <w:tc>
+          <w:tcPr>
+            <w:tcW w:type="dxa" w:w="1600"/>
+            <w:tcBorders>
+              <w:top w:val="single" w:color="CCCCCC" w:sz="1"/>
+              <w:left w:val="single" w:color="CCCCCC" w:sz="1"/>
+              <w:bottom w:val="single" w:color="CCCCCC" w:sz="1"/>
+              <w:right w:val="single" w:color="CCCCCC" w:sz="1"/>
+            </w:tcBorders>
+            <w:shd w:fill="F5F5F5" w:val="clear"/>
+            <w:tcMar>
+              <w:top w:type="dxa" w:w="80"/>
+              <w:left w:type="dxa" w:w="120"/>
+              <w:bottom w:type="dxa" w:w="80"/>
+              <w:right w:type="dxa" w:w="120"/>
+            </w:tcMar>
+          </w:tcPr>
+          <w:p>
+            <w:r>
+              <w:rPr>
+                <w:rFonts w:ascii="Arial" w:cs="Arial" w:eastAsia="Arial" w:hAnsi="Arial"/>
+                <w:color w:val="1A1A1A"/>
+                <w:sz w:val="20"/>
+                <w:szCs w:val="20"/>
+              </w:rPr>
+              <w:t xml:space="preserve">标准交付项目</w:t>
+            </w:r>
+          </w:p>
+        </w:tc>
+        <w:tc>
+          <w:tcPr>
+            <w:tcW w:type="dxa" w:w="1100"/>
+            <w:tcBorders>
+              <w:top w:val="single" w:color="CCCCCC" w:sz="1"/>
+              <w:left w:val="single" w:color="CCCCCC" w:sz="1"/>
+              <w:bottom w:val="single" w:color="CCCCCC" w:sz="1"/>
+              <w:right w:val="single" w:color="CCCCCC" w:sz="1"/>
+            </w:tcBorders>
+            <w:shd w:fill="F5F5F5" w:val="clear"/>
+            <w:tcMar>
+              <w:top w:type="dxa" w:w="80"/>
+              <w:left w:type="dxa" w:w="120"/>
+              <w:bottom w:type="dxa" w:w="80"/>
+              <w:right w:type="dxa" w:w="120"/>
+            </w:tcMar>
+          </w:tcPr>
+          <w:p>
+            <w:r>
+              <w:rPr>
+                <w:rFonts w:ascii="Arial" w:cs="Arial" w:eastAsia="Arial" w:hAnsi="Arial"/>
+                <w:color w:val="1A1A1A"/>
+                <w:sz w:val="20"/>
+                <w:szCs w:val="20"/>
+              </w:rPr>
+              <w:t xml:space="preserve">1–3 个月</w:t>
+            </w:r>
+          </w:p>
+        </w:tc>
+        <w:tc>
+          <w:tcPr>
+            <w:tcW w:type="dxa" w:w="4260"/>
+            <w:tcBorders>
+              <w:top w:val="single" w:color="CCCCCC" w:sz="1"/>
+              <w:left w:val="single" w:color="CCCCCC" w:sz="1"/>
+              <w:bottom w:val="single" w:color="CCCCCC" w:sz="1"/>
+              <w:right w:val="single" w:color="CCCCCC" w:sz="1"/>
+            </w:tcBorders>
+            <w:shd w:fill="F5F5F5" w:val="clear"/>
+            <w:tcMar>
+              <w:top w:type="dxa" w:w="80"/>
+              <w:left w:type="dxa" w:w="120"/>
+              <w:bottom w:type="dxa" w:w="80"/>
+              <w:right w:type="dxa" w:w="120"/>
+            </w:tcMar>
+          </w:tcPr>
+          <w:p>
+            <w:r>
+              <w:rPr>
+                <w:rFonts w:ascii="Arial" w:cs="Arial" w:eastAsia="Arial" w:hAnsi="Arial"/>
+                <w:color w:val="1A1A1A"/>
+                <w:sz w:val="20"/>
+                <w:szCs w:val="20"/>
+              </w:rPr>
+              <w:t xml:space="preserve">完整功能开发、数据对接、测试上线，交付生产可用系统</w:t>
+            </w:r>
+          </w:p>
+        </w:tc>
+        <w:tc>
+          <w:tcPr>
+            <w:tcW w:type="dxa" w:w="2400"/>
+            <w:tcBorders>
+              <w:top w:val="single" w:color="CCCCCC" w:sz="1"/>
+              <w:left w:val="single" w:color="CCCCCC" w:sz="1"/>
+              <w:bottom w:val="single" w:color="CCCCCC" w:sz="1"/>
+              <w:right w:val="single" w:color="CCCCCC" w:sz="1"/>
+            </w:tcBorders>
+            <w:shd w:fill="F5F5F5" w:val="clear"/>
+            <w:tcMar>
+              <w:top w:type="dxa" w:w="80"/>
+              <w:left w:type="dxa" w:w="120"/>
+              <w:bottom w:type="dxa" w:w="80"/>
+              <w:right w:type="dxa" w:w="120"/>
+            </w:tcMar>
+          </w:tcPr>
+          <w:p>
+            <w:r>
+              <w:rPr>
+                <w:rFonts w:ascii="Arial" w:cs="Arial" w:eastAsia="Arial" w:hAnsi="Arial"/>
+                <w:color w:val="1A1A1A"/>
+                <w:sz w:val="20"/>
+                <w:szCs w:val="20"/>
+              </w:rPr>
+              <w:t xml:space="preserve">适合需求明确、数据基础较好的场景</w:t>
+            </w:r>
+          </w:p>
+        </w:tc>
+      </w:tr>
+      <w:tr>
+        <w:tc>
+          <w:tcPr>
+            <w:tcW w:type="dxa" w:w="1600"/>
+            <w:tcBorders>
+              <w:top w:val="single" w:color="CCCCCC" w:sz="1"/>
+              <w:left w:val="single" w:color="CCCCCC" w:sz="1"/>
+              <w:bottom w:val="single" w:color="CCCCCC" w:sz="1"/>
+              <w:right w:val="single" w:color="CCCCCC" w:sz="1"/>
+            </w:tcBorders>
+            <w:shd w:fill="FFFFFF" w:val="clear"/>
+            <w:tcMar>
+              <w:top w:type="dxa" w:w="80"/>
+              <w:left w:type="dxa" w:w="120"/>
+              <w:bottom w:type="dxa" w:w="80"/>
+              <w:right w:type="dxa" w:w="120"/>
+            </w:tcMar>
+          </w:tcPr>
+          <w:p>
+            <w:r>
+              <w:rPr>
+                <w:rFonts w:ascii="Arial" w:cs="Arial" w:eastAsia="Arial" w:hAnsi="Arial"/>
+                <w:color w:val="1A1A1A"/>
+                <w:sz w:val="20"/>
+                <w:szCs w:val="20"/>
+              </w:rPr>
+              <w:t xml:space="preserve">私有化部署</w:t>
+            </w:r>
+          </w:p>
+        </w:tc>
+        <w:tc>
+          <w:tcPr>
+            <w:tcW w:type="dxa" w:w="1100"/>
+            <w:tcBorders>
+              <w:top w:val="single" w:color="CCCCCC" w:sz="1"/>
+              <w:left w:val="single" w:color="CCCCCC" w:sz="1"/>
+              <w:bottom w:val="single" w:color="CCCCCC" w:sz="1"/>
+              <w:right w:val="single" w:color="CCCCCC" w:sz="1"/>
+            </w:tcBorders>
+            <w:shd w:fill="FFFFFF" w:val="clear"/>
+            <w:tcMar>
+              <w:top w:type="dxa" w:w="80"/>
+              <w:left w:type="dxa" w:w="120"/>
+              <w:bottom w:type="dxa" w:w="80"/>
+              <w:right w:type="dxa" w:w="120"/>
+            </w:tcMar>
+          </w:tcPr>
+          <w:p>
+            <w:r>
+              <w:rPr>
+                <w:rFonts w:ascii="Arial" w:cs="Arial" w:eastAsia="Arial" w:hAnsi="Arial"/>
+                <w:color w:val="1A1A1A"/>
+                <w:sz w:val="20"/>
+                <w:szCs w:val="20"/>
+              </w:rPr>
+              <w:t xml:space="preserve">2–4 个月</w:t>
+            </w:r>
+          </w:p>
+        </w:tc>
+        <w:tc>
+          <w:tcPr>
+            <w:tcW w:type="dxa" w:w="4260"/>
+            <w:tcBorders>
+              <w:top w:val="single" w:color="CCCCCC" w:sz="1"/>
+              <w:left w:val="single" w:color="CCCCCC" w:sz="1"/>
+              <w:bottom w:val="single" w:color="CCCCCC" w:sz="1"/>
+              <w:right w:val="single" w:color="CCCCCC" w:sz="1"/>
+            </w:tcBorders>
+            <w:shd w:fill="FFFFFF" w:val="clear"/>
+            <w:tcMar>
+              <w:top w:type="dxa" w:w="80"/>
+              <w:left w:type="dxa" w:w="120"/>
+              <w:bottom w:type="dxa" w:w="80"/>
+              <w:right w:type="dxa" w:w="120"/>
+            </w:tcMar>
+          </w:tcPr>
+          <w:p>
+            <w:r>
+              <w:rPr>
+                <w:rFonts w:ascii="Arial" w:cs="Arial" w:eastAsia="Arial" w:hAnsi="Arial"/>
+                <w:color w:val="1A1A1A"/>
+                <w:sz w:val="20"/>
+                <w:szCs w:val="20"/>
+              </w:rPr>
+              <w:t xml:space="preserve">模型和系统部署在甲方内网，数据不出域，满足安全合规要求</w:t>
+            </w:r>
+          </w:p>
+        </w:tc>
+        <w:tc>
+          <w:tcPr>
+            <w:tcW w:type="dxa" w:w="2400"/>
+            <w:tcBorders>
+              <w:top w:val="single" w:color="CCCCCC" w:sz="1"/>
+              <w:left w:val="single" w:color="CCCCCC" w:sz="1"/>
+              <w:bottom w:val="single" w:color="CCCCCC" w:sz="1"/>
+              <w:right w:val="single" w:color="CCCCCC" w:sz="1"/>
+            </w:tcBorders>
+            <w:shd w:fill="FFFFFF" w:val="clear"/>
+            <w:tcMar>
+              <w:top w:type="dxa" w:w="80"/>
+              <w:left w:type="dxa" w:w="120"/>
+              <w:bottom w:type="dxa" w:w="80"/>
+              <w:right w:type="dxa" w:w="120"/>
+            </w:tcMar>
+          </w:tcPr>
+          <w:p>
+            <w:r>
+              <w:rPr>
+                <w:rFonts w:ascii="Arial" w:cs="Arial" w:eastAsia="Arial" w:hAnsi="Arial"/>
+                <w:color w:val="1A1A1A"/>
+                <w:sz w:val="20"/>
+                <w:szCs w:val="20"/>
+              </w:rPr>
+              <w:t xml:space="preserve">适合政府、金融、医疗等高安全要求场景</w:t>
+            </w:r>
+          </w:p>
+        </w:tc>
+      </w:tr>
+      <w:tr>
+        <w:tc>
+          <w:tcPr>
+            <w:tcW w:type="dxa" w:w="1600"/>
+            <w:tcBorders>
+              <w:top w:val="single" w:color="CCCCCC" w:sz="1"/>
+              <w:left w:val="single" w:color="CCCCCC" w:sz="1"/>
+              <w:bottom w:val="single" w:color="CCCCCC" w:sz="1"/>
+              <w:right w:val="single" w:color="CCCCCC" w:sz="1"/>
+            </w:tcBorders>
+            <w:shd w:fill="F5F5F5" w:val="clear"/>
+            <w:tcMar>
+              <w:top w:type="dxa" w:w="80"/>
+              <w:left w:type="dxa" w:w="120"/>
+              <w:bottom w:type="dxa" w:w="80"/>
+              <w:right w:type="dxa" w:w="120"/>
+            </w:tcMar>
+          </w:tcPr>
+          <w:p>
+            <w:r>
+              <w:rPr>
+                <w:rFonts w:ascii="Arial" w:cs="Arial" w:eastAsia="Arial" w:hAnsi="Arial"/>
+                <w:color w:val="1A1A1A"/>
+                <w:sz w:val="20"/>
+                <w:szCs w:val="20"/>
+              </w:rPr>
+              <w:t xml:space="preserve">长期技术支持</w:t>
+            </w:r>
+          </w:p>
+        </w:tc>
+        <w:tc>
+          <w:tcPr>
+            <w:tcW w:type="dxa" w:w="1100"/>
+            <w:tcBorders>
+              <w:top w:val="single" w:color="CCCCCC" w:sz="1"/>
+              <w:left w:val="single" w:color="CCCCCC" w:sz="1"/>
+              <w:bottom w:val="single" w:color="CCCCCC" w:sz="1"/>
+              <w:right w:val="single" w:color="CCCCCC" w:sz="1"/>
+            </w:tcBorders>
+            <w:shd w:fill="F5F5F5" w:val="clear"/>
+            <w:tcMar>
+              <w:top w:type="dxa" w:w="80"/>
+              <w:left w:type="dxa" w:w="120"/>
+              <w:bottom w:type="dxa" w:w="80"/>
+              <w:right w:type="dxa" w:w="120"/>
+            </w:tcMar>
+          </w:tcPr>
+          <w:p>
+            <w:r>
+              <w:rPr>
+                <w:rFonts w:ascii="Arial" w:cs="Arial" w:eastAsia="Arial" w:hAnsi="Arial"/>
+                <w:color w:val="1A1A1A"/>
+                <w:sz w:val="20"/>
+                <w:szCs w:val="20"/>
+              </w:rPr>
+              <w:t xml:space="preserve">按年续签</w:t>
+            </w:r>
+          </w:p>
+        </w:tc>
+        <w:tc>
+          <w:tcPr>
+            <w:tcW w:type="dxa" w:w="4260"/>
+            <w:tcBorders>
+              <w:top w:val="single" w:color="CCCCCC" w:sz="1"/>
+              <w:left w:val="single" w:color="CCCCCC" w:sz="1"/>
+              <w:bottom w:val="single" w:color="CCCCCC" w:sz="1"/>
+              <w:right w:val="single" w:color="CCCCCC" w:sz="1"/>
+            </w:tcBorders>
+            <w:shd w:fill="F5F5F5" w:val="clear"/>
+            <w:tcMar>
+              <w:top w:type="dxa" w:w="80"/>
+              <w:left w:type="dxa" w:w="120"/>
+              <w:bottom w:type="dxa" w:w="80"/>
+              <w:right w:type="dxa" w:w="120"/>
+            </w:tcMar>
+          </w:tcPr>
+          <w:p>
+            <w:r>
+              <w:rPr>
+                <w:rFonts w:ascii="Arial" w:cs="Arial" w:eastAsia="Arial" w:hAnsi="Arial"/>
+                <w:color w:val="1A1A1A"/>
+                <w:sz w:val="20"/>
+                <w:szCs w:val="20"/>
+              </w:rPr>
+              <w:t xml:space="preserve">系统运维、能力迭代、新场景扩展，保持 AI 能力持续更新</w:t>
+            </w:r>
+          </w:p>
+        </w:tc>
+        <w:tc>
+          <w:tcPr>
+            <w:tcW w:type="dxa" w:w="2400"/>
+            <w:tcBorders>
+              <w:top w:val="single" w:color="CCCCCC" w:sz="1"/>
+              <w:left w:val="single" w:color="CCCCCC" w:sz="1"/>
+              <w:bottom w:val="single" w:color="CCCCCC" w:sz="1"/>
+              <w:right w:val="single" w:color="CCCCCC" w:sz="1"/>
+            </w:tcBorders>
+            <w:shd w:fill="F5F5F5" w:val="clear"/>
+            <w:tcMar>
+              <w:top w:type="dxa" w:w="80"/>
+              <w:left w:type="dxa" w:w="120"/>
+              <w:bottom w:type="dxa" w:w="80"/>
+              <w:right w:type="dxa" w:w="120"/>
+            </w:tcMar>
+          </w:tcPr>
+          <w:p>
+            <w:r>
+              <w:rPr>
+                <w:rFonts w:ascii="Arial" w:cs="Arial" w:eastAsia="Arial" w:hAnsi="Arial"/>
+                <w:color w:val="1A1A1A"/>
+                <w:sz w:val="20"/>
+                <w:szCs w:val="20"/>
+              </w:rPr>
+              <w:t xml:space="preserve">适合已上线系统的持续优化</w:t>
+            </w:r>
+          </w:p>
+        </w:tc>
+      </w:tr>
+    </w:tbl>
+    <w:p>
+      <w:pPr>
+        <w:spacing w:after="240" w:before="0"/>
+      </w:pPr>
+    </w:p>
+    <w:p>
+      <w:pPr>
+        <w:pBdr>
+          <w:bottom w:val="single" w:color="1B4F8A" w:sz="6" w:space="6"/>
+        </w:pBdr>
+        <w:spacing w:after="120" w:before="360"/>
+      </w:pPr>
+      <w:r>
+        <w:rPr>
+          <w:rFonts w:ascii="Arial" w:cs="Arial" w:eastAsia="Arial" w:hAnsi="Arial"/>
+          <w:b/>
+          <w:bCs/>
+          <w:color w:val="1B4F8A"/>
+          <w:sz w:val="30"/>
+          <w:szCs w:val="30"/>
+        </w:rPr>
+        <w:t xml:space="preserve">四、我们的立场</w:t>
+      </w:r>
+    </w:p>
+    <w:p>
+      <w:pPr>
+        <w:spacing w:after="120" w:before="0"/>
+      </w:pPr>
+    </w:p>
+    <w:p>
+      <w:pPr>
+        <w:spacing w:after="60" w:before="60"/>
+      </w:pPr>
+      <w:r>
+        <w:rPr>
+          <w:rFonts w:ascii="Arial" w:cs="Arial" w:eastAsia="Arial" w:hAnsi="Arial"/>
+          <w:color w:val="1A1A1A"/>
+          <w:sz w:val="22"/>
+          <w:szCs w:val="22"/>
+        </w:rPr>
+        <w:t xml:space="preserve">我们不做"AI 概念包装"，只交付真正能跑起来的系统。</w:t>
+      </w:r>
+    </w:p>
+    <w:p>
+      <w:pPr>
+        <w:spacing w:after="80" w:before="0"/>
+      </w:pPr>
+    </w:p>
+    <w:p>
+      <w:pPr>
+        <w:pStyle w:val="ListParagraph"/>
+        <w:numPr>
+          <w:ilvl w:val="0"/>
+          <w:numId w:val="2"/>
+        </w:numPr>
+        <w:spacing w:after="40" w:before="40"/>
+      </w:pPr>
+      <w:r>
+        <w:rPr>
+          <w:rFonts w:ascii="Arial" w:cs="Arial" w:eastAsia="Arial" w:hAnsi="Arial"/>
+          <w:color w:val="1A1A1A"/>
+          <w:sz w:val="22"/>
+          <w:szCs w:val="22"/>
+        </w:rPr>
+        <w:t xml:space="preserve">所有方案基于真实业务数据，不允许 AI 编造结论</w:t>
+      </w:r>
+    </w:p>
+    <w:p>
+      <w:pPr>
+        <w:pStyle w:val="ListParagraph"/>
+        <w:numPr>
+          <w:ilvl w:val="0"/>
+          <w:numId w:val="2"/>
+        </w:numPr>
+        <w:spacing w:after="40" w:before="40"/>
+      </w:pPr>
+      <w:r>
+        <w:rPr>
+          <w:rFonts w:ascii="Arial" w:cs="Arial" w:eastAsia="Arial" w:hAnsi="Arial"/>
+          <w:color w:val="1A1A1A"/>
+          <w:sz w:val="22"/>
+          <w:szCs w:val="22"/>
+        </w:rPr>
+        <w:t xml:space="preserve">每个项目先从痛点出发，不堆砌技术</w:t>
+      </w:r>
+    </w:p>
+    <w:p>
+      <w:pPr>
+        <w:pStyle w:val="ListParagraph"/>
+        <w:numPr>
+          <w:ilvl w:val="0"/>
+          <w:numId w:val="2"/>
+        </w:numPr>
+        <w:spacing w:after="40" w:before="40"/>
+      </w:pPr>
+      <w:r>
+        <w:rPr>
+          <w:rFonts w:ascii="Arial" w:cs="Arial" w:eastAsia="Arial" w:hAnsi="Arial"/>
+          <w:color w:val="1A1A1A"/>
+          <w:sz w:val="22"/>
+          <w:szCs w:val="22"/>
+        </w:rPr>
+        <w:t xml:space="preserve">优先推荐小范围验证，见效后再扩展，降低甲方风险</w:t>
+      </w:r>
+    </w:p>
+    <w:p>
+      <w:pPr>
+        <w:pStyle w:val="ListParagraph"/>
+        <w:numPr>
+          <w:ilvl w:val="0"/>
+          <w:numId w:val="2"/>
+        </w:numPr>
+        <w:spacing w:after="40" w:before="40"/>
+      </w:pPr>
+      <w:r>
+        <w:rPr>
+          <w:rFonts w:ascii="Arial" w:cs="Arial" w:eastAsia="Arial" w:hAnsi="Arial"/>
+          <w:color w:val="1A1A1A"/>
+          <w:sz w:val="22"/>
+          <w:szCs w:val="22"/>
+        </w:rPr>
+        <w:t xml:space="preserve">生产环境经过严格测试，不交付只能演示的 demo</w:t>
+      </w:r>
+    </w:p>
+    <w:p>
+      <w:pPr>
+        <w:spacing w:after="240" w:before="0"/>
+      </w:pPr>
+    </w:p>
+    <w:p>
+      <w:pPr>
+        <w:spacing w:after="60" w:before="60"/>
+      </w:pPr>
+      <w:r>
+        <w:rPr>
+          <w:rFonts w:ascii="Arial" w:cs="Arial" w:eastAsia="Arial" w:hAnsi="Arial"/>
+          <w:i/>
+          <w:iCs/>
+          <w:color w:val="555555"/>
+          <w:sz w:val="22"/>
+          <w:szCs w:val="22"/>
+        </w:rPr>
+        <w:t xml:space="preserve">如需进一步了解某个方向的详细方案或报价，欢迎随时沟通。</w:t>
+      </w:r>
+    </w:p>
+    <w:sectPr>
+      <w:footerReference w:type="default" r:id="rId7"/>
+      <w:pgSz w:w="12240" w:h="15840" w:orient="portrait"/>
+      <w:pgMar w:top="1080" w:right="1080" w:bottom="1080" w:left="1080" w:header="708" w:footer="708" w:gutter="0"/>
+      <w:pgNumType/>
+      <w:docGrid w:linePitch="360"/>
+    </w:sectPr>
+  </w:body>
+</w:document>
 </file>
 
 <file path=word/comments.xml><?xml version="1.0" encoding="utf-8"?>

--- a/docs/AI能力与解决方案.docx
+++ b/docs/AI能力与解决方案.docx
@@ -5254,6 +5254,2531 @@
         </w:tc>
       </w:tr>
     </w:tbl>
+    <w:p>
+      <w:pPr>
+        <w:pageBreakBefore/>
+      </w:pPr>
+    </w:p>
+    <w:tbl>
+      <w:tblPr>
+        <w:tblW w:type="dxa" w:w="9360"/>
+        <w:tblBorders>
+          <w:top w:val="single" w:color="auto" w:sz="4"/>
+          <w:left w:val="single" w:color="auto" w:sz="4"/>
+          <w:bottom w:val="single" w:color="auto" w:sz="4"/>
+          <w:right w:val="single" w:color="auto" w:sz="4"/>
+          <w:insideH w:val="single" w:color="auto" w:sz="4"/>
+          <w:insideV w:val="single" w:color="auto" w:sz="4"/>
+        </w:tblBorders>
+      </w:tblPr>
+      <w:tblGrid>
+        <w:gridCol w:w="700"/>
+        <w:gridCol w:w="8660"/>
+      </w:tblGrid>
+      <w:tr>
+        <w:tc>
+          <w:tcPr>
+            <w:tcW w:type="dxa" w:w="700"/>
+            <w:tcBorders>
+              <w:top w:val="single" w:color="1B4F8A" w:sz="1"/>
+              <w:left w:val="single" w:color="1B4F8A" w:sz="1"/>
+              <w:bottom w:val="single" w:color="1B4F8A" w:sz="1"/>
+              <w:right w:val="single" w:color="1B4F8A" w:sz="1"/>
+            </w:tcBorders>
+            <w:shd w:fill="1B4F8A" w:val="clear"/>
+            <w:tcMar>
+              <w:top w:type="dxa" w:w="120"/>
+              <w:left w:type="dxa" w:w="140"/>
+              <w:bottom w:type="dxa" w:w="120"/>
+              <w:right w:type="dxa" w:w="140"/>
+            </w:tcMar>
+            <w:vAlign w:val="center"/>
+          </w:tcPr>
+          <w:p>
+            <w:pPr>
+              <w:jc w:val="center"/>
+            </w:pPr>
+            <w:r>
+              <w:rPr>
+                <w:rFonts w:ascii="Arial" w:cs="Arial" w:eastAsia="Arial" w:hAnsi="Arial"/>
+                <w:b/>
+                <w:bCs/>
+                <w:color w:val="FFFFFF"/>
+                <w:sz w:val="28"/>
+                <w:szCs w:val="28"/>
+              </w:rPr>
+              <w:t xml:space="preserve">09</w:t>
+            </w:r>
+          </w:p>
+        </w:tc>
+        <w:tc>
+          <w:tcPr>
+            <w:tcW w:type="dxa" w:w="8660"/>
+            <w:tcBorders>
+              <w:top w:val="single" w:color="1B4F8A" w:sz="1"/>
+              <w:left w:val="single" w:color="1B4F8A" w:sz="1"/>
+              <w:bottom w:val="single" w:color="1B4F8A" w:sz="1"/>
+              <w:right w:val="single" w:color="1B4F8A" w:sz="1"/>
+            </w:tcBorders>
+            <w:shd w:fill="1B4F8A" w:val="clear"/>
+            <w:tcMar>
+              <w:top w:type="dxa" w:w="120"/>
+              <w:left w:type="dxa" w:w="160"/>
+              <w:bottom w:type="dxa" w:w="120"/>
+              <w:right w:type="dxa" w:w="160"/>
+            </w:tcMar>
+          </w:tcPr>
+          <w:p>
+            <w:r>
+              <w:rPr>
+                <w:rFonts w:ascii="Arial" w:cs="Arial" w:eastAsia="Arial" w:hAnsi="Arial"/>
+                <w:b/>
+                <w:bCs/>
+                <w:color w:val="FFFFFF"/>
+                <w:sz w:val="28"/>
+                <w:szCs w:val="28"/>
+              </w:rPr>
+              <w:t xml:space="preserve">自然语言 Excel 分析  </w:t>
+            </w:r>
+            <w:r>
+              <w:rPr>
+                <w:rFonts w:ascii="Arial" w:cs="Arial" w:eastAsia="Arial" w:hAnsi="Arial"/>
+                <w:color w:val="A8D0F0"/>
+                <w:sz w:val="18"/>
+                <w:szCs w:val="18"/>
+              </w:rPr>
+              <w:t xml:space="preserve">可交付</w:t>
+            </w:r>
+          </w:p>
+          <w:p>
+            <w:pPr>
+              <w:spacing w:before="40"/>
+            </w:pPr>
+            <w:r>
+              <w:rPr>
+                <w:rFonts w:ascii="Arial" w:cs="Arial" w:eastAsia="Arial" w:hAnsi="Arial"/>
+                <w:color w:val="C8DFF0"/>
+                <w:sz w:val="20"/>
+                <w:szCs w:val="20"/>
+              </w:rPr>
+              <w:t xml:space="preserve">不会数据分析也能问出结论</w:t>
+            </w:r>
+          </w:p>
+        </w:tc>
+      </w:tr>
+      <w:tr>
+        <w:tc>
+          <w:tcPr>
+            <w:tcW w:type="dxa" w:w="1400"/>
+            <w:tcBorders>
+              <w:top w:val="single" w:color="E8E8E8" w:sz="1"/>
+              <w:left w:val="single" w:color="CCCCCC" w:sz="1"/>
+              <w:bottom w:val="single" w:color="E8E8E8" w:sz="1"/>
+              <w:right w:val="single" w:color="D0D0D0" w:sz="1"/>
+            </w:tcBorders>
+            <w:shd w:fill="F5F5F5" w:val="clear"/>
+            <w:tcMar>
+              <w:top w:type="dxa" w:w="100"/>
+              <w:left w:type="dxa" w:w="140"/>
+              <w:bottom w:type="dxa" w:w="100"/>
+              <w:right w:type="dxa" w:w="140"/>
+            </w:tcMar>
+            <w:vAlign w:val="top"/>
+          </w:tcPr>
+          <w:p>
+            <w:r>
+              <w:rPr>
+                <w:rFonts w:ascii="Arial" w:cs="Arial" w:eastAsia="Arial" w:hAnsi="Arial"/>
+                <w:b/>
+                <w:bCs/>
+                <w:color w:val="2E86C1"/>
+                <w:sz w:val="20"/>
+                <w:szCs w:val="20"/>
+              </w:rPr>
+              <w:t xml:space="preserve">应用场景</w:t>
+            </w:r>
+          </w:p>
+        </w:tc>
+        <w:tc>
+          <w:tcPr>
+            <w:tcW w:type="dxa" w:w="7960"/>
+            <w:tcBorders>
+              <w:top w:val="single" w:color="E8E8E8" w:sz="1"/>
+              <w:left w:val="single" w:color="D0D0D0" w:sz="1"/>
+              <w:bottom w:val="single" w:color="E8E8E8" w:sz="1"/>
+              <w:right w:val="single" w:color="CCCCCC" w:sz="1"/>
+            </w:tcBorders>
+            <w:tcMar>
+              <w:top w:type="dxa" w:w="100"/>
+              <w:left w:type="dxa" w:w="160"/>
+              <w:bottom w:type="dxa" w:w="100"/>
+              <w:right w:type="dxa" w:w="160"/>
+            </w:tcMar>
+          </w:tcPr>
+          <w:p>
+            <w:pPr>
+              <w:spacing w:after="0" w:before="0"/>
+            </w:pPr>
+            <w:r>
+              <w:rPr>
+                <w:rFonts w:ascii="Arial" w:cs="Arial" w:eastAsia="Arial" w:hAnsi="Arial"/>
+                <w:color w:val="1A1A1A"/>
+                <w:sz w:val="21"/>
+                <w:szCs w:val="21"/>
+              </w:rPr>
+              <w:t xml:space="preserve">业务人员手上有大量 Excel 数据，但不懂函数、不会写 SQL、也没有数据分析师支持。每次需要洞察都要依赖 IT 或分析部门，等待时间长，临时需求无法自助满足。</w:t>
+            </w:r>
+          </w:p>
+        </w:tc>
+      </w:tr>
+      <w:tr>
+        <w:tc>
+          <w:tcPr>
+            <w:tcW w:type="dxa" w:w="1400"/>
+            <w:tcBorders>
+              <w:top w:val="single" w:color="E8E8E8" w:sz="1"/>
+              <w:left w:val="single" w:color="CCCCCC" w:sz="1"/>
+              <w:bottom w:val="single" w:color="E8E8E8" w:sz="1"/>
+              <w:right w:val="single" w:color="D0D0D0" w:sz="1"/>
+            </w:tcBorders>
+            <w:shd w:fill="F5F5F5" w:val="clear"/>
+            <w:tcMar>
+              <w:top w:type="dxa" w:w="100"/>
+              <w:left w:type="dxa" w:w="140"/>
+              <w:bottom w:type="dxa" w:w="100"/>
+              <w:right w:type="dxa" w:w="140"/>
+            </w:tcMar>
+            <w:vAlign w:val="top"/>
+          </w:tcPr>
+          <w:p>
+            <w:r>
+              <w:rPr>
+                <w:rFonts w:ascii="Arial" w:cs="Arial" w:eastAsia="Arial" w:hAnsi="Arial"/>
+                <w:b/>
+                <w:bCs/>
+                <w:color w:val="2E86C1"/>
+                <w:sz w:val="20"/>
+                <w:szCs w:val="20"/>
+              </w:rPr>
+              <w:t xml:space="preserve">用户痛点</w:t>
+            </w:r>
+          </w:p>
+        </w:tc>
+        <w:tc>
+          <w:tcPr>
+            <w:tcW w:type="dxa" w:w="7960"/>
+            <w:tcBorders>
+              <w:top w:val="single" w:color="E8E8E8" w:sz="1"/>
+              <w:left w:val="single" w:color="D0D0D0" w:sz="1"/>
+              <w:bottom w:val="single" w:color="E8E8E8" w:sz="1"/>
+              <w:right w:val="single" w:color="CCCCCC" w:sz="1"/>
+            </w:tcBorders>
+            <w:tcMar>
+              <w:top w:type="dxa" w:w="100"/>
+              <w:left w:type="dxa" w:w="160"/>
+              <w:bottom w:type="dxa" w:w="100"/>
+              <w:right w:type="dxa" w:w="160"/>
+            </w:tcMar>
+          </w:tcPr>
+          <w:p>
+            <w:pPr>
+              <w:pStyle w:val="ListParagraph"/>
+              <w:numPr>
+                <w:ilvl w:val="0"/>
+                <w:numId w:val="2"/>
+              </w:numPr>
+              <w:spacing w:after="30" w:before="30"/>
+            </w:pPr>
+            <w:r>
+              <w:rPr>
+                <w:rFonts w:ascii="Arial" w:cs="Arial" w:eastAsia="Arial" w:hAnsi="Arial"/>
+                <w:color w:val="1A1A1A"/>
+                <w:sz w:val="21"/>
+                <w:szCs w:val="21"/>
+              </w:rPr>
+              <w:t xml:space="preserve">有数据但不会用，Excel 函数门槛高，非技术人员望而生畏</w:t>
+            </w:r>
+          </w:p>
+          <w:p>
+            <w:pPr>
+              <w:pStyle w:val="ListParagraph"/>
+              <w:numPr>
+                <w:ilvl w:val="0"/>
+                <w:numId w:val="2"/>
+              </w:numPr>
+              <w:spacing w:after="30" w:before="30"/>
+            </w:pPr>
+            <w:r>
+              <w:rPr>
+                <w:rFonts w:ascii="Arial" w:cs="Arial" w:eastAsia="Arial" w:hAnsi="Arial"/>
+                <w:color w:val="1A1A1A"/>
+                <w:sz w:val="21"/>
+                <w:szCs w:val="21"/>
+              </w:rPr>
+              <w:t xml:space="preserve">每次临时查数据都要找 IT 帮忙，响应慢、等待久</w:t>
+            </w:r>
+          </w:p>
+          <w:p>
+            <w:pPr>
+              <w:pStyle w:val="ListParagraph"/>
+              <w:numPr>
+                <w:ilvl w:val="0"/>
+                <w:numId w:val="2"/>
+              </w:numPr>
+              <w:spacing w:after="30" w:before="30"/>
+            </w:pPr>
+            <w:r>
+              <w:rPr>
+                <w:rFonts w:ascii="Arial" w:cs="Arial" w:eastAsia="Arial" w:hAnsi="Arial"/>
+                <w:color w:val="1A1A1A"/>
+                <w:sz w:val="21"/>
+                <w:szCs w:val="21"/>
+              </w:rPr>
+              <w:t xml:space="preserve">月报、周报需要手工汇总，耗时且容易出错</w:t>
+            </w:r>
+          </w:p>
+          <w:p>
+            <w:pPr>
+              <w:pStyle w:val="ListParagraph"/>
+              <w:numPr>
+                <w:ilvl w:val="0"/>
+                <w:numId w:val="2"/>
+              </w:numPr>
+              <w:spacing w:after="30" w:before="30"/>
+            </w:pPr>
+            <w:r>
+              <w:rPr>
+                <w:rFonts w:ascii="Arial" w:cs="Arial" w:eastAsia="Arial" w:hAnsi="Arial"/>
+                <w:color w:val="1A1A1A"/>
+                <w:sz w:val="21"/>
+                <w:szCs w:val="21"/>
+              </w:rPr>
+              <w:t xml:space="preserve">想做数据对比和趋势分析，但缺乏工具和技能</w:t>
+            </w:r>
+          </w:p>
+        </w:tc>
+      </w:tr>
+      <w:tr>
+        <w:tc>
+          <w:tcPr>
+            <w:tcW w:type="dxa" w:w="1400"/>
+            <w:tcBorders>
+              <w:top w:val="single" w:color="E8E8E8" w:sz="1"/>
+              <w:left w:val="single" w:color="CCCCCC" w:sz="1"/>
+              <w:bottom w:val="single" w:color="E8E8E8" w:sz="1"/>
+              <w:right w:val="single" w:color="D0D0D0" w:sz="1"/>
+            </w:tcBorders>
+            <w:shd w:fill="F5F5F5" w:val="clear"/>
+            <w:tcMar>
+              <w:top w:type="dxa" w:w="100"/>
+              <w:left w:type="dxa" w:w="140"/>
+              <w:bottom w:type="dxa" w:w="100"/>
+              <w:right w:type="dxa" w:w="140"/>
+            </w:tcMar>
+            <w:vAlign w:val="top"/>
+          </w:tcPr>
+          <w:p>
+            <w:r>
+              <w:rPr>
+                <w:rFonts w:ascii="Arial" w:cs="Arial" w:eastAsia="Arial" w:hAnsi="Arial"/>
+                <w:b/>
+                <w:bCs/>
+                <w:color w:val="2E86C1"/>
+                <w:sz w:val="20"/>
+                <w:szCs w:val="20"/>
+              </w:rPr>
+              <w:t xml:space="preserve">我们的解决方案</w:t>
+            </w:r>
+          </w:p>
+        </w:tc>
+        <w:tc>
+          <w:tcPr>
+            <w:tcW w:type="dxa" w:w="7960"/>
+            <w:tcBorders>
+              <w:top w:val="single" w:color="E8E8E8" w:sz="1"/>
+              <w:left w:val="single" w:color="D0D0D0" w:sz="1"/>
+              <w:bottom w:val="single" w:color="E8E8E8" w:sz="1"/>
+              <w:right w:val="single" w:color="CCCCCC" w:sz="1"/>
+            </w:tcBorders>
+            <w:tcMar>
+              <w:top w:type="dxa" w:w="100"/>
+              <w:left w:type="dxa" w:w="160"/>
+              <w:bottom w:type="dxa" w:w="100"/>
+              <w:right w:type="dxa" w:w="160"/>
+            </w:tcMar>
+          </w:tcPr>
+          <w:p>
+            <w:pPr>
+              <w:spacing w:after="0" w:before="0"/>
+            </w:pPr>
+            <w:r>
+              <w:rPr>
+                <w:rFonts w:ascii="Arial" w:cs="Arial" w:eastAsia="Arial" w:hAnsi="Arial"/>
+                <w:color w:val="1A1A1A"/>
+                <w:sz w:val="21"/>
+                <w:szCs w:val="21"/>
+              </w:rPr>
+              <w:t xml:space="preserve">上传 Excel 或 CSV 文件，用中文直接提问（"上个月哪个区域销售最好？""客户复购率怎么变化的？"），系统自动理解数据结构、执行分析、返回结论和可视化图表，不需要写任何公式或代码。</w:t>
+            </w:r>
+          </w:p>
+        </w:tc>
+      </w:tr>
+      <w:tr>
+        <w:tc>
+          <w:tcPr>
+            <w:tcW w:type="dxa" w:w="1400"/>
+            <w:tcBorders>
+              <w:top w:val="single" w:color="E8E8E8" w:sz="1"/>
+              <w:left w:val="single" w:color="CCCCCC" w:sz="1"/>
+              <w:bottom w:val="single" w:color="E8E8E8" w:sz="1"/>
+              <w:right w:val="single" w:color="D0D0D0" w:sz="1"/>
+            </w:tcBorders>
+            <w:shd w:fill="F5F5F5" w:val="clear"/>
+            <w:tcMar>
+              <w:top w:type="dxa" w:w="100"/>
+              <w:left w:type="dxa" w:w="140"/>
+              <w:bottom w:type="dxa" w:w="100"/>
+              <w:right w:type="dxa" w:w="140"/>
+            </w:tcMar>
+            <w:vAlign w:val="top"/>
+          </w:tcPr>
+          <w:p>
+            <w:r>
+              <w:rPr>
+                <w:rFonts w:ascii="Arial" w:cs="Arial" w:eastAsia="Arial" w:hAnsi="Arial"/>
+                <w:b/>
+                <w:bCs/>
+                <w:color w:val="2E86C1"/>
+                <w:sz w:val="20"/>
+                <w:szCs w:val="20"/>
+              </w:rPr>
+              <w:t xml:space="preserve">适合的甲方</w:t>
+            </w:r>
+          </w:p>
+        </w:tc>
+        <w:tc>
+          <w:tcPr>
+            <w:tcW w:type="dxa" w:w="7960"/>
+            <w:tcBorders>
+              <w:top w:val="single" w:color="E8E8E8" w:sz="1"/>
+              <w:left w:val="single" w:color="D0D0D0" w:sz="1"/>
+              <w:bottom w:val="single" w:color="E8E8E8" w:sz="1"/>
+              <w:right w:val="single" w:color="CCCCCC" w:sz="1"/>
+            </w:tcBorders>
+            <w:tcMar>
+              <w:top w:type="dxa" w:w="100"/>
+              <w:left w:type="dxa" w:w="160"/>
+              <w:bottom w:type="dxa" w:w="100"/>
+              <w:right w:type="dxa" w:w="160"/>
+            </w:tcMar>
+          </w:tcPr>
+          <w:p>
+            <w:pPr>
+              <w:spacing w:after="0" w:before="0"/>
+            </w:pPr>
+            <w:r>
+              <w:rPr>
+                <w:rFonts w:ascii="Arial" w:cs="Arial" w:eastAsia="Arial" w:hAnsi="Arial"/>
+                <w:color w:val="1A1A1A"/>
+                <w:sz w:val="21"/>
+                <w:szCs w:val="21"/>
+              </w:rPr>
+              <w:t xml:space="preserve">销售团队 / 运营部门 / 财务分析 / 管理层 / 任何有数据但缺分析能力的业务部门</w:t>
+            </w:r>
+          </w:p>
+        </w:tc>
+      </w:tr>
+      <w:tr>
+        <w:tc>
+          <w:tcPr>
+            <w:tcW w:type="dxa" w:w="1400"/>
+            <w:tcBorders>
+              <w:top w:val="single" w:color="E8E8E8" w:sz="1"/>
+              <w:left w:val="single" w:color="CCCCCC" w:sz="1"/>
+              <w:bottom w:val="single" w:color="E8E8E8" w:sz="1"/>
+              <w:right w:val="single" w:color="D0D0D0" w:sz="1"/>
+            </w:tcBorders>
+            <w:shd w:fill="F5F5F5" w:val="clear"/>
+            <w:tcMar>
+              <w:top w:type="dxa" w:w="100"/>
+              <w:left w:type="dxa" w:w="140"/>
+              <w:bottom w:type="dxa" w:w="100"/>
+              <w:right w:type="dxa" w:w="140"/>
+            </w:tcMar>
+            <w:vAlign w:val="top"/>
+          </w:tcPr>
+          <w:p>
+            <w:r>
+              <w:rPr>
+                <w:rFonts w:ascii="Arial" w:cs="Arial" w:eastAsia="Arial" w:hAnsi="Arial"/>
+                <w:b/>
+                <w:bCs/>
+                <w:color w:val="2E86C1"/>
+                <w:sz w:val="20"/>
+                <w:szCs w:val="20"/>
+              </w:rPr>
+              <w:t xml:space="preserve">核心价值</w:t>
+            </w:r>
+          </w:p>
+        </w:tc>
+        <w:tc>
+          <w:tcPr>
+            <w:tcW w:type="dxa" w:w="7960"/>
+            <w:tcBorders>
+              <w:top w:val="single" w:color="E8E8E8" w:sz="1"/>
+              <w:left w:val="single" w:color="D0D0D0" w:sz="1"/>
+              <w:bottom w:val="single" w:color="E8E8E8" w:sz="1"/>
+              <w:right w:val="single" w:color="CCCCCC" w:sz="1"/>
+            </w:tcBorders>
+            <w:tcMar>
+              <w:top w:type="dxa" w:w="100"/>
+              <w:left w:type="dxa" w:w="160"/>
+              <w:bottom w:type="dxa" w:w="100"/>
+              <w:right w:type="dxa" w:w="160"/>
+            </w:tcMar>
+          </w:tcPr>
+          <w:p>
+            <w:pPr>
+              <w:spacing w:after="0" w:before="0"/>
+            </w:pPr>
+            <w:r>
+              <w:rPr>
+                <w:rFonts w:ascii="Arial" w:cs="Arial" w:eastAsia="Arial" w:hAnsi="Arial"/>
+                <w:color w:val="1A1A1A"/>
+                <w:sz w:val="21"/>
+                <w:szCs w:val="21"/>
+              </w:rPr>
+              <w:t xml:space="preserve">把"需要 IT 支持才能用的数据"变成"人人都能自助查询的资产"；分钟级出结论，不再等待；降低企业对数据分析岗位的依赖。</w:t>
+            </w:r>
+          </w:p>
+        </w:tc>
+      </w:tr>
+    </w:tbl>
+    <w:p>
+      <w:pPr>
+        <w:spacing w:after="240" w:before="0"/>
+      </w:pPr>
+    </w:p>
+    <w:p>
+      <w:pPr>
+        <w:pageBreakBefore/>
+      </w:pPr>
+    </w:p>
+    <w:tbl>
+      <w:tblPr>
+        <w:tblW w:type="dxa" w:w="9360"/>
+        <w:tblBorders>
+          <w:top w:val="single" w:color="auto" w:sz="4"/>
+          <w:left w:val="single" w:color="auto" w:sz="4"/>
+          <w:bottom w:val="single" w:color="auto" w:sz="4"/>
+          <w:right w:val="single" w:color="auto" w:sz="4"/>
+          <w:insideH w:val="single" w:color="auto" w:sz="4"/>
+          <w:insideV w:val="single" w:color="auto" w:sz="4"/>
+        </w:tblBorders>
+      </w:tblPr>
+      <w:tblGrid>
+        <w:gridCol w:w="700"/>
+        <w:gridCol w:w="8660"/>
+      </w:tblGrid>
+      <w:tr>
+        <w:tc>
+          <w:tcPr>
+            <w:tcW w:type="dxa" w:w="700"/>
+            <w:tcBorders>
+              <w:top w:val="single" w:color="1B4F8A" w:sz="1"/>
+              <w:left w:val="single" w:color="1B4F8A" w:sz="1"/>
+              <w:bottom w:val="single" w:color="1B4F8A" w:sz="1"/>
+              <w:right w:val="single" w:color="1B4F8A" w:sz="1"/>
+            </w:tcBorders>
+            <w:shd w:fill="1B4F8A" w:val="clear"/>
+            <w:tcMar>
+              <w:top w:type="dxa" w:w="120"/>
+              <w:left w:type="dxa" w:w="140"/>
+              <w:bottom w:type="dxa" w:w="120"/>
+              <w:right w:type="dxa" w:w="140"/>
+            </w:tcMar>
+            <w:vAlign w:val="center"/>
+          </w:tcPr>
+          <w:p>
+            <w:pPr>
+              <w:jc w:val="center"/>
+            </w:pPr>
+            <w:r>
+              <w:rPr>
+                <w:rFonts w:ascii="Arial" w:cs="Arial" w:eastAsia="Arial" w:hAnsi="Arial"/>
+                <w:b/>
+                <w:bCs/>
+                <w:color w:val="FFFFFF"/>
+                <w:sz w:val="28"/>
+                <w:szCs w:val="28"/>
+              </w:rPr>
+              <w:t xml:space="preserve">10</w:t>
+            </w:r>
+          </w:p>
+        </w:tc>
+        <w:tc>
+          <w:tcPr>
+            <w:tcW w:type="dxa" w:w="8660"/>
+            <w:tcBorders>
+              <w:top w:val="single" w:color="1B4F8A" w:sz="1"/>
+              <w:left w:val="single" w:color="1B4F8A" w:sz="1"/>
+              <w:bottom w:val="single" w:color="1B4F8A" w:sz="1"/>
+              <w:right w:val="single" w:color="1B4F8A" w:sz="1"/>
+            </w:tcBorders>
+            <w:shd w:fill="1B4F8A" w:val="clear"/>
+            <w:tcMar>
+              <w:top w:type="dxa" w:w="120"/>
+              <w:left w:type="dxa" w:w="160"/>
+              <w:bottom w:type="dxa" w:w="120"/>
+              <w:right w:type="dxa" w:w="160"/>
+            </w:tcMar>
+          </w:tcPr>
+          <w:p>
+            <w:r>
+              <w:rPr>
+                <w:rFonts w:ascii="Arial" w:cs="Arial" w:eastAsia="Arial" w:hAnsi="Arial"/>
+                <w:b/>
+                <w:bCs/>
+                <w:color w:val="FFFFFF"/>
+                <w:sz w:val="28"/>
+                <w:szCs w:val="28"/>
+              </w:rPr>
+              <w:t xml:space="preserve">竞品 / 行业快速分析  </w:t>
+            </w:r>
+            <w:r>
+              <w:rPr>
+                <w:rFonts w:ascii="Arial" w:cs="Arial" w:eastAsia="Arial" w:hAnsi="Arial"/>
+                <w:color w:val="A8D0F0"/>
+                <w:sz w:val="18"/>
+                <w:szCs w:val="18"/>
+              </w:rPr>
+              <w:t xml:space="preserve">可交付</w:t>
+            </w:r>
+          </w:p>
+          <w:p>
+            <w:pPr>
+              <w:spacing w:before="40"/>
+            </w:pPr>
+            <w:r>
+              <w:rPr>
+                <w:rFonts w:ascii="Arial" w:cs="Arial" w:eastAsia="Arial" w:hAnsi="Arial"/>
+                <w:color w:val="C8DFF0"/>
+                <w:sz w:val="20"/>
+                <w:szCs w:val="20"/>
+              </w:rPr>
+              <w:t xml:space="preserve">输入资料，分钟级输出结构化竞品报告</w:t>
+            </w:r>
+          </w:p>
+        </w:tc>
+      </w:tr>
+      <w:tr>
+        <w:tc>
+          <w:tcPr>
+            <w:tcW w:type="dxa" w:w="1400"/>
+            <w:tcBorders>
+              <w:top w:val="single" w:color="E8E8E8" w:sz="1"/>
+              <w:left w:val="single" w:color="CCCCCC" w:sz="1"/>
+              <w:bottom w:val="single" w:color="E8E8E8" w:sz="1"/>
+              <w:right w:val="single" w:color="D0D0D0" w:sz="1"/>
+            </w:tcBorders>
+            <w:shd w:fill="F5F5F5" w:val="clear"/>
+            <w:tcMar>
+              <w:top w:type="dxa" w:w="100"/>
+              <w:left w:type="dxa" w:w="140"/>
+              <w:bottom w:type="dxa" w:w="100"/>
+              <w:right w:type="dxa" w:w="140"/>
+            </w:tcMar>
+            <w:vAlign w:val="top"/>
+          </w:tcPr>
+          <w:p>
+            <w:r>
+              <w:rPr>
+                <w:rFonts w:ascii="Arial" w:cs="Arial" w:eastAsia="Arial" w:hAnsi="Arial"/>
+                <w:b/>
+                <w:bCs/>
+                <w:color w:val="2E86C1"/>
+                <w:sz w:val="20"/>
+                <w:szCs w:val="20"/>
+              </w:rPr>
+              <w:t xml:space="preserve">应用场景</w:t>
+            </w:r>
+          </w:p>
+        </w:tc>
+        <w:tc>
+          <w:tcPr>
+            <w:tcW w:type="dxa" w:w="7960"/>
+            <w:tcBorders>
+              <w:top w:val="single" w:color="E8E8E8" w:sz="1"/>
+              <w:left w:val="single" w:color="D0D0D0" w:sz="1"/>
+              <w:bottom w:val="single" w:color="E8E8E8" w:sz="1"/>
+              <w:right w:val="single" w:color="CCCCCC" w:sz="1"/>
+            </w:tcBorders>
+            <w:tcMar>
+              <w:top w:type="dxa" w:w="100"/>
+              <w:left w:type="dxa" w:w="160"/>
+              <w:bottom w:type="dxa" w:w="100"/>
+              <w:right w:type="dxa" w:w="160"/>
+            </w:tcMar>
+          </w:tcPr>
+          <w:p>
+            <w:pPr>
+              <w:spacing w:after="0" w:before="0"/>
+            </w:pPr>
+            <w:r>
+              <w:rPr>
+                <w:rFonts w:ascii="Arial" w:cs="Arial" w:eastAsia="Arial" w:hAnsi="Arial"/>
+                <w:color w:val="1A1A1A"/>
+                <w:sz w:val="21"/>
+                <w:szCs w:val="21"/>
+              </w:rPr>
+              <w:t xml:space="preserve">企业战略、销售、产品团队需要定期做竞品研究，但人工收集资料、整理对比、撰写报告耗时耗力，且难以保持频率。市场变化快，靠人工做的竞品分析往往滞后。</w:t>
+            </w:r>
+          </w:p>
+        </w:tc>
+      </w:tr>
+      <w:tr>
+        <w:tc>
+          <w:tcPr>
+            <w:tcW w:type="dxa" w:w="1400"/>
+            <w:tcBorders>
+              <w:top w:val="single" w:color="E8E8E8" w:sz="1"/>
+              <w:left w:val="single" w:color="CCCCCC" w:sz="1"/>
+              <w:bottom w:val="single" w:color="E8E8E8" w:sz="1"/>
+              <w:right w:val="single" w:color="D0D0D0" w:sz="1"/>
+            </w:tcBorders>
+            <w:shd w:fill="F5F5F5" w:val="clear"/>
+            <w:tcMar>
+              <w:top w:type="dxa" w:w="100"/>
+              <w:left w:type="dxa" w:w="140"/>
+              <w:bottom w:type="dxa" w:w="100"/>
+              <w:right w:type="dxa" w:w="140"/>
+            </w:tcMar>
+            <w:vAlign w:val="top"/>
+          </w:tcPr>
+          <w:p>
+            <w:r>
+              <w:rPr>
+                <w:rFonts w:ascii="Arial" w:cs="Arial" w:eastAsia="Arial" w:hAnsi="Arial"/>
+                <w:b/>
+                <w:bCs/>
+                <w:color w:val="2E86C1"/>
+                <w:sz w:val="20"/>
+                <w:szCs w:val="20"/>
+              </w:rPr>
+              <w:t xml:space="preserve">用户痛点</w:t>
+            </w:r>
+          </w:p>
+        </w:tc>
+        <w:tc>
+          <w:tcPr>
+            <w:tcW w:type="dxa" w:w="7960"/>
+            <w:tcBorders>
+              <w:top w:val="single" w:color="E8E8E8" w:sz="1"/>
+              <w:left w:val="single" w:color="D0D0D0" w:sz="1"/>
+              <w:bottom w:val="single" w:color="E8E8E8" w:sz="1"/>
+              <w:right w:val="single" w:color="CCCCCC" w:sz="1"/>
+            </w:tcBorders>
+            <w:tcMar>
+              <w:top w:type="dxa" w:w="100"/>
+              <w:left w:type="dxa" w:w="160"/>
+              <w:bottom w:type="dxa" w:w="100"/>
+              <w:right w:type="dxa" w:w="160"/>
+            </w:tcMar>
+          </w:tcPr>
+          <w:p>
+            <w:pPr>
+              <w:pStyle w:val="ListParagraph"/>
+              <w:numPr>
+                <w:ilvl w:val="0"/>
+                <w:numId w:val="2"/>
+              </w:numPr>
+              <w:spacing w:after="30" w:before="30"/>
+            </w:pPr>
+            <w:r>
+              <w:rPr>
+                <w:rFonts w:ascii="Arial" w:cs="Arial" w:eastAsia="Arial" w:hAnsi="Arial"/>
+                <w:color w:val="1A1A1A"/>
+                <w:sz w:val="21"/>
+                <w:szCs w:val="21"/>
+              </w:rPr>
+              <w:t xml:space="preserve">竞品调研需要大量人工收集、阅读、整理，周期以天计</w:t>
+            </w:r>
+          </w:p>
+          <w:p>
+            <w:pPr>
+              <w:pStyle w:val="ListParagraph"/>
+              <w:numPr>
+                <w:ilvl w:val="0"/>
+                <w:numId w:val="2"/>
+              </w:numPr>
+              <w:spacing w:after="30" w:before="30"/>
+            </w:pPr>
+            <w:r>
+              <w:rPr>
+                <w:rFonts w:ascii="Arial" w:cs="Arial" w:eastAsia="Arial" w:hAnsi="Arial"/>
+                <w:color w:val="1A1A1A"/>
+                <w:sz w:val="21"/>
+                <w:szCs w:val="21"/>
+              </w:rPr>
+              <w:t xml:space="preserve">不同人做的竞品报告格式不一致，难以横向对比</w:t>
+            </w:r>
+          </w:p>
+          <w:p>
+            <w:pPr>
+              <w:pStyle w:val="ListParagraph"/>
+              <w:numPr>
+                <w:ilvl w:val="0"/>
+                <w:numId w:val="2"/>
+              </w:numPr>
+              <w:spacing w:after="30" w:before="30"/>
+            </w:pPr>
+            <w:r>
+              <w:rPr>
+                <w:rFonts w:ascii="Arial" w:cs="Arial" w:eastAsia="Arial" w:hAnsi="Arial"/>
+                <w:color w:val="1A1A1A"/>
+                <w:sz w:val="21"/>
+                <w:szCs w:val="21"/>
+              </w:rPr>
+              <w:t xml:space="preserve">市场变化快，人工竞品分析频率跟不上</w:t>
+            </w:r>
+          </w:p>
+          <w:p>
+            <w:pPr>
+              <w:pStyle w:val="ListParagraph"/>
+              <w:numPr>
+                <w:ilvl w:val="0"/>
+                <w:numId w:val="2"/>
+              </w:numPr>
+              <w:spacing w:after="30" w:before="30"/>
+            </w:pPr>
+            <w:r>
+              <w:rPr>
+                <w:rFonts w:ascii="Arial" w:cs="Arial" w:eastAsia="Arial" w:hAnsi="Arial"/>
+                <w:color w:val="1A1A1A"/>
+                <w:sz w:val="21"/>
+                <w:szCs w:val="21"/>
+              </w:rPr>
+              <w:t xml:space="preserve">咨询公司报告价格高，且针对性不足</w:t>
+            </w:r>
+          </w:p>
+        </w:tc>
+      </w:tr>
+      <w:tr>
+        <w:tc>
+          <w:tcPr>
+            <w:tcW w:type="dxa" w:w="1400"/>
+            <w:tcBorders>
+              <w:top w:val="single" w:color="E8E8E8" w:sz="1"/>
+              <w:left w:val="single" w:color="CCCCCC" w:sz="1"/>
+              <w:bottom w:val="single" w:color="E8E8E8" w:sz="1"/>
+              <w:right w:val="single" w:color="D0D0D0" w:sz="1"/>
+            </w:tcBorders>
+            <w:shd w:fill="F5F5F5" w:val="clear"/>
+            <w:tcMar>
+              <w:top w:type="dxa" w:w="100"/>
+              <w:left w:type="dxa" w:w="140"/>
+              <w:bottom w:type="dxa" w:w="100"/>
+              <w:right w:type="dxa" w:w="140"/>
+            </w:tcMar>
+            <w:vAlign w:val="top"/>
+          </w:tcPr>
+          <w:p>
+            <w:r>
+              <w:rPr>
+                <w:rFonts w:ascii="Arial" w:cs="Arial" w:eastAsia="Arial" w:hAnsi="Arial"/>
+                <w:b/>
+                <w:bCs/>
+                <w:color w:val="2E86C1"/>
+                <w:sz w:val="20"/>
+                <w:szCs w:val="20"/>
+              </w:rPr>
+              <w:t xml:space="preserve">我们的解决方案</w:t>
+            </w:r>
+          </w:p>
+        </w:tc>
+        <w:tc>
+          <w:tcPr>
+            <w:tcW w:type="dxa" w:w="7960"/>
+            <w:tcBorders>
+              <w:top w:val="single" w:color="E8E8E8" w:sz="1"/>
+              <w:left w:val="single" w:color="D0D0D0" w:sz="1"/>
+              <w:bottom w:val="single" w:color="E8E8E8" w:sz="1"/>
+              <w:right w:val="single" w:color="CCCCCC" w:sz="1"/>
+            </w:tcBorders>
+            <w:tcMar>
+              <w:top w:type="dxa" w:w="100"/>
+              <w:left w:type="dxa" w:w="160"/>
+              <w:bottom w:type="dxa" w:w="100"/>
+              <w:right w:type="dxa" w:w="160"/>
+            </w:tcMar>
+          </w:tcPr>
+          <w:p>
+            <w:pPr>
+              <w:spacing w:after="0" w:before="0"/>
+            </w:pPr>
+            <w:r>
+              <w:rPr>
+                <w:rFonts w:ascii="Arial" w:cs="Arial" w:eastAsia="Arial" w:hAnsi="Arial"/>
+                <w:color w:val="1A1A1A"/>
+                <w:sz w:val="21"/>
+                <w:szCs w:val="21"/>
+              </w:rPr>
+              <w:t xml:space="preserve">输入竞品官网、产品介绍、新闻资讯、用户评价等资料，系统自动按统一框架（产品定位 / 核心功能 / 价格策略 / 优劣势 / 目标客户）生成结构化分析报告，支持多竞品横向对比表格输出。</w:t>
+            </w:r>
+          </w:p>
+        </w:tc>
+      </w:tr>
+      <w:tr>
+        <w:tc>
+          <w:tcPr>
+            <w:tcW w:type="dxa" w:w="1400"/>
+            <w:tcBorders>
+              <w:top w:val="single" w:color="E8E8E8" w:sz="1"/>
+              <w:left w:val="single" w:color="CCCCCC" w:sz="1"/>
+              <w:bottom w:val="single" w:color="E8E8E8" w:sz="1"/>
+              <w:right w:val="single" w:color="D0D0D0" w:sz="1"/>
+            </w:tcBorders>
+            <w:shd w:fill="F5F5F5" w:val="clear"/>
+            <w:tcMar>
+              <w:top w:type="dxa" w:w="100"/>
+              <w:left w:type="dxa" w:w="140"/>
+              <w:bottom w:type="dxa" w:w="100"/>
+              <w:right w:type="dxa" w:w="140"/>
+            </w:tcMar>
+            <w:vAlign w:val="top"/>
+          </w:tcPr>
+          <w:p>
+            <w:r>
+              <w:rPr>
+                <w:rFonts w:ascii="Arial" w:cs="Arial" w:eastAsia="Arial" w:hAnsi="Arial"/>
+                <w:b/>
+                <w:bCs/>
+                <w:color w:val="2E86C1"/>
+                <w:sz w:val="20"/>
+                <w:szCs w:val="20"/>
+              </w:rPr>
+              <w:t xml:space="preserve">适合的甲方</w:t>
+            </w:r>
+          </w:p>
+        </w:tc>
+        <w:tc>
+          <w:tcPr>
+            <w:tcW w:type="dxa" w:w="7960"/>
+            <w:tcBorders>
+              <w:top w:val="single" w:color="E8E8E8" w:sz="1"/>
+              <w:left w:val="single" w:color="D0D0D0" w:sz="1"/>
+              <w:bottom w:val="single" w:color="E8E8E8" w:sz="1"/>
+              <w:right w:val="single" w:color="CCCCCC" w:sz="1"/>
+            </w:tcBorders>
+            <w:tcMar>
+              <w:top w:type="dxa" w:w="100"/>
+              <w:left w:type="dxa" w:w="160"/>
+              <w:bottom w:type="dxa" w:w="100"/>
+              <w:right w:type="dxa" w:w="160"/>
+            </w:tcMar>
+          </w:tcPr>
+          <w:p>
+            <w:pPr>
+              <w:spacing w:after="0" w:before="0"/>
+            </w:pPr>
+            <w:r>
+              <w:rPr>
+                <w:rFonts w:ascii="Arial" w:cs="Arial" w:eastAsia="Arial" w:hAnsi="Arial"/>
+                <w:color w:val="1A1A1A"/>
+                <w:sz w:val="21"/>
+                <w:szCs w:val="21"/>
+              </w:rPr>
+              <w:t xml:space="preserve">战略部门 / 产品团队 / 销售支持 / 咨询公司 / 投资机构</w:t>
+            </w:r>
+          </w:p>
+        </w:tc>
+      </w:tr>
+      <w:tr>
+        <w:tc>
+          <w:tcPr>
+            <w:tcW w:type="dxa" w:w="1400"/>
+            <w:tcBorders>
+              <w:top w:val="single" w:color="E8E8E8" w:sz="1"/>
+              <w:left w:val="single" w:color="CCCCCC" w:sz="1"/>
+              <w:bottom w:val="single" w:color="E8E8E8" w:sz="1"/>
+              <w:right w:val="single" w:color="D0D0D0" w:sz="1"/>
+            </w:tcBorders>
+            <w:shd w:fill="F5F5F5" w:val="clear"/>
+            <w:tcMar>
+              <w:top w:type="dxa" w:w="100"/>
+              <w:left w:type="dxa" w:w="140"/>
+              <w:bottom w:type="dxa" w:w="100"/>
+              <w:right w:type="dxa" w:w="140"/>
+            </w:tcMar>
+            <w:vAlign w:val="top"/>
+          </w:tcPr>
+          <w:p>
+            <w:r>
+              <w:rPr>
+                <w:rFonts w:ascii="Arial" w:cs="Arial" w:eastAsia="Arial" w:hAnsi="Arial"/>
+                <w:b/>
+                <w:bCs/>
+                <w:color w:val="2E86C1"/>
+                <w:sz w:val="20"/>
+                <w:szCs w:val="20"/>
+              </w:rPr>
+              <w:t xml:space="preserve">核心价值</w:t>
+            </w:r>
+          </w:p>
+        </w:tc>
+        <w:tc>
+          <w:tcPr>
+            <w:tcW w:type="dxa" w:w="7960"/>
+            <w:tcBorders>
+              <w:top w:val="single" w:color="E8E8E8" w:sz="1"/>
+              <w:left w:val="single" w:color="D0D0D0" w:sz="1"/>
+              <w:bottom w:val="single" w:color="E8E8E8" w:sz="1"/>
+              <w:right w:val="single" w:color="CCCCCC" w:sz="1"/>
+            </w:tcBorders>
+            <w:tcMar>
+              <w:top w:type="dxa" w:w="100"/>
+              <w:left w:type="dxa" w:w="160"/>
+              <w:bottom w:type="dxa" w:w="100"/>
+              <w:right w:type="dxa" w:w="160"/>
+            </w:tcMar>
+          </w:tcPr>
+          <w:p>
+            <w:pPr>
+              <w:spacing w:after="0" w:before="0"/>
+            </w:pPr>
+            <w:r>
+              <w:rPr>
+                <w:rFonts w:ascii="Arial" w:cs="Arial" w:eastAsia="Arial" w:hAnsi="Arial"/>
+                <w:color w:val="1A1A1A"/>
+                <w:sz w:val="21"/>
+                <w:szCs w:val="21"/>
+              </w:rPr>
+              <w:t xml:space="preserve">竞品分析时间从数天压缩到 1 小时内；统一框架让结果可沉淀复用；支持高频更新，让竞品洞察变成常态化能力而非一次性项目。</w:t>
+            </w:r>
+          </w:p>
+        </w:tc>
+      </w:tr>
+    </w:tbl>
+    <w:p>
+      <w:pPr>
+        <w:spacing w:after="240" w:before="0"/>
+      </w:pPr>
+    </w:p>
+    <w:p>
+      <w:pPr>
+        <w:pageBreakBefore/>
+      </w:pPr>
+    </w:p>
+    <w:tbl>
+      <w:tblPr>
+        <w:tblW w:type="dxa" w:w="9360"/>
+        <w:tblBorders>
+          <w:top w:val="single" w:color="auto" w:sz="4"/>
+          <w:left w:val="single" w:color="auto" w:sz="4"/>
+          <w:bottom w:val="single" w:color="auto" w:sz="4"/>
+          <w:right w:val="single" w:color="auto" w:sz="4"/>
+          <w:insideH w:val="single" w:color="auto" w:sz="4"/>
+          <w:insideV w:val="single" w:color="auto" w:sz="4"/>
+        </w:tblBorders>
+      </w:tblPr>
+      <w:tblGrid>
+        <w:gridCol w:w="700"/>
+        <w:gridCol w:w="8660"/>
+      </w:tblGrid>
+      <w:tr>
+        <w:tc>
+          <w:tcPr>
+            <w:tcW w:type="dxa" w:w="700"/>
+            <w:tcBorders>
+              <w:top w:val="single" w:color="1B4F8A" w:sz="1"/>
+              <w:left w:val="single" w:color="1B4F8A" w:sz="1"/>
+              <w:bottom w:val="single" w:color="1B4F8A" w:sz="1"/>
+              <w:right w:val="single" w:color="1B4F8A" w:sz="1"/>
+            </w:tcBorders>
+            <w:shd w:fill="1B4F8A" w:val="clear"/>
+            <w:tcMar>
+              <w:top w:type="dxa" w:w="120"/>
+              <w:left w:type="dxa" w:w="140"/>
+              <w:bottom w:type="dxa" w:w="120"/>
+              <w:right w:type="dxa" w:w="140"/>
+            </w:tcMar>
+            <w:vAlign w:val="center"/>
+          </w:tcPr>
+          <w:p>
+            <w:pPr>
+              <w:jc w:val="center"/>
+            </w:pPr>
+            <w:r>
+              <w:rPr>
+                <w:rFonts w:ascii="Arial" w:cs="Arial" w:eastAsia="Arial" w:hAnsi="Arial"/>
+                <w:b/>
+                <w:bCs/>
+                <w:color w:val="FFFFFF"/>
+                <w:sz w:val="28"/>
+                <w:szCs w:val="28"/>
+              </w:rPr>
+              <w:t xml:space="preserve">11</w:t>
+            </w:r>
+          </w:p>
+        </w:tc>
+        <w:tc>
+          <w:tcPr>
+            <w:tcW w:type="dxa" w:w="8660"/>
+            <w:tcBorders>
+              <w:top w:val="single" w:color="1B4F8A" w:sz="1"/>
+              <w:left w:val="single" w:color="1B4F8A" w:sz="1"/>
+              <w:bottom w:val="single" w:color="1B4F8A" w:sz="1"/>
+              <w:right w:val="single" w:color="1B4F8A" w:sz="1"/>
+            </w:tcBorders>
+            <w:shd w:fill="1B4F8A" w:val="clear"/>
+            <w:tcMar>
+              <w:top w:type="dxa" w:w="120"/>
+              <w:left w:type="dxa" w:w="160"/>
+              <w:bottom w:type="dxa" w:w="120"/>
+              <w:right w:type="dxa" w:w="160"/>
+            </w:tcMar>
+          </w:tcPr>
+          <w:p>
+            <w:r>
+              <w:rPr>
+                <w:rFonts w:ascii="Arial" w:cs="Arial" w:eastAsia="Arial" w:hAnsi="Arial"/>
+                <w:b/>
+                <w:bCs/>
+                <w:color w:val="FFFFFF"/>
+                <w:sz w:val="28"/>
+                <w:szCs w:val="28"/>
+              </w:rPr>
+              <w:t xml:space="preserve">客户画像自动生成  </w:t>
+            </w:r>
+            <w:r>
+              <w:rPr>
+                <w:rFonts w:ascii="Arial" w:cs="Arial" w:eastAsia="Arial" w:hAnsi="Arial"/>
+                <w:color w:val="A8D0F0"/>
+                <w:sz w:val="18"/>
+                <w:szCs w:val="18"/>
+              </w:rPr>
+              <w:t xml:space="preserve">可交付</w:t>
+            </w:r>
+          </w:p>
+          <w:p>
+            <w:pPr>
+              <w:spacing w:before="40"/>
+            </w:pPr>
+            <w:r>
+              <w:rPr>
+                <w:rFonts w:ascii="Arial" w:cs="Arial" w:eastAsia="Arial" w:hAnsi="Arial"/>
+                <w:color w:val="C8DFF0"/>
+                <w:sz w:val="20"/>
+                <w:szCs w:val="20"/>
+              </w:rPr>
+              <w:t xml:space="preserve">从对话和行为数据中自动提炼客户洞察</w:t>
+            </w:r>
+          </w:p>
+        </w:tc>
+      </w:tr>
+      <w:tr>
+        <w:tc>
+          <w:tcPr>
+            <w:tcW w:type="dxa" w:w="1400"/>
+            <w:tcBorders>
+              <w:top w:val="single" w:color="E8E8E8" w:sz="1"/>
+              <w:left w:val="single" w:color="CCCCCC" w:sz="1"/>
+              <w:bottom w:val="single" w:color="E8E8E8" w:sz="1"/>
+              <w:right w:val="single" w:color="D0D0D0" w:sz="1"/>
+            </w:tcBorders>
+            <w:shd w:fill="F5F5F5" w:val="clear"/>
+            <w:tcMar>
+              <w:top w:type="dxa" w:w="100"/>
+              <w:left w:type="dxa" w:w="140"/>
+              <w:bottom w:type="dxa" w:w="100"/>
+              <w:right w:type="dxa" w:w="140"/>
+            </w:tcMar>
+            <w:vAlign w:val="top"/>
+          </w:tcPr>
+          <w:p>
+            <w:r>
+              <w:rPr>
+                <w:rFonts w:ascii="Arial" w:cs="Arial" w:eastAsia="Arial" w:hAnsi="Arial"/>
+                <w:b/>
+                <w:bCs/>
+                <w:color w:val="2E86C1"/>
+                <w:sz w:val="20"/>
+                <w:szCs w:val="20"/>
+              </w:rPr>
+              <w:t xml:space="preserve">应用场景</w:t>
+            </w:r>
+          </w:p>
+        </w:tc>
+        <w:tc>
+          <w:tcPr>
+            <w:tcW w:type="dxa" w:w="7960"/>
+            <w:tcBorders>
+              <w:top w:val="single" w:color="E8E8E8" w:sz="1"/>
+              <w:left w:val="single" w:color="D0D0D0" w:sz="1"/>
+              <w:bottom w:val="single" w:color="E8E8E8" w:sz="1"/>
+              <w:right w:val="single" w:color="CCCCCC" w:sz="1"/>
+            </w:tcBorders>
+            <w:tcMar>
+              <w:top w:type="dxa" w:w="100"/>
+              <w:left w:type="dxa" w:w="160"/>
+              <w:bottom w:type="dxa" w:w="100"/>
+              <w:right w:type="dxa" w:w="160"/>
+            </w:tcMar>
+          </w:tcPr>
+          <w:p>
+            <w:pPr>
+              <w:spacing w:after="0" w:before="0"/>
+            </w:pPr>
+            <w:r>
+              <w:rPr>
+                <w:rFonts w:ascii="Arial" w:cs="Arial" w:eastAsia="Arial" w:hAnsi="Arial"/>
+                <w:color w:val="1A1A1A"/>
+                <w:sz w:val="21"/>
+                <w:szCs w:val="21"/>
+              </w:rPr>
+              <w:t xml:space="preserve">销售团队、客服部门积累了大量与客户的沟通记录（CRM、聊天记录、邮件往来），但这些信息分散、非结构化，无法直接用于销售策略或产品改进。</w:t>
+            </w:r>
+          </w:p>
+        </w:tc>
+      </w:tr>
+      <w:tr>
+        <w:tc>
+          <w:tcPr>
+            <w:tcW w:type="dxa" w:w="1400"/>
+            <w:tcBorders>
+              <w:top w:val="single" w:color="E8E8E8" w:sz="1"/>
+              <w:left w:val="single" w:color="CCCCCC" w:sz="1"/>
+              <w:bottom w:val="single" w:color="E8E8E8" w:sz="1"/>
+              <w:right w:val="single" w:color="D0D0D0" w:sz="1"/>
+            </w:tcBorders>
+            <w:shd w:fill="F5F5F5" w:val="clear"/>
+            <w:tcMar>
+              <w:top w:type="dxa" w:w="100"/>
+              <w:left w:type="dxa" w:w="140"/>
+              <w:bottom w:type="dxa" w:w="100"/>
+              <w:right w:type="dxa" w:w="140"/>
+            </w:tcMar>
+            <w:vAlign w:val="top"/>
+          </w:tcPr>
+          <w:p>
+            <w:r>
+              <w:rPr>
+                <w:rFonts w:ascii="Arial" w:cs="Arial" w:eastAsia="Arial" w:hAnsi="Arial"/>
+                <w:b/>
+                <w:bCs/>
+                <w:color w:val="2E86C1"/>
+                <w:sz w:val="20"/>
+                <w:szCs w:val="20"/>
+              </w:rPr>
+              <w:t xml:space="preserve">用户痛点</w:t>
+            </w:r>
+          </w:p>
+        </w:tc>
+        <w:tc>
+          <w:tcPr>
+            <w:tcW w:type="dxa" w:w="7960"/>
+            <w:tcBorders>
+              <w:top w:val="single" w:color="E8E8E8" w:sz="1"/>
+              <w:left w:val="single" w:color="D0D0D0" w:sz="1"/>
+              <w:bottom w:val="single" w:color="E8E8E8" w:sz="1"/>
+              <w:right w:val="single" w:color="CCCCCC" w:sz="1"/>
+            </w:tcBorders>
+            <w:tcMar>
+              <w:top w:type="dxa" w:w="100"/>
+              <w:left w:type="dxa" w:w="160"/>
+              <w:bottom w:type="dxa" w:w="100"/>
+              <w:right w:type="dxa" w:w="160"/>
+            </w:tcMar>
+          </w:tcPr>
+          <w:p>
+            <w:pPr>
+              <w:pStyle w:val="ListParagraph"/>
+              <w:numPr>
+                <w:ilvl w:val="0"/>
+                <w:numId w:val="2"/>
+              </w:numPr>
+              <w:spacing w:after="30" w:before="30"/>
+            </w:pPr>
+            <w:r>
+              <w:rPr>
+                <w:rFonts w:ascii="Arial" w:cs="Arial" w:eastAsia="Arial" w:hAnsi="Arial"/>
+                <w:color w:val="1A1A1A"/>
+                <w:sz w:val="21"/>
+                <w:szCs w:val="21"/>
+              </w:rPr>
+              <w:t xml:space="preserve">客户信息散落在 CRM、邮件、聊天记录中，无法统一分析</w:t>
+            </w:r>
+          </w:p>
+          <w:p>
+            <w:pPr>
+              <w:pStyle w:val="ListParagraph"/>
+              <w:numPr>
+                <w:ilvl w:val="0"/>
+                <w:numId w:val="2"/>
+              </w:numPr>
+              <w:spacing w:after="30" w:before="30"/>
+            </w:pPr>
+            <w:r>
+              <w:rPr>
+                <w:rFonts w:ascii="Arial" w:cs="Arial" w:eastAsia="Arial" w:hAnsi="Arial"/>
+                <w:color w:val="1A1A1A"/>
+                <w:sz w:val="21"/>
+                <w:szCs w:val="21"/>
+              </w:rPr>
+              <w:t xml:space="preserve">销售凭个人经验判断客户需求，标准不一</w:t>
+            </w:r>
+          </w:p>
+          <w:p>
+            <w:pPr>
+              <w:pStyle w:val="ListParagraph"/>
+              <w:numPr>
+                <w:ilvl w:val="0"/>
+                <w:numId w:val="2"/>
+              </w:numPr>
+              <w:spacing w:after="30" w:before="30"/>
+            </w:pPr>
+            <w:r>
+              <w:rPr>
+                <w:rFonts w:ascii="Arial" w:cs="Arial" w:eastAsia="Arial" w:hAnsi="Arial"/>
+                <w:color w:val="1A1A1A"/>
+                <w:sz w:val="21"/>
+                <w:szCs w:val="21"/>
+              </w:rPr>
+              <w:t xml:space="preserve">客户分层、需求分析全靠人工，耗时且主观</w:t>
+            </w:r>
+          </w:p>
+          <w:p>
+            <w:pPr>
+              <w:pStyle w:val="ListParagraph"/>
+              <w:numPr>
+                <w:ilvl w:val="0"/>
+                <w:numId w:val="2"/>
+              </w:numPr>
+              <w:spacing w:after="30" w:before="30"/>
+            </w:pPr>
+            <w:r>
+              <w:rPr>
+                <w:rFonts w:ascii="Arial" w:cs="Arial" w:eastAsia="Arial" w:hAnsi="Arial"/>
+                <w:color w:val="1A1A1A"/>
+                <w:sz w:val="21"/>
+                <w:szCs w:val="21"/>
+              </w:rPr>
+              <w:t xml:space="preserve">难以发现不同客户群体之间的共性规律</w:t>
+            </w:r>
+          </w:p>
+        </w:tc>
+      </w:tr>
+      <w:tr>
+        <w:tc>
+          <w:tcPr>
+            <w:tcW w:type="dxa" w:w="1400"/>
+            <w:tcBorders>
+              <w:top w:val="single" w:color="E8E8E8" w:sz="1"/>
+              <w:left w:val="single" w:color="CCCCCC" w:sz="1"/>
+              <w:bottom w:val="single" w:color="E8E8E8" w:sz="1"/>
+              <w:right w:val="single" w:color="D0D0D0" w:sz="1"/>
+            </w:tcBorders>
+            <w:shd w:fill="F5F5F5" w:val="clear"/>
+            <w:tcMar>
+              <w:top w:type="dxa" w:w="100"/>
+              <w:left w:type="dxa" w:w="140"/>
+              <w:bottom w:type="dxa" w:w="100"/>
+              <w:right w:type="dxa" w:w="140"/>
+            </w:tcMar>
+            <w:vAlign w:val="top"/>
+          </w:tcPr>
+          <w:p>
+            <w:r>
+              <w:rPr>
+                <w:rFonts w:ascii="Arial" w:cs="Arial" w:eastAsia="Arial" w:hAnsi="Arial"/>
+                <w:b/>
+                <w:bCs/>
+                <w:color w:val="2E86C1"/>
+                <w:sz w:val="20"/>
+                <w:szCs w:val="20"/>
+              </w:rPr>
+              <w:t xml:space="preserve">我们的解决方案</w:t>
+            </w:r>
+          </w:p>
+        </w:tc>
+        <w:tc>
+          <w:tcPr>
+            <w:tcW w:type="dxa" w:w="7960"/>
+            <w:tcBorders>
+              <w:top w:val="single" w:color="E8E8E8" w:sz="1"/>
+              <w:left w:val="single" w:color="D0D0D0" w:sz="1"/>
+              <w:bottom w:val="single" w:color="E8E8E8" w:sz="1"/>
+              <w:right w:val="single" w:color="CCCCCC" w:sz="1"/>
+            </w:tcBorders>
+            <w:tcMar>
+              <w:top w:type="dxa" w:w="100"/>
+              <w:left w:type="dxa" w:w="160"/>
+              <w:bottom w:type="dxa" w:w="100"/>
+              <w:right w:type="dxa" w:w="160"/>
+            </w:tcMar>
+          </w:tcPr>
+          <w:p>
+            <w:pPr>
+              <w:spacing w:after="0" w:before="0"/>
+            </w:pPr>
+            <w:r>
+              <w:rPr>
+                <w:rFonts w:ascii="Arial" w:cs="Arial" w:eastAsia="Arial" w:hAnsi="Arial"/>
+                <w:color w:val="1A1A1A"/>
+                <w:sz w:val="21"/>
+                <w:szCs w:val="21"/>
+              </w:rPr>
+              <w:t xml:space="preserve">输入客户沟通记录、购买历史、反馈数据，系统自动提炼客户标签（行业、规模、需求痛点、决策风格、价格敏感度），生成结构化客户画像，并识别不同客户群体的共性特征，辅助销售策略和产品迭代决策。</w:t>
+            </w:r>
+          </w:p>
+        </w:tc>
+      </w:tr>
+      <w:tr>
+        <w:tc>
+          <w:tcPr>
+            <w:tcW w:type="dxa" w:w="1400"/>
+            <w:tcBorders>
+              <w:top w:val="single" w:color="E8E8E8" w:sz="1"/>
+              <w:left w:val="single" w:color="CCCCCC" w:sz="1"/>
+              <w:bottom w:val="single" w:color="E8E8E8" w:sz="1"/>
+              <w:right w:val="single" w:color="D0D0D0" w:sz="1"/>
+            </w:tcBorders>
+            <w:shd w:fill="F5F5F5" w:val="clear"/>
+            <w:tcMar>
+              <w:top w:type="dxa" w:w="100"/>
+              <w:left w:type="dxa" w:w="140"/>
+              <w:bottom w:type="dxa" w:w="100"/>
+              <w:right w:type="dxa" w:w="140"/>
+            </w:tcMar>
+            <w:vAlign w:val="top"/>
+          </w:tcPr>
+          <w:p>
+            <w:r>
+              <w:rPr>
+                <w:rFonts w:ascii="Arial" w:cs="Arial" w:eastAsia="Arial" w:hAnsi="Arial"/>
+                <w:b/>
+                <w:bCs/>
+                <w:color w:val="2E86C1"/>
+                <w:sz w:val="20"/>
+                <w:szCs w:val="20"/>
+              </w:rPr>
+              <w:t xml:space="preserve">适合的甲方</w:t>
+            </w:r>
+          </w:p>
+        </w:tc>
+        <w:tc>
+          <w:tcPr>
+            <w:tcW w:type="dxa" w:w="7960"/>
+            <w:tcBorders>
+              <w:top w:val="single" w:color="E8E8E8" w:sz="1"/>
+              <w:left w:val="single" w:color="D0D0D0" w:sz="1"/>
+              <w:bottom w:val="single" w:color="E8E8E8" w:sz="1"/>
+              <w:right w:val="single" w:color="CCCCCC" w:sz="1"/>
+            </w:tcBorders>
+            <w:tcMar>
+              <w:top w:type="dxa" w:w="100"/>
+              <w:left w:type="dxa" w:w="160"/>
+              <w:bottom w:type="dxa" w:w="100"/>
+              <w:right w:type="dxa" w:w="160"/>
+            </w:tcMar>
+          </w:tcPr>
+          <w:p>
+            <w:pPr>
+              <w:spacing w:after="0" w:before="0"/>
+            </w:pPr>
+            <w:r>
+              <w:rPr>
+                <w:rFonts w:ascii="Arial" w:cs="Arial" w:eastAsia="Arial" w:hAnsi="Arial"/>
+                <w:color w:val="1A1A1A"/>
+                <w:sz w:val="21"/>
+                <w:szCs w:val="21"/>
+              </w:rPr>
+              <w:t xml:space="preserve">B2B 销售团队 / 电商运营 / 产品经理 / 市场营销部门 / 任何需要深入理解客户的团队</w:t>
+            </w:r>
+          </w:p>
+        </w:tc>
+      </w:tr>
+      <w:tr>
+        <w:tc>
+          <w:tcPr>
+            <w:tcW w:type="dxa" w:w="1400"/>
+            <w:tcBorders>
+              <w:top w:val="single" w:color="E8E8E8" w:sz="1"/>
+              <w:left w:val="single" w:color="CCCCCC" w:sz="1"/>
+              <w:bottom w:val="single" w:color="E8E8E8" w:sz="1"/>
+              <w:right w:val="single" w:color="D0D0D0" w:sz="1"/>
+            </w:tcBorders>
+            <w:shd w:fill="F5F5F5" w:val="clear"/>
+            <w:tcMar>
+              <w:top w:type="dxa" w:w="100"/>
+              <w:left w:type="dxa" w:w="140"/>
+              <w:bottom w:type="dxa" w:w="100"/>
+              <w:right w:type="dxa" w:w="140"/>
+            </w:tcMar>
+            <w:vAlign w:val="top"/>
+          </w:tcPr>
+          <w:p>
+            <w:r>
+              <w:rPr>
+                <w:rFonts w:ascii="Arial" w:cs="Arial" w:eastAsia="Arial" w:hAnsi="Arial"/>
+                <w:b/>
+                <w:bCs/>
+                <w:color w:val="2E86C1"/>
+                <w:sz w:val="20"/>
+                <w:szCs w:val="20"/>
+              </w:rPr>
+              <w:t xml:space="preserve">核心价值</w:t>
+            </w:r>
+          </w:p>
+        </w:tc>
+        <w:tc>
+          <w:tcPr>
+            <w:tcW w:type="dxa" w:w="7960"/>
+            <w:tcBorders>
+              <w:top w:val="single" w:color="E8E8E8" w:sz="1"/>
+              <w:left w:val="single" w:color="D0D0D0" w:sz="1"/>
+              <w:bottom w:val="single" w:color="E8E8E8" w:sz="1"/>
+              <w:right w:val="single" w:color="CCCCCC" w:sz="1"/>
+            </w:tcBorders>
+            <w:tcMar>
+              <w:top w:type="dxa" w:w="100"/>
+              <w:left w:type="dxa" w:w="160"/>
+              <w:bottom w:type="dxa" w:w="100"/>
+              <w:right w:type="dxa" w:w="160"/>
+            </w:tcMar>
+          </w:tcPr>
+          <w:p>
+            <w:pPr>
+              <w:spacing w:after="0" w:before="0"/>
+            </w:pPr>
+            <w:r>
+              <w:rPr>
+                <w:rFonts w:ascii="Arial" w:cs="Arial" w:eastAsia="Arial" w:hAnsi="Arial"/>
+                <w:color w:val="1A1A1A"/>
+                <w:sz w:val="21"/>
+                <w:szCs w:val="21"/>
+              </w:rPr>
+              <w:t xml:space="preserve">把散落的客户信息转化为可行动的洞察；销售策略由数据驱动而非个人经验驱动；客户分层标准化，提升团队整体销售效率。</w:t>
+            </w:r>
+          </w:p>
+        </w:tc>
+      </w:tr>
+    </w:tbl>
+    <w:p>
+      <w:pPr>
+        <w:spacing w:after="240" w:before="0"/>
+      </w:pPr>
+    </w:p>
+    <w:p>
+      <w:pPr>
+        <w:pageBreakBefore/>
+      </w:pPr>
+    </w:p>
+    <w:tbl>
+      <w:tblPr>
+        <w:tblW w:type="dxa" w:w="9360"/>
+        <w:tblBorders>
+          <w:top w:val="single" w:color="auto" w:sz="4"/>
+          <w:left w:val="single" w:color="auto" w:sz="4"/>
+          <w:bottom w:val="single" w:color="auto" w:sz="4"/>
+          <w:right w:val="single" w:color="auto" w:sz="4"/>
+          <w:insideH w:val="single" w:color="auto" w:sz="4"/>
+          <w:insideV w:val="single" w:color="auto" w:sz="4"/>
+        </w:tblBorders>
+      </w:tblPr>
+      <w:tblGrid>
+        <w:gridCol w:w="700"/>
+        <w:gridCol w:w="8660"/>
+      </w:tblGrid>
+      <w:tr>
+        <w:tc>
+          <w:tcPr>
+            <w:tcW w:type="dxa" w:w="700"/>
+            <w:tcBorders>
+              <w:top w:val="single" w:color="1B4F8A" w:sz="1"/>
+              <w:left w:val="single" w:color="1B4F8A" w:sz="1"/>
+              <w:bottom w:val="single" w:color="1B4F8A" w:sz="1"/>
+              <w:right w:val="single" w:color="1B4F8A" w:sz="1"/>
+            </w:tcBorders>
+            <w:shd w:fill="1B4F8A" w:val="clear"/>
+            <w:tcMar>
+              <w:top w:type="dxa" w:w="120"/>
+              <w:left w:type="dxa" w:w="140"/>
+              <w:bottom w:type="dxa" w:w="120"/>
+              <w:right w:type="dxa" w:w="140"/>
+            </w:tcMar>
+            <w:vAlign w:val="center"/>
+          </w:tcPr>
+          <w:p>
+            <w:pPr>
+              <w:jc w:val="center"/>
+            </w:pPr>
+            <w:r>
+              <w:rPr>
+                <w:rFonts w:ascii="Arial" w:cs="Arial" w:eastAsia="Arial" w:hAnsi="Arial"/>
+                <w:b/>
+                <w:bCs/>
+                <w:color w:val="FFFFFF"/>
+                <w:sz w:val="28"/>
+                <w:szCs w:val="28"/>
+              </w:rPr>
+              <w:t xml:space="preserve">12</w:t>
+            </w:r>
+          </w:p>
+        </w:tc>
+        <w:tc>
+          <w:tcPr>
+            <w:tcW w:type="dxa" w:w="8660"/>
+            <w:tcBorders>
+              <w:top w:val="single" w:color="1B4F8A" w:sz="1"/>
+              <w:left w:val="single" w:color="1B4F8A" w:sz="1"/>
+              <w:bottom w:val="single" w:color="1B4F8A" w:sz="1"/>
+              <w:right w:val="single" w:color="1B4F8A" w:sz="1"/>
+            </w:tcBorders>
+            <w:shd w:fill="1B4F8A" w:val="clear"/>
+            <w:tcMar>
+              <w:top w:type="dxa" w:w="120"/>
+              <w:left w:type="dxa" w:w="160"/>
+              <w:bottom w:type="dxa" w:w="120"/>
+              <w:right w:type="dxa" w:w="160"/>
+            </w:tcMar>
+          </w:tcPr>
+          <w:p>
+            <w:r>
+              <w:rPr>
+                <w:rFonts w:ascii="Arial" w:cs="Arial" w:eastAsia="Arial" w:hAnsi="Arial"/>
+                <w:b/>
+                <w:bCs/>
+                <w:color w:val="FFFFFF"/>
+                <w:sz w:val="28"/>
+                <w:szCs w:val="28"/>
+              </w:rPr>
+              <w:t xml:space="preserve">AI 培训题库生成  </w:t>
+            </w:r>
+            <w:r>
+              <w:rPr>
+                <w:rFonts w:ascii="Arial" w:cs="Arial" w:eastAsia="Arial" w:hAnsi="Arial"/>
+                <w:color w:val="A8D0F0"/>
+                <w:sz w:val="18"/>
+                <w:szCs w:val="18"/>
+              </w:rPr>
+              <w:t xml:space="preserve">可交付</w:t>
+            </w:r>
+          </w:p>
+          <w:p>
+            <w:pPr>
+              <w:spacing w:before="40"/>
+            </w:pPr>
+            <w:r>
+              <w:rPr>
+                <w:rFonts w:ascii="Arial" w:cs="Arial" w:eastAsia="Arial" w:hAnsi="Arial"/>
+                <w:color w:val="C8DFF0"/>
+                <w:sz w:val="20"/>
+                <w:szCs w:val="20"/>
+              </w:rPr>
+              <w:t xml:space="preserve">上传材料，自动生成覆盖全面的考题和练习</w:t>
+            </w:r>
+          </w:p>
+        </w:tc>
+      </w:tr>
+      <w:tr>
+        <w:tc>
+          <w:tcPr>
+            <w:tcW w:type="dxa" w:w="1400"/>
+            <w:tcBorders>
+              <w:top w:val="single" w:color="E8E8E8" w:sz="1"/>
+              <w:left w:val="single" w:color="CCCCCC" w:sz="1"/>
+              <w:bottom w:val="single" w:color="E8E8E8" w:sz="1"/>
+              <w:right w:val="single" w:color="D0D0D0" w:sz="1"/>
+            </w:tcBorders>
+            <w:shd w:fill="F5F5F5" w:val="clear"/>
+            <w:tcMar>
+              <w:top w:type="dxa" w:w="100"/>
+              <w:left w:type="dxa" w:w="140"/>
+              <w:bottom w:type="dxa" w:w="100"/>
+              <w:right w:type="dxa" w:w="140"/>
+            </w:tcMar>
+            <w:vAlign w:val="top"/>
+          </w:tcPr>
+          <w:p>
+            <w:r>
+              <w:rPr>
+                <w:rFonts w:ascii="Arial" w:cs="Arial" w:eastAsia="Arial" w:hAnsi="Arial"/>
+                <w:b/>
+                <w:bCs/>
+                <w:color w:val="2E86C1"/>
+                <w:sz w:val="20"/>
+                <w:szCs w:val="20"/>
+              </w:rPr>
+              <w:t xml:space="preserve">应用场景</w:t>
+            </w:r>
+          </w:p>
+        </w:tc>
+        <w:tc>
+          <w:tcPr>
+            <w:tcW w:type="dxa" w:w="7960"/>
+            <w:tcBorders>
+              <w:top w:val="single" w:color="E8E8E8" w:sz="1"/>
+              <w:left w:val="single" w:color="D0D0D0" w:sz="1"/>
+              <w:bottom w:val="single" w:color="E8E8E8" w:sz="1"/>
+              <w:right w:val="single" w:color="CCCCCC" w:sz="1"/>
+            </w:tcBorders>
+            <w:tcMar>
+              <w:top w:type="dxa" w:w="100"/>
+              <w:left w:type="dxa" w:w="160"/>
+              <w:bottom w:type="dxa" w:w="100"/>
+              <w:right w:type="dxa" w:w="160"/>
+            </w:tcMar>
+          </w:tcPr>
+          <w:p>
+            <w:pPr>
+              <w:spacing w:after="0" w:before="0"/>
+            </w:pPr>
+            <w:r>
+              <w:rPr>
+                <w:rFonts w:ascii="Arial" w:cs="Arial" w:eastAsia="Arial" w:hAnsi="Arial"/>
+                <w:color w:val="1A1A1A"/>
+                <w:sz w:val="21"/>
+                <w:szCs w:val="21"/>
+              </w:rPr>
+              <w:t xml:space="preserve">企业培训部门、教育机构需要针对培训材料制作考题和练习册，目前全部依赖人工，制作周期长，题目质量参差不齐，材料更新后题库同步成本高。</w:t>
+            </w:r>
+          </w:p>
+        </w:tc>
+      </w:tr>
+      <w:tr>
+        <w:tc>
+          <w:tcPr>
+            <w:tcW w:type="dxa" w:w="1400"/>
+            <w:tcBorders>
+              <w:top w:val="single" w:color="E8E8E8" w:sz="1"/>
+              <w:left w:val="single" w:color="CCCCCC" w:sz="1"/>
+              <w:bottom w:val="single" w:color="E8E8E8" w:sz="1"/>
+              <w:right w:val="single" w:color="D0D0D0" w:sz="1"/>
+            </w:tcBorders>
+            <w:shd w:fill="F5F5F5" w:val="clear"/>
+            <w:tcMar>
+              <w:top w:type="dxa" w:w="100"/>
+              <w:left w:type="dxa" w:w="140"/>
+              <w:bottom w:type="dxa" w:w="100"/>
+              <w:right w:type="dxa" w:w="140"/>
+            </w:tcMar>
+            <w:vAlign w:val="top"/>
+          </w:tcPr>
+          <w:p>
+            <w:r>
+              <w:rPr>
+                <w:rFonts w:ascii="Arial" w:cs="Arial" w:eastAsia="Arial" w:hAnsi="Arial"/>
+                <w:b/>
+                <w:bCs/>
+                <w:color w:val="2E86C1"/>
+                <w:sz w:val="20"/>
+                <w:szCs w:val="20"/>
+              </w:rPr>
+              <w:t xml:space="preserve">用户痛点</w:t>
+            </w:r>
+          </w:p>
+        </w:tc>
+        <w:tc>
+          <w:tcPr>
+            <w:tcW w:type="dxa" w:w="7960"/>
+            <w:tcBorders>
+              <w:top w:val="single" w:color="E8E8E8" w:sz="1"/>
+              <w:left w:val="single" w:color="D0D0D0" w:sz="1"/>
+              <w:bottom w:val="single" w:color="E8E8E8" w:sz="1"/>
+              <w:right w:val="single" w:color="CCCCCC" w:sz="1"/>
+            </w:tcBorders>
+            <w:tcMar>
+              <w:top w:type="dxa" w:w="100"/>
+              <w:left w:type="dxa" w:w="160"/>
+              <w:bottom w:type="dxa" w:w="100"/>
+              <w:right w:type="dxa" w:w="160"/>
+            </w:tcMar>
+          </w:tcPr>
+          <w:p>
+            <w:pPr>
+              <w:pStyle w:val="ListParagraph"/>
+              <w:numPr>
+                <w:ilvl w:val="0"/>
+                <w:numId w:val="2"/>
+              </w:numPr>
+              <w:spacing w:after="30" w:before="30"/>
+            </w:pPr>
+            <w:r>
+              <w:rPr>
+                <w:rFonts w:ascii="Arial" w:cs="Arial" w:eastAsia="Arial" w:hAnsi="Arial"/>
+                <w:color w:val="1A1A1A"/>
+                <w:sz w:val="21"/>
+                <w:szCs w:val="21"/>
+              </w:rPr>
+              <w:t xml:space="preserve">出题耗时耗力，一套完整题库需要数天甚至数周</w:t>
+            </w:r>
+          </w:p>
+          <w:p>
+            <w:pPr>
+              <w:pStyle w:val="ListParagraph"/>
+              <w:numPr>
+                <w:ilvl w:val="0"/>
+                <w:numId w:val="2"/>
+              </w:numPr>
+              <w:spacing w:after="30" w:before="30"/>
+            </w:pPr>
+            <w:r>
+              <w:rPr>
+                <w:rFonts w:ascii="Arial" w:cs="Arial" w:eastAsia="Arial" w:hAnsi="Arial"/>
+                <w:color w:val="1A1A1A"/>
+                <w:sz w:val="21"/>
+                <w:szCs w:val="21"/>
+              </w:rPr>
+              <w:t xml:space="preserve">题目覆盖率不均匀，重要知识点容易遗漏</w:t>
+            </w:r>
+          </w:p>
+          <w:p>
+            <w:pPr>
+              <w:pStyle w:val="ListParagraph"/>
+              <w:numPr>
+                <w:ilvl w:val="0"/>
+                <w:numId w:val="2"/>
+              </w:numPr>
+              <w:spacing w:after="30" w:before="30"/>
+            </w:pPr>
+            <w:r>
+              <w:rPr>
+                <w:rFonts w:ascii="Arial" w:cs="Arial" w:eastAsia="Arial" w:hAnsi="Arial"/>
+                <w:color w:val="1A1A1A"/>
+                <w:sz w:val="21"/>
+                <w:szCs w:val="21"/>
+              </w:rPr>
+              <w:t xml:space="preserve">不同出题人风格不一致，题目质量参差不齐</w:t>
+            </w:r>
+          </w:p>
+          <w:p>
+            <w:pPr>
+              <w:pStyle w:val="ListParagraph"/>
+              <w:numPr>
+                <w:ilvl w:val="0"/>
+                <w:numId w:val="2"/>
+              </w:numPr>
+              <w:spacing w:after="30" w:before="30"/>
+            </w:pPr>
+            <w:r>
+              <w:rPr>
+                <w:rFonts w:ascii="Arial" w:cs="Arial" w:eastAsia="Arial" w:hAnsi="Arial"/>
+                <w:color w:val="1A1A1A"/>
+                <w:sz w:val="21"/>
+                <w:szCs w:val="21"/>
+              </w:rPr>
+              <w:t xml:space="preserve">培训材料更新后，题库同步更新成本高</w:t>
+            </w:r>
+          </w:p>
+        </w:tc>
+      </w:tr>
+      <w:tr>
+        <w:tc>
+          <w:tcPr>
+            <w:tcW w:type="dxa" w:w="1400"/>
+            <w:tcBorders>
+              <w:top w:val="single" w:color="E8E8E8" w:sz="1"/>
+              <w:left w:val="single" w:color="CCCCCC" w:sz="1"/>
+              <w:bottom w:val="single" w:color="E8E8E8" w:sz="1"/>
+              <w:right w:val="single" w:color="D0D0D0" w:sz="1"/>
+            </w:tcBorders>
+            <w:shd w:fill="F5F5F5" w:val="clear"/>
+            <w:tcMar>
+              <w:top w:type="dxa" w:w="100"/>
+              <w:left w:type="dxa" w:w="140"/>
+              <w:bottom w:type="dxa" w:w="100"/>
+              <w:right w:type="dxa" w:w="140"/>
+            </w:tcMar>
+            <w:vAlign w:val="top"/>
+          </w:tcPr>
+          <w:p>
+            <w:r>
+              <w:rPr>
+                <w:rFonts w:ascii="Arial" w:cs="Arial" w:eastAsia="Arial" w:hAnsi="Arial"/>
+                <w:b/>
+                <w:bCs/>
+                <w:color w:val="2E86C1"/>
+                <w:sz w:val="20"/>
+                <w:szCs w:val="20"/>
+              </w:rPr>
+              <w:t xml:space="preserve">我们的解决方案</w:t>
+            </w:r>
+          </w:p>
+        </w:tc>
+        <w:tc>
+          <w:tcPr>
+            <w:tcW w:type="dxa" w:w="7960"/>
+            <w:tcBorders>
+              <w:top w:val="single" w:color="E8E8E8" w:sz="1"/>
+              <w:left w:val="single" w:color="D0D0D0" w:sz="1"/>
+              <w:bottom w:val="single" w:color="E8E8E8" w:sz="1"/>
+              <w:right w:val="single" w:color="CCCCCC" w:sz="1"/>
+            </w:tcBorders>
+            <w:tcMar>
+              <w:top w:type="dxa" w:w="100"/>
+              <w:left w:type="dxa" w:w="160"/>
+              <w:bottom w:type="dxa" w:w="100"/>
+              <w:right w:type="dxa" w:w="160"/>
+            </w:tcMar>
+          </w:tcPr>
+          <w:p>
+            <w:pPr>
+              <w:spacing w:after="0" w:before="0"/>
+            </w:pPr>
+            <w:r>
+              <w:rPr>
+                <w:rFonts w:ascii="Arial" w:cs="Arial" w:eastAsia="Arial" w:hAnsi="Arial"/>
+                <w:color w:val="1A1A1A"/>
+                <w:sz w:val="21"/>
+                <w:szCs w:val="21"/>
+              </w:rPr>
+              <w:t xml:space="preserve">上传培训课件、操作手册、规章制度等材料，系统自动生成多种题型（单选题、多选题、判断题、简答题、情景案例题），并附参考答案和考点出处，支持难度分级和按章节导出，材料更新后一键同步题库。</w:t>
+            </w:r>
+          </w:p>
+        </w:tc>
+      </w:tr>
+      <w:tr>
+        <w:tc>
+          <w:tcPr>
+            <w:tcW w:type="dxa" w:w="1400"/>
+            <w:tcBorders>
+              <w:top w:val="single" w:color="E8E8E8" w:sz="1"/>
+              <w:left w:val="single" w:color="CCCCCC" w:sz="1"/>
+              <w:bottom w:val="single" w:color="E8E8E8" w:sz="1"/>
+              <w:right w:val="single" w:color="D0D0D0" w:sz="1"/>
+            </w:tcBorders>
+            <w:shd w:fill="F5F5F5" w:val="clear"/>
+            <w:tcMar>
+              <w:top w:type="dxa" w:w="100"/>
+              <w:left w:type="dxa" w:w="140"/>
+              <w:bottom w:type="dxa" w:w="100"/>
+              <w:right w:type="dxa" w:w="140"/>
+            </w:tcMar>
+            <w:vAlign w:val="top"/>
+          </w:tcPr>
+          <w:p>
+            <w:r>
+              <w:rPr>
+                <w:rFonts w:ascii="Arial" w:cs="Arial" w:eastAsia="Arial" w:hAnsi="Arial"/>
+                <w:b/>
+                <w:bCs/>
+                <w:color w:val="2E86C1"/>
+                <w:sz w:val="20"/>
+                <w:szCs w:val="20"/>
+              </w:rPr>
+              <w:t xml:space="preserve">适合的甲方</w:t>
+            </w:r>
+          </w:p>
+        </w:tc>
+        <w:tc>
+          <w:tcPr>
+            <w:tcW w:type="dxa" w:w="7960"/>
+            <w:tcBorders>
+              <w:top w:val="single" w:color="E8E8E8" w:sz="1"/>
+              <w:left w:val="single" w:color="D0D0D0" w:sz="1"/>
+              <w:bottom w:val="single" w:color="E8E8E8" w:sz="1"/>
+              <w:right w:val="single" w:color="CCCCCC" w:sz="1"/>
+            </w:tcBorders>
+            <w:tcMar>
+              <w:top w:type="dxa" w:w="100"/>
+              <w:left w:type="dxa" w:w="160"/>
+              <w:bottom w:type="dxa" w:w="100"/>
+              <w:right w:type="dxa" w:w="160"/>
+            </w:tcMar>
+          </w:tcPr>
+          <w:p>
+            <w:pPr>
+              <w:spacing w:after="0" w:before="0"/>
+            </w:pPr>
+            <w:r>
+              <w:rPr>
+                <w:rFonts w:ascii="Arial" w:cs="Arial" w:eastAsia="Arial" w:hAnsi="Arial"/>
+                <w:color w:val="1A1A1A"/>
+                <w:sz w:val="21"/>
+                <w:szCs w:val="21"/>
+              </w:rPr>
+              <w:t xml:space="preserve">企业培训部门 / 在线教育平台 / 职业技能培训机构 / 政府单位合规培训 / 金融保险行业资质考核</w:t>
+            </w:r>
+          </w:p>
+        </w:tc>
+      </w:tr>
+      <w:tr>
+        <w:tc>
+          <w:tcPr>
+            <w:tcW w:type="dxa" w:w="1400"/>
+            <w:tcBorders>
+              <w:top w:val="single" w:color="E8E8E8" w:sz="1"/>
+              <w:left w:val="single" w:color="CCCCCC" w:sz="1"/>
+              <w:bottom w:val="single" w:color="E8E8E8" w:sz="1"/>
+              <w:right w:val="single" w:color="D0D0D0" w:sz="1"/>
+            </w:tcBorders>
+            <w:shd w:fill="F5F5F5" w:val="clear"/>
+            <w:tcMar>
+              <w:top w:type="dxa" w:w="100"/>
+              <w:left w:type="dxa" w:w="140"/>
+              <w:bottom w:type="dxa" w:w="100"/>
+              <w:right w:type="dxa" w:w="140"/>
+            </w:tcMar>
+            <w:vAlign w:val="top"/>
+          </w:tcPr>
+          <w:p>
+            <w:r>
+              <w:rPr>
+                <w:rFonts w:ascii="Arial" w:cs="Arial" w:eastAsia="Arial" w:hAnsi="Arial"/>
+                <w:b/>
+                <w:bCs/>
+                <w:color w:val="2E86C1"/>
+                <w:sz w:val="20"/>
+                <w:szCs w:val="20"/>
+              </w:rPr>
+              <w:t xml:space="preserve">核心价值</w:t>
+            </w:r>
+          </w:p>
+        </w:tc>
+        <w:tc>
+          <w:tcPr>
+            <w:tcW w:type="dxa" w:w="7960"/>
+            <w:tcBorders>
+              <w:top w:val="single" w:color="E8E8E8" w:sz="1"/>
+              <w:left w:val="single" w:color="D0D0D0" w:sz="1"/>
+              <w:bottom w:val="single" w:color="E8E8E8" w:sz="1"/>
+              <w:right w:val="single" w:color="CCCCCC" w:sz="1"/>
+            </w:tcBorders>
+            <w:tcMar>
+              <w:top w:type="dxa" w:w="100"/>
+              <w:left w:type="dxa" w:w="160"/>
+              <w:bottom w:type="dxa" w:w="100"/>
+              <w:right w:type="dxa" w:w="160"/>
+            </w:tcMar>
+          </w:tcPr>
+          <w:p>
+            <w:pPr>
+              <w:spacing w:after="0" w:before="0"/>
+            </w:pPr>
+            <w:r>
+              <w:rPr>
+                <w:rFonts w:ascii="Arial" w:cs="Arial" w:eastAsia="Arial" w:hAnsi="Arial"/>
+                <w:color w:val="1A1A1A"/>
+                <w:sz w:val="21"/>
+                <w:szCs w:val="21"/>
+              </w:rPr>
+              <w:t xml:space="preserve">出题时间从数天压缩到分钟级；知识点覆盖全面不遗漏；题库随材料更新一键同步；培训效果可量化评估，形成完整培训闭环。</w:t>
+            </w:r>
+          </w:p>
+        </w:tc>
+      </w:tr>
+    </w:tbl>
+    <w:p>
+      <w:pPr>
+        <w:spacing w:after="240" w:before="0"/>
+      </w:pPr>
+    </w:p>
+    <w:p>
+      <w:pPr>
+        <w:pageBreakBefore/>
+      </w:pPr>
+    </w:p>
+    <w:tbl>
+      <w:tblPr>
+        <w:tblW w:type="dxa" w:w="9360"/>
+        <w:tblBorders>
+          <w:top w:val="single" w:color="auto" w:sz="4"/>
+          <w:left w:val="single" w:color="auto" w:sz="4"/>
+          <w:bottom w:val="single" w:color="auto" w:sz="4"/>
+          <w:right w:val="single" w:color="auto" w:sz="4"/>
+          <w:insideH w:val="single" w:color="auto" w:sz="4"/>
+          <w:insideV w:val="single" w:color="auto" w:sz="4"/>
+        </w:tblBorders>
+      </w:tblPr>
+      <w:tblGrid>
+        <w:gridCol w:w="700"/>
+        <w:gridCol w:w="8660"/>
+      </w:tblGrid>
+      <w:tr>
+        <w:tc>
+          <w:tcPr>
+            <w:tcW w:type="dxa" w:w="700"/>
+            <w:tcBorders>
+              <w:top w:val="single" w:color="1B4F8A" w:sz="1"/>
+              <w:left w:val="single" w:color="1B4F8A" w:sz="1"/>
+              <w:bottom w:val="single" w:color="1B4F8A" w:sz="1"/>
+              <w:right w:val="single" w:color="1B4F8A" w:sz="1"/>
+            </w:tcBorders>
+            <w:shd w:fill="1B4F8A" w:val="clear"/>
+            <w:tcMar>
+              <w:top w:type="dxa" w:w="120"/>
+              <w:left w:type="dxa" w:w="140"/>
+              <w:bottom w:type="dxa" w:w="120"/>
+              <w:right w:type="dxa" w:w="140"/>
+            </w:tcMar>
+            <w:vAlign w:val="center"/>
+          </w:tcPr>
+          <w:p>
+            <w:pPr>
+              <w:jc w:val="center"/>
+            </w:pPr>
+            <w:r>
+              <w:rPr>
+                <w:rFonts w:ascii="Arial" w:cs="Arial" w:eastAsia="Arial" w:hAnsi="Arial"/>
+                <w:b/>
+                <w:bCs/>
+                <w:color w:val="FFFFFF"/>
+                <w:sz w:val="28"/>
+                <w:szCs w:val="28"/>
+              </w:rPr>
+              <w:t xml:space="preserve">13</w:t>
+            </w:r>
+          </w:p>
+        </w:tc>
+        <w:tc>
+          <w:tcPr>
+            <w:tcW w:type="dxa" w:w="8660"/>
+            <w:tcBorders>
+              <w:top w:val="single" w:color="1B4F8A" w:sz="1"/>
+              <w:left w:val="single" w:color="1B4F8A" w:sz="1"/>
+              <w:bottom w:val="single" w:color="1B4F8A" w:sz="1"/>
+              <w:right w:val="single" w:color="1B4F8A" w:sz="1"/>
+            </w:tcBorders>
+            <w:shd w:fill="1B4F8A" w:val="clear"/>
+            <w:tcMar>
+              <w:top w:type="dxa" w:w="120"/>
+              <w:left w:type="dxa" w:w="160"/>
+              <w:bottom w:type="dxa" w:w="120"/>
+              <w:right w:type="dxa" w:w="160"/>
+            </w:tcMar>
+          </w:tcPr>
+          <w:p>
+            <w:r>
+              <w:rPr>
+                <w:rFonts w:ascii="Arial" w:cs="Arial" w:eastAsia="Arial" w:hAnsi="Arial"/>
+                <w:b/>
+                <w:bCs/>
+                <w:color w:val="FFFFFF"/>
+                <w:sz w:val="28"/>
+                <w:szCs w:val="28"/>
+              </w:rPr>
+              <w:t xml:space="preserve">AI 文本摘要与总结  </w:t>
+            </w:r>
+            <w:r>
+              <w:rPr>
+                <w:rFonts w:ascii="Arial" w:cs="Arial" w:eastAsia="Arial" w:hAnsi="Arial"/>
+                <w:color w:val="A8D0F0"/>
+                <w:sz w:val="18"/>
+                <w:szCs w:val="18"/>
+              </w:rPr>
+              <w:t xml:space="preserve">可交付</w:t>
+            </w:r>
+          </w:p>
+          <w:p>
+            <w:pPr>
+              <w:spacing w:before="40"/>
+            </w:pPr>
+            <w:r>
+              <w:rPr>
+                <w:rFonts w:ascii="Arial" w:cs="Arial" w:eastAsia="Arial" w:hAnsi="Arial"/>
+                <w:color w:val="C8DFF0"/>
+                <w:sz w:val="20"/>
+                <w:szCs w:val="20"/>
+              </w:rPr>
+              <w:t xml:space="preserve">长文档秒变精华，关键信息不遗漏</w:t>
+            </w:r>
+          </w:p>
+        </w:tc>
+      </w:tr>
+      <w:tr>
+        <w:tc>
+          <w:tcPr>
+            <w:tcW w:type="dxa" w:w="1400"/>
+            <w:tcBorders>
+              <w:top w:val="single" w:color="E8E8E8" w:sz="1"/>
+              <w:left w:val="single" w:color="CCCCCC" w:sz="1"/>
+              <w:bottom w:val="single" w:color="E8E8E8" w:sz="1"/>
+              <w:right w:val="single" w:color="D0D0D0" w:sz="1"/>
+            </w:tcBorders>
+            <w:shd w:fill="F5F5F5" w:val="clear"/>
+            <w:tcMar>
+              <w:top w:type="dxa" w:w="100"/>
+              <w:left w:type="dxa" w:w="140"/>
+              <w:bottom w:type="dxa" w:w="100"/>
+              <w:right w:type="dxa" w:w="140"/>
+            </w:tcMar>
+            <w:vAlign w:val="top"/>
+          </w:tcPr>
+          <w:p>
+            <w:r>
+              <w:rPr>
+                <w:rFonts w:ascii="Arial" w:cs="Arial" w:eastAsia="Arial" w:hAnsi="Arial"/>
+                <w:b/>
+                <w:bCs/>
+                <w:color w:val="2E86C1"/>
+                <w:sz w:val="20"/>
+                <w:szCs w:val="20"/>
+              </w:rPr>
+              <w:t xml:space="preserve">应用场景</w:t>
+            </w:r>
+          </w:p>
+        </w:tc>
+        <w:tc>
+          <w:tcPr>
+            <w:tcW w:type="dxa" w:w="7960"/>
+            <w:tcBorders>
+              <w:top w:val="single" w:color="E8E8E8" w:sz="1"/>
+              <w:left w:val="single" w:color="D0D0D0" w:sz="1"/>
+              <w:bottom w:val="single" w:color="E8E8E8" w:sz="1"/>
+              <w:right w:val="single" w:color="CCCCCC" w:sz="1"/>
+            </w:tcBorders>
+            <w:tcMar>
+              <w:top w:type="dxa" w:w="100"/>
+              <w:left w:type="dxa" w:w="160"/>
+              <w:bottom w:type="dxa" w:w="100"/>
+              <w:right w:type="dxa" w:w="160"/>
+            </w:tcMar>
+          </w:tcPr>
+          <w:p>
+            <w:pPr>
+              <w:spacing w:after="0" w:before="0"/>
+            </w:pPr>
+            <w:r>
+              <w:rPr>
+                <w:rFonts w:ascii="Arial" w:cs="Arial" w:eastAsia="Arial" w:hAnsi="Arial"/>
+                <w:color w:val="1A1A1A"/>
+                <w:sz w:val="21"/>
+                <w:szCs w:val="21"/>
+              </w:rPr>
+              <w:t xml:space="preserve">管理层、研究人员、业务人员每天面对大量需要阅读的材料——行业报告、会议纪要、政策文件、新闻资讯、合同条款。时间有限，无法逐一精读，但又不敢遗漏重要信息。</w:t>
+            </w:r>
+          </w:p>
+        </w:tc>
+      </w:tr>
+      <w:tr>
+        <w:tc>
+          <w:tcPr>
+            <w:tcW w:type="dxa" w:w="1400"/>
+            <w:tcBorders>
+              <w:top w:val="single" w:color="E8E8E8" w:sz="1"/>
+              <w:left w:val="single" w:color="CCCCCC" w:sz="1"/>
+              <w:bottom w:val="single" w:color="E8E8E8" w:sz="1"/>
+              <w:right w:val="single" w:color="D0D0D0" w:sz="1"/>
+            </w:tcBorders>
+            <w:shd w:fill="F5F5F5" w:val="clear"/>
+            <w:tcMar>
+              <w:top w:type="dxa" w:w="100"/>
+              <w:left w:type="dxa" w:w="140"/>
+              <w:bottom w:type="dxa" w:w="100"/>
+              <w:right w:type="dxa" w:w="140"/>
+            </w:tcMar>
+            <w:vAlign w:val="top"/>
+          </w:tcPr>
+          <w:p>
+            <w:r>
+              <w:rPr>
+                <w:rFonts w:ascii="Arial" w:cs="Arial" w:eastAsia="Arial" w:hAnsi="Arial"/>
+                <w:b/>
+                <w:bCs/>
+                <w:color w:val="2E86C1"/>
+                <w:sz w:val="20"/>
+                <w:szCs w:val="20"/>
+              </w:rPr>
+              <w:t xml:space="preserve">用户痛点</w:t>
+            </w:r>
+          </w:p>
+        </w:tc>
+        <w:tc>
+          <w:tcPr>
+            <w:tcW w:type="dxa" w:w="7960"/>
+            <w:tcBorders>
+              <w:top w:val="single" w:color="E8E8E8" w:sz="1"/>
+              <w:left w:val="single" w:color="D0D0D0" w:sz="1"/>
+              <w:bottom w:val="single" w:color="E8E8E8" w:sz="1"/>
+              <w:right w:val="single" w:color="CCCCCC" w:sz="1"/>
+            </w:tcBorders>
+            <w:tcMar>
+              <w:top w:type="dxa" w:w="100"/>
+              <w:left w:type="dxa" w:w="160"/>
+              <w:bottom w:type="dxa" w:w="100"/>
+              <w:right w:type="dxa" w:w="160"/>
+            </w:tcMar>
+          </w:tcPr>
+          <w:p>
+            <w:pPr>
+              <w:pStyle w:val="ListParagraph"/>
+              <w:numPr>
+                <w:ilvl w:val="0"/>
+                <w:numId w:val="2"/>
+              </w:numPr>
+              <w:spacing w:after="30" w:before="30"/>
+            </w:pPr>
+            <w:r>
+              <w:rPr>
+                <w:rFonts w:ascii="Arial" w:cs="Arial" w:eastAsia="Arial" w:hAnsi="Arial"/>
+                <w:color w:val="1A1A1A"/>
+                <w:sz w:val="21"/>
+                <w:szCs w:val="21"/>
+              </w:rPr>
+              <w:t xml:space="preserve">阅读量大，时间不够，重要内容容易错过</w:t>
+            </w:r>
+          </w:p>
+          <w:p>
+            <w:pPr>
+              <w:pStyle w:val="ListParagraph"/>
+              <w:numPr>
+                <w:ilvl w:val="0"/>
+                <w:numId w:val="2"/>
+              </w:numPr>
+              <w:spacing w:after="30" w:before="30"/>
+            </w:pPr>
+            <w:r>
+              <w:rPr>
+                <w:rFonts w:ascii="Arial" w:cs="Arial" w:eastAsia="Arial" w:hAnsi="Arial"/>
+                <w:color w:val="1A1A1A"/>
+                <w:sz w:val="21"/>
+                <w:szCs w:val="21"/>
+              </w:rPr>
+              <w:t xml:space="preserve">手工摘要耗时，不同人摘的侧重点不一样，格式混乱</w:t>
+            </w:r>
+          </w:p>
+          <w:p>
+            <w:pPr>
+              <w:pStyle w:val="ListParagraph"/>
+              <w:numPr>
+                <w:ilvl w:val="0"/>
+                <w:numId w:val="2"/>
+              </w:numPr>
+              <w:spacing w:after="30" w:before="30"/>
+            </w:pPr>
+            <w:r>
+              <w:rPr>
+                <w:rFonts w:ascii="Arial" w:cs="Arial" w:eastAsia="Arial" w:hAnsi="Arial"/>
+                <w:color w:val="1A1A1A"/>
+                <w:sz w:val="21"/>
+                <w:szCs w:val="21"/>
+              </w:rPr>
+              <w:t xml:space="preserve">跨部门共享信息时，没有统一的摘要格式</w:t>
+            </w:r>
+          </w:p>
+          <w:p>
+            <w:pPr>
+              <w:pStyle w:val="ListParagraph"/>
+              <w:numPr>
+                <w:ilvl w:val="0"/>
+                <w:numId w:val="2"/>
+              </w:numPr>
+              <w:spacing w:after="30" w:before="30"/>
+            </w:pPr>
+            <w:r>
+              <w:rPr>
+                <w:rFonts w:ascii="Arial" w:cs="Arial" w:eastAsia="Arial" w:hAnsi="Arial"/>
+                <w:color w:val="1A1A1A"/>
+                <w:sz w:val="21"/>
+                <w:szCs w:val="21"/>
+              </w:rPr>
+              <w:t xml:space="preserve">大量历史文件需要回顾时，人工整理成本极高</w:t>
+            </w:r>
+          </w:p>
+        </w:tc>
+      </w:tr>
+      <w:tr>
+        <w:tc>
+          <w:tcPr>
+            <w:tcW w:type="dxa" w:w="1400"/>
+            <w:tcBorders>
+              <w:top w:val="single" w:color="E8E8E8" w:sz="1"/>
+              <w:left w:val="single" w:color="CCCCCC" w:sz="1"/>
+              <w:bottom w:val="single" w:color="E8E8E8" w:sz="1"/>
+              <w:right w:val="single" w:color="D0D0D0" w:sz="1"/>
+            </w:tcBorders>
+            <w:shd w:fill="F5F5F5" w:val="clear"/>
+            <w:tcMar>
+              <w:top w:type="dxa" w:w="100"/>
+              <w:left w:type="dxa" w:w="140"/>
+              <w:bottom w:type="dxa" w:w="100"/>
+              <w:right w:type="dxa" w:w="140"/>
+            </w:tcMar>
+            <w:vAlign w:val="top"/>
+          </w:tcPr>
+          <w:p>
+            <w:r>
+              <w:rPr>
+                <w:rFonts w:ascii="Arial" w:cs="Arial" w:eastAsia="Arial" w:hAnsi="Arial"/>
+                <w:b/>
+                <w:bCs/>
+                <w:color w:val="2E86C1"/>
+                <w:sz w:val="20"/>
+                <w:szCs w:val="20"/>
+              </w:rPr>
+              <w:t xml:space="preserve">我们的解决方案</w:t>
+            </w:r>
+          </w:p>
+        </w:tc>
+        <w:tc>
+          <w:tcPr>
+            <w:tcW w:type="dxa" w:w="7960"/>
+            <w:tcBorders>
+              <w:top w:val="single" w:color="E8E8E8" w:sz="1"/>
+              <w:left w:val="single" w:color="D0D0D0" w:sz="1"/>
+              <w:bottom w:val="single" w:color="E8E8E8" w:sz="1"/>
+              <w:right w:val="single" w:color="CCCCCC" w:sz="1"/>
+            </w:tcBorders>
+            <w:tcMar>
+              <w:top w:type="dxa" w:w="100"/>
+              <w:left w:type="dxa" w:w="160"/>
+              <w:bottom w:type="dxa" w:w="100"/>
+              <w:right w:type="dxa" w:w="160"/>
+            </w:tcMar>
+          </w:tcPr>
+          <w:p>
+            <w:pPr>
+              <w:spacing w:after="0" w:before="0"/>
+            </w:pPr>
+            <w:r>
+              <w:rPr>
+                <w:rFonts w:ascii="Arial" w:cs="Arial" w:eastAsia="Arial" w:hAnsi="Arial"/>
+                <w:color w:val="1A1A1A"/>
+                <w:sz w:val="21"/>
+                <w:szCs w:val="21"/>
+              </w:rPr>
+              <w:t xml:space="preserve">上传任意长文档（PDF / Word / 网页链接），系统自动生成多层次摘要：一句话结论、核心要点列表、详细段落摘要，并可按用户指定的关注维度（风险点、关键数字、结论、行动项）定向提炼，支持批量处理多份文件。</w:t>
+            </w:r>
+          </w:p>
+        </w:tc>
+      </w:tr>
+      <w:tr>
+        <w:tc>
+          <w:tcPr>
+            <w:tcW w:type="dxa" w:w="1400"/>
+            <w:tcBorders>
+              <w:top w:val="single" w:color="E8E8E8" w:sz="1"/>
+              <w:left w:val="single" w:color="CCCCCC" w:sz="1"/>
+              <w:bottom w:val="single" w:color="E8E8E8" w:sz="1"/>
+              <w:right w:val="single" w:color="D0D0D0" w:sz="1"/>
+            </w:tcBorders>
+            <w:shd w:fill="F5F5F5" w:val="clear"/>
+            <w:tcMar>
+              <w:top w:type="dxa" w:w="100"/>
+              <w:left w:type="dxa" w:w="140"/>
+              <w:bottom w:type="dxa" w:w="100"/>
+              <w:right w:type="dxa" w:w="140"/>
+            </w:tcMar>
+            <w:vAlign w:val="top"/>
+          </w:tcPr>
+          <w:p>
+            <w:r>
+              <w:rPr>
+                <w:rFonts w:ascii="Arial" w:cs="Arial" w:eastAsia="Arial" w:hAnsi="Arial"/>
+                <w:b/>
+                <w:bCs/>
+                <w:color w:val="2E86C1"/>
+                <w:sz w:val="20"/>
+                <w:szCs w:val="20"/>
+              </w:rPr>
+              <w:t xml:space="preserve">适合的甲方</w:t>
+            </w:r>
+          </w:p>
+        </w:tc>
+        <w:tc>
+          <w:tcPr>
+            <w:tcW w:type="dxa" w:w="7960"/>
+            <w:tcBorders>
+              <w:top w:val="single" w:color="E8E8E8" w:sz="1"/>
+              <w:left w:val="single" w:color="D0D0D0" w:sz="1"/>
+              <w:bottom w:val="single" w:color="E8E8E8" w:sz="1"/>
+              <w:right w:val="single" w:color="CCCCCC" w:sz="1"/>
+            </w:tcBorders>
+            <w:tcMar>
+              <w:top w:type="dxa" w:w="100"/>
+              <w:left w:type="dxa" w:w="160"/>
+              <w:bottom w:type="dxa" w:w="100"/>
+              <w:right w:type="dxa" w:w="160"/>
+            </w:tcMar>
+          </w:tcPr>
+          <w:p>
+            <w:pPr>
+              <w:spacing w:after="0" w:before="0"/>
+            </w:pPr>
+            <w:r>
+              <w:rPr>
+                <w:rFonts w:ascii="Arial" w:cs="Arial" w:eastAsia="Arial" w:hAnsi="Arial"/>
+                <w:color w:val="1A1A1A"/>
+                <w:sz w:val="21"/>
+                <w:szCs w:val="21"/>
+              </w:rPr>
+              <w:t xml:space="preserve">管理层 / 研究机构 / 法务合规 / 投资机构 / 政府部门 / 任何信息密集型工作场景</w:t>
+            </w:r>
+          </w:p>
+        </w:tc>
+      </w:tr>
+      <w:tr>
+        <w:tc>
+          <w:tcPr>
+            <w:tcW w:type="dxa" w:w="1400"/>
+            <w:tcBorders>
+              <w:top w:val="single" w:color="E8E8E8" w:sz="1"/>
+              <w:left w:val="single" w:color="CCCCCC" w:sz="1"/>
+              <w:bottom w:val="single" w:color="E8E8E8" w:sz="1"/>
+              <w:right w:val="single" w:color="D0D0D0" w:sz="1"/>
+            </w:tcBorders>
+            <w:shd w:fill="F5F5F5" w:val="clear"/>
+            <w:tcMar>
+              <w:top w:type="dxa" w:w="100"/>
+              <w:left w:type="dxa" w:w="140"/>
+              <w:bottom w:type="dxa" w:w="100"/>
+              <w:right w:type="dxa" w:w="140"/>
+            </w:tcMar>
+            <w:vAlign w:val="top"/>
+          </w:tcPr>
+          <w:p>
+            <w:r>
+              <w:rPr>
+                <w:rFonts w:ascii="Arial" w:cs="Arial" w:eastAsia="Arial" w:hAnsi="Arial"/>
+                <w:b/>
+                <w:bCs/>
+                <w:color w:val="2E86C1"/>
+                <w:sz w:val="20"/>
+                <w:szCs w:val="20"/>
+              </w:rPr>
+              <w:t xml:space="preserve">核心价值</w:t>
+            </w:r>
+          </w:p>
+        </w:tc>
+        <w:tc>
+          <w:tcPr>
+            <w:tcW w:type="dxa" w:w="7960"/>
+            <w:tcBorders>
+              <w:top w:val="single" w:color="E8E8E8" w:sz="1"/>
+              <w:left w:val="single" w:color="D0D0D0" w:sz="1"/>
+              <w:bottom w:val="single" w:color="E8E8E8" w:sz="1"/>
+              <w:right w:val="single" w:color="CCCCCC" w:sz="1"/>
+            </w:tcBorders>
+            <w:tcMar>
+              <w:top w:type="dxa" w:w="100"/>
+              <w:left w:type="dxa" w:w="160"/>
+              <w:bottom w:type="dxa" w:w="100"/>
+              <w:right w:type="dxa" w:w="160"/>
+            </w:tcMar>
+          </w:tcPr>
+          <w:p>
+            <w:pPr>
+              <w:spacing w:after="0" w:before="0"/>
+            </w:pPr>
+            <w:r>
+              <w:rPr>
+                <w:rFonts w:ascii="Arial" w:cs="Arial" w:eastAsia="Arial" w:hAnsi="Arial"/>
+                <w:color w:val="1A1A1A"/>
+                <w:sz w:val="21"/>
+                <w:szCs w:val="21"/>
+              </w:rPr>
+              <w:t xml:space="preserve">将阅读 100 页报告的时间压缩到 5 分钟；摘要格式统一可沉淀；批量处理历史文档，快速建立信息档案；减少因信息遗漏导致的决策风险。</w:t>
+            </w:r>
+          </w:p>
+        </w:tc>
+      </w:tr>
+    </w:tbl>
+    <w:p>
+      <w:pPr>
+        <w:spacing w:after="240" w:before="0"/>
+      </w:pPr>
+    </w:p>
     <w:p>
       <w:pPr>
         <w:spacing w:after="240" w:before="0"/>

--- a/docs/AI能力与解决方案.docx
+++ b/docs/AI能力与解决方案.docx
@@ -142,7 +142,7 @@
           <w:sz w:val="22"/>
           <w:szCs w:val="22"/>
         </w:rPr>
-        <w:t xml:space="preserve">我们专注于 AI 落地交付，围绕以下七个方向提供从场景分析到系统上线的完整服务。所有能力均来自真实项目积累，不是概念演示。</w:t>
+        <w:t xml:space="preserve">我们专注于 AI 落地交付，围绕以下十三个方向提供从场景分析到系统上线的完整服务。所有能力均来自真实项目积累，不是概念演示。</w:t>
       </w:r>
     </w:p>
     <w:p>
@@ -1215,6 +1215,786 @@
                 <w:szCs w:val="20"/>
               </w:rPr>
               <w:t xml:space="preserve">★★★★★</w:t>
+            </w:r>
+          </w:p>
+        </w:tc>
+      </w:tr>
+      <w:tr>
+        <w:tc>
+          <w:tcPr>
+            <w:tcW w:type="dxa" w:w="2600"/>
+            <w:tcBorders>
+              <w:top w:val="single" w:color="CCCCCC" w:sz="1"/>
+              <w:left w:val="single" w:color="CCCCCC" w:sz="1"/>
+              <w:bottom w:val="single" w:color="CCCCCC" w:sz="1"/>
+              <w:right w:val="single" w:color="CCCCCC" w:sz="1"/>
+            </w:tcBorders>
+            <w:shd w:fill="FFFFFF" w:val="clear"/>
+            <w:tcMar>
+              <w:top w:type="dxa" w:w="80"/>
+              <w:left w:type="dxa" w:w="120"/>
+              <w:bottom w:type="dxa" w:w="80"/>
+              <w:right w:type="dxa" w:w="120"/>
+            </w:tcMar>
+          </w:tcPr>
+          <w:p>
+            <w:pPr>
+              <w:jc w:val="left"/>
+            </w:pPr>
+            <w:r>
+              <w:rPr>
+                <w:rFonts w:ascii="Arial" w:cs="Arial" w:eastAsia="Arial" w:hAnsi="Arial"/>
+                <w:color w:val="1A1A1A"/>
+                <w:sz w:val="20"/>
+                <w:szCs w:val="20"/>
+              </w:rPr>
+              <w:t xml:space="preserve">招聘简历智能筛选</w:t>
+            </w:r>
+          </w:p>
+        </w:tc>
+        <w:tc>
+          <w:tcPr>
+            <w:tcW w:type="dxa" w:w="3200"/>
+            <w:tcBorders>
+              <w:top w:val="single" w:color="CCCCCC" w:sz="1"/>
+              <w:left w:val="single" w:color="CCCCCC" w:sz="1"/>
+              <w:bottom w:val="single" w:color="CCCCCC" w:sz="1"/>
+              <w:right w:val="single" w:color="CCCCCC" w:sz="1"/>
+            </w:tcBorders>
+            <w:shd w:fill="FFFFFF" w:val="clear"/>
+            <w:tcMar>
+              <w:top w:type="dxa" w:w="80"/>
+              <w:left w:type="dxa" w:w="120"/>
+              <w:bottom w:type="dxa" w:w="80"/>
+              <w:right w:type="dxa" w:w="120"/>
+            </w:tcMar>
+          </w:tcPr>
+          <w:p>
+            <w:pPr>
+              <w:jc w:val="left"/>
+            </w:pPr>
+            <w:r>
+              <w:rPr>
+                <w:rFonts w:ascii="Arial" w:cs="Arial" w:eastAsia="Arial" w:hAnsi="Arial"/>
+                <w:color w:val="1A1A1A"/>
+                <w:sz w:val="20"/>
+                <w:szCs w:val="20"/>
+              </w:rPr>
+              <w:t xml:space="preserve">替代人工初筛，快速锁定最佳候选人</w:t>
+            </w:r>
+          </w:p>
+        </w:tc>
+        <w:tc>
+          <w:tcPr>
+            <w:tcW w:type="dxa" w:w="1780"/>
+            <w:tcBorders>
+              <w:top w:val="single" w:color="CCCCCC" w:sz="1"/>
+              <w:left w:val="single" w:color="CCCCCC" w:sz="1"/>
+              <w:bottom w:val="single" w:color="CCCCCC" w:sz="1"/>
+              <w:right w:val="single" w:color="CCCCCC" w:sz="1"/>
+            </w:tcBorders>
+            <w:shd w:fill="FFFFFF" w:val="clear"/>
+            <w:tcMar>
+              <w:top w:type="dxa" w:w="80"/>
+              <w:left w:type="dxa" w:w="120"/>
+              <w:bottom w:type="dxa" w:w="80"/>
+              <w:right w:type="dxa" w:w="120"/>
+            </w:tcMar>
+          </w:tcPr>
+          <w:p>
+            <w:pPr>
+              <w:jc w:val="center"/>
+            </w:pPr>
+            <w:r>
+              <w:rPr>
+                <w:rFonts w:ascii="Arial" w:cs="Arial" w:eastAsia="Arial" w:hAnsi="Arial"/>
+                <w:color w:val="1A1A1A"/>
+                <w:sz w:val="20"/>
+                <w:szCs w:val="20"/>
+              </w:rPr>
+              <w:t xml:space="preserve">可交付</w:t>
+            </w:r>
+          </w:p>
+        </w:tc>
+        <w:tc>
+          <w:tcPr>
+            <w:tcW w:type="dxa" w:w="1780"/>
+            <w:tcBorders>
+              <w:top w:val="single" w:color="CCCCCC" w:sz="1"/>
+              <w:left w:val="single" w:color="CCCCCC" w:sz="1"/>
+              <w:bottom w:val="single" w:color="CCCCCC" w:sz="1"/>
+              <w:right w:val="single" w:color="CCCCCC" w:sz="1"/>
+            </w:tcBorders>
+            <w:shd w:fill="FFFFFF" w:val="clear"/>
+            <w:tcMar>
+              <w:top w:type="dxa" w:w="80"/>
+              <w:left w:type="dxa" w:w="120"/>
+              <w:bottom w:type="dxa" w:w="80"/>
+              <w:right w:type="dxa" w:w="120"/>
+            </w:tcMar>
+          </w:tcPr>
+          <w:p>
+            <w:pPr>
+              <w:jc w:val="center"/>
+            </w:pPr>
+            <w:r>
+              <w:rPr>
+                <w:rFonts w:ascii="Arial" w:cs="Arial" w:eastAsia="Arial" w:hAnsi="Arial"/>
+                <w:color w:val="1A1A1A"/>
+                <w:sz w:val="20"/>
+                <w:szCs w:val="20"/>
+              </w:rPr>
+              <w:t xml:space="preserve">★★★★☆</w:t>
+            </w:r>
+          </w:p>
+        </w:tc>
+      </w:tr>
+      <w:tr>
+        <w:tc>
+          <w:tcPr>
+            <w:tcW w:type="dxa" w:w="2600"/>
+            <w:tcBorders>
+              <w:top w:val="single" w:color="CCCCCC" w:sz="1"/>
+              <w:left w:val="single" w:color="CCCCCC" w:sz="1"/>
+              <w:bottom w:val="single" w:color="CCCCCC" w:sz="1"/>
+              <w:right w:val="single" w:color="CCCCCC" w:sz="1"/>
+            </w:tcBorders>
+            <w:shd w:fill="FFFFFF" w:val="clear"/>
+            <w:tcMar>
+              <w:top w:type="dxa" w:w="80"/>
+              <w:left w:type="dxa" w:w="120"/>
+              <w:bottom w:type="dxa" w:w="80"/>
+              <w:right w:type="dxa" w:w="120"/>
+            </w:tcMar>
+          </w:tcPr>
+          <w:p>
+            <w:pPr>
+              <w:jc w:val="left"/>
+            </w:pPr>
+            <w:r>
+              <w:rPr>
+                <w:rFonts w:ascii="Arial" w:cs="Arial" w:eastAsia="Arial" w:hAnsi="Arial"/>
+                <w:color w:val="1A1A1A"/>
+                <w:sz w:val="20"/>
+                <w:szCs w:val="20"/>
+              </w:rPr>
+              <w:t xml:space="preserve">自然语言 Excel 分析</w:t>
+            </w:r>
+          </w:p>
+        </w:tc>
+        <w:tc>
+          <w:tcPr>
+            <w:tcW w:type="dxa" w:w="3200"/>
+            <w:tcBorders>
+              <w:top w:val="single" w:color="CCCCCC" w:sz="1"/>
+              <w:left w:val="single" w:color="CCCCCC" w:sz="1"/>
+              <w:bottom w:val="single" w:color="CCCCCC" w:sz="1"/>
+              <w:right w:val="single" w:color="CCCCCC" w:sz="1"/>
+            </w:tcBorders>
+            <w:shd w:fill="FFFFFF" w:val="clear"/>
+            <w:tcMar>
+              <w:top w:type="dxa" w:w="80"/>
+              <w:left w:type="dxa" w:w="120"/>
+              <w:bottom w:type="dxa" w:w="80"/>
+              <w:right w:type="dxa" w:w="120"/>
+            </w:tcMar>
+          </w:tcPr>
+          <w:p>
+            <w:pPr>
+              <w:jc w:val="left"/>
+            </w:pPr>
+            <w:r>
+              <w:rPr>
+                <w:rFonts w:ascii="Arial" w:cs="Arial" w:eastAsia="Arial" w:hAnsi="Arial"/>
+                <w:color w:val="1A1A1A"/>
+                <w:sz w:val="20"/>
+                <w:szCs w:val="20"/>
+              </w:rPr>
+              <w:t xml:space="preserve">不会数据分析也能问出结论</w:t>
+            </w:r>
+          </w:p>
+        </w:tc>
+        <w:tc>
+          <w:tcPr>
+            <w:tcW w:type="dxa" w:w="1780"/>
+            <w:tcBorders>
+              <w:top w:val="single" w:color="CCCCCC" w:sz="1"/>
+              <w:left w:val="single" w:color="CCCCCC" w:sz="1"/>
+              <w:bottom w:val="single" w:color="CCCCCC" w:sz="1"/>
+              <w:right w:val="single" w:color="CCCCCC" w:sz="1"/>
+            </w:tcBorders>
+            <w:shd w:fill="FFFFFF" w:val="clear"/>
+            <w:tcMar>
+              <w:top w:type="dxa" w:w="80"/>
+              <w:left w:type="dxa" w:w="120"/>
+              <w:bottom w:type="dxa" w:w="80"/>
+              <w:right w:type="dxa" w:w="120"/>
+            </w:tcMar>
+          </w:tcPr>
+          <w:p>
+            <w:pPr>
+              <w:jc w:val="center"/>
+            </w:pPr>
+            <w:r>
+              <w:rPr>
+                <w:rFonts w:ascii="Arial" w:cs="Arial" w:eastAsia="Arial" w:hAnsi="Arial"/>
+                <w:color w:val="1A1A1A"/>
+                <w:sz w:val="20"/>
+                <w:szCs w:val="20"/>
+              </w:rPr>
+              <w:t xml:space="preserve">可交付</w:t>
+            </w:r>
+          </w:p>
+        </w:tc>
+        <w:tc>
+          <w:tcPr>
+            <w:tcW w:type="dxa" w:w="1780"/>
+            <w:tcBorders>
+              <w:top w:val="single" w:color="CCCCCC" w:sz="1"/>
+              <w:left w:val="single" w:color="CCCCCC" w:sz="1"/>
+              <w:bottom w:val="single" w:color="CCCCCC" w:sz="1"/>
+              <w:right w:val="single" w:color="CCCCCC" w:sz="1"/>
+            </w:tcBorders>
+            <w:shd w:fill="FFFFFF" w:val="clear"/>
+            <w:tcMar>
+              <w:top w:type="dxa" w:w="80"/>
+              <w:left w:type="dxa" w:w="120"/>
+              <w:bottom w:type="dxa" w:w="80"/>
+              <w:right w:type="dxa" w:w="120"/>
+            </w:tcMar>
+          </w:tcPr>
+          <w:p>
+            <w:pPr>
+              <w:jc w:val="center"/>
+            </w:pPr>
+            <w:r>
+              <w:rPr>
+                <w:rFonts w:ascii="Arial" w:cs="Arial" w:eastAsia="Arial" w:hAnsi="Arial"/>
+                <w:color w:val="1A1A1A"/>
+                <w:sz w:val="20"/>
+                <w:szCs w:val="20"/>
+              </w:rPr>
+              <w:t xml:space="preserve">★★★★☆</w:t>
+            </w:r>
+          </w:p>
+        </w:tc>
+      </w:tr>
+      <w:tr>
+        <w:tc>
+          <w:tcPr>
+            <w:tcW w:type="dxa" w:w="2600"/>
+            <w:tcBorders>
+              <w:top w:val="single" w:color="CCCCCC" w:sz="1"/>
+              <w:left w:val="single" w:color="CCCCCC" w:sz="1"/>
+              <w:bottom w:val="single" w:color="CCCCCC" w:sz="1"/>
+              <w:right w:val="single" w:color="CCCCCC" w:sz="1"/>
+            </w:tcBorders>
+            <w:shd w:fill="FFFFFF" w:val="clear"/>
+            <w:tcMar>
+              <w:top w:type="dxa" w:w="80"/>
+              <w:left w:type="dxa" w:w="120"/>
+              <w:bottom w:type="dxa" w:w="80"/>
+              <w:right w:type="dxa" w:w="120"/>
+            </w:tcMar>
+          </w:tcPr>
+          <w:p>
+            <w:pPr>
+              <w:jc w:val="left"/>
+            </w:pPr>
+            <w:r>
+              <w:rPr>
+                <w:rFonts w:ascii="Arial" w:cs="Arial" w:eastAsia="Arial" w:hAnsi="Arial"/>
+                <w:color w:val="1A1A1A"/>
+                <w:sz w:val="20"/>
+                <w:szCs w:val="20"/>
+              </w:rPr>
+              <w:t xml:space="preserve">竞品 / 行业快速分析</w:t>
+            </w:r>
+          </w:p>
+        </w:tc>
+        <w:tc>
+          <w:tcPr>
+            <w:tcW w:type="dxa" w:w="3200"/>
+            <w:tcBorders>
+              <w:top w:val="single" w:color="CCCCCC" w:sz="1"/>
+              <w:left w:val="single" w:color="CCCCCC" w:sz="1"/>
+              <w:bottom w:val="single" w:color="CCCCCC" w:sz="1"/>
+              <w:right w:val="single" w:color="CCCCCC" w:sz="1"/>
+            </w:tcBorders>
+            <w:shd w:fill="FFFFFF" w:val="clear"/>
+            <w:tcMar>
+              <w:top w:type="dxa" w:w="80"/>
+              <w:left w:type="dxa" w:w="120"/>
+              <w:bottom w:type="dxa" w:w="80"/>
+              <w:right w:type="dxa" w:w="120"/>
+            </w:tcMar>
+          </w:tcPr>
+          <w:p>
+            <w:pPr>
+              <w:jc w:val="left"/>
+            </w:pPr>
+            <w:r>
+              <w:rPr>
+                <w:rFonts w:ascii="Arial" w:cs="Arial" w:eastAsia="Arial" w:hAnsi="Arial"/>
+                <w:color w:val="1A1A1A"/>
+                <w:sz w:val="20"/>
+                <w:szCs w:val="20"/>
+              </w:rPr>
+              <w:t xml:space="preserve">输入资料，分钟级输出结构化竞品报告</w:t>
+            </w:r>
+          </w:p>
+        </w:tc>
+        <w:tc>
+          <w:tcPr>
+            <w:tcW w:type="dxa" w:w="1780"/>
+            <w:tcBorders>
+              <w:top w:val="single" w:color="CCCCCC" w:sz="1"/>
+              <w:left w:val="single" w:color="CCCCCC" w:sz="1"/>
+              <w:bottom w:val="single" w:color="CCCCCC" w:sz="1"/>
+              <w:right w:val="single" w:color="CCCCCC" w:sz="1"/>
+            </w:tcBorders>
+            <w:shd w:fill="FFFFFF" w:val="clear"/>
+            <w:tcMar>
+              <w:top w:type="dxa" w:w="80"/>
+              <w:left w:type="dxa" w:w="120"/>
+              <w:bottom w:type="dxa" w:w="80"/>
+              <w:right w:type="dxa" w:w="120"/>
+            </w:tcMar>
+          </w:tcPr>
+          <w:p>
+            <w:pPr>
+              <w:jc w:val="center"/>
+            </w:pPr>
+            <w:r>
+              <w:rPr>
+                <w:rFonts w:ascii="Arial" w:cs="Arial" w:eastAsia="Arial" w:hAnsi="Arial"/>
+                <w:color w:val="1A1A1A"/>
+                <w:sz w:val="20"/>
+                <w:szCs w:val="20"/>
+              </w:rPr>
+              <w:t xml:space="preserve">可交付</w:t>
+            </w:r>
+          </w:p>
+        </w:tc>
+        <w:tc>
+          <w:tcPr>
+            <w:tcW w:type="dxa" w:w="1780"/>
+            <w:tcBorders>
+              <w:top w:val="single" w:color="CCCCCC" w:sz="1"/>
+              <w:left w:val="single" w:color="CCCCCC" w:sz="1"/>
+              <w:bottom w:val="single" w:color="CCCCCC" w:sz="1"/>
+              <w:right w:val="single" w:color="CCCCCC" w:sz="1"/>
+            </w:tcBorders>
+            <w:shd w:fill="FFFFFF" w:val="clear"/>
+            <w:tcMar>
+              <w:top w:type="dxa" w:w="80"/>
+              <w:left w:type="dxa" w:w="120"/>
+              <w:bottom w:type="dxa" w:w="80"/>
+              <w:right w:type="dxa" w:w="120"/>
+            </w:tcMar>
+          </w:tcPr>
+          <w:p>
+            <w:pPr>
+              <w:jc w:val="center"/>
+            </w:pPr>
+            <w:r>
+              <w:rPr>
+                <w:rFonts w:ascii="Arial" w:cs="Arial" w:eastAsia="Arial" w:hAnsi="Arial"/>
+                <w:color w:val="1A1A1A"/>
+                <w:sz w:val="20"/>
+                <w:szCs w:val="20"/>
+              </w:rPr>
+              <w:t xml:space="preserve">★★★★☆</w:t>
+            </w:r>
+          </w:p>
+        </w:tc>
+      </w:tr>
+      <w:tr>
+        <w:tc>
+          <w:tcPr>
+            <w:tcW w:type="dxa" w:w="2600"/>
+            <w:tcBorders>
+              <w:top w:val="single" w:color="CCCCCC" w:sz="1"/>
+              <w:left w:val="single" w:color="CCCCCC" w:sz="1"/>
+              <w:bottom w:val="single" w:color="CCCCCC" w:sz="1"/>
+              <w:right w:val="single" w:color="CCCCCC" w:sz="1"/>
+            </w:tcBorders>
+            <w:shd w:fill="FFFFFF" w:val="clear"/>
+            <w:tcMar>
+              <w:top w:type="dxa" w:w="80"/>
+              <w:left w:type="dxa" w:w="120"/>
+              <w:bottom w:type="dxa" w:w="80"/>
+              <w:right w:type="dxa" w:w="120"/>
+            </w:tcMar>
+          </w:tcPr>
+          <w:p>
+            <w:pPr>
+              <w:jc w:val="left"/>
+            </w:pPr>
+            <w:r>
+              <w:rPr>
+                <w:rFonts w:ascii="Arial" w:cs="Arial" w:eastAsia="Arial" w:hAnsi="Arial"/>
+                <w:color w:val="1A1A1A"/>
+                <w:sz w:val="20"/>
+                <w:szCs w:val="20"/>
+              </w:rPr>
+              <w:t xml:space="preserve">客户画像自动生成</w:t>
+            </w:r>
+          </w:p>
+        </w:tc>
+        <w:tc>
+          <w:tcPr>
+            <w:tcW w:type="dxa" w:w="3200"/>
+            <w:tcBorders>
+              <w:top w:val="single" w:color="CCCCCC" w:sz="1"/>
+              <w:left w:val="single" w:color="CCCCCC" w:sz="1"/>
+              <w:bottom w:val="single" w:color="CCCCCC" w:sz="1"/>
+              <w:right w:val="single" w:color="CCCCCC" w:sz="1"/>
+            </w:tcBorders>
+            <w:shd w:fill="FFFFFF" w:val="clear"/>
+            <w:tcMar>
+              <w:top w:type="dxa" w:w="80"/>
+              <w:left w:type="dxa" w:w="120"/>
+              <w:bottom w:type="dxa" w:w="80"/>
+              <w:right w:type="dxa" w:w="120"/>
+            </w:tcMar>
+          </w:tcPr>
+          <w:p>
+            <w:pPr>
+              <w:jc w:val="left"/>
+            </w:pPr>
+            <w:r>
+              <w:rPr>
+                <w:rFonts w:ascii="Arial" w:cs="Arial" w:eastAsia="Arial" w:hAnsi="Arial"/>
+                <w:color w:val="1A1A1A"/>
+                <w:sz w:val="20"/>
+                <w:szCs w:val="20"/>
+              </w:rPr>
+              <w:t xml:space="preserve">从对话和行为数据中自动提炼客户洞察</w:t>
+            </w:r>
+          </w:p>
+        </w:tc>
+        <w:tc>
+          <w:tcPr>
+            <w:tcW w:type="dxa" w:w="1780"/>
+            <w:tcBorders>
+              <w:top w:val="single" w:color="CCCCCC" w:sz="1"/>
+              <w:left w:val="single" w:color="CCCCCC" w:sz="1"/>
+              <w:bottom w:val="single" w:color="CCCCCC" w:sz="1"/>
+              <w:right w:val="single" w:color="CCCCCC" w:sz="1"/>
+            </w:tcBorders>
+            <w:shd w:fill="FFFFFF" w:val="clear"/>
+            <w:tcMar>
+              <w:top w:type="dxa" w:w="80"/>
+              <w:left w:type="dxa" w:w="120"/>
+              <w:bottom w:type="dxa" w:w="80"/>
+              <w:right w:type="dxa" w:w="120"/>
+            </w:tcMar>
+          </w:tcPr>
+          <w:p>
+            <w:pPr>
+              <w:jc w:val="center"/>
+            </w:pPr>
+            <w:r>
+              <w:rPr>
+                <w:rFonts w:ascii="Arial" w:cs="Arial" w:eastAsia="Arial" w:hAnsi="Arial"/>
+                <w:color w:val="1A1A1A"/>
+                <w:sz w:val="20"/>
+                <w:szCs w:val="20"/>
+              </w:rPr>
+              <w:t xml:space="preserve">可交付</w:t>
+            </w:r>
+          </w:p>
+        </w:tc>
+        <w:tc>
+          <w:tcPr>
+            <w:tcW w:type="dxa" w:w="1780"/>
+            <w:tcBorders>
+              <w:top w:val="single" w:color="CCCCCC" w:sz="1"/>
+              <w:left w:val="single" w:color="CCCCCC" w:sz="1"/>
+              <w:bottom w:val="single" w:color="CCCCCC" w:sz="1"/>
+              <w:right w:val="single" w:color="CCCCCC" w:sz="1"/>
+            </w:tcBorders>
+            <w:shd w:fill="FFFFFF" w:val="clear"/>
+            <w:tcMar>
+              <w:top w:type="dxa" w:w="80"/>
+              <w:left w:type="dxa" w:w="120"/>
+              <w:bottom w:type="dxa" w:w="80"/>
+              <w:right w:type="dxa" w:w="120"/>
+            </w:tcMar>
+          </w:tcPr>
+          <w:p>
+            <w:pPr>
+              <w:jc w:val="center"/>
+            </w:pPr>
+            <w:r>
+              <w:rPr>
+                <w:rFonts w:ascii="Arial" w:cs="Arial" w:eastAsia="Arial" w:hAnsi="Arial"/>
+                <w:color w:val="1A1A1A"/>
+                <w:sz w:val="20"/>
+                <w:szCs w:val="20"/>
+              </w:rPr>
+              <w:t xml:space="preserve">★★★★☆</w:t>
+            </w:r>
+          </w:p>
+        </w:tc>
+      </w:tr>
+      <w:tr>
+        <w:tc>
+          <w:tcPr>
+            <w:tcW w:type="dxa" w:w="2600"/>
+            <w:tcBorders>
+              <w:top w:val="single" w:color="CCCCCC" w:sz="1"/>
+              <w:left w:val="single" w:color="CCCCCC" w:sz="1"/>
+              <w:bottom w:val="single" w:color="CCCCCC" w:sz="1"/>
+              <w:right w:val="single" w:color="CCCCCC" w:sz="1"/>
+            </w:tcBorders>
+            <w:shd w:fill="FFFFFF" w:val="clear"/>
+            <w:tcMar>
+              <w:top w:type="dxa" w:w="80"/>
+              <w:left w:type="dxa" w:w="120"/>
+              <w:bottom w:type="dxa" w:w="80"/>
+              <w:right w:type="dxa" w:w="120"/>
+            </w:tcMar>
+          </w:tcPr>
+          <w:p>
+            <w:pPr>
+              <w:jc w:val="left"/>
+            </w:pPr>
+            <w:r>
+              <w:rPr>
+                <w:rFonts w:ascii="Arial" w:cs="Arial" w:eastAsia="Arial" w:hAnsi="Arial"/>
+                <w:color w:val="1A1A1A"/>
+                <w:sz w:val="20"/>
+                <w:szCs w:val="20"/>
+              </w:rPr>
+              <w:t xml:space="preserve">AI 培训题库生成</w:t>
+            </w:r>
+          </w:p>
+        </w:tc>
+        <w:tc>
+          <w:tcPr>
+            <w:tcW w:type="dxa" w:w="3200"/>
+            <w:tcBorders>
+              <w:top w:val="single" w:color="CCCCCC" w:sz="1"/>
+              <w:left w:val="single" w:color="CCCCCC" w:sz="1"/>
+              <w:bottom w:val="single" w:color="CCCCCC" w:sz="1"/>
+              <w:right w:val="single" w:color="CCCCCC" w:sz="1"/>
+            </w:tcBorders>
+            <w:shd w:fill="FFFFFF" w:val="clear"/>
+            <w:tcMar>
+              <w:top w:type="dxa" w:w="80"/>
+              <w:left w:type="dxa" w:w="120"/>
+              <w:bottom w:type="dxa" w:w="80"/>
+              <w:right w:type="dxa" w:w="120"/>
+            </w:tcMar>
+          </w:tcPr>
+          <w:p>
+            <w:pPr>
+              <w:jc w:val="left"/>
+            </w:pPr>
+            <w:r>
+              <w:rPr>
+                <w:rFonts w:ascii="Arial" w:cs="Arial" w:eastAsia="Arial" w:hAnsi="Arial"/>
+                <w:color w:val="1A1A1A"/>
+                <w:sz w:val="20"/>
+                <w:szCs w:val="20"/>
+              </w:rPr>
+              <w:t xml:space="preserve">上传材料，自动生成覆盖全面的考题和练习</w:t>
+            </w:r>
+          </w:p>
+        </w:tc>
+        <w:tc>
+          <w:tcPr>
+            <w:tcW w:type="dxa" w:w="1780"/>
+            <w:tcBorders>
+              <w:top w:val="single" w:color="CCCCCC" w:sz="1"/>
+              <w:left w:val="single" w:color="CCCCCC" w:sz="1"/>
+              <w:bottom w:val="single" w:color="CCCCCC" w:sz="1"/>
+              <w:right w:val="single" w:color="CCCCCC" w:sz="1"/>
+            </w:tcBorders>
+            <w:shd w:fill="FFFFFF" w:val="clear"/>
+            <w:tcMar>
+              <w:top w:type="dxa" w:w="80"/>
+              <w:left w:type="dxa" w:w="120"/>
+              <w:bottom w:type="dxa" w:w="80"/>
+              <w:right w:type="dxa" w:w="120"/>
+            </w:tcMar>
+          </w:tcPr>
+          <w:p>
+            <w:pPr>
+              <w:jc w:val="center"/>
+            </w:pPr>
+            <w:r>
+              <w:rPr>
+                <w:rFonts w:ascii="Arial" w:cs="Arial" w:eastAsia="Arial" w:hAnsi="Arial"/>
+                <w:color w:val="1A1A1A"/>
+                <w:sz w:val="20"/>
+                <w:szCs w:val="20"/>
+              </w:rPr>
+              <w:t xml:space="preserve">可交付</w:t>
+            </w:r>
+          </w:p>
+        </w:tc>
+        <w:tc>
+          <w:tcPr>
+            <w:tcW w:type="dxa" w:w="1780"/>
+            <w:tcBorders>
+              <w:top w:val="single" w:color="CCCCCC" w:sz="1"/>
+              <w:left w:val="single" w:color="CCCCCC" w:sz="1"/>
+              <w:bottom w:val="single" w:color="CCCCCC" w:sz="1"/>
+              <w:right w:val="single" w:color="CCCCCC" w:sz="1"/>
+            </w:tcBorders>
+            <w:shd w:fill="FFFFFF" w:val="clear"/>
+            <w:tcMar>
+              <w:top w:type="dxa" w:w="80"/>
+              <w:left w:type="dxa" w:w="120"/>
+              <w:bottom w:type="dxa" w:w="80"/>
+              <w:right w:type="dxa" w:w="120"/>
+            </w:tcMar>
+          </w:tcPr>
+          <w:p>
+            <w:pPr>
+              <w:jc w:val="center"/>
+            </w:pPr>
+            <w:r>
+              <w:rPr>
+                <w:rFonts w:ascii="Arial" w:cs="Arial" w:eastAsia="Arial" w:hAnsi="Arial"/>
+                <w:color w:val="1A1A1A"/>
+                <w:sz w:val="20"/>
+                <w:szCs w:val="20"/>
+              </w:rPr>
+              <w:t xml:space="preserve">★★★★☆</w:t>
+            </w:r>
+          </w:p>
+        </w:tc>
+      </w:tr>
+      <w:tr>
+        <w:tc>
+          <w:tcPr>
+            <w:tcW w:type="dxa" w:w="2600"/>
+            <w:tcBorders>
+              <w:top w:val="single" w:color="CCCCCC" w:sz="1"/>
+              <w:left w:val="single" w:color="CCCCCC" w:sz="1"/>
+              <w:bottom w:val="single" w:color="CCCCCC" w:sz="1"/>
+              <w:right w:val="single" w:color="CCCCCC" w:sz="1"/>
+            </w:tcBorders>
+            <w:shd w:fill="FFFFFF" w:val="clear"/>
+            <w:tcMar>
+              <w:top w:type="dxa" w:w="80"/>
+              <w:left w:type="dxa" w:w="120"/>
+              <w:bottom w:type="dxa" w:w="80"/>
+              <w:right w:type="dxa" w:w="120"/>
+            </w:tcMar>
+          </w:tcPr>
+          <w:p>
+            <w:pPr>
+              <w:jc w:val="left"/>
+            </w:pPr>
+            <w:r>
+              <w:rPr>
+                <w:rFonts w:ascii="Arial" w:cs="Arial" w:eastAsia="Arial" w:hAnsi="Arial"/>
+                <w:color w:val="1A1A1A"/>
+                <w:sz w:val="20"/>
+                <w:szCs w:val="20"/>
+              </w:rPr>
+              <w:t xml:space="preserve">AI 文本摘要与总结</w:t>
+            </w:r>
+          </w:p>
+        </w:tc>
+        <w:tc>
+          <w:tcPr>
+            <w:tcW w:type="dxa" w:w="3200"/>
+            <w:tcBorders>
+              <w:top w:val="single" w:color="CCCCCC" w:sz="1"/>
+              <w:left w:val="single" w:color="CCCCCC" w:sz="1"/>
+              <w:bottom w:val="single" w:color="CCCCCC" w:sz="1"/>
+              <w:right w:val="single" w:color="CCCCCC" w:sz="1"/>
+            </w:tcBorders>
+            <w:shd w:fill="FFFFFF" w:val="clear"/>
+            <w:tcMar>
+              <w:top w:type="dxa" w:w="80"/>
+              <w:left w:type="dxa" w:w="120"/>
+              <w:bottom w:type="dxa" w:w="80"/>
+              <w:right w:type="dxa" w:w="120"/>
+            </w:tcMar>
+          </w:tcPr>
+          <w:p>
+            <w:pPr>
+              <w:jc w:val="left"/>
+            </w:pPr>
+            <w:r>
+              <w:rPr>
+                <w:rFonts w:ascii="Arial" w:cs="Arial" w:eastAsia="Arial" w:hAnsi="Arial"/>
+                <w:color w:val="1A1A1A"/>
+                <w:sz w:val="20"/>
+                <w:szCs w:val="20"/>
+              </w:rPr>
+              <w:t xml:space="preserve">长文档秒变精华，关键信息不遗漏</w:t>
+            </w:r>
+          </w:p>
+        </w:tc>
+        <w:tc>
+          <w:tcPr>
+            <w:tcW w:type="dxa" w:w="1780"/>
+            <w:tcBorders>
+              <w:top w:val="single" w:color="CCCCCC" w:sz="1"/>
+              <w:left w:val="single" w:color="CCCCCC" w:sz="1"/>
+              <w:bottom w:val="single" w:color="CCCCCC" w:sz="1"/>
+              <w:right w:val="single" w:color="CCCCCC" w:sz="1"/>
+            </w:tcBorders>
+            <w:shd w:fill="FFFFFF" w:val="clear"/>
+            <w:tcMar>
+              <w:top w:type="dxa" w:w="80"/>
+              <w:left w:type="dxa" w:w="120"/>
+              <w:bottom w:type="dxa" w:w="80"/>
+              <w:right w:type="dxa" w:w="120"/>
+            </w:tcMar>
+          </w:tcPr>
+          <w:p>
+            <w:pPr>
+              <w:jc w:val="center"/>
+            </w:pPr>
+            <w:r>
+              <w:rPr>
+                <w:rFonts w:ascii="Arial" w:cs="Arial" w:eastAsia="Arial" w:hAnsi="Arial"/>
+                <w:color w:val="1A1A1A"/>
+                <w:sz w:val="20"/>
+                <w:szCs w:val="20"/>
+              </w:rPr>
+              <w:t xml:space="preserve">可交付</w:t>
+            </w:r>
+          </w:p>
+        </w:tc>
+        <w:tc>
+          <w:tcPr>
+            <w:tcW w:type="dxa" w:w="1780"/>
+            <w:tcBorders>
+              <w:top w:val="single" w:color="CCCCCC" w:sz="1"/>
+              <w:left w:val="single" w:color="CCCCCC" w:sz="1"/>
+              <w:bottom w:val="single" w:color="CCCCCC" w:sz="1"/>
+              <w:right w:val="single" w:color="CCCCCC" w:sz="1"/>
+            </w:tcBorders>
+            <w:shd w:fill="FFFFFF" w:val="clear"/>
+            <w:tcMar>
+              <w:top w:type="dxa" w:w="80"/>
+              <w:left w:type="dxa" w:w="120"/>
+              <w:bottom w:type="dxa" w:w="80"/>
+              <w:right w:type="dxa" w:w="120"/>
+            </w:tcMar>
+          </w:tcPr>
+          <w:p>
+            <w:pPr>
+              <w:jc w:val="center"/>
+            </w:pPr>
+            <w:r>
+              <w:rPr>
+                <w:rFonts w:ascii="Arial" w:cs="Arial" w:eastAsia="Arial" w:hAnsi="Arial"/>
+                <w:color w:val="1A1A1A"/>
+                <w:sz w:val="20"/>
+                <w:szCs w:val="20"/>
+              </w:rPr>
+              <w:t xml:space="preserve">★★★★☆</w:t>
             </w:r>
           </w:p>
         </w:tc>

--- a/docs/AI能力与解决方案.docx
+++ b/docs/AI能力与解决方案.docx
@@ -8626,8 +8626,7 @@
       </w:tblPr>
       <w:tblGrid>
         <w:gridCol w:w="1600"/>
-        <w:gridCol w:w="1100"/>
-        <w:gridCol w:w="4260"/>
+        <w:gridCol w:w="5360"/>
         <w:gridCol w:w="2400"/>
       </w:tblGrid>
       <w:tr>
@@ -8667,7 +8666,7 @@
         </w:tc>
         <w:tc>
           <w:tcPr>
-            <w:tcW w:type="dxa" w:w="1100"/>
+            <w:tcW w:type="dxa" w:w="5360"/>
             <w:tcBorders>
               <w:top w:val="single" w:color="1B4F8A" w:sz="1"/>
               <w:left w:val="single" w:color="1B4F8A" w:sz="1"/>
@@ -8695,13 +8694,13 @@
                 <w:sz w:val="20"/>
                 <w:szCs w:val="20"/>
               </w:rPr>
-              <w:t xml:space="preserve">周期参考</w:t>
-            </w:r>
-          </w:p>
-        </w:tc>
-        <w:tc>
-          <w:tcPr>
-            <w:tcW w:type="dxa" w:w="4260"/>
+              <w:t xml:space="preserve">交付内容</w:t>
+            </w:r>
+          </w:p>
+        </w:tc>
+        <w:tc>
+          <w:tcPr>
+            <w:tcW w:type="dxa" w:w="2400"/>
             <w:tcBorders>
               <w:top w:val="single" w:color="1B4F8A" w:sz="1"/>
               <w:left w:val="single" w:color="1B4F8A" w:sz="1"/>
@@ -8729,20 +8728,22 @@
                 <w:sz w:val="20"/>
                 <w:szCs w:val="20"/>
               </w:rPr>
-              <w:t xml:space="preserve">交付内容</w:t>
-            </w:r>
-          </w:p>
-        </w:tc>
-        <w:tc>
-          <w:tcPr>
-            <w:tcW w:type="dxa" w:w="2400"/>
-            <w:tcBorders>
-              <w:top w:val="single" w:color="1B4F8A" w:sz="1"/>
-              <w:left w:val="single" w:color="1B4F8A" w:sz="1"/>
-              <w:bottom w:val="single" w:color="1B4F8A" w:sz="1"/>
-              <w:right w:val="single" w:color="1B4F8A" w:sz="1"/>
-            </w:tcBorders>
-            <w:shd w:fill="1B4F8A" w:val="clear"/>
+              <w:t xml:space="preserve">适用场景</w:t>
+            </w:r>
+          </w:p>
+        </w:tc>
+      </w:tr>
+      <w:tr>
+        <w:tc>
+          <w:tcPr>
+            <w:tcW w:type="dxa" w:w="1600"/>
+            <w:tcBorders>
+              <w:top w:val="single" w:color="CCCCCC" w:sz="1"/>
+              <w:left w:val="single" w:color="CCCCCC" w:sz="1"/>
+              <w:bottom w:val="single" w:color="CCCCCC" w:sz="1"/>
+              <w:right w:val="single" w:color="CCCCCC" w:sz="1"/>
+            </w:tcBorders>
+            <w:shd w:fill="FFFFFF" w:val="clear"/>
             <w:tcMar>
               <w:top w:type="dxa" w:w="80"/>
               <w:left w:type="dxa" w:w="120"/>
@@ -8751,27 +8752,20 @@
             </w:tcMar>
           </w:tcPr>
           <w:p>
-            <w:pPr>
-              <w:jc w:val="center"/>
-            </w:pPr>
-            <w:r>
-              <w:rPr>
-                <w:rFonts w:ascii="Arial" w:cs="Arial" w:eastAsia="Arial" w:hAnsi="Arial"/>
-                <w:b/>
-                <w:bCs/>
-                <w:color w:val="FFFFFF"/>
-                <w:sz w:val="20"/>
-                <w:szCs w:val="20"/>
-              </w:rPr>
-              <w:t xml:space="preserve">适用场景</w:t>
-            </w:r>
-          </w:p>
-        </w:tc>
-      </w:tr>
-      <w:tr>
-        <w:tc>
-          <w:tcPr>
-            <w:tcW w:type="dxa" w:w="1600"/>
+            <w:r>
+              <w:rPr>
+                <w:rFonts w:ascii="Arial" w:cs="Arial" w:eastAsia="Arial" w:hAnsi="Arial"/>
+                <w:color w:val="1A1A1A"/>
+                <w:sz w:val="20"/>
+                <w:szCs w:val="20"/>
+              </w:rPr>
+              <w:t xml:space="preserve">概念验证（PoC）</w:t>
+            </w:r>
+          </w:p>
+        </w:tc>
+        <w:tc>
+          <w:tcPr>
+            <w:tcW w:type="dxa" w:w="5360"/>
             <w:tcBorders>
               <w:top w:val="single" w:color="CCCCCC" w:sz="1"/>
               <w:left w:val="single" w:color="CCCCCC" w:sz="1"/>
@@ -8794,13 +8788,13 @@
                 <w:sz w:val="20"/>
                 <w:szCs w:val="20"/>
               </w:rPr>
-              <w:t xml:space="preserve">概念验证（PoC）</w:t>
-            </w:r>
-          </w:p>
-        </w:tc>
-        <w:tc>
-          <w:tcPr>
-            <w:tcW w:type="dxa" w:w="1100"/>
+              <w:t xml:space="preserve">验证 AI 能否解决核心痛点，输出可演示 demo，风险低、见效快</w:t>
+            </w:r>
+          </w:p>
+        </w:tc>
+        <w:tc>
+          <w:tcPr>
+            <w:tcW w:type="dxa" w:w="2400"/>
             <w:tcBorders>
               <w:top w:val="single" w:color="CCCCCC" w:sz="1"/>
               <w:left w:val="single" w:color="CCCCCC" w:sz="1"/>
@@ -8823,20 +8817,22 @@
                 <w:sz w:val="20"/>
                 <w:szCs w:val="20"/>
               </w:rPr>
-              <w:t xml:space="preserve">2–4 周</w:t>
-            </w:r>
-          </w:p>
-        </w:tc>
-        <w:tc>
-          <w:tcPr>
-            <w:tcW w:type="dxa" w:w="4260"/>
+              <w:t xml:space="preserve">适合初次合作或场景不确定时</w:t>
+            </w:r>
+          </w:p>
+        </w:tc>
+      </w:tr>
+      <w:tr>
+        <w:tc>
+          <w:tcPr>
+            <w:tcW w:type="dxa" w:w="1600"/>
             <w:tcBorders>
               <w:top w:val="single" w:color="CCCCCC" w:sz="1"/>
               <w:left w:val="single" w:color="CCCCCC" w:sz="1"/>
               <w:bottom w:val="single" w:color="CCCCCC" w:sz="1"/>
               <w:right w:val="single" w:color="CCCCCC" w:sz="1"/>
             </w:tcBorders>
-            <w:shd w:fill="FFFFFF" w:val="clear"/>
+            <w:shd w:fill="F5F5F5" w:val="clear"/>
             <w:tcMar>
               <w:top w:type="dxa" w:w="80"/>
               <w:left w:type="dxa" w:w="120"/>
@@ -8852,20 +8848,20 @@
                 <w:sz w:val="20"/>
                 <w:szCs w:val="20"/>
               </w:rPr>
-              <w:t xml:space="preserve">验证 AI 能否解决核心痛点，输出可演示 demo，风险低、见效快</w:t>
-            </w:r>
-          </w:p>
-        </w:tc>
-        <w:tc>
-          <w:tcPr>
-            <w:tcW w:type="dxa" w:w="2400"/>
+              <w:t xml:space="preserve">标准交付项目</w:t>
+            </w:r>
+          </w:p>
+        </w:tc>
+        <w:tc>
+          <w:tcPr>
+            <w:tcW w:type="dxa" w:w="5360"/>
             <w:tcBorders>
               <w:top w:val="single" w:color="CCCCCC" w:sz="1"/>
               <w:left w:val="single" w:color="CCCCCC" w:sz="1"/>
               <w:bottom w:val="single" w:color="CCCCCC" w:sz="1"/>
               <w:right w:val="single" w:color="CCCCCC" w:sz="1"/>
             </w:tcBorders>
-            <w:shd w:fill="FFFFFF" w:val="clear"/>
+            <w:shd w:fill="F5F5F5" w:val="clear"/>
             <w:tcMar>
               <w:top w:type="dxa" w:w="80"/>
               <w:left w:type="dxa" w:w="120"/>
@@ -8881,15 +8877,13 @@
                 <w:sz w:val="20"/>
                 <w:szCs w:val="20"/>
               </w:rPr>
-              <w:t xml:space="preserve">适合初次合作或场景不确定时</w:t>
-            </w:r>
-          </w:p>
-        </w:tc>
-      </w:tr>
-      <w:tr>
-        <w:tc>
-          <w:tcPr>
-            <w:tcW w:type="dxa" w:w="1600"/>
+              <w:t xml:space="preserve">完整功能开发、数据对接、测试上线，交付生产可用系统</w:t>
+            </w:r>
+          </w:p>
+        </w:tc>
+        <w:tc>
+          <w:tcPr>
+            <w:tcW w:type="dxa" w:w="2400"/>
             <w:tcBorders>
               <w:top w:val="single" w:color="CCCCCC" w:sz="1"/>
               <w:left w:val="single" w:color="CCCCCC" w:sz="1"/>
@@ -8912,20 +8906,22 @@
                 <w:sz w:val="20"/>
                 <w:szCs w:val="20"/>
               </w:rPr>
-              <w:t xml:space="preserve">标准交付项目</w:t>
-            </w:r>
-          </w:p>
-        </w:tc>
-        <w:tc>
-          <w:tcPr>
-            <w:tcW w:type="dxa" w:w="1100"/>
+              <w:t xml:space="preserve">适合需求明确、数据基础较好的场景</w:t>
+            </w:r>
+          </w:p>
+        </w:tc>
+      </w:tr>
+      <w:tr>
+        <w:tc>
+          <w:tcPr>
+            <w:tcW w:type="dxa" w:w="1600"/>
             <w:tcBorders>
               <w:top w:val="single" w:color="CCCCCC" w:sz="1"/>
               <w:left w:val="single" w:color="CCCCCC" w:sz="1"/>
               <w:bottom w:val="single" w:color="CCCCCC" w:sz="1"/>
               <w:right w:val="single" w:color="CCCCCC" w:sz="1"/>
             </w:tcBorders>
-            <w:shd w:fill="F5F5F5" w:val="clear"/>
+            <w:shd w:fill="FFFFFF" w:val="clear"/>
             <w:tcMar>
               <w:top w:type="dxa" w:w="80"/>
               <w:left w:type="dxa" w:w="120"/>
@@ -8941,20 +8937,20 @@
                 <w:sz w:val="20"/>
                 <w:szCs w:val="20"/>
               </w:rPr>
-              <w:t xml:space="preserve">1–3 个月</w:t>
-            </w:r>
-          </w:p>
-        </w:tc>
-        <w:tc>
-          <w:tcPr>
-            <w:tcW w:type="dxa" w:w="4260"/>
+              <w:t xml:space="preserve">私有化部署</w:t>
+            </w:r>
+          </w:p>
+        </w:tc>
+        <w:tc>
+          <w:tcPr>
+            <w:tcW w:type="dxa" w:w="5360"/>
             <w:tcBorders>
               <w:top w:val="single" w:color="CCCCCC" w:sz="1"/>
               <w:left w:val="single" w:color="CCCCCC" w:sz="1"/>
               <w:bottom w:val="single" w:color="CCCCCC" w:sz="1"/>
               <w:right w:val="single" w:color="CCCCCC" w:sz="1"/>
             </w:tcBorders>
-            <w:shd w:fill="F5F5F5" w:val="clear"/>
+            <w:shd w:fill="FFFFFF" w:val="clear"/>
             <w:tcMar>
               <w:top w:type="dxa" w:w="80"/>
               <w:left w:type="dxa" w:w="120"/>
@@ -8970,7 +8966,7 @@
                 <w:sz w:val="20"/>
                 <w:szCs w:val="20"/>
               </w:rPr>
-              <w:t xml:space="preserve">完整功能开发、数据对接、测试上线，交付生产可用系统</w:t>
+              <w:t xml:space="preserve">模型和系统部署在甲方内网，数据不出域，满足安全合规要求</w:t>
             </w:r>
           </w:p>
         </w:tc>
@@ -8983,7 +8979,7 @@
               <w:bottom w:val="single" w:color="CCCCCC" w:sz="1"/>
               <w:right w:val="single" w:color="CCCCCC" w:sz="1"/>
             </w:tcBorders>
-            <w:shd w:fill="F5F5F5" w:val="clear"/>
+            <w:shd w:fill="FFFFFF" w:val="clear"/>
             <w:tcMar>
               <w:top w:type="dxa" w:w="80"/>
               <w:left w:type="dxa" w:w="120"/>
@@ -8999,7 +8995,7 @@
                 <w:sz w:val="20"/>
                 <w:szCs w:val="20"/>
               </w:rPr>
-              <w:t xml:space="preserve">适合需求明确、数据基础较好的场景</w:t>
+              <w:t xml:space="preserve">适合政府、金融、医疗等高安全要求场景</w:t>
             </w:r>
           </w:p>
         </w:tc>
@@ -9014,7 +9010,7 @@
               <w:bottom w:val="single" w:color="CCCCCC" w:sz="1"/>
               <w:right w:val="single" w:color="CCCCCC" w:sz="1"/>
             </w:tcBorders>
-            <w:shd w:fill="FFFFFF" w:val="clear"/>
+            <w:shd w:fill="F5F5F5" w:val="clear"/>
             <w:tcMar>
               <w:top w:type="dxa" w:w="80"/>
               <w:left w:type="dxa" w:w="120"/>
@@ -9030,160 +9026,13 @@
                 <w:sz w:val="20"/>
                 <w:szCs w:val="20"/>
               </w:rPr>
-              <w:t xml:space="preserve">私有化部署</w:t>
-            </w:r>
-          </w:p>
-        </w:tc>
-        <w:tc>
-          <w:tcPr>
-            <w:tcW w:type="dxa" w:w="1100"/>
-            <w:tcBorders>
-              <w:top w:val="single" w:color="CCCCCC" w:sz="1"/>
-              <w:left w:val="single" w:color="CCCCCC" w:sz="1"/>
-              <w:bottom w:val="single" w:color="CCCCCC" w:sz="1"/>
-              <w:right w:val="single" w:color="CCCCCC" w:sz="1"/>
-            </w:tcBorders>
-            <w:shd w:fill="FFFFFF" w:val="clear"/>
-            <w:tcMar>
-              <w:top w:type="dxa" w:w="80"/>
-              <w:left w:type="dxa" w:w="120"/>
-              <w:bottom w:type="dxa" w:w="80"/>
-              <w:right w:type="dxa" w:w="120"/>
-            </w:tcMar>
-          </w:tcPr>
-          <w:p>
-            <w:r>
-              <w:rPr>
-                <w:rFonts w:ascii="Arial" w:cs="Arial" w:eastAsia="Arial" w:hAnsi="Arial"/>
-                <w:color w:val="1A1A1A"/>
-                <w:sz w:val="20"/>
-                <w:szCs w:val="20"/>
-              </w:rPr>
-              <w:t xml:space="preserve">2–4 个月</w:t>
-            </w:r>
-          </w:p>
-        </w:tc>
-        <w:tc>
-          <w:tcPr>
-            <w:tcW w:type="dxa" w:w="4260"/>
-            <w:tcBorders>
-              <w:top w:val="single" w:color="CCCCCC" w:sz="1"/>
-              <w:left w:val="single" w:color="CCCCCC" w:sz="1"/>
-              <w:bottom w:val="single" w:color="CCCCCC" w:sz="1"/>
-              <w:right w:val="single" w:color="CCCCCC" w:sz="1"/>
-            </w:tcBorders>
-            <w:shd w:fill="FFFFFF" w:val="clear"/>
-            <w:tcMar>
-              <w:top w:type="dxa" w:w="80"/>
-              <w:left w:type="dxa" w:w="120"/>
-              <w:bottom w:type="dxa" w:w="80"/>
-              <w:right w:type="dxa" w:w="120"/>
-            </w:tcMar>
-          </w:tcPr>
-          <w:p>
-            <w:r>
-              <w:rPr>
-                <w:rFonts w:ascii="Arial" w:cs="Arial" w:eastAsia="Arial" w:hAnsi="Arial"/>
-                <w:color w:val="1A1A1A"/>
-                <w:sz w:val="20"/>
-                <w:szCs w:val="20"/>
-              </w:rPr>
-              <w:t xml:space="preserve">模型和系统部署在甲方内网，数据不出域，满足安全合规要求</w:t>
-            </w:r>
-          </w:p>
-        </w:tc>
-        <w:tc>
-          <w:tcPr>
-            <w:tcW w:type="dxa" w:w="2400"/>
-            <w:tcBorders>
-              <w:top w:val="single" w:color="CCCCCC" w:sz="1"/>
-              <w:left w:val="single" w:color="CCCCCC" w:sz="1"/>
-              <w:bottom w:val="single" w:color="CCCCCC" w:sz="1"/>
-              <w:right w:val="single" w:color="CCCCCC" w:sz="1"/>
-            </w:tcBorders>
-            <w:shd w:fill="FFFFFF" w:val="clear"/>
-            <w:tcMar>
-              <w:top w:type="dxa" w:w="80"/>
-              <w:left w:type="dxa" w:w="120"/>
-              <w:bottom w:type="dxa" w:w="80"/>
-              <w:right w:type="dxa" w:w="120"/>
-            </w:tcMar>
-          </w:tcPr>
-          <w:p>
-            <w:r>
-              <w:rPr>
-                <w:rFonts w:ascii="Arial" w:cs="Arial" w:eastAsia="Arial" w:hAnsi="Arial"/>
-                <w:color w:val="1A1A1A"/>
-                <w:sz w:val="20"/>
-                <w:szCs w:val="20"/>
-              </w:rPr>
-              <w:t xml:space="preserve">适合政府、金融、医疗等高安全要求场景</w:t>
-            </w:r>
-          </w:p>
-        </w:tc>
-      </w:tr>
-      <w:tr>
-        <w:tc>
-          <w:tcPr>
-            <w:tcW w:type="dxa" w:w="1600"/>
-            <w:tcBorders>
-              <w:top w:val="single" w:color="CCCCCC" w:sz="1"/>
-              <w:left w:val="single" w:color="CCCCCC" w:sz="1"/>
-              <w:bottom w:val="single" w:color="CCCCCC" w:sz="1"/>
-              <w:right w:val="single" w:color="CCCCCC" w:sz="1"/>
-            </w:tcBorders>
-            <w:shd w:fill="F5F5F5" w:val="clear"/>
-            <w:tcMar>
-              <w:top w:type="dxa" w:w="80"/>
-              <w:left w:type="dxa" w:w="120"/>
-              <w:bottom w:type="dxa" w:w="80"/>
-              <w:right w:type="dxa" w:w="120"/>
-            </w:tcMar>
-          </w:tcPr>
-          <w:p>
-            <w:r>
-              <w:rPr>
-                <w:rFonts w:ascii="Arial" w:cs="Arial" w:eastAsia="Arial" w:hAnsi="Arial"/>
-                <w:color w:val="1A1A1A"/>
-                <w:sz w:val="20"/>
-                <w:szCs w:val="20"/>
-              </w:rPr>
               <w:t xml:space="preserve">长期技术支持</w:t>
             </w:r>
           </w:p>
         </w:tc>
         <w:tc>
           <w:tcPr>
-            <w:tcW w:type="dxa" w:w="1100"/>
-            <w:tcBorders>
-              <w:top w:val="single" w:color="CCCCCC" w:sz="1"/>
-              <w:left w:val="single" w:color="CCCCCC" w:sz="1"/>
-              <w:bottom w:val="single" w:color="CCCCCC" w:sz="1"/>
-              <w:right w:val="single" w:color="CCCCCC" w:sz="1"/>
-            </w:tcBorders>
-            <w:shd w:fill="F5F5F5" w:val="clear"/>
-            <w:tcMar>
-              <w:top w:type="dxa" w:w="80"/>
-              <w:left w:type="dxa" w:w="120"/>
-              <w:bottom w:type="dxa" w:w="80"/>
-              <w:right w:type="dxa" w:w="120"/>
-            </w:tcMar>
-          </w:tcPr>
-          <w:p>
-            <w:r>
-              <w:rPr>
-                <w:rFonts w:ascii="Arial" w:cs="Arial" w:eastAsia="Arial" w:hAnsi="Arial"/>
-                <w:color w:val="1A1A1A"/>
-                <w:sz w:val="20"/>
-                <w:szCs w:val="20"/>
-              </w:rPr>
-              <w:t xml:space="preserve">按年续签</w:t>
-            </w:r>
-          </w:p>
-        </w:tc>
-        <w:tc>
-          <w:tcPr>
-            <w:tcW w:type="dxa" w:w="4260"/>
+            <w:tcW w:type="dxa" w:w="5360"/>
             <w:tcBorders>
               <w:top w:val="single" w:color="CCCCCC" w:sz="1"/>
               <w:left w:val="single" w:color="CCCCCC" w:sz="1"/>
@@ -9245,146 +9094,6 @@
       <w:pPr>
         <w:spacing w:after="240" w:before="0"/>
       </w:pPr>
-    </w:p>
-    <w:p>
-      <w:pPr>
-        <w:pBdr>
-          <w:bottom w:val="single" w:color="1B4F8A" w:sz="6" w:space="6"/>
-        </w:pBdr>
-        <w:spacing w:after="120" w:before="360"/>
-      </w:pPr>
-      <w:r>
-        <w:rPr>
-          <w:rFonts w:ascii="Arial" w:cs="Arial" w:eastAsia="Arial" w:hAnsi="Arial"/>
-          <w:b/>
-          <w:bCs/>
-          <w:color w:val="1B4F8A"/>
-          <w:sz w:val="30"/>
-          <w:szCs w:val="30"/>
-        </w:rPr>
-        <w:t xml:space="preserve">四、我们的立场</w:t>
-      </w:r>
-    </w:p>
-    <w:p>
-      <w:pPr>
-        <w:spacing w:after="120" w:before="0"/>
-      </w:pPr>
-    </w:p>
-    <w:p>
-      <w:pPr>
-        <w:spacing w:after="60" w:before="60"/>
-      </w:pPr>
-      <w:r>
-        <w:rPr>
-          <w:rFonts w:ascii="Arial" w:cs="Arial" w:eastAsia="Arial" w:hAnsi="Arial"/>
-          <w:color w:val="1A1A1A"/>
-          <w:sz w:val="22"/>
-          <w:szCs w:val="22"/>
-        </w:rPr>
-        <w:t xml:space="preserve">我们不做"AI 概念包装"，只交付真正能跑起来的系统。</w:t>
-      </w:r>
-    </w:p>
-    <w:p>
-      <w:pPr>
-        <w:spacing w:after="80" w:before="0"/>
-      </w:pPr>
-    </w:p>
-    <w:p>
-      <w:pPr>
-        <w:pStyle w:val="ListParagraph"/>
-        <w:numPr>
-          <w:ilvl w:val="0"/>
-          <w:numId w:val="2"/>
-        </w:numPr>
-        <w:spacing w:after="40" w:before="40"/>
-      </w:pPr>
-      <w:r>
-        <w:rPr>
-          <w:rFonts w:ascii="Arial" w:cs="Arial" w:eastAsia="Arial" w:hAnsi="Arial"/>
-          <w:color w:val="1A1A1A"/>
-          <w:sz w:val="22"/>
-          <w:szCs w:val="22"/>
-        </w:rPr>
-        <w:t xml:space="preserve">所有方案基于真实业务数据，不允许 AI 编造结论</w:t>
-      </w:r>
-    </w:p>
-    <w:p>
-      <w:pPr>
-        <w:pStyle w:val="ListParagraph"/>
-        <w:numPr>
-          <w:ilvl w:val="0"/>
-          <w:numId w:val="2"/>
-        </w:numPr>
-        <w:spacing w:after="40" w:before="40"/>
-      </w:pPr>
-      <w:r>
-        <w:rPr>
-          <w:rFonts w:ascii="Arial" w:cs="Arial" w:eastAsia="Arial" w:hAnsi="Arial"/>
-          <w:color w:val="1A1A1A"/>
-          <w:sz w:val="22"/>
-          <w:szCs w:val="22"/>
-        </w:rPr>
-        <w:t xml:space="preserve">每个项目先从痛点出发，不堆砌技术</w:t>
-      </w:r>
-    </w:p>
-    <w:p>
-      <w:pPr>
-        <w:pStyle w:val="ListParagraph"/>
-        <w:numPr>
-          <w:ilvl w:val="0"/>
-          <w:numId w:val="2"/>
-        </w:numPr>
-        <w:spacing w:after="40" w:before="40"/>
-      </w:pPr>
-      <w:r>
-        <w:rPr>
-          <w:rFonts w:ascii="Arial" w:cs="Arial" w:eastAsia="Arial" w:hAnsi="Arial"/>
-          <w:color w:val="1A1A1A"/>
-          <w:sz w:val="22"/>
-          <w:szCs w:val="22"/>
-        </w:rPr>
-        <w:t xml:space="preserve">优先推荐小范围验证，见效后再扩展，降低甲方风险</w:t>
-      </w:r>
-    </w:p>
-    <w:p>
-      <w:pPr>
-        <w:pStyle w:val="ListParagraph"/>
-        <w:numPr>
-          <w:ilvl w:val="0"/>
-          <w:numId w:val="2"/>
-        </w:numPr>
-        <w:spacing w:after="40" w:before="40"/>
-      </w:pPr>
-      <w:r>
-        <w:rPr>
-          <w:rFonts w:ascii="Arial" w:cs="Arial" w:eastAsia="Arial" w:hAnsi="Arial"/>
-          <w:color w:val="1A1A1A"/>
-          <w:sz w:val="22"/>
-          <w:szCs w:val="22"/>
-        </w:rPr>
-        <w:t xml:space="preserve">生产环境经过严格测试，不交付只能演示的 demo</w:t>
-      </w:r>
-    </w:p>
-    <w:p>
-      <w:pPr>
-        <w:spacing w:after="240" w:before="0"/>
-      </w:pPr>
-    </w:p>
-    <w:p>
-      <w:pPr>
-        <w:spacing w:after="60" w:before="60"/>
-      </w:pPr>
-      <w:r>
-        <w:rPr>
-          <w:rFonts w:ascii="Arial" w:cs="Arial" w:eastAsia="Arial" w:hAnsi="Arial"/>
-          <w:i/>
-          <w:iCs/>
-          <w:color w:val="555555"/>
-          <w:sz w:val="22"/>
-          <w:szCs w:val="22"/>
-        </w:rPr>
-        <w:t xml:space="preserve">如需进一步了解某个方向的详细方案或报价，欢迎随时沟通。</w:t>
-      </w:r>
     </w:p>
     <w:sectPr>
       <w:footerReference w:type="default" r:id="rId7"/>

--- a/docs/AI能力与解决方案.docx
+++ b/docs/AI能力与解决方案.docx
@@ -163,10 +163,11 @@
         </w:tblBorders>
       </w:tblPr>
       <w:tblGrid>
-        <w:gridCol w:w="2600"/>
-        <w:gridCol w:w="3200"/>
-        <w:gridCol w:w="1780"/>
-        <w:gridCol w:w="1780"/>
+        <w:gridCol w:w="2200"/>
+        <w:gridCol w:w="2800"/>
+        <w:gridCol w:w="1480"/>
+        <w:gridCol w:w="1480"/>
+        <w:gridCol w:w="1400"/>
       </w:tblGrid>
       <w:tr>
         <w:trPr>
@@ -174,7 +175,7 @@
         </w:trPr>
         <w:tc>
           <w:tcPr>
-            <w:tcW w:type="dxa" w:w="2600"/>
+            <w:tcW w:type="dxa" w:w="2200"/>
             <w:tcBorders>
               <w:top w:val="single" w:color="1B4F8A" w:sz="1"/>
               <w:left w:val="single" w:color="1B4F8A" w:sz="1"/>
@@ -208,7 +209,7 @@
         </w:tc>
         <w:tc>
           <w:tcPr>
-            <w:tcW w:type="dxa" w:w="3200"/>
+            <w:tcW w:type="dxa" w:w="2800"/>
             <w:tcBorders>
               <w:top w:val="single" w:color="1B4F8A" w:sz="1"/>
               <w:left w:val="single" w:color="1B4F8A" w:sz="1"/>
@@ -242,7 +243,7 @@
         </w:tc>
         <w:tc>
           <w:tcPr>
-            <w:tcW w:type="dxa" w:w="1780"/>
+            <w:tcW w:type="dxa" w:w="1480"/>
             <w:tcBorders>
               <w:top w:val="single" w:color="1B4F8A" w:sz="1"/>
               <w:left w:val="single" w:color="1B4F8A" w:sz="1"/>
@@ -276,7 +277,7 @@
         </w:tc>
         <w:tc>
           <w:tcPr>
-            <w:tcW w:type="dxa" w:w="1780"/>
+            <w:tcW w:type="dxa" w:w="1480"/>
             <w:tcBorders>
               <w:top w:val="single" w:color="1B4F8A" w:sz="1"/>
               <w:left w:val="single" w:color="1B4F8A" w:sz="1"/>
@@ -308,18 +309,16 @@
             </w:r>
           </w:p>
         </w:tc>
-      </w:tr>
-      <w:tr>
-        <w:tc>
-          <w:tcPr>
-            <w:tcW w:type="dxa" w:w="2600"/>
-            <w:tcBorders>
-              <w:top w:val="single" w:color="CCCCCC" w:sz="1"/>
-              <w:left w:val="single" w:color="CCCCCC" w:sz="1"/>
-              <w:bottom w:val="single" w:color="CCCCCC" w:sz="1"/>
-              <w:right w:val="single" w:color="CCCCCC" w:sz="1"/>
-            </w:tcBorders>
-            <w:shd w:fill="FFFFFF" w:val="clear"/>
+        <w:tc>
+          <w:tcPr>
+            <w:tcW w:type="dxa" w:w="1400"/>
+            <w:tcBorders>
+              <w:top w:val="single" w:color="1B4F8A" w:sz="1"/>
+              <w:left w:val="single" w:color="1B4F8A" w:sz="1"/>
+              <w:bottom w:val="single" w:color="1B4F8A" w:sz="1"/>
+              <w:right w:val="single" w:color="1B4F8A" w:sz="1"/>
+            </w:tcBorders>
+            <w:shd w:fill="1B4F8A" w:val="clear"/>
             <w:tcMar>
               <w:top w:type="dxa" w:w="80"/>
               <w:left w:type="dxa" w:w="120"/>
@@ -329,22 +328,26 @@
           </w:tcPr>
           <w:p>
             <w:pPr>
-              <w:jc w:val="left"/>
-            </w:pPr>
-            <w:r>
-              <w:rPr>
-                <w:rFonts w:ascii="Arial" w:cs="Arial" w:eastAsia="Arial" w:hAnsi="Arial"/>
-                <w:color w:val="1A1A1A"/>
-                <w:sz w:val="20"/>
-                <w:szCs w:val="20"/>
-              </w:rPr>
-              <w:t xml:space="preserve">结构化数据问答</w:t>
-            </w:r>
-          </w:p>
-        </w:tc>
-        <w:tc>
-          <w:tcPr>
-            <w:tcW w:type="dxa" w:w="3200"/>
+              <w:jc w:val="center"/>
+            </w:pPr>
+            <w:r>
+              <w:rPr>
+                <w:rFonts w:ascii="Arial" w:cs="Arial" w:eastAsia="Arial" w:hAnsi="Arial"/>
+                <w:b/>
+                <w:bCs/>
+                <w:color w:val="FFFFFF"/>
+                <w:sz w:val="20"/>
+                <w:szCs w:val="20"/>
+              </w:rPr>
+              <w:t xml:space="preserve">实现难度</w:t>
+            </w:r>
+          </w:p>
+        </w:tc>
+      </w:tr>
+      <w:tr>
+        <w:tc>
+          <w:tcPr>
+            <w:tcW w:type="dxa" w:w="2200"/>
             <w:tcBorders>
               <w:top w:val="single" w:color="CCCCCC" w:sz="1"/>
               <w:left w:val="single" w:color="CCCCCC" w:sz="1"/>
@@ -370,13 +373,13 @@
                 <w:sz w:val="20"/>
                 <w:szCs w:val="20"/>
               </w:rPr>
-              <w:t xml:space="preserve">让非技术人员用自然语言查业务数据库</w:t>
-            </w:r>
-          </w:p>
-        </w:tc>
-        <w:tc>
-          <w:tcPr>
-            <w:tcW w:type="dxa" w:w="1780"/>
+              <w:t xml:space="preserve">结构化数据问答</w:t>
+            </w:r>
+          </w:p>
+        </w:tc>
+        <w:tc>
+          <w:tcPr>
+            <w:tcW w:type="dxa" w:w="2800"/>
             <w:tcBorders>
               <w:top w:val="single" w:color="CCCCCC" w:sz="1"/>
               <w:left w:val="single" w:color="CCCCCC" w:sz="1"/>
@@ -393,22 +396,22 @@
           </w:tcPr>
           <w:p>
             <w:pPr>
-              <w:jc w:val="center"/>
-            </w:pPr>
-            <w:r>
-              <w:rPr>
-                <w:rFonts w:ascii="Arial" w:cs="Arial" w:eastAsia="Arial" w:hAnsi="Arial"/>
-                <w:color w:val="1A1A1A"/>
-                <w:sz w:val="20"/>
-                <w:szCs w:val="20"/>
-              </w:rPr>
-              <w:t xml:space="preserve">已有生产案例</w:t>
-            </w:r>
-          </w:p>
-        </w:tc>
-        <w:tc>
-          <w:tcPr>
-            <w:tcW w:type="dxa" w:w="1780"/>
+              <w:jc w:val="left"/>
+            </w:pPr>
+            <w:r>
+              <w:rPr>
+                <w:rFonts w:ascii="Arial" w:cs="Arial" w:eastAsia="Arial" w:hAnsi="Arial"/>
+                <w:color w:val="1A1A1A"/>
+                <w:sz w:val="20"/>
+                <w:szCs w:val="20"/>
+              </w:rPr>
+              <w:t xml:space="preserve">让非技术人员用自然语言查业务数据库</w:t>
+            </w:r>
+          </w:p>
+        </w:tc>
+        <w:tc>
+          <w:tcPr>
+            <w:tcW w:type="dxa" w:w="1480"/>
             <w:tcBorders>
               <w:top w:val="single" w:color="CCCCCC" w:sz="1"/>
               <w:left w:val="single" w:color="CCCCCC" w:sz="1"/>
@@ -434,22 +437,20 @@
                 <w:sz w:val="20"/>
                 <w:szCs w:val="20"/>
               </w:rPr>
-              <w:t xml:space="preserve">★★★★★</w:t>
-            </w:r>
-          </w:p>
-        </w:tc>
-      </w:tr>
-      <w:tr>
-        <w:tc>
-          <w:tcPr>
-            <w:tcW w:type="dxa" w:w="2600"/>
+              <w:t xml:space="preserve">已有生产案例</w:t>
+            </w:r>
+          </w:p>
+        </w:tc>
+        <w:tc>
+          <w:tcPr>
+            <w:tcW w:type="dxa" w:w="1480"/>
             <w:tcBorders>
               <w:top w:val="single" w:color="CCCCCC" w:sz="1"/>
               <w:left w:val="single" w:color="CCCCCC" w:sz="1"/>
               <w:bottom w:val="single" w:color="CCCCCC" w:sz="1"/>
               <w:right w:val="single" w:color="CCCCCC" w:sz="1"/>
             </w:tcBorders>
-            <w:shd w:fill="F5F5F5" w:val="clear"/>
+            <w:shd w:fill="FFFFFF" w:val="clear"/>
             <w:tcMar>
               <w:top w:type="dxa" w:w="80"/>
               <w:left w:type="dxa" w:w="120"/>
@@ -459,29 +460,29 @@
           </w:tcPr>
           <w:p>
             <w:pPr>
-              <w:jc w:val="left"/>
-            </w:pPr>
-            <w:r>
-              <w:rPr>
-                <w:rFonts w:ascii="Arial" w:cs="Arial" w:eastAsia="Arial" w:hAnsi="Arial"/>
-                <w:color w:val="1A1A1A"/>
-                <w:sz w:val="20"/>
-                <w:szCs w:val="20"/>
-              </w:rPr>
-              <w:t xml:space="preserve">企业知识库问答（RAG）</w:t>
-            </w:r>
-          </w:p>
-        </w:tc>
-        <w:tc>
-          <w:tcPr>
-            <w:tcW w:type="dxa" w:w="3200"/>
+              <w:jc w:val="center"/>
+            </w:pPr>
+            <w:r>
+              <w:rPr>
+                <w:rFonts w:ascii="Arial" w:cs="Arial" w:eastAsia="Arial" w:hAnsi="Arial"/>
+                <w:color w:val="1A1A1A"/>
+                <w:sz w:val="20"/>
+                <w:szCs w:val="20"/>
+              </w:rPr>
+              <w:t xml:space="preserve">★★★★★</w:t>
+            </w:r>
+          </w:p>
+        </w:tc>
+        <w:tc>
+          <w:tcPr>
+            <w:tcW w:type="dxa" w:w="1400"/>
             <w:tcBorders>
               <w:top w:val="single" w:color="CCCCCC" w:sz="1"/>
               <w:left w:val="single" w:color="CCCCCC" w:sz="1"/>
               <w:bottom w:val="single" w:color="CCCCCC" w:sz="1"/>
               <w:right w:val="single" w:color="CCCCCC" w:sz="1"/>
             </w:tcBorders>
-            <w:shd w:fill="F5F5F5" w:val="clear"/>
+            <w:shd w:fill="FFFFFF" w:val="clear"/>
             <w:tcMar>
               <w:top w:type="dxa" w:w="80"/>
               <w:left w:type="dxa" w:w="120"/>
@@ -491,22 +492,24 @@
           </w:tcPr>
           <w:p>
             <w:pPr>
-              <w:jc w:val="left"/>
-            </w:pPr>
-            <w:r>
-              <w:rPr>
-                <w:rFonts w:ascii="Arial" w:cs="Arial" w:eastAsia="Arial" w:hAnsi="Arial"/>
-                <w:color w:val="1A1A1A"/>
-                <w:sz w:val="20"/>
-                <w:szCs w:val="20"/>
-              </w:rPr>
-              <w:t xml:space="preserve">把内部文档变成可问答的知识资产</w:t>
-            </w:r>
-          </w:p>
-        </w:tc>
-        <w:tc>
-          <w:tcPr>
-            <w:tcW w:type="dxa" w:w="1780"/>
+              <w:jc w:val="center"/>
+            </w:pPr>
+            <w:r>
+              <w:rPr>
+                <w:rFonts w:ascii="Arial" w:cs="Arial" w:eastAsia="Arial" w:hAnsi="Arial"/>
+                <w:color w:val="1A1A1A"/>
+                <w:sz w:val="20"/>
+                <w:szCs w:val="20"/>
+              </w:rPr>
+              <w:t xml:space="preserve">高 ★★★</w:t>
+            </w:r>
+          </w:p>
+        </w:tc>
+      </w:tr>
+      <w:tr>
+        <w:tc>
+          <w:tcPr>
+            <w:tcW w:type="dxa" w:w="2200"/>
             <w:tcBorders>
               <w:top w:val="single" w:color="CCCCCC" w:sz="1"/>
               <w:left w:val="single" w:color="CCCCCC" w:sz="1"/>
@@ -523,22 +526,22 @@
           </w:tcPr>
           <w:p>
             <w:pPr>
-              <w:jc w:val="center"/>
-            </w:pPr>
-            <w:r>
-              <w:rPr>
-                <w:rFonts w:ascii="Arial" w:cs="Arial" w:eastAsia="Arial" w:hAnsi="Arial"/>
-                <w:color w:val="1A1A1A"/>
-                <w:sz w:val="20"/>
-                <w:szCs w:val="20"/>
-              </w:rPr>
-              <w:t xml:space="preserve">已有生产案例</w:t>
-            </w:r>
-          </w:p>
-        </w:tc>
-        <w:tc>
-          <w:tcPr>
-            <w:tcW w:type="dxa" w:w="1780"/>
+              <w:jc w:val="left"/>
+            </w:pPr>
+            <w:r>
+              <w:rPr>
+                <w:rFonts w:ascii="Arial" w:cs="Arial" w:eastAsia="Arial" w:hAnsi="Arial"/>
+                <w:color w:val="1A1A1A"/>
+                <w:sz w:val="20"/>
+                <w:szCs w:val="20"/>
+              </w:rPr>
+              <w:t xml:space="preserve">企业知识库问答（RAG）</w:t>
+            </w:r>
+          </w:p>
+        </w:tc>
+        <w:tc>
+          <w:tcPr>
+            <w:tcW w:type="dxa" w:w="2800"/>
             <w:tcBorders>
               <w:top w:val="single" w:color="CCCCCC" w:sz="1"/>
               <w:left w:val="single" w:color="CCCCCC" w:sz="1"/>
@@ -555,31 +558,29 @@
           </w:tcPr>
           <w:p>
             <w:pPr>
-              <w:jc w:val="center"/>
-            </w:pPr>
-            <w:r>
-              <w:rPr>
-                <w:rFonts w:ascii="Arial" w:cs="Arial" w:eastAsia="Arial" w:hAnsi="Arial"/>
-                <w:color w:val="1A1A1A"/>
-                <w:sz w:val="20"/>
-                <w:szCs w:val="20"/>
-              </w:rPr>
-              <w:t xml:space="preserve">★★★★★</w:t>
-            </w:r>
-          </w:p>
-        </w:tc>
-      </w:tr>
-      <w:tr>
-        <w:tc>
-          <w:tcPr>
-            <w:tcW w:type="dxa" w:w="2600"/>
+              <w:jc w:val="left"/>
+            </w:pPr>
+            <w:r>
+              <w:rPr>
+                <w:rFonts w:ascii="Arial" w:cs="Arial" w:eastAsia="Arial" w:hAnsi="Arial"/>
+                <w:color w:val="1A1A1A"/>
+                <w:sz w:val="20"/>
+                <w:szCs w:val="20"/>
+              </w:rPr>
+              <w:t xml:space="preserve">把内部文档变成可问答的知识资产</w:t>
+            </w:r>
+          </w:p>
+        </w:tc>
+        <w:tc>
+          <w:tcPr>
+            <w:tcW w:type="dxa" w:w="1480"/>
             <w:tcBorders>
               <w:top w:val="single" w:color="CCCCCC" w:sz="1"/>
               <w:left w:val="single" w:color="CCCCCC" w:sz="1"/>
               <w:bottom w:val="single" w:color="CCCCCC" w:sz="1"/>
               <w:right w:val="single" w:color="CCCCCC" w:sz="1"/>
             </w:tcBorders>
-            <w:shd w:fill="FFFFFF" w:val="clear"/>
+            <w:shd w:fill="F5F5F5" w:val="clear"/>
             <w:tcMar>
               <w:top w:type="dxa" w:w="80"/>
               <w:left w:type="dxa" w:w="120"/>
@@ -589,29 +590,29 @@
           </w:tcPr>
           <w:p>
             <w:pPr>
-              <w:jc w:val="left"/>
-            </w:pPr>
-            <w:r>
-              <w:rPr>
-                <w:rFonts w:ascii="Arial" w:cs="Arial" w:eastAsia="Arial" w:hAnsi="Arial"/>
-                <w:color w:val="1A1A1A"/>
-                <w:sz w:val="20"/>
-                <w:szCs w:val="20"/>
-              </w:rPr>
-              <w:t xml:space="preserve">文档智能分析</w:t>
-            </w:r>
-          </w:p>
-        </w:tc>
-        <w:tc>
-          <w:tcPr>
-            <w:tcW w:type="dxa" w:w="3200"/>
+              <w:jc w:val="center"/>
+            </w:pPr>
+            <w:r>
+              <w:rPr>
+                <w:rFonts w:ascii="Arial" w:cs="Arial" w:eastAsia="Arial" w:hAnsi="Arial"/>
+                <w:color w:val="1A1A1A"/>
+                <w:sz w:val="20"/>
+                <w:szCs w:val="20"/>
+              </w:rPr>
+              <w:t xml:space="preserve">已有生产案例</w:t>
+            </w:r>
+          </w:p>
+        </w:tc>
+        <w:tc>
+          <w:tcPr>
+            <w:tcW w:type="dxa" w:w="1480"/>
             <w:tcBorders>
               <w:top w:val="single" w:color="CCCCCC" w:sz="1"/>
               <w:left w:val="single" w:color="CCCCCC" w:sz="1"/>
               <w:bottom w:val="single" w:color="CCCCCC" w:sz="1"/>
               <w:right w:val="single" w:color="CCCCCC" w:sz="1"/>
             </w:tcBorders>
-            <w:shd w:fill="FFFFFF" w:val="clear"/>
+            <w:shd w:fill="F5F5F5" w:val="clear"/>
             <w:tcMar>
               <w:top w:type="dxa" w:w="80"/>
               <w:left w:type="dxa" w:w="120"/>
@@ -621,22 +622,22 @@
           </w:tcPr>
           <w:p>
             <w:pPr>
-              <w:jc w:val="left"/>
-            </w:pPr>
-            <w:r>
-              <w:rPr>
-                <w:rFonts w:ascii="Arial" w:cs="Arial" w:eastAsia="Arial" w:hAnsi="Arial"/>
-                <w:color w:val="1A1A1A"/>
-                <w:sz w:val="20"/>
-                <w:szCs w:val="20"/>
-              </w:rPr>
-              <w:t xml:space="preserve">一份文档自动生成多种衍生内容</w:t>
-            </w:r>
-          </w:p>
-        </w:tc>
-        <w:tc>
-          <w:tcPr>
-            <w:tcW w:type="dxa" w:w="1780"/>
+              <w:jc w:val="center"/>
+            </w:pPr>
+            <w:r>
+              <w:rPr>
+                <w:rFonts w:ascii="Arial" w:cs="Arial" w:eastAsia="Arial" w:hAnsi="Arial"/>
+                <w:color w:val="1A1A1A"/>
+                <w:sz w:val="20"/>
+                <w:szCs w:val="20"/>
+              </w:rPr>
+              <w:t xml:space="preserve">★★★★★</w:t>
+            </w:r>
+          </w:p>
+        </w:tc>
+        <w:tc>
+          <w:tcPr>
+            <w:tcW w:type="dxa" w:w="1400"/>
             <w:tcBorders>
               <w:top w:val="single" w:color="CCCCCC" w:sz="1"/>
               <w:left w:val="single" w:color="CCCCCC" w:sz="1"/>
@@ -662,13 +663,15 @@
                 <w:sz w:val="20"/>
                 <w:szCs w:val="20"/>
               </w:rPr>
-              <w:t xml:space="preserve">已有生产案例</w:t>
-            </w:r>
-          </w:p>
-        </w:tc>
-        <w:tc>
-          <w:tcPr>
-            <w:tcW w:type="dxa" w:w="1780"/>
+              <w:t xml:space="preserve">中 ★★☆</w:t>
+            </w:r>
+          </w:p>
+        </w:tc>
+      </w:tr>
+      <w:tr>
+        <w:tc>
+          <w:tcPr>
+            <w:tcW w:type="dxa" w:w="2200"/>
             <w:tcBorders>
               <w:top w:val="single" w:color="CCCCCC" w:sz="1"/>
               <w:left w:val="single" w:color="CCCCCC" w:sz="1"/>
@@ -685,31 +688,29 @@
           </w:tcPr>
           <w:p>
             <w:pPr>
-              <w:jc w:val="center"/>
-            </w:pPr>
-            <w:r>
-              <w:rPr>
-                <w:rFonts w:ascii="Arial" w:cs="Arial" w:eastAsia="Arial" w:hAnsi="Arial"/>
-                <w:color w:val="1A1A1A"/>
-                <w:sz w:val="20"/>
-                <w:szCs w:val="20"/>
-              </w:rPr>
-              <w:t xml:space="preserve">★★★★☆</w:t>
-            </w:r>
-          </w:p>
-        </w:tc>
-      </w:tr>
-      <w:tr>
-        <w:tc>
-          <w:tcPr>
-            <w:tcW w:type="dxa" w:w="2600"/>
+              <w:jc w:val="left"/>
+            </w:pPr>
+            <w:r>
+              <w:rPr>
+                <w:rFonts w:ascii="Arial" w:cs="Arial" w:eastAsia="Arial" w:hAnsi="Arial"/>
+                <w:color w:val="1A1A1A"/>
+                <w:sz w:val="20"/>
+                <w:szCs w:val="20"/>
+              </w:rPr>
+              <w:t xml:space="preserve">文档智能分析</w:t>
+            </w:r>
+          </w:p>
+        </w:tc>
+        <w:tc>
+          <w:tcPr>
+            <w:tcW w:type="dxa" w:w="2800"/>
             <w:tcBorders>
               <w:top w:val="single" w:color="CCCCCC" w:sz="1"/>
               <w:left w:val="single" w:color="CCCCCC" w:sz="1"/>
               <w:bottom w:val="single" w:color="CCCCCC" w:sz="1"/>
               <w:right w:val="single" w:color="CCCCCC" w:sz="1"/>
             </w:tcBorders>
-            <w:shd w:fill="F5F5F5" w:val="clear"/>
+            <w:shd w:fill="FFFFFF" w:val="clear"/>
             <w:tcMar>
               <w:top w:type="dxa" w:w="80"/>
               <w:left w:type="dxa" w:w="120"/>
@@ -728,20 +729,20 @@
                 <w:sz w:val="20"/>
                 <w:szCs w:val="20"/>
               </w:rPr>
-              <w:t xml:space="preserve">AI 工作流 / 多 Agent</w:t>
-            </w:r>
-          </w:p>
-        </w:tc>
-        <w:tc>
-          <w:tcPr>
-            <w:tcW w:type="dxa" w:w="3200"/>
+              <w:t xml:space="preserve">一份文档自动生成多种衍生内容</w:t>
+            </w:r>
+          </w:p>
+        </w:tc>
+        <w:tc>
+          <w:tcPr>
+            <w:tcW w:type="dxa" w:w="1480"/>
             <w:tcBorders>
               <w:top w:val="single" w:color="CCCCCC" w:sz="1"/>
               <w:left w:val="single" w:color="CCCCCC" w:sz="1"/>
               <w:bottom w:val="single" w:color="CCCCCC" w:sz="1"/>
               <w:right w:val="single" w:color="CCCCCC" w:sz="1"/>
             </w:tcBorders>
-            <w:shd w:fill="F5F5F5" w:val="clear"/>
+            <w:shd w:fill="FFFFFF" w:val="clear"/>
             <w:tcMar>
               <w:top w:type="dxa" w:w="80"/>
               <w:left w:type="dxa" w:w="120"/>
@@ -751,29 +752,29 @@
           </w:tcPr>
           <w:p>
             <w:pPr>
-              <w:jc w:val="left"/>
-            </w:pPr>
-            <w:r>
-              <w:rPr>
-                <w:rFonts w:ascii="Arial" w:cs="Arial" w:eastAsia="Arial" w:hAnsi="Arial"/>
-                <w:color w:val="1A1A1A"/>
-                <w:sz w:val="20"/>
-                <w:szCs w:val="20"/>
-              </w:rPr>
-              <w:t xml:space="preserve">把复杂多步骤流程交给 AI 自动完成</w:t>
-            </w:r>
-          </w:p>
-        </w:tc>
-        <w:tc>
-          <w:tcPr>
-            <w:tcW w:type="dxa" w:w="1780"/>
+              <w:jc w:val="center"/>
+            </w:pPr>
+            <w:r>
+              <w:rPr>
+                <w:rFonts w:ascii="Arial" w:cs="Arial" w:eastAsia="Arial" w:hAnsi="Arial"/>
+                <w:color w:val="1A1A1A"/>
+                <w:sz w:val="20"/>
+                <w:szCs w:val="20"/>
+              </w:rPr>
+              <w:t xml:space="preserve">已有生产案例</w:t>
+            </w:r>
+          </w:p>
+        </w:tc>
+        <w:tc>
+          <w:tcPr>
+            <w:tcW w:type="dxa" w:w="1480"/>
             <w:tcBorders>
               <w:top w:val="single" w:color="CCCCCC" w:sz="1"/>
               <w:left w:val="single" w:color="CCCCCC" w:sz="1"/>
               <w:bottom w:val="single" w:color="CCCCCC" w:sz="1"/>
               <w:right w:val="single" w:color="CCCCCC" w:sz="1"/>
             </w:tcBorders>
-            <w:shd w:fill="F5F5F5" w:val="clear"/>
+            <w:shd w:fill="FFFFFF" w:val="clear"/>
             <w:tcMar>
               <w:top w:type="dxa" w:w="80"/>
               <w:left w:type="dxa" w:w="120"/>
@@ -792,20 +793,20 @@
                 <w:sz w:val="20"/>
                 <w:szCs w:val="20"/>
               </w:rPr>
-              <w:t xml:space="preserve">已有生产案例</w:t>
-            </w:r>
-          </w:p>
-        </w:tc>
-        <w:tc>
-          <w:tcPr>
-            <w:tcW w:type="dxa" w:w="1780"/>
+              <w:t xml:space="preserve">★★★★☆</w:t>
+            </w:r>
+          </w:p>
+        </w:tc>
+        <w:tc>
+          <w:tcPr>
+            <w:tcW w:type="dxa" w:w="1400"/>
             <w:tcBorders>
               <w:top w:val="single" w:color="CCCCCC" w:sz="1"/>
               <w:left w:val="single" w:color="CCCCCC" w:sz="1"/>
               <w:bottom w:val="single" w:color="CCCCCC" w:sz="1"/>
               <w:right w:val="single" w:color="CCCCCC" w:sz="1"/>
             </w:tcBorders>
-            <w:shd w:fill="F5F5F5" w:val="clear"/>
+            <w:shd w:fill="FFFFFF" w:val="clear"/>
             <w:tcMar>
               <w:top w:type="dxa" w:w="80"/>
               <w:left w:type="dxa" w:w="120"/>
@@ -824,7 +825,7 @@
                 <w:sz w:val="20"/>
                 <w:szCs w:val="20"/>
               </w:rPr>
-              <w:t xml:space="preserve">★★★★☆</w:t>
+              <w:t xml:space="preserve">中 ★★☆</w:t>
             </w:r>
           </w:p>
         </w:tc>
@@ -832,14 +833,14 @@
       <w:tr>
         <w:tc>
           <w:tcPr>
-            <w:tcW w:type="dxa" w:w="2600"/>
+            <w:tcW w:type="dxa" w:w="2200"/>
             <w:tcBorders>
               <w:top w:val="single" w:color="CCCCCC" w:sz="1"/>
               <w:left w:val="single" w:color="CCCCCC" w:sz="1"/>
               <w:bottom w:val="single" w:color="CCCCCC" w:sz="1"/>
               <w:right w:val="single" w:color="CCCCCC" w:sz="1"/>
             </w:tcBorders>
-            <w:shd w:fill="FFFFFF" w:val="clear"/>
+            <w:shd w:fill="F5F5F5" w:val="clear"/>
             <w:tcMar>
               <w:top w:type="dxa" w:w="80"/>
               <w:left w:type="dxa" w:w="120"/>
@@ -858,20 +859,20 @@
                 <w:sz w:val="20"/>
                 <w:szCs w:val="20"/>
               </w:rPr>
-              <w:t xml:space="preserve">AI 内容创作自动化</w:t>
-            </w:r>
-          </w:p>
-        </w:tc>
-        <w:tc>
-          <w:tcPr>
-            <w:tcW w:type="dxa" w:w="3200"/>
+              <w:t xml:space="preserve">AI 工作流 / 多 Agent</w:t>
+            </w:r>
+          </w:p>
+        </w:tc>
+        <w:tc>
+          <w:tcPr>
+            <w:tcW w:type="dxa" w:w="2800"/>
             <w:tcBorders>
               <w:top w:val="single" w:color="CCCCCC" w:sz="1"/>
               <w:left w:val="single" w:color="CCCCCC" w:sz="1"/>
               <w:bottom w:val="single" w:color="CCCCCC" w:sz="1"/>
               <w:right w:val="single" w:color="CCCCCC" w:sz="1"/>
             </w:tcBorders>
-            <w:shd w:fill="FFFFFF" w:val="clear"/>
+            <w:shd w:fill="F5F5F5" w:val="clear"/>
             <w:tcMar>
               <w:top w:type="dxa" w:w="80"/>
               <w:left w:type="dxa" w:w="120"/>
@@ -890,20 +891,20 @@
                 <w:sz w:val="20"/>
                 <w:szCs w:val="20"/>
               </w:rPr>
-              <w:t xml:space="preserve">从需求到结构化内容，全程 AI 驱动</w:t>
-            </w:r>
-          </w:p>
-        </w:tc>
-        <w:tc>
-          <w:tcPr>
-            <w:tcW w:type="dxa" w:w="1780"/>
+              <w:t xml:space="preserve">把复杂多步骤流程交给 AI 自动完成</w:t>
+            </w:r>
+          </w:p>
+        </w:tc>
+        <w:tc>
+          <w:tcPr>
+            <w:tcW w:type="dxa" w:w="1480"/>
             <w:tcBorders>
               <w:top w:val="single" w:color="CCCCCC" w:sz="1"/>
               <w:left w:val="single" w:color="CCCCCC" w:sz="1"/>
               <w:bottom w:val="single" w:color="CCCCCC" w:sz="1"/>
               <w:right w:val="single" w:color="CCCCCC" w:sz="1"/>
             </w:tcBorders>
-            <w:shd w:fill="FFFFFF" w:val="clear"/>
+            <w:shd w:fill="F5F5F5" w:val="clear"/>
             <w:tcMar>
               <w:top w:type="dxa" w:w="80"/>
               <w:left w:type="dxa" w:w="120"/>
@@ -928,14 +929,14 @@
         </w:tc>
         <w:tc>
           <w:tcPr>
-            <w:tcW w:type="dxa" w:w="1780"/>
+            <w:tcW w:type="dxa" w:w="1480"/>
             <w:tcBorders>
               <w:top w:val="single" w:color="CCCCCC" w:sz="1"/>
               <w:left w:val="single" w:color="CCCCCC" w:sz="1"/>
               <w:bottom w:val="single" w:color="CCCCCC" w:sz="1"/>
               <w:right w:val="single" w:color="CCCCCC" w:sz="1"/>
             </w:tcBorders>
-            <w:shd w:fill="FFFFFF" w:val="clear"/>
+            <w:shd w:fill="F5F5F5" w:val="clear"/>
             <w:tcMar>
               <w:top w:type="dxa" w:w="80"/>
               <w:left w:type="dxa" w:w="120"/>
@@ -958,18 +959,16 @@
             </w:r>
           </w:p>
         </w:tc>
-      </w:tr>
-      <w:tr>
-        <w:tc>
-          <w:tcPr>
-            <w:tcW w:type="dxa" w:w="2600"/>
+        <w:tc>
+          <w:tcPr>
+            <w:tcW w:type="dxa" w:w="1400"/>
             <w:tcBorders>
               <w:top w:val="single" w:color="CCCCCC" w:sz="1"/>
               <w:left w:val="single" w:color="CCCCCC" w:sz="1"/>
               <w:bottom w:val="single" w:color="CCCCCC" w:sz="1"/>
               <w:right w:val="single" w:color="CCCCCC" w:sz="1"/>
             </w:tcBorders>
-            <w:shd w:fill="F5F5F5" w:val="clear"/>
+            <w:shd w:fill="FFFFFF" w:val="clear"/>
             <w:tcMar>
               <w:top w:type="dxa" w:w="80"/>
               <w:left w:type="dxa" w:w="120"/>
@@ -979,29 +978,31 @@
           </w:tcPr>
           <w:p>
             <w:pPr>
-              <w:jc w:val="left"/>
-            </w:pPr>
-            <w:r>
-              <w:rPr>
-                <w:rFonts w:ascii="Arial" w:cs="Arial" w:eastAsia="Arial" w:hAnsi="Arial"/>
-                <w:color w:val="1A1A1A"/>
-                <w:sz w:val="20"/>
-                <w:szCs w:val="20"/>
-              </w:rPr>
-              <w:t xml:space="preserve">视觉识别与智能预警</w:t>
-            </w:r>
-          </w:p>
-        </w:tc>
-        <w:tc>
-          <w:tcPr>
-            <w:tcW w:type="dxa" w:w="3200"/>
+              <w:jc w:val="center"/>
+            </w:pPr>
+            <w:r>
+              <w:rPr>
+                <w:rFonts w:ascii="Arial" w:cs="Arial" w:eastAsia="Arial" w:hAnsi="Arial"/>
+                <w:color w:val="1A1A1A"/>
+                <w:sz w:val="20"/>
+                <w:szCs w:val="20"/>
+              </w:rPr>
+              <w:t xml:space="preserve">高 ★★★</w:t>
+            </w:r>
+          </w:p>
+        </w:tc>
+      </w:tr>
+      <w:tr>
+        <w:tc>
+          <w:tcPr>
+            <w:tcW w:type="dxa" w:w="2200"/>
             <w:tcBorders>
               <w:top w:val="single" w:color="CCCCCC" w:sz="1"/>
               <w:left w:val="single" w:color="CCCCCC" w:sz="1"/>
               <w:bottom w:val="single" w:color="CCCCCC" w:sz="1"/>
               <w:right w:val="single" w:color="CCCCCC" w:sz="1"/>
             </w:tcBorders>
-            <w:shd w:fill="F5F5F5" w:val="clear"/>
+            <w:shd w:fill="FFFFFF" w:val="clear"/>
             <w:tcMar>
               <w:top w:type="dxa" w:w="80"/>
               <w:left w:type="dxa" w:w="120"/>
@@ -1020,20 +1021,20 @@
                 <w:sz w:val="20"/>
                 <w:szCs w:val="20"/>
               </w:rPr>
-              <w:t xml:space="preserve">让摄像头从看见到看懂，自动预警</w:t>
-            </w:r>
-          </w:p>
-        </w:tc>
-        <w:tc>
-          <w:tcPr>
-            <w:tcW w:type="dxa" w:w="1780"/>
+              <w:t xml:space="preserve">AI 内容创作自动化</w:t>
+            </w:r>
+          </w:p>
+        </w:tc>
+        <w:tc>
+          <w:tcPr>
+            <w:tcW w:type="dxa" w:w="2800"/>
             <w:tcBorders>
               <w:top w:val="single" w:color="CCCCCC" w:sz="1"/>
               <w:left w:val="single" w:color="CCCCCC" w:sz="1"/>
               <w:bottom w:val="single" w:color="CCCCCC" w:sz="1"/>
               <w:right w:val="single" w:color="CCCCCC" w:sz="1"/>
             </w:tcBorders>
-            <w:shd w:fill="F5F5F5" w:val="clear"/>
+            <w:shd w:fill="FFFFFF" w:val="clear"/>
             <w:tcMar>
               <w:top w:type="dxa" w:w="80"/>
               <w:left w:type="dxa" w:w="120"/>
@@ -1043,29 +1044,29 @@
           </w:tcPr>
           <w:p>
             <w:pPr>
-              <w:jc w:val="center"/>
-            </w:pPr>
-            <w:r>
-              <w:rPr>
-                <w:rFonts w:ascii="Arial" w:cs="Arial" w:eastAsia="Arial" w:hAnsi="Arial"/>
-                <w:color w:val="1A1A1A"/>
-                <w:sz w:val="20"/>
-                <w:szCs w:val="20"/>
-              </w:rPr>
-              <w:t xml:space="preserve">规划中 / 可定制</w:t>
-            </w:r>
-          </w:p>
-        </w:tc>
-        <w:tc>
-          <w:tcPr>
-            <w:tcW w:type="dxa" w:w="1780"/>
+              <w:jc w:val="left"/>
+            </w:pPr>
+            <w:r>
+              <w:rPr>
+                <w:rFonts w:ascii="Arial" w:cs="Arial" w:eastAsia="Arial" w:hAnsi="Arial"/>
+                <w:color w:val="1A1A1A"/>
+                <w:sz w:val="20"/>
+                <w:szCs w:val="20"/>
+              </w:rPr>
+              <w:t xml:space="preserve">从需求到结构化内容，全程 AI 驱动</w:t>
+            </w:r>
+          </w:p>
+        </w:tc>
+        <w:tc>
+          <w:tcPr>
+            <w:tcW w:type="dxa" w:w="1480"/>
             <w:tcBorders>
               <w:top w:val="single" w:color="CCCCCC" w:sz="1"/>
               <w:left w:val="single" w:color="CCCCCC" w:sz="1"/>
               <w:bottom w:val="single" w:color="CCCCCC" w:sz="1"/>
               <w:right w:val="single" w:color="CCCCCC" w:sz="1"/>
             </w:tcBorders>
-            <w:shd w:fill="F5F5F5" w:val="clear"/>
+            <w:shd w:fill="FFFFFF" w:val="clear"/>
             <w:tcMar>
               <w:top w:type="dxa" w:w="80"/>
               <w:left w:type="dxa" w:w="120"/>
@@ -1084,15 +1085,13 @@
                 <w:sz w:val="20"/>
                 <w:szCs w:val="20"/>
               </w:rPr>
-              <w:t xml:space="preserve">★★★☆☆</w:t>
-            </w:r>
-          </w:p>
-        </w:tc>
-      </w:tr>
-      <w:tr>
-        <w:tc>
-          <w:tcPr>
-            <w:tcW w:type="dxa" w:w="2600"/>
+              <w:t xml:space="preserve">已有生产案例</w:t>
+            </w:r>
+          </w:p>
+        </w:tc>
+        <w:tc>
+          <w:tcPr>
+            <w:tcW w:type="dxa" w:w="1480"/>
             <w:tcBorders>
               <w:top w:val="single" w:color="CCCCCC" w:sz="1"/>
               <w:left w:val="single" w:color="CCCCCC" w:sz="1"/>
@@ -1109,22 +1108,22 @@
           </w:tcPr>
           <w:p>
             <w:pPr>
-              <w:jc w:val="left"/>
-            </w:pPr>
-            <w:r>
-              <w:rPr>
-                <w:rFonts w:ascii="Arial" w:cs="Arial" w:eastAsia="Arial" w:hAnsi="Arial"/>
-                <w:color w:val="1A1A1A"/>
-                <w:sz w:val="20"/>
-                <w:szCs w:val="20"/>
-              </w:rPr>
-              <w:t xml:space="preserve">智能客服 / 多轮对话</w:t>
-            </w:r>
-          </w:p>
-        </w:tc>
-        <w:tc>
-          <w:tcPr>
-            <w:tcW w:type="dxa" w:w="3200"/>
+              <w:jc w:val="center"/>
+            </w:pPr>
+            <w:r>
+              <w:rPr>
+                <w:rFonts w:ascii="Arial" w:cs="Arial" w:eastAsia="Arial" w:hAnsi="Arial"/>
+                <w:color w:val="1A1A1A"/>
+                <w:sz w:val="20"/>
+                <w:szCs w:val="20"/>
+              </w:rPr>
+              <w:t xml:space="preserve">★★★★☆</w:t>
+            </w:r>
+          </w:p>
+        </w:tc>
+        <w:tc>
+          <w:tcPr>
+            <w:tcW w:type="dxa" w:w="1400"/>
             <w:tcBorders>
               <w:top w:val="single" w:color="CCCCCC" w:sz="1"/>
               <w:left w:val="single" w:color="CCCCCC" w:sz="1"/>
@@ -1141,29 +1140,31 @@
           </w:tcPr>
           <w:p>
             <w:pPr>
-              <w:jc w:val="left"/>
-            </w:pPr>
-            <w:r>
-              <w:rPr>
-                <w:rFonts w:ascii="Arial" w:cs="Arial" w:eastAsia="Arial" w:hAnsi="Arial"/>
-                <w:color w:val="1A1A1A"/>
-                <w:sz w:val="20"/>
-                <w:szCs w:val="20"/>
-              </w:rPr>
-              <w:t xml:space="preserve">降低人工客服成本，提升响应质量</w:t>
-            </w:r>
-          </w:p>
-        </w:tc>
-        <w:tc>
-          <w:tcPr>
-            <w:tcW w:type="dxa" w:w="1780"/>
+              <w:jc w:val="center"/>
+            </w:pPr>
+            <w:r>
+              <w:rPr>
+                <w:rFonts w:ascii="Arial" w:cs="Arial" w:eastAsia="Arial" w:hAnsi="Arial"/>
+                <w:color w:val="1A1A1A"/>
+                <w:sz w:val="20"/>
+                <w:szCs w:val="20"/>
+              </w:rPr>
+              <w:t xml:space="preserve">中 ★★☆</w:t>
+            </w:r>
+          </w:p>
+        </w:tc>
+      </w:tr>
+      <w:tr>
+        <w:tc>
+          <w:tcPr>
+            <w:tcW w:type="dxa" w:w="2200"/>
             <w:tcBorders>
               <w:top w:val="single" w:color="CCCCCC" w:sz="1"/>
               <w:left w:val="single" w:color="CCCCCC" w:sz="1"/>
               <w:bottom w:val="single" w:color="CCCCCC" w:sz="1"/>
               <w:right w:val="single" w:color="CCCCCC" w:sz="1"/>
             </w:tcBorders>
-            <w:shd w:fill="FFFFFF" w:val="clear"/>
+            <w:shd w:fill="F5F5F5" w:val="clear"/>
             <w:tcMar>
               <w:top w:type="dxa" w:w="80"/>
               <w:left w:type="dxa" w:w="120"/>
@@ -1173,29 +1174,29 @@
           </w:tcPr>
           <w:p>
             <w:pPr>
-              <w:jc w:val="center"/>
-            </w:pPr>
-            <w:r>
-              <w:rPr>
-                <w:rFonts w:ascii="Arial" w:cs="Arial" w:eastAsia="Arial" w:hAnsi="Arial"/>
-                <w:color w:val="1A1A1A"/>
-                <w:sz w:val="20"/>
-                <w:szCs w:val="20"/>
-              </w:rPr>
-              <w:t xml:space="preserve">可交付</w:t>
-            </w:r>
-          </w:p>
-        </w:tc>
-        <w:tc>
-          <w:tcPr>
-            <w:tcW w:type="dxa" w:w="1780"/>
+              <w:jc w:val="left"/>
+            </w:pPr>
+            <w:r>
+              <w:rPr>
+                <w:rFonts w:ascii="Arial" w:cs="Arial" w:eastAsia="Arial" w:hAnsi="Arial"/>
+                <w:color w:val="1A1A1A"/>
+                <w:sz w:val="20"/>
+                <w:szCs w:val="20"/>
+              </w:rPr>
+              <w:t xml:space="preserve">视觉识别与智能预警</w:t>
+            </w:r>
+          </w:p>
+        </w:tc>
+        <w:tc>
+          <w:tcPr>
+            <w:tcW w:type="dxa" w:w="2800"/>
             <w:tcBorders>
               <w:top w:val="single" w:color="CCCCCC" w:sz="1"/>
               <w:left w:val="single" w:color="CCCCCC" w:sz="1"/>
               <w:bottom w:val="single" w:color="CCCCCC" w:sz="1"/>
               <w:right w:val="single" w:color="CCCCCC" w:sz="1"/>
             </w:tcBorders>
-            <w:shd w:fill="FFFFFF" w:val="clear"/>
+            <w:shd w:fill="F5F5F5" w:val="clear"/>
             <w:tcMar>
               <w:top w:type="dxa" w:w="80"/>
               <w:left w:type="dxa" w:w="120"/>
@@ -1205,31 +1206,29 @@
           </w:tcPr>
           <w:p>
             <w:pPr>
-              <w:jc w:val="center"/>
-            </w:pPr>
-            <w:r>
-              <w:rPr>
-                <w:rFonts w:ascii="Arial" w:cs="Arial" w:eastAsia="Arial" w:hAnsi="Arial"/>
-                <w:color w:val="1A1A1A"/>
-                <w:sz w:val="20"/>
-                <w:szCs w:val="20"/>
-              </w:rPr>
-              <w:t xml:space="preserve">★★★★★</w:t>
-            </w:r>
-          </w:p>
-        </w:tc>
-      </w:tr>
-      <w:tr>
-        <w:tc>
-          <w:tcPr>
-            <w:tcW w:type="dxa" w:w="2600"/>
+              <w:jc w:val="left"/>
+            </w:pPr>
+            <w:r>
+              <w:rPr>
+                <w:rFonts w:ascii="Arial" w:cs="Arial" w:eastAsia="Arial" w:hAnsi="Arial"/>
+                <w:color w:val="1A1A1A"/>
+                <w:sz w:val="20"/>
+                <w:szCs w:val="20"/>
+              </w:rPr>
+              <w:t xml:space="preserve">让摄像头从看见到看懂，自动预警</w:t>
+            </w:r>
+          </w:p>
+        </w:tc>
+        <w:tc>
+          <w:tcPr>
+            <w:tcW w:type="dxa" w:w="1480"/>
             <w:tcBorders>
               <w:top w:val="single" w:color="CCCCCC" w:sz="1"/>
               <w:left w:val="single" w:color="CCCCCC" w:sz="1"/>
               <w:bottom w:val="single" w:color="CCCCCC" w:sz="1"/>
               <w:right w:val="single" w:color="CCCCCC" w:sz="1"/>
             </w:tcBorders>
-            <w:shd w:fill="FFFFFF" w:val="clear"/>
+            <w:shd w:fill="F5F5F5" w:val="clear"/>
             <w:tcMar>
               <w:top w:type="dxa" w:w="80"/>
               <w:left w:type="dxa" w:w="120"/>
@@ -1239,29 +1238,29 @@
           </w:tcPr>
           <w:p>
             <w:pPr>
-              <w:jc w:val="left"/>
-            </w:pPr>
-            <w:r>
-              <w:rPr>
-                <w:rFonts w:ascii="Arial" w:cs="Arial" w:eastAsia="Arial" w:hAnsi="Arial"/>
-                <w:color w:val="1A1A1A"/>
-                <w:sz w:val="20"/>
-                <w:szCs w:val="20"/>
-              </w:rPr>
-              <w:t xml:space="preserve">招聘简历智能筛选</w:t>
-            </w:r>
-          </w:p>
-        </w:tc>
-        <w:tc>
-          <w:tcPr>
-            <w:tcW w:type="dxa" w:w="3200"/>
+              <w:jc w:val="center"/>
+            </w:pPr>
+            <w:r>
+              <w:rPr>
+                <w:rFonts w:ascii="Arial" w:cs="Arial" w:eastAsia="Arial" w:hAnsi="Arial"/>
+                <w:color w:val="1A1A1A"/>
+                <w:sz w:val="20"/>
+                <w:szCs w:val="20"/>
+              </w:rPr>
+              <w:t xml:space="preserve">规划中 / 可定制</w:t>
+            </w:r>
+          </w:p>
+        </w:tc>
+        <w:tc>
+          <w:tcPr>
+            <w:tcW w:type="dxa" w:w="1480"/>
             <w:tcBorders>
               <w:top w:val="single" w:color="CCCCCC" w:sz="1"/>
               <w:left w:val="single" w:color="CCCCCC" w:sz="1"/>
               <w:bottom w:val="single" w:color="CCCCCC" w:sz="1"/>
               <w:right w:val="single" w:color="CCCCCC" w:sz="1"/>
             </w:tcBorders>
-            <w:shd w:fill="FFFFFF" w:val="clear"/>
+            <w:shd w:fill="F5F5F5" w:val="clear"/>
             <w:tcMar>
               <w:top w:type="dxa" w:w="80"/>
               <w:left w:type="dxa" w:w="120"/>
@@ -1271,22 +1270,22 @@
           </w:tcPr>
           <w:p>
             <w:pPr>
-              <w:jc w:val="left"/>
-            </w:pPr>
-            <w:r>
-              <w:rPr>
-                <w:rFonts w:ascii="Arial" w:cs="Arial" w:eastAsia="Arial" w:hAnsi="Arial"/>
-                <w:color w:val="1A1A1A"/>
-                <w:sz w:val="20"/>
-                <w:szCs w:val="20"/>
-              </w:rPr>
-              <w:t xml:space="preserve">替代人工初筛，快速锁定最佳候选人</w:t>
-            </w:r>
-          </w:p>
-        </w:tc>
-        <w:tc>
-          <w:tcPr>
-            <w:tcW w:type="dxa" w:w="1780"/>
+              <w:jc w:val="center"/>
+            </w:pPr>
+            <w:r>
+              <w:rPr>
+                <w:rFonts w:ascii="Arial" w:cs="Arial" w:eastAsia="Arial" w:hAnsi="Arial"/>
+                <w:color w:val="1A1A1A"/>
+                <w:sz w:val="20"/>
+                <w:szCs w:val="20"/>
+              </w:rPr>
+              <w:t xml:space="preserve">★★★☆☆</w:t>
+            </w:r>
+          </w:p>
+        </w:tc>
+        <w:tc>
+          <w:tcPr>
+            <w:tcW w:type="dxa" w:w="1400"/>
             <w:tcBorders>
               <w:top w:val="single" w:color="CCCCCC" w:sz="1"/>
               <w:left w:val="single" w:color="CCCCCC" w:sz="1"/>
@@ -1312,13 +1311,15 @@
                 <w:sz w:val="20"/>
                 <w:szCs w:val="20"/>
               </w:rPr>
-              <w:t xml:space="preserve">可交付</w:t>
-            </w:r>
-          </w:p>
-        </w:tc>
-        <w:tc>
-          <w:tcPr>
-            <w:tcW w:type="dxa" w:w="1780"/>
+              <w:t xml:space="preserve">高 ★★★</w:t>
+            </w:r>
+          </w:p>
+        </w:tc>
+      </w:tr>
+      <w:tr>
+        <w:tc>
+          <w:tcPr>
+            <w:tcW w:type="dxa" w:w="2200"/>
             <w:tcBorders>
               <w:top w:val="single" w:color="CCCCCC" w:sz="1"/>
               <w:left w:val="single" w:color="CCCCCC" w:sz="1"/>
@@ -1335,24 +1336,22 @@
           </w:tcPr>
           <w:p>
             <w:pPr>
-              <w:jc w:val="center"/>
-            </w:pPr>
-            <w:r>
-              <w:rPr>
-                <w:rFonts w:ascii="Arial" w:cs="Arial" w:eastAsia="Arial" w:hAnsi="Arial"/>
-                <w:color w:val="1A1A1A"/>
-                <w:sz w:val="20"/>
-                <w:szCs w:val="20"/>
-              </w:rPr>
-              <w:t xml:space="preserve">★★★★☆</w:t>
-            </w:r>
-          </w:p>
-        </w:tc>
-      </w:tr>
-      <w:tr>
-        <w:tc>
-          <w:tcPr>
-            <w:tcW w:type="dxa" w:w="2600"/>
+              <w:jc w:val="left"/>
+            </w:pPr>
+            <w:r>
+              <w:rPr>
+                <w:rFonts w:ascii="Arial" w:cs="Arial" w:eastAsia="Arial" w:hAnsi="Arial"/>
+                <w:color w:val="1A1A1A"/>
+                <w:sz w:val="20"/>
+                <w:szCs w:val="20"/>
+              </w:rPr>
+              <w:t xml:space="preserve">智能客服 / 多轮对话</w:t>
+            </w:r>
+          </w:p>
+        </w:tc>
+        <w:tc>
+          <w:tcPr>
+            <w:tcW w:type="dxa" w:w="2800"/>
             <w:tcBorders>
               <w:top w:val="single" w:color="CCCCCC" w:sz="1"/>
               <w:left w:val="single" w:color="CCCCCC" w:sz="1"/>
@@ -1378,13 +1377,13 @@
                 <w:sz w:val="20"/>
                 <w:szCs w:val="20"/>
               </w:rPr>
-              <w:t xml:space="preserve">自然语言 Excel 分析</w:t>
-            </w:r>
-          </w:p>
-        </w:tc>
-        <w:tc>
-          <w:tcPr>
-            <w:tcW w:type="dxa" w:w="3200"/>
+              <w:t xml:space="preserve">降低人工客服成本，提升响应质量</w:t>
+            </w:r>
+          </w:p>
+        </w:tc>
+        <w:tc>
+          <w:tcPr>
+            <w:tcW w:type="dxa" w:w="1480"/>
             <w:tcBorders>
               <w:top w:val="single" w:color="CCCCCC" w:sz="1"/>
               <w:left w:val="single" w:color="CCCCCC" w:sz="1"/>
@@ -1401,22 +1400,22 @@
           </w:tcPr>
           <w:p>
             <w:pPr>
-              <w:jc w:val="left"/>
-            </w:pPr>
-            <w:r>
-              <w:rPr>
-                <w:rFonts w:ascii="Arial" w:cs="Arial" w:eastAsia="Arial" w:hAnsi="Arial"/>
-                <w:color w:val="1A1A1A"/>
-                <w:sz w:val="20"/>
-                <w:szCs w:val="20"/>
-              </w:rPr>
-              <w:t xml:space="preserve">不会数据分析也能问出结论</w:t>
-            </w:r>
-          </w:p>
-        </w:tc>
-        <w:tc>
-          <w:tcPr>
-            <w:tcW w:type="dxa" w:w="1780"/>
+              <w:jc w:val="center"/>
+            </w:pPr>
+            <w:r>
+              <w:rPr>
+                <w:rFonts w:ascii="Arial" w:cs="Arial" w:eastAsia="Arial" w:hAnsi="Arial"/>
+                <w:color w:val="1A1A1A"/>
+                <w:sz w:val="20"/>
+                <w:szCs w:val="20"/>
+              </w:rPr>
+              <w:t xml:space="preserve">可交付</w:t>
+            </w:r>
+          </w:p>
+        </w:tc>
+        <w:tc>
+          <w:tcPr>
+            <w:tcW w:type="dxa" w:w="1480"/>
             <w:tcBorders>
               <w:top w:val="single" w:color="CCCCCC" w:sz="1"/>
               <w:left w:val="single" w:color="CCCCCC" w:sz="1"/>
@@ -1442,13 +1441,13 @@
                 <w:sz w:val="20"/>
                 <w:szCs w:val="20"/>
               </w:rPr>
-              <w:t xml:space="preserve">可交付</w:t>
-            </w:r>
-          </w:p>
-        </w:tc>
-        <w:tc>
-          <w:tcPr>
-            <w:tcW w:type="dxa" w:w="1780"/>
+              <w:t xml:space="preserve">★★★★★</w:t>
+            </w:r>
+          </w:p>
+        </w:tc>
+        <w:tc>
+          <w:tcPr>
+            <w:tcW w:type="dxa" w:w="1400"/>
             <w:tcBorders>
               <w:top w:val="single" w:color="CCCCCC" w:sz="1"/>
               <w:left w:val="single" w:color="CCCCCC" w:sz="1"/>
@@ -1474,7 +1473,7 @@
                 <w:sz w:val="20"/>
                 <w:szCs w:val="20"/>
               </w:rPr>
-              <w:t xml:space="preserve">★★★★☆</w:t>
+              <w:t xml:space="preserve">中 ★★☆</w:t>
             </w:r>
           </w:p>
         </w:tc>
@@ -1482,7 +1481,7 @@
       <w:tr>
         <w:tc>
           <w:tcPr>
-            <w:tcW w:type="dxa" w:w="2600"/>
+            <w:tcW w:type="dxa" w:w="2200"/>
             <w:tcBorders>
               <w:top w:val="single" w:color="CCCCCC" w:sz="1"/>
               <w:left w:val="single" w:color="CCCCCC" w:sz="1"/>
@@ -1508,13 +1507,13 @@
                 <w:sz w:val="20"/>
                 <w:szCs w:val="20"/>
               </w:rPr>
-              <w:t xml:space="preserve">竞品 / 行业快速分析</w:t>
-            </w:r>
-          </w:p>
-        </w:tc>
-        <w:tc>
-          <w:tcPr>
-            <w:tcW w:type="dxa" w:w="3200"/>
+              <w:t xml:space="preserve">招聘简历智能筛选</w:t>
+            </w:r>
+          </w:p>
+        </w:tc>
+        <w:tc>
+          <w:tcPr>
+            <w:tcW w:type="dxa" w:w="2800"/>
             <w:tcBorders>
               <w:top w:val="single" w:color="CCCCCC" w:sz="1"/>
               <w:left w:val="single" w:color="CCCCCC" w:sz="1"/>
@@ -1540,13 +1539,13 @@
                 <w:sz w:val="20"/>
                 <w:szCs w:val="20"/>
               </w:rPr>
-              <w:t xml:space="preserve">输入资料，分钟级输出结构化竞品报告</w:t>
-            </w:r>
-          </w:p>
-        </w:tc>
-        <w:tc>
-          <w:tcPr>
-            <w:tcW w:type="dxa" w:w="1780"/>
+              <w:t xml:space="preserve">替代人工初筛，快速锁定最佳候选人</w:t>
+            </w:r>
+          </w:p>
+        </w:tc>
+        <w:tc>
+          <w:tcPr>
+            <w:tcW w:type="dxa" w:w="1480"/>
             <w:tcBorders>
               <w:top w:val="single" w:color="CCCCCC" w:sz="1"/>
               <w:left w:val="single" w:color="CCCCCC" w:sz="1"/>
@@ -1578,7 +1577,7 @@
         </w:tc>
         <w:tc>
           <w:tcPr>
-            <w:tcW w:type="dxa" w:w="1780"/>
+            <w:tcW w:type="dxa" w:w="1480"/>
             <w:tcBorders>
               <w:top w:val="single" w:color="CCCCCC" w:sz="1"/>
               <w:left w:val="single" w:color="CCCCCC" w:sz="1"/>
@@ -1608,11 +1607,9 @@
             </w:r>
           </w:p>
         </w:tc>
-      </w:tr>
-      <w:tr>
-        <w:tc>
-          <w:tcPr>
-            <w:tcW w:type="dxa" w:w="2600"/>
+        <w:tc>
+          <w:tcPr>
+            <w:tcW w:type="dxa" w:w="1400"/>
             <w:tcBorders>
               <w:top w:val="single" w:color="CCCCCC" w:sz="1"/>
               <w:left w:val="single" w:color="CCCCCC" w:sz="1"/>
@@ -1629,22 +1626,24 @@
           </w:tcPr>
           <w:p>
             <w:pPr>
-              <w:jc w:val="left"/>
-            </w:pPr>
-            <w:r>
-              <w:rPr>
-                <w:rFonts w:ascii="Arial" w:cs="Arial" w:eastAsia="Arial" w:hAnsi="Arial"/>
-                <w:color w:val="1A1A1A"/>
-                <w:sz w:val="20"/>
-                <w:szCs w:val="20"/>
-              </w:rPr>
-              <w:t xml:space="preserve">客户画像自动生成</w:t>
-            </w:r>
-          </w:p>
-        </w:tc>
-        <w:tc>
-          <w:tcPr>
-            <w:tcW w:type="dxa" w:w="3200"/>
+              <w:jc w:val="center"/>
+            </w:pPr>
+            <w:r>
+              <w:rPr>
+                <w:rFonts w:ascii="Arial" w:cs="Arial" w:eastAsia="Arial" w:hAnsi="Arial"/>
+                <w:color w:val="1A1A1A"/>
+                <w:sz w:val="20"/>
+                <w:szCs w:val="20"/>
+              </w:rPr>
+              <w:t xml:space="preserve">中 ★★☆</w:t>
+            </w:r>
+          </w:p>
+        </w:tc>
+      </w:tr>
+      <w:tr>
+        <w:tc>
+          <w:tcPr>
+            <w:tcW w:type="dxa" w:w="2200"/>
             <w:tcBorders>
               <w:top w:val="single" w:color="CCCCCC" w:sz="1"/>
               <w:left w:val="single" w:color="CCCCCC" w:sz="1"/>
@@ -1670,13 +1669,13 @@
                 <w:sz w:val="20"/>
                 <w:szCs w:val="20"/>
               </w:rPr>
-              <w:t xml:space="preserve">从对话和行为数据中自动提炼客户洞察</w:t>
-            </w:r>
-          </w:p>
-        </w:tc>
-        <w:tc>
-          <w:tcPr>
-            <w:tcW w:type="dxa" w:w="1780"/>
+              <w:t xml:space="preserve">自然语言 Excel 分析</w:t>
+            </w:r>
+          </w:p>
+        </w:tc>
+        <w:tc>
+          <w:tcPr>
+            <w:tcW w:type="dxa" w:w="2800"/>
             <w:tcBorders>
               <w:top w:val="single" w:color="CCCCCC" w:sz="1"/>
               <w:left w:val="single" w:color="CCCCCC" w:sz="1"/>
@@ -1693,22 +1692,22 @@
           </w:tcPr>
           <w:p>
             <w:pPr>
-              <w:jc w:val="center"/>
-            </w:pPr>
-            <w:r>
-              <w:rPr>
-                <w:rFonts w:ascii="Arial" w:cs="Arial" w:eastAsia="Arial" w:hAnsi="Arial"/>
-                <w:color w:val="1A1A1A"/>
-                <w:sz w:val="20"/>
-                <w:szCs w:val="20"/>
-              </w:rPr>
-              <w:t xml:space="preserve">可交付</w:t>
-            </w:r>
-          </w:p>
-        </w:tc>
-        <w:tc>
-          <w:tcPr>
-            <w:tcW w:type="dxa" w:w="1780"/>
+              <w:jc w:val="left"/>
+            </w:pPr>
+            <w:r>
+              <w:rPr>
+                <w:rFonts w:ascii="Arial" w:cs="Arial" w:eastAsia="Arial" w:hAnsi="Arial"/>
+                <w:color w:val="1A1A1A"/>
+                <w:sz w:val="20"/>
+                <w:szCs w:val="20"/>
+              </w:rPr>
+              <w:t xml:space="preserve">不会数据分析也能问出结论</w:t>
+            </w:r>
+          </w:p>
+        </w:tc>
+        <w:tc>
+          <w:tcPr>
+            <w:tcW w:type="dxa" w:w="1480"/>
             <w:tcBorders>
               <w:top w:val="single" w:color="CCCCCC" w:sz="1"/>
               <w:left w:val="single" w:color="CCCCCC" w:sz="1"/>
@@ -1734,15 +1733,13 @@
                 <w:sz w:val="20"/>
                 <w:szCs w:val="20"/>
               </w:rPr>
-              <w:t xml:space="preserve">★★★★☆</w:t>
-            </w:r>
-          </w:p>
-        </w:tc>
-      </w:tr>
-      <w:tr>
-        <w:tc>
-          <w:tcPr>
-            <w:tcW w:type="dxa" w:w="2600"/>
+              <w:t xml:space="preserve">可交付</w:t>
+            </w:r>
+          </w:p>
+        </w:tc>
+        <w:tc>
+          <w:tcPr>
+            <w:tcW w:type="dxa" w:w="1480"/>
             <w:tcBorders>
               <w:top w:val="single" w:color="CCCCCC" w:sz="1"/>
               <w:left w:val="single" w:color="CCCCCC" w:sz="1"/>
@@ -1759,22 +1756,22 @@
           </w:tcPr>
           <w:p>
             <w:pPr>
-              <w:jc w:val="left"/>
-            </w:pPr>
-            <w:r>
-              <w:rPr>
-                <w:rFonts w:ascii="Arial" w:cs="Arial" w:eastAsia="Arial" w:hAnsi="Arial"/>
-                <w:color w:val="1A1A1A"/>
-                <w:sz w:val="20"/>
-                <w:szCs w:val="20"/>
-              </w:rPr>
-              <w:t xml:space="preserve">AI 培训题库生成</w:t>
-            </w:r>
-          </w:p>
-        </w:tc>
-        <w:tc>
-          <w:tcPr>
-            <w:tcW w:type="dxa" w:w="3200"/>
+              <w:jc w:val="center"/>
+            </w:pPr>
+            <w:r>
+              <w:rPr>
+                <w:rFonts w:ascii="Arial" w:cs="Arial" w:eastAsia="Arial" w:hAnsi="Arial"/>
+                <w:color w:val="1A1A1A"/>
+                <w:sz w:val="20"/>
+                <w:szCs w:val="20"/>
+              </w:rPr>
+              <w:t xml:space="preserve">★★★★☆</w:t>
+            </w:r>
+          </w:p>
+        </w:tc>
+        <w:tc>
+          <w:tcPr>
+            <w:tcW w:type="dxa" w:w="1400"/>
             <w:tcBorders>
               <w:top w:val="single" w:color="CCCCCC" w:sz="1"/>
               <w:left w:val="single" w:color="CCCCCC" w:sz="1"/>
@@ -1791,22 +1788,24 @@
           </w:tcPr>
           <w:p>
             <w:pPr>
-              <w:jc w:val="left"/>
-            </w:pPr>
-            <w:r>
-              <w:rPr>
-                <w:rFonts w:ascii="Arial" w:cs="Arial" w:eastAsia="Arial" w:hAnsi="Arial"/>
-                <w:color w:val="1A1A1A"/>
-                <w:sz w:val="20"/>
-                <w:szCs w:val="20"/>
-              </w:rPr>
-              <w:t xml:space="preserve">上传材料，自动生成覆盖全面的考题和练习</w:t>
-            </w:r>
-          </w:p>
-        </w:tc>
-        <w:tc>
-          <w:tcPr>
-            <w:tcW w:type="dxa" w:w="1780"/>
+              <w:jc w:val="center"/>
+            </w:pPr>
+            <w:r>
+              <w:rPr>
+                <w:rFonts w:ascii="Arial" w:cs="Arial" w:eastAsia="Arial" w:hAnsi="Arial"/>
+                <w:color w:val="1A1A1A"/>
+                <w:sz w:val="20"/>
+                <w:szCs w:val="20"/>
+              </w:rPr>
+              <w:t xml:space="preserve">中 ★★☆</w:t>
+            </w:r>
+          </w:p>
+        </w:tc>
+      </w:tr>
+      <w:tr>
+        <w:tc>
+          <w:tcPr>
+            <w:tcW w:type="dxa" w:w="2200"/>
             <w:tcBorders>
               <w:top w:val="single" w:color="CCCCCC" w:sz="1"/>
               <w:left w:val="single" w:color="CCCCCC" w:sz="1"/>
@@ -1823,22 +1822,22 @@
           </w:tcPr>
           <w:p>
             <w:pPr>
-              <w:jc w:val="center"/>
-            </w:pPr>
-            <w:r>
-              <w:rPr>
-                <w:rFonts w:ascii="Arial" w:cs="Arial" w:eastAsia="Arial" w:hAnsi="Arial"/>
-                <w:color w:val="1A1A1A"/>
-                <w:sz w:val="20"/>
-                <w:szCs w:val="20"/>
-              </w:rPr>
-              <w:t xml:space="preserve">可交付</w:t>
-            </w:r>
-          </w:p>
-        </w:tc>
-        <w:tc>
-          <w:tcPr>
-            <w:tcW w:type="dxa" w:w="1780"/>
+              <w:jc w:val="left"/>
+            </w:pPr>
+            <w:r>
+              <w:rPr>
+                <w:rFonts w:ascii="Arial" w:cs="Arial" w:eastAsia="Arial" w:hAnsi="Arial"/>
+                <w:color w:val="1A1A1A"/>
+                <w:sz w:val="20"/>
+                <w:szCs w:val="20"/>
+              </w:rPr>
+              <w:t xml:space="preserve">竞品 / 行业快速分析</w:t>
+            </w:r>
+          </w:p>
+        </w:tc>
+        <w:tc>
+          <w:tcPr>
+            <w:tcW w:type="dxa" w:w="2800"/>
             <w:tcBorders>
               <w:top w:val="single" w:color="CCCCCC" w:sz="1"/>
               <w:left w:val="single" w:color="CCCCCC" w:sz="1"/>
@@ -1855,24 +1854,22 @@
           </w:tcPr>
           <w:p>
             <w:pPr>
-              <w:jc w:val="center"/>
-            </w:pPr>
-            <w:r>
-              <w:rPr>
-                <w:rFonts w:ascii="Arial" w:cs="Arial" w:eastAsia="Arial" w:hAnsi="Arial"/>
-                <w:color w:val="1A1A1A"/>
-                <w:sz w:val="20"/>
-                <w:szCs w:val="20"/>
-              </w:rPr>
-              <w:t xml:space="preserve">★★★★☆</w:t>
-            </w:r>
-          </w:p>
-        </w:tc>
-      </w:tr>
-      <w:tr>
-        <w:tc>
-          <w:tcPr>
-            <w:tcW w:type="dxa" w:w="2600"/>
+              <w:jc w:val="left"/>
+            </w:pPr>
+            <w:r>
+              <w:rPr>
+                <w:rFonts w:ascii="Arial" w:cs="Arial" w:eastAsia="Arial" w:hAnsi="Arial"/>
+                <w:color w:val="1A1A1A"/>
+                <w:sz w:val="20"/>
+                <w:szCs w:val="20"/>
+              </w:rPr>
+              <w:t xml:space="preserve">输入资料，分钟级输出结构化竞品报告</w:t>
+            </w:r>
+          </w:p>
+        </w:tc>
+        <w:tc>
+          <w:tcPr>
+            <w:tcW w:type="dxa" w:w="1480"/>
             <w:tcBorders>
               <w:top w:val="single" w:color="CCCCCC" w:sz="1"/>
               <w:left w:val="single" w:color="CCCCCC" w:sz="1"/>
@@ -1889,22 +1886,22 @@
           </w:tcPr>
           <w:p>
             <w:pPr>
-              <w:jc w:val="left"/>
-            </w:pPr>
-            <w:r>
-              <w:rPr>
-                <w:rFonts w:ascii="Arial" w:cs="Arial" w:eastAsia="Arial" w:hAnsi="Arial"/>
-                <w:color w:val="1A1A1A"/>
-                <w:sz w:val="20"/>
-                <w:szCs w:val="20"/>
-              </w:rPr>
-              <w:t xml:space="preserve">AI 文本摘要与总结</w:t>
-            </w:r>
-          </w:p>
-        </w:tc>
-        <w:tc>
-          <w:tcPr>
-            <w:tcW w:type="dxa" w:w="3200"/>
+              <w:jc w:val="center"/>
+            </w:pPr>
+            <w:r>
+              <w:rPr>
+                <w:rFonts w:ascii="Arial" w:cs="Arial" w:eastAsia="Arial" w:hAnsi="Arial"/>
+                <w:color w:val="1A1A1A"/>
+                <w:sz w:val="20"/>
+                <w:szCs w:val="20"/>
+              </w:rPr>
+              <w:t xml:space="preserve">可交付</w:t>
+            </w:r>
+          </w:p>
+        </w:tc>
+        <w:tc>
+          <w:tcPr>
+            <w:tcW w:type="dxa" w:w="1480"/>
             <w:tcBorders>
               <w:top w:val="single" w:color="CCCCCC" w:sz="1"/>
               <w:left w:val="single" w:color="CCCCCC" w:sz="1"/>
@@ -1921,22 +1918,22 @@
           </w:tcPr>
           <w:p>
             <w:pPr>
-              <w:jc w:val="left"/>
-            </w:pPr>
-            <w:r>
-              <w:rPr>
-                <w:rFonts w:ascii="Arial" w:cs="Arial" w:eastAsia="Arial" w:hAnsi="Arial"/>
-                <w:color w:val="1A1A1A"/>
-                <w:sz w:val="20"/>
-                <w:szCs w:val="20"/>
-              </w:rPr>
-              <w:t xml:space="preserve">长文档秒变精华，关键信息不遗漏</w:t>
-            </w:r>
-          </w:p>
-        </w:tc>
-        <w:tc>
-          <w:tcPr>
-            <w:tcW w:type="dxa" w:w="1780"/>
+              <w:jc w:val="center"/>
+            </w:pPr>
+            <w:r>
+              <w:rPr>
+                <w:rFonts w:ascii="Arial" w:cs="Arial" w:eastAsia="Arial" w:hAnsi="Arial"/>
+                <w:color w:val="1A1A1A"/>
+                <w:sz w:val="20"/>
+                <w:szCs w:val="20"/>
+              </w:rPr>
+              <w:t xml:space="preserve">★★★★☆</w:t>
+            </w:r>
+          </w:p>
+        </w:tc>
+        <w:tc>
+          <w:tcPr>
+            <w:tcW w:type="dxa" w:w="1400"/>
             <w:tcBorders>
               <w:top w:val="single" w:color="CCCCCC" w:sz="1"/>
               <w:left w:val="single" w:color="CCCCCC" w:sz="1"/>
@@ -1962,13 +1959,15 @@
                 <w:sz w:val="20"/>
                 <w:szCs w:val="20"/>
               </w:rPr>
-              <w:t xml:space="preserve">可交付</w:t>
-            </w:r>
-          </w:p>
-        </w:tc>
-        <w:tc>
-          <w:tcPr>
-            <w:tcW w:type="dxa" w:w="1780"/>
+              <w:t xml:space="preserve">低 ★☆☆</w:t>
+            </w:r>
+          </w:p>
+        </w:tc>
+      </w:tr>
+      <w:tr>
+        <w:tc>
+          <w:tcPr>
+            <w:tcW w:type="dxa" w:w="2200"/>
             <w:tcBorders>
               <w:top w:val="single" w:color="CCCCCC" w:sz="1"/>
               <w:left w:val="single" w:color="CCCCCC" w:sz="1"/>
@@ -1985,6 +1984,70 @@
           </w:tcPr>
           <w:p>
             <w:pPr>
+              <w:jc w:val="left"/>
+            </w:pPr>
+            <w:r>
+              <w:rPr>
+                <w:rFonts w:ascii="Arial" w:cs="Arial" w:eastAsia="Arial" w:hAnsi="Arial"/>
+                <w:color w:val="1A1A1A"/>
+                <w:sz w:val="20"/>
+                <w:szCs w:val="20"/>
+              </w:rPr>
+              <w:t xml:space="preserve">客户画像自动生成</w:t>
+            </w:r>
+          </w:p>
+        </w:tc>
+        <w:tc>
+          <w:tcPr>
+            <w:tcW w:type="dxa" w:w="2800"/>
+            <w:tcBorders>
+              <w:top w:val="single" w:color="CCCCCC" w:sz="1"/>
+              <w:left w:val="single" w:color="CCCCCC" w:sz="1"/>
+              <w:bottom w:val="single" w:color="CCCCCC" w:sz="1"/>
+              <w:right w:val="single" w:color="CCCCCC" w:sz="1"/>
+            </w:tcBorders>
+            <w:shd w:fill="FFFFFF" w:val="clear"/>
+            <w:tcMar>
+              <w:top w:type="dxa" w:w="80"/>
+              <w:left w:type="dxa" w:w="120"/>
+              <w:bottom w:type="dxa" w:w="80"/>
+              <w:right w:type="dxa" w:w="120"/>
+            </w:tcMar>
+          </w:tcPr>
+          <w:p>
+            <w:pPr>
+              <w:jc w:val="left"/>
+            </w:pPr>
+            <w:r>
+              <w:rPr>
+                <w:rFonts w:ascii="Arial" w:cs="Arial" w:eastAsia="Arial" w:hAnsi="Arial"/>
+                <w:color w:val="1A1A1A"/>
+                <w:sz w:val="20"/>
+                <w:szCs w:val="20"/>
+              </w:rPr>
+              <w:t xml:space="preserve">从对话和行为数据中自动提炼客户洞察</w:t>
+            </w:r>
+          </w:p>
+        </w:tc>
+        <w:tc>
+          <w:tcPr>
+            <w:tcW w:type="dxa" w:w="1480"/>
+            <w:tcBorders>
+              <w:top w:val="single" w:color="CCCCCC" w:sz="1"/>
+              <w:left w:val="single" w:color="CCCCCC" w:sz="1"/>
+              <w:bottom w:val="single" w:color="CCCCCC" w:sz="1"/>
+              <w:right w:val="single" w:color="CCCCCC" w:sz="1"/>
+            </w:tcBorders>
+            <w:shd w:fill="FFFFFF" w:val="clear"/>
+            <w:tcMar>
+              <w:top w:type="dxa" w:w="80"/>
+              <w:left w:type="dxa" w:w="120"/>
+              <w:bottom w:type="dxa" w:w="80"/>
+              <w:right w:type="dxa" w:w="120"/>
+            </w:tcMar>
+          </w:tcPr>
+          <w:p>
+            <w:pPr>
               <w:jc w:val="center"/>
             </w:pPr>
             <w:r>
@@ -1994,7 +2057,395 @@
                 <w:sz w:val="20"/>
                 <w:szCs w:val="20"/>
               </w:rPr>
+              <w:t xml:space="preserve">可交付</w:t>
+            </w:r>
+          </w:p>
+        </w:tc>
+        <w:tc>
+          <w:tcPr>
+            <w:tcW w:type="dxa" w:w="1480"/>
+            <w:tcBorders>
+              <w:top w:val="single" w:color="CCCCCC" w:sz="1"/>
+              <w:left w:val="single" w:color="CCCCCC" w:sz="1"/>
+              <w:bottom w:val="single" w:color="CCCCCC" w:sz="1"/>
+              <w:right w:val="single" w:color="CCCCCC" w:sz="1"/>
+            </w:tcBorders>
+            <w:shd w:fill="FFFFFF" w:val="clear"/>
+            <w:tcMar>
+              <w:top w:type="dxa" w:w="80"/>
+              <w:left w:type="dxa" w:w="120"/>
+              <w:bottom w:type="dxa" w:w="80"/>
+              <w:right w:type="dxa" w:w="120"/>
+            </w:tcMar>
+          </w:tcPr>
+          <w:p>
+            <w:pPr>
+              <w:jc w:val="center"/>
+            </w:pPr>
+            <w:r>
+              <w:rPr>
+                <w:rFonts w:ascii="Arial" w:cs="Arial" w:eastAsia="Arial" w:hAnsi="Arial"/>
+                <w:color w:val="1A1A1A"/>
+                <w:sz w:val="20"/>
+                <w:szCs w:val="20"/>
+              </w:rPr>
               <w:t xml:space="preserve">★★★★☆</w:t>
+            </w:r>
+          </w:p>
+        </w:tc>
+        <w:tc>
+          <w:tcPr>
+            <w:tcW w:type="dxa" w:w="1400"/>
+            <w:tcBorders>
+              <w:top w:val="single" w:color="CCCCCC" w:sz="1"/>
+              <w:left w:val="single" w:color="CCCCCC" w:sz="1"/>
+              <w:bottom w:val="single" w:color="CCCCCC" w:sz="1"/>
+              <w:right w:val="single" w:color="CCCCCC" w:sz="1"/>
+            </w:tcBorders>
+            <w:shd w:fill="FFFFFF" w:val="clear"/>
+            <w:tcMar>
+              <w:top w:type="dxa" w:w="80"/>
+              <w:left w:type="dxa" w:w="120"/>
+              <w:bottom w:type="dxa" w:w="80"/>
+              <w:right w:type="dxa" w:w="120"/>
+            </w:tcMar>
+          </w:tcPr>
+          <w:p>
+            <w:pPr>
+              <w:jc w:val="center"/>
+            </w:pPr>
+            <w:r>
+              <w:rPr>
+                <w:rFonts w:ascii="Arial" w:cs="Arial" w:eastAsia="Arial" w:hAnsi="Arial"/>
+                <w:color w:val="1A1A1A"/>
+                <w:sz w:val="20"/>
+                <w:szCs w:val="20"/>
+              </w:rPr>
+              <w:t xml:space="preserve">中 ★★☆</w:t>
+            </w:r>
+          </w:p>
+        </w:tc>
+      </w:tr>
+      <w:tr>
+        <w:tc>
+          <w:tcPr>
+            <w:tcW w:type="dxa" w:w="2200"/>
+            <w:tcBorders>
+              <w:top w:val="single" w:color="CCCCCC" w:sz="1"/>
+              <w:left w:val="single" w:color="CCCCCC" w:sz="1"/>
+              <w:bottom w:val="single" w:color="CCCCCC" w:sz="1"/>
+              <w:right w:val="single" w:color="CCCCCC" w:sz="1"/>
+            </w:tcBorders>
+            <w:shd w:fill="FFFFFF" w:val="clear"/>
+            <w:tcMar>
+              <w:top w:type="dxa" w:w="80"/>
+              <w:left w:type="dxa" w:w="120"/>
+              <w:bottom w:type="dxa" w:w="80"/>
+              <w:right w:type="dxa" w:w="120"/>
+            </w:tcMar>
+          </w:tcPr>
+          <w:p>
+            <w:pPr>
+              <w:jc w:val="left"/>
+            </w:pPr>
+            <w:r>
+              <w:rPr>
+                <w:rFonts w:ascii="Arial" w:cs="Arial" w:eastAsia="Arial" w:hAnsi="Arial"/>
+                <w:color w:val="1A1A1A"/>
+                <w:sz w:val="20"/>
+                <w:szCs w:val="20"/>
+              </w:rPr>
+              <w:t xml:space="preserve">AI 培训题库生成</w:t>
+            </w:r>
+          </w:p>
+        </w:tc>
+        <w:tc>
+          <w:tcPr>
+            <w:tcW w:type="dxa" w:w="2800"/>
+            <w:tcBorders>
+              <w:top w:val="single" w:color="CCCCCC" w:sz="1"/>
+              <w:left w:val="single" w:color="CCCCCC" w:sz="1"/>
+              <w:bottom w:val="single" w:color="CCCCCC" w:sz="1"/>
+              <w:right w:val="single" w:color="CCCCCC" w:sz="1"/>
+            </w:tcBorders>
+            <w:shd w:fill="FFFFFF" w:val="clear"/>
+            <w:tcMar>
+              <w:top w:type="dxa" w:w="80"/>
+              <w:left w:type="dxa" w:w="120"/>
+              <w:bottom w:type="dxa" w:w="80"/>
+              <w:right w:type="dxa" w:w="120"/>
+            </w:tcMar>
+          </w:tcPr>
+          <w:p>
+            <w:pPr>
+              <w:jc w:val="left"/>
+            </w:pPr>
+            <w:r>
+              <w:rPr>
+                <w:rFonts w:ascii="Arial" w:cs="Arial" w:eastAsia="Arial" w:hAnsi="Arial"/>
+                <w:color w:val="1A1A1A"/>
+                <w:sz w:val="20"/>
+                <w:szCs w:val="20"/>
+              </w:rPr>
+              <w:t xml:space="preserve">上传材料，自动生成覆盖全面的考题和练习</w:t>
+            </w:r>
+          </w:p>
+        </w:tc>
+        <w:tc>
+          <w:tcPr>
+            <w:tcW w:type="dxa" w:w="1480"/>
+            <w:tcBorders>
+              <w:top w:val="single" w:color="CCCCCC" w:sz="1"/>
+              <w:left w:val="single" w:color="CCCCCC" w:sz="1"/>
+              <w:bottom w:val="single" w:color="CCCCCC" w:sz="1"/>
+              <w:right w:val="single" w:color="CCCCCC" w:sz="1"/>
+            </w:tcBorders>
+            <w:shd w:fill="FFFFFF" w:val="clear"/>
+            <w:tcMar>
+              <w:top w:type="dxa" w:w="80"/>
+              <w:left w:type="dxa" w:w="120"/>
+              <w:bottom w:type="dxa" w:w="80"/>
+              <w:right w:type="dxa" w:w="120"/>
+            </w:tcMar>
+          </w:tcPr>
+          <w:p>
+            <w:pPr>
+              <w:jc w:val="center"/>
+            </w:pPr>
+            <w:r>
+              <w:rPr>
+                <w:rFonts w:ascii="Arial" w:cs="Arial" w:eastAsia="Arial" w:hAnsi="Arial"/>
+                <w:color w:val="1A1A1A"/>
+                <w:sz w:val="20"/>
+                <w:szCs w:val="20"/>
+              </w:rPr>
+              <w:t xml:space="preserve">可交付</w:t>
+            </w:r>
+          </w:p>
+        </w:tc>
+        <w:tc>
+          <w:tcPr>
+            <w:tcW w:type="dxa" w:w="1480"/>
+            <w:tcBorders>
+              <w:top w:val="single" w:color="CCCCCC" w:sz="1"/>
+              <w:left w:val="single" w:color="CCCCCC" w:sz="1"/>
+              <w:bottom w:val="single" w:color="CCCCCC" w:sz="1"/>
+              <w:right w:val="single" w:color="CCCCCC" w:sz="1"/>
+            </w:tcBorders>
+            <w:shd w:fill="FFFFFF" w:val="clear"/>
+            <w:tcMar>
+              <w:top w:type="dxa" w:w="80"/>
+              <w:left w:type="dxa" w:w="120"/>
+              <w:bottom w:type="dxa" w:w="80"/>
+              <w:right w:type="dxa" w:w="120"/>
+            </w:tcMar>
+          </w:tcPr>
+          <w:p>
+            <w:pPr>
+              <w:jc w:val="center"/>
+            </w:pPr>
+            <w:r>
+              <w:rPr>
+                <w:rFonts w:ascii="Arial" w:cs="Arial" w:eastAsia="Arial" w:hAnsi="Arial"/>
+                <w:color w:val="1A1A1A"/>
+                <w:sz w:val="20"/>
+                <w:szCs w:val="20"/>
+              </w:rPr>
+              <w:t xml:space="preserve">★★★★☆</w:t>
+            </w:r>
+          </w:p>
+        </w:tc>
+        <w:tc>
+          <w:tcPr>
+            <w:tcW w:type="dxa" w:w="1400"/>
+            <w:tcBorders>
+              <w:top w:val="single" w:color="CCCCCC" w:sz="1"/>
+              <w:left w:val="single" w:color="CCCCCC" w:sz="1"/>
+              <w:bottom w:val="single" w:color="CCCCCC" w:sz="1"/>
+              <w:right w:val="single" w:color="CCCCCC" w:sz="1"/>
+            </w:tcBorders>
+            <w:shd w:fill="FFFFFF" w:val="clear"/>
+            <w:tcMar>
+              <w:top w:type="dxa" w:w="80"/>
+              <w:left w:type="dxa" w:w="120"/>
+              <w:bottom w:type="dxa" w:w="80"/>
+              <w:right w:type="dxa" w:w="120"/>
+            </w:tcMar>
+          </w:tcPr>
+          <w:p>
+            <w:pPr>
+              <w:jc w:val="center"/>
+            </w:pPr>
+            <w:r>
+              <w:rPr>
+                <w:rFonts w:ascii="Arial" w:cs="Arial" w:eastAsia="Arial" w:hAnsi="Arial"/>
+                <w:color w:val="1A1A1A"/>
+                <w:sz w:val="20"/>
+                <w:szCs w:val="20"/>
+              </w:rPr>
+              <w:t xml:space="preserve">低 ★☆☆</w:t>
+            </w:r>
+          </w:p>
+        </w:tc>
+      </w:tr>
+      <w:tr>
+        <w:tc>
+          <w:tcPr>
+            <w:tcW w:type="dxa" w:w="2200"/>
+            <w:tcBorders>
+              <w:top w:val="single" w:color="CCCCCC" w:sz="1"/>
+              <w:left w:val="single" w:color="CCCCCC" w:sz="1"/>
+              <w:bottom w:val="single" w:color="CCCCCC" w:sz="1"/>
+              <w:right w:val="single" w:color="CCCCCC" w:sz="1"/>
+            </w:tcBorders>
+            <w:shd w:fill="FFFFFF" w:val="clear"/>
+            <w:tcMar>
+              <w:top w:type="dxa" w:w="80"/>
+              <w:left w:type="dxa" w:w="120"/>
+              <w:bottom w:type="dxa" w:w="80"/>
+              <w:right w:type="dxa" w:w="120"/>
+            </w:tcMar>
+          </w:tcPr>
+          <w:p>
+            <w:pPr>
+              <w:jc w:val="left"/>
+            </w:pPr>
+            <w:r>
+              <w:rPr>
+                <w:rFonts w:ascii="Arial" w:cs="Arial" w:eastAsia="Arial" w:hAnsi="Arial"/>
+                <w:color w:val="1A1A1A"/>
+                <w:sz w:val="20"/>
+                <w:szCs w:val="20"/>
+              </w:rPr>
+              <w:t xml:space="preserve">AI 文本摘要与总结</w:t>
+            </w:r>
+          </w:p>
+        </w:tc>
+        <w:tc>
+          <w:tcPr>
+            <w:tcW w:type="dxa" w:w="2800"/>
+            <w:tcBorders>
+              <w:top w:val="single" w:color="CCCCCC" w:sz="1"/>
+              <w:left w:val="single" w:color="CCCCCC" w:sz="1"/>
+              <w:bottom w:val="single" w:color="CCCCCC" w:sz="1"/>
+              <w:right w:val="single" w:color="CCCCCC" w:sz="1"/>
+            </w:tcBorders>
+            <w:shd w:fill="FFFFFF" w:val="clear"/>
+            <w:tcMar>
+              <w:top w:type="dxa" w:w="80"/>
+              <w:left w:type="dxa" w:w="120"/>
+              <w:bottom w:type="dxa" w:w="80"/>
+              <w:right w:type="dxa" w:w="120"/>
+            </w:tcMar>
+          </w:tcPr>
+          <w:p>
+            <w:pPr>
+              <w:jc w:val="left"/>
+            </w:pPr>
+            <w:r>
+              <w:rPr>
+                <w:rFonts w:ascii="Arial" w:cs="Arial" w:eastAsia="Arial" w:hAnsi="Arial"/>
+                <w:color w:val="1A1A1A"/>
+                <w:sz w:val="20"/>
+                <w:szCs w:val="20"/>
+              </w:rPr>
+              <w:t xml:space="preserve">长文档秒变精华，关键信息不遗漏</w:t>
+            </w:r>
+          </w:p>
+        </w:tc>
+        <w:tc>
+          <w:tcPr>
+            <w:tcW w:type="dxa" w:w="1480"/>
+            <w:tcBorders>
+              <w:top w:val="single" w:color="CCCCCC" w:sz="1"/>
+              <w:left w:val="single" w:color="CCCCCC" w:sz="1"/>
+              <w:bottom w:val="single" w:color="CCCCCC" w:sz="1"/>
+              <w:right w:val="single" w:color="CCCCCC" w:sz="1"/>
+            </w:tcBorders>
+            <w:shd w:fill="FFFFFF" w:val="clear"/>
+            <w:tcMar>
+              <w:top w:type="dxa" w:w="80"/>
+              <w:left w:type="dxa" w:w="120"/>
+              <w:bottom w:type="dxa" w:w="80"/>
+              <w:right w:type="dxa" w:w="120"/>
+            </w:tcMar>
+          </w:tcPr>
+          <w:p>
+            <w:pPr>
+              <w:jc w:val="center"/>
+            </w:pPr>
+            <w:r>
+              <w:rPr>
+                <w:rFonts w:ascii="Arial" w:cs="Arial" w:eastAsia="Arial" w:hAnsi="Arial"/>
+                <w:color w:val="1A1A1A"/>
+                <w:sz w:val="20"/>
+                <w:szCs w:val="20"/>
+              </w:rPr>
+              <w:t xml:space="preserve">可交付</w:t>
+            </w:r>
+          </w:p>
+        </w:tc>
+        <w:tc>
+          <w:tcPr>
+            <w:tcW w:type="dxa" w:w="1480"/>
+            <w:tcBorders>
+              <w:top w:val="single" w:color="CCCCCC" w:sz="1"/>
+              <w:left w:val="single" w:color="CCCCCC" w:sz="1"/>
+              <w:bottom w:val="single" w:color="CCCCCC" w:sz="1"/>
+              <w:right w:val="single" w:color="CCCCCC" w:sz="1"/>
+            </w:tcBorders>
+            <w:shd w:fill="FFFFFF" w:val="clear"/>
+            <w:tcMar>
+              <w:top w:type="dxa" w:w="80"/>
+              <w:left w:type="dxa" w:w="120"/>
+              <w:bottom w:type="dxa" w:w="80"/>
+              <w:right w:type="dxa" w:w="120"/>
+            </w:tcMar>
+          </w:tcPr>
+          <w:p>
+            <w:pPr>
+              <w:jc w:val="center"/>
+            </w:pPr>
+            <w:r>
+              <w:rPr>
+                <w:rFonts w:ascii="Arial" w:cs="Arial" w:eastAsia="Arial" w:hAnsi="Arial"/>
+                <w:color w:val="1A1A1A"/>
+                <w:sz w:val="20"/>
+                <w:szCs w:val="20"/>
+              </w:rPr>
+              <w:t xml:space="preserve">★★★★☆</w:t>
+            </w:r>
+          </w:p>
+        </w:tc>
+        <w:tc>
+          <w:tcPr>
+            <w:tcW w:type="dxa" w:w="1400"/>
+            <w:tcBorders>
+              <w:top w:val="single" w:color="CCCCCC" w:sz="1"/>
+              <w:left w:val="single" w:color="CCCCCC" w:sz="1"/>
+              <w:bottom w:val="single" w:color="CCCCCC" w:sz="1"/>
+              <w:right w:val="single" w:color="CCCCCC" w:sz="1"/>
+            </w:tcBorders>
+            <w:shd w:fill="FFFFFF" w:val="clear"/>
+            <w:tcMar>
+              <w:top w:type="dxa" w:w="80"/>
+              <w:left w:type="dxa" w:w="120"/>
+              <w:bottom w:type="dxa" w:w="80"/>
+              <w:right w:type="dxa" w:w="120"/>
+            </w:tcMar>
+          </w:tcPr>
+          <w:p>
+            <w:pPr>
+              <w:jc w:val="center"/>
+            </w:pPr>
+            <w:r>
+              <w:rPr>
+                <w:rFonts w:ascii="Arial" w:cs="Arial" w:eastAsia="Arial" w:hAnsi="Arial"/>
+                <w:color w:val="1A1A1A"/>
+                <w:sz w:val="20"/>
+                <w:szCs w:val="20"/>
+              </w:rPr>
+              <w:t xml:space="preserve">低 ★☆☆</w:t>
             </w:r>
           </w:p>
         </w:tc>

--- a/docs/AI能力与解决方案.docx
+++ b/docs/AI能力与解决方案.docx
@@ -163,11 +163,12 @@
         </w:tblBorders>
       </w:tblPr>
       <w:tblGrid>
-        <w:gridCol w:w="2200"/>
-        <w:gridCol w:w="2800"/>
-        <w:gridCol w:w="1480"/>
-        <w:gridCol w:w="1480"/>
-        <w:gridCol w:w="1400"/>
+        <w:gridCol w:w="1960"/>
+        <w:gridCol w:w="2560"/>
+        <w:gridCol w:w="1080"/>
+        <w:gridCol w:w="880"/>
+        <w:gridCol w:w="880"/>
+        <w:gridCol w:w="2000"/>
       </w:tblGrid>
       <w:tr>
         <w:trPr>
@@ -175,7 +176,7 @@
         </w:trPr>
         <w:tc>
           <w:tcPr>
-            <w:tcW w:type="dxa" w:w="2200"/>
+            <w:tcW w:type="dxa" w:w="1960"/>
             <w:tcBorders>
               <w:top w:val="single" w:color="1B4F8A" w:sz="1"/>
               <w:left w:val="single" w:color="1B4F8A" w:sz="1"/>
@@ -209,7 +210,7 @@
         </w:tc>
         <w:tc>
           <w:tcPr>
-            <w:tcW w:type="dxa" w:w="2800"/>
+            <w:tcW w:type="dxa" w:w="2560"/>
             <w:tcBorders>
               <w:top w:val="single" w:color="1B4F8A" w:sz="1"/>
               <w:left w:val="single" w:color="1B4F8A" w:sz="1"/>
@@ -243,7 +244,7 @@
         </w:tc>
         <w:tc>
           <w:tcPr>
-            <w:tcW w:type="dxa" w:w="1480"/>
+            <w:tcW w:type="dxa" w:w="1080"/>
             <w:tcBorders>
               <w:top w:val="single" w:color="1B4F8A" w:sz="1"/>
               <w:left w:val="single" w:color="1B4F8A" w:sz="1"/>
@@ -277,7 +278,7 @@
         </w:tc>
         <w:tc>
           <w:tcPr>
-            <w:tcW w:type="dxa" w:w="1480"/>
+            <w:tcW w:type="dxa" w:w="880"/>
             <w:tcBorders>
               <w:top w:val="single" w:color="1B4F8A" w:sz="1"/>
               <w:left w:val="single" w:color="1B4F8A" w:sz="1"/>
@@ -311,7 +312,7 @@
         </w:tc>
         <w:tc>
           <w:tcPr>
-            <w:tcW w:type="dxa" w:w="1400"/>
+            <w:tcW w:type="dxa" w:w="880"/>
             <w:tcBorders>
               <w:top w:val="single" w:color="1B4F8A" w:sz="1"/>
               <w:left w:val="single" w:color="1B4F8A" w:sz="1"/>
@@ -343,18 +344,16 @@
             </w:r>
           </w:p>
         </w:tc>
-      </w:tr>
-      <w:tr>
-        <w:tc>
-          <w:tcPr>
-            <w:tcW w:type="dxa" w:w="2200"/>
-            <w:tcBorders>
-              <w:top w:val="single" w:color="CCCCCC" w:sz="1"/>
-              <w:left w:val="single" w:color="CCCCCC" w:sz="1"/>
-              <w:bottom w:val="single" w:color="CCCCCC" w:sz="1"/>
-              <w:right w:val="single" w:color="CCCCCC" w:sz="1"/>
-            </w:tcBorders>
-            <w:shd w:fill="FFFFFF" w:val="clear"/>
+        <w:tc>
+          <w:tcPr>
+            <w:tcW w:type="dxa" w:w="2000"/>
+            <w:tcBorders>
+              <w:top w:val="single" w:color="1B4F8A" w:sz="1"/>
+              <w:left w:val="single" w:color="1B4F8A" w:sz="1"/>
+              <w:bottom w:val="single" w:color="1B4F8A" w:sz="1"/>
+              <w:right w:val="single" w:color="1B4F8A" w:sz="1"/>
+            </w:tcBorders>
+            <w:shd w:fill="1B4F8A" w:val="clear"/>
             <w:tcMar>
               <w:top w:type="dxa" w:w="80"/>
               <w:left w:type="dxa" w:w="120"/>
@@ -364,22 +363,26 @@
           </w:tcPr>
           <w:p>
             <w:pPr>
-              <w:jc w:val="left"/>
-            </w:pPr>
-            <w:r>
-              <w:rPr>
-                <w:rFonts w:ascii="Arial" w:cs="Arial" w:eastAsia="Arial" w:hAnsi="Arial"/>
-                <w:color w:val="1A1A1A"/>
-                <w:sz w:val="20"/>
-                <w:szCs w:val="20"/>
-              </w:rPr>
-              <w:t xml:space="preserve">结构化数据问答</w:t>
-            </w:r>
-          </w:p>
-        </w:tc>
-        <w:tc>
-          <w:tcPr>
-            <w:tcW w:type="dxa" w:w="2800"/>
+              <w:jc w:val="center"/>
+            </w:pPr>
+            <w:r>
+              <w:rPr>
+                <w:rFonts w:ascii="Arial" w:cs="Arial" w:eastAsia="Arial" w:hAnsi="Arial"/>
+                <w:b/>
+                <w:bCs/>
+                <w:color w:val="FFFFFF"/>
+                <w:sz w:val="20"/>
+                <w:szCs w:val="20"/>
+              </w:rPr>
+              <w:t xml:space="preserve">参考报价</w:t>
+            </w:r>
+          </w:p>
+        </w:tc>
+      </w:tr>
+      <w:tr>
+        <w:tc>
+          <w:tcPr>
+            <w:tcW w:type="dxa" w:w="1960"/>
             <w:tcBorders>
               <w:top w:val="single" w:color="CCCCCC" w:sz="1"/>
               <w:left w:val="single" w:color="CCCCCC" w:sz="1"/>
@@ -405,13 +408,13 @@
                 <w:sz w:val="20"/>
                 <w:szCs w:val="20"/>
               </w:rPr>
-              <w:t xml:space="preserve">让非技术人员用自然语言查业务数据库</w:t>
-            </w:r>
-          </w:p>
-        </w:tc>
-        <w:tc>
-          <w:tcPr>
-            <w:tcW w:type="dxa" w:w="1480"/>
+              <w:t xml:space="preserve">结构化数据问答</w:t>
+            </w:r>
+          </w:p>
+        </w:tc>
+        <w:tc>
+          <w:tcPr>
+            <w:tcW w:type="dxa" w:w="2560"/>
             <w:tcBorders>
               <w:top w:val="single" w:color="CCCCCC" w:sz="1"/>
               <w:left w:val="single" w:color="CCCCCC" w:sz="1"/>
@@ -428,22 +431,22 @@
           </w:tcPr>
           <w:p>
             <w:pPr>
-              <w:jc w:val="center"/>
-            </w:pPr>
-            <w:r>
-              <w:rPr>
-                <w:rFonts w:ascii="Arial" w:cs="Arial" w:eastAsia="Arial" w:hAnsi="Arial"/>
-                <w:color w:val="1A1A1A"/>
-                <w:sz w:val="20"/>
-                <w:szCs w:val="20"/>
-              </w:rPr>
-              <w:t xml:space="preserve">已有生产案例</w:t>
-            </w:r>
-          </w:p>
-        </w:tc>
-        <w:tc>
-          <w:tcPr>
-            <w:tcW w:type="dxa" w:w="1480"/>
+              <w:jc w:val="left"/>
+            </w:pPr>
+            <w:r>
+              <w:rPr>
+                <w:rFonts w:ascii="Arial" w:cs="Arial" w:eastAsia="Arial" w:hAnsi="Arial"/>
+                <w:color w:val="1A1A1A"/>
+                <w:sz w:val="20"/>
+                <w:szCs w:val="20"/>
+              </w:rPr>
+              <w:t xml:space="preserve">让非技术人员用自然语言查业务数据库</w:t>
+            </w:r>
+          </w:p>
+        </w:tc>
+        <w:tc>
+          <w:tcPr>
+            <w:tcW w:type="dxa" w:w="1080"/>
             <w:tcBorders>
               <w:top w:val="single" w:color="CCCCCC" w:sz="1"/>
               <w:left w:val="single" w:color="CCCCCC" w:sz="1"/>
@@ -469,13 +472,13 @@
                 <w:sz w:val="20"/>
                 <w:szCs w:val="20"/>
               </w:rPr>
-              <w:t xml:space="preserve">★★★★★</w:t>
-            </w:r>
-          </w:p>
-        </w:tc>
-        <w:tc>
-          <w:tcPr>
-            <w:tcW w:type="dxa" w:w="1400"/>
+              <w:t xml:space="preserve">已有生产案例</w:t>
+            </w:r>
+          </w:p>
+        </w:tc>
+        <w:tc>
+          <w:tcPr>
+            <w:tcW w:type="dxa" w:w="880"/>
             <w:tcBorders>
               <w:top w:val="single" w:color="CCCCCC" w:sz="1"/>
               <w:left w:val="single" w:color="CCCCCC" w:sz="1"/>
@@ -501,22 +504,20 @@
                 <w:sz w:val="20"/>
                 <w:szCs w:val="20"/>
               </w:rPr>
-              <w:t xml:space="preserve">高 ★★★</w:t>
-            </w:r>
-          </w:p>
-        </w:tc>
-      </w:tr>
-      <w:tr>
-        <w:tc>
-          <w:tcPr>
-            <w:tcW w:type="dxa" w:w="2200"/>
+              <w:t xml:space="preserve">★★★★★</w:t>
+            </w:r>
+          </w:p>
+        </w:tc>
+        <w:tc>
+          <w:tcPr>
+            <w:tcW w:type="dxa" w:w="880"/>
             <w:tcBorders>
               <w:top w:val="single" w:color="CCCCCC" w:sz="1"/>
               <w:left w:val="single" w:color="CCCCCC" w:sz="1"/>
               <w:bottom w:val="single" w:color="CCCCCC" w:sz="1"/>
               <w:right w:val="single" w:color="CCCCCC" w:sz="1"/>
             </w:tcBorders>
-            <w:shd w:fill="F5F5F5" w:val="clear"/>
+            <w:shd w:fill="FFFFFF" w:val="clear"/>
             <w:tcMar>
               <w:top w:type="dxa" w:w="80"/>
               <w:left w:type="dxa" w:w="120"/>
@@ -526,29 +527,29 @@
           </w:tcPr>
           <w:p>
             <w:pPr>
-              <w:jc w:val="left"/>
-            </w:pPr>
-            <w:r>
-              <w:rPr>
-                <w:rFonts w:ascii="Arial" w:cs="Arial" w:eastAsia="Arial" w:hAnsi="Arial"/>
-                <w:color w:val="1A1A1A"/>
-                <w:sz w:val="20"/>
-                <w:szCs w:val="20"/>
-              </w:rPr>
-              <w:t xml:space="preserve">企业知识库问答（RAG）</w:t>
-            </w:r>
-          </w:p>
-        </w:tc>
-        <w:tc>
-          <w:tcPr>
-            <w:tcW w:type="dxa" w:w="2800"/>
+              <w:jc w:val="center"/>
+            </w:pPr>
+            <w:r>
+              <w:rPr>
+                <w:rFonts w:ascii="Arial" w:cs="Arial" w:eastAsia="Arial" w:hAnsi="Arial"/>
+                <w:color w:val="1A1A1A"/>
+                <w:sz w:val="20"/>
+                <w:szCs w:val="20"/>
+              </w:rPr>
+              <w:t xml:space="preserve">高 ★★★</w:t>
+            </w:r>
+          </w:p>
+        </w:tc>
+        <w:tc>
+          <w:tcPr>
+            <w:tcW w:type="dxa" w:w="2000"/>
             <w:tcBorders>
               <w:top w:val="single" w:color="CCCCCC" w:sz="1"/>
               <w:left w:val="single" w:color="CCCCCC" w:sz="1"/>
               <w:bottom w:val="single" w:color="CCCCCC" w:sz="1"/>
               <w:right w:val="single" w:color="CCCCCC" w:sz="1"/>
             </w:tcBorders>
-            <w:shd w:fill="F5F5F5" w:val="clear"/>
+            <w:shd w:fill="FFFFFF" w:val="clear"/>
             <w:tcMar>
               <w:top w:type="dxa" w:w="80"/>
               <w:left w:type="dxa" w:w="120"/>
@@ -558,22 +559,24 @@
           </w:tcPr>
           <w:p>
             <w:pPr>
-              <w:jc w:val="left"/>
-            </w:pPr>
-            <w:r>
-              <w:rPr>
-                <w:rFonts w:ascii="Arial" w:cs="Arial" w:eastAsia="Arial" w:hAnsi="Arial"/>
-                <w:color w:val="1A1A1A"/>
-                <w:sz w:val="20"/>
-                <w:szCs w:val="20"/>
-              </w:rPr>
-              <w:t xml:space="preserve">把内部文档变成可问答的知识资产</w:t>
-            </w:r>
-          </w:p>
-        </w:tc>
-        <w:tc>
-          <w:tcPr>
-            <w:tcW w:type="dxa" w:w="1480"/>
+              <w:jc w:val="center"/>
+            </w:pPr>
+            <w:r>
+              <w:rPr>
+                <w:rFonts w:ascii="Arial" w:cs="Arial" w:eastAsia="Arial" w:hAnsi="Arial"/>
+                <w:color w:val="1A1A1A"/>
+                <w:sz w:val="20"/>
+                <w:szCs w:val="20"/>
+              </w:rPr>
+              <w:t xml:space="preserve">6–9万</w:t>
+            </w:r>
+          </w:p>
+        </w:tc>
+      </w:tr>
+      <w:tr>
+        <w:tc>
+          <w:tcPr>
+            <w:tcW w:type="dxa" w:w="1960"/>
             <w:tcBorders>
               <w:top w:val="single" w:color="CCCCCC" w:sz="1"/>
               <w:left w:val="single" w:color="CCCCCC" w:sz="1"/>
@@ -590,22 +593,22 @@
           </w:tcPr>
           <w:p>
             <w:pPr>
-              <w:jc w:val="center"/>
-            </w:pPr>
-            <w:r>
-              <w:rPr>
-                <w:rFonts w:ascii="Arial" w:cs="Arial" w:eastAsia="Arial" w:hAnsi="Arial"/>
-                <w:color w:val="1A1A1A"/>
-                <w:sz w:val="20"/>
-                <w:szCs w:val="20"/>
-              </w:rPr>
-              <w:t xml:space="preserve">已有生产案例</w:t>
-            </w:r>
-          </w:p>
-        </w:tc>
-        <w:tc>
-          <w:tcPr>
-            <w:tcW w:type="dxa" w:w="1480"/>
+              <w:jc w:val="left"/>
+            </w:pPr>
+            <w:r>
+              <w:rPr>
+                <w:rFonts w:ascii="Arial" w:cs="Arial" w:eastAsia="Arial" w:hAnsi="Arial"/>
+                <w:color w:val="1A1A1A"/>
+                <w:sz w:val="20"/>
+                <w:szCs w:val="20"/>
+              </w:rPr>
+              <w:t xml:space="preserve">企业知识库问答（RAG）</w:t>
+            </w:r>
+          </w:p>
+        </w:tc>
+        <w:tc>
+          <w:tcPr>
+            <w:tcW w:type="dxa" w:w="2560"/>
             <w:tcBorders>
               <w:top w:val="single" w:color="CCCCCC" w:sz="1"/>
               <w:left w:val="single" w:color="CCCCCC" w:sz="1"/>
@@ -622,29 +625,29 @@
           </w:tcPr>
           <w:p>
             <w:pPr>
-              <w:jc w:val="center"/>
-            </w:pPr>
-            <w:r>
-              <w:rPr>
-                <w:rFonts w:ascii="Arial" w:cs="Arial" w:eastAsia="Arial" w:hAnsi="Arial"/>
-                <w:color w:val="1A1A1A"/>
-                <w:sz w:val="20"/>
-                <w:szCs w:val="20"/>
-              </w:rPr>
-              <w:t xml:space="preserve">★★★★★</w:t>
-            </w:r>
-          </w:p>
-        </w:tc>
-        <w:tc>
-          <w:tcPr>
-            <w:tcW w:type="dxa" w:w="1400"/>
+              <w:jc w:val="left"/>
+            </w:pPr>
+            <w:r>
+              <w:rPr>
+                <w:rFonts w:ascii="Arial" w:cs="Arial" w:eastAsia="Arial" w:hAnsi="Arial"/>
+                <w:color w:val="1A1A1A"/>
+                <w:sz w:val="20"/>
+                <w:szCs w:val="20"/>
+              </w:rPr>
+              <w:t xml:space="preserve">把内部文档变成可问答的知识资产</w:t>
+            </w:r>
+          </w:p>
+        </w:tc>
+        <w:tc>
+          <w:tcPr>
+            <w:tcW w:type="dxa" w:w="1080"/>
             <w:tcBorders>
               <w:top w:val="single" w:color="CCCCCC" w:sz="1"/>
               <w:left w:val="single" w:color="CCCCCC" w:sz="1"/>
               <w:bottom w:val="single" w:color="CCCCCC" w:sz="1"/>
               <w:right w:val="single" w:color="CCCCCC" w:sz="1"/>
             </w:tcBorders>
-            <w:shd w:fill="FFFFFF" w:val="clear"/>
+            <w:shd w:fill="F5F5F5" w:val="clear"/>
             <w:tcMar>
               <w:top w:type="dxa" w:w="80"/>
               <w:left w:type="dxa" w:w="120"/>
@@ -663,22 +666,20 @@
                 <w:sz w:val="20"/>
                 <w:szCs w:val="20"/>
               </w:rPr>
-              <w:t xml:space="preserve">中 ★★☆</w:t>
-            </w:r>
-          </w:p>
-        </w:tc>
-      </w:tr>
-      <w:tr>
-        <w:tc>
-          <w:tcPr>
-            <w:tcW w:type="dxa" w:w="2200"/>
+              <w:t xml:space="preserve">已有生产案例</w:t>
+            </w:r>
+          </w:p>
+        </w:tc>
+        <w:tc>
+          <w:tcPr>
+            <w:tcW w:type="dxa" w:w="880"/>
             <w:tcBorders>
               <w:top w:val="single" w:color="CCCCCC" w:sz="1"/>
               <w:left w:val="single" w:color="CCCCCC" w:sz="1"/>
               <w:bottom w:val="single" w:color="CCCCCC" w:sz="1"/>
               <w:right w:val="single" w:color="CCCCCC" w:sz="1"/>
             </w:tcBorders>
-            <w:shd w:fill="FFFFFF" w:val="clear"/>
+            <w:shd w:fill="F5F5F5" w:val="clear"/>
             <w:tcMar>
               <w:top w:type="dxa" w:w="80"/>
               <w:left w:type="dxa" w:w="120"/>
@@ -688,22 +689,22 @@
           </w:tcPr>
           <w:p>
             <w:pPr>
-              <w:jc w:val="left"/>
-            </w:pPr>
-            <w:r>
-              <w:rPr>
-                <w:rFonts w:ascii="Arial" w:cs="Arial" w:eastAsia="Arial" w:hAnsi="Arial"/>
-                <w:color w:val="1A1A1A"/>
-                <w:sz w:val="20"/>
-                <w:szCs w:val="20"/>
-              </w:rPr>
-              <w:t xml:space="preserve">文档智能分析</w:t>
-            </w:r>
-          </w:p>
-        </w:tc>
-        <w:tc>
-          <w:tcPr>
-            <w:tcW w:type="dxa" w:w="2800"/>
+              <w:jc w:val="center"/>
+            </w:pPr>
+            <w:r>
+              <w:rPr>
+                <w:rFonts w:ascii="Arial" w:cs="Arial" w:eastAsia="Arial" w:hAnsi="Arial"/>
+                <w:color w:val="1A1A1A"/>
+                <w:sz w:val="20"/>
+                <w:szCs w:val="20"/>
+              </w:rPr>
+              <w:t xml:space="preserve">★★★★★</w:t>
+            </w:r>
+          </w:p>
+        </w:tc>
+        <w:tc>
+          <w:tcPr>
+            <w:tcW w:type="dxa" w:w="880"/>
             <w:tcBorders>
               <w:top w:val="single" w:color="CCCCCC" w:sz="1"/>
               <w:left w:val="single" w:color="CCCCCC" w:sz="1"/>
@@ -720,22 +721,22 @@
           </w:tcPr>
           <w:p>
             <w:pPr>
-              <w:jc w:val="left"/>
-            </w:pPr>
-            <w:r>
-              <w:rPr>
-                <w:rFonts w:ascii="Arial" w:cs="Arial" w:eastAsia="Arial" w:hAnsi="Arial"/>
-                <w:color w:val="1A1A1A"/>
-                <w:sz w:val="20"/>
-                <w:szCs w:val="20"/>
-              </w:rPr>
-              <w:t xml:space="preserve">一份文档自动生成多种衍生内容</w:t>
-            </w:r>
-          </w:p>
-        </w:tc>
-        <w:tc>
-          <w:tcPr>
-            <w:tcW w:type="dxa" w:w="1480"/>
+              <w:jc w:val="center"/>
+            </w:pPr>
+            <w:r>
+              <w:rPr>
+                <w:rFonts w:ascii="Arial" w:cs="Arial" w:eastAsia="Arial" w:hAnsi="Arial"/>
+                <w:color w:val="1A1A1A"/>
+                <w:sz w:val="20"/>
+                <w:szCs w:val="20"/>
+              </w:rPr>
+              <w:t xml:space="preserve">中 ★★☆</w:t>
+            </w:r>
+          </w:p>
+        </w:tc>
+        <w:tc>
+          <w:tcPr>
+            <w:tcW w:type="dxa" w:w="2000"/>
             <w:tcBorders>
               <w:top w:val="single" w:color="CCCCCC" w:sz="1"/>
               <w:left w:val="single" w:color="CCCCCC" w:sz="1"/>
@@ -761,13 +762,15 @@
                 <w:sz w:val="20"/>
                 <w:szCs w:val="20"/>
               </w:rPr>
-              <w:t xml:space="preserve">已有生产案例</w:t>
-            </w:r>
-          </w:p>
-        </w:tc>
-        <w:tc>
-          <w:tcPr>
-            <w:tcW w:type="dxa" w:w="1480"/>
+              <w:t xml:space="preserve">3.6–6万</w:t>
+            </w:r>
+          </w:p>
+        </w:tc>
+      </w:tr>
+      <w:tr>
+        <w:tc>
+          <w:tcPr>
+            <w:tcW w:type="dxa" w:w="1960"/>
             <w:tcBorders>
               <w:top w:val="single" w:color="CCCCCC" w:sz="1"/>
               <w:left w:val="single" w:color="CCCCCC" w:sz="1"/>
@@ -784,22 +787,22 @@
           </w:tcPr>
           <w:p>
             <w:pPr>
-              <w:jc w:val="center"/>
-            </w:pPr>
-            <w:r>
-              <w:rPr>
-                <w:rFonts w:ascii="Arial" w:cs="Arial" w:eastAsia="Arial" w:hAnsi="Arial"/>
-                <w:color w:val="1A1A1A"/>
-                <w:sz w:val="20"/>
-                <w:szCs w:val="20"/>
-              </w:rPr>
-              <w:t xml:space="preserve">★★★★☆</w:t>
-            </w:r>
-          </w:p>
-        </w:tc>
-        <w:tc>
-          <w:tcPr>
-            <w:tcW w:type="dxa" w:w="1400"/>
+              <w:jc w:val="left"/>
+            </w:pPr>
+            <w:r>
+              <w:rPr>
+                <w:rFonts w:ascii="Arial" w:cs="Arial" w:eastAsia="Arial" w:hAnsi="Arial"/>
+                <w:color w:val="1A1A1A"/>
+                <w:sz w:val="20"/>
+                <w:szCs w:val="20"/>
+              </w:rPr>
+              <w:t xml:space="preserve">文档智能分析</w:t>
+            </w:r>
+          </w:p>
+        </w:tc>
+        <w:tc>
+          <w:tcPr>
+            <w:tcW w:type="dxa" w:w="2560"/>
             <w:tcBorders>
               <w:top w:val="single" w:color="CCCCCC" w:sz="1"/>
               <w:left w:val="single" w:color="CCCCCC" w:sz="1"/>
@@ -816,31 +819,29 @@
           </w:tcPr>
           <w:p>
             <w:pPr>
-              <w:jc w:val="center"/>
-            </w:pPr>
-            <w:r>
-              <w:rPr>
-                <w:rFonts w:ascii="Arial" w:cs="Arial" w:eastAsia="Arial" w:hAnsi="Arial"/>
-                <w:color w:val="1A1A1A"/>
-                <w:sz w:val="20"/>
-                <w:szCs w:val="20"/>
-              </w:rPr>
-              <w:t xml:space="preserve">中 ★★☆</w:t>
-            </w:r>
-          </w:p>
-        </w:tc>
-      </w:tr>
-      <w:tr>
-        <w:tc>
-          <w:tcPr>
-            <w:tcW w:type="dxa" w:w="2200"/>
+              <w:jc w:val="left"/>
+            </w:pPr>
+            <w:r>
+              <w:rPr>
+                <w:rFonts w:ascii="Arial" w:cs="Arial" w:eastAsia="Arial" w:hAnsi="Arial"/>
+                <w:color w:val="1A1A1A"/>
+                <w:sz w:val="20"/>
+                <w:szCs w:val="20"/>
+              </w:rPr>
+              <w:t xml:space="preserve">一份文档自动生成多种衍生内容</w:t>
+            </w:r>
+          </w:p>
+        </w:tc>
+        <w:tc>
+          <w:tcPr>
+            <w:tcW w:type="dxa" w:w="1080"/>
             <w:tcBorders>
               <w:top w:val="single" w:color="CCCCCC" w:sz="1"/>
               <w:left w:val="single" w:color="CCCCCC" w:sz="1"/>
               <w:bottom w:val="single" w:color="CCCCCC" w:sz="1"/>
               <w:right w:val="single" w:color="CCCCCC" w:sz="1"/>
             </w:tcBorders>
-            <w:shd w:fill="F5F5F5" w:val="clear"/>
+            <w:shd w:fill="FFFFFF" w:val="clear"/>
             <w:tcMar>
               <w:top w:type="dxa" w:w="80"/>
               <w:left w:type="dxa" w:w="120"/>
@@ -850,29 +851,29 @@
           </w:tcPr>
           <w:p>
             <w:pPr>
-              <w:jc w:val="left"/>
-            </w:pPr>
-            <w:r>
-              <w:rPr>
-                <w:rFonts w:ascii="Arial" w:cs="Arial" w:eastAsia="Arial" w:hAnsi="Arial"/>
-                <w:color w:val="1A1A1A"/>
-                <w:sz w:val="20"/>
-                <w:szCs w:val="20"/>
-              </w:rPr>
-              <w:t xml:space="preserve">AI 工作流 / 多 Agent</w:t>
-            </w:r>
-          </w:p>
-        </w:tc>
-        <w:tc>
-          <w:tcPr>
-            <w:tcW w:type="dxa" w:w="2800"/>
+              <w:jc w:val="center"/>
+            </w:pPr>
+            <w:r>
+              <w:rPr>
+                <w:rFonts w:ascii="Arial" w:cs="Arial" w:eastAsia="Arial" w:hAnsi="Arial"/>
+                <w:color w:val="1A1A1A"/>
+                <w:sz w:val="20"/>
+                <w:szCs w:val="20"/>
+              </w:rPr>
+              <w:t xml:space="preserve">已有生产案例</w:t>
+            </w:r>
+          </w:p>
+        </w:tc>
+        <w:tc>
+          <w:tcPr>
+            <w:tcW w:type="dxa" w:w="880"/>
             <w:tcBorders>
               <w:top w:val="single" w:color="CCCCCC" w:sz="1"/>
               <w:left w:val="single" w:color="CCCCCC" w:sz="1"/>
               <w:bottom w:val="single" w:color="CCCCCC" w:sz="1"/>
               <w:right w:val="single" w:color="CCCCCC" w:sz="1"/>
             </w:tcBorders>
-            <w:shd w:fill="F5F5F5" w:val="clear"/>
+            <w:shd w:fill="FFFFFF" w:val="clear"/>
             <w:tcMar>
               <w:top w:type="dxa" w:w="80"/>
               <w:left w:type="dxa" w:w="120"/>
@@ -882,29 +883,29 @@
           </w:tcPr>
           <w:p>
             <w:pPr>
-              <w:jc w:val="left"/>
-            </w:pPr>
-            <w:r>
-              <w:rPr>
-                <w:rFonts w:ascii="Arial" w:cs="Arial" w:eastAsia="Arial" w:hAnsi="Arial"/>
-                <w:color w:val="1A1A1A"/>
-                <w:sz w:val="20"/>
-                <w:szCs w:val="20"/>
-              </w:rPr>
-              <w:t xml:space="preserve">把复杂多步骤流程交给 AI 自动完成</w:t>
-            </w:r>
-          </w:p>
-        </w:tc>
-        <w:tc>
-          <w:tcPr>
-            <w:tcW w:type="dxa" w:w="1480"/>
+              <w:jc w:val="center"/>
+            </w:pPr>
+            <w:r>
+              <w:rPr>
+                <w:rFonts w:ascii="Arial" w:cs="Arial" w:eastAsia="Arial" w:hAnsi="Arial"/>
+                <w:color w:val="1A1A1A"/>
+                <w:sz w:val="20"/>
+                <w:szCs w:val="20"/>
+              </w:rPr>
+              <w:t xml:space="preserve">★★★★☆</w:t>
+            </w:r>
+          </w:p>
+        </w:tc>
+        <w:tc>
+          <w:tcPr>
+            <w:tcW w:type="dxa" w:w="880"/>
             <w:tcBorders>
               <w:top w:val="single" w:color="CCCCCC" w:sz="1"/>
               <w:left w:val="single" w:color="CCCCCC" w:sz="1"/>
               <w:bottom w:val="single" w:color="CCCCCC" w:sz="1"/>
               <w:right w:val="single" w:color="CCCCCC" w:sz="1"/>
             </w:tcBorders>
-            <w:shd w:fill="F5F5F5" w:val="clear"/>
+            <w:shd w:fill="FFFFFF" w:val="clear"/>
             <w:tcMar>
               <w:top w:type="dxa" w:w="80"/>
               <w:left w:type="dxa" w:w="120"/>
@@ -923,20 +924,20 @@
                 <w:sz w:val="20"/>
                 <w:szCs w:val="20"/>
               </w:rPr>
-              <w:t xml:space="preserve">已有生产案例</w:t>
-            </w:r>
-          </w:p>
-        </w:tc>
-        <w:tc>
-          <w:tcPr>
-            <w:tcW w:type="dxa" w:w="1480"/>
+              <w:t xml:space="preserve">中 ★★☆</w:t>
+            </w:r>
+          </w:p>
+        </w:tc>
+        <w:tc>
+          <w:tcPr>
+            <w:tcW w:type="dxa" w:w="2000"/>
             <w:tcBorders>
               <w:top w:val="single" w:color="CCCCCC" w:sz="1"/>
               <w:left w:val="single" w:color="CCCCCC" w:sz="1"/>
               <w:bottom w:val="single" w:color="CCCCCC" w:sz="1"/>
               <w:right w:val="single" w:color="CCCCCC" w:sz="1"/>
             </w:tcBorders>
-            <w:shd w:fill="F5F5F5" w:val="clear"/>
+            <w:shd w:fill="FFFFFF" w:val="clear"/>
             <w:tcMar>
               <w:top w:type="dxa" w:w="80"/>
               <w:left w:type="dxa" w:w="120"/>
@@ -955,20 +956,22 @@
                 <w:sz w:val="20"/>
                 <w:szCs w:val="20"/>
               </w:rPr>
-              <w:t xml:space="preserve">★★★★☆</w:t>
-            </w:r>
-          </w:p>
-        </w:tc>
-        <w:tc>
-          <w:tcPr>
-            <w:tcW w:type="dxa" w:w="1400"/>
+              <w:t xml:space="preserve">3–4.5万</w:t>
+            </w:r>
+          </w:p>
+        </w:tc>
+      </w:tr>
+      <w:tr>
+        <w:tc>
+          <w:tcPr>
+            <w:tcW w:type="dxa" w:w="1960"/>
             <w:tcBorders>
               <w:top w:val="single" w:color="CCCCCC" w:sz="1"/>
               <w:left w:val="single" w:color="CCCCCC" w:sz="1"/>
               <w:bottom w:val="single" w:color="CCCCCC" w:sz="1"/>
               <w:right w:val="single" w:color="CCCCCC" w:sz="1"/>
             </w:tcBorders>
-            <w:shd w:fill="FFFFFF" w:val="clear"/>
+            <w:shd w:fill="F5F5F5" w:val="clear"/>
             <w:tcMar>
               <w:top w:type="dxa" w:w="80"/>
               <w:left w:type="dxa" w:w="120"/>
@@ -978,31 +981,29 @@
           </w:tcPr>
           <w:p>
             <w:pPr>
-              <w:jc w:val="center"/>
-            </w:pPr>
-            <w:r>
-              <w:rPr>
-                <w:rFonts w:ascii="Arial" w:cs="Arial" w:eastAsia="Arial" w:hAnsi="Arial"/>
-                <w:color w:val="1A1A1A"/>
-                <w:sz w:val="20"/>
-                <w:szCs w:val="20"/>
-              </w:rPr>
-              <w:t xml:space="preserve">高 ★★★</w:t>
-            </w:r>
-          </w:p>
-        </w:tc>
-      </w:tr>
-      <w:tr>
-        <w:tc>
-          <w:tcPr>
-            <w:tcW w:type="dxa" w:w="2200"/>
+              <w:jc w:val="left"/>
+            </w:pPr>
+            <w:r>
+              <w:rPr>
+                <w:rFonts w:ascii="Arial" w:cs="Arial" w:eastAsia="Arial" w:hAnsi="Arial"/>
+                <w:color w:val="1A1A1A"/>
+                <w:sz w:val="20"/>
+                <w:szCs w:val="20"/>
+              </w:rPr>
+              <w:t xml:space="preserve">AI 工作流 / 多 Agent</w:t>
+            </w:r>
+          </w:p>
+        </w:tc>
+        <w:tc>
+          <w:tcPr>
+            <w:tcW w:type="dxa" w:w="2560"/>
             <w:tcBorders>
               <w:top w:val="single" w:color="CCCCCC" w:sz="1"/>
               <w:left w:val="single" w:color="CCCCCC" w:sz="1"/>
               <w:bottom w:val="single" w:color="CCCCCC" w:sz="1"/>
               <w:right w:val="single" w:color="CCCCCC" w:sz="1"/>
             </w:tcBorders>
-            <w:shd w:fill="FFFFFF" w:val="clear"/>
+            <w:shd w:fill="F5F5F5" w:val="clear"/>
             <w:tcMar>
               <w:top w:type="dxa" w:w="80"/>
               <w:left w:type="dxa" w:w="120"/>
@@ -1021,20 +1022,20 @@
                 <w:sz w:val="20"/>
                 <w:szCs w:val="20"/>
               </w:rPr>
-              <w:t xml:space="preserve">AI 内容创作自动化</w:t>
-            </w:r>
-          </w:p>
-        </w:tc>
-        <w:tc>
-          <w:tcPr>
-            <w:tcW w:type="dxa" w:w="2800"/>
+              <w:t xml:space="preserve">把复杂多步骤流程交给 AI 自动完成</w:t>
+            </w:r>
+          </w:p>
+        </w:tc>
+        <w:tc>
+          <w:tcPr>
+            <w:tcW w:type="dxa" w:w="1080"/>
             <w:tcBorders>
               <w:top w:val="single" w:color="CCCCCC" w:sz="1"/>
               <w:left w:val="single" w:color="CCCCCC" w:sz="1"/>
               <w:bottom w:val="single" w:color="CCCCCC" w:sz="1"/>
               <w:right w:val="single" w:color="CCCCCC" w:sz="1"/>
             </w:tcBorders>
-            <w:shd w:fill="FFFFFF" w:val="clear"/>
+            <w:shd w:fill="F5F5F5" w:val="clear"/>
             <w:tcMar>
               <w:top w:type="dxa" w:w="80"/>
               <w:left w:type="dxa" w:w="120"/>
@@ -1044,29 +1045,29 @@
           </w:tcPr>
           <w:p>
             <w:pPr>
-              <w:jc w:val="left"/>
-            </w:pPr>
-            <w:r>
-              <w:rPr>
-                <w:rFonts w:ascii="Arial" w:cs="Arial" w:eastAsia="Arial" w:hAnsi="Arial"/>
-                <w:color w:val="1A1A1A"/>
-                <w:sz w:val="20"/>
-                <w:szCs w:val="20"/>
-              </w:rPr>
-              <w:t xml:space="preserve">从需求到结构化内容，全程 AI 驱动</w:t>
-            </w:r>
-          </w:p>
-        </w:tc>
-        <w:tc>
-          <w:tcPr>
-            <w:tcW w:type="dxa" w:w="1480"/>
+              <w:jc w:val="center"/>
+            </w:pPr>
+            <w:r>
+              <w:rPr>
+                <w:rFonts w:ascii="Arial" w:cs="Arial" w:eastAsia="Arial" w:hAnsi="Arial"/>
+                <w:color w:val="1A1A1A"/>
+                <w:sz w:val="20"/>
+                <w:szCs w:val="20"/>
+              </w:rPr>
+              <w:t xml:space="preserve">已有生产案例</w:t>
+            </w:r>
+          </w:p>
+        </w:tc>
+        <w:tc>
+          <w:tcPr>
+            <w:tcW w:type="dxa" w:w="880"/>
             <w:tcBorders>
               <w:top w:val="single" w:color="CCCCCC" w:sz="1"/>
               <w:left w:val="single" w:color="CCCCCC" w:sz="1"/>
               <w:bottom w:val="single" w:color="CCCCCC" w:sz="1"/>
               <w:right w:val="single" w:color="CCCCCC" w:sz="1"/>
             </w:tcBorders>
-            <w:shd w:fill="FFFFFF" w:val="clear"/>
+            <w:shd w:fill="F5F5F5" w:val="clear"/>
             <w:tcMar>
               <w:top w:type="dxa" w:w="80"/>
               <w:left w:type="dxa" w:w="120"/>
@@ -1085,13 +1086,13 @@
                 <w:sz w:val="20"/>
                 <w:szCs w:val="20"/>
               </w:rPr>
-              <w:t xml:space="preserve">已有生产案例</w:t>
-            </w:r>
-          </w:p>
-        </w:tc>
-        <w:tc>
-          <w:tcPr>
-            <w:tcW w:type="dxa" w:w="1480"/>
+              <w:t xml:space="preserve">★★★★☆</w:t>
+            </w:r>
+          </w:p>
+        </w:tc>
+        <w:tc>
+          <w:tcPr>
+            <w:tcW w:type="dxa" w:w="880"/>
             <w:tcBorders>
               <w:top w:val="single" w:color="CCCCCC" w:sz="1"/>
               <w:left w:val="single" w:color="CCCCCC" w:sz="1"/>
@@ -1117,13 +1118,13 @@
                 <w:sz w:val="20"/>
                 <w:szCs w:val="20"/>
               </w:rPr>
-              <w:t xml:space="preserve">★★★★☆</w:t>
-            </w:r>
-          </w:p>
-        </w:tc>
-        <w:tc>
-          <w:tcPr>
-            <w:tcW w:type="dxa" w:w="1400"/>
+              <w:t xml:space="preserve">高 ★★★</w:t>
+            </w:r>
+          </w:p>
+        </w:tc>
+        <w:tc>
+          <w:tcPr>
+            <w:tcW w:type="dxa" w:w="2000"/>
             <w:tcBorders>
               <w:top w:val="single" w:color="CCCCCC" w:sz="1"/>
               <w:left w:val="single" w:color="CCCCCC" w:sz="1"/>
@@ -1149,7 +1150,7 @@
                 <w:sz w:val="20"/>
                 <w:szCs w:val="20"/>
               </w:rPr>
-              <w:t xml:space="preserve">中 ★★☆</w:t>
+              <w:t xml:space="preserve">7.5–12万</w:t>
             </w:r>
           </w:p>
         </w:tc>
@@ -1157,14 +1158,14 @@
       <w:tr>
         <w:tc>
           <w:tcPr>
-            <w:tcW w:type="dxa" w:w="2200"/>
+            <w:tcW w:type="dxa" w:w="1960"/>
             <w:tcBorders>
               <w:top w:val="single" w:color="CCCCCC" w:sz="1"/>
               <w:left w:val="single" w:color="CCCCCC" w:sz="1"/>
               <w:bottom w:val="single" w:color="CCCCCC" w:sz="1"/>
               <w:right w:val="single" w:color="CCCCCC" w:sz="1"/>
             </w:tcBorders>
-            <w:shd w:fill="F5F5F5" w:val="clear"/>
+            <w:shd w:fill="FFFFFF" w:val="clear"/>
             <w:tcMar>
               <w:top w:type="dxa" w:w="80"/>
               <w:left w:type="dxa" w:w="120"/>
@@ -1183,20 +1184,20 @@
                 <w:sz w:val="20"/>
                 <w:szCs w:val="20"/>
               </w:rPr>
-              <w:t xml:space="preserve">视觉识别与智能预警</w:t>
-            </w:r>
-          </w:p>
-        </w:tc>
-        <w:tc>
-          <w:tcPr>
-            <w:tcW w:type="dxa" w:w="2800"/>
+              <w:t xml:space="preserve">AI 内容创作自动化</w:t>
+            </w:r>
+          </w:p>
+        </w:tc>
+        <w:tc>
+          <w:tcPr>
+            <w:tcW w:type="dxa" w:w="2560"/>
             <w:tcBorders>
               <w:top w:val="single" w:color="CCCCCC" w:sz="1"/>
               <w:left w:val="single" w:color="CCCCCC" w:sz="1"/>
               <w:bottom w:val="single" w:color="CCCCCC" w:sz="1"/>
               <w:right w:val="single" w:color="CCCCCC" w:sz="1"/>
             </w:tcBorders>
-            <w:shd w:fill="F5F5F5" w:val="clear"/>
+            <w:shd w:fill="FFFFFF" w:val="clear"/>
             <w:tcMar>
               <w:top w:type="dxa" w:w="80"/>
               <w:left w:type="dxa" w:w="120"/>
@@ -1215,20 +1216,20 @@
                 <w:sz w:val="20"/>
                 <w:szCs w:val="20"/>
               </w:rPr>
-              <w:t xml:space="preserve">让摄像头从看见到看懂，自动预警</w:t>
-            </w:r>
-          </w:p>
-        </w:tc>
-        <w:tc>
-          <w:tcPr>
-            <w:tcW w:type="dxa" w:w="1480"/>
+              <w:t xml:space="preserve">从需求到结构化内容，全程 AI 驱动</w:t>
+            </w:r>
+          </w:p>
+        </w:tc>
+        <w:tc>
+          <w:tcPr>
+            <w:tcW w:type="dxa" w:w="1080"/>
             <w:tcBorders>
               <w:top w:val="single" w:color="CCCCCC" w:sz="1"/>
               <w:left w:val="single" w:color="CCCCCC" w:sz="1"/>
               <w:bottom w:val="single" w:color="CCCCCC" w:sz="1"/>
               <w:right w:val="single" w:color="CCCCCC" w:sz="1"/>
             </w:tcBorders>
-            <w:shd w:fill="F5F5F5" w:val="clear"/>
+            <w:shd w:fill="FFFFFF" w:val="clear"/>
             <w:tcMar>
               <w:top w:type="dxa" w:w="80"/>
               <w:left w:type="dxa" w:w="120"/>
@@ -1247,20 +1248,20 @@
                 <w:sz w:val="20"/>
                 <w:szCs w:val="20"/>
               </w:rPr>
-              <w:t xml:space="preserve">规划中 / 可定制</w:t>
-            </w:r>
-          </w:p>
-        </w:tc>
-        <w:tc>
-          <w:tcPr>
-            <w:tcW w:type="dxa" w:w="1480"/>
+              <w:t xml:space="preserve">已有生产案例</w:t>
+            </w:r>
+          </w:p>
+        </w:tc>
+        <w:tc>
+          <w:tcPr>
+            <w:tcW w:type="dxa" w:w="880"/>
             <w:tcBorders>
               <w:top w:val="single" w:color="CCCCCC" w:sz="1"/>
               <w:left w:val="single" w:color="CCCCCC" w:sz="1"/>
               <w:bottom w:val="single" w:color="CCCCCC" w:sz="1"/>
               <w:right w:val="single" w:color="CCCCCC" w:sz="1"/>
             </w:tcBorders>
-            <w:shd w:fill="F5F5F5" w:val="clear"/>
+            <w:shd w:fill="FFFFFF" w:val="clear"/>
             <w:tcMar>
               <w:top w:type="dxa" w:w="80"/>
               <w:left w:type="dxa" w:w="120"/>
@@ -1279,13 +1280,13 @@
                 <w:sz w:val="20"/>
                 <w:szCs w:val="20"/>
               </w:rPr>
-              <w:t xml:space="preserve">★★★☆☆</w:t>
-            </w:r>
-          </w:p>
-        </w:tc>
-        <w:tc>
-          <w:tcPr>
-            <w:tcW w:type="dxa" w:w="1400"/>
+              <w:t xml:space="preserve">★★★★☆</w:t>
+            </w:r>
+          </w:p>
+        </w:tc>
+        <w:tc>
+          <w:tcPr>
+            <w:tcW w:type="dxa" w:w="880"/>
             <w:tcBorders>
               <w:top w:val="single" w:color="CCCCCC" w:sz="1"/>
               <w:left w:val="single" w:color="CCCCCC" w:sz="1"/>
@@ -1311,15 +1312,13 @@
                 <w:sz w:val="20"/>
                 <w:szCs w:val="20"/>
               </w:rPr>
-              <w:t xml:space="preserve">高 ★★★</w:t>
-            </w:r>
-          </w:p>
-        </w:tc>
-      </w:tr>
-      <w:tr>
-        <w:tc>
-          <w:tcPr>
-            <w:tcW w:type="dxa" w:w="2200"/>
+              <w:t xml:space="preserve">中 ★★☆</w:t>
+            </w:r>
+          </w:p>
+        </w:tc>
+        <w:tc>
+          <w:tcPr>
+            <w:tcW w:type="dxa" w:w="2000"/>
             <w:tcBorders>
               <w:top w:val="single" w:color="CCCCCC" w:sz="1"/>
               <w:left w:val="single" w:color="CCCCCC" w:sz="1"/>
@@ -1336,29 +1335,31 @@
           </w:tcPr>
           <w:p>
             <w:pPr>
-              <w:jc w:val="left"/>
-            </w:pPr>
-            <w:r>
-              <w:rPr>
-                <w:rFonts w:ascii="Arial" w:cs="Arial" w:eastAsia="Arial" w:hAnsi="Arial"/>
-                <w:color w:val="1A1A1A"/>
-                <w:sz w:val="20"/>
-                <w:szCs w:val="20"/>
-              </w:rPr>
-              <w:t xml:space="preserve">智能客服 / 多轮对话</w:t>
-            </w:r>
-          </w:p>
-        </w:tc>
-        <w:tc>
-          <w:tcPr>
-            <w:tcW w:type="dxa" w:w="2800"/>
+              <w:jc w:val="center"/>
+            </w:pPr>
+            <w:r>
+              <w:rPr>
+                <w:rFonts w:ascii="Arial" w:cs="Arial" w:eastAsia="Arial" w:hAnsi="Arial"/>
+                <w:color w:val="1A1A1A"/>
+                <w:sz w:val="20"/>
+                <w:szCs w:val="20"/>
+              </w:rPr>
+              <w:t xml:space="preserve">3–4.5万</w:t>
+            </w:r>
+          </w:p>
+        </w:tc>
+      </w:tr>
+      <w:tr>
+        <w:tc>
+          <w:tcPr>
+            <w:tcW w:type="dxa" w:w="1960"/>
             <w:tcBorders>
               <w:top w:val="single" w:color="CCCCCC" w:sz="1"/>
               <w:left w:val="single" w:color="CCCCCC" w:sz="1"/>
               <w:bottom w:val="single" w:color="CCCCCC" w:sz="1"/>
               <w:right w:val="single" w:color="CCCCCC" w:sz="1"/>
             </w:tcBorders>
-            <w:shd w:fill="FFFFFF" w:val="clear"/>
+            <w:shd w:fill="F5F5F5" w:val="clear"/>
             <w:tcMar>
               <w:top w:type="dxa" w:w="80"/>
               <w:left w:type="dxa" w:w="120"/>
@@ -1377,20 +1378,20 @@
                 <w:sz w:val="20"/>
                 <w:szCs w:val="20"/>
               </w:rPr>
-              <w:t xml:space="preserve">降低人工客服成本，提升响应质量</w:t>
-            </w:r>
-          </w:p>
-        </w:tc>
-        <w:tc>
-          <w:tcPr>
-            <w:tcW w:type="dxa" w:w="1480"/>
+              <w:t xml:space="preserve">视觉识别与智能预警</w:t>
+            </w:r>
+          </w:p>
+        </w:tc>
+        <w:tc>
+          <w:tcPr>
+            <w:tcW w:type="dxa" w:w="2560"/>
             <w:tcBorders>
               <w:top w:val="single" w:color="CCCCCC" w:sz="1"/>
               <w:left w:val="single" w:color="CCCCCC" w:sz="1"/>
               <w:bottom w:val="single" w:color="CCCCCC" w:sz="1"/>
               <w:right w:val="single" w:color="CCCCCC" w:sz="1"/>
             </w:tcBorders>
-            <w:shd w:fill="FFFFFF" w:val="clear"/>
+            <w:shd w:fill="F5F5F5" w:val="clear"/>
             <w:tcMar>
               <w:top w:type="dxa" w:w="80"/>
               <w:left w:type="dxa" w:w="120"/>
@@ -1400,29 +1401,29 @@
           </w:tcPr>
           <w:p>
             <w:pPr>
-              <w:jc w:val="center"/>
-            </w:pPr>
-            <w:r>
-              <w:rPr>
-                <w:rFonts w:ascii="Arial" w:cs="Arial" w:eastAsia="Arial" w:hAnsi="Arial"/>
-                <w:color w:val="1A1A1A"/>
-                <w:sz w:val="20"/>
-                <w:szCs w:val="20"/>
-              </w:rPr>
-              <w:t xml:space="preserve">可交付</w:t>
-            </w:r>
-          </w:p>
-        </w:tc>
-        <w:tc>
-          <w:tcPr>
-            <w:tcW w:type="dxa" w:w="1480"/>
+              <w:jc w:val="left"/>
+            </w:pPr>
+            <w:r>
+              <w:rPr>
+                <w:rFonts w:ascii="Arial" w:cs="Arial" w:eastAsia="Arial" w:hAnsi="Arial"/>
+                <w:color w:val="1A1A1A"/>
+                <w:sz w:val="20"/>
+                <w:szCs w:val="20"/>
+              </w:rPr>
+              <w:t xml:space="preserve">让摄像头从看见到看懂，自动预警</w:t>
+            </w:r>
+          </w:p>
+        </w:tc>
+        <w:tc>
+          <w:tcPr>
+            <w:tcW w:type="dxa" w:w="1080"/>
             <w:tcBorders>
               <w:top w:val="single" w:color="CCCCCC" w:sz="1"/>
               <w:left w:val="single" w:color="CCCCCC" w:sz="1"/>
               <w:bottom w:val="single" w:color="CCCCCC" w:sz="1"/>
               <w:right w:val="single" w:color="CCCCCC" w:sz="1"/>
             </w:tcBorders>
-            <w:shd w:fill="FFFFFF" w:val="clear"/>
+            <w:shd w:fill="F5F5F5" w:val="clear"/>
             <w:tcMar>
               <w:top w:type="dxa" w:w="80"/>
               <w:left w:type="dxa" w:w="120"/>
@@ -1441,20 +1442,20 @@
                 <w:sz w:val="20"/>
                 <w:szCs w:val="20"/>
               </w:rPr>
-              <w:t xml:space="preserve">★★★★★</w:t>
-            </w:r>
-          </w:p>
-        </w:tc>
-        <w:tc>
-          <w:tcPr>
-            <w:tcW w:type="dxa" w:w="1400"/>
+              <w:t xml:space="preserve">规划中 / 可定制</w:t>
+            </w:r>
+          </w:p>
+        </w:tc>
+        <w:tc>
+          <w:tcPr>
+            <w:tcW w:type="dxa" w:w="880"/>
             <w:tcBorders>
               <w:top w:val="single" w:color="CCCCCC" w:sz="1"/>
               <w:left w:val="single" w:color="CCCCCC" w:sz="1"/>
               <w:bottom w:val="single" w:color="CCCCCC" w:sz="1"/>
               <w:right w:val="single" w:color="CCCCCC" w:sz="1"/>
             </w:tcBorders>
-            <w:shd w:fill="FFFFFF" w:val="clear"/>
+            <w:shd w:fill="F5F5F5" w:val="clear"/>
             <w:tcMar>
               <w:top w:type="dxa" w:w="80"/>
               <w:left w:type="dxa" w:w="120"/>
@@ -1473,15 +1474,13 @@
                 <w:sz w:val="20"/>
                 <w:szCs w:val="20"/>
               </w:rPr>
-              <w:t xml:space="preserve">中 ★★☆</w:t>
-            </w:r>
-          </w:p>
-        </w:tc>
-      </w:tr>
-      <w:tr>
-        <w:tc>
-          <w:tcPr>
-            <w:tcW w:type="dxa" w:w="2200"/>
+              <w:t xml:space="preserve">★★★☆☆</w:t>
+            </w:r>
+          </w:p>
+        </w:tc>
+        <w:tc>
+          <w:tcPr>
+            <w:tcW w:type="dxa" w:w="880"/>
             <w:tcBorders>
               <w:top w:val="single" w:color="CCCCCC" w:sz="1"/>
               <w:left w:val="single" w:color="CCCCCC" w:sz="1"/>
@@ -1498,22 +1497,22 @@
           </w:tcPr>
           <w:p>
             <w:pPr>
-              <w:jc w:val="left"/>
-            </w:pPr>
-            <w:r>
-              <w:rPr>
-                <w:rFonts w:ascii="Arial" w:cs="Arial" w:eastAsia="Arial" w:hAnsi="Arial"/>
-                <w:color w:val="1A1A1A"/>
-                <w:sz w:val="20"/>
-                <w:szCs w:val="20"/>
-              </w:rPr>
-              <w:t xml:space="preserve">招聘简历智能筛选</w:t>
-            </w:r>
-          </w:p>
-        </w:tc>
-        <w:tc>
-          <w:tcPr>
-            <w:tcW w:type="dxa" w:w="2800"/>
+              <w:jc w:val="center"/>
+            </w:pPr>
+            <w:r>
+              <w:rPr>
+                <w:rFonts w:ascii="Arial" w:cs="Arial" w:eastAsia="Arial" w:hAnsi="Arial"/>
+                <w:color w:val="1A1A1A"/>
+                <w:sz w:val="20"/>
+                <w:szCs w:val="20"/>
+              </w:rPr>
+              <w:t xml:space="preserve">高 ★★★</w:t>
+            </w:r>
+          </w:p>
+        </w:tc>
+        <w:tc>
+          <w:tcPr>
+            <w:tcW w:type="dxa" w:w="2000"/>
             <w:tcBorders>
               <w:top w:val="single" w:color="CCCCCC" w:sz="1"/>
               <w:left w:val="single" w:color="CCCCCC" w:sz="1"/>
@@ -1530,22 +1529,24 @@
           </w:tcPr>
           <w:p>
             <w:pPr>
-              <w:jc w:val="left"/>
-            </w:pPr>
-            <w:r>
-              <w:rPr>
-                <w:rFonts w:ascii="Arial" w:cs="Arial" w:eastAsia="Arial" w:hAnsi="Arial"/>
-                <w:color w:val="1A1A1A"/>
-                <w:sz w:val="20"/>
-                <w:szCs w:val="20"/>
-              </w:rPr>
-              <w:t xml:space="preserve">替代人工初筛，快速锁定最佳候选人</w:t>
-            </w:r>
-          </w:p>
-        </w:tc>
-        <w:tc>
-          <w:tcPr>
-            <w:tcW w:type="dxa" w:w="1480"/>
+              <w:jc w:val="center"/>
+            </w:pPr>
+            <w:r>
+              <w:rPr>
+                <w:rFonts w:ascii="Arial" w:cs="Arial" w:eastAsia="Arial" w:hAnsi="Arial"/>
+                <w:color w:val="1A1A1A"/>
+                <w:sz w:val="20"/>
+                <w:szCs w:val="20"/>
+              </w:rPr>
+              <w:t xml:space="preserve">9–13.5万</w:t>
+            </w:r>
+          </w:p>
+        </w:tc>
+      </w:tr>
+      <w:tr>
+        <w:tc>
+          <w:tcPr>
+            <w:tcW w:type="dxa" w:w="1960"/>
             <w:tcBorders>
               <w:top w:val="single" w:color="CCCCCC" w:sz="1"/>
               <w:left w:val="single" w:color="CCCCCC" w:sz="1"/>
@@ -1562,22 +1563,22 @@
           </w:tcPr>
           <w:p>
             <w:pPr>
-              <w:jc w:val="center"/>
-            </w:pPr>
-            <w:r>
-              <w:rPr>
-                <w:rFonts w:ascii="Arial" w:cs="Arial" w:eastAsia="Arial" w:hAnsi="Arial"/>
-                <w:color w:val="1A1A1A"/>
-                <w:sz w:val="20"/>
-                <w:szCs w:val="20"/>
-              </w:rPr>
-              <w:t xml:space="preserve">可交付</w:t>
-            </w:r>
-          </w:p>
-        </w:tc>
-        <w:tc>
-          <w:tcPr>
-            <w:tcW w:type="dxa" w:w="1480"/>
+              <w:jc w:val="left"/>
+            </w:pPr>
+            <w:r>
+              <w:rPr>
+                <w:rFonts w:ascii="Arial" w:cs="Arial" w:eastAsia="Arial" w:hAnsi="Arial"/>
+                <w:color w:val="1A1A1A"/>
+                <w:sz w:val="20"/>
+                <w:szCs w:val="20"/>
+              </w:rPr>
+              <w:t xml:space="preserve">智能客服 / 多轮对话</w:t>
+            </w:r>
+          </w:p>
+        </w:tc>
+        <w:tc>
+          <w:tcPr>
+            <w:tcW w:type="dxa" w:w="2560"/>
             <w:tcBorders>
               <w:top w:val="single" w:color="CCCCCC" w:sz="1"/>
               <w:left w:val="single" w:color="CCCCCC" w:sz="1"/>
@@ -1594,22 +1595,22 @@
           </w:tcPr>
           <w:p>
             <w:pPr>
-              <w:jc w:val="center"/>
-            </w:pPr>
-            <w:r>
-              <w:rPr>
-                <w:rFonts w:ascii="Arial" w:cs="Arial" w:eastAsia="Arial" w:hAnsi="Arial"/>
-                <w:color w:val="1A1A1A"/>
-                <w:sz w:val="20"/>
-                <w:szCs w:val="20"/>
-              </w:rPr>
-              <w:t xml:space="preserve">★★★★☆</w:t>
-            </w:r>
-          </w:p>
-        </w:tc>
-        <w:tc>
-          <w:tcPr>
-            <w:tcW w:type="dxa" w:w="1400"/>
+              <w:jc w:val="left"/>
+            </w:pPr>
+            <w:r>
+              <w:rPr>
+                <w:rFonts w:ascii="Arial" w:cs="Arial" w:eastAsia="Arial" w:hAnsi="Arial"/>
+                <w:color w:val="1A1A1A"/>
+                <w:sz w:val="20"/>
+                <w:szCs w:val="20"/>
+              </w:rPr>
+              <w:t xml:space="preserve">降低人工客服成本，提升响应质量</w:t>
+            </w:r>
+          </w:p>
+        </w:tc>
+        <w:tc>
+          <w:tcPr>
+            <w:tcW w:type="dxa" w:w="1080"/>
             <w:tcBorders>
               <w:top w:val="single" w:color="CCCCCC" w:sz="1"/>
               <w:left w:val="single" w:color="CCCCCC" w:sz="1"/>
@@ -1635,15 +1636,13 @@
                 <w:sz w:val="20"/>
                 <w:szCs w:val="20"/>
               </w:rPr>
-              <w:t xml:space="preserve">中 ★★☆</w:t>
-            </w:r>
-          </w:p>
-        </w:tc>
-      </w:tr>
-      <w:tr>
-        <w:tc>
-          <w:tcPr>
-            <w:tcW w:type="dxa" w:w="2200"/>
+              <w:t xml:space="preserve">可交付</w:t>
+            </w:r>
+          </w:p>
+        </w:tc>
+        <w:tc>
+          <w:tcPr>
+            <w:tcW w:type="dxa" w:w="880"/>
             <w:tcBorders>
               <w:top w:val="single" w:color="CCCCCC" w:sz="1"/>
               <w:left w:val="single" w:color="CCCCCC" w:sz="1"/>
@@ -1660,22 +1659,22 @@
           </w:tcPr>
           <w:p>
             <w:pPr>
-              <w:jc w:val="left"/>
-            </w:pPr>
-            <w:r>
-              <w:rPr>
-                <w:rFonts w:ascii="Arial" w:cs="Arial" w:eastAsia="Arial" w:hAnsi="Arial"/>
-                <w:color w:val="1A1A1A"/>
-                <w:sz w:val="20"/>
-                <w:szCs w:val="20"/>
-              </w:rPr>
-              <w:t xml:space="preserve">自然语言 Excel 分析</w:t>
-            </w:r>
-          </w:p>
-        </w:tc>
-        <w:tc>
-          <w:tcPr>
-            <w:tcW w:type="dxa" w:w="2800"/>
+              <w:jc w:val="center"/>
+            </w:pPr>
+            <w:r>
+              <w:rPr>
+                <w:rFonts w:ascii="Arial" w:cs="Arial" w:eastAsia="Arial" w:hAnsi="Arial"/>
+                <w:color w:val="1A1A1A"/>
+                <w:sz w:val="20"/>
+                <w:szCs w:val="20"/>
+              </w:rPr>
+              <w:t xml:space="preserve">★★★★★</w:t>
+            </w:r>
+          </w:p>
+        </w:tc>
+        <w:tc>
+          <w:tcPr>
+            <w:tcW w:type="dxa" w:w="880"/>
             <w:tcBorders>
               <w:top w:val="single" w:color="CCCCCC" w:sz="1"/>
               <w:left w:val="single" w:color="CCCCCC" w:sz="1"/>
@@ -1692,22 +1691,22 @@
           </w:tcPr>
           <w:p>
             <w:pPr>
-              <w:jc w:val="left"/>
-            </w:pPr>
-            <w:r>
-              <w:rPr>
-                <w:rFonts w:ascii="Arial" w:cs="Arial" w:eastAsia="Arial" w:hAnsi="Arial"/>
-                <w:color w:val="1A1A1A"/>
-                <w:sz w:val="20"/>
-                <w:szCs w:val="20"/>
-              </w:rPr>
-              <w:t xml:space="preserve">不会数据分析也能问出结论</w:t>
-            </w:r>
-          </w:p>
-        </w:tc>
-        <w:tc>
-          <w:tcPr>
-            <w:tcW w:type="dxa" w:w="1480"/>
+              <w:jc w:val="center"/>
+            </w:pPr>
+            <w:r>
+              <w:rPr>
+                <w:rFonts w:ascii="Arial" w:cs="Arial" w:eastAsia="Arial" w:hAnsi="Arial"/>
+                <w:color w:val="1A1A1A"/>
+                <w:sz w:val="20"/>
+                <w:szCs w:val="20"/>
+              </w:rPr>
+              <w:t xml:space="preserve">中 ★★☆</w:t>
+            </w:r>
+          </w:p>
+        </w:tc>
+        <w:tc>
+          <w:tcPr>
+            <w:tcW w:type="dxa" w:w="2000"/>
             <w:tcBorders>
               <w:top w:val="single" w:color="CCCCCC" w:sz="1"/>
               <w:left w:val="single" w:color="CCCCCC" w:sz="1"/>
@@ -1733,13 +1732,15 @@
                 <w:sz w:val="20"/>
                 <w:szCs w:val="20"/>
               </w:rPr>
-              <w:t xml:space="preserve">可交付</w:t>
-            </w:r>
-          </w:p>
-        </w:tc>
-        <w:tc>
-          <w:tcPr>
-            <w:tcW w:type="dxa" w:w="1480"/>
+              <w:t xml:space="preserve">4.5–6万</w:t>
+            </w:r>
+          </w:p>
+        </w:tc>
+      </w:tr>
+      <w:tr>
+        <w:tc>
+          <w:tcPr>
+            <w:tcW w:type="dxa" w:w="1960"/>
             <w:tcBorders>
               <w:top w:val="single" w:color="CCCCCC" w:sz="1"/>
               <w:left w:val="single" w:color="CCCCCC" w:sz="1"/>
@@ -1756,22 +1757,22 @@
           </w:tcPr>
           <w:p>
             <w:pPr>
-              <w:jc w:val="center"/>
-            </w:pPr>
-            <w:r>
-              <w:rPr>
-                <w:rFonts w:ascii="Arial" w:cs="Arial" w:eastAsia="Arial" w:hAnsi="Arial"/>
-                <w:color w:val="1A1A1A"/>
-                <w:sz w:val="20"/>
-                <w:szCs w:val="20"/>
-              </w:rPr>
-              <w:t xml:space="preserve">★★★★☆</w:t>
-            </w:r>
-          </w:p>
-        </w:tc>
-        <w:tc>
-          <w:tcPr>
-            <w:tcW w:type="dxa" w:w="1400"/>
+              <w:jc w:val="left"/>
+            </w:pPr>
+            <w:r>
+              <w:rPr>
+                <w:rFonts w:ascii="Arial" w:cs="Arial" w:eastAsia="Arial" w:hAnsi="Arial"/>
+                <w:color w:val="1A1A1A"/>
+                <w:sz w:val="20"/>
+                <w:szCs w:val="20"/>
+              </w:rPr>
+              <w:t xml:space="preserve">招聘简历智能筛选</w:t>
+            </w:r>
+          </w:p>
+        </w:tc>
+        <w:tc>
+          <w:tcPr>
+            <w:tcW w:type="dxa" w:w="2560"/>
             <w:tcBorders>
               <w:top w:val="single" w:color="CCCCCC" w:sz="1"/>
               <w:left w:val="single" w:color="CCCCCC" w:sz="1"/>
@@ -1788,24 +1789,22 @@
           </w:tcPr>
           <w:p>
             <w:pPr>
-              <w:jc w:val="center"/>
-            </w:pPr>
-            <w:r>
-              <w:rPr>
-                <w:rFonts w:ascii="Arial" w:cs="Arial" w:eastAsia="Arial" w:hAnsi="Arial"/>
-                <w:color w:val="1A1A1A"/>
-                <w:sz w:val="20"/>
-                <w:szCs w:val="20"/>
-              </w:rPr>
-              <w:t xml:space="preserve">中 ★★☆</w:t>
-            </w:r>
-          </w:p>
-        </w:tc>
-      </w:tr>
-      <w:tr>
-        <w:tc>
-          <w:tcPr>
-            <w:tcW w:type="dxa" w:w="2200"/>
+              <w:jc w:val="left"/>
+            </w:pPr>
+            <w:r>
+              <w:rPr>
+                <w:rFonts w:ascii="Arial" w:cs="Arial" w:eastAsia="Arial" w:hAnsi="Arial"/>
+                <w:color w:val="1A1A1A"/>
+                <w:sz w:val="20"/>
+                <w:szCs w:val="20"/>
+              </w:rPr>
+              <w:t xml:space="preserve">替代人工初筛，快速锁定最佳候选人</w:t>
+            </w:r>
+          </w:p>
+        </w:tc>
+        <w:tc>
+          <w:tcPr>
+            <w:tcW w:type="dxa" w:w="1080"/>
             <w:tcBorders>
               <w:top w:val="single" w:color="CCCCCC" w:sz="1"/>
               <w:left w:val="single" w:color="CCCCCC" w:sz="1"/>
@@ -1822,22 +1821,22 @@
           </w:tcPr>
           <w:p>
             <w:pPr>
-              <w:jc w:val="left"/>
-            </w:pPr>
-            <w:r>
-              <w:rPr>
-                <w:rFonts w:ascii="Arial" w:cs="Arial" w:eastAsia="Arial" w:hAnsi="Arial"/>
-                <w:color w:val="1A1A1A"/>
-                <w:sz w:val="20"/>
-                <w:szCs w:val="20"/>
-              </w:rPr>
-              <w:t xml:space="preserve">竞品 / 行业快速分析</w:t>
-            </w:r>
-          </w:p>
-        </w:tc>
-        <w:tc>
-          <w:tcPr>
-            <w:tcW w:type="dxa" w:w="2800"/>
+              <w:jc w:val="center"/>
+            </w:pPr>
+            <w:r>
+              <w:rPr>
+                <w:rFonts w:ascii="Arial" w:cs="Arial" w:eastAsia="Arial" w:hAnsi="Arial"/>
+                <w:color w:val="1A1A1A"/>
+                <w:sz w:val="20"/>
+                <w:szCs w:val="20"/>
+              </w:rPr>
+              <w:t xml:space="preserve">可交付</w:t>
+            </w:r>
+          </w:p>
+        </w:tc>
+        <w:tc>
+          <w:tcPr>
+            <w:tcW w:type="dxa" w:w="880"/>
             <w:tcBorders>
               <w:top w:val="single" w:color="CCCCCC" w:sz="1"/>
               <w:left w:val="single" w:color="CCCCCC" w:sz="1"/>
@@ -1854,22 +1853,22 @@
           </w:tcPr>
           <w:p>
             <w:pPr>
-              <w:jc w:val="left"/>
-            </w:pPr>
-            <w:r>
-              <w:rPr>
-                <w:rFonts w:ascii="Arial" w:cs="Arial" w:eastAsia="Arial" w:hAnsi="Arial"/>
-                <w:color w:val="1A1A1A"/>
-                <w:sz w:val="20"/>
-                <w:szCs w:val="20"/>
-              </w:rPr>
-              <w:t xml:space="preserve">输入资料，分钟级输出结构化竞品报告</w:t>
-            </w:r>
-          </w:p>
-        </w:tc>
-        <w:tc>
-          <w:tcPr>
-            <w:tcW w:type="dxa" w:w="1480"/>
+              <w:jc w:val="center"/>
+            </w:pPr>
+            <w:r>
+              <w:rPr>
+                <w:rFonts w:ascii="Arial" w:cs="Arial" w:eastAsia="Arial" w:hAnsi="Arial"/>
+                <w:color w:val="1A1A1A"/>
+                <w:sz w:val="20"/>
+                <w:szCs w:val="20"/>
+              </w:rPr>
+              <w:t xml:space="preserve">★★★★☆</w:t>
+            </w:r>
+          </w:p>
+        </w:tc>
+        <w:tc>
+          <w:tcPr>
+            <w:tcW w:type="dxa" w:w="880"/>
             <w:tcBorders>
               <w:top w:val="single" w:color="CCCCCC" w:sz="1"/>
               <w:left w:val="single" w:color="CCCCCC" w:sz="1"/>
@@ -1895,13 +1894,13 @@
                 <w:sz w:val="20"/>
                 <w:szCs w:val="20"/>
               </w:rPr>
-              <w:t xml:space="preserve">可交付</w:t>
-            </w:r>
-          </w:p>
-        </w:tc>
-        <w:tc>
-          <w:tcPr>
-            <w:tcW w:type="dxa" w:w="1480"/>
+              <w:t xml:space="preserve">中 ★★☆</w:t>
+            </w:r>
+          </w:p>
+        </w:tc>
+        <w:tc>
+          <w:tcPr>
+            <w:tcW w:type="dxa" w:w="2000"/>
             <w:tcBorders>
               <w:top w:val="single" w:color="CCCCCC" w:sz="1"/>
               <w:left w:val="single" w:color="CCCCCC" w:sz="1"/>
@@ -1927,13 +1926,15 @@
                 <w:sz w:val="20"/>
                 <w:szCs w:val="20"/>
               </w:rPr>
-              <w:t xml:space="preserve">★★★★☆</w:t>
-            </w:r>
-          </w:p>
-        </w:tc>
-        <w:tc>
-          <w:tcPr>
-            <w:tcW w:type="dxa" w:w="1400"/>
+              <w:t xml:space="preserve">3–4.5万</w:t>
+            </w:r>
+          </w:p>
+        </w:tc>
+      </w:tr>
+      <w:tr>
+        <w:tc>
+          <w:tcPr>
+            <w:tcW w:type="dxa" w:w="1960"/>
             <w:tcBorders>
               <w:top w:val="single" w:color="CCCCCC" w:sz="1"/>
               <w:left w:val="single" w:color="CCCCCC" w:sz="1"/>
@@ -1950,24 +1951,22 @@
           </w:tcPr>
           <w:p>
             <w:pPr>
-              <w:jc w:val="center"/>
-            </w:pPr>
-            <w:r>
-              <w:rPr>
-                <w:rFonts w:ascii="Arial" w:cs="Arial" w:eastAsia="Arial" w:hAnsi="Arial"/>
-                <w:color w:val="1A1A1A"/>
-                <w:sz w:val="20"/>
-                <w:szCs w:val="20"/>
-              </w:rPr>
-              <w:t xml:space="preserve">低 ★☆☆</w:t>
-            </w:r>
-          </w:p>
-        </w:tc>
-      </w:tr>
-      <w:tr>
-        <w:tc>
-          <w:tcPr>
-            <w:tcW w:type="dxa" w:w="2200"/>
+              <w:jc w:val="left"/>
+            </w:pPr>
+            <w:r>
+              <w:rPr>
+                <w:rFonts w:ascii="Arial" w:cs="Arial" w:eastAsia="Arial" w:hAnsi="Arial"/>
+                <w:color w:val="1A1A1A"/>
+                <w:sz w:val="20"/>
+                <w:szCs w:val="20"/>
+              </w:rPr>
+              <w:t xml:space="preserve">自然语言 Excel 分析</w:t>
+            </w:r>
+          </w:p>
+        </w:tc>
+        <w:tc>
+          <w:tcPr>
+            <w:tcW w:type="dxa" w:w="2560"/>
             <w:tcBorders>
               <w:top w:val="single" w:color="CCCCCC" w:sz="1"/>
               <w:left w:val="single" w:color="CCCCCC" w:sz="1"/>
@@ -1993,13 +1992,13 @@
                 <w:sz w:val="20"/>
                 <w:szCs w:val="20"/>
               </w:rPr>
-              <w:t xml:space="preserve">客户画像自动生成</w:t>
-            </w:r>
-          </w:p>
-        </w:tc>
-        <w:tc>
-          <w:tcPr>
-            <w:tcW w:type="dxa" w:w="2800"/>
+              <w:t xml:space="preserve">不会数据分析也能问出结论</w:t>
+            </w:r>
+          </w:p>
+        </w:tc>
+        <w:tc>
+          <w:tcPr>
+            <w:tcW w:type="dxa" w:w="1080"/>
             <w:tcBorders>
               <w:top w:val="single" w:color="CCCCCC" w:sz="1"/>
               <w:left w:val="single" w:color="CCCCCC" w:sz="1"/>
@@ -2016,22 +2015,22 @@
           </w:tcPr>
           <w:p>
             <w:pPr>
-              <w:jc w:val="left"/>
-            </w:pPr>
-            <w:r>
-              <w:rPr>
-                <w:rFonts w:ascii="Arial" w:cs="Arial" w:eastAsia="Arial" w:hAnsi="Arial"/>
-                <w:color w:val="1A1A1A"/>
-                <w:sz w:val="20"/>
-                <w:szCs w:val="20"/>
-              </w:rPr>
-              <w:t xml:space="preserve">从对话和行为数据中自动提炼客户洞察</w:t>
-            </w:r>
-          </w:p>
-        </w:tc>
-        <w:tc>
-          <w:tcPr>
-            <w:tcW w:type="dxa" w:w="1480"/>
+              <w:jc w:val="center"/>
+            </w:pPr>
+            <w:r>
+              <w:rPr>
+                <w:rFonts w:ascii="Arial" w:cs="Arial" w:eastAsia="Arial" w:hAnsi="Arial"/>
+                <w:color w:val="1A1A1A"/>
+                <w:sz w:val="20"/>
+                <w:szCs w:val="20"/>
+              </w:rPr>
+              <w:t xml:space="preserve">可交付</w:t>
+            </w:r>
+          </w:p>
+        </w:tc>
+        <w:tc>
+          <w:tcPr>
+            <w:tcW w:type="dxa" w:w="880"/>
             <w:tcBorders>
               <w:top w:val="single" w:color="CCCCCC" w:sz="1"/>
               <w:left w:val="single" w:color="CCCCCC" w:sz="1"/>
@@ -2057,13 +2056,13 @@
                 <w:sz w:val="20"/>
                 <w:szCs w:val="20"/>
               </w:rPr>
-              <w:t xml:space="preserve">可交付</w:t>
-            </w:r>
-          </w:p>
-        </w:tc>
-        <w:tc>
-          <w:tcPr>
-            <w:tcW w:type="dxa" w:w="1480"/>
+              <w:t xml:space="preserve">★★★★☆</w:t>
+            </w:r>
+          </w:p>
+        </w:tc>
+        <w:tc>
+          <w:tcPr>
+            <w:tcW w:type="dxa" w:w="880"/>
             <w:tcBorders>
               <w:top w:val="single" w:color="CCCCCC" w:sz="1"/>
               <w:left w:val="single" w:color="CCCCCC" w:sz="1"/>
@@ -2089,13 +2088,13 @@
                 <w:sz w:val="20"/>
                 <w:szCs w:val="20"/>
               </w:rPr>
-              <w:t xml:space="preserve">★★★★☆</w:t>
-            </w:r>
-          </w:p>
-        </w:tc>
-        <w:tc>
-          <w:tcPr>
-            <w:tcW w:type="dxa" w:w="1400"/>
+              <w:t xml:space="preserve">中 ★★☆</w:t>
+            </w:r>
+          </w:p>
+        </w:tc>
+        <w:tc>
+          <w:tcPr>
+            <w:tcW w:type="dxa" w:w="2000"/>
             <w:tcBorders>
               <w:top w:val="single" w:color="CCCCCC" w:sz="1"/>
               <w:left w:val="single" w:color="CCCCCC" w:sz="1"/>
@@ -2121,7 +2120,7 @@
                 <w:sz w:val="20"/>
                 <w:szCs w:val="20"/>
               </w:rPr>
-              <w:t xml:space="preserve">中 ★★☆</w:t>
+              <w:t xml:space="preserve">3–4.5万</w:t>
             </w:r>
           </w:p>
         </w:tc>
@@ -2129,7 +2128,7 @@
       <w:tr>
         <w:tc>
           <w:tcPr>
-            <w:tcW w:type="dxa" w:w="2200"/>
+            <w:tcW w:type="dxa" w:w="1960"/>
             <w:tcBorders>
               <w:top w:val="single" w:color="CCCCCC" w:sz="1"/>
               <w:left w:val="single" w:color="CCCCCC" w:sz="1"/>
@@ -2155,13 +2154,13 @@
                 <w:sz w:val="20"/>
                 <w:szCs w:val="20"/>
               </w:rPr>
-              <w:t xml:space="preserve">AI 培训题库生成</w:t>
-            </w:r>
-          </w:p>
-        </w:tc>
-        <w:tc>
-          <w:tcPr>
-            <w:tcW w:type="dxa" w:w="2800"/>
+              <w:t xml:space="preserve">竞品 / 行业快速分析</w:t>
+            </w:r>
+          </w:p>
+        </w:tc>
+        <w:tc>
+          <w:tcPr>
+            <w:tcW w:type="dxa" w:w="2560"/>
             <w:tcBorders>
               <w:top w:val="single" w:color="CCCCCC" w:sz="1"/>
               <w:left w:val="single" w:color="CCCCCC" w:sz="1"/>
@@ -2187,13 +2186,13 @@
                 <w:sz w:val="20"/>
                 <w:szCs w:val="20"/>
               </w:rPr>
-              <w:t xml:space="preserve">上传材料，自动生成覆盖全面的考题和练习</w:t>
-            </w:r>
-          </w:p>
-        </w:tc>
-        <w:tc>
-          <w:tcPr>
-            <w:tcW w:type="dxa" w:w="1480"/>
+              <w:t xml:space="preserve">输入资料，分钟级输出结构化竞品报告</w:t>
+            </w:r>
+          </w:p>
+        </w:tc>
+        <w:tc>
+          <w:tcPr>
+            <w:tcW w:type="dxa" w:w="1080"/>
             <w:tcBorders>
               <w:top w:val="single" w:color="CCCCCC" w:sz="1"/>
               <w:left w:val="single" w:color="CCCCCC" w:sz="1"/>
@@ -2225,7 +2224,7 @@
         </w:tc>
         <w:tc>
           <w:tcPr>
-            <w:tcW w:type="dxa" w:w="1480"/>
+            <w:tcW w:type="dxa" w:w="880"/>
             <w:tcBorders>
               <w:top w:val="single" w:color="CCCCCC" w:sz="1"/>
               <w:left w:val="single" w:color="CCCCCC" w:sz="1"/>
@@ -2257,7 +2256,7 @@
         </w:tc>
         <w:tc>
           <w:tcPr>
-            <w:tcW w:type="dxa" w:w="1400"/>
+            <w:tcW w:type="dxa" w:w="880"/>
             <w:tcBorders>
               <w:top w:val="single" w:color="CCCCCC" w:sz="1"/>
               <w:left w:val="single" w:color="CCCCCC" w:sz="1"/>
@@ -2287,11 +2286,9 @@
             </w:r>
           </w:p>
         </w:tc>
-      </w:tr>
-      <w:tr>
-        <w:tc>
-          <w:tcPr>
-            <w:tcW w:type="dxa" w:w="2200"/>
+        <w:tc>
+          <w:tcPr>
+            <w:tcW w:type="dxa" w:w="2000"/>
             <w:tcBorders>
               <w:top w:val="single" w:color="CCCCCC" w:sz="1"/>
               <w:left w:val="single" w:color="CCCCCC" w:sz="1"/>
@@ -2308,22 +2305,24 @@
           </w:tcPr>
           <w:p>
             <w:pPr>
-              <w:jc w:val="left"/>
-            </w:pPr>
-            <w:r>
-              <w:rPr>
-                <w:rFonts w:ascii="Arial" w:cs="Arial" w:eastAsia="Arial" w:hAnsi="Arial"/>
-                <w:color w:val="1A1A1A"/>
-                <w:sz w:val="20"/>
-                <w:szCs w:val="20"/>
-              </w:rPr>
-              <w:t xml:space="preserve">AI 文本摘要与总结</w:t>
-            </w:r>
-          </w:p>
-        </w:tc>
-        <w:tc>
-          <w:tcPr>
-            <w:tcW w:type="dxa" w:w="2800"/>
+              <w:jc w:val="center"/>
+            </w:pPr>
+            <w:r>
+              <w:rPr>
+                <w:rFonts w:ascii="Arial" w:cs="Arial" w:eastAsia="Arial" w:hAnsi="Arial"/>
+                <w:color w:val="1A1A1A"/>
+                <w:sz w:val="20"/>
+                <w:szCs w:val="20"/>
+              </w:rPr>
+              <w:t xml:space="preserve">1.5–2.5万</w:t>
+            </w:r>
+          </w:p>
+        </w:tc>
+      </w:tr>
+      <w:tr>
+        <w:tc>
+          <w:tcPr>
+            <w:tcW w:type="dxa" w:w="1960"/>
             <w:tcBorders>
               <w:top w:val="single" w:color="CCCCCC" w:sz="1"/>
               <w:left w:val="single" w:color="CCCCCC" w:sz="1"/>
@@ -2349,13 +2348,13 @@
                 <w:sz w:val="20"/>
                 <w:szCs w:val="20"/>
               </w:rPr>
-              <w:t xml:space="preserve">长文档秒变精华，关键信息不遗漏</w:t>
-            </w:r>
-          </w:p>
-        </w:tc>
-        <w:tc>
-          <w:tcPr>
-            <w:tcW w:type="dxa" w:w="1480"/>
+              <w:t xml:space="preserve">客户画像自动生成</w:t>
+            </w:r>
+          </w:p>
+        </w:tc>
+        <w:tc>
+          <w:tcPr>
+            <w:tcW w:type="dxa" w:w="2560"/>
             <w:tcBorders>
               <w:top w:val="single" w:color="CCCCCC" w:sz="1"/>
               <w:left w:val="single" w:color="CCCCCC" w:sz="1"/>
@@ -2372,22 +2371,22 @@
           </w:tcPr>
           <w:p>
             <w:pPr>
-              <w:jc w:val="center"/>
-            </w:pPr>
-            <w:r>
-              <w:rPr>
-                <w:rFonts w:ascii="Arial" w:cs="Arial" w:eastAsia="Arial" w:hAnsi="Arial"/>
-                <w:color w:val="1A1A1A"/>
-                <w:sz w:val="20"/>
-                <w:szCs w:val="20"/>
-              </w:rPr>
-              <w:t xml:space="preserve">可交付</w:t>
-            </w:r>
-          </w:p>
-        </w:tc>
-        <w:tc>
-          <w:tcPr>
-            <w:tcW w:type="dxa" w:w="1480"/>
+              <w:jc w:val="left"/>
+            </w:pPr>
+            <w:r>
+              <w:rPr>
+                <w:rFonts w:ascii="Arial" w:cs="Arial" w:eastAsia="Arial" w:hAnsi="Arial"/>
+                <w:color w:val="1A1A1A"/>
+                <w:sz w:val="20"/>
+                <w:szCs w:val="20"/>
+              </w:rPr>
+              <w:t xml:space="preserve">从对话和行为数据中自动提炼客户洞察</w:t>
+            </w:r>
+          </w:p>
+        </w:tc>
+        <w:tc>
+          <w:tcPr>
+            <w:tcW w:type="dxa" w:w="1080"/>
             <w:tcBorders>
               <w:top w:val="single" w:color="CCCCCC" w:sz="1"/>
               <w:left w:val="single" w:color="CCCCCC" w:sz="1"/>
@@ -2413,13 +2412,13 @@
                 <w:sz w:val="20"/>
                 <w:szCs w:val="20"/>
               </w:rPr>
-              <w:t xml:space="preserve">★★★★☆</w:t>
-            </w:r>
-          </w:p>
-        </w:tc>
-        <w:tc>
-          <w:tcPr>
-            <w:tcW w:type="dxa" w:w="1400"/>
+              <w:t xml:space="preserve">可交付</w:t>
+            </w:r>
+          </w:p>
+        </w:tc>
+        <w:tc>
+          <w:tcPr>
+            <w:tcW w:type="dxa" w:w="880"/>
             <w:tcBorders>
               <w:top w:val="single" w:color="CCCCCC" w:sz="1"/>
               <w:left w:val="single" w:color="CCCCCC" w:sz="1"/>
@@ -2445,7 +2444,459 @@
                 <w:sz w:val="20"/>
                 <w:szCs w:val="20"/>
               </w:rPr>
+              <w:t xml:space="preserve">★★★★☆</w:t>
+            </w:r>
+          </w:p>
+        </w:tc>
+        <w:tc>
+          <w:tcPr>
+            <w:tcW w:type="dxa" w:w="880"/>
+            <w:tcBorders>
+              <w:top w:val="single" w:color="CCCCCC" w:sz="1"/>
+              <w:left w:val="single" w:color="CCCCCC" w:sz="1"/>
+              <w:bottom w:val="single" w:color="CCCCCC" w:sz="1"/>
+              <w:right w:val="single" w:color="CCCCCC" w:sz="1"/>
+            </w:tcBorders>
+            <w:shd w:fill="FFFFFF" w:val="clear"/>
+            <w:tcMar>
+              <w:top w:type="dxa" w:w="80"/>
+              <w:left w:type="dxa" w:w="120"/>
+              <w:bottom w:type="dxa" w:w="80"/>
+              <w:right w:type="dxa" w:w="120"/>
+            </w:tcMar>
+          </w:tcPr>
+          <w:p>
+            <w:pPr>
+              <w:jc w:val="center"/>
+            </w:pPr>
+            <w:r>
+              <w:rPr>
+                <w:rFonts w:ascii="Arial" w:cs="Arial" w:eastAsia="Arial" w:hAnsi="Arial"/>
+                <w:color w:val="1A1A1A"/>
+                <w:sz w:val="20"/>
+                <w:szCs w:val="20"/>
+              </w:rPr>
+              <w:t xml:space="preserve">中 ★★☆</w:t>
+            </w:r>
+          </w:p>
+        </w:tc>
+        <w:tc>
+          <w:tcPr>
+            <w:tcW w:type="dxa" w:w="2000"/>
+            <w:tcBorders>
+              <w:top w:val="single" w:color="CCCCCC" w:sz="1"/>
+              <w:left w:val="single" w:color="CCCCCC" w:sz="1"/>
+              <w:bottom w:val="single" w:color="CCCCCC" w:sz="1"/>
+              <w:right w:val="single" w:color="CCCCCC" w:sz="1"/>
+            </w:tcBorders>
+            <w:shd w:fill="FFFFFF" w:val="clear"/>
+            <w:tcMar>
+              <w:top w:type="dxa" w:w="80"/>
+              <w:left w:type="dxa" w:w="120"/>
+              <w:bottom w:type="dxa" w:w="80"/>
+              <w:right w:type="dxa" w:w="120"/>
+            </w:tcMar>
+          </w:tcPr>
+          <w:p>
+            <w:pPr>
+              <w:jc w:val="center"/>
+            </w:pPr>
+            <w:r>
+              <w:rPr>
+                <w:rFonts w:ascii="Arial" w:cs="Arial" w:eastAsia="Arial" w:hAnsi="Arial"/>
+                <w:color w:val="1A1A1A"/>
+                <w:sz w:val="20"/>
+                <w:szCs w:val="20"/>
+              </w:rPr>
+              <w:t xml:space="preserve">3–4.5万</w:t>
+            </w:r>
+          </w:p>
+        </w:tc>
+      </w:tr>
+      <w:tr>
+        <w:tc>
+          <w:tcPr>
+            <w:tcW w:type="dxa" w:w="1960"/>
+            <w:tcBorders>
+              <w:top w:val="single" w:color="CCCCCC" w:sz="1"/>
+              <w:left w:val="single" w:color="CCCCCC" w:sz="1"/>
+              <w:bottom w:val="single" w:color="CCCCCC" w:sz="1"/>
+              <w:right w:val="single" w:color="CCCCCC" w:sz="1"/>
+            </w:tcBorders>
+            <w:shd w:fill="FFFFFF" w:val="clear"/>
+            <w:tcMar>
+              <w:top w:type="dxa" w:w="80"/>
+              <w:left w:type="dxa" w:w="120"/>
+              <w:bottom w:type="dxa" w:w="80"/>
+              <w:right w:type="dxa" w:w="120"/>
+            </w:tcMar>
+          </w:tcPr>
+          <w:p>
+            <w:pPr>
+              <w:jc w:val="left"/>
+            </w:pPr>
+            <w:r>
+              <w:rPr>
+                <w:rFonts w:ascii="Arial" w:cs="Arial" w:eastAsia="Arial" w:hAnsi="Arial"/>
+                <w:color w:val="1A1A1A"/>
+                <w:sz w:val="20"/>
+                <w:szCs w:val="20"/>
+              </w:rPr>
+              <w:t xml:space="preserve">AI 培训题库生成</w:t>
+            </w:r>
+          </w:p>
+        </w:tc>
+        <w:tc>
+          <w:tcPr>
+            <w:tcW w:type="dxa" w:w="2560"/>
+            <w:tcBorders>
+              <w:top w:val="single" w:color="CCCCCC" w:sz="1"/>
+              <w:left w:val="single" w:color="CCCCCC" w:sz="1"/>
+              <w:bottom w:val="single" w:color="CCCCCC" w:sz="1"/>
+              <w:right w:val="single" w:color="CCCCCC" w:sz="1"/>
+            </w:tcBorders>
+            <w:shd w:fill="FFFFFF" w:val="clear"/>
+            <w:tcMar>
+              <w:top w:type="dxa" w:w="80"/>
+              <w:left w:type="dxa" w:w="120"/>
+              <w:bottom w:type="dxa" w:w="80"/>
+              <w:right w:type="dxa" w:w="120"/>
+            </w:tcMar>
+          </w:tcPr>
+          <w:p>
+            <w:pPr>
+              <w:jc w:val="left"/>
+            </w:pPr>
+            <w:r>
+              <w:rPr>
+                <w:rFonts w:ascii="Arial" w:cs="Arial" w:eastAsia="Arial" w:hAnsi="Arial"/>
+                <w:color w:val="1A1A1A"/>
+                <w:sz w:val="20"/>
+                <w:szCs w:val="20"/>
+              </w:rPr>
+              <w:t xml:space="preserve">上传材料，自动生成覆盖全面的考题和练习</w:t>
+            </w:r>
+          </w:p>
+        </w:tc>
+        <w:tc>
+          <w:tcPr>
+            <w:tcW w:type="dxa" w:w="1080"/>
+            <w:tcBorders>
+              <w:top w:val="single" w:color="CCCCCC" w:sz="1"/>
+              <w:left w:val="single" w:color="CCCCCC" w:sz="1"/>
+              <w:bottom w:val="single" w:color="CCCCCC" w:sz="1"/>
+              <w:right w:val="single" w:color="CCCCCC" w:sz="1"/>
+            </w:tcBorders>
+            <w:shd w:fill="FFFFFF" w:val="clear"/>
+            <w:tcMar>
+              <w:top w:type="dxa" w:w="80"/>
+              <w:left w:type="dxa" w:w="120"/>
+              <w:bottom w:type="dxa" w:w="80"/>
+              <w:right w:type="dxa" w:w="120"/>
+            </w:tcMar>
+          </w:tcPr>
+          <w:p>
+            <w:pPr>
+              <w:jc w:val="center"/>
+            </w:pPr>
+            <w:r>
+              <w:rPr>
+                <w:rFonts w:ascii="Arial" w:cs="Arial" w:eastAsia="Arial" w:hAnsi="Arial"/>
+                <w:color w:val="1A1A1A"/>
+                <w:sz w:val="20"/>
+                <w:szCs w:val="20"/>
+              </w:rPr>
+              <w:t xml:space="preserve">可交付</w:t>
+            </w:r>
+          </w:p>
+        </w:tc>
+        <w:tc>
+          <w:tcPr>
+            <w:tcW w:type="dxa" w:w="880"/>
+            <w:tcBorders>
+              <w:top w:val="single" w:color="CCCCCC" w:sz="1"/>
+              <w:left w:val="single" w:color="CCCCCC" w:sz="1"/>
+              <w:bottom w:val="single" w:color="CCCCCC" w:sz="1"/>
+              <w:right w:val="single" w:color="CCCCCC" w:sz="1"/>
+            </w:tcBorders>
+            <w:shd w:fill="FFFFFF" w:val="clear"/>
+            <w:tcMar>
+              <w:top w:type="dxa" w:w="80"/>
+              <w:left w:type="dxa" w:w="120"/>
+              <w:bottom w:type="dxa" w:w="80"/>
+              <w:right w:type="dxa" w:w="120"/>
+            </w:tcMar>
+          </w:tcPr>
+          <w:p>
+            <w:pPr>
+              <w:jc w:val="center"/>
+            </w:pPr>
+            <w:r>
+              <w:rPr>
+                <w:rFonts w:ascii="Arial" w:cs="Arial" w:eastAsia="Arial" w:hAnsi="Arial"/>
+                <w:color w:val="1A1A1A"/>
+                <w:sz w:val="20"/>
+                <w:szCs w:val="20"/>
+              </w:rPr>
+              <w:t xml:space="preserve">★★★★☆</w:t>
+            </w:r>
+          </w:p>
+        </w:tc>
+        <w:tc>
+          <w:tcPr>
+            <w:tcW w:type="dxa" w:w="880"/>
+            <w:tcBorders>
+              <w:top w:val="single" w:color="CCCCCC" w:sz="1"/>
+              <w:left w:val="single" w:color="CCCCCC" w:sz="1"/>
+              <w:bottom w:val="single" w:color="CCCCCC" w:sz="1"/>
+              <w:right w:val="single" w:color="CCCCCC" w:sz="1"/>
+            </w:tcBorders>
+            <w:shd w:fill="FFFFFF" w:val="clear"/>
+            <w:tcMar>
+              <w:top w:type="dxa" w:w="80"/>
+              <w:left w:type="dxa" w:w="120"/>
+              <w:bottom w:type="dxa" w:w="80"/>
+              <w:right w:type="dxa" w:w="120"/>
+            </w:tcMar>
+          </w:tcPr>
+          <w:p>
+            <w:pPr>
+              <w:jc w:val="center"/>
+            </w:pPr>
+            <w:r>
+              <w:rPr>
+                <w:rFonts w:ascii="Arial" w:cs="Arial" w:eastAsia="Arial" w:hAnsi="Arial"/>
+                <w:color w:val="1A1A1A"/>
+                <w:sz w:val="20"/>
+                <w:szCs w:val="20"/>
+              </w:rPr>
               <w:t xml:space="preserve">低 ★☆☆</w:t>
+            </w:r>
+          </w:p>
+        </w:tc>
+        <w:tc>
+          <w:tcPr>
+            <w:tcW w:type="dxa" w:w="2000"/>
+            <w:tcBorders>
+              <w:top w:val="single" w:color="CCCCCC" w:sz="1"/>
+              <w:left w:val="single" w:color="CCCCCC" w:sz="1"/>
+              <w:bottom w:val="single" w:color="CCCCCC" w:sz="1"/>
+              <w:right w:val="single" w:color="CCCCCC" w:sz="1"/>
+            </w:tcBorders>
+            <w:shd w:fill="FFFFFF" w:val="clear"/>
+            <w:tcMar>
+              <w:top w:type="dxa" w:w="80"/>
+              <w:left w:type="dxa" w:w="120"/>
+              <w:bottom w:type="dxa" w:w="80"/>
+              <w:right w:type="dxa" w:w="120"/>
+            </w:tcMar>
+          </w:tcPr>
+          <w:p>
+            <w:pPr>
+              <w:jc w:val="center"/>
+            </w:pPr>
+            <w:r>
+              <w:rPr>
+                <w:rFonts w:ascii="Arial" w:cs="Arial" w:eastAsia="Arial" w:hAnsi="Arial"/>
+                <w:color w:val="1A1A1A"/>
+                <w:sz w:val="20"/>
+                <w:szCs w:val="20"/>
+              </w:rPr>
+              <w:t xml:space="preserve">1.5–2.5万</w:t>
+            </w:r>
+          </w:p>
+        </w:tc>
+      </w:tr>
+      <w:tr>
+        <w:tc>
+          <w:tcPr>
+            <w:tcW w:type="dxa" w:w="1960"/>
+            <w:tcBorders>
+              <w:top w:val="single" w:color="CCCCCC" w:sz="1"/>
+              <w:left w:val="single" w:color="CCCCCC" w:sz="1"/>
+              <w:bottom w:val="single" w:color="CCCCCC" w:sz="1"/>
+              <w:right w:val="single" w:color="CCCCCC" w:sz="1"/>
+            </w:tcBorders>
+            <w:shd w:fill="FFFFFF" w:val="clear"/>
+            <w:tcMar>
+              <w:top w:type="dxa" w:w="80"/>
+              <w:left w:type="dxa" w:w="120"/>
+              <w:bottom w:type="dxa" w:w="80"/>
+              <w:right w:type="dxa" w:w="120"/>
+            </w:tcMar>
+          </w:tcPr>
+          <w:p>
+            <w:pPr>
+              <w:jc w:val="left"/>
+            </w:pPr>
+            <w:r>
+              <w:rPr>
+                <w:rFonts w:ascii="Arial" w:cs="Arial" w:eastAsia="Arial" w:hAnsi="Arial"/>
+                <w:color w:val="1A1A1A"/>
+                <w:sz w:val="20"/>
+                <w:szCs w:val="20"/>
+              </w:rPr>
+              <w:t xml:space="preserve">AI 文本摘要与总结</w:t>
+            </w:r>
+          </w:p>
+        </w:tc>
+        <w:tc>
+          <w:tcPr>
+            <w:tcW w:type="dxa" w:w="2560"/>
+            <w:tcBorders>
+              <w:top w:val="single" w:color="CCCCCC" w:sz="1"/>
+              <w:left w:val="single" w:color="CCCCCC" w:sz="1"/>
+              <w:bottom w:val="single" w:color="CCCCCC" w:sz="1"/>
+              <w:right w:val="single" w:color="CCCCCC" w:sz="1"/>
+            </w:tcBorders>
+            <w:shd w:fill="FFFFFF" w:val="clear"/>
+            <w:tcMar>
+              <w:top w:type="dxa" w:w="80"/>
+              <w:left w:type="dxa" w:w="120"/>
+              <w:bottom w:type="dxa" w:w="80"/>
+              <w:right w:type="dxa" w:w="120"/>
+            </w:tcMar>
+          </w:tcPr>
+          <w:p>
+            <w:pPr>
+              <w:jc w:val="left"/>
+            </w:pPr>
+            <w:r>
+              <w:rPr>
+                <w:rFonts w:ascii="Arial" w:cs="Arial" w:eastAsia="Arial" w:hAnsi="Arial"/>
+                <w:color w:val="1A1A1A"/>
+                <w:sz w:val="20"/>
+                <w:szCs w:val="20"/>
+              </w:rPr>
+              <w:t xml:space="preserve">长文档秒变精华，关键信息不遗漏</w:t>
+            </w:r>
+          </w:p>
+        </w:tc>
+        <w:tc>
+          <w:tcPr>
+            <w:tcW w:type="dxa" w:w="1080"/>
+            <w:tcBorders>
+              <w:top w:val="single" w:color="CCCCCC" w:sz="1"/>
+              <w:left w:val="single" w:color="CCCCCC" w:sz="1"/>
+              <w:bottom w:val="single" w:color="CCCCCC" w:sz="1"/>
+              <w:right w:val="single" w:color="CCCCCC" w:sz="1"/>
+            </w:tcBorders>
+            <w:shd w:fill="FFFFFF" w:val="clear"/>
+            <w:tcMar>
+              <w:top w:type="dxa" w:w="80"/>
+              <w:left w:type="dxa" w:w="120"/>
+              <w:bottom w:type="dxa" w:w="80"/>
+              <w:right w:type="dxa" w:w="120"/>
+            </w:tcMar>
+          </w:tcPr>
+          <w:p>
+            <w:pPr>
+              <w:jc w:val="center"/>
+            </w:pPr>
+            <w:r>
+              <w:rPr>
+                <w:rFonts w:ascii="Arial" w:cs="Arial" w:eastAsia="Arial" w:hAnsi="Arial"/>
+                <w:color w:val="1A1A1A"/>
+                <w:sz w:val="20"/>
+                <w:szCs w:val="20"/>
+              </w:rPr>
+              <w:t xml:space="preserve">可交付</w:t>
+            </w:r>
+          </w:p>
+        </w:tc>
+        <w:tc>
+          <w:tcPr>
+            <w:tcW w:type="dxa" w:w="880"/>
+            <w:tcBorders>
+              <w:top w:val="single" w:color="CCCCCC" w:sz="1"/>
+              <w:left w:val="single" w:color="CCCCCC" w:sz="1"/>
+              <w:bottom w:val="single" w:color="CCCCCC" w:sz="1"/>
+              <w:right w:val="single" w:color="CCCCCC" w:sz="1"/>
+            </w:tcBorders>
+            <w:shd w:fill="FFFFFF" w:val="clear"/>
+            <w:tcMar>
+              <w:top w:type="dxa" w:w="80"/>
+              <w:left w:type="dxa" w:w="120"/>
+              <w:bottom w:type="dxa" w:w="80"/>
+              <w:right w:type="dxa" w:w="120"/>
+            </w:tcMar>
+          </w:tcPr>
+          <w:p>
+            <w:pPr>
+              <w:jc w:val="center"/>
+            </w:pPr>
+            <w:r>
+              <w:rPr>
+                <w:rFonts w:ascii="Arial" w:cs="Arial" w:eastAsia="Arial" w:hAnsi="Arial"/>
+                <w:color w:val="1A1A1A"/>
+                <w:sz w:val="20"/>
+                <w:szCs w:val="20"/>
+              </w:rPr>
+              <w:t xml:space="preserve">★★★★☆</w:t>
+            </w:r>
+          </w:p>
+        </w:tc>
+        <w:tc>
+          <w:tcPr>
+            <w:tcW w:type="dxa" w:w="880"/>
+            <w:tcBorders>
+              <w:top w:val="single" w:color="CCCCCC" w:sz="1"/>
+              <w:left w:val="single" w:color="CCCCCC" w:sz="1"/>
+              <w:bottom w:val="single" w:color="CCCCCC" w:sz="1"/>
+              <w:right w:val="single" w:color="CCCCCC" w:sz="1"/>
+            </w:tcBorders>
+            <w:shd w:fill="FFFFFF" w:val="clear"/>
+            <w:tcMar>
+              <w:top w:type="dxa" w:w="80"/>
+              <w:left w:type="dxa" w:w="120"/>
+              <w:bottom w:type="dxa" w:w="80"/>
+              <w:right w:type="dxa" w:w="120"/>
+            </w:tcMar>
+          </w:tcPr>
+          <w:p>
+            <w:pPr>
+              <w:jc w:val="center"/>
+            </w:pPr>
+            <w:r>
+              <w:rPr>
+                <w:rFonts w:ascii="Arial" w:cs="Arial" w:eastAsia="Arial" w:hAnsi="Arial"/>
+                <w:color w:val="1A1A1A"/>
+                <w:sz w:val="20"/>
+                <w:szCs w:val="20"/>
+              </w:rPr>
+              <w:t xml:space="preserve">低 ★☆☆</w:t>
+            </w:r>
+          </w:p>
+        </w:tc>
+        <w:tc>
+          <w:tcPr>
+            <w:tcW w:type="dxa" w:w="2000"/>
+            <w:tcBorders>
+              <w:top w:val="single" w:color="CCCCCC" w:sz="1"/>
+              <w:left w:val="single" w:color="CCCCCC" w:sz="1"/>
+              <w:bottom w:val="single" w:color="CCCCCC" w:sz="1"/>
+              <w:right w:val="single" w:color="CCCCCC" w:sz="1"/>
+            </w:tcBorders>
+            <w:shd w:fill="FFFFFF" w:val="clear"/>
+            <w:tcMar>
+              <w:top w:type="dxa" w:w="80"/>
+              <w:left w:type="dxa" w:w="120"/>
+              <w:bottom w:type="dxa" w:w="80"/>
+              <w:right w:type="dxa" w:w="120"/>
+            </w:tcMar>
+          </w:tcPr>
+          <w:p>
+            <w:pPr>
+              <w:jc w:val="center"/>
+            </w:pPr>
+            <w:r>
+              <w:rPr>
+                <w:rFonts w:ascii="Arial" w:cs="Arial" w:eastAsia="Arial" w:hAnsi="Arial"/>
+                <w:color w:val="1A1A1A"/>
+                <w:sz w:val="20"/>
+                <w:szCs w:val="20"/>
+              </w:rPr>
+              <w:t xml:space="preserve">1–2万</w:t>
             </w:r>
           </w:p>
         </w:tc>
